--- a/zht/docx/053.content.docx
+++ b/zht/docx/053.content.docx
@@ -149,27 +149,7 @@
         <w:rPr>
           <w:lang w:val="zh_TW" w:bidi="zh_TW"/>
         </w:rPr>
-        <w:t>hun</w:t>
-      </w:r>
-      <w:r>
-        <w:rPr>
-          <w:lang w:val="zh_TW" w:bidi="zh_TW"/>
-        </w:rPr>
-      </w:r>
-    </w:p>
-    <w:p>
-      <w:pPr/>
-      <w:r>
-        <w:rPr>
-          <w:lang w:val="zh_TW" w:bidi="zh_TW"/>
-        </w:rPr>
-      </w:r>
-      <w:r>
-        <w:rPr>
-          <w:i/>
-          <w:lang w:val="zh_TW" w:bidi="zh_TW"/>
-        </w:rPr>
-        <w:t>婚姻、婚姻習俗</w:t>
+        <w:t>hong</w:t>
       </w:r>
       <w:r>
         <w:rPr>
@@ -232,7 +212,7 @@
         <w:rPr>
           <w:lang w:val="zh_TW" w:bidi="zh_TW"/>
         </w:rPr>
-        <w:t>婚姻、婚姻習俗</w:t>
+        <w:t>洪水</w:t>
       </w:r>
       <w:r>
         <w:rPr>
@@ -251,7 +231,36 @@
         <w:rPr>
           <w:lang w:val="zh_TW" w:bidi="zh_TW"/>
         </w:rPr>
-        <w:t>在各個文化中所實踐的男女間的婚姻。</w:t>
+        <w:t>水勢上漲氾濫，淹沒大地，特別指</w:t>
+      </w:r>
+      <w:hyperlink r:id="rId13">
+        <w:r>
+          <w:rPr>
+            <w:lang w:val="zh_TW" w:bidi="zh_TW"/>
+          </w:rPr>
+          <w:rPr>
+            <w:color w:val="0000EE"/>
+            <w:u w:val="single"/>
+          </w:rPr>
+          <w:t>創世記六至九章</w:t>
+        </w:r>
+      </w:hyperlink>
+      <w:r>
+        <w:rPr>
+          <w:lang w:val="zh_TW" w:bidi="zh_TW"/>
+        </w:rPr>
+        <w:t>挪亞時代的洪水。</w:t>
+      </w:r>
+    </w:p>
+    <w:p>
+      <w:pPr>
+        <w:pStyle w:val="Heading3"/>
+      </w:pPr>
+      <w:r>
+        <w:rPr>
+          <w:lang w:val="zh_TW" w:bidi="zh_TW"/>
+        </w:rPr>
+        <w:t>聖經記載</w:t>
       </w:r>
     </w:p>
     <w:p>
@@ -265,7 +274,7 @@
         <w:rPr>
           <w:lang w:val="zh_TW" w:bidi="zh_TW"/>
         </w:rPr>
-        <w:t>婚姻的概念是由神所設立的，祂指示亞當：男人應當離開父母，與妻子聯合，二人成為一體（</w:t>
+        <w:t>挪亞洪水的故事記載在</w:t>
       </w:r>
       <w:hyperlink r:id="rId13">
         <w:r>
@@ -276,14 +285,158 @@
             <w:color w:val="0000EE"/>
             <w:u w:val="single"/>
           </w:rPr>
-          <w:t>創2:24</w:t>
+          <w:t>創世記六至九章</w:t>
         </w:r>
       </w:hyperlink>
       <w:r>
         <w:rPr>
           <w:lang w:val="zh_TW" w:bidi="zh_TW"/>
         </w:rPr>
-        <w:t>）。</w:t>
+        <w:t>。聖經常常提到這件事，且一律視為真實事件（</w:t>
+      </w:r>
+      <w:hyperlink r:id="rId14">
+        <w:r>
+          <w:rPr>
+            <w:lang w:val="zh_TW" w:bidi="zh_TW"/>
+          </w:rPr>
+          <w:rPr>
+            <w:color w:val="0000EE"/>
+            <w:u w:val="single"/>
+          </w:rPr>
+          <w:t>創10:1、32</w:t>
+        </w:r>
+      </w:hyperlink>
+      <w:r>
+        <w:rPr>
+          <w:lang w:val="zh_TW" w:bidi="zh_TW"/>
+        </w:rPr>
+        <w:t>，</w:t>
+      </w:r>
+      <w:hyperlink r:id="rId15">
+        <w:r>
+          <w:rPr>
+            <w:lang w:val="zh_TW" w:bidi="zh_TW"/>
+          </w:rPr>
+          <w:rPr>
+            <w:color w:val="0000EE"/>
+            <w:u w:val="single"/>
+          </w:rPr>
+          <w:t>11:10</w:t>
+        </w:r>
+      </w:hyperlink>
+      <w:r>
+        <w:rPr>
+          <w:lang w:val="zh_TW" w:bidi="zh_TW"/>
+        </w:rPr>
+        <w:t>；</w:t>
+      </w:r>
+      <w:hyperlink r:id="rId16">
+        <w:r>
+          <w:rPr>
+            <w:lang w:val="zh_TW" w:bidi="zh_TW"/>
+          </w:rPr>
+          <w:rPr>
+            <w:color w:val="0000EE"/>
+            <w:u w:val="single"/>
+          </w:rPr>
+          <w:t>太24:38</w:t>
+        </w:r>
+      </w:hyperlink>
+      <w:r>
+        <w:rPr>
+          <w:lang w:val="zh_TW" w:bidi="zh_TW"/>
+        </w:rPr>
+        <w:t>–</w:t>
+      </w:r>
+      <w:hyperlink r:id="rId16">
+        <w:r>
+          <w:rPr>
+            <w:lang w:val="zh_TW" w:bidi="zh_TW"/>
+          </w:rPr>
+          <w:rPr>
+            <w:color w:val="0000EE"/>
+            <w:u w:val="single"/>
+          </w:rPr>
+          <w:t>39</w:t>
+        </w:r>
+      </w:hyperlink>
+      <w:r>
+        <w:rPr>
+          <w:lang w:val="zh_TW" w:bidi="zh_TW"/>
+        </w:rPr>
+        <w:t>；</w:t>
+      </w:r>
+      <w:hyperlink r:id="rId17">
+        <w:r>
+          <w:rPr>
+            <w:lang w:val="zh_TW" w:bidi="zh_TW"/>
+          </w:rPr>
+          <w:rPr>
+            <w:color w:val="0000EE"/>
+            <w:u w:val="single"/>
+          </w:rPr>
+          <w:t>路17:27</w:t>
+        </w:r>
+      </w:hyperlink>
+      <w:r>
+        <w:rPr>
+          <w:lang w:val="zh_TW" w:bidi="zh_TW"/>
+        </w:rPr>
+        <w:t>；</w:t>
+      </w:r>
+      <w:hyperlink r:id="rId18">
+        <w:r>
+          <w:rPr>
+            <w:lang w:val="zh_TW" w:bidi="zh_TW"/>
+          </w:rPr>
+          <w:rPr>
+            <w:color w:val="0000EE"/>
+            <w:u w:val="single"/>
+          </w:rPr>
+          <w:t>彼後2:5</w:t>
+        </w:r>
+      </w:hyperlink>
+      <w:r>
+        <w:rPr>
+          <w:lang w:val="zh_TW" w:bidi="zh_TW"/>
+        </w:rPr>
+        <w:t>）。在聖經裡，神降下洪水是因為人類的罪惡極其深重，「人在地上罪惡很大」（</w:t>
+      </w:r>
+      <w:hyperlink r:id="rId19">
+        <w:r>
+          <w:rPr>
+            <w:lang w:val="zh_TW" w:bidi="zh_TW"/>
+          </w:rPr>
+          <w:rPr>
+            <w:color w:val="0000EE"/>
+            <w:u w:val="single"/>
+          </w:rPr>
+          <w:t>創6:5</w:t>
+        </w:r>
+      </w:hyperlink>
+      <w:r>
+        <w:rPr>
+          <w:lang w:val="zh_TW" w:bidi="zh_TW"/>
+        </w:rPr>
+        <w:t>）。神決定毀滅全人類，重新開始，又揀選那些願意順服祂的人（參</w:t>
+      </w:r>
+      <w:hyperlink r:id="rId20">
+        <w:r>
+          <w:rPr>
+            <w:lang w:val="zh_TW" w:bidi="zh_TW"/>
+          </w:rPr>
+          <w:rPr>
+            <w:color w:val="0000EE"/>
+            <w:u w:val="single"/>
+          </w:rPr>
+          <w:t>創1:26–28</w:t>
+        </w:r>
+      </w:hyperlink>
+      <w:r>
+        <w:rPr>
+          <w:lang w:val="zh_TW" w:bidi="zh_TW"/>
+        </w:rPr>
+        <w:t>）。當時唯有挪亞、他的兒子和他們的妻子對耶和華忠心，神藉著他們在毀滅之後重建大地。</w:t>
       </w:r>
     </w:p>
     <w:p>
@@ -297,7 +450,198 @@
         <w:rPr>
           <w:lang w:val="zh_TW" w:bidi="zh_TW"/>
         </w:rPr>
-        <w:t>在舊約中提到幾種形式的婚姻，其中最早的似乎是基於母系原則。雖然在青銅器時代中期和早期君主制中，似乎有一些證據支持這一點，因母親的角色，在埃及與其它地方對於血統的決定仍十分重要，但對於早期是否應用母系原則這點，仍難以確定。</w:t>
+        <w:t>挪亞花了一百二十年建造一艘大船，同時警告世人神即將來臨的審判（</w:t>
+      </w:r>
+      <w:hyperlink r:id="rId21">
+        <w:r>
+          <w:rPr>
+            <w:lang w:val="zh_TW" w:bidi="zh_TW"/>
+          </w:rPr>
+          <w:rPr>
+            <w:color w:val="0000EE"/>
+            <w:u w:val="single"/>
+          </w:rPr>
+          <w:t>創6:3</w:t>
+        </w:r>
+      </w:hyperlink>
+      <w:r>
+        <w:rPr>
+          <w:lang w:val="zh_TW" w:bidi="zh_TW"/>
+        </w:rPr>
+        <w:t>；參</w:t>
+      </w:r>
+      <w:hyperlink r:id="rId22">
+        <w:r>
+          <w:rPr>
+            <w:lang w:val="zh_TW" w:bidi="zh_TW"/>
+          </w:rPr>
+          <w:rPr>
+            <w:color w:val="0000EE"/>
+            <w:u w:val="single"/>
+          </w:rPr>
+          <w:t>來11:7</w:t>
+        </w:r>
+      </w:hyperlink>
+      <w:r>
+        <w:rPr>
+          <w:lang w:val="zh_TW" w:bidi="zh_TW"/>
+        </w:rPr>
+        <w:t>；</w:t>
+      </w:r>
+      <w:hyperlink r:id="rId23">
+        <w:r>
+          <w:rPr>
+            <w:lang w:val="zh_TW" w:bidi="zh_TW"/>
+          </w:rPr>
+          <w:rPr>
+            <w:color w:val="0000EE"/>
+            <w:u w:val="single"/>
+          </w:rPr>
+          <w:t>彼前3:20</w:t>
+        </w:r>
+      </w:hyperlink>
+      <w:r>
+        <w:rPr>
+          <w:lang w:val="zh_TW" w:bidi="zh_TW"/>
+        </w:rPr>
+        <w:t>；</w:t>
+      </w:r>
+      <w:hyperlink r:id="rId18">
+        <w:r>
+          <w:rPr>
+            <w:lang w:val="zh_TW" w:bidi="zh_TW"/>
+          </w:rPr>
+          <w:rPr>
+            <w:color w:val="0000EE"/>
+            <w:u w:val="single"/>
+          </w:rPr>
+          <w:t>彼後2:5</w:t>
+        </w:r>
+      </w:hyperlink>
+      <w:r>
+        <w:rPr>
+          <w:lang w:val="zh_TW" w:bidi="zh_TW"/>
+        </w:rPr>
+        <w:t>）。當洪水來臨時，大雨傾盆而下，地底的泉源也湧上來（</w:t>
+      </w:r>
+      <w:hyperlink r:id="rId24">
+        <w:r>
+          <w:rPr>
+            <w:lang w:val="zh_TW" w:bidi="zh_TW"/>
+          </w:rPr>
+          <w:rPr>
+            <w:color w:val="0000EE"/>
+            <w:u w:val="single"/>
+          </w:rPr>
+          <w:t>創7:11</w:t>
+        </w:r>
+      </w:hyperlink>
+      <w:r>
+        <w:rPr>
+          <w:lang w:val="zh_TW" w:bidi="zh_TW"/>
+        </w:rPr>
+        <w:t>）;只有挪亞一家和他帶入方舟的各樣陸地動物得以倖存。洪水持續超過一年，最後水勢消退，大地重新乾涸（</w:t>
+      </w:r>
+      <w:hyperlink r:id="rId25">
+        <w:r>
+          <w:rPr>
+            <w:lang w:val="zh_TW" w:bidi="zh_TW"/>
+          </w:rPr>
+          <w:rPr>
+            <w:color w:val="0000EE"/>
+            <w:u w:val="single"/>
+          </w:rPr>
+          <w:t>創7:6</w:t>
+        </w:r>
+      </w:hyperlink>
+      <w:r>
+        <w:rPr>
+          <w:lang w:val="zh_TW" w:bidi="zh_TW"/>
+        </w:rPr>
+        <w:t>–</w:t>
+      </w:r>
+      <w:hyperlink r:id="rId25">
+        <w:r>
+          <w:rPr>
+            <w:lang w:val="zh_TW" w:bidi="zh_TW"/>
+          </w:rPr>
+          <w:rPr>
+            <w:color w:val="0000EE"/>
+            <w:u w:val="single"/>
+          </w:rPr>
+          <w:t>12、24</w:t>
+        </w:r>
+      </w:hyperlink>
+      <w:r>
+        <w:rPr>
+          <w:lang w:val="zh_TW" w:bidi="zh_TW"/>
+        </w:rPr>
+        <w:t>，</w:t>
+      </w:r>
+      <w:hyperlink r:id="rId26">
+        <w:r>
+          <w:rPr>
+            <w:lang w:val="zh_TW" w:bidi="zh_TW"/>
+          </w:rPr>
+          <w:rPr>
+            <w:color w:val="0000EE"/>
+            <w:u w:val="single"/>
+          </w:rPr>
+          <w:t>8:3</w:t>
+        </w:r>
+      </w:hyperlink>
+      <w:r>
+        <w:rPr>
+          <w:lang w:val="zh_TW" w:bidi="zh_TW"/>
+        </w:rPr>
+        <w:t>–</w:t>
+      </w:r>
+      <w:hyperlink r:id="rId26">
+        <w:r>
+          <w:rPr>
+            <w:lang w:val="zh_TW" w:bidi="zh_TW"/>
+          </w:rPr>
+          <w:rPr>
+            <w:color w:val="0000EE"/>
+            <w:u w:val="single"/>
+          </w:rPr>
+          <w:t>6、10</w:t>
+        </w:r>
+      </w:hyperlink>
+      <w:r>
+        <w:rPr>
+          <w:lang w:val="zh_TW" w:bidi="zh_TW"/>
+        </w:rPr>
+        <w:t>–</w:t>
+      </w:r>
+      <w:hyperlink r:id="rId26">
+        <w:r>
+          <w:rPr>
+            <w:lang w:val="zh_TW" w:bidi="zh_TW"/>
+          </w:rPr>
+          <w:rPr>
+            <w:color w:val="0000EE"/>
+            <w:u w:val="single"/>
+          </w:rPr>
+          <w:t>14</w:t>
+        </w:r>
+      </w:hyperlink>
+      <w:r>
+        <w:rPr>
+          <w:lang w:val="zh_TW" w:bidi="zh_TW"/>
+        </w:rPr>
+        <w:t>）。挪亞和家人出了方舟後，獻祭感謝神。神也應許不再以洪水毀滅全地。</w:t>
+      </w:r>
+    </w:p>
+    <w:p>
+      <w:pPr>
+        <w:pStyle w:val="Heading3"/>
+      </w:pPr>
+      <w:r>
+        <w:rPr>
+          <w:lang w:val="zh_TW" w:bidi="zh_TW"/>
+        </w:rPr>
+        <w:t>洪水的範圍</w:t>
       </w:r>
     </w:p>
     <w:p>
@@ -311,9 +655,9 @@
         <w:rPr>
           <w:lang w:val="zh_TW" w:bidi="zh_TW"/>
         </w:rPr>
-        <w:t>新娘結婚後通常會離開她的父母，與她丈夫的家族一起生活，就像利百加所做的（</w:t>
-      </w:r>
-      <w:hyperlink r:id="rId14">
+        <w:t>相信洪水事件真實存在的學者，對於其範圍仍有不同看法。經文似乎暗示洪水淹沒全地，甚至高過最高的山頂（</w:t>
+      </w:r>
+      <w:hyperlink r:id="rId27">
         <w:r>
           <w:rPr>
             <w:lang w:val="zh_TW" w:bidi="zh_TW"/>
@@ -322,16 +666,16 @@
             <w:color w:val="0000EE"/>
             <w:u w:val="single"/>
           </w:rPr>
-          <w:t>創24:58–59</w:t>
+          <w:t>創7:17</w:t>
         </w:r>
       </w:hyperlink>
       <w:r>
         <w:rPr>
           <w:lang w:val="zh_TW" w:bidi="zh_TW"/>
         </w:rPr>
-        <w:t>）。片語「娶妻」源自一個意指「成為主人」的字根（</w:t>
-      </w:r>
-      <w:hyperlink r:id="rId15">
+        <w:t>–</w:t>
+      </w:r>
+      <w:hyperlink r:id="rId27">
         <w:r>
           <w:rPr>
             <w:lang w:val="zh_TW" w:bidi="zh_TW"/>
@@ -340,14 +684,116 @@
             <w:color w:val="0000EE"/>
             <w:u w:val="single"/>
           </w:rPr>
-          <w:t>申21:13</w:t>
+          <w:t>20</w:t>
         </w:r>
       </w:hyperlink>
       <w:r>
         <w:rPr>
           <w:lang w:val="zh_TW" w:bidi="zh_TW"/>
         </w:rPr>
-        <w:t>），而妻子經常將她的丈夫視為主人，並稱呼他為主人。</w:t>
+        <w:t>，</w:t>
+      </w:r>
+      <w:hyperlink r:id="rId28">
+        <w:r>
+          <w:rPr>
+            <w:lang w:val="zh_TW" w:bidi="zh_TW"/>
+          </w:rPr>
+          <w:rPr>
+            <w:color w:val="0000EE"/>
+            <w:u w:val="single"/>
+          </w:rPr>
+          <w:t>8:4</w:t>
+        </w:r>
+      </w:hyperlink>
+      <w:r>
+        <w:rPr>
+          <w:lang w:val="zh_TW" w:bidi="zh_TW"/>
+        </w:rPr>
+        <w:t>）。有人主張，經文所說「天下的高山都淹沒了」（</w:t>
+      </w:r>
+      <w:hyperlink r:id="rId29">
+        <w:r>
+          <w:rPr>
+            <w:lang w:val="zh_TW" w:bidi="zh_TW"/>
+          </w:rPr>
+          <w:rPr>
+            <w:color w:val="0000EE"/>
+            <w:u w:val="single"/>
+          </w:rPr>
+          <w:t>創7:19</w:t>
+        </w:r>
+      </w:hyperlink>
+      <w:r>
+        <w:rPr>
+          <w:lang w:val="zh_TW" w:bidi="zh_TW"/>
+        </w:rPr>
+        <w:t>），應當指整個地球都被水覆蓋。但也有人認為洪水只是局部性的，因為經文說「看起來」（譯註：英譯本有此字）彷彿全地都被淹沒。神想要毀滅人類，而當時人類可能只生活在美索不達米亞。因此，全球的洪水是沒有必要的。另外，「地」這個詞在聖經也常常不是按字面意思。在</w:t>
+      </w:r>
+      <w:hyperlink r:id="rId30">
+        <w:r>
+          <w:rPr>
+            <w:lang w:val="zh_TW" w:bidi="zh_TW"/>
+          </w:rPr>
+          <w:rPr>
+            <w:color w:val="0000EE"/>
+            <w:u w:val="single"/>
+          </w:rPr>
+          <w:t>創世記一章1節</w:t>
+        </w:r>
+      </w:hyperlink>
+      <w:r>
+        <w:rPr>
+          <w:lang w:val="zh_TW" w:bidi="zh_TW"/>
+        </w:rPr>
+        <w:t>中，「天地」指的是整個宇宙；「地」有時候也只是指一個國家（</w:t>
+      </w:r>
+      <w:hyperlink r:id="rId31">
+        <w:r>
+          <w:rPr>
+            <w:lang w:val="zh_TW" w:bidi="zh_TW"/>
+          </w:rPr>
+          <w:rPr>
+            <w:color w:val="0000EE"/>
+            <w:u w:val="single"/>
+          </w:rPr>
+          <w:t>創47:13</w:t>
+        </w:r>
+      </w:hyperlink>
+      <w:r>
+        <w:rPr>
+          <w:lang w:val="zh_TW" w:bidi="zh_TW"/>
+        </w:rPr>
+        <w:t>）、</w:t>
+      </w:r>
+      <w:r>
+        <w:rPr>
+          <w:lang w:val="zh_TW" w:bidi="zh_TW"/>
+        </w:rPr>
+        <w:t>一塊田</w:t>
+      </w:r>
+      <w:r>
+        <w:rPr>
+          <w:lang w:val="zh_TW" w:bidi="zh_TW"/>
+        </w:rPr>
+        <w:t>（</w:t>
+      </w:r>
+      <w:hyperlink r:id="rId32">
+        <w:r>
+          <w:rPr>
+            <w:lang w:val="zh_TW" w:bidi="zh_TW"/>
+          </w:rPr>
+          <w:rPr>
+            <w:color w:val="0000EE"/>
+            <w:u w:val="single"/>
+          </w:rPr>
+          <w:t>23:15</w:t>
+        </w:r>
+      </w:hyperlink>
+      <w:r>
+        <w:rPr>
+          <w:lang w:val="zh_TW" w:bidi="zh_TW"/>
+        </w:rPr>
+        <w:t>）等等。所以，我們不一定要認為創世記的洪水描述，是指全球被淹沒。</w:t>
       </w:r>
     </w:p>
     <w:p>
@@ -361,223 +807,19 @@
         <w:rPr>
           <w:lang w:val="zh_TW" w:bidi="zh_TW"/>
         </w:rPr>
-        <w:t>希伯來家譜列表顯示，血統是通過男性血緣來計算的（</w:t>
-      </w:r>
-      <w:hyperlink r:id="rId16">
-        <w:r>
-          <w:rPr>
-            <w:lang w:val="zh_TW" w:bidi="zh_TW"/>
-          </w:rPr>
-          <w:rPr>
-            <w:color w:val="0000EE"/>
-            <w:u w:val="single"/>
-          </w:rPr>
-          <w:t>創5:10</w:t>
-        </w:r>
-      </w:hyperlink>
-      <w:r>
-        <w:rPr>
-          <w:lang w:val="zh_TW" w:bidi="zh_TW"/>
-        </w:rPr>
-        <w:t>，</w:t>
-      </w:r>
-      <w:hyperlink r:id="rId17">
-        <w:r>
-          <w:rPr>
-            <w:lang w:val="zh_TW" w:bidi="zh_TW"/>
-          </w:rPr>
-          <w:rPr>
-            <w:color w:val="0000EE"/>
-            <w:u w:val="single"/>
-          </w:rPr>
-          <w:t>36:9–43</w:t>
-        </w:r>
-      </w:hyperlink>
-      <w:r>
-        <w:rPr>
-          <w:lang w:val="zh_TW" w:bidi="zh_TW"/>
-        </w:rPr>
-        <w:t>；</w:t>
-      </w:r>
-      <w:hyperlink r:id="rId18">
-        <w:r>
-          <w:rPr>
-            <w:lang w:val="zh_TW" w:bidi="zh_TW"/>
-          </w:rPr>
-          <w:rPr>
-            <w:color w:val="0000EE"/>
-            <w:u w:val="single"/>
-          </w:rPr>
-          <w:t>民1:1–15</w:t>
-        </w:r>
-      </w:hyperlink>
-      <w:r>
-        <w:rPr>
-          <w:lang w:val="zh_TW" w:bidi="zh_TW"/>
-        </w:rPr>
-        <w:t>；</w:t>
-      </w:r>
-      <w:hyperlink r:id="rId19">
-        <w:r>
-          <w:rPr>
-            <w:lang w:val="zh_TW" w:bidi="zh_TW"/>
-          </w:rPr>
-          <w:rPr>
-            <w:color w:val="0000EE"/>
-            <w:u w:val="single"/>
-          </w:rPr>
-          <w:t>得4:18–22</w:t>
-        </w:r>
-      </w:hyperlink>
-      <w:r>
-        <w:rPr>
-          <w:lang w:val="zh_TW" w:bidi="zh_TW"/>
-        </w:rPr>
-        <w:t>；</w:t>
-      </w:r>
-      <w:hyperlink r:id="rId20">
-        <w:r>
-          <w:rPr>
-            <w:lang w:val="zh_TW" w:bidi="zh_TW"/>
-          </w:rPr>
-          <w:rPr>
-            <w:color w:val="0000EE"/>
-            <w:u w:val="single"/>
-          </w:rPr>
-          <w:t>代上1:1–9</w:t>
-        </w:r>
-      </w:hyperlink>
-      <w:r>
-        <w:rPr>
-          <w:lang w:val="zh_TW" w:bidi="zh_TW"/>
-        </w:rPr>
-        <w:t>）。而擁有對孩子命名的重要權力表示對該孩子的權柄，在聖經中幾乎是由父親和母親共同行使的（參：</w:t>
-      </w:r>
-      <w:hyperlink r:id="rId21">
-        <w:r>
-          <w:rPr>
-            <w:lang w:val="zh_TW" w:bidi="zh_TW"/>
-          </w:rPr>
-          <w:rPr>
-            <w:color w:val="0000EE"/>
-            <w:u w:val="single"/>
-          </w:rPr>
-          <w:t>創4:1、25–26</w:t>
-        </w:r>
-      </w:hyperlink>
-      <w:r>
-        <w:rPr>
-          <w:lang w:val="zh_TW" w:bidi="zh_TW"/>
-        </w:rPr>
-        <w:t>，</w:t>
-      </w:r>
-      <w:hyperlink r:id="rId22">
-        <w:r>
-          <w:rPr>
-            <w:lang w:val="zh_TW" w:bidi="zh_TW"/>
-          </w:rPr>
-          <w:rPr>
-            <w:color w:val="0000EE"/>
-            <w:u w:val="single"/>
-          </w:rPr>
-          <w:t>5:29</w:t>
-        </w:r>
-      </w:hyperlink>
-      <w:r>
-        <w:rPr>
-          <w:lang w:val="zh_TW" w:bidi="zh_TW"/>
-        </w:rPr>
-        <w:t>，</w:t>
-      </w:r>
-      <w:hyperlink r:id="rId23">
-        <w:r>
-          <w:rPr>
-            <w:lang w:val="zh_TW" w:bidi="zh_TW"/>
-          </w:rPr>
-          <w:rPr>
-            <w:color w:val="0000EE"/>
-            <w:u w:val="single"/>
-          </w:rPr>
-          <w:t>35:18</w:t>
-        </w:r>
-      </w:hyperlink>
-      <w:r>
-        <w:rPr>
-          <w:lang w:val="zh_TW" w:bidi="zh_TW"/>
-        </w:rPr>
-        <w:t>；</w:t>
-      </w:r>
-      <w:hyperlink r:id="rId24">
-        <w:r>
-          <w:rPr>
-            <w:lang w:val="zh_TW" w:bidi="zh_TW"/>
-          </w:rPr>
-          <w:rPr>
-            <w:color w:val="0000EE"/>
-            <w:u w:val="single"/>
-          </w:rPr>
-          <w:t>撒上1:20</w:t>
-        </w:r>
-      </w:hyperlink>
-      <w:r>
-        <w:rPr>
-          <w:lang w:val="zh_TW" w:bidi="zh_TW"/>
-        </w:rPr>
-        <w:t>，</w:t>
-      </w:r>
-      <w:hyperlink r:id="rId25">
-        <w:r>
-          <w:rPr>
-            <w:lang w:val="zh_TW" w:bidi="zh_TW"/>
-          </w:rPr>
-          <w:rPr>
-            <w:color w:val="0000EE"/>
-            <w:u w:val="single"/>
-          </w:rPr>
-          <w:t>4:21</w:t>
-        </w:r>
-      </w:hyperlink>
-      <w:r>
-        <w:rPr>
-          <w:lang w:val="zh_TW" w:bidi="zh_TW"/>
-        </w:rPr>
-        <w:t>；</w:t>
-      </w:r>
-      <w:hyperlink r:id="rId26">
-        <w:r>
-          <w:rPr>
-            <w:lang w:val="zh_TW" w:bidi="zh_TW"/>
-          </w:rPr>
-          <w:rPr>
-            <w:color w:val="0000EE"/>
-            <w:u w:val="single"/>
-          </w:rPr>
-          <w:t>賽8:3</w:t>
-        </w:r>
-      </w:hyperlink>
-      <w:r>
-        <w:rPr>
-          <w:lang w:val="zh_TW" w:bidi="zh_TW"/>
-        </w:rPr>
-        <w:t>；</w:t>
-      </w:r>
-      <w:hyperlink r:id="rId27">
-        <w:r>
-          <w:rPr>
-            <w:lang w:val="zh_TW" w:bidi="zh_TW"/>
-          </w:rPr>
-          <w:rPr>
-            <w:color w:val="0000EE"/>
-            <w:u w:val="single"/>
-          </w:rPr>
-          <w:t>何1:4–9</w:t>
-        </w:r>
-      </w:hyperlink>
-      <w:r>
-        <w:rPr>
-          <w:lang w:val="zh_TW" w:bidi="zh_TW"/>
-        </w:rPr>
-        <w:t>）。兒子經常以父親的名字命名，表達了他們是認同父親的。</w:t>
+        <w:t>有些相信洪水覆蓋全球的學者指出，許多高山頂上都有發現海洋化石，認為洪水必定覆蓋至山巔。反對者則認為所有的山原本就來自海洋，因此山上有海洋生物的證據屬，於合理現象。人們對洪水覆蓋全球還是部分地方的看法，往往取決於他們的神學信念和對聖經的解釋。參見</w:t>
+      </w:r>
+      <w:r>
+        <w:rPr>
+          <w:lang w:val="zh_TW" w:bidi="zh_TW"/>
+        </w:rPr>
+        <w:t>「洪水的科學證據？」</w:t>
+      </w:r>
+      <w:r>
+        <w:rPr>
+          <w:lang w:val="zh_TW" w:bidi="zh_TW"/>
+        </w:rPr>
+        <w:t>。</w:t>
       </w:r>
     </w:p>
     <w:p>
@@ -589,2153 +831,28 @@
       </w:r>
       <w:r>
         <w:rPr>
-          <w:lang w:val="zh_TW" w:bidi="zh_TW"/>
-        </w:rPr>
-        <w:t>在父權社會中，父親是家庭中具權柄的角色。他的妻子和孩子被視為他的財產，與他對田地和牲畜的擁有權有些類似（</w:t>
-      </w:r>
-      <w:hyperlink r:id="rId28">
-        <w:r>
-          <w:rPr>
-            <w:lang w:val="zh_TW" w:bidi="zh_TW"/>
-          </w:rPr>
-          <w:rPr>
-            <w:color w:val="0000EE"/>
-            <w:u w:val="single"/>
-          </w:rPr>
-          <w:t>出20:17</w:t>
-        </w:r>
-      </w:hyperlink>
+          <w:i/>
+          <w:lang w:val="zh_TW" w:bidi="zh_TW"/>
+        </w:rPr>
+        <w:t>另見</w:t>
+      </w:r>
+      <w:r>
+        <w:rPr>
+          <w:lang w:val="zh_TW" w:bidi="zh_TW"/>
+        </w:rPr>
+        <w:t>吉加墨詩史詩</w:t>
+      </w:r>
       <w:r>
         <w:rPr>
           <w:lang w:val="zh_TW" w:bidi="zh_TW"/>
         </w:rPr>
         <w:t>；</w:t>
       </w:r>
-      <w:hyperlink r:id="rId29">
-        <w:r>
-          <w:rPr>
-            <w:lang w:val="zh_TW" w:bidi="zh_TW"/>
-          </w:rPr>
-          <w:rPr>
-            <w:color w:val="0000EE"/>
-            <w:u w:val="single"/>
-          </w:rPr>
-          <w:t>申5:21</w:t>
-        </w:r>
-      </w:hyperlink>
-      <w:r>
-        <w:rPr>
-          <w:lang w:val="zh_TW" w:bidi="zh_TW"/>
-        </w:rPr>
-        <w:t>）。他有權賣掉他的女兒（</w:t>
-      </w:r>
-      <w:hyperlink r:id="rId30">
-        <w:r>
-          <w:rPr>
-            <w:lang w:val="zh_TW" w:bidi="zh_TW"/>
-          </w:rPr>
-          <w:rPr>
-            <w:color w:val="0000EE"/>
-            <w:u w:val="single"/>
-          </w:rPr>
-          <w:t>出21:7</w:t>
-        </w:r>
-      </w:hyperlink>
-      <w:r>
-        <w:rPr>
-          <w:lang w:val="zh_TW" w:bidi="zh_TW"/>
-        </w:rPr>
-        <w:t>；</w:t>
-      </w:r>
-      <w:hyperlink r:id="rId31">
-        <w:r>
-          <w:rPr>
-            <w:lang w:val="zh_TW" w:bidi="zh_TW"/>
-          </w:rPr>
-          <w:rPr>
-            <w:color w:val="0000EE"/>
-            <w:u w:val="single"/>
-          </w:rPr>
-          <w:t>尼5:5</w:t>
-        </w:r>
-      </w:hyperlink>
-      <w:r>
-        <w:rPr>
-          <w:lang w:val="zh_TW" w:bidi="zh_TW"/>
-        </w:rPr>
-        <w:t>），甚至對他孩子擁有生死的決定權。</w:t>
-      </w:r>
-    </w:p>
-    <w:p>
-      <w:pPr/>
-      <w:r>
-        <w:rPr>
-          <w:lang w:val="zh_TW" w:bidi="zh_TW"/>
-        </w:rPr>
-      </w:r>
-      <w:r>
-        <w:rPr>
-          <w:lang w:val="zh_TW" w:bidi="zh_TW"/>
-        </w:rPr>
-        <w:t>一個男人可以輕易地休妻來終止婚姻，這也顯示出他在家庭中的權柄（</w:t>
-      </w:r>
-      <w:hyperlink r:id="rId32">
-        <w:r>
-          <w:rPr>
-            <w:lang w:val="zh_TW" w:bidi="zh_TW"/>
-          </w:rPr>
-          <w:rPr>
-            <w:color w:val="0000EE"/>
-            <w:u w:val="single"/>
-          </w:rPr>
-          <w:t>申24:1–4</w:t>
-        </w:r>
-      </w:hyperlink>
-      <w:r>
-        <w:rPr>
-          <w:lang w:val="zh_TW" w:bidi="zh_TW"/>
-        </w:rPr>
-        <w:t>；參：</w:t>
-      </w:r>
-      <w:hyperlink r:id="rId33">
-        <w:r>
-          <w:rPr>
-            <w:lang w:val="zh_TW" w:bidi="zh_TW"/>
-          </w:rPr>
-          <w:rPr>
-            <w:color w:val="0000EE"/>
-            <w:u w:val="single"/>
-          </w:rPr>
-          <w:t>22:13–21</w:t>
-        </w:r>
-      </w:hyperlink>
-      <w:r>
-        <w:rPr>
-          <w:lang w:val="zh_TW" w:bidi="zh_TW"/>
-        </w:rPr>
-        <w:t>）。</w:t>
-      </w:r>
-    </w:p>
-    <w:p>
-      <w:pPr/>
-      <w:r>
-        <w:rPr>
-          <w:lang w:val="zh_TW" w:bidi="zh_TW"/>
-        </w:rPr>
-      </w:r>
-      <w:r>
-        <w:rPr>
-          <w:lang w:val="zh_TW" w:bidi="zh_TW"/>
-        </w:rPr>
-        <w:t xml:space="preserve">娶寡嫂婚（levirate marriage）是古代以色列的一種習俗，目的是為了保留男子的家系（姓氏）和財產。 如果一個男人死後沒有子女，他的兄弟（或最親近的男性親屬）應該娶其寡婦為妻。 </w:t>
-      </w:r>
-      <w:hyperlink r:id="rId34">
-        <w:r>
-          <w:rPr>
-            <w:lang w:val="zh_TW" w:bidi="zh_TW"/>
-          </w:rPr>
-          <w:rPr>
-            <w:color w:val="0000EE"/>
-            <w:u w:val="single"/>
-          </w:rPr>
-          <w:t>申命記二十五章5至10節</w:t>
-        </w:r>
-      </w:hyperlink>
-      <w:r>
-        <w:rPr>
-          <w:lang w:val="zh_TW" w:bidi="zh_TW"/>
-        </w:rPr>
-        <w:t>描述了這種情況。 這樣制度下的婚姻所誕生的第一個兒子會被算作死者的兒子，這樣他的姓氏和遺產就可以延續下去。 這個習俗也有助於照顧故人的寡婦，否則她可能會失去依靠。 迦南人、亞述人和赫人也有類似的習俗。</w:t>
-      </w:r>
-    </w:p>
-    <w:p>
-      <w:pPr/>
-      <w:r>
-        <w:rPr>
-          <w:lang w:val="zh_TW" w:bidi="zh_TW"/>
-        </w:rPr>
-      </w:r>
-      <w:r>
-        <w:rPr>
-          <w:lang w:val="zh_TW" w:bidi="zh_TW"/>
-        </w:rPr>
-        <w:t>舊約中最熟悉的娶寡嫂婚情況——雖然不完全符合</w:t>
-      </w:r>
-      <w:hyperlink r:id="rId35">
-        <w:r>
-          <w:rPr>
-            <w:lang w:val="zh_TW" w:bidi="zh_TW"/>
-          </w:rPr>
-          <w:rPr>
-            <w:color w:val="0000EE"/>
-            <w:u w:val="single"/>
-          </w:rPr>
-          <w:t>申命記二十五章</w:t>
-        </w:r>
-      </w:hyperlink>
-      <w:r>
-        <w:rPr>
-          <w:lang w:val="zh_TW" w:bidi="zh_TW"/>
-        </w:rPr>
-        <w:t>的律法——是在路得記中所記述的。對於路得來說，找到一些近親男性親屬與她結婚是一件十分重要的任務，因為只有這樣做，她才能保留家族的名字和財產。然而，最近的男性親屬拒絕了承擔責任，他認為這是雙重的負擔，首先，他必須購買土地並供養路得，其次，他知道長子會被視為她死去丈夫的孩子，帶著他的姓氏並繼承土地。第二近的親屬波阿斯卻同意承擔責任（</w:t>
-      </w:r>
-      <w:hyperlink r:id="rId36">
-        <w:r>
-          <w:rPr>
-            <w:lang w:val="zh_TW" w:bidi="zh_TW"/>
-          </w:rPr>
-          <w:rPr>
-            <w:color w:val="0000EE"/>
-            <w:u w:val="single"/>
-          </w:rPr>
-          <w:t>得2:20–4:10</w:t>
-        </w:r>
-      </w:hyperlink>
-      <w:r>
-        <w:rPr>
-          <w:lang w:val="zh_TW" w:bidi="zh_TW"/>
-        </w:rPr>
-        <w:t>）。</w:t>
-      </w:r>
-    </w:p>
-    <w:p>
-      <w:pPr/>
-      <w:r>
-        <w:rPr>
-          <w:lang w:val="zh_TW" w:bidi="zh_TW"/>
-        </w:rPr>
-      </w:r>
-      <w:r>
-        <w:rPr>
-          <w:lang w:val="zh_TW" w:bidi="zh_TW"/>
-        </w:rPr>
-        <w:t>儘管舊約中引用了許多一夫多妻的例子，但毫無疑問的，大多數以色列人只有一個配偶。普通家庭中沒有多妻婚姻的例子。</w:t>
-      </w:r>
-    </w:p>
-    <w:p>
-      <w:pPr/>
-      <w:r>
-        <w:rPr>
-          <w:lang w:val="zh_TW" w:bidi="zh_TW"/>
-        </w:rPr>
-      </w:r>
-      <w:r>
-        <w:rPr>
-          <w:lang w:val="zh_TW" w:bidi="zh_TW"/>
-        </w:rPr>
-        <w:t>最初給亞當的指示是「人要離開父母，與妻子聯合」（</w:t>
-      </w:r>
-      <w:hyperlink r:id="rId13">
-        <w:r>
-          <w:rPr>
-            <w:lang w:val="zh_TW" w:bidi="zh_TW"/>
-          </w:rPr>
-          <w:rPr>
-            <w:color w:val="0000EE"/>
-            <w:u w:val="single"/>
-          </w:rPr>
-          <w:t>創2:24）</w:t>
-        </w:r>
-      </w:hyperlink>
-      <w:r>
-        <w:rPr>
-          <w:lang w:val="zh_TW" w:bidi="zh_TW"/>
-        </w:rPr>
-        <w:t>。希伯來法律通常暗示只有一位妻子的婚姻是最可接受的婚姻形式（</w:t>
-      </w:r>
-      <w:hyperlink r:id="rId28">
-        <w:r>
-          <w:rPr>
-            <w:lang w:val="zh_TW" w:bidi="zh_TW"/>
-          </w:rPr>
-          <w:rPr>
-            <w:color w:val="0000EE"/>
-            <w:u w:val="single"/>
-          </w:rPr>
-          <w:t>出20:17</w:t>
-        </w:r>
-      </w:hyperlink>
-      <w:r>
-        <w:rPr>
-          <w:lang w:val="zh_TW" w:bidi="zh_TW"/>
-        </w:rPr>
-        <w:t>，</w:t>
-      </w:r>
-      <w:hyperlink r:id="rId37">
-        <w:r>
-          <w:rPr>
-            <w:lang w:val="zh_TW" w:bidi="zh_TW"/>
-          </w:rPr>
-          <w:rPr>
-            <w:color w:val="0000EE"/>
-            <w:u w:val="single"/>
-          </w:rPr>
-          <w:t>21:5</w:t>
-        </w:r>
-      </w:hyperlink>
-      <w:r>
-        <w:rPr>
-          <w:lang w:val="zh_TW" w:bidi="zh_TW"/>
-        </w:rPr>
-        <w:t>；</w:t>
-      </w:r>
-      <w:hyperlink r:id="rId38">
-        <w:r>
-          <w:rPr>
-            <w:lang w:val="zh_TW" w:bidi="zh_TW"/>
-          </w:rPr>
-          <w:rPr>
-            <w:color w:val="0000EE"/>
-            <w:u w:val="single"/>
-          </w:rPr>
-          <w:t>利18:8、16–20</w:t>
-        </w:r>
-      </w:hyperlink>
-      <w:r>
-        <w:rPr>
-          <w:lang w:val="zh_TW" w:bidi="zh_TW"/>
-        </w:rPr>
-        <w:t>，</w:t>
-      </w:r>
-      <w:hyperlink r:id="rId39">
-        <w:r>
-          <w:rPr>
-            <w:lang w:val="zh_TW" w:bidi="zh_TW"/>
-          </w:rPr>
-          <w:rPr>
-            <w:color w:val="0000EE"/>
-            <w:u w:val="single"/>
-          </w:rPr>
-          <w:t>20:10</w:t>
-        </w:r>
-      </w:hyperlink>
-      <w:r>
-        <w:rPr>
-          <w:lang w:val="zh_TW" w:bidi="zh_TW"/>
-        </w:rPr>
-        <w:t>；</w:t>
-      </w:r>
-      <w:hyperlink r:id="rId40">
-        <w:r>
-          <w:rPr>
-            <w:lang w:val="zh_TW" w:bidi="zh_TW"/>
-          </w:rPr>
-          <w:rPr>
-            <w:color w:val="0000EE"/>
-            <w:u w:val="single"/>
-          </w:rPr>
-          <w:t>民5:12</w:t>
-        </w:r>
-      </w:hyperlink>
-      <w:r>
-        <w:rPr>
-          <w:lang w:val="zh_TW" w:bidi="zh_TW"/>
-        </w:rPr>
-        <w:t>；</w:t>
-      </w:r>
-      <w:hyperlink r:id="rId29">
-        <w:r>
-          <w:rPr>
-            <w:lang w:val="zh_TW" w:bidi="zh_TW"/>
-          </w:rPr>
-          <w:rPr>
-            <w:color w:val="0000EE"/>
-            <w:u w:val="single"/>
-          </w:rPr>
-          <w:t>申5:21）</w:t>
-        </w:r>
-      </w:hyperlink>
-      <w:r>
-        <w:rPr>
-          <w:lang w:val="zh_TW" w:bidi="zh_TW"/>
-        </w:rPr>
-        <w:t>。雖然到了君主制時期，這似乎已成為常態，但像所羅門這樣的王在這方面並未遵循希伯來傳統。在被擄歸回時期，儘管休妻的情況越來越多，婚姻主要仍然是一夫一妻制的。在新約時期，一夫一妻制似乎是常規，儘管像大希律這樣的人卻是多妻的。耶穌基督教導婚姻應該持續到配偶的生命終結，如果一個人在前配偶在世時休妻再娶，他就是犯了姦淫罪（</w:t>
-      </w:r>
-      <w:hyperlink r:id="rId41">
-        <w:r>
-          <w:rPr>
-            <w:lang w:val="zh_TW" w:bidi="zh_TW"/>
-          </w:rPr>
-          <w:rPr>
-            <w:color w:val="0000EE"/>
-            <w:u w:val="single"/>
-          </w:rPr>
-          <w:t>太5:31–32）</w:t>
-        </w:r>
-      </w:hyperlink>
-      <w:r>
-        <w:rPr>
-          <w:lang w:val="zh_TW" w:bidi="zh_TW"/>
-        </w:rPr>
-        <w:t>。</w:t>
-      </w:r>
-    </w:p>
-    <w:p>
-      <w:pPr/>
-      <w:r>
-        <w:rPr>
-          <w:lang w:val="zh_TW" w:bidi="zh_TW"/>
-        </w:rPr>
-      </w:r>
-      <w:r>
-        <w:rPr>
-          <w:lang w:val="zh_TW" w:bidi="zh_TW"/>
-        </w:rPr>
-        <w:t>古代婚姻通常發生在與直系家庭圈子接近的人之間，因此，舊約必須對可接受的血親關係設限。在族長時代，一個人可以娶同父異母的妹妹為妻（</w:t>
-      </w:r>
-      <w:hyperlink r:id="rId42">
-        <w:r>
-          <w:rPr>
-            <w:lang w:val="zh_TW" w:bidi="zh_TW"/>
-          </w:rPr>
-          <w:rPr>
-            <w:color w:val="0000EE"/>
-            <w:u w:val="single"/>
-          </w:rPr>
-          <w:t>創20:12</w:t>
-        </w:r>
-      </w:hyperlink>
-      <w:r>
-        <w:rPr>
-          <w:lang w:val="zh_TW" w:bidi="zh_TW"/>
-        </w:rPr>
-        <w:t>），即使在大衛時代，這種情況仍然存在（</w:t>
-      </w:r>
-      <w:hyperlink r:id="rId43">
-        <w:r>
-          <w:rPr>
-            <w:lang w:val="zh_TW" w:bidi="zh_TW"/>
-          </w:rPr>
-          <w:rPr>
-            <w:color w:val="0000EE"/>
-            <w:u w:val="single"/>
-          </w:rPr>
-          <w:t>撒下13:13</w:t>
-        </w:r>
-      </w:hyperlink>
-      <w:r>
-        <w:rPr>
-          <w:lang w:val="zh_TW" w:bidi="zh_TW"/>
-        </w:rPr>
-        <w:t>）。儘管在</w:t>
-      </w:r>
-      <w:hyperlink r:id="rId44">
-        <w:r>
-          <w:rPr>
-            <w:lang w:val="zh_TW" w:bidi="zh_TW"/>
-          </w:rPr>
-          <w:rPr>
-            <w:color w:val="0000EE"/>
-            <w:u w:val="single"/>
-          </w:rPr>
-          <w:t>利未記二十章17節</w:t>
-        </w:r>
-      </w:hyperlink>
-      <w:r>
-        <w:rPr>
-          <w:lang w:val="zh_TW" w:bidi="zh_TW"/>
-        </w:rPr>
-        <w:t>中明確禁止娶同父異母的妹妹為妻，由於申命記的婚姻法與潔淨法中的法律間（</w:t>
-      </w:r>
-      <w:hyperlink r:id="rId45">
-        <w:r>
-          <w:rPr>
-            <w:lang w:val="zh_TW" w:bidi="zh_TW"/>
-          </w:rPr>
-          <w:rPr>
-            <w:color w:val="0000EE"/>
-            <w:u w:val="single"/>
-          </w:rPr>
-          <w:t>申25:5</w:t>
-        </w:r>
-      </w:hyperlink>
-      <w:r>
-        <w:rPr>
-          <w:lang w:val="zh_TW" w:bidi="zh_TW"/>
-        </w:rPr>
-        <w:t>；</w:t>
-      </w:r>
-      <w:hyperlink r:id="rId46">
-        <w:r>
-          <w:rPr>
-            <w:lang w:val="zh_TW" w:bidi="zh_TW"/>
-          </w:rPr>
-          <w:rPr>
-            <w:color w:val="0000EE"/>
-            <w:u w:val="single"/>
-          </w:rPr>
-          <w:t>利18:16</w:t>
-        </w:r>
-      </w:hyperlink>
-      <w:r>
-        <w:rPr>
-          <w:lang w:val="zh_TW" w:bidi="zh_TW"/>
-        </w:rPr>
-        <w:t>）存在一些矛盾，因此可能對較嚴格的利未記規定進行了一些修改。表親之間的婚姻，如以撒與利百加，以及雅各與拉結和利亞之間的婚姻，是很常見的。當近親對婚姻感興趣時，幾乎不可能拒絕（</w:t>
-      </w:r>
-      <w:hyperlink r:id="rId47">
-        <w:r>
-          <w:rPr>
-            <w:lang w:val="zh_TW" w:bidi="zh_TW"/>
-          </w:rPr>
-          <w:rPr>
-            <w:color w:val="0000EE"/>
-            <w:u w:val="single"/>
-          </w:rPr>
-          <w:t>多比傳6:13</w:t>
-        </w:r>
-      </w:hyperlink>
-      <w:r>
-        <w:rPr>
-          <w:lang w:val="zh_TW" w:bidi="zh_TW"/>
-        </w:rPr>
-        <w:t>，</w:t>
-      </w:r>
-      <w:hyperlink r:id="rId48">
-        <w:r>
-          <w:rPr>
-            <w:lang w:val="zh_TW" w:bidi="zh_TW"/>
-          </w:rPr>
-          <w:rPr>
-            <w:color w:val="0000EE"/>
-            <w:u w:val="single"/>
-          </w:rPr>
-          <w:t>7:11–12</w:t>
-        </w:r>
-      </w:hyperlink>
-      <w:r>
-        <w:rPr>
-          <w:lang w:val="zh_TW" w:bidi="zh_TW"/>
-        </w:rPr>
-        <w:t>）。摩西是侄子與姑姑婚姻的後代（</w:t>
-      </w:r>
-      <w:hyperlink r:id="rId49">
-        <w:r>
-          <w:rPr>
-            <w:lang w:val="zh_TW" w:bidi="zh_TW"/>
-          </w:rPr>
-          <w:rPr>
-            <w:color w:val="0000EE"/>
-            <w:u w:val="single"/>
-          </w:rPr>
-          <w:t>出6:20</w:t>
-        </w:r>
-      </w:hyperlink>
-      <w:r>
-        <w:rPr>
-          <w:lang w:val="zh_TW" w:bidi="zh_TW"/>
-        </w:rPr>
-        <w:t>；</w:t>
-      </w:r>
-      <w:hyperlink r:id="rId50">
-        <w:r>
-          <w:rPr>
-            <w:lang w:val="zh_TW" w:bidi="zh_TW"/>
-          </w:rPr>
-          <w:rPr>
-            <w:color w:val="0000EE"/>
-            <w:u w:val="single"/>
-          </w:rPr>
-          <w:t>民26:59</w:t>
-        </w:r>
-      </w:hyperlink>
-      <w:r>
-        <w:rPr>
-          <w:lang w:val="zh_TW" w:bidi="zh_TW"/>
-        </w:rPr>
-        <w:t>），這在</w:t>
-      </w:r>
-      <w:hyperlink r:id="rId51">
-        <w:r>
-          <w:rPr>
-            <w:lang w:val="zh_TW" w:bidi="zh_TW"/>
-          </w:rPr>
-          <w:rPr>
-            <w:color w:val="0000EE"/>
-            <w:u w:val="single"/>
-          </w:rPr>
-          <w:t>利未記十八章12至13節</w:t>
-        </w:r>
-      </w:hyperlink>
-      <w:r>
-        <w:rPr>
-          <w:lang w:val="zh_TW" w:bidi="zh_TW"/>
-        </w:rPr>
-        <w:t>和</w:t>
-      </w:r>
-      <w:hyperlink r:id="rId52">
-        <w:r>
-          <w:rPr>
-            <w:lang w:val="zh_TW" w:bidi="zh_TW"/>
-          </w:rPr>
-          <w:rPr>
-            <w:color w:val="0000EE"/>
-            <w:u w:val="single"/>
-          </w:rPr>
-          <w:t>二十章19節</w:t>
-        </w:r>
-      </w:hyperlink>
-      <w:r>
-        <w:rPr>
-          <w:lang w:val="zh_TW" w:bidi="zh_TW"/>
-        </w:rPr>
-        <w:t>中會被禁止，正如雅各同時與兩姐妹的婚姻一樣（</w:t>
-      </w:r>
-      <w:hyperlink r:id="rId53">
-        <w:r>
-          <w:rPr>
-            <w:lang w:val="zh_TW" w:bidi="zh_TW"/>
-          </w:rPr>
-          <w:rPr>
-            <w:color w:val="0000EE"/>
-            <w:u w:val="single"/>
-          </w:rPr>
-          <w:t>創29:30</w:t>
-        </w:r>
-      </w:hyperlink>
-      <w:r>
-        <w:rPr>
-          <w:lang w:val="zh_TW" w:bidi="zh_TW"/>
-        </w:rPr>
-        <w:t>）。</w:t>
-      </w:r>
-    </w:p>
-    <w:p>
-      <w:pPr/>
-      <w:r>
-        <w:rPr>
-          <w:lang w:val="zh_TW" w:bidi="zh_TW"/>
-        </w:rPr>
-      </w:r>
-      <w:r>
-        <w:rPr>
-          <w:lang w:val="zh_TW" w:bidi="zh_TW"/>
-        </w:rPr>
-        <w:t>當以色列人定居在迦南時，他們中有許多人與迦南婦女結婚，這讓那些希望保持希伯來宗教純潔性的人感到不安（</w:t>
-      </w:r>
-      <w:hyperlink r:id="rId54">
-        <w:r>
-          <w:rPr>
-            <w:lang w:val="zh_TW" w:bidi="zh_TW"/>
-          </w:rPr>
-          <w:rPr>
-            <w:color w:val="0000EE"/>
-            <w:u w:val="single"/>
-          </w:rPr>
-          <w:t>王上11:4</w:t>
-        </w:r>
-      </w:hyperlink>
-      <w:r>
-        <w:rPr>
-          <w:lang w:val="zh_TW" w:bidi="zh_TW"/>
-        </w:rPr>
-        <w:t>）。這種通婚在摩西律法下是被禁止的（</w:t>
-      </w:r>
-      <w:hyperlink r:id="rId55">
-        <w:r>
-          <w:rPr>
-            <w:lang w:val="zh_TW" w:bidi="zh_TW"/>
-          </w:rPr>
-          <w:rPr>
-            <w:color w:val="0000EE"/>
-            <w:u w:val="single"/>
-          </w:rPr>
-          <w:t>出34:15–16</w:t>
-        </w:r>
-      </w:hyperlink>
-      <w:r>
-        <w:rPr>
-          <w:lang w:val="zh_TW" w:bidi="zh_TW"/>
-        </w:rPr>
-        <w:t>；</w:t>
-      </w:r>
-      <w:hyperlink r:id="rId56">
-        <w:r>
-          <w:rPr>
-            <w:lang w:val="zh_TW" w:bidi="zh_TW"/>
-          </w:rPr>
-          <w:rPr>
-            <w:color w:val="0000EE"/>
-            <w:u w:val="single"/>
-          </w:rPr>
-          <w:t>申7:3–4</w:t>
-        </w:r>
-      </w:hyperlink>
-      <w:r>
-        <w:rPr>
-          <w:lang w:val="zh_TW" w:bidi="zh_TW"/>
-        </w:rPr>
-        <w:t>），儘管許多以色列人無視這些規定，繼續沉迷於混合婚姻。如果婦女在戰爭中被俘虜，就屬於例外的情況（</w:t>
-      </w:r>
-      <w:hyperlink r:id="rId57">
-        <w:r>
-          <w:rPr>
-            <w:lang w:val="zh_TW" w:bidi="zh_TW"/>
-          </w:rPr>
-          <w:rPr>
-            <w:color w:val="0000EE"/>
-            <w:u w:val="single"/>
-          </w:rPr>
-          <w:t>申21:10–14</w:t>
-        </w:r>
-      </w:hyperlink>
-      <w:r>
-        <w:rPr>
-          <w:lang w:val="zh_TW" w:bidi="zh_TW"/>
-        </w:rPr>
-        <w:t>）。相比之下，參孫娶了一位非利士婦女，她仍然與她的族人在一起，但參孫會定期探望她（</w:t>
-      </w:r>
-      <w:hyperlink r:id="rId58">
-        <w:r>
-          <w:rPr>
-            <w:lang w:val="zh_TW" w:bidi="zh_TW"/>
-          </w:rPr>
-          <w:rPr>
-            <w:color w:val="0000EE"/>
-            <w:u w:val="single"/>
-          </w:rPr>
-          <w:t>士14:8–15:2</w:t>
-        </w:r>
-      </w:hyperlink>
-      <w:r>
-        <w:rPr>
-          <w:lang w:val="zh_TW" w:bidi="zh_TW"/>
-        </w:rPr>
-        <w:t>）。</w:t>
-      </w:r>
-    </w:p>
-    <w:p>
-      <w:pPr/>
-      <w:r>
-        <w:rPr>
-          <w:lang w:val="zh_TW" w:bidi="zh_TW"/>
-        </w:rPr>
-      </w:r>
-      <w:r>
-        <w:rPr>
-          <w:lang w:val="zh_TW" w:bidi="zh_TW"/>
-        </w:rPr>
-        <w:t>通婚對希伯來宗教純潔性的影響是如此之大，以至於在被擄歸回時期，猶太人與外邦妻子結婚的情況下，即使家庭和家園會因此遭摧毀，當時領袖仍命令他們須全面休妻（</w:t>
-      </w:r>
-      <w:hyperlink r:id="rId59">
-        <w:r>
-          <w:rPr>
-            <w:lang w:val="zh_TW" w:bidi="zh_TW"/>
-          </w:rPr>
-          <w:rPr>
-            <w:color w:val="0000EE"/>
-            <w:u w:val="single"/>
-          </w:rPr>
-          <w:t>拉9:2</w:t>
-        </w:r>
-      </w:hyperlink>
-      <w:r>
-        <w:rPr>
-          <w:lang w:val="zh_TW" w:bidi="zh_TW"/>
-        </w:rPr>
-        <w:t>，</w:t>
-      </w:r>
-      <w:hyperlink r:id="rId60">
-        <w:r>
-          <w:rPr>
-            <w:lang w:val="zh_TW" w:bidi="zh_TW"/>
-          </w:rPr>
-          <w:rPr>
-            <w:color w:val="0000EE"/>
-            <w:u w:val="single"/>
-          </w:rPr>
-          <w:t>10:3、16–17</w:t>
-        </w:r>
-      </w:hyperlink>
-      <w:r>
-        <w:rPr>
-          <w:lang w:val="zh_TW" w:bidi="zh_TW"/>
-        </w:rPr>
-        <w:t>），其目的是保持猶太教的純潔。即使在新約時代，保羅也譴責與非基督徒的通婚（</w:t>
-      </w:r>
-      <w:hyperlink r:id="rId61">
-        <w:r>
-          <w:rPr>
-            <w:lang w:val="zh_TW" w:bidi="zh_TW"/>
-          </w:rPr>
-          <w:rPr>
-            <w:color w:val="0000EE"/>
-            <w:u w:val="single"/>
-          </w:rPr>
-          <w:t>林後6:14–15</w:t>
-        </w:r>
-      </w:hyperlink>
-      <w:r>
-        <w:rPr>
-          <w:lang w:val="zh_TW" w:bidi="zh_TW"/>
-        </w:rPr>
-        <w:t>）。</w:t>
-      </w:r>
-    </w:p>
-    <w:p>
-      <w:pPr/>
-      <w:r>
-        <w:rPr>
-          <w:lang w:val="zh_TW" w:bidi="zh_TW"/>
-        </w:rPr>
-      </w:r>
-      <w:r>
-        <w:rPr>
-          <w:lang w:val="zh_TW" w:bidi="zh_TW"/>
-        </w:rPr>
-        <w:t>此外，我們很難估計年輕人結婚的年齡。一個男孩在十幾歲初期就被認為是成年人，而在猶太傳統後期則以成人禮來慶祝這一轉變，成人禮通常在男孩13歲時舉行。</w:t>
-      </w:r>
-    </w:p>
-    <w:p>
-      <w:pPr/>
-      <w:r>
-        <w:rPr>
-          <w:lang w:val="zh_TW" w:bidi="zh_TW"/>
-        </w:rPr>
-      </w:r>
-      <w:r>
-        <w:rPr>
-          <w:lang w:val="zh_TW" w:bidi="zh_TW"/>
-        </w:rPr>
-        <w:t>通常是年輕男子的父母選擇新娘。關於婚姻的討論是在新郎的父母和新娘的父母之間進行的，通常不會徵詢年輕人的意見。家中最年長的必須先結婚（</w:t>
-      </w:r>
-      <w:hyperlink r:id="rId62">
-        <w:r>
-          <w:rPr>
-            <w:lang w:val="zh_TW" w:bidi="zh_TW"/>
-          </w:rPr>
-          <w:rPr>
-            <w:color w:val="0000EE"/>
-            <w:u w:val="single"/>
-          </w:rPr>
-          <w:t>創29:26</w:t>
-        </w:r>
-      </w:hyperlink>
-      <w:r>
-        <w:rPr>
-          <w:lang w:val="zh_TW" w:bidi="zh_TW"/>
-        </w:rPr>
-        <w:t>）。當亞伯拉罕決定以撒是時候該結婚時，他派了一位僕人到他在美索不達米亞的親戚那裡選新娘。僕人聯繫了新娘的兄弟和母親（</w:t>
-      </w:r>
-      <w:hyperlink r:id="rId63">
-        <w:r>
-          <w:rPr>
-            <w:lang w:val="zh_TW" w:bidi="zh_TW"/>
-          </w:rPr>
-          <w:rPr>
-            <w:color w:val="0000EE"/>
-            <w:u w:val="single"/>
-          </w:rPr>
-          <w:t>24:33–53</w:t>
-        </w:r>
-      </w:hyperlink>
-      <w:r>
-        <w:rPr>
-          <w:lang w:val="zh_TW" w:bidi="zh_TW"/>
-        </w:rPr>
-        <w:t>），之後才詢問利百加是否同意（</w:t>
-      </w:r>
-      <w:hyperlink r:id="rId64">
-        <w:r>
-          <w:rPr>
-            <w:lang w:val="zh_TW" w:bidi="zh_TW"/>
-          </w:rPr>
-          <w:rPr>
-            <w:color w:val="0000EE"/>
-            <w:u w:val="single"/>
-          </w:rPr>
-          <w:t>57–58</w:t>
-        </w:r>
-      </w:hyperlink>
-      <w:r>
-        <w:rPr>
-          <w:lang w:val="zh_TW" w:bidi="zh_TW"/>
-        </w:rPr>
-        <w:t>）。她的父親可能無行為能力，否則根本不可能會征詢她的意見。</w:t>
-      </w:r>
-    </w:p>
-    <w:p>
-      <w:pPr/>
-      <w:r>
-        <w:rPr>
-          <w:lang w:val="zh_TW" w:bidi="zh_TW"/>
-        </w:rPr>
-      </w:r>
-      <w:r>
-        <w:rPr>
-          <w:lang w:val="zh_TW" w:bidi="zh_TW"/>
-        </w:rPr>
-        <w:t>年輕人通常娶不起超過一位以上的妻子，因為他們必須付聘金給新娘的父親。 在某些情況下，男人可以用勞動年資來代替聘金（</w:t>
-      </w:r>
-      <w:hyperlink r:id="rId65">
-        <w:r>
-          <w:rPr>
-            <w:lang w:val="zh_TW" w:bidi="zh_TW"/>
-          </w:rPr>
-          <w:rPr>
-            <w:color w:val="0000EE"/>
-            <w:u w:val="single"/>
-          </w:rPr>
-          <w:t>創29:15–30</w:t>
-        </w:r>
-      </w:hyperlink>
-      <w:r>
-        <w:rPr>
-          <w:lang w:val="zh_TW" w:bidi="zh_TW"/>
-        </w:rPr>
-        <w:t>）。 又或者他們可以完成新娘父親所要求的指定任務（</w:t>
-      </w:r>
-      <w:hyperlink r:id="rId66">
-        <w:r>
-          <w:rPr>
-            <w:lang w:val="zh_TW" w:bidi="zh_TW"/>
-          </w:rPr>
-          <w:rPr>
-            <w:color w:val="0000EE"/>
-            <w:u w:val="single"/>
-          </w:rPr>
-          <w:t>撒上18:25–27</w:t>
-        </w:r>
-      </w:hyperlink>
-      <w:r>
-        <w:rPr>
-          <w:lang w:val="zh_TW" w:bidi="zh_TW"/>
-        </w:rPr>
-        <w:t>）。 如果一個男人強姦了一位處女，但後來她父親允許他迎娶他女兒的話，他必須付給她的父親50舍客勒銀幣，然後娶她為妻（</w:t>
-      </w:r>
-      <w:hyperlink r:id="rId67">
-        <w:r>
-          <w:rPr>
-            <w:lang w:val="zh_TW" w:bidi="zh_TW"/>
-          </w:rPr>
-          <w:rPr>
-            <w:color w:val="0000EE"/>
-            <w:u w:val="single"/>
-          </w:rPr>
-          <w:t>申22:28–29</w:t>
-        </w:r>
-      </w:hyperlink>
-      <w:r>
-        <w:rPr>
-          <w:lang w:val="zh_TW" w:bidi="zh_TW"/>
-        </w:rPr>
-        <w:t>）。 這筆款項被視為是一種懲罰和賠償，而不是典型的聘金。</w:t>
-      </w:r>
-    </w:p>
-    <w:p>
-      <w:pPr/>
-      <w:r>
-        <w:rPr>
-          <w:lang w:val="zh_TW" w:bidi="zh_TW"/>
-        </w:rPr>
-      </w:r>
-      <w:r>
-        <w:rPr>
-          <w:lang w:val="zh_TW" w:bidi="zh_TW"/>
-        </w:rPr>
-        <w:t>在第二聖殿時期，處女新娘被認為價值50舍客勒，而寡婦或離婚婦女約值一半。在這段時期，處女新娘通常在周間結婚，以便如果她的丈夫發現她不是處女，他可以在第二天，就是安息日之前向法庭提供證據。寡婦或離婚婦女通常在相當於星期四的日子結婚，這樣她在安息日之前可以有整整一天與她的丈夫相處。</w:t>
-      </w:r>
-    </w:p>
-    <w:p>
-      <w:pPr/>
-      <w:r>
-        <w:rPr>
-          <w:lang w:val="zh_TW" w:bidi="zh_TW"/>
-        </w:rPr>
-      </w:r>
-      <w:r>
-        <w:rPr>
-          <w:lang w:val="zh_TW" w:bidi="zh_TW"/>
-        </w:rPr>
-        <w:t>婚姻是一種在兩個家庭之間的盟約或聯盟。因此，婚姻將他們聯合起來，通過擴展親緣關係來增加群體的規模。在這個社會中，無論親屬關係多麼疏離，人們都會毫不猶豫地承擔其親屬的責任，這一點非常重要。盟約的概念也可能具有政治色彩，例如所羅門與埃及公主的婚姻（</w:t>
-      </w:r>
-      <w:hyperlink r:id="rId68">
-        <w:r>
-          <w:rPr>
-            <w:lang w:val="zh_TW" w:bidi="zh_TW"/>
-          </w:rPr>
-          <w:rPr>
-            <w:color w:val="0000EE"/>
-            <w:u w:val="single"/>
-          </w:rPr>
-          <w:t>王上11:1</w:t>
-        </w:r>
-      </w:hyperlink>
-      <w:r>
-        <w:rPr>
-          <w:lang w:val="zh_TW" w:bidi="zh_TW"/>
-        </w:rPr>
-        <w:t>）或以色列的亞哈與泰爾的耶洗別的婚姻（</w:t>
-      </w:r>
-      <w:hyperlink r:id="rId69">
-        <w:r>
-          <w:rPr>
-            <w:lang w:val="zh_TW" w:bidi="zh_TW"/>
-          </w:rPr>
-          <w:rPr>
-            <w:color w:val="0000EE"/>
-            <w:u w:val="single"/>
-          </w:rPr>
-          <w:t>16:31</w:t>
-        </w:r>
-      </w:hyperlink>
-      <w:r>
-        <w:rPr>
-          <w:lang w:val="zh_TW" w:bidi="zh_TW"/>
-        </w:rPr>
-        <w:t>）。</w:t>
-      </w:r>
-    </w:p>
-    <w:p>
-      <w:pPr/>
-      <w:r>
-        <w:rPr>
-          <w:lang w:val="zh_TW" w:bidi="zh_TW"/>
-        </w:rPr>
-      </w:r>
-      <w:r>
-        <w:rPr>
-          <w:lang w:val="zh_TW" w:bidi="zh_TW"/>
-        </w:rPr>
-        <w:t>盟約的簽訂包括禮物的餽贈，這確立了贈與者和新娘的財富和地位（</w:t>
-      </w:r>
-      <w:hyperlink r:id="rId70">
-        <w:r>
-          <w:rPr>
-            <w:lang w:val="zh_TW" w:bidi="zh_TW"/>
-          </w:rPr>
-          <w:rPr>
-            <w:color w:val="0000EE"/>
-            <w:u w:val="single"/>
-          </w:rPr>
-          <w:t>創34:12</w:t>
-        </w:r>
-      </w:hyperlink>
-      <w:r>
-        <w:rPr>
-          <w:lang w:val="zh_TW" w:bidi="zh_TW"/>
-        </w:rPr>
-        <w:t>）。在古代的近東，人們認為禮物的餽贈也包含了贈與者的一部分，因此贈與者實際上是在獻上部分的自己。這份為盟約蓋上印記的禮物也確立了贈與者對新娘的權柄。</w:t>
-      </w:r>
-    </w:p>
-    <w:p>
-      <w:pPr/>
-      <w:r>
-        <w:rPr>
-          <w:lang w:val="zh_TW" w:bidi="zh_TW"/>
-        </w:rPr>
-      </w:r>
-      <w:r>
-        <w:rPr>
-          <w:lang w:val="zh_TW" w:bidi="zh_TW"/>
-        </w:rPr>
-        <w:t>婚姻程序的下一個階段則是訂婚。訂婚這個詞首先在</w:t>
-      </w:r>
-      <w:hyperlink r:id="rId71">
-        <w:r>
-          <w:rPr>
-            <w:lang w:val="zh_TW" w:bidi="zh_TW"/>
-          </w:rPr>
-          <w:rPr>
-            <w:color w:val="0000EE"/>
-            <w:u w:val="single"/>
-          </w:rPr>
-          <w:t>出埃及記二十二章16節</w:t>
-        </w:r>
-      </w:hyperlink>
-      <w:r>
-        <w:rPr>
-          <w:lang w:val="zh_TW" w:bidi="zh_TW"/>
-        </w:rPr>
-        <w:t>中出現，這個術語在申命記中多次使用（</w:t>
-      </w:r>
-      <w:hyperlink r:id="rId72">
-        <w:r>
-          <w:rPr>
-            <w:lang w:val="zh_TW" w:bidi="zh_TW"/>
-          </w:rPr>
-          <w:rPr>
-            <w:color w:val="0000EE"/>
-            <w:u w:val="single"/>
-          </w:rPr>
-          <w:t>申20:7</w:t>
-        </w:r>
-      </w:hyperlink>
-      <w:r>
-        <w:rPr>
-          <w:lang w:val="zh_TW" w:bidi="zh_TW"/>
-        </w:rPr>
-        <w:t>，</w:t>
-      </w:r>
-      <w:hyperlink r:id="rId73">
-        <w:r>
-          <w:rPr>
-            <w:lang w:val="zh_TW" w:bidi="zh_TW"/>
-          </w:rPr>
-          <w:rPr>
-            <w:color w:val="0000EE"/>
-            <w:u w:val="single"/>
-          </w:rPr>
-          <w:t>22:23–24</w:t>
-        </w:r>
-      </w:hyperlink>
-      <w:r>
-        <w:rPr>
-          <w:lang w:val="zh_TW" w:bidi="zh_TW"/>
-        </w:rPr>
-        <w:t>）。訂婚具有婚姻的法律地位（</w:t>
-      </w:r>
-      <w:hyperlink r:id="rId74">
-        <w:r>
-          <w:rPr>
-            <w:lang w:val="zh_TW" w:bidi="zh_TW"/>
-          </w:rPr>
-          <w:rPr>
-            <w:color w:val="0000EE"/>
-            <w:u w:val="single"/>
-          </w:rPr>
-          <w:t>申28:30</w:t>
-        </w:r>
-      </w:hyperlink>
-      <w:r>
-        <w:rPr>
-          <w:lang w:val="zh_TW" w:bidi="zh_TW"/>
-        </w:rPr>
-        <w:t>；</w:t>
-      </w:r>
-      <w:hyperlink r:id="rId75">
-        <w:r>
-          <w:rPr>
-            <w:lang w:val="zh_TW" w:bidi="zh_TW"/>
-          </w:rPr>
-          <w:rPr>
-            <w:color w:val="0000EE"/>
-            <w:u w:val="single"/>
-          </w:rPr>
-          <w:t>撒下3:14</w:t>
-        </w:r>
-      </w:hyperlink>
-      <w:r>
-        <w:rPr>
-          <w:lang w:val="zh_TW" w:bidi="zh_TW"/>
-        </w:rPr>
-        <w:t>），根據申命記的法律，任何侵犯已訂婚處女的人將被石頭砸死，因為侵犯了鄰居的「妻子」（</w:t>
-      </w:r>
-      <w:hyperlink r:id="rId73">
-        <w:r>
-          <w:rPr>
-            <w:lang w:val="zh_TW" w:bidi="zh_TW"/>
-          </w:rPr>
-          <w:rPr>
-            <w:color w:val="0000EE"/>
-            <w:u w:val="single"/>
-          </w:rPr>
-          <w:t>申22:23–24</w:t>
-        </w:r>
-      </w:hyperlink>
-      <w:r>
-        <w:rPr>
-          <w:lang w:val="zh_TW" w:bidi="zh_TW"/>
-        </w:rPr>
-        <w:t>）。訂婚的意義涉及取得所有資產，其方式類似於接受貢品。然而，訂婚婦女和嫁人為妻之間仍有區別（</w:t>
-      </w:r>
-      <w:hyperlink r:id="rId72">
-        <w:r>
-          <w:rPr>
-            <w:lang w:val="zh_TW" w:bidi="zh_TW"/>
-          </w:rPr>
-          <w:rPr>
-            <w:color w:val="0000EE"/>
-            <w:u w:val="single"/>
-          </w:rPr>
-          <w:t>20:7</w:t>
-        </w:r>
-      </w:hyperlink>
-      <w:r>
-        <w:rPr>
-          <w:lang w:val="zh_TW" w:bidi="zh_TW"/>
-        </w:rPr>
-        <w:t>）。在訂婚期間，準新郎免於服兵役。訂婚被認為是永久正式關係的一部份（</w:t>
-      </w:r>
-      <w:hyperlink r:id="rId76">
-        <w:r>
-          <w:rPr>
-            <w:lang w:val="zh_TW" w:bidi="zh_TW"/>
-          </w:rPr>
-          <w:rPr>
-            <w:color w:val="0000EE"/>
-            <w:u w:val="single"/>
-          </w:rPr>
-          <w:t>太1:18</w:t>
-        </w:r>
-      </w:hyperlink>
-      <w:r>
-        <w:rPr>
-          <w:lang w:val="zh_TW" w:bidi="zh_TW"/>
-        </w:rPr>
-        <w:t>；</w:t>
-      </w:r>
-      <w:hyperlink r:id="rId77">
-        <w:r>
-          <w:rPr>
-            <w:lang w:val="zh_TW" w:bidi="zh_TW"/>
-          </w:rPr>
-          <w:rPr>
-            <w:color w:val="0000EE"/>
-            <w:u w:val="single"/>
-          </w:rPr>
-          <w:t>路1:27</w:t>
-        </w:r>
-      </w:hyperlink>
-      <w:r>
-        <w:rPr>
-          <w:lang w:val="zh_TW" w:bidi="zh_TW"/>
-        </w:rPr>
-        <w:t>，</w:t>
-      </w:r>
-      <w:hyperlink r:id="rId78">
-        <w:r>
-          <w:rPr>
-            <w:lang w:val="zh_TW" w:bidi="zh_TW"/>
-          </w:rPr>
-          <w:rPr>
-            <w:color w:val="0000EE"/>
-            <w:u w:val="single"/>
-          </w:rPr>
-          <w:t>2:5</w:t>
-        </w:r>
-      </w:hyperlink>
-      <w:r>
-        <w:rPr>
-          <w:lang w:val="zh_TW" w:bidi="zh_TW"/>
-        </w:rPr>
-        <w:t>）。</w:t>
-      </w:r>
-    </w:p>
-    <w:p>
-      <w:pPr/>
-      <w:r>
-        <w:rPr>
-          <w:lang w:val="zh_TW" w:bidi="zh_TW"/>
-        </w:rPr>
-      </w:r>
-      <w:r>
-        <w:rPr>
-          <w:lang w:val="zh_TW" w:bidi="zh_TW"/>
-        </w:rPr>
-        <w:t>一個即將娶他人女兒的男子在訂婚時已被視為是女婿（</w:t>
-      </w:r>
-      <w:hyperlink r:id="rId79">
-        <w:r>
-          <w:rPr>
-            <w:lang w:val="zh_TW" w:bidi="zh_TW"/>
-          </w:rPr>
-          <w:rPr>
-            <w:color w:val="0000EE"/>
-            <w:u w:val="single"/>
-          </w:rPr>
-          <w:t>創19:14</w:t>
-        </w:r>
-      </w:hyperlink>
-      <w:r>
-        <w:rPr>
-          <w:lang w:val="zh_TW" w:bidi="zh_TW"/>
-        </w:rPr>
-        <w:t>）。馬利亞作為約瑟的未婚妻，儘管他直到耶穌出生後才與她同房，實際上馬利亞已在訂婚之際就被視為是他的妻子。</w:t>
-      </w:r>
-    </w:p>
-    <w:p>
-      <w:pPr/>
-      <w:r>
-        <w:rPr>
-          <w:lang w:val="zh_TW" w:bidi="zh_TW"/>
-        </w:rPr>
-      </w:r>
-      <w:r>
-        <w:rPr>
-          <w:lang w:val="zh_TW" w:bidi="zh_TW"/>
-        </w:rPr>
-        <w:t>聖經中第一次以筵席慶祝婚禮的記錄是在雅各的故事中（</w:t>
-      </w:r>
-      <w:hyperlink r:id="rId80">
-        <w:r>
-          <w:rPr>
-            <w:lang w:val="zh_TW" w:bidi="zh_TW"/>
-          </w:rPr>
-          <w:rPr>
-            <w:color w:val="0000EE"/>
-            <w:u w:val="single"/>
-          </w:rPr>
-          <w:t>創29:22</w:t>
-        </w:r>
-      </w:hyperlink>
-      <w:r>
-        <w:rPr>
-          <w:lang w:val="zh_TW" w:bidi="zh_TW"/>
-        </w:rPr>
-        <w:t>）。在多比傳（the book of Tobit）一書提及之前，並沒有實際的婚姻契約記錄（</w:t>
-      </w:r>
-      <w:hyperlink r:id="rId81">
-        <w:r>
-          <w:rPr>
-            <w:lang w:val="zh_TW" w:bidi="zh_TW"/>
-          </w:rPr>
-          <w:rPr>
-            <w:color w:val="0000EE"/>
-            <w:u w:val="single"/>
-          </w:rPr>
-          <w:t>多比傳7:12</w:t>
-        </w:r>
-      </w:hyperlink>
-      <w:r>
-        <w:rPr>
-          <w:lang w:val="zh_TW" w:bidi="zh_TW"/>
-        </w:rPr>
-        <w:t>）。這份契約在夫妻同居一週之前不視為有效（</w:t>
-      </w:r>
-      <w:hyperlink r:id="rId82">
-        <w:r>
-          <w:rPr>
-            <w:lang w:val="zh_TW" w:bidi="zh_TW"/>
-          </w:rPr>
-          <w:rPr>
-            <w:color w:val="0000EE"/>
-            <w:u w:val="single"/>
-          </w:rPr>
-          <w:t>創29:27</w:t>
-        </w:r>
-      </w:hyperlink>
-      <w:r>
-        <w:rPr>
-          <w:lang w:val="zh_TW" w:bidi="zh_TW"/>
-        </w:rPr>
-        <w:t>；</w:t>
-      </w:r>
-      <w:hyperlink r:id="rId83">
-        <w:r>
-          <w:rPr>
-            <w:lang w:val="zh_TW" w:bidi="zh_TW"/>
-          </w:rPr>
-          <w:rPr>
-            <w:color w:val="0000EE"/>
-            <w:u w:val="single"/>
-          </w:rPr>
-          <w:t>士14:12、18</w:t>
-        </w:r>
-      </w:hyperlink>
-      <w:r>
-        <w:rPr>
-          <w:lang w:val="zh_TW" w:bidi="zh_TW"/>
-        </w:rPr>
-        <w:t>）。當參孫在七天期限結束前離開新娘時，新娘的父母認為婚姻無效，並將她嫁給另一位男人（</w:t>
-      </w:r>
-      <w:hyperlink r:id="rId84">
-        <w:r>
-          <w:rPr>
-            <w:lang w:val="zh_TW" w:bidi="zh_TW"/>
-          </w:rPr>
-          <w:rPr>
-            <w:color w:val="0000EE"/>
-            <w:u w:val="single"/>
-          </w:rPr>
-          <w:t>士14:20</w:t>
-        </w:r>
-      </w:hyperlink>
-      <w:r>
-        <w:rPr>
-          <w:lang w:val="zh_TW" w:bidi="zh_TW"/>
-        </w:rPr>
-        <w:t>）。</w:t>
-      </w:r>
-    </w:p>
-    <w:p>
-      <w:pPr/>
-      <w:r>
-        <w:rPr>
-          <w:lang w:val="zh_TW" w:bidi="zh_TW"/>
-        </w:rPr>
-      </w:r>
-      <w:r>
-        <w:rPr>
-          <w:lang w:val="zh_TW" w:bidi="zh_TW"/>
-        </w:rPr>
-        <w:t>婚禮是一個家庭極大歡慶的場合。新郎和新娘的特殊服飾（</w:t>
-      </w:r>
-      <w:hyperlink r:id="rId85">
-        <w:r>
-          <w:rPr>
-            <w:lang w:val="zh_TW" w:bidi="zh_TW"/>
-          </w:rPr>
-          <w:rPr>
-            <w:color w:val="0000EE"/>
-            <w:u w:val="single"/>
-          </w:rPr>
-          <w:t>賽61:10</w:t>
-        </w:r>
-      </w:hyperlink>
-      <w:r>
-        <w:rPr>
-          <w:lang w:val="zh_TW" w:bidi="zh_TW"/>
-        </w:rPr>
-        <w:t>；</w:t>
-      </w:r>
-      <w:hyperlink r:id="rId86">
-        <w:r>
-          <w:rPr>
-            <w:lang w:val="zh_TW" w:bidi="zh_TW"/>
-          </w:rPr>
-          <w:rPr>
-            <w:color w:val="0000EE"/>
-            <w:u w:val="single"/>
-          </w:rPr>
-          <w:t>結16:9–13</w:t>
-        </w:r>
-      </w:hyperlink>
-      <w:r>
-        <w:rPr>
-          <w:lang w:val="zh_TW" w:bidi="zh_TW"/>
-        </w:rPr>
-        <w:t>）包括新娘的精美禮服，通常鑲有珠寶（</w:t>
-      </w:r>
-      <w:hyperlink r:id="rId87">
-        <w:r>
-          <w:rPr>
-            <w:lang w:val="zh_TW" w:bidi="zh_TW"/>
-          </w:rPr>
-          <w:rPr>
-            <w:color w:val="0000EE"/>
-            <w:u w:val="single"/>
-          </w:rPr>
-          <w:t>詩45:14–15</w:t>
-        </w:r>
-      </w:hyperlink>
-      <w:r>
-        <w:rPr>
-          <w:lang w:val="zh_TW" w:bidi="zh_TW"/>
-        </w:rPr>
-        <w:t>；</w:t>
-      </w:r>
-      <w:hyperlink r:id="rId85">
-        <w:r>
-          <w:rPr>
-            <w:lang w:val="zh_TW" w:bidi="zh_TW"/>
-          </w:rPr>
-          <w:rPr>
-            <w:color w:val="0000EE"/>
-            <w:u w:val="single"/>
-          </w:rPr>
-          <w:t>賽61:10</w:t>
-        </w:r>
-      </w:hyperlink>
-      <w:r>
-        <w:rPr>
-          <w:lang w:val="zh_TW" w:bidi="zh_TW"/>
-        </w:rPr>
-        <w:t>）和其它的飾物，而新郎則穿著華麗的衣服並戴著冠冕（</w:t>
-      </w:r>
-      <w:hyperlink r:id="rId88">
-        <w:r>
-          <w:rPr>
-            <w:lang w:val="zh_TW" w:bidi="zh_TW"/>
-          </w:rPr>
-          <w:rPr>
-            <w:color w:val="0000EE"/>
-            <w:u w:val="single"/>
-          </w:rPr>
-          <w:t>歌3:11</w:t>
-        </w:r>
-      </w:hyperlink>
-      <w:r>
-        <w:rPr>
-          <w:lang w:val="zh_TW" w:bidi="zh_TW"/>
-        </w:rPr>
-        <w:t>；</w:t>
-      </w:r>
-      <w:hyperlink r:id="rId85">
-        <w:r>
-          <w:rPr>
-            <w:lang w:val="zh_TW" w:bidi="zh_TW"/>
-          </w:rPr>
-          <w:rPr>
-            <w:color w:val="0000EE"/>
-            <w:u w:val="single"/>
-          </w:rPr>
-          <w:t>賽61:10</w:t>
-        </w:r>
-      </w:hyperlink>
-      <w:r>
-        <w:rPr>
-          <w:lang w:val="zh_TW" w:bidi="zh_TW"/>
-        </w:rPr>
-        <w:t>）。新娘戴著面紗（</w:t>
-      </w:r>
-      <w:hyperlink r:id="rId89">
-        <w:r>
-          <w:rPr>
-            <w:lang w:val="zh_TW" w:bidi="zh_TW"/>
-          </w:rPr>
-          <w:rPr>
-            <w:color w:val="0000EE"/>
-            <w:u w:val="single"/>
-          </w:rPr>
-          <w:t>創24:65</w:t>
-        </w:r>
-      </w:hyperlink>
-      <w:r>
-        <w:rPr>
-          <w:lang w:val="zh_TW" w:bidi="zh_TW"/>
-        </w:rPr>
-        <w:t>；</w:t>
-      </w:r>
-      <w:hyperlink r:id="rId90">
-        <w:r>
-          <w:rPr>
-            <w:lang w:val="zh_TW" w:bidi="zh_TW"/>
-          </w:rPr>
-          <w:rPr>
-            <w:color w:val="0000EE"/>
-            <w:u w:val="single"/>
-          </w:rPr>
-          <w:t>歌4:3</w:t>
-        </w:r>
-      </w:hyperlink>
-      <w:r>
-        <w:rPr>
-          <w:lang w:val="zh_TW" w:bidi="zh_TW"/>
-        </w:rPr>
-        <w:t>），這面紗在新房中被取下。這解釋了利百加在她的未婚夫以撒面前需要蒙上面紗的原因（</w:t>
-      </w:r>
-      <w:hyperlink r:id="rId89">
-        <w:r>
-          <w:rPr>
-            <w:lang w:val="zh_TW" w:bidi="zh_TW"/>
-          </w:rPr>
-          <w:rPr>
-            <w:color w:val="0000EE"/>
-            <w:u w:val="single"/>
-          </w:rPr>
-          <w:t>創24:65</w:t>
-        </w:r>
-      </w:hyperlink>
-      <w:r>
-        <w:rPr>
-          <w:lang w:val="zh_TW" w:bidi="zh_TW"/>
-        </w:rPr>
-        <w:t>），也解釋了拉班為何能夠在雅各的婚禮之夜，輕易地用利亞替換拉結的原因（</w:t>
-      </w:r>
-      <w:hyperlink r:id="rId91">
-        <w:r>
-          <w:rPr>
-            <w:lang w:val="zh_TW" w:bidi="zh_TW"/>
-          </w:rPr>
-          <w:rPr>
-            <w:color w:val="0000EE"/>
-            <w:u w:val="single"/>
-          </w:rPr>
-          <w:t>29:23–25</w:t>
-        </w:r>
-      </w:hyperlink>
-      <w:r>
-        <w:rPr>
-          <w:lang w:val="zh_TW" w:bidi="zh_TW"/>
-        </w:rPr>
-        <w:t>）。</w:t>
-      </w:r>
-    </w:p>
-    <w:p>
-      <w:pPr/>
-      <w:r>
-        <w:rPr>
-          <w:lang w:val="zh_TW" w:bidi="zh_TW"/>
-        </w:rPr>
-      </w:r>
-      <w:r>
-        <w:rPr>
-          <w:lang w:val="zh_TW" w:bidi="zh_TW"/>
-        </w:rPr>
-        <w:t>象徵性的儀式有時可能被納入訂婚或婚禮儀式中，例如路得請求波阿斯打開他的衣襟遮蓋她，以表示他要娶她為妻（</w:t>
-      </w:r>
-      <w:hyperlink r:id="rId92">
-        <w:r>
-          <w:rPr>
-            <w:lang w:val="zh_TW" w:bidi="zh_TW"/>
-          </w:rPr>
-          <w:rPr>
-            <w:color w:val="0000EE"/>
-            <w:u w:val="single"/>
-          </w:rPr>
-          <w:t>得3:9</w:t>
-        </w:r>
-      </w:hyperlink>
-      <w:r>
-        <w:rPr>
-          <w:lang w:val="zh_TW" w:bidi="zh_TW"/>
-        </w:rPr>
-        <w:t>）。另一個儀式、禮儀可能是新郎在婚房中正式解下新娘的腰帶，這是一個為新婚夫婦特別準備的房間或帳篷。婚姻通常在第一晚圓房（</w:t>
-      </w:r>
-      <w:hyperlink r:id="rId93">
-        <w:r>
-          <w:rPr>
-            <w:lang w:val="zh_TW" w:bidi="zh_TW"/>
-          </w:rPr>
-          <w:rPr>
-            <w:color w:val="0000EE"/>
-            <w:u w:val="single"/>
-          </w:rPr>
-          <w:t>創29:23</w:t>
-        </w:r>
-      </w:hyperlink>
-      <w:r>
-        <w:rPr>
-          <w:lang w:val="zh_TW" w:bidi="zh_TW"/>
-        </w:rPr>
-        <w:t>；</w:t>
-      </w:r>
-      <w:hyperlink r:id="rId94">
-        <w:r>
-          <w:rPr>
-            <w:lang w:val="zh_TW" w:bidi="zh_TW"/>
-          </w:rPr>
-          <w:rPr>
-            <w:color w:val="0000EE"/>
-            <w:u w:val="single"/>
-          </w:rPr>
-          <w:t>多比傳8:1</w:t>
-        </w:r>
-      </w:hyperlink>
-      <w:r>
-        <w:rPr>
-          <w:lang w:val="zh_TW" w:bidi="zh_TW"/>
-        </w:rPr>
-        <w:t>），而染血的床單則保留作為新娘貞潔的證據。</w:t>
-      </w:r>
-    </w:p>
-    <w:p>
-      <w:pPr/>
-      <w:r>
-        <w:rPr>
-          <w:lang w:val="zh_TW" w:bidi="zh_TW"/>
-        </w:rPr>
-      </w:r>
-      <w:r>
-        <w:rPr>
-          <w:lang w:val="zh_TW" w:bidi="zh_TW"/>
-        </w:rPr>
-        <w:t>與婚姻的盛大遊行和宴會形成鮮明對比，休妻的過程則很簡單。如果一個男人在任何特定事情上發現妻子的過錯，他可以休妻，這項權利直到公元11世紀才遭廢除。然而，休妻是不受鼓勵的，並且隨著時間的推移，這個程序變得更加複雜，受到許多阻礙的限制。</w:t>
-      </w:r>
-    </w:p>
-    <w:p>
-      <w:pPr/>
-      <w:r>
-        <w:rPr>
-          <w:lang w:val="zh_TW" w:bidi="zh_TW"/>
-        </w:rPr>
-      </w:r>
-      <w:r>
-        <w:rPr>
-          <w:lang w:val="zh_TW" w:bidi="zh_TW"/>
-        </w:rPr>
-        <w:t>隨著關於休妻的法律變得更加複雜，程序也變得越來越昂貴。在後來的時期，有時候拉比會提供律師的建議，特別是在有關新娘或其家庭應得財產的歸還等問題上。</w:t>
-      </w:r>
-    </w:p>
-    <w:p>
-      <w:pPr/>
-      <w:r>
-        <w:rPr>
-          <w:lang w:val="zh_TW" w:bidi="zh_TW"/>
-        </w:rPr>
-      </w:r>
-      <w:r>
-        <w:rPr>
-          <w:lang w:val="zh_TW" w:bidi="zh_TW"/>
-        </w:rPr>
-        <w:t>如果發現新娘犯了通姦罪，丈夫便有權休妻。甚至如果丈夫懷疑她不忠，也同樣適用。如果他覺得她違反了正常道德、變節或在管理家庭方面效率不高，他也可以休妻。如果婦女拒絕與丈夫行房至少一年，丈夫便可休妻。其它休妻的理由包括對丈夫或其親屬的侮辱行為、染上不治之症，或拒絕與丈夫隨行搬遷到新的地方。</w:t>
-      </w:r>
-    </w:p>
-    <w:p>
-      <w:pPr/>
-      <w:r>
-        <w:rPr>
-          <w:lang w:val="zh_TW" w:bidi="zh_TW"/>
-        </w:rPr>
-      </w:r>
-      <w:r>
-        <w:rPr>
-          <w:lang w:val="zh_TW" w:bidi="zh_TW"/>
-        </w:rPr>
-        <w:t>總括，妻子的地位十分低微。儘管她提供建議、管理家庭、教育孩子，並在必要時與她的丈夫一起工作，丈夫仍然是她的主人，而她的角色是服從。她不過是個僕人，雖然比奴隸好，因為她不能被賣掉，即使她可以被休掉。</w:t>
-      </w:r>
-    </w:p>
-    <w:p>
-      <w:pPr/>
-      <w:r>
-        <w:rPr>
-          <w:lang w:val="zh_TW" w:bidi="zh_TW"/>
-        </w:rPr>
-      </w:r>
-      <w:r>
-        <w:rPr>
-          <w:lang w:val="zh_TW" w:bidi="zh_TW"/>
-        </w:rPr>
-        <w:t>在舊約中，常用婚姻作比喻，希伯來人和神被比作新娘和新郎（</w:t>
-      </w:r>
-      <w:hyperlink r:id="rId95">
-        <w:r>
-          <w:rPr>
-            <w:lang w:val="zh_TW" w:bidi="zh_TW"/>
-          </w:rPr>
-          <w:rPr>
-            <w:color w:val="0000EE"/>
-            <w:u w:val="single"/>
-          </w:rPr>
-          <w:t>賽62:4–5</w:t>
-        </w:r>
-      </w:hyperlink>
-      <w:r>
-        <w:rPr>
-          <w:lang w:val="zh_TW" w:bidi="zh_TW"/>
-        </w:rPr>
-        <w:t>；</w:t>
-      </w:r>
-      <w:hyperlink r:id="rId96">
-        <w:r>
-          <w:rPr>
-            <w:lang w:val="zh_TW" w:bidi="zh_TW"/>
-          </w:rPr>
-          <w:rPr>
-            <w:color w:val="0000EE"/>
-            <w:u w:val="single"/>
-          </w:rPr>
-          <w:t>耶2:2</w:t>
-        </w:r>
-      </w:hyperlink>
-      <w:r>
-        <w:rPr>
-          <w:lang w:val="zh_TW" w:bidi="zh_TW"/>
-        </w:rPr>
-        <w:t>）。耶利米書將即將降臨猶大的荒涼與婚宴的慶祝做對比（</w:t>
-      </w:r>
-      <w:hyperlink r:id="rId97">
-        <w:r>
-          <w:rPr>
-            <w:lang w:val="zh_TW" w:bidi="zh_TW"/>
-          </w:rPr>
-          <w:rPr>
-            <w:color w:val="0000EE"/>
-            <w:u w:val="single"/>
-          </w:rPr>
-          <w:t>耶7:34</w:t>
-        </w:r>
-      </w:hyperlink>
-      <w:r>
-        <w:rPr>
-          <w:lang w:val="zh_TW" w:bidi="zh_TW"/>
-        </w:rPr>
-        <w:t>，</w:t>
-      </w:r>
-      <w:hyperlink r:id="rId98">
-        <w:r>
-          <w:rPr>
-            <w:lang w:val="zh_TW" w:bidi="zh_TW"/>
-          </w:rPr>
-          <w:rPr>
-            <w:color w:val="0000EE"/>
-            <w:u w:val="single"/>
-          </w:rPr>
-          <w:t>16:9</w:t>
-        </w:r>
-      </w:hyperlink>
-      <w:r>
-        <w:rPr>
-          <w:lang w:val="zh_TW" w:bidi="zh_TW"/>
-        </w:rPr>
-        <w:t>，</w:t>
-      </w:r>
-      <w:hyperlink r:id="rId99">
-        <w:r>
-          <w:rPr>
-            <w:lang w:val="zh_TW" w:bidi="zh_TW"/>
-          </w:rPr>
-          <w:rPr>
-            <w:color w:val="0000EE"/>
-            <w:u w:val="single"/>
-          </w:rPr>
-          <w:t>25:10</w:t>
-        </w:r>
-      </w:hyperlink>
-      <w:r>
-        <w:rPr>
-          <w:lang w:val="zh_TW" w:bidi="zh_TW"/>
-        </w:rPr>
-        <w:t>）。在何西阿書中也用婚姻作比喻，神拒絕與祂妻子以色列的關係（</w:t>
-      </w:r>
-      <w:hyperlink r:id="rId100">
-        <w:r>
-          <w:rPr>
-            <w:lang w:val="zh_TW" w:bidi="zh_TW"/>
-          </w:rPr>
-          <w:rPr>
-            <w:color w:val="0000EE"/>
-            <w:u w:val="single"/>
-          </w:rPr>
-          <w:t>何2:2</w:t>
-        </w:r>
-      </w:hyperlink>
-      <w:r>
-        <w:rPr>
-          <w:lang w:val="zh_TW" w:bidi="zh_TW"/>
-        </w:rPr>
-        <w:t>），但如果她恢復忠心的行為，神願意再次接受她（</w:t>
-      </w:r>
-      <w:hyperlink r:id="rId101">
-        <w:r>
-          <w:rPr>
-            <w:lang w:val="zh_TW" w:bidi="zh_TW"/>
-          </w:rPr>
-          <w:rPr>
-            <w:color w:val="0000EE"/>
-            <w:u w:val="single"/>
-          </w:rPr>
-          <w:t>19–20</w:t>
-        </w:r>
-      </w:hyperlink>
-      <w:r>
-        <w:rPr>
-          <w:lang w:val="zh_TW" w:bidi="zh_TW"/>
-        </w:rPr>
-        <w:t>）。</w:t>
-      </w:r>
-    </w:p>
-    <w:p>
-      <w:pPr/>
-      <w:r>
-        <w:rPr>
-          <w:lang w:val="zh_TW" w:bidi="zh_TW"/>
-        </w:rPr>
-      </w:r>
-      <w:r>
-        <w:rPr>
-          <w:lang w:val="zh_TW" w:bidi="zh_TW"/>
-        </w:rPr>
-        <w:t>在新約中，施洗約翰將他的喜樂比作婚禮上新郎朋友的喜樂（</w:t>
-      </w:r>
-      <w:hyperlink r:id="rId102">
-        <w:r>
-          <w:rPr>
-            <w:lang w:val="zh_TW" w:bidi="zh_TW"/>
-          </w:rPr>
-          <w:rPr>
-            <w:color w:val="0000EE"/>
-            <w:u w:val="single"/>
-          </w:rPr>
-          <w:t>約3:29</w:t>
-        </w:r>
-      </w:hyperlink>
-      <w:r>
-        <w:rPr>
-          <w:lang w:val="zh_TW" w:bidi="zh_TW"/>
-        </w:rPr>
-        <w:t>），而耶穌自己在智慧和愚拙童女的比喻中，提到了婚禮的準備（</w:t>
-      </w:r>
-      <w:hyperlink r:id="rId103">
-        <w:r>
-          <w:rPr>
-            <w:lang w:val="zh_TW" w:bidi="zh_TW"/>
-          </w:rPr>
-          <w:rPr>
-            <w:color w:val="0000EE"/>
-            <w:u w:val="single"/>
-          </w:rPr>
-          <w:t>太25:1–12</w:t>
-        </w:r>
-      </w:hyperlink>
-      <w:r>
-        <w:rPr>
-          <w:lang w:val="zh_TW" w:bidi="zh_TW"/>
-        </w:rPr>
-        <w:t>）。在婚宴的故事中（</w:t>
-      </w:r>
-      <w:hyperlink r:id="rId104">
-        <w:r>
-          <w:rPr>
-            <w:lang w:val="zh_TW" w:bidi="zh_TW"/>
-          </w:rPr>
-          <w:rPr>
-            <w:color w:val="0000EE"/>
-            <w:u w:val="single"/>
-          </w:rPr>
-          <w:t>22:1–14</w:t>
-        </w:r>
-      </w:hyperlink>
-      <w:r>
-        <w:rPr>
-          <w:lang w:val="zh_TW" w:bidi="zh_TW"/>
-        </w:rPr>
-        <w:t>），基督提到在這樣的儀式中為賓客提供婚禮的禮服。基督的教會作為基督的新娘的主題出現在哥林多後書、以弗所書和啟示錄等書中。</w:t>
-      </w:r>
-    </w:p>
-    <w:p>
-      <w:pPr>
-        <w:pStyle w:val="Heading3"/>
-      </w:pPr>
-      <w:r>
-        <w:rPr>
-          <w:lang w:val="zh_TW" w:bidi="zh_TW"/>
-        </w:rPr>
-        <w:t>關於耶穌教導的婚姻和姦淫</w:t>
-      </w:r>
-    </w:p>
-    <w:p>
-      <w:pPr/>
-      <w:r>
-        <w:rPr>
-          <w:lang w:val="zh_TW" w:bidi="zh_TW"/>
-        </w:rPr>
-      </w:r>
-      <w:r>
-        <w:rPr>
-          <w:lang w:val="zh_TW" w:bidi="zh_TW"/>
-        </w:rPr>
-        <w:t>在民事法中，耶穌的教導常常重新調整或強化舊約中的重點。 例如，在舊約的律法中，姦淫似乎主要被理解為一個男人侵犯到另一個男人的婚姻，而不是違反彼此對婚姻的忠誠。 然而，當法利賽人質疑耶穌時，祂指出神創造的原意：一男一女永結一體（</w:t>
-      </w:r>
-      <w:hyperlink r:id="rId105">
-        <w:r>
-          <w:rPr>
-            <w:lang w:val="zh_TW" w:bidi="zh_TW"/>
-          </w:rPr>
-          <w:rPr>
-            <w:color w:val="0000EE"/>
-            <w:u w:val="single"/>
-          </w:rPr>
-          <w:t>可10:2–9</w:t>
-        </w:r>
-      </w:hyperlink>
-      <w:r>
-        <w:rPr>
-          <w:lang w:val="zh_TW" w:bidi="zh_TW"/>
-        </w:rPr>
-        <w:t>）。 祂更進一步宣稱，如果一個男人與妻子離婚並娶了另一位妻子，他就是「犯了姦淫」（</w:t>
-      </w:r>
-      <w:hyperlink r:id="rId106">
-        <w:r>
-          <w:rPr>
-            <w:lang w:val="zh_TW" w:bidi="zh_TW"/>
-          </w:rPr>
-          <w:rPr>
-            <w:color w:val="0000EE"/>
-            <w:u w:val="single"/>
-          </w:rPr>
-          <w:t>11</w:t>
-        </w:r>
-      </w:hyperlink>
-      <w:r>
-        <w:rPr>
-          <w:lang w:val="zh_TW" w:bidi="zh_TW"/>
-        </w:rPr>
-        <w:t>節）——這是對當時普遍接受假設的驚人顛覆。 耶穌藉此肯定了男女在婚姻忠誠方面的道德平等：不忠的丈夫與不忠的妻子同樣犯了通姦罪。 這個教導讓門徒感到驚訝（見</w:t>
-      </w:r>
-      <w:hyperlink r:id="rId107">
-        <w:r>
-          <w:rPr>
-            <w:lang w:val="zh_TW" w:bidi="zh_TW"/>
-          </w:rPr>
-          <w:rPr>
-            <w:color w:val="0000EE"/>
-            <w:u w:val="single"/>
-          </w:rPr>
-          <w:t>太19:10</w:t>
-        </w:r>
-      </w:hyperlink>
-      <w:r>
-        <w:rPr>
-          <w:lang w:val="zh_TW" w:bidi="zh_TW"/>
-        </w:rPr>
-        <w:t>），它展現了耶穌對比當時宗教領袖（</w:t>
-      </w:r>
-      <w:hyperlink r:id="rId108">
-        <w:r>
-          <w:rPr>
-            <w:lang w:val="zh_TW" w:bidi="zh_TW"/>
-          </w:rPr>
-          <w:rPr>
-            <w:color w:val="0000EE"/>
-            <w:u w:val="single"/>
-          </w:rPr>
-          <w:t>5:20</w:t>
-        </w:r>
-      </w:hyperlink>
-      <w:r>
-        <w:rPr>
-          <w:lang w:val="zh_TW" w:bidi="zh_TW"/>
-        </w:rPr>
-        <w:t>）更深的公義的呼籲。</w:t>
-      </w:r>
-    </w:p>
-    <w:p>
-      <w:pPr/>
-      <w:r>
-        <w:rPr>
-          <w:lang w:val="zh_TW" w:bidi="zh_TW"/>
-        </w:rPr>
-      </w:r>
-      <w:r>
-        <w:rPr>
-          <w:lang w:val="zh_TW" w:bidi="zh_TW"/>
-        </w:rPr>
-        <w:t>在馬太福音對耶穌教導的記述中有一點差異，使一些學者認為耶穌並不像上述概要所暗示的那樣嚴格。根據</w:t>
-      </w:r>
-      <w:hyperlink r:id="rId109">
-        <w:r>
-          <w:rPr>
-            <w:lang w:val="zh_TW" w:bidi="zh_TW"/>
-          </w:rPr>
-          <w:rPr>
-            <w:color w:val="0000EE"/>
-            <w:u w:val="single"/>
-          </w:rPr>
-          <w:t>馬太福音十九章9節</w:t>
-        </w:r>
-      </w:hyperlink>
-      <w:r>
-        <w:rPr>
-          <w:lang w:val="zh_TW" w:bidi="zh_TW"/>
-        </w:rPr>
-        <w:t>，妻子的不貞（可能是某種性行為不端）允許受委屈的丈夫休妻並再婚。如果這句話是經文的結束，這種解釋將是流於表面的。然而，從語境來看，更有可能是耶穌允許無辜的配偶與其妻子分開，但不允許再婚。這解釋了為什麼門徒如此震驚，以及為什麼耶穌接著談到有些人為了天國而拒絕結婚（</w:t>
-      </w:r>
-      <w:hyperlink r:id="rId110">
-        <w:r>
-          <w:rPr>
-            <w:lang w:val="zh_TW" w:bidi="zh_TW"/>
-          </w:rPr>
-          <w:rPr>
-            <w:color w:val="0000EE"/>
-            <w:u w:val="single"/>
-          </w:rPr>
-          <w:t>太19:12</w:t>
-        </w:r>
-      </w:hyperlink>
-      <w:r>
-        <w:rPr>
-          <w:lang w:val="zh_TW" w:bidi="zh_TW"/>
-        </w:rPr>
-        <w:t>）。這也是教會在頭五個世紀對這段經文的解釋，他們允許基督徒分開，但不允許再婚（參</w:t>
-      </w:r>
-      <w:hyperlink r:id="rId111">
-        <w:r>
-          <w:rPr>
-            <w:lang w:val="zh_TW" w:bidi="zh_TW"/>
-          </w:rPr>
-          <w:rPr>
-            <w:color w:val="0000EE"/>
-            <w:u w:val="single"/>
-          </w:rPr>
-          <w:t>林前7:11</w:t>
-        </w:r>
-      </w:hyperlink>
-      <w:r>
-        <w:rPr>
-          <w:lang w:val="zh_TW" w:bidi="zh_TW"/>
-        </w:rPr>
-        <w:t>）。</w:t>
-      </w:r>
-    </w:p>
-    <w:p>
-      <w:pPr/>
-      <w:r>
-        <w:rPr>
-          <w:lang w:val="zh_TW" w:bidi="zh_TW"/>
-        </w:rPr>
-      </w:r>
-      <w:r>
-        <w:rPr>
-          <w:i/>
-          <w:lang w:val="zh_TW" w:bidi="zh_TW"/>
-        </w:rPr>
-        <w:t>另見</w:t>
-      </w:r>
-      <w:r>
-        <w:rPr>
-          <w:lang w:val="zh_TW" w:bidi="zh_TW"/>
-        </w:rPr>
-        <w:t xml:space="preserve"> </w:t>
-      </w:r>
-      <w:r>
-        <w:rPr>
-          <w:lang w:val="zh_TW" w:bidi="zh_TW"/>
-        </w:rPr>
-        <w:t>淫亂</w:t>
-      </w:r>
-      <w:r>
-        <w:rPr>
-          <w:lang w:val="zh_TW" w:bidi="zh_TW"/>
-        </w:rPr>
-        <w:t>，</w:t>
-      </w:r>
-      <w:r>
-        <w:rPr>
-          <w:lang w:val="zh_TW" w:bidi="zh_TW"/>
-        </w:rPr>
-        <w:t>民事法和司法</w:t>
-      </w:r>
-      <w:r>
-        <w:rPr>
-          <w:lang w:val="zh_TW" w:bidi="zh_TW"/>
-        </w:rPr>
-        <w:t>，</w:t>
-      </w:r>
-      <w:r>
-        <w:rPr>
-          <w:lang w:val="zh_TW" w:bidi="zh_TW"/>
-        </w:rPr>
-        <w:t>妾</w:t>
-      </w:r>
-      <w:r>
-        <w:rPr>
-          <w:lang w:val="zh_TW" w:bidi="zh_TW"/>
-        </w:rPr>
-        <w:t>，</w:t>
-      </w:r>
-      <w:r>
-        <w:rPr>
-          <w:lang w:val="zh_TW" w:bidi="zh_TW"/>
-        </w:rPr>
-        <w:t>休妻</w:t>
-      </w:r>
-      <w:r>
-        <w:rPr>
-          <w:lang w:val="zh_TW" w:bidi="zh_TW"/>
-        </w:rPr>
-        <w:t>，</w:t>
-      </w:r>
-      <w:r>
-        <w:rPr>
-          <w:lang w:val="zh_TW" w:bidi="zh_TW"/>
-        </w:rPr>
-        <w:t>家庭生活與關係</w:t>
-      </w:r>
-      <w:r>
-        <w:rPr>
-          <w:lang w:val="zh_TW" w:bidi="zh_TW"/>
-        </w:rPr>
-        <w:t>，</w:t>
-      </w:r>
-      <w:r>
-        <w:rPr>
-          <w:lang w:val="zh_TW" w:bidi="zh_TW"/>
-        </w:rPr>
-        <w:t>性，性別</w:t>
-      </w:r>
-      <w:r>
-        <w:rPr>
-          <w:lang w:val="zh_TW" w:bidi="zh_TW"/>
-        </w:rPr>
-        <w:t>，</w:t>
-      </w:r>
-      <w:r>
-        <w:rPr>
-          <w:lang w:val="zh_TW" w:bidi="zh_TW"/>
-        </w:rPr>
-        <w:t>處女</w:t>
+      <w:r>
+        <w:rPr>
+          <w:lang w:val="zh_TW" w:bidi="zh_TW"/>
+        </w:rPr>
+        <w:t>挪亞 #1</w:t>
       </w:r>
       <w:r>
         <w:rPr>

--- a/zht/docx/053.content.docx
+++ b/zht/docx/053.content.docx
@@ -19,7 +19,7 @@
         <w:rPr>
           <w:lang w:val="zh_TW" w:bidi="zh_TW"/>
         </w:rPr>
-        <w:t>Resource: 聖經詞典 (Tyndale)</w:t>
+        <w:t>Resource: Tyndale Open Bible Dictionary</w:t>
       </w:r>
       <w:r>
         <w:rPr>
@@ -112,7 +112,7 @@
         <w:rPr>
           <w:lang w:val="zh_TW" w:bidi="zh_TW"/>
         </w:rPr>
-        <w:t>聖經詞典 (Tyndale)</w:t>
+        <w:t>Tyndale Open Bible Dictionary</w:t>
       </w:r>
     </w:p>
     <w:p>
@@ -149,7 +149,7 @@
         <w:rPr>
           <w:lang w:val="zh_TW" w:bidi="zh_TW"/>
         </w:rPr>
-        <w:t>hong</w:t>
+        <w:t>han</w:t>
       </w:r>
       <w:r>
         <w:rPr>
@@ -212,7 +212,7 @@
         <w:rPr>
           <w:lang w:val="zh_TW" w:bidi="zh_TW"/>
         </w:rPr>
-        <w:t>洪水</w:t>
+        <w:t>含（人物）</w:t>
       </w:r>
       <w:r>
         <w:rPr>
@@ -231,7 +231,7 @@
         <w:rPr>
           <w:lang w:val="zh_TW" w:bidi="zh_TW"/>
         </w:rPr>
-        <w:t>水勢上漲氾濫，淹沒大地，特別指</w:t>
+        <w:t>挪亞的次子（</w:t>
       </w:r>
       <w:hyperlink r:id="rId13">
         <w:r>
@@ -242,25 +242,98 @@
             <w:color w:val="0000EE"/>
             <w:u w:val="single"/>
           </w:rPr>
-          <w:t>創世記六至九章</w:t>
+          <w:t>創5:32，</w:t>
+        </w:r>
+      </w:hyperlink>
+      <w:hyperlink r:id="rId14">
+        <w:r>
+          <w:rPr>
+            <w:lang w:val="zh_TW" w:bidi="zh_TW"/>
+          </w:rPr>
+          <w:rPr>
+            <w:color w:val="0000EE"/>
+            <w:u w:val="single"/>
+          </w:rPr>
+          <w:t>6:10，</w:t>
+        </w:r>
+      </w:hyperlink>
+      <w:hyperlink r:id="rId15">
+        <w:r>
+          <w:rPr>
+            <w:lang w:val="zh_TW" w:bidi="zh_TW"/>
+          </w:rPr>
+          <w:rPr>
+            <w:color w:val="0000EE"/>
+            <w:u w:val="single"/>
+          </w:rPr>
+          <w:t>7:13，</w:t>
+        </w:r>
+      </w:hyperlink>
+      <w:hyperlink r:id="rId16">
+        <w:r>
+          <w:rPr>
+            <w:lang w:val="zh_TW" w:bidi="zh_TW"/>
+          </w:rPr>
+          <w:rPr>
+            <w:color w:val="0000EE"/>
+            <w:u w:val="single"/>
+          </w:rPr>
+          <w:t>9:18、22，</w:t>
+        </w:r>
+      </w:hyperlink>
+      <w:hyperlink r:id="rId17">
+        <w:r>
+          <w:rPr>
+            <w:lang w:val="zh_TW" w:bidi="zh_TW"/>
+          </w:rPr>
+          <w:rPr>
+            <w:color w:val="0000EE"/>
+            <w:u w:val="single"/>
+          </w:rPr>
+          <w:t>10:1、6、20</w:t>
         </w:r>
       </w:hyperlink>
       <w:r>
         <w:rPr>
           <w:lang w:val="zh_TW" w:bidi="zh_TW"/>
         </w:rPr>
-        <w:t>挪亞時代的洪水。</w:t>
+        <w:t>）。含有四個兒子，他們的名字是古實、麥西（希伯來文指埃及）、弗和迦南（</w:t>
       </w:r>
-    </w:p>
-    <w:p>
-      <w:pPr>
-        <w:pStyle w:val="Heading3"/>
-      </w:pPr>
+      <w:hyperlink r:id="rId18">
+        <w:r>
+          <w:rPr>
+            <w:lang w:val="zh_TW" w:bidi="zh_TW"/>
+          </w:rPr>
+          <w:rPr>
+            <w:color w:val="0000EE"/>
+            <w:u w:val="single"/>
+          </w:rPr>
+          <w:t>創10:6</w:t>
+        </w:r>
+      </w:hyperlink>
       <w:r>
         <w:rPr>
           <w:lang w:val="zh_TW" w:bidi="zh_TW"/>
         </w:rPr>
-        <w:t>聖經記載</w:t>
+        <w:t>；</w:t>
+      </w:r>
+      <w:hyperlink r:id="rId19">
+        <w:r>
+          <w:rPr>
+            <w:lang w:val="zh_TW" w:bidi="zh_TW"/>
+          </w:rPr>
+          <w:rPr>
+            <w:color w:val="0000EE"/>
+            <w:u w:val="single"/>
+          </w:rPr>
+          <w:t>代上1:8</w:t>
+        </w:r>
+      </w:hyperlink>
+      <w:r>
+        <w:rPr>
+          <w:lang w:val="zh_TW" w:bidi="zh_TW"/>
+        </w:rPr>
+        <w:t>）。因此，人們視含為埃及人（雖然後來似乎出現了混血種族）的先祖，也是非洲、阿拉伯和迦南地諸民族的先祖。</w:t>
       </w:r>
     </w:p>
     <w:p>
@@ -274,7 +347,61 @@
         <w:rPr>
           <w:lang w:val="zh_TW" w:bidi="zh_TW"/>
         </w:rPr>
-        <w:t>挪亞洪水的故事記載在</w:t>
+        <w:t>洪水之後，挪亞開始種植葡萄園，有一次因喝醉酒而露出身體 （</w:t>
+      </w:r>
+      <w:hyperlink r:id="rId20">
+        <w:r>
+          <w:rPr>
+            <w:lang w:val="zh_TW" w:bidi="zh_TW"/>
+          </w:rPr>
+          <w:rPr>
+            <w:color w:val="0000EE"/>
+            <w:u w:val="single"/>
+          </w:rPr>
+          <w:t>創9:20–24</w:t>
+        </w:r>
+      </w:hyperlink>
+      <w:r>
+        <w:rPr>
+          <w:lang w:val="zh_TW" w:bidi="zh_TW"/>
+        </w:rPr>
+        <w:t>）。含看見父親赤身躺著，便把這件事告訴了閃和雅弗；閃和雅弗卻小心地替挪亞遮蓋身體。挪亞醒來後，知道他「小兒子」（有人認為指含）所做的事，便咒詛含的兒子迦南，說他的弟兄（古實、麥西、弗）以及閃和雅弗都要管轄他。不過，如果</w:t>
+      </w:r>
+      <w:hyperlink r:id="rId21">
+        <w:r>
+          <w:rPr>
+            <w:lang w:val="zh_TW" w:bidi="zh_TW"/>
+          </w:rPr>
+          <w:rPr>
+            <w:color w:val="0000EE"/>
+            <w:u w:val="single"/>
+          </w:rPr>
+          <w:t>九章24節</w:t>
+        </w:r>
+      </w:hyperlink>
+      <w:r>
+        <w:rPr>
+          <w:lang w:val="zh_TW" w:bidi="zh_TW"/>
+        </w:rPr>
+        <w:t>所指得罪挪亞的人是含，為甚麼咒詛卻落在他的兒子迦南身上呢？最可能的解釋是：第</w:t>
+      </w:r>
+      <w:hyperlink r:id="rId21">
+        <w:r>
+          <w:rPr>
+            <w:lang w:val="zh_TW" w:bidi="zh_TW"/>
+          </w:rPr>
+          <w:rPr>
+            <w:color w:val="0000EE"/>
+            <w:u w:val="single"/>
+          </w:rPr>
+          <w:t>24</w:t>
+        </w:r>
+      </w:hyperlink>
+      <w:r>
+        <w:rPr>
+          <w:lang w:val="zh_TW" w:bidi="zh_TW"/>
+        </w:rPr>
+        <w:t>節所指的並不是含。經文中的用語是他的「小兒子」（有英文譯本譯為younger，這個用法在希伯來文幾乎不可能出現），然而多處經文都明顯把含列為三兄弟中的第二個，而不是最小的 （</w:t>
       </w:r>
       <w:hyperlink r:id="rId13">
         <w:r>
@@ -285,15 +412,9 @@
             <w:color w:val="0000EE"/>
             <w:u w:val="single"/>
           </w:rPr>
-          <w:t>創世記六至九章</w:t>
+          <w:t>5:32，</w:t>
         </w:r>
       </w:hyperlink>
-      <w:r>
-        <w:rPr>
-          <w:lang w:val="zh_TW" w:bidi="zh_TW"/>
-        </w:rPr>
-        <w:t>。聖經常常提到這件事，且一律視為真實事件（</w:t>
-      </w:r>
       <w:hyperlink r:id="rId14">
         <w:r>
           <w:rPr>
@@ -303,15 +424,9 @@
             <w:color w:val="0000EE"/>
             <w:u w:val="single"/>
           </w:rPr>
-          <w:t>創10:1、32</w:t>
+          <w:t>6:10，</w:t>
         </w:r>
       </w:hyperlink>
-      <w:r>
-        <w:rPr>
-          <w:lang w:val="zh_TW" w:bidi="zh_TW"/>
-        </w:rPr>
-        <w:t>，</w:t>
-      </w:r>
       <w:hyperlink r:id="rId15">
         <w:r>
           <w:rPr>
@@ -321,155 +436,9 @@
             <w:color w:val="0000EE"/>
             <w:u w:val="single"/>
           </w:rPr>
-          <w:t>11:10</w:t>
+          <w:t>7:13，</w:t>
         </w:r>
       </w:hyperlink>
-      <w:r>
-        <w:rPr>
-          <w:lang w:val="zh_TW" w:bidi="zh_TW"/>
-        </w:rPr>
-        <w:t>；</w:t>
-      </w:r>
-      <w:hyperlink r:id="rId16">
-        <w:r>
-          <w:rPr>
-            <w:lang w:val="zh_TW" w:bidi="zh_TW"/>
-          </w:rPr>
-          <w:rPr>
-            <w:color w:val="0000EE"/>
-            <w:u w:val="single"/>
-          </w:rPr>
-          <w:t>太24:38</w:t>
-        </w:r>
-      </w:hyperlink>
-      <w:r>
-        <w:rPr>
-          <w:lang w:val="zh_TW" w:bidi="zh_TW"/>
-        </w:rPr>
-        <w:t>–</w:t>
-      </w:r>
-      <w:hyperlink r:id="rId16">
-        <w:r>
-          <w:rPr>
-            <w:lang w:val="zh_TW" w:bidi="zh_TW"/>
-          </w:rPr>
-          <w:rPr>
-            <w:color w:val="0000EE"/>
-            <w:u w:val="single"/>
-          </w:rPr>
-          <w:t>39</w:t>
-        </w:r>
-      </w:hyperlink>
-      <w:r>
-        <w:rPr>
-          <w:lang w:val="zh_TW" w:bidi="zh_TW"/>
-        </w:rPr>
-        <w:t>；</w:t>
-      </w:r>
-      <w:hyperlink r:id="rId17">
-        <w:r>
-          <w:rPr>
-            <w:lang w:val="zh_TW" w:bidi="zh_TW"/>
-          </w:rPr>
-          <w:rPr>
-            <w:color w:val="0000EE"/>
-            <w:u w:val="single"/>
-          </w:rPr>
-          <w:t>路17:27</w:t>
-        </w:r>
-      </w:hyperlink>
-      <w:r>
-        <w:rPr>
-          <w:lang w:val="zh_TW" w:bidi="zh_TW"/>
-        </w:rPr>
-        <w:t>；</w:t>
-      </w:r>
-      <w:hyperlink r:id="rId18">
-        <w:r>
-          <w:rPr>
-            <w:lang w:val="zh_TW" w:bidi="zh_TW"/>
-          </w:rPr>
-          <w:rPr>
-            <w:color w:val="0000EE"/>
-            <w:u w:val="single"/>
-          </w:rPr>
-          <w:t>彼後2:5</w:t>
-        </w:r>
-      </w:hyperlink>
-      <w:r>
-        <w:rPr>
-          <w:lang w:val="zh_TW" w:bidi="zh_TW"/>
-        </w:rPr>
-        <w:t>）。在聖經裡，神降下洪水是因為人類的罪惡極其深重，「人在地上罪惡很大」（</w:t>
-      </w:r>
-      <w:hyperlink r:id="rId19">
-        <w:r>
-          <w:rPr>
-            <w:lang w:val="zh_TW" w:bidi="zh_TW"/>
-          </w:rPr>
-          <w:rPr>
-            <w:color w:val="0000EE"/>
-            <w:u w:val="single"/>
-          </w:rPr>
-          <w:t>創6:5</w:t>
-        </w:r>
-      </w:hyperlink>
-      <w:r>
-        <w:rPr>
-          <w:lang w:val="zh_TW" w:bidi="zh_TW"/>
-        </w:rPr>
-        <w:t>）。神決定毀滅全人類，重新開始，又揀選那些願意順服祂的人（參</w:t>
-      </w:r>
-      <w:hyperlink r:id="rId20">
-        <w:r>
-          <w:rPr>
-            <w:lang w:val="zh_TW" w:bidi="zh_TW"/>
-          </w:rPr>
-          <w:rPr>
-            <w:color w:val="0000EE"/>
-            <w:u w:val="single"/>
-          </w:rPr>
-          <w:t>創1:26–28</w:t>
-        </w:r>
-      </w:hyperlink>
-      <w:r>
-        <w:rPr>
-          <w:lang w:val="zh_TW" w:bidi="zh_TW"/>
-        </w:rPr>
-        <w:t>）。當時唯有挪亞、他的兒子和他們的妻子對耶和華忠心，神藉著他們在毀滅之後重建大地。</w:t>
-      </w:r>
-    </w:p>
-    <w:p>
-      <w:pPr/>
-      <w:r>
-        <w:rPr>
-          <w:lang w:val="zh_TW" w:bidi="zh_TW"/>
-        </w:rPr>
-      </w:r>
-      <w:r>
-        <w:rPr>
-          <w:lang w:val="zh_TW" w:bidi="zh_TW"/>
-        </w:rPr>
-        <w:t>挪亞花了一百二十年建造一艘大船，同時警告世人神即將來臨的審判（</w:t>
-      </w:r>
-      <w:hyperlink r:id="rId21">
-        <w:r>
-          <w:rPr>
-            <w:lang w:val="zh_TW" w:bidi="zh_TW"/>
-          </w:rPr>
-          <w:rPr>
-            <w:color w:val="0000EE"/>
-            <w:u w:val="single"/>
-          </w:rPr>
-          <w:t>創6:3</w:t>
-        </w:r>
-      </w:hyperlink>
-      <w:r>
-        <w:rPr>
-          <w:lang w:val="zh_TW" w:bidi="zh_TW"/>
-        </w:rPr>
-        <w:t>；參</w:t>
-      </w:r>
       <w:hyperlink r:id="rId22">
         <w:r>
           <w:rPr>
@@ -479,15 +448,9 @@
             <w:color w:val="0000EE"/>
             <w:u w:val="single"/>
           </w:rPr>
-          <w:t>來11:7</w:t>
+          <w:t>9:18，</w:t>
         </w:r>
       </w:hyperlink>
-      <w:r>
-        <w:rPr>
-          <w:lang w:val="zh_TW" w:bidi="zh_TW"/>
-        </w:rPr>
-        <w:t>；</w:t>
-      </w:r>
       <w:hyperlink r:id="rId23">
         <w:r>
           <w:rPr>
@@ -497,329 +460,14 @@
             <w:color w:val="0000EE"/>
             <w:u w:val="single"/>
           </w:rPr>
-          <w:t>彼前3:20</w:t>
+          <w:t>10:1</w:t>
         </w:r>
       </w:hyperlink>
       <w:r>
         <w:rPr>
           <w:lang w:val="zh_TW" w:bidi="zh_TW"/>
         </w:rPr>
-        <w:t>；</w:t>
-      </w:r>
-      <w:hyperlink r:id="rId18">
-        <w:r>
-          <w:rPr>
-            <w:lang w:val="zh_TW" w:bidi="zh_TW"/>
-          </w:rPr>
-          <w:rPr>
-            <w:color w:val="0000EE"/>
-            <w:u w:val="single"/>
-          </w:rPr>
-          <w:t>彼後2:5</w:t>
-        </w:r>
-      </w:hyperlink>
-      <w:r>
-        <w:rPr>
-          <w:lang w:val="zh_TW" w:bidi="zh_TW"/>
-        </w:rPr>
-        <w:t>）。當洪水來臨時，大雨傾盆而下，地底的泉源也湧上來（</w:t>
-      </w:r>
-      <w:hyperlink r:id="rId24">
-        <w:r>
-          <w:rPr>
-            <w:lang w:val="zh_TW" w:bidi="zh_TW"/>
-          </w:rPr>
-          <w:rPr>
-            <w:color w:val="0000EE"/>
-            <w:u w:val="single"/>
-          </w:rPr>
-          <w:t>創7:11</w:t>
-        </w:r>
-      </w:hyperlink>
-      <w:r>
-        <w:rPr>
-          <w:lang w:val="zh_TW" w:bidi="zh_TW"/>
-        </w:rPr>
-        <w:t>）;只有挪亞一家和他帶入方舟的各樣陸地動物得以倖存。洪水持續超過一年，最後水勢消退，大地重新乾涸（</w:t>
-      </w:r>
-      <w:hyperlink r:id="rId25">
-        <w:r>
-          <w:rPr>
-            <w:lang w:val="zh_TW" w:bidi="zh_TW"/>
-          </w:rPr>
-          <w:rPr>
-            <w:color w:val="0000EE"/>
-            <w:u w:val="single"/>
-          </w:rPr>
-          <w:t>創7:6</w:t>
-        </w:r>
-      </w:hyperlink>
-      <w:r>
-        <w:rPr>
-          <w:lang w:val="zh_TW" w:bidi="zh_TW"/>
-        </w:rPr>
-        <w:t>–</w:t>
-      </w:r>
-      <w:hyperlink r:id="rId25">
-        <w:r>
-          <w:rPr>
-            <w:lang w:val="zh_TW" w:bidi="zh_TW"/>
-          </w:rPr>
-          <w:rPr>
-            <w:color w:val="0000EE"/>
-            <w:u w:val="single"/>
-          </w:rPr>
-          <w:t>12、24</w:t>
-        </w:r>
-      </w:hyperlink>
-      <w:r>
-        <w:rPr>
-          <w:lang w:val="zh_TW" w:bidi="zh_TW"/>
-        </w:rPr>
-        <w:t>，</w:t>
-      </w:r>
-      <w:hyperlink r:id="rId26">
-        <w:r>
-          <w:rPr>
-            <w:lang w:val="zh_TW" w:bidi="zh_TW"/>
-          </w:rPr>
-          <w:rPr>
-            <w:color w:val="0000EE"/>
-            <w:u w:val="single"/>
-          </w:rPr>
-          <w:t>8:3</w:t>
-        </w:r>
-      </w:hyperlink>
-      <w:r>
-        <w:rPr>
-          <w:lang w:val="zh_TW" w:bidi="zh_TW"/>
-        </w:rPr>
-        <w:t>–</w:t>
-      </w:r>
-      <w:hyperlink r:id="rId26">
-        <w:r>
-          <w:rPr>
-            <w:lang w:val="zh_TW" w:bidi="zh_TW"/>
-          </w:rPr>
-          <w:rPr>
-            <w:color w:val="0000EE"/>
-            <w:u w:val="single"/>
-          </w:rPr>
-          <w:t>6、10</w:t>
-        </w:r>
-      </w:hyperlink>
-      <w:r>
-        <w:rPr>
-          <w:lang w:val="zh_TW" w:bidi="zh_TW"/>
-        </w:rPr>
-        <w:t>–</w:t>
-      </w:r>
-      <w:hyperlink r:id="rId26">
-        <w:r>
-          <w:rPr>
-            <w:lang w:val="zh_TW" w:bidi="zh_TW"/>
-          </w:rPr>
-          <w:rPr>
-            <w:color w:val="0000EE"/>
-            <w:u w:val="single"/>
-          </w:rPr>
-          <w:t>14</w:t>
-        </w:r>
-      </w:hyperlink>
-      <w:r>
-        <w:rPr>
-          <w:lang w:val="zh_TW" w:bidi="zh_TW"/>
-        </w:rPr>
-        <w:t>）。挪亞和家人出了方舟後，獻祭感謝神。神也應許不再以洪水毀滅全地。</w:t>
-      </w:r>
-    </w:p>
-    <w:p>
-      <w:pPr>
-        <w:pStyle w:val="Heading3"/>
-      </w:pPr>
-      <w:r>
-        <w:rPr>
-          <w:lang w:val="zh_TW" w:bidi="zh_TW"/>
-        </w:rPr>
-        <w:t>洪水的範圍</w:t>
-      </w:r>
-    </w:p>
-    <w:p>
-      <w:pPr/>
-      <w:r>
-        <w:rPr>
-          <w:lang w:val="zh_TW" w:bidi="zh_TW"/>
-        </w:rPr>
-      </w:r>
-      <w:r>
-        <w:rPr>
-          <w:lang w:val="zh_TW" w:bidi="zh_TW"/>
-        </w:rPr>
-        <w:t>相信洪水事件真實存在的學者，對於其範圍仍有不同看法。經文似乎暗示洪水淹沒全地，甚至高過最高的山頂（</w:t>
-      </w:r>
-      <w:hyperlink r:id="rId27">
-        <w:r>
-          <w:rPr>
-            <w:lang w:val="zh_TW" w:bidi="zh_TW"/>
-          </w:rPr>
-          <w:rPr>
-            <w:color w:val="0000EE"/>
-            <w:u w:val="single"/>
-          </w:rPr>
-          <w:t>創7:17</w:t>
-        </w:r>
-      </w:hyperlink>
-      <w:r>
-        <w:rPr>
-          <w:lang w:val="zh_TW" w:bidi="zh_TW"/>
-        </w:rPr>
-        <w:t>–</w:t>
-      </w:r>
-      <w:hyperlink r:id="rId27">
-        <w:r>
-          <w:rPr>
-            <w:lang w:val="zh_TW" w:bidi="zh_TW"/>
-          </w:rPr>
-          <w:rPr>
-            <w:color w:val="0000EE"/>
-            <w:u w:val="single"/>
-          </w:rPr>
-          <w:t>20</w:t>
-        </w:r>
-      </w:hyperlink>
-      <w:r>
-        <w:rPr>
-          <w:lang w:val="zh_TW" w:bidi="zh_TW"/>
-        </w:rPr>
-        <w:t>，</w:t>
-      </w:r>
-      <w:hyperlink r:id="rId28">
-        <w:r>
-          <w:rPr>
-            <w:lang w:val="zh_TW" w:bidi="zh_TW"/>
-          </w:rPr>
-          <w:rPr>
-            <w:color w:val="0000EE"/>
-            <w:u w:val="single"/>
-          </w:rPr>
-          <w:t>8:4</w:t>
-        </w:r>
-      </w:hyperlink>
-      <w:r>
-        <w:rPr>
-          <w:lang w:val="zh_TW" w:bidi="zh_TW"/>
-        </w:rPr>
-        <w:t>）。有人主張，經文所說「天下的高山都淹沒了」（</w:t>
-      </w:r>
-      <w:hyperlink r:id="rId29">
-        <w:r>
-          <w:rPr>
-            <w:lang w:val="zh_TW" w:bidi="zh_TW"/>
-          </w:rPr>
-          <w:rPr>
-            <w:color w:val="0000EE"/>
-            <w:u w:val="single"/>
-          </w:rPr>
-          <w:t>創7:19</w:t>
-        </w:r>
-      </w:hyperlink>
-      <w:r>
-        <w:rPr>
-          <w:lang w:val="zh_TW" w:bidi="zh_TW"/>
-        </w:rPr>
-        <w:t>），應當指整個地球都被水覆蓋。但也有人認為洪水只是局部性的，因為經文說「看起來」（譯註：英譯本有此字）彷彿全地都被淹沒。神想要毀滅人類，而當時人類可能只生活在美索不達米亞。因此，全球的洪水是沒有必要的。另外，「地」這個詞在聖經也常常不是按字面意思。在</w:t>
-      </w:r>
-      <w:hyperlink r:id="rId30">
-        <w:r>
-          <w:rPr>
-            <w:lang w:val="zh_TW" w:bidi="zh_TW"/>
-          </w:rPr>
-          <w:rPr>
-            <w:color w:val="0000EE"/>
-            <w:u w:val="single"/>
-          </w:rPr>
-          <w:t>創世記一章1節</w:t>
-        </w:r>
-      </w:hyperlink>
-      <w:r>
-        <w:rPr>
-          <w:lang w:val="zh_TW" w:bidi="zh_TW"/>
-        </w:rPr>
-        <w:t>中，「天地」指的是整個宇宙；「地」有時候也只是指一個國家（</w:t>
-      </w:r>
-      <w:hyperlink r:id="rId31">
-        <w:r>
-          <w:rPr>
-            <w:lang w:val="zh_TW" w:bidi="zh_TW"/>
-          </w:rPr>
-          <w:rPr>
-            <w:color w:val="0000EE"/>
-            <w:u w:val="single"/>
-          </w:rPr>
-          <w:t>創47:13</w:t>
-        </w:r>
-      </w:hyperlink>
-      <w:r>
-        <w:rPr>
-          <w:lang w:val="zh_TW" w:bidi="zh_TW"/>
-        </w:rPr>
-        <w:t>）、</w:t>
-      </w:r>
-      <w:r>
-        <w:rPr>
-          <w:lang w:val="zh_TW" w:bidi="zh_TW"/>
-        </w:rPr>
-        <w:t>一塊田</w:t>
-      </w:r>
-      <w:r>
-        <w:rPr>
-          <w:lang w:val="zh_TW" w:bidi="zh_TW"/>
-        </w:rPr>
-        <w:t>（</w:t>
-      </w:r>
-      <w:hyperlink r:id="rId32">
-        <w:r>
-          <w:rPr>
-            <w:lang w:val="zh_TW" w:bidi="zh_TW"/>
-          </w:rPr>
-          <w:rPr>
-            <w:color w:val="0000EE"/>
-            <w:u w:val="single"/>
-          </w:rPr>
-          <w:t>23:15</w:t>
-        </w:r>
-      </w:hyperlink>
-      <w:r>
-        <w:rPr>
-          <w:lang w:val="zh_TW" w:bidi="zh_TW"/>
-        </w:rPr>
-        <w:t>）等等。所以，我們不一定要認為創世記的洪水描述，是指全球被淹沒。</w:t>
-      </w:r>
-    </w:p>
-    <w:p>
-      <w:pPr/>
-      <w:r>
-        <w:rPr>
-          <w:lang w:val="zh_TW" w:bidi="zh_TW"/>
-        </w:rPr>
-      </w:r>
-      <w:r>
-        <w:rPr>
-          <w:lang w:val="zh_TW" w:bidi="zh_TW"/>
-        </w:rPr>
-        <w:t>有些相信洪水覆蓋全球的學者指出，許多高山頂上都有發現海洋化石，認為洪水必定覆蓋至山巔。反對者則認為所有的山原本就來自海洋，因此山上有海洋生物的證據屬，於合理現象。人們對洪水覆蓋全球還是部分地方的看法，往往取決於他們的神學信念和對聖經的解釋。參見</w:t>
-      </w:r>
-      <w:r>
-        <w:rPr>
-          <w:lang w:val="zh_TW" w:bidi="zh_TW"/>
-        </w:rPr>
-        <w:t>「洪水的科學證據？」</w:t>
-      </w:r>
-      <w:r>
-        <w:rPr>
-          <w:lang w:val="zh_TW" w:bidi="zh_TW"/>
-        </w:rPr>
-        <w:t>。</w:t>
+        <w:t>），這些經文所列的兒子次序清楚顯示其年齡排列。相反，他的「小兒子」是指迦南，咒詛是臨到他身上，而經文並未記錄這惡行。在閃族的語言表達中，「兒子」常用來指「孫子」，而這裡似乎就是這樣使用，因為迦南確實是眾（孫）子中最小的。因此，咒詛的對象是迦南（正如經文清楚指出的），而不是含。迦南（以及他的後裔）將要作雅弗和閃的奴僕；到了新約時代，迦南人終於在歷史中消失。</w:t>
       </w:r>
     </w:p>
     <w:p>
@@ -840,7 +488,13 @@
         <w:rPr>
           <w:lang w:val="zh_TW" w:bidi="zh_TW"/>
         </w:rPr>
-        <w:t>吉加墨詩史詩</w:t>
+        <w:t xml:space="preserve"> </w:t>
+      </w:r>
+      <w:r>
+        <w:rPr>
+          <w:lang w:val="zh_TW" w:bidi="zh_TW"/>
+        </w:rPr>
+        <w:t>列國</w:t>
       </w:r>
       <w:r>
         <w:rPr>

--- a/zht/docx/053.content.docx
+++ b/zht/docx/053.content.docx
@@ -149,7 +149,7 @@
         <w:rPr>
           <w:lang w:val="zh_TW" w:bidi="zh_TW"/>
         </w:rPr>
-        <w:t>han</w:t>
+        <w:t>hai</w:t>
       </w:r>
       <w:r>
         <w:rPr>
@@ -212,7 +212,7 @@
         <w:rPr>
           <w:lang w:val="zh_TW" w:bidi="zh_TW"/>
         </w:rPr>
-        <w:t>含（人物）</w:t>
+        <w:t>海</w:t>
       </w:r>
       <w:r>
         <w:rPr>
@@ -231,7 +231,21 @@
         <w:rPr>
           <w:lang w:val="zh_TW" w:bidi="zh_TW"/>
         </w:rPr>
-        <w:t>挪亞的次子（</w:t>
+        <w:t>覆蓋地球廣大範圍的巨大鹹水體。</w:t>
+      </w:r>
+    </w:p>
+    <w:p>
+      <w:pPr/>
+      <w:r>
+        <w:rPr>
+          <w:lang w:val="zh_TW" w:bidi="zh_TW"/>
+        </w:rPr>
+      </w:r>
+      <w:r>
+        <w:rPr>
+          <w:lang w:val="zh_TW" w:bidi="zh_TW"/>
+        </w:rPr>
+        <w:t>聖經一開始就提到海。在</w:t>
       </w:r>
       <w:hyperlink r:id="rId13">
         <w:r>
@@ -242,9 +256,15 @@
             <w:color w:val="0000EE"/>
             <w:u w:val="single"/>
           </w:rPr>
-          <w:t>創5:32，</w:t>
+          <w:t>創世記一章1至2節</w:t>
         </w:r>
       </w:hyperlink>
+      <w:r>
+        <w:rPr>
+          <w:lang w:val="zh_TW" w:bidi="zh_TW"/>
+        </w:rPr>
+        <w:t>中，我們讀到起初一切都是混沌、空虛和黑暗的，「神的靈運行在水面上。」隨著神的話語，從混沌中產生了秩序。</w:t>
+      </w:r>
       <w:hyperlink r:id="rId14">
         <w:r>
           <w:rPr>
@@ -254,9 +274,15 @@
             <w:color w:val="0000EE"/>
             <w:u w:val="single"/>
           </w:rPr>
-          <w:t>6:10，</w:t>
+          <w:t>詩篇二十九篇</w:t>
         </w:r>
       </w:hyperlink>
+      <w:r>
+        <w:rPr>
+          <w:lang w:val="zh_TW" w:bidi="zh_TW"/>
+        </w:rPr>
+        <w:t>讚美了這一點。從</w:t>
+      </w:r>
       <w:hyperlink r:id="rId15">
         <w:r>
           <w:rPr>
@@ -266,9 +292,15 @@
             <w:color w:val="0000EE"/>
             <w:u w:val="single"/>
           </w:rPr>
-          <w:t>7:13，</w:t>
+          <w:t>創世記第一章</w:t>
         </w:r>
       </w:hyperlink>
+      <w:r>
+        <w:rPr>
+          <w:lang w:val="zh_TW" w:bidi="zh_TW"/>
+        </w:rPr>
+        <w:t>的創造記載中，有兩個重點值得注意：（1）海，像天地間的萬物一樣，是由神創造的；（2）神的話語分開了海與陸地。這兩點在聖經中以多種方式加以展現。</w:t>
+      </w:r>
       <w:hyperlink r:id="rId16">
         <w:r>
           <w:rPr>
@@ -278,9 +310,15 @@
             <w:color w:val="0000EE"/>
             <w:u w:val="single"/>
           </w:rPr>
-          <w:t>9:18、22，</w:t>
+          <w:t>詩篇三十三篇7節</w:t>
         </w:r>
       </w:hyperlink>
+      <w:r>
+        <w:rPr>
+          <w:lang w:val="zh_TW" w:bidi="zh_TW"/>
+        </w:rPr>
+        <w:t>說到：「他聚集海水如壘， 收藏深洋在庫房。」神設立海洋和陸地的界限，並在祂對約伯的話中生動地表達出來：「海水衝出，如出胎胞， 那時誰將它關閉呢……為它定界限， 又安門和閂，說：你只可到這裡，不可越過； 你狂傲的浪要到此止住。」（</w:t>
+      </w:r>
       <w:hyperlink r:id="rId17">
         <w:r>
           <w:rPr>
@@ -290,14 +328,28 @@
             <w:color w:val="0000EE"/>
             <w:u w:val="single"/>
           </w:rPr>
-          <w:t>10:1、6、20</w:t>
+          <w:t>伯38:8–11</w:t>
         </w:r>
       </w:hyperlink>
       <w:r>
         <w:rPr>
           <w:lang w:val="zh_TW" w:bidi="zh_TW"/>
         </w:rPr>
-        <w:t>）。含有四個兒子，他們的名字是古實、麥西（希伯來文指埃及）、弗和迦南（</w:t>
+        <w:t>）。</w:t>
+      </w:r>
+    </w:p>
+    <w:p>
+      <w:pPr/>
+      <w:r>
+        <w:rPr>
+          <w:lang w:val="zh_TW" w:bidi="zh_TW"/>
+        </w:rPr>
+      </w:r>
+      <w:r>
+        <w:rPr>
+          <w:lang w:val="zh_TW" w:bidi="zh_TW"/>
+        </w:rPr>
+        <w:t>聖經描述神對海的掌控時說，神「步行在海浪之上」（</w:t>
       </w:r>
       <w:hyperlink r:id="rId18">
         <w:r>
@@ -308,14 +360,26 @@
             <w:color w:val="0000EE"/>
             <w:u w:val="single"/>
           </w:rPr>
-          <w:t>創10:6</w:t>
+          <w:t>伯9:8</w:t>
         </w:r>
       </w:hyperlink>
       <w:r>
         <w:rPr>
           <w:lang w:val="zh_TW" w:bidi="zh_TW"/>
         </w:rPr>
-        <w:t>；</w:t>
+        <w:t>）。因此，在</w:t>
+      </w:r>
+      <w:r>
+        <w:rPr>
+          <w:lang w:val="zh_TW" w:bidi="zh_TW"/>
+        </w:rPr>
+        <w:t>神-人（God-man）</w:t>
+      </w:r>
+      <w:r>
+        <w:rPr>
+          <w:lang w:val="zh_TW" w:bidi="zh_TW"/>
+        </w:rPr>
+        <w:t>耶穌在地上的生活中，祂在海上行走（</w:t>
       </w:r>
       <w:hyperlink r:id="rId19">
         <w:r>
@@ -326,28 +390,14 @@
             <w:color w:val="0000EE"/>
             <w:u w:val="single"/>
           </w:rPr>
-          <w:t>代上1:8</w:t>
+          <w:t>可6:48</w:t>
         </w:r>
       </w:hyperlink>
       <w:r>
         <w:rPr>
           <w:lang w:val="zh_TW" w:bidi="zh_TW"/>
         </w:rPr>
-        <w:t>）。因此，人們視含為埃及人（雖然後來似乎出現了混血種族）的先祖，也是非洲、阿拉伯和迦南地諸民族的先祖。</w:t>
-      </w:r>
-    </w:p>
-    <w:p>
-      <w:pPr/>
-      <w:r>
-        <w:rPr>
-          <w:lang w:val="zh_TW" w:bidi="zh_TW"/>
-        </w:rPr>
-      </w:r>
-      <w:r>
-        <w:rPr>
-          <w:lang w:val="zh_TW" w:bidi="zh_TW"/>
-        </w:rPr>
-        <w:t>洪水之後，挪亞開始種植葡萄園，有一次因喝醉酒而露出身體 （</w:t>
+        <w:t>）。祂也平息風浪，使門徒驚訝地問：「這到底是誰，連風和海也聽從他了。」（</w:t>
       </w:r>
       <w:hyperlink r:id="rId20">
         <w:r>
@@ -358,14 +408,28 @@
             <w:color w:val="0000EE"/>
             <w:u w:val="single"/>
           </w:rPr>
-          <w:t>創9:20–24</w:t>
+          <w:t>可4:41</w:t>
         </w:r>
       </w:hyperlink>
       <w:r>
         <w:rPr>
           <w:lang w:val="zh_TW" w:bidi="zh_TW"/>
         </w:rPr>
-        <w:t>）。含看見父親赤身躺著，便把這件事告訴了閃和雅弗；閃和雅弗卻小心地替挪亞遮蓋身體。挪亞醒來後，知道他「小兒子」（有人認為指含）所做的事，便咒詛含的兒子迦南，說他的弟兄（古實、麥西、弗）以及閃和雅弗都要管轄他。不過，如果</w:t>
+        <w:t>）。</w:t>
+      </w:r>
+    </w:p>
+    <w:p>
+      <w:pPr/>
+      <w:r>
+        <w:rPr>
+          <w:lang w:val="zh_TW" w:bidi="zh_TW"/>
+        </w:rPr>
+      </w:r>
+      <w:r>
+        <w:rPr>
+          <w:lang w:val="zh_TW" w:bidi="zh_TW"/>
+        </w:rPr>
+        <w:t>希伯來人對海及其力量抱有敬畏之心。或許因為缺乏良好的天然港口，以及他們在大部分歷史中未能控制海岸線，他們不像腓尼基人那樣是一個航海的民族。直到所羅門王時期，才提到他們擁有自己的艦隊（</w:t>
       </w:r>
       <w:hyperlink r:id="rId21">
         <w:r>
@@ -376,69 +440,15 @@
             <w:color w:val="0000EE"/>
             <w:u w:val="single"/>
           </w:rPr>
-          <w:t>九章24節</w:t>
+          <w:t>王上9:26</w:t>
         </w:r>
       </w:hyperlink>
       <w:r>
         <w:rPr>
           <w:lang w:val="zh_TW" w:bidi="zh_TW"/>
         </w:rPr>
-        <w:t>所指得罪挪亞的人是含，為甚麼咒詛卻落在他的兒子迦南身上呢？最可能的解釋是：第</w:t>
-      </w:r>
-      <w:hyperlink r:id="rId21">
-        <w:r>
-          <w:rPr>
-            <w:lang w:val="zh_TW" w:bidi="zh_TW"/>
-          </w:rPr>
-          <w:rPr>
-            <w:color w:val="0000EE"/>
-            <w:u w:val="single"/>
-          </w:rPr>
-          <w:t>24</w:t>
-        </w:r>
-      </w:hyperlink>
-      <w:r>
-        <w:rPr>
-          <w:lang w:val="zh_TW" w:bidi="zh_TW"/>
-        </w:rPr>
-        <w:t>節所指的並不是含。經文中的用語是他的「小兒子」（有英文譯本譯為younger，這個用法在希伯來文幾乎不可能出現），然而多處經文都明顯把含列為三兄弟中的第二個，而不是最小的 （</w:t>
-      </w:r>
-      <w:hyperlink r:id="rId13">
-        <w:r>
-          <w:rPr>
-            <w:lang w:val="zh_TW" w:bidi="zh_TW"/>
-          </w:rPr>
-          <w:rPr>
-            <w:color w:val="0000EE"/>
-            <w:u w:val="single"/>
-          </w:rPr>
-          <w:t>5:32，</w:t>
-        </w:r>
-      </w:hyperlink>
-      <w:hyperlink r:id="rId14">
-        <w:r>
-          <w:rPr>
-            <w:lang w:val="zh_TW" w:bidi="zh_TW"/>
-          </w:rPr>
-          <w:rPr>
-            <w:color w:val="0000EE"/>
-            <w:u w:val="single"/>
-          </w:rPr>
-          <w:t>6:10，</w:t>
-        </w:r>
-      </w:hyperlink>
-      <w:hyperlink r:id="rId15">
-        <w:r>
-          <w:rPr>
-            <w:lang w:val="zh_TW" w:bidi="zh_TW"/>
-          </w:rPr>
-          <w:rPr>
-            <w:color w:val="0000EE"/>
-            <w:u w:val="single"/>
-          </w:rPr>
-          <w:t>7:13，</w:t>
-        </w:r>
-      </w:hyperlink>
+        <w:t>）。動盪的海對他們來說是惡人的象徵（</w:t>
+      </w:r>
       <w:hyperlink r:id="rId22">
         <w:r>
           <w:rPr>
@@ -448,9 +458,15 @@
             <w:color w:val="0000EE"/>
             <w:u w:val="single"/>
           </w:rPr>
-          <w:t>9:18，</w:t>
+          <w:t>賽57:20</w:t>
         </w:r>
       </w:hyperlink>
+      <w:r>
+        <w:rPr>
+          <w:lang w:val="zh_TW" w:bidi="zh_TW"/>
+        </w:rPr>
+        <w:t>）。「好像多水滔滔」（</w:t>
+      </w:r>
       <w:hyperlink r:id="rId23">
         <w:r>
           <w:rPr>
@@ -460,14 +476,68 @@
             <w:color w:val="0000EE"/>
             <w:u w:val="single"/>
           </w:rPr>
-          <w:t>10:1</w:t>
+          <w:t>賽17:13</w:t>
         </w:r>
       </w:hyperlink>
       <w:r>
         <w:rPr>
           <w:lang w:val="zh_TW" w:bidi="zh_TW"/>
         </w:rPr>
-        <w:t>），這些經文所列的兒子次序清楚顯示其年齡排列。相反，他的「小兒子」是指迦南，咒詛是臨到他身上，而經文並未記錄這惡行。在閃族的語言表達中，「兒子」常用來指「孫子」，而這裡似乎就是這樣使用，因為迦南確實是眾（孫）子中最小的。因此，咒詛的對象是迦南（正如經文清楚指出的），而不是含。迦南（以及他的後裔）將要作雅弗和閃的奴僕；到了新約時代，迦南人終於在歷史中消失。</w:t>
+        <w:t>）或「海浪匉訇」（</w:t>
+      </w:r>
+      <w:hyperlink r:id="rId24">
+        <w:r>
+          <w:rPr>
+            <w:lang w:val="zh_TW" w:bidi="zh_TW"/>
+          </w:rPr>
+          <w:rPr>
+            <w:color w:val="0000EE"/>
+            <w:u w:val="single"/>
+          </w:rPr>
+          <w:t>5:30</w:t>
+        </w:r>
+      </w:hyperlink>
+      <w:r>
+        <w:rPr>
+          <w:lang w:val="zh_TW" w:bidi="zh_TW"/>
+        </w:rPr>
+        <w:t>）使他們聯想到強大的力量，對人類能造成難以估量的傷害。在</w:t>
+      </w:r>
+      <w:hyperlink r:id="rId25">
+        <w:r>
+          <w:rPr>
+            <w:lang w:val="zh_TW" w:bidi="zh_TW"/>
+          </w:rPr>
+          <w:rPr>
+            <w:color w:val="0000EE"/>
+            <w:u w:val="single"/>
+          </w:rPr>
+          <w:t>但以理書七章3節</w:t>
+        </w:r>
+      </w:hyperlink>
+      <w:r>
+        <w:rPr>
+          <w:lang w:val="zh_TW" w:bidi="zh_TW"/>
+        </w:rPr>
+        <w:t>和</w:t>
+      </w:r>
+      <w:hyperlink r:id="rId26">
+        <w:r>
+          <w:rPr>
+            <w:lang w:val="zh_TW" w:bidi="zh_TW"/>
+          </w:rPr>
+          <w:rPr>
+            <w:color w:val="0000EE"/>
+            <w:u w:val="single"/>
+          </w:rPr>
+          <w:t>啟示錄十三章1節</w:t>
+        </w:r>
+      </w:hyperlink>
+      <w:r>
+        <w:rPr>
+          <w:lang w:val="zh_TW" w:bidi="zh_TW"/>
+        </w:rPr>
+        <w:t>中，那些敵對神的權勢被描述為從海中上來的獸。</w:t>
       </w:r>
     </w:p>
     <w:p>
@@ -479,10 +549,142 @@
       </w:r>
       <w:r>
         <w:rPr>
+          <w:lang w:val="zh_TW" w:bidi="zh_TW"/>
+        </w:rPr>
+        <w:t>然而，正如所述，神掌管海洋。祂能拯救那些信靠祂的人「從大水中拉上來」（</w:t>
+      </w:r>
+      <w:hyperlink r:id="rId27">
+        <w:r>
+          <w:rPr>
+            <w:lang w:val="zh_TW" w:bidi="zh_TW"/>
+          </w:rPr>
+          <w:rPr>
+            <w:color w:val="0000EE"/>
+            <w:u w:val="single"/>
+          </w:rPr>
+          <w:t>詩18:16），</w:t>
+        </w:r>
+      </w:hyperlink>
+      <w:r>
+        <w:rPr>
+          <w:lang w:val="zh_TW" w:bidi="zh_TW"/>
+        </w:rPr>
+        <w:t>並保護那些在海上航行的人（</w:t>
+      </w:r>
+      <w:hyperlink r:id="rId28">
+        <w:r>
+          <w:rPr>
+            <w:lang w:val="zh_TW" w:bidi="zh_TW"/>
+          </w:rPr>
+          <w:rPr>
+            <w:color w:val="0000EE"/>
+            <w:u w:val="single"/>
+          </w:rPr>
+          <w:t>107:23–31）</w:t>
+        </w:r>
+      </w:hyperlink>
+      <w:r>
+        <w:rPr>
+          <w:lang w:val="zh_TW" w:bidi="zh_TW"/>
+        </w:rPr>
+        <w:t>。人們總是記得神曾在海中開出一條道路，讓他們出埃及時通過（</w:t>
+      </w:r>
+      <w:hyperlink r:id="rId29">
+        <w:r>
+          <w:rPr>
+            <w:lang w:val="zh_TW" w:bidi="zh_TW"/>
+          </w:rPr>
+          <w:rPr>
+            <w:color w:val="0000EE"/>
+            <w:u w:val="single"/>
+          </w:rPr>
+          <w:t>出15:19）</w:t>
+        </w:r>
+      </w:hyperlink>
+      <w:r>
+        <w:rPr>
+          <w:lang w:val="zh_TW" w:bidi="zh_TW"/>
+        </w:rPr>
+        <w:t>。詩篇作者（</w:t>
+      </w:r>
+      <w:hyperlink r:id="rId30">
+        <w:r>
+          <w:rPr>
+            <w:lang w:val="zh_TW" w:bidi="zh_TW"/>
+          </w:rPr>
+          <w:rPr>
+            <w:color w:val="0000EE"/>
+            <w:u w:val="single"/>
+          </w:rPr>
+          <w:t>詩74:13，</w:t>
+        </w:r>
+      </w:hyperlink>
+      <w:hyperlink r:id="rId31">
+        <w:r>
+          <w:rPr>
+            <w:lang w:val="zh_TW" w:bidi="zh_TW"/>
+          </w:rPr>
+          <w:rPr>
+            <w:color w:val="0000EE"/>
+            <w:u w:val="single"/>
+          </w:rPr>
+          <w:t>77:16，</w:t>
+        </w:r>
+      </w:hyperlink>
+      <w:hyperlink r:id="rId32">
+        <w:r>
+          <w:rPr>
+            <w:lang w:val="zh_TW" w:bidi="zh_TW"/>
+          </w:rPr>
+          <w:rPr>
+            <w:color w:val="0000EE"/>
+            <w:u w:val="single"/>
+          </w:rPr>
+          <w:t>78:13，</w:t>
+        </w:r>
+      </w:hyperlink>
+      <w:hyperlink r:id="rId33">
+        <w:r>
+          <w:rPr>
+            <w:lang w:val="zh_TW" w:bidi="zh_TW"/>
+          </w:rPr>
+          <w:rPr>
+            <w:color w:val="0000EE"/>
+            <w:u w:val="single"/>
+          </w:rPr>
+          <w:t>106:9）</w:t>
+        </w:r>
+      </w:hyperlink>
+      <w:r>
+        <w:rPr>
+          <w:lang w:val="zh_TW" w:bidi="zh_TW"/>
+        </w:rPr>
+        <w:t>和先知們（例如</w:t>
+      </w:r>
+      <w:hyperlink r:id="rId34">
+        <w:r>
+          <w:rPr>
+            <w:lang w:val="zh_TW" w:bidi="zh_TW"/>
+          </w:rPr>
+          <w:rPr>
+            <w:color w:val="0000EE"/>
+            <w:u w:val="single"/>
+          </w:rPr>
+          <w:t>賽43:16–17）</w:t>
+        </w:r>
+      </w:hyperlink>
+      <w:r>
+        <w:rPr>
+          <w:lang w:val="zh_TW" w:bidi="zh_TW"/>
+        </w:rPr>
+        <w:t>都提到這一點。</w:t>
+      </w:r>
+      <w:r>
+        <w:rPr>
           <w:i/>
           <w:lang w:val="zh_TW" w:bidi="zh_TW"/>
         </w:rPr>
-        <w:t>另見</w:t>
+        <w:t>見</w:t>
       </w:r>
       <w:r>
         <w:rPr>
@@ -494,19 +696,25 @@
         <w:rPr>
           <w:lang w:val="zh_TW" w:bidi="zh_TW"/>
         </w:rPr>
-        <w:t>列國</w:t>
-      </w:r>
-      <w:r>
-        <w:rPr>
-          <w:lang w:val="zh_TW" w:bidi="zh_TW"/>
-        </w:rPr>
-        <w:t>；</w:t>
-      </w:r>
-      <w:r>
-        <w:rPr>
-          <w:lang w:val="zh_TW" w:bidi="zh_TW"/>
-        </w:rPr>
-        <w:t>挪亞 #1</w:t>
+        <w:t>死海，</w:t>
+      </w:r>
+      <w:r>
+        <w:rPr>
+          <w:lang w:val="zh_TW" w:bidi="zh_TW"/>
+        </w:rPr>
+        <w:t>地中海，</w:t>
+      </w:r>
+      <w:r>
+        <w:rPr>
+          <w:lang w:val="zh_TW" w:bidi="zh_TW"/>
+        </w:rPr>
+        <w:t>紅海，</w:t>
+      </w:r>
+      <w:r>
+        <w:rPr>
+          <w:lang w:val="zh_TW" w:bidi="zh_TW"/>
+        </w:rPr>
+        <w:t>加利利海</w:t>
       </w:r>
       <w:r>
         <w:rPr>

--- a/zht/docx/053.content.docx
+++ b/zht/docx/053.content.docx
@@ -149,7 +149,7 @@
         <w:rPr>
           <w:lang w:val="zh_TW" w:bidi="zh_TW"/>
         </w:rPr>
-        <w:t>hai</w:t>
+        <w:t>ha</w:t>
       </w:r>
       <w:r>
         <w:rPr>
@@ -212,40 +212,34 @@
         <w:rPr>
           <w:lang w:val="zh_TW" w:bidi="zh_TW"/>
         </w:rPr>
-        <w:t>海</w:t>
-      </w:r>
-      <w:r>
-        <w:rPr>
-          <w:lang w:val="zh_TW" w:bidi="zh_TW"/>
-        </w:rPr>
-      </w:r>
-    </w:p>
-    <w:p>
-      <w:pPr/>
-      <w:r>
-        <w:rPr>
-          <w:lang w:val="zh_TW" w:bidi="zh_TW"/>
-        </w:rPr>
-      </w:r>
-      <w:r>
-        <w:rPr>
-          <w:lang w:val="zh_TW" w:bidi="zh_TW"/>
-        </w:rPr>
-        <w:t>覆蓋地球廣大範圍的巨大鹹水體。</w:t>
-      </w:r>
-    </w:p>
-    <w:p>
-      <w:pPr/>
-      <w:r>
-        <w:rPr>
-          <w:lang w:val="zh_TW" w:bidi="zh_TW"/>
-        </w:rPr>
-      </w:r>
-      <w:r>
-        <w:rPr>
-          <w:lang w:val="zh_TW" w:bidi="zh_TW"/>
-        </w:rPr>
-        <w:t>聖經一開始就提到海。在</w:t>
+        <w:t>哈達</w:t>
+      </w:r>
+      <w:r>
+        <w:rPr>
+          <w:lang w:val="zh_TW" w:bidi="zh_TW"/>
+        </w:rPr>
+      </w:r>
+    </w:p>
+    <w:p>
+      <w:pPr>
+        <w:pStyle w:val="ListNumber"/>
+        <w:numPr>
+          <w:ilvl w:val="0"/>
+          <w:numId w:val="14"/>
+        </w:numPr>
+        <w:spacing w:line="240" w:lineRule="auto"/>
+        <w:ind w:left="720"/>
+      </w:pPr>
+      <w:r>
+        <w:rPr>
+          <w:lang w:val="zh_TW" w:bidi="zh_TW"/>
+        </w:rPr>
+      </w:r>
+      <w:r>
+        <w:rPr>
+          <w:lang w:val="zh_TW" w:bidi="zh_TW"/>
+        </w:rPr>
+        <w:t>在</w:t>
       </w:r>
       <w:hyperlink r:id="rId13">
         <w:r>
@@ -256,14 +250,52 @@
             <w:color w:val="0000EE"/>
             <w:u w:val="single"/>
           </w:rPr>
-          <w:t>創世記一章1至2節</w:t>
+          <w:t>創世記二十五章15節</w:t>
         </w:r>
       </w:hyperlink>
       <w:r>
         <w:rPr>
           <w:lang w:val="zh_TW" w:bidi="zh_TW"/>
         </w:rPr>
-        <w:t>中，我們讀到起初一切都是混沌、空虛和黑暗的，「神的靈運行在水面上。」隨著神的話語，從混沌中產生了秩序。</w:t>
+        <w:t>中，有些譯本將以實瑪利的兒子哈大（Hadad）拼寫為哈達（Hadar）。</w:t>
+        <w:br/>
+      </w:r>
+      <w:r>
+        <w:rPr>
+          <w:i/>
+          <w:lang w:val="zh_TW" w:bidi="zh_TW"/>
+        </w:rPr>
+        <w:t xml:space="preserve">見 </w:t>
+      </w:r>
+      <w:r>
+        <w:rPr>
+          <w:lang w:val="zh_TW" w:bidi="zh_TW"/>
+        </w:rPr>
+        <w:t>哈大 #1</w:t>
+      </w:r>
+      <w:r>
+        <w:rPr>
+          <w:lang w:val="zh_TW" w:bidi="zh_TW"/>
+        </w:rPr>
+        <w:t>。</w:t>
+      </w:r>
+    </w:p>
+    <w:p>
+      <w:pPr>
+        <w:pStyle w:val="ListNumber"/>
+        <w:spacing w:line="240" w:lineRule="auto"/>
+        <w:ind w:left="720"/>
+      </w:pPr>
+      <w:r>
+        <w:rPr>
+          <w:lang w:val="zh_TW" w:bidi="zh_TW"/>
+        </w:rPr>
+      </w:r>
+      <w:r>
+        <w:rPr>
+          <w:lang w:val="zh_TW" w:bidi="zh_TW"/>
+        </w:rPr>
+        <w:t>在</w:t>
       </w:r>
       <w:hyperlink r:id="rId14">
         <w:r>
@@ -274,16 +306,100 @@
             <w:color w:val="0000EE"/>
             <w:u w:val="single"/>
           </w:rPr>
-          <w:t>詩篇二十九篇</w:t>
+          <w:t>創世記三十六章39節</w:t>
         </w:r>
       </w:hyperlink>
       <w:r>
         <w:rPr>
           <w:lang w:val="zh_TW" w:bidi="zh_TW"/>
         </w:rPr>
-        <w:t>讚美了這一點。從</w:t>
-      </w:r>
-      <w:hyperlink r:id="rId15">
+        <w:t>中，哈達（Hadar）是以東王哈大（Hadad）的另一種拼寫形式（譯註：和合本譯為「哈達」）。</w:t>
+        <w:br/>
+      </w:r>
+      <w:r>
+        <w:rPr>
+          <w:i/>
+          <w:lang w:val="zh_TW" w:bidi="zh_TW"/>
+        </w:rPr>
+        <w:t xml:space="preserve">見 </w:t>
+      </w:r>
+      <w:r>
+        <w:rPr>
+          <w:lang w:val="zh_TW" w:bidi="zh_TW"/>
+        </w:rPr>
+        <w:t>哈大 #3</w:t>
+      </w:r>
+      <w:r>
+        <w:rPr>
+          <w:lang w:val="zh_TW" w:bidi="zh_TW"/>
+        </w:rPr>
+        <w:t>。</w:t>
+      </w:r>
+    </w:p>
+    <w:p>
+      <w:pPr/>
+      <w:r>
+        <w:rPr>
+          <w:lang w:val="zh_TW" w:bidi="zh_TW"/>
+        </w:rPr>
+      </w:r>
+      <w:r>
+        <w:rPr>
+          <w:lang w:val="zh_TW" w:bidi="zh_TW"/>
+        </w:rPr>
+      </w:r>
+      <w:r>
+        <w:rPr>
+          <w:lang w:val="zh_TW" w:bidi="zh_TW"/>
+        </w:rPr>
+      </w:r>
+    </w:p>
+    <w:p>
+      <w:pPr/>
+      <w:r>
+        <w:rPr>
+          <w:lang w:val="zh_TW" w:bidi="zh_TW"/>
+        </w:rPr>
+      </w:r>
+    </w:p>
+    <w:p>
+      <w:pPr>
+        <w:pStyle w:val="Heading2"/>
+      </w:pPr>
+      <w:r>
+        <w:rPr>
+          <w:lang w:val="zh_TW" w:bidi="zh_TW"/>
+        </w:rPr>
+        <w:t>哈大</w:t>
+      </w:r>
+      <w:r>
+        <w:rPr>
+          <w:lang w:val="zh_TW" w:bidi="zh_TW"/>
+        </w:rPr>
+      </w:r>
+    </w:p>
+    <w:p>
+      <w:pPr>
+        <w:pStyle w:val="ListNumber"/>
+        <w:numPr>
+          <w:ilvl w:val="0"/>
+          <w:numId w:val="15"/>
+        </w:numPr>
+        <w:spacing w:line="240" w:lineRule="auto"/>
+        <w:ind w:left="720"/>
+      </w:pPr>
+      <w:r>
+        <w:rPr>
+          <w:lang w:val="zh_TW" w:bidi="zh_TW"/>
+        </w:rPr>
+      </w:r>
+      <w:r>
+        <w:rPr>
+          <w:lang w:val="zh_TW" w:bidi="zh_TW"/>
+        </w:rPr>
+        <w:t>哈大是以實瑪利十二個兒子中的第八位，因此也是亞伯拉罕的子孫（</w:t>
+      </w:r>
+      <w:hyperlink r:id="rId13">
         <w:r>
           <w:rPr>
             <w:lang w:val="zh_TW" w:bidi="zh_TW"/>
@@ -292,16 +408,16 @@
             <w:color w:val="0000EE"/>
             <w:u w:val="single"/>
           </w:rPr>
-          <w:t>創世記第一章</w:t>
+          <w:t>創25:15</w:t>
         </w:r>
       </w:hyperlink>
       <w:r>
         <w:rPr>
           <w:lang w:val="zh_TW" w:bidi="zh_TW"/>
         </w:rPr>
-        <w:t>的創造記載中，有兩個重點值得注意：（1）海，像天地間的萬物一樣，是由神創造的；（2）神的話語分開了海與陸地。這兩點在聖經中以多種方式加以展現。</w:t>
-      </w:r>
-      <w:hyperlink r:id="rId16">
+        <w:t>；</w:t>
+      </w:r>
+      <w:hyperlink r:id="rId15">
         <w:r>
           <w:rPr>
             <w:lang w:val="zh_TW" w:bidi="zh_TW"/>
@@ -310,16 +426,16 @@
             <w:color w:val="0000EE"/>
             <w:u w:val="single"/>
           </w:rPr>
-          <w:t>詩篇三十三篇7節</w:t>
+          <w:t>代上1:30</w:t>
         </w:r>
       </w:hyperlink>
       <w:r>
         <w:rPr>
           <w:lang w:val="zh_TW" w:bidi="zh_TW"/>
         </w:rPr>
-        <w:t>說到：「他聚集海水如壘， 收藏深洋在庫房。」神設立海洋和陸地的界限，並在祂對約伯的話中生動地表達出來：「海水衝出，如出胎胞， 那時誰將它關閉呢……為它定界限， 又安門和閂，說：你只可到這裡，不可越過； 你狂傲的浪要到此止住。」（</w:t>
-      </w:r>
-      <w:hyperlink r:id="rId17">
+        <w:t>）。在有些聖經譯本中，</w:t>
+      </w:r>
+      <w:hyperlink r:id="rId13">
         <w:r>
           <w:rPr>
             <w:lang w:val="zh_TW" w:bidi="zh_TW"/>
@@ -328,30 +444,16 @@
             <w:color w:val="0000EE"/>
             <w:u w:val="single"/>
           </w:rPr>
-          <w:t>伯38:8–11</w:t>
+          <w:t>創世記二十五章15節</w:t>
         </w:r>
       </w:hyperlink>
       <w:r>
         <w:rPr>
           <w:lang w:val="zh_TW" w:bidi="zh_TW"/>
         </w:rPr>
-        <w:t>）。</w:t>
-      </w:r>
-    </w:p>
-    <w:p>
-      <w:pPr/>
-      <w:r>
-        <w:rPr>
-          <w:lang w:val="zh_TW" w:bidi="zh_TW"/>
-        </w:rPr>
-      </w:r>
-      <w:r>
-        <w:rPr>
-          <w:lang w:val="zh_TW" w:bidi="zh_TW"/>
-        </w:rPr>
-        <w:t>聖經描述神對海的掌控時說，神「步行在海浪之上」（</w:t>
-      </w:r>
-      <w:hyperlink r:id="rId18">
+        <w:t>將其譯為「哈達（Hadar）」（和合本譯為：哈大），而</w:t>
+      </w:r>
+      <w:hyperlink r:id="rId15">
         <w:r>
           <w:rPr>
             <w:lang w:val="zh_TW" w:bidi="zh_TW"/>
@@ -360,28 +462,34 @@
             <w:color w:val="0000EE"/>
             <w:u w:val="single"/>
           </w:rPr>
-          <w:t>伯9:8</w:t>
+          <w:t>歷代志上一章30節</w:t>
         </w:r>
       </w:hyperlink>
       <w:r>
         <w:rPr>
           <w:lang w:val="zh_TW" w:bidi="zh_TW"/>
         </w:rPr>
-        <w:t>）。因此，在</w:t>
-      </w:r>
-      <w:r>
-        <w:rPr>
-          <w:lang w:val="zh_TW" w:bidi="zh_TW"/>
-        </w:rPr>
-        <w:t>神-人（God-man）</w:t>
-      </w:r>
-      <w:r>
-        <w:rPr>
-          <w:lang w:val="zh_TW" w:bidi="zh_TW"/>
-        </w:rPr>
-        <w:t>耶穌在地上的生活中，祂在海上行走（</w:t>
-      </w:r>
-      <w:hyperlink r:id="rId19">
+        <w:t>則譯作「哈大（Hadad）」（和合本譯為：哈達）；然而，另外兩個聖經譯本在兩處經文中皆一致譯爲「哈大」。</w:t>
+      </w:r>
+    </w:p>
+    <w:p>
+      <w:pPr>
+        <w:pStyle w:val="ListNumber"/>
+        <w:spacing w:line="240" w:lineRule="auto"/>
+        <w:ind w:left="720"/>
+      </w:pPr>
+      <w:r>
+        <w:rPr>
+          <w:lang w:val="zh_TW" w:bidi="zh_TW"/>
+        </w:rPr>
+      </w:r>
+      <w:r>
+        <w:rPr>
+          <w:lang w:val="zh_TW" w:bidi="zh_TW"/>
+        </w:rPr>
+        <w:t>比達的兒子哈大（和合本譯為：哈達）為以東的一位君王，在希伯來人下到埃及之前統治以東。他曾在摩押平原擊敗米甸人，取得一次重要的軍事勝利（</w:t>
+      </w:r>
+      <w:hyperlink r:id="rId16">
         <w:r>
           <w:rPr>
             <w:lang w:val="zh_TW" w:bidi="zh_TW"/>
@@ -390,16 +498,16 @@
             <w:color w:val="0000EE"/>
             <w:u w:val="single"/>
           </w:rPr>
-          <w:t>可6:48</w:t>
+          <w:t>創36:35–36</w:t>
         </w:r>
       </w:hyperlink>
       <w:r>
         <w:rPr>
           <w:lang w:val="zh_TW" w:bidi="zh_TW"/>
         </w:rPr>
-        <w:t>）。祂也平息風浪，使門徒驚訝地問：「這到底是誰，連風和海也聽從他了。」（</w:t>
-      </w:r>
-      <w:hyperlink r:id="rId20">
+        <w:t>；</w:t>
+      </w:r>
+      <w:hyperlink r:id="rId17">
         <w:r>
           <w:rPr>
             <w:lang w:val="zh_TW" w:bidi="zh_TW"/>
@@ -408,7 +516,7 @@
             <w:color w:val="0000EE"/>
             <w:u w:val="single"/>
           </w:rPr>
-          <w:t>可4:41</w:t>
+          <w:t>代上1:46–47</w:t>
         </w:r>
       </w:hyperlink>
       <w:r>
@@ -419,19 +527,23 @@
       </w:r>
     </w:p>
     <w:p>
-      <w:pPr/>
-      <w:r>
-        <w:rPr>
-          <w:lang w:val="zh_TW" w:bidi="zh_TW"/>
-        </w:rPr>
-      </w:r>
-      <w:r>
-        <w:rPr>
-          <w:lang w:val="zh_TW" w:bidi="zh_TW"/>
-        </w:rPr>
-        <w:t>希伯來人對海及其力量抱有敬畏之心。或許因為缺乏良好的天然港口，以及他們在大部分歷史中未能控制海岸線，他們不像腓尼基人那樣是一個航海的民族。直到所羅門王時期，才提到他們擁有自己的艦隊（</w:t>
-      </w:r>
-      <w:hyperlink r:id="rId21">
+      <w:pPr>
+        <w:pStyle w:val="ListNumber"/>
+        <w:spacing w:line="240" w:lineRule="auto"/>
+        <w:ind w:left="720"/>
+      </w:pPr>
+      <w:r>
+        <w:rPr>
+          <w:lang w:val="zh_TW" w:bidi="zh_TW"/>
+        </w:rPr>
+      </w:r>
+      <w:r>
+        <w:rPr>
+          <w:lang w:val="zh_TW" w:bidi="zh_TW"/>
+        </w:rPr>
+        <w:t>哈大（和合本譯為：哈達）是以東的另一位君王，是少數其妻子名字被記載下來的君王之一；其妻子名叫米希她別。他的首都設於巴烏（</w:t>
+      </w:r>
+      <w:hyperlink r:id="rId14">
         <w:r>
           <w:rPr>
             <w:lang w:val="zh_TW" w:bidi="zh_TW"/>
@@ -440,16 +552,16 @@
             <w:color w:val="0000EE"/>
             <w:u w:val="single"/>
           </w:rPr>
-          <w:t>王上9:26</w:t>
+          <w:t>創36:39</w:t>
         </w:r>
       </w:hyperlink>
       <w:r>
         <w:rPr>
           <w:lang w:val="zh_TW" w:bidi="zh_TW"/>
         </w:rPr>
-        <w:t>）。動盪的海對他們來說是惡人的象徵（</w:t>
-      </w:r>
-      <w:hyperlink r:id="rId22">
+        <w:t>；</w:t>
+      </w:r>
+      <w:hyperlink r:id="rId18">
         <w:r>
           <w:rPr>
             <w:lang w:val="zh_TW" w:bidi="zh_TW"/>
@@ -458,16 +570,34 @@
             <w:color w:val="0000EE"/>
             <w:u w:val="single"/>
           </w:rPr>
-          <w:t>賽57:20</w:t>
+          <w:t>代上1:50–51</w:t>
         </w:r>
       </w:hyperlink>
       <w:r>
         <w:rPr>
           <w:lang w:val="zh_TW" w:bidi="zh_TW"/>
         </w:rPr>
-        <w:t>）。「好像多水滔滔」（</w:t>
-      </w:r>
-      <w:hyperlink r:id="rId23">
+        <w:t>）。</w:t>
+      </w:r>
+    </w:p>
+    <w:p>
+      <w:pPr>
+        <w:pStyle w:val="ListNumber"/>
+        <w:spacing w:line="240" w:lineRule="auto"/>
+        <w:ind w:left="720"/>
+      </w:pPr>
+      <w:r>
+        <w:rPr>
+          <w:lang w:val="zh_TW" w:bidi="zh_TW"/>
+        </w:rPr>
+      </w:r>
+      <w:r>
+        <w:rPr>
+          <w:lang w:val="zh_TW" w:bidi="zh_TW"/>
+        </w:rPr>
+        <w:t>哈大（和合本譯為：哈達）為以東王室中的王子。當大衛與約押征服以東、並全面佔領該地時，他逃往埃及、在那裡成長，並深得法老恩待；法老甚至將自己妻子的姐妹嫁給他為妻。大衛去世後，哈大渴望返回以東，並試圖起來反抗所羅門的統治（</w:t>
+      </w:r>
+      <w:hyperlink r:id="rId19">
         <w:r>
           <w:rPr>
             <w:lang w:val="zh_TW" w:bidi="zh_TW"/>
@@ -476,16 +606,64 @@
             <w:color w:val="0000EE"/>
             <w:u w:val="single"/>
           </w:rPr>
-          <w:t>賽17:13</w:t>
+          <w:t>王上11:14–25</w:t>
         </w:r>
       </w:hyperlink>
       <w:r>
         <w:rPr>
           <w:lang w:val="zh_TW" w:bidi="zh_TW"/>
         </w:rPr>
-        <w:t>）或「海浪匉訇」（</w:t>
-      </w:r>
-      <w:hyperlink r:id="rId24">
+        <w:t>）。有學者認為，這位哈大可能與上述第三位所提及的以東王為同一人。</w:t>
+      </w:r>
+      <w:r>
+        <w:rPr>
+          <w:lang w:val="zh_TW" w:bidi="zh_TW"/>
+        </w:rPr>
+      </w:r>
+      <w:r>
+        <w:rPr>
+          <w:lang w:val="zh_TW" w:bidi="zh_TW"/>
+        </w:rPr>
+      </w:r>
+    </w:p>
+    <w:p>
+      <w:pPr/>
+      <w:r>
+        <w:rPr>
+          <w:lang w:val="zh_TW" w:bidi="zh_TW"/>
+        </w:rPr>
+      </w:r>
+    </w:p>
+    <w:p>
+      <w:pPr>
+        <w:pStyle w:val="Heading2"/>
+      </w:pPr>
+      <w:r>
+        <w:rPr>
+          <w:lang w:val="zh_TW" w:bidi="zh_TW"/>
+        </w:rPr>
+        <w:t>哈多蘭</w:t>
+      </w:r>
+      <w:r>
+        <w:rPr>
+          <w:lang w:val="zh_TW" w:bidi="zh_TW"/>
+        </w:rPr>
+      </w:r>
+    </w:p>
+    <w:p>
+      <w:pPr/>
+      <w:r>
+        <w:rPr>
+          <w:lang w:val="zh_TW" w:bidi="zh_TW"/>
+        </w:rPr>
+      </w:r>
+      <w:r>
+        <w:rPr>
+          <w:lang w:val="zh_TW" w:bidi="zh_TW"/>
+        </w:rPr>
+        <w:t>1. 約坍的第五子；哈多蘭和他的兄弟是從挪亞開始的第六代（</w:t>
+      </w:r>
+      <w:hyperlink r:id="rId20">
         <w:r>
           <w:rPr>
             <w:lang w:val="zh_TW" w:bidi="zh_TW"/>
@@ -494,16 +672,16 @@
             <w:color w:val="0000EE"/>
             <w:u w:val="single"/>
           </w:rPr>
-          <w:t>5:30</w:t>
+          <w:t>創10:27</w:t>
         </w:r>
       </w:hyperlink>
       <w:r>
         <w:rPr>
           <w:lang w:val="zh_TW" w:bidi="zh_TW"/>
         </w:rPr>
-        <w:t>）使他們聯想到強大的力量，對人類能造成難以估量的傷害。在</w:t>
-      </w:r>
-      <w:hyperlink r:id="rId25">
+        <w:t>；</w:t>
+      </w:r>
+      <w:hyperlink r:id="rId21">
         <w:r>
           <w:rPr>
             <w:lang w:val="zh_TW" w:bidi="zh_TW"/>
@@ -512,16 +690,30 @@
             <w:color w:val="0000EE"/>
             <w:u w:val="single"/>
           </w:rPr>
-          <w:t>但以理書七章3節</w:t>
+          <w:t>代上1:21</w:t>
         </w:r>
       </w:hyperlink>
       <w:r>
         <w:rPr>
           <w:lang w:val="zh_TW" w:bidi="zh_TW"/>
         </w:rPr>
-        <w:t>和</w:t>
-      </w:r>
-      <w:hyperlink r:id="rId26">
+        <w:t>）。</w:t>
+      </w:r>
+    </w:p>
+    <w:p>
+      <w:pPr/>
+      <w:r>
+        <w:rPr>
+          <w:lang w:val="zh_TW" w:bidi="zh_TW"/>
+        </w:rPr>
+      </w:r>
+      <w:r>
+        <w:rPr>
+          <w:lang w:val="zh_TW" w:bidi="zh_TW"/>
+        </w:rPr>
+        <w:t>2. 在</w:t>
+      </w:r>
+      <w:hyperlink r:id="rId22">
         <w:r>
           <w:rPr>
             <w:lang w:val="zh_TW" w:bidi="zh_TW"/>
@@ -530,14 +722,33 @@
             <w:color w:val="0000EE"/>
             <w:u w:val="single"/>
           </w:rPr>
-          <w:t>啟示錄十三章1節</w:t>
+          <w:t>歷代志上十八章10節</w:t>
         </w:r>
       </w:hyperlink>
       <w:r>
         <w:rPr>
           <w:lang w:val="zh_TW" w:bidi="zh_TW"/>
         </w:rPr>
-        <w:t>中，那些敵對神的權勢被描述為從海中上來的獸。</w:t>
+        <w:t>中，是約蘭的另一種拼寫。</w:t>
+      </w:r>
+      <w:r>
+        <w:rPr>
+          <w:i/>
+          <w:lang w:val="zh_TW" w:bidi="zh_TW"/>
+        </w:rPr>
+        <w:t>見</w:t>
+      </w:r>
+      <w:r>
+        <w:rPr>
+          <w:lang w:val="zh_TW" w:bidi="zh_TW"/>
+        </w:rPr>
+        <w:t>約蘭 #1</w:t>
+      </w:r>
+      <w:r>
+        <w:rPr>
+          <w:lang w:val="zh_TW" w:bidi="zh_TW"/>
+        </w:rPr>
+        <w:t>。</w:t>
       </w:r>
     </w:p>
     <w:p>
@@ -551,9 +762,9 @@
         <w:rPr>
           <w:lang w:val="zh_TW" w:bidi="zh_TW"/>
         </w:rPr>
-        <w:t>然而，正如所述，神掌管海洋。祂能拯救那些信靠祂的人「從大水中拉上來」（</w:t>
-      </w:r>
-      <w:hyperlink r:id="rId27">
+        <w:t>3. 在</w:t>
+      </w:r>
+      <w:hyperlink r:id="rId23">
         <w:r>
           <w:rPr>
             <w:lang w:val="zh_TW" w:bidi="zh_TW"/>
@@ -562,16 +773,83 @@
             <w:color w:val="0000EE"/>
             <w:u w:val="single"/>
           </w:rPr>
-          <w:t>詩18:16），</w:t>
+          <w:t>歷代志下十章18節</w:t>
         </w:r>
       </w:hyperlink>
       <w:r>
         <w:rPr>
           <w:lang w:val="zh_TW" w:bidi="zh_TW"/>
         </w:rPr>
-        <w:t>並保護那些在海上航行的人（</w:t>
-      </w:r>
-      <w:hyperlink r:id="rId28">
+        <w:t>中，是亞多尼蘭的另一種拼寫。</w:t>
+      </w:r>
+      <w:r>
+        <w:rPr>
+          <w:i/>
+          <w:lang w:val="zh_TW" w:bidi="zh_TW"/>
+        </w:rPr>
+        <w:t>見</w:t>
+      </w:r>
+      <w:r>
+        <w:rPr>
+          <w:lang w:val="zh_TW" w:bidi="zh_TW"/>
+        </w:rPr>
+        <w:t>亞多尼蘭</w:t>
+      </w:r>
+      <w:r>
+        <w:rPr>
+          <w:lang w:val="zh_TW" w:bidi="zh_TW"/>
+        </w:rPr>
+        <w:t>。</w:t>
+      </w:r>
+      <w:r>
+        <w:rPr>
+          <w:lang w:val="zh_TW" w:bidi="zh_TW"/>
+        </w:rPr>
+      </w:r>
+      <w:r>
+        <w:rPr>
+          <w:lang w:val="zh_TW" w:bidi="zh_TW"/>
+        </w:rPr>
+      </w:r>
+    </w:p>
+    <w:p>
+      <w:pPr/>
+      <w:r>
+        <w:rPr>
+          <w:lang w:val="zh_TW" w:bidi="zh_TW"/>
+        </w:rPr>
+      </w:r>
+    </w:p>
+    <w:p>
+      <w:pPr>
+        <w:pStyle w:val="Heading2"/>
+      </w:pPr>
+      <w:r>
+        <w:rPr>
+          <w:lang w:val="zh_TW" w:bidi="zh_TW"/>
+        </w:rPr>
+        <w:t>哈腓拉（地名）</w:t>
+      </w:r>
+      <w:r>
+        <w:rPr>
+          <w:lang w:val="zh_TW" w:bidi="zh_TW"/>
+        </w:rPr>
+      </w:r>
+    </w:p>
+    <w:p>
+      <w:pPr/>
+      <w:r>
+        <w:rPr>
+          <w:lang w:val="zh_TW" w:bidi="zh_TW"/>
+        </w:rPr>
+      </w:r>
+      <w:r>
+        <w:rPr>
+          <w:lang w:val="zh_TW" w:bidi="zh_TW"/>
+        </w:rPr>
+        <w:t>哈腓拉（Havilah）是一個位於伊甸附近的地區，現今的確切位置已不可考。聖經說它由比遜河灌溉，境內有豐富的金子、珍珠和紅瑪瑙 （</w:t>
+      </w:r>
+      <w:hyperlink r:id="rId24">
         <w:r>
           <w:rPr>
             <w:lang w:val="zh_TW" w:bidi="zh_TW"/>
@@ -580,16 +858,16 @@
             <w:color w:val="0000EE"/>
             <w:u w:val="single"/>
           </w:rPr>
-          <w:t>107:23–31）</w:t>
+          <w:t>創2:11–12</w:t>
         </w:r>
       </w:hyperlink>
       <w:r>
         <w:rPr>
           <w:lang w:val="zh_TW" w:bidi="zh_TW"/>
         </w:rPr>
-        <w:t>。人們總是記得神曾在海中開出一條道路，讓他們出埃及時通過（</w:t>
-      </w:r>
-      <w:hyperlink r:id="rId29">
+        <w:t>）。關於哈腓拉的地點，歷來爭論甚多。它不可能與</w:t>
+      </w:r>
+      <w:hyperlink r:id="rId25">
         <w:r>
           <w:rPr>
             <w:lang w:val="zh_TW" w:bidi="zh_TW"/>
@@ -598,16 +876,64 @@
             <w:color w:val="0000EE"/>
             <w:u w:val="single"/>
           </w:rPr>
-          <w:t>出15:19）</w:t>
+          <w:t>撒母耳記上十五章7節</w:t>
         </w:r>
       </w:hyperlink>
       <w:r>
         <w:rPr>
           <w:lang w:val="zh_TW" w:bidi="zh_TW"/>
         </w:rPr>
-        <w:t>。詩篇作者（</w:t>
-      </w:r>
-      <w:hyperlink r:id="rId30">
+        <w:t>中掃羅攻打亞瑪力人的那個哈腓拉有任何關聯，因為伊甸的敘述地點在美索不達米亞，而非巴勒斯坦。基於同樣的理由，若將哈腓拉定位於阿拉伯南部、索馬利蘭（Somaliland）或印度，也是不正確的。所謂的比遜「河」很可能是一條灌溉渠道，因為在亞喀得文（Akkadian）中，河與灌溉渠道並無不同的詞彙，而美索不達米亞的習慣是把主要的灌溉渠稱作河。這或許能解釋為何「比遜」這個名稱能在水渠乾涸後仍被保存下來。比遜是那條從伊甸流出的河所分出的四道支流之一，因此哈腓拉應位於北方，因為這段敘述是從上游的角度來描寫的。哈腓拉很可能位於示拿平原一帶，由一條主要灌溉渠灌溉；如今，無論這片地區或那條水渠，都早已消失無蹤。</w:t>
+      </w:r>
+      <w:r>
+        <w:rPr>
+          <w:lang w:val="zh_TW" w:bidi="zh_TW"/>
+        </w:rPr>
+      </w:r>
+      <w:r>
+        <w:rPr>
+          <w:lang w:val="zh_TW" w:bidi="zh_TW"/>
+        </w:rPr>
+      </w:r>
+    </w:p>
+    <w:p>
+      <w:pPr/>
+      <w:r>
+        <w:rPr>
+          <w:lang w:val="zh_TW" w:bidi="zh_TW"/>
+        </w:rPr>
+      </w:r>
+    </w:p>
+    <w:p>
+      <w:pPr>
+        <w:pStyle w:val="Heading2"/>
+      </w:pPr>
+      <w:r>
+        <w:rPr>
+          <w:lang w:val="zh_TW" w:bidi="zh_TW"/>
+        </w:rPr>
+        <w:t>哈腓拉（人物）</w:t>
+      </w:r>
+      <w:r>
+        <w:rPr>
+          <w:lang w:val="zh_TW" w:bidi="zh_TW"/>
+        </w:rPr>
+      </w:r>
+    </w:p>
+    <w:p>
+      <w:pPr/>
+      <w:r>
+        <w:rPr>
+          <w:lang w:val="zh_TW" w:bidi="zh_TW"/>
+        </w:rPr>
+      </w:r>
+      <w:r>
+        <w:rPr>
+          <w:lang w:val="zh_TW" w:bidi="zh_TW"/>
+        </w:rPr>
+        <w:t>1. 古實的後裔（</w:t>
+      </w:r>
+      <w:hyperlink r:id="rId26">
         <w:r>
           <w:rPr>
             <w:lang w:val="zh_TW" w:bidi="zh_TW"/>
@@ -616,10 +942,16 @@
             <w:color w:val="0000EE"/>
             <w:u w:val="single"/>
           </w:rPr>
-          <w:t>詩74:13，</w:t>
+          <w:t>創10:7</w:t>
         </w:r>
       </w:hyperlink>
-      <w:hyperlink r:id="rId31">
+      <w:r>
+        <w:rPr>
+          <w:lang w:val="zh_TW" w:bidi="zh_TW"/>
+        </w:rPr>
+        <w:t>；</w:t>
+      </w:r>
+      <w:hyperlink r:id="rId27">
         <w:r>
           <w:rPr>
             <w:lang w:val="zh_TW" w:bidi="zh_TW"/>
@@ -628,10 +960,30 @@
             <w:color w:val="0000EE"/>
             <w:u w:val="single"/>
           </w:rPr>
-          <w:t>77:16，</w:t>
+          <w:t>代上1:9</w:t>
         </w:r>
       </w:hyperlink>
-      <w:hyperlink r:id="rId32">
+      <w:r>
+        <w:rPr>
+          <w:lang w:val="zh_TW" w:bidi="zh_TW"/>
+        </w:rPr>
+        <w:t>）。</w:t>
+      </w:r>
+    </w:p>
+    <w:p>
+      <w:pPr/>
+      <w:r>
+        <w:rPr>
+          <w:lang w:val="zh_TW" w:bidi="zh_TW"/>
+        </w:rPr>
+      </w:r>
+      <w:r>
+        <w:rPr>
+          <w:lang w:val="zh_TW" w:bidi="zh_TW"/>
+        </w:rPr>
+        <w:t>2. 閃的後裔約坍的兒子（</w:t>
+      </w:r>
+      <w:hyperlink r:id="rId28">
         <w:r>
           <w:rPr>
             <w:lang w:val="zh_TW" w:bidi="zh_TW"/>
@@ -640,10 +992,16 @@
             <w:color w:val="0000EE"/>
             <w:u w:val="single"/>
           </w:rPr>
-          <w:t>78:13，</w:t>
+          <w:t>創10:29</w:t>
         </w:r>
       </w:hyperlink>
-      <w:hyperlink r:id="rId33">
+      <w:r>
+        <w:rPr>
+          <w:lang w:val="zh_TW" w:bidi="zh_TW"/>
+        </w:rPr>
+        <w:t>；</w:t>
+      </w:r>
+      <w:hyperlink r:id="rId29">
         <w:r>
           <w:rPr>
             <w:lang w:val="zh_TW" w:bidi="zh_TW"/>
@@ -652,16 +1010,64 @@
             <w:color w:val="0000EE"/>
             <w:u w:val="single"/>
           </w:rPr>
-          <w:t>106:9）</w:t>
+          <w:t>代上1:23</w:t>
         </w:r>
       </w:hyperlink>
       <w:r>
         <w:rPr>
           <w:lang w:val="zh_TW" w:bidi="zh_TW"/>
         </w:rPr>
-        <w:t>和先知們（例如</w:t>
-      </w:r>
-      <w:hyperlink r:id="rId34">
+        <w:t>）。</w:t>
+      </w:r>
+      <w:r>
+        <w:rPr>
+          <w:lang w:val="zh_TW" w:bidi="zh_TW"/>
+        </w:rPr>
+      </w:r>
+      <w:r>
+        <w:rPr>
+          <w:lang w:val="zh_TW" w:bidi="zh_TW"/>
+        </w:rPr>
+      </w:r>
+    </w:p>
+    <w:p>
+      <w:pPr/>
+      <w:r>
+        <w:rPr>
+          <w:lang w:val="zh_TW" w:bidi="zh_TW"/>
+        </w:rPr>
+      </w:r>
+    </w:p>
+    <w:p>
+      <w:pPr>
+        <w:pStyle w:val="Heading2"/>
+      </w:pPr>
+      <w:r>
+        <w:rPr>
+          <w:lang w:val="zh_TW" w:bidi="zh_TW"/>
+        </w:rPr>
+        <w:t>哈蘭（地點）</w:t>
+      </w:r>
+      <w:r>
+        <w:rPr>
+          <w:lang w:val="zh_TW" w:bidi="zh_TW"/>
+        </w:rPr>
+      </w:r>
+    </w:p>
+    <w:p>
+      <w:pPr/>
+      <w:r>
+        <w:rPr>
+          <w:lang w:val="zh_TW" w:bidi="zh_TW"/>
+        </w:rPr>
+      </w:r>
+      <w:r>
+        <w:rPr>
+          <w:lang w:val="zh_TW" w:bidi="zh_TW"/>
+        </w:rPr>
+        <w:t>北美索不達米亞的城市，首次出現</w:t>
+      </w:r>
+      <w:hyperlink r:id="rId30">
         <w:r>
           <w:rPr>
             <w:lang w:val="zh_TW" w:bidi="zh_TW"/>
@@ -670,57 +1076,1670 @@
             <w:color w:val="0000EE"/>
             <w:u w:val="single"/>
           </w:rPr>
-          <w:t>賽43:16–17）</w:t>
+          <w:t>創世記十一章31節</w:t>
         </w:r>
       </w:hyperlink>
       <w:r>
         <w:rPr>
           <w:lang w:val="zh_TW" w:bidi="zh_TW"/>
         </w:rPr>
-        <w:t>都提到這一點。</w:t>
+        <w:t>，是亞伯拉罕的父親他拉從迦勒底的吾珥遷移的目的地，他拉在此居住直到去世。亞伯拉罕75歲時，神命令他遷移到為他預備的土地（</w:t>
+      </w:r>
+      <w:hyperlink r:id="rId31">
+        <w:r>
+          <w:rPr>
+            <w:lang w:val="zh_TW" w:bidi="zh_TW"/>
+          </w:rPr>
+          <w:rPr>
+            <w:color w:val="0000EE"/>
+            <w:u w:val="single"/>
+          </w:rPr>
+          <w:t>創12:1–4</w:t>
+        </w:r>
+      </w:hyperlink>
+      <w:r>
+        <w:rPr>
+          <w:lang w:val="zh_TW" w:bidi="zh_TW"/>
+        </w:rPr>
+        <w:t>）。然而，亞伯拉罕有一些親人留在哈蘭，亞伯拉罕的孫子雅各因害怕以掃而逃往那裡（</w:t>
+      </w:r>
+      <w:hyperlink r:id="rId32">
+        <w:r>
+          <w:rPr>
+            <w:lang w:val="zh_TW" w:bidi="zh_TW"/>
+          </w:rPr>
+          <w:rPr>
+            <w:color w:val="0000EE"/>
+            <w:u w:val="single"/>
+          </w:rPr>
+          <w:t>創27:42–43</w:t>
+        </w:r>
+      </w:hyperlink>
+      <w:r>
+        <w:rPr>
+          <w:lang w:val="zh_TW" w:bidi="zh_TW"/>
+        </w:rPr>
+        <w:t>）。雅各在哈蘭住了多年，為他的舅舅拉班作工，並娶了利亞和拉結為妻，還獲得了許多綿羊和山羊、僕人、駱駝和驢子（</w:t>
+      </w:r>
+      <w:hyperlink r:id="rId33">
+        <w:r>
+          <w:rPr>
+            <w:lang w:val="zh_TW" w:bidi="zh_TW"/>
+          </w:rPr>
+          <w:rPr>
+            <w:color w:val="0000EE"/>
+            <w:u w:val="single"/>
+          </w:rPr>
+          <w:t>創30:43</w:t>
+        </w:r>
+      </w:hyperlink>
+      <w:r>
+        <w:rPr>
+          <w:lang w:val="zh_TW" w:bidi="zh_TW"/>
+        </w:rPr>
+        <w:t>）。</w:t>
+      </w:r>
+    </w:p>
+    <w:p>
+      <w:pPr/>
+      <w:r>
+        <w:rPr>
+          <w:lang w:val="zh_TW" w:bidi="zh_TW"/>
+        </w:rPr>
+      </w:r>
+      <w:r>
+        <w:rPr>
+          <w:lang w:val="zh_TW" w:bidi="zh_TW"/>
+        </w:rPr>
+        <w:t>這座「拿鶴的城」（</w:t>
+      </w:r>
+      <w:hyperlink r:id="rId34">
+        <w:r>
+          <w:rPr>
+            <w:lang w:val="zh_TW" w:bidi="zh_TW"/>
+          </w:rPr>
+          <w:rPr>
+            <w:color w:val="0000EE"/>
+            <w:u w:val="single"/>
+          </w:rPr>
+          <w:t>創11:27–29</w:t>
+        </w:r>
+      </w:hyperlink>
+      <w:r>
+        <w:rPr>
+          <w:lang w:val="zh_TW" w:bidi="zh_TW"/>
+        </w:rPr>
+        <w:t>，</w:t>
+      </w:r>
+      <w:hyperlink r:id="rId35">
+        <w:r>
+          <w:rPr>
+            <w:lang w:val="zh_TW" w:bidi="zh_TW"/>
+          </w:rPr>
+          <w:rPr>
+            <w:color w:val="0000EE"/>
+            <w:u w:val="single"/>
+          </w:rPr>
+          <w:t>24:10</w:t>
+        </w:r>
+      </w:hyperlink>
+      <w:r>
+        <w:rPr>
+          <w:lang w:val="zh_TW" w:bidi="zh_TW"/>
+        </w:rPr>
+        <w:t>，</w:t>
+      </w:r>
+      <w:hyperlink r:id="rId36">
+        <w:r>
+          <w:rPr>
+            <w:lang w:val="zh_TW" w:bidi="zh_TW"/>
+          </w:rPr>
+          <w:rPr>
+            <w:color w:val="0000EE"/>
+            <w:u w:val="single"/>
+          </w:rPr>
+          <w:t>27:43</w:t>
+        </w:r>
+      </w:hyperlink>
+      <w:r>
+        <w:rPr>
+          <w:lang w:val="zh_TW" w:bidi="zh_TW"/>
+        </w:rPr>
+        <w:t>） 建於公元前三千年，位於幼發拉底河的一條支流上，很快成為一個重要的商業中心。也許連接大馬士革、尼尼微和迦基米施的古代貿易路線，就經過哈蘭。以西結提到哈蘭和泰爾之間的貿易（</w:t>
+      </w:r>
+      <w:hyperlink r:id="rId37">
+        <w:r>
+          <w:rPr>
+            <w:lang w:val="zh_TW" w:bidi="zh_TW"/>
+          </w:rPr>
+          <w:rPr>
+            <w:color w:val="0000EE"/>
+            <w:u w:val="single"/>
+          </w:rPr>
+          <w:t>結27:23</w:t>
+        </w:r>
+      </w:hyperlink>
+      <w:r>
+        <w:rPr>
+          <w:lang w:val="zh_TW" w:bidi="zh_TW"/>
+        </w:rPr>
+        <w:t>）。哈蘭是一座亞蘭人的城市，以其對月神欣（Sin）和尼卡爾神（Nikkal）的崇拜而聞名。這個系統是蘇美人在吾珥的宗教體系的分支。欣和配偶尼卡爾不僅在這裡受到尊崇，還在迦南甚至埃及受到尊崇。這個崇拜持續到新約時代，其聖殿最終在公元13世紀被蒙古人摧毀。難怪神命令亞伯拉罕離開這個偶像崇拜的中心。現代的哈蘭保留了這個名字的古代楔形文字拼寫（有英文譯本為「Charran」，</w:t>
+      </w:r>
+      <w:hyperlink r:id="rId38">
+        <w:r>
+          <w:rPr>
+            <w:lang w:val="zh_TW" w:bidi="zh_TW"/>
+          </w:rPr>
+          <w:rPr>
+            <w:color w:val="0000EE"/>
+            <w:u w:val="single"/>
+          </w:rPr>
+          <w:t>徒7:2、4</w:t>
+        </w:r>
+      </w:hyperlink>
+      <w:r>
+        <w:rPr>
+          <w:lang w:val="zh_TW" w:bidi="zh_TW"/>
+        </w:rPr>
+        <w:t>）。</w:t>
+      </w:r>
+      <w:r>
+        <w:rPr>
+          <w:lang w:val="zh_TW" w:bidi="zh_TW"/>
+        </w:rPr>
+      </w:r>
+      <w:r>
+        <w:rPr>
+          <w:lang w:val="zh_TW" w:bidi="zh_TW"/>
+        </w:rPr>
+      </w:r>
+    </w:p>
+    <w:p>
+      <w:pPr/>
+      <w:r>
+        <w:rPr>
+          <w:lang w:val="zh_TW" w:bidi="zh_TW"/>
+        </w:rPr>
+      </w:r>
+    </w:p>
+    <w:p>
+      <w:pPr>
+        <w:pStyle w:val="Heading2"/>
+      </w:pPr>
+      <w:r>
+        <w:rPr>
+          <w:lang w:val="zh_TW" w:bidi="zh_TW"/>
+        </w:rPr>
+        <w:t>哈蘭（人物）</w:t>
+      </w:r>
+      <w:r>
+        <w:rPr>
+          <w:lang w:val="zh_TW" w:bidi="zh_TW"/>
+        </w:rPr>
+      </w:r>
+    </w:p>
+    <w:p>
+      <w:pPr/>
+      <w:r>
+        <w:rPr>
+          <w:lang w:val="zh_TW" w:bidi="zh_TW"/>
+        </w:rPr>
+      </w:r>
+      <w:r>
+        <w:rPr>
+          <w:lang w:val="zh_TW" w:bidi="zh_TW"/>
+        </w:rPr>
+        <w:t>1. 他拉的兒子、亞伯拉罕的兄弟、羅得的父親（</w:t>
+      </w:r>
+      <w:hyperlink r:id="rId39">
+        <w:r>
+          <w:rPr>
+            <w:lang w:val="zh_TW" w:bidi="zh_TW"/>
+          </w:rPr>
+          <w:rPr>
+            <w:color w:val="0000EE"/>
+            <w:u w:val="single"/>
+          </w:rPr>
+          <w:t>創11:26–31</w:t>
+        </w:r>
+      </w:hyperlink>
+      <w:r>
+        <w:rPr>
+          <w:lang w:val="zh_TW" w:bidi="zh_TW"/>
+        </w:rPr>
+        <w:t>）。</w:t>
+      </w:r>
+    </w:p>
+    <w:p>
+      <w:pPr/>
+      <w:r>
+        <w:rPr>
+          <w:lang w:val="zh_TW" w:bidi="zh_TW"/>
+        </w:rPr>
+      </w:r>
+      <w:r>
+        <w:rPr>
+          <w:lang w:val="zh_TW" w:bidi="zh_TW"/>
+        </w:rPr>
+        <w:t>2. 迦勒的妾以法所生的兒子，屬於猶大支派，是</w:t>
+      </w:r>
+      <w:r>
+        <w:rPr>
+          <w:lang w:val="zh_TW" w:bidi="zh_TW"/>
+        </w:rPr>
+        <w:t>迦卸</w:t>
+      </w:r>
+      <w:r>
+        <w:rPr>
+          <w:lang w:val="zh_TW" w:bidi="zh_TW"/>
+        </w:rPr>
+        <w:t>的父親（</w:t>
+      </w:r>
+      <w:hyperlink r:id="rId40">
+        <w:r>
+          <w:rPr>
+            <w:lang w:val="zh_TW" w:bidi="zh_TW"/>
+          </w:rPr>
+          <w:rPr>
+            <w:color w:val="0000EE"/>
+            <w:u w:val="single"/>
+          </w:rPr>
+          <w:t>代上2:46</w:t>
+        </w:r>
+      </w:hyperlink>
+      <w:r>
+        <w:rPr>
+          <w:lang w:val="zh_TW" w:bidi="zh_TW"/>
+        </w:rPr>
+        <w:t>）。</w:t>
+      </w:r>
+    </w:p>
+    <w:p>
+      <w:pPr/>
+      <w:r>
+        <w:rPr>
+          <w:lang w:val="zh_TW" w:bidi="zh_TW"/>
+        </w:rPr>
+      </w:r>
+      <w:r>
+        <w:rPr>
+          <w:lang w:val="zh_TW" w:bidi="zh_TW"/>
+        </w:rPr>
+        <w:t>3. 示每的兒子，屬於利未支派的革順族 （</w:t>
+      </w:r>
+      <w:hyperlink r:id="rId41">
+        <w:r>
+          <w:rPr>
+            <w:lang w:val="zh_TW" w:bidi="zh_TW"/>
+          </w:rPr>
+          <w:rPr>
+            <w:color w:val="0000EE"/>
+            <w:u w:val="single"/>
+          </w:rPr>
+          <w:t>代上23:9</w:t>
+        </w:r>
+      </w:hyperlink>
+      <w:r>
+        <w:rPr>
+          <w:lang w:val="zh_TW" w:bidi="zh_TW"/>
+        </w:rPr>
+        <w:t>）。</w:t>
+      </w:r>
+      <w:r>
+        <w:rPr>
+          <w:lang w:val="zh_TW" w:bidi="zh_TW"/>
+        </w:rPr>
+      </w:r>
+      <w:r>
+        <w:rPr>
+          <w:lang w:val="zh_TW" w:bidi="zh_TW"/>
+        </w:rPr>
+      </w:r>
+    </w:p>
+    <w:p>
+      <w:pPr/>
+      <w:r>
+        <w:rPr>
+          <w:lang w:val="zh_TW" w:bidi="zh_TW"/>
+        </w:rPr>
+      </w:r>
+    </w:p>
+    <w:p>
+      <w:pPr>
+        <w:pStyle w:val="Heading2"/>
+      </w:pPr>
+      <w:r>
+        <w:rPr>
+          <w:lang w:val="zh_TW" w:bidi="zh_TW"/>
+        </w:rPr>
+        <w:t>哈馬</w:t>
+      </w:r>
+      <w:r>
+        <w:rPr>
+          <w:lang w:val="zh_TW" w:bidi="zh_TW"/>
+        </w:rPr>
+      </w:r>
+    </w:p>
+    <w:p>
+      <w:pPr>
+        <w:pStyle w:val="ListNumber"/>
+        <w:numPr>
+          <w:ilvl w:val="0"/>
+          <w:numId w:val="16"/>
+        </w:numPr>
+        <w:spacing w:line="240" w:lineRule="auto"/>
+        <w:ind w:left="720"/>
+      </w:pPr>
+      <w:r>
+        <w:rPr>
+          <w:lang w:val="zh_TW" w:bidi="zh_TW"/>
+        </w:rPr>
+      </w:r>
+      <w:r>
+        <w:rPr>
+          <w:lang w:val="zh_TW" w:bidi="zh_TW"/>
+        </w:rPr>
+        <w:t>位於現今屬敘利亞的大馬士革以北約201公里（125英里）的城市和地區，坐落在奧龍特斯河（Orontes River）畔。</w:t>
+        <w:br/>
+      </w:r>
+      <w:r>
+        <w:rPr>
+          <w:lang w:val="zh_TW" w:bidi="zh_TW"/>
+        </w:rPr>
+        <w:t>起初，住在哈馬的人是來自迦南的民族（</w:t>
+      </w:r>
+      <w:hyperlink r:id="rId42">
+        <w:r>
+          <w:rPr>
+            <w:lang w:val="zh_TW" w:bidi="zh_TW"/>
+          </w:rPr>
+          <w:rPr>
+            <w:color w:val="0000EE"/>
+            <w:u w:val="single"/>
+          </w:rPr>
+          <w:t>創10:18</w:t>
+        </w:r>
+      </w:hyperlink>
+      <w:r>
+        <w:rPr>
+          <w:lang w:val="zh_TW" w:bidi="zh_TW"/>
+        </w:rPr>
+        <w:t>）。後來，閃族人（包括以色列人、亞蘭人等）住在那裡。聖經有時稱該地區為「哈馬口」（</w:t>
+      </w:r>
+      <w:hyperlink r:id="rId43">
+        <w:r>
+          <w:rPr>
+            <w:lang w:val="zh_TW" w:bidi="zh_TW"/>
+          </w:rPr>
+          <w:rPr>
+            <w:color w:val="0000EE"/>
+            <w:u w:val="single"/>
+          </w:rPr>
+          <w:t>民34:7–8</w:t>
+        </w:r>
+      </w:hyperlink>
+      <w:r>
+        <w:rPr>
+          <w:lang w:val="zh_TW" w:bidi="zh_TW"/>
+        </w:rPr>
+        <w:t>；</w:t>
+      </w:r>
+      <w:hyperlink r:id="rId44">
+        <w:r>
+          <w:rPr>
+            <w:lang w:val="zh_TW" w:bidi="zh_TW"/>
+          </w:rPr>
+          <w:rPr>
+            <w:color w:val="0000EE"/>
+            <w:u w:val="single"/>
+          </w:rPr>
+          <w:t>書13:5</w:t>
+        </w:r>
+      </w:hyperlink>
+      <w:r>
+        <w:rPr>
+          <w:lang w:val="zh_TW" w:bidi="zh_TW"/>
+        </w:rPr>
+        <w:t>）。這個地區標誌著以色列應許之地北部的邊界。在以色列早期王國時期，以及在耶羅波安二世統治期間，從公元前793年到753年，以色列控制了這片土地。</w:t>
+        <w:br/>
+      </w:r>
+      <w:r>
+        <w:rPr>
+          <w:lang w:val="zh_TW" w:bidi="zh_TW"/>
+        </w:rPr>
+        <w:t>名為「哈馬口」（意指「哈馬的入口」）的確切位置尚不確定。一些學者認為它是位於奧龍特斯河畔，一個名為勒布韋（Lebweh）的城市，位於黎巴嫩和外黎巴嫩山脈之間。其他人則認為它位於敘利亞的其他地方。</w:t>
+        <w:br/>
+      </w:r>
+      <w:r>
+        <w:rPr>
+          <w:lang w:val="zh_TW" w:bidi="zh_TW"/>
+        </w:rPr>
+        <w:t>人們最早居住在哈馬是在新石器時代（石器時代的晚期）。約在公元前1750年，該城被摧毀（可能是被稱為希克索斯的群體摧毀）。後來，城市被重建。埃及法老圖特摩斯三世（統治時間為公元前1502年至1448年）控制此處。在埃及統治敘利亞的期間，哈馬成為一個繁榮的城市。在公元前900年之前，哈馬是一個小型赫人王國的首都。人們發現赫人的記錄（稱為銘文），講述這段時期的情況。</w:t>
+      </w:r>
+    </w:p>
+    <w:p>
+      <w:pPr>
+        <w:pStyle w:val="Heading3"/>
+      </w:pPr>
+      <w:r>
+        <w:rPr>
+          <w:lang w:val="zh_TW" w:bidi="zh_TW"/>
+        </w:rPr>
+        <w:t>聖經中的哈馬</w:t>
+      </w:r>
+      <w:r>
+        <w:rPr>
+          <w:lang w:val="zh_TW" w:bidi="zh_TW"/>
+        </w:rPr>
+        <w:t>大衛與瑣巴王哈大底謝爭戰並擊敗了他。隨後，哈馬王陀以派他的兒子去祝賀大衛（</w:t>
+      </w:r>
+      <w:hyperlink r:id="rId45">
+        <w:r>
+          <w:rPr>
+            <w:lang w:val="zh_TW" w:bidi="zh_TW"/>
+          </w:rPr>
+          <w:rPr>
+            <w:color w:val="0000EE"/>
+            <w:u w:val="single"/>
+          </w:rPr>
+          <w:t>撒下8:9–10</w:t>
+        </w:r>
+      </w:hyperlink>
+      <w:r>
+        <w:rPr>
+          <w:lang w:val="zh_TW" w:bidi="zh_TW"/>
+        </w:rPr>
+        <w:t>）。所羅門在哈馬地區建造了</w:t>
+      </w:r>
+      <w:r>
+        <w:rPr>
+          <w:lang w:val="zh_TW" w:bidi="zh_TW"/>
+        </w:rPr>
+        <w:t>積貨城</w:t>
+      </w:r>
+      <w:r>
+        <w:rPr>
+          <w:lang w:val="zh_TW" w:bidi="zh_TW"/>
+        </w:rPr>
+        <w:t>（</w:t>
+      </w:r>
+      <w:hyperlink r:id="rId46">
+        <w:r>
+          <w:rPr>
+            <w:lang w:val="zh_TW" w:bidi="zh_TW"/>
+          </w:rPr>
+          <w:rPr>
+            <w:color w:val="0000EE"/>
+            <w:u w:val="single"/>
+          </w:rPr>
+          <w:t>代下8:4</w:t>
+        </w:r>
+      </w:hyperlink>
+      <w:r>
+        <w:rPr>
+          <w:lang w:val="zh_TW" w:bidi="zh_TW"/>
+        </w:rPr>
+        <w:t>），可能意味著哈馬成為向以色列進貢的國家（定期進貢商品或金錢）。</w:t>
+        <w:br/>
+      </w:r>
+      <w:r>
+        <w:rPr>
+          <w:lang w:val="zh_TW" w:bidi="zh_TW"/>
+        </w:rPr>
+        <w:t>在以色列的亞哈王時期，哈馬的王名叫伊胡利尼（Irhulini）。他與來自大馬士革、以色列和其他12個城市的王聯合起來，對抗亞述王撒縵以色三世（公元前860年至825年在位）。這些人暫時阻止了亞述王。但在公元前846年左右，撒縵以色擊敗了他們，哈馬落入亞述的統治之下。</w:t>
+        <w:br/>
+      </w:r>
+      <w:r>
+        <w:rPr>
+          <w:lang w:val="zh_TW" w:bidi="zh_TW"/>
+        </w:rPr>
+        <w:t>在公元前 730 年，哈馬王埃尼·伊盧斯（Eni-Ilus）向亞述國王提革拉毗列色三世進貢。大約10年後，在公元前 720 年，亞述國王撒珥根二世強迫 4300 名亞述人居住在哈馬。他還將許多人從哈馬和其他地方遷移到撒馬利亞（</w:t>
+      </w:r>
+      <w:hyperlink r:id="rId47">
+        <w:r>
+          <w:rPr>
+            <w:lang w:val="zh_TW" w:bidi="zh_TW"/>
+          </w:rPr>
+          <w:rPr>
+            <w:color w:val="0000EE"/>
+            <w:u w:val="single"/>
+          </w:rPr>
+          <w:t>王下17:24</w:t>
+        </w:r>
+      </w:hyperlink>
+      <w:r>
+        <w:rPr>
+          <w:lang w:val="zh_TW" w:bidi="zh_TW"/>
+        </w:rPr>
+        <w:t>）。一些以色列人可能也被送往哈馬居住（</w:t>
+      </w:r>
+      <w:hyperlink r:id="rId48">
+        <w:r>
+          <w:rPr>
+            <w:lang w:val="zh_TW" w:bidi="zh_TW"/>
+          </w:rPr>
+          <w:rPr>
+            <w:color w:val="0000EE"/>
+            <w:u w:val="single"/>
+          </w:rPr>
+          <w:t>賽11:11</w:t>
+        </w:r>
+      </w:hyperlink>
+      <w:r>
+        <w:rPr>
+          <w:lang w:val="zh_TW" w:bidi="zh_TW"/>
+        </w:rPr>
+        <w:t>）。其他提到亞述控制哈馬的舊約聖經經文包括</w:t>
+      </w:r>
+      <w:hyperlink r:id="rId49">
+        <w:r>
+          <w:rPr>
+            <w:lang w:val="zh_TW" w:bidi="zh_TW"/>
+          </w:rPr>
+          <w:rPr>
+            <w:color w:val="0000EE"/>
+            <w:u w:val="single"/>
+          </w:rPr>
+          <w:t>列王紀下十八章34節</w:t>
+        </w:r>
+      </w:hyperlink>
+      <w:r>
+        <w:rPr>
+          <w:lang w:val="zh_TW" w:bidi="zh_TW"/>
+        </w:rPr>
+        <w:t>，</w:t>
+      </w:r>
+      <w:hyperlink r:id="rId50">
+        <w:r>
+          <w:rPr>
+            <w:lang w:val="zh_TW" w:bidi="zh_TW"/>
+          </w:rPr>
+          <w:rPr>
+            <w:color w:val="0000EE"/>
+            <w:u w:val="single"/>
+          </w:rPr>
+          <w:t>十九章13節</w:t>
+        </w:r>
+      </w:hyperlink>
+      <w:r>
+        <w:rPr>
+          <w:lang w:val="zh_TW" w:bidi="zh_TW"/>
+        </w:rPr>
+        <w:t>；</w:t>
+      </w:r>
+      <w:hyperlink r:id="rId51">
+        <w:r>
+          <w:rPr>
+            <w:lang w:val="zh_TW" w:bidi="zh_TW"/>
+          </w:rPr>
+          <w:rPr>
+            <w:color w:val="0000EE"/>
+            <w:u w:val="single"/>
+          </w:rPr>
+          <w:t>以賽亞書十章9節</w:t>
+        </w:r>
+      </w:hyperlink>
+      <w:r>
+        <w:rPr>
+          <w:lang w:val="zh_TW" w:bidi="zh_TW"/>
+        </w:rPr>
+        <w:t>，</w:t>
+      </w:r>
+      <w:hyperlink r:id="rId52">
+        <w:r>
+          <w:rPr>
+            <w:lang w:val="zh_TW" w:bidi="zh_TW"/>
+          </w:rPr>
+          <w:rPr>
+            <w:color w:val="0000EE"/>
+            <w:u w:val="single"/>
+          </w:rPr>
+          <w:t>三十六章19節</w:t>
+        </w:r>
+      </w:hyperlink>
+      <w:r>
+        <w:rPr>
+          <w:lang w:val="zh_TW" w:bidi="zh_TW"/>
+        </w:rPr>
+        <w:t>，</w:t>
+      </w:r>
+      <w:hyperlink r:id="rId53">
+        <w:r>
+          <w:rPr>
+            <w:lang w:val="zh_TW" w:bidi="zh_TW"/>
+          </w:rPr>
+          <w:rPr>
+            <w:color w:val="0000EE"/>
+            <w:u w:val="single"/>
+          </w:rPr>
+          <w:t>三十七章13節</w:t>
+        </w:r>
+      </w:hyperlink>
+      <w:r>
+        <w:rPr>
+          <w:lang w:val="zh_TW" w:bidi="zh_TW"/>
+        </w:rPr>
+        <w:t>和</w:t>
+      </w:r>
+      <w:hyperlink r:id="rId54">
+        <w:r>
+          <w:rPr>
+            <w:lang w:val="zh_TW" w:bidi="zh_TW"/>
+          </w:rPr>
+          <w:rPr>
+            <w:color w:val="0000EE"/>
+            <w:u w:val="single"/>
+          </w:rPr>
+          <w:t>阿摩司書六章2節</w:t>
+        </w:r>
+      </w:hyperlink>
+      <w:r>
+        <w:rPr>
+          <w:lang w:val="zh_TW" w:bidi="zh_TW"/>
+        </w:rPr>
+        <w:t>。</w:t>
+        <w:br/>
+      </w:r>
+      <w:r>
+        <w:rPr>
+          <w:lang w:val="zh_TW" w:bidi="zh_TW"/>
+        </w:rPr>
+        <w:t>後來，哈馬似乎被大馬士革控制 （</w:t>
+      </w:r>
+      <w:hyperlink r:id="rId55">
+        <w:r>
+          <w:rPr>
+            <w:lang w:val="zh_TW" w:bidi="zh_TW"/>
+          </w:rPr>
+          <w:rPr>
+            <w:color w:val="0000EE"/>
+            <w:u w:val="single"/>
+          </w:rPr>
+          <w:t>耶49:23</w:t>
+        </w:r>
+      </w:hyperlink>
+      <w:r>
+        <w:rPr>
+          <w:lang w:val="zh_TW" w:bidi="zh_TW"/>
+        </w:rPr>
+        <w:t>）。一些先知預言，說以色列有天會再次將邊界擴展到哈馬 （</w:t>
+      </w:r>
+      <w:hyperlink r:id="rId56">
+        <w:r>
+          <w:rPr>
+            <w:lang w:val="zh_TW" w:bidi="zh_TW"/>
+          </w:rPr>
+          <w:rPr>
+            <w:color w:val="0000EE"/>
+            <w:u w:val="single"/>
+          </w:rPr>
+          <w:t>結47:16–17</w:t>
+        </w:r>
+      </w:hyperlink>
+      <w:r>
+        <w:rPr>
+          <w:lang w:val="zh_TW" w:bidi="zh_TW"/>
+        </w:rPr>
+        <w:t>，</w:t>
+      </w:r>
+      <w:hyperlink r:id="rId57">
+        <w:r>
+          <w:rPr>
+            <w:lang w:val="zh_TW" w:bidi="zh_TW"/>
+          </w:rPr>
+          <w:rPr>
+            <w:color w:val="0000EE"/>
+            <w:u w:val="single"/>
+          </w:rPr>
+          <w:t>48:1</w:t>
+        </w:r>
+      </w:hyperlink>
+      <w:hyperlink r:id="rId58">
+        <w:r>
+          <w:rPr>
+            <w:lang w:val="zh_TW" w:bidi="zh_TW"/>
+          </w:rPr>
+          <w:rPr>
+            <w:color w:val="0000EE"/>
+            <w:u w:val="single"/>
+          </w:rPr>
+          <w:t>；亞9:2</w:t>
+        </w:r>
+      </w:hyperlink>
+      <w:r>
+        <w:rPr>
+          <w:lang w:val="zh_TW" w:bidi="zh_TW"/>
+        </w:rPr>
+        <w:t>）。</w:t>
+        <w:br/>
+      </w:r>
+      <w:r>
+        <w:rPr>
+          <w:lang w:val="zh_TW" w:bidi="zh_TW"/>
+        </w:rPr>
+        <w:t>在馬加比時期，約拿單·馬加比和他的軍隊在哈馬遭遇底米丟王（Demetrius）的軍隊 （</w:t>
+      </w:r>
+      <w:hyperlink r:id="rId59">
+        <w:r>
+          <w:rPr>
+            <w:lang w:val="zh_TW" w:bidi="zh_TW"/>
+          </w:rPr>
+          <w:rPr>
+            <w:color w:val="0000EE"/>
+            <w:u w:val="single"/>
+          </w:rPr>
+          <w:t>馬加比一書12:25</w:t>
+        </w:r>
+      </w:hyperlink>
+      <w:r>
+        <w:rPr>
+          <w:lang w:val="zh_TW" w:bidi="zh_TW"/>
+        </w:rPr>
+        <w:t>）。根據猶太歷史學家約瑟夫的記載，安提阿古·伊皮法尼（安提阿古四世，Antiochus Epiphanes）將這些城市的名字改為</w:t>
+      </w:r>
+      <w:r>
+        <w:rPr>
+          <w:lang w:val="zh_TW" w:bidi="zh_TW"/>
+        </w:rPr>
+        <w:t>伊匹法尼亞</w:t>
+      </w:r>
+      <w:r>
+        <w:rPr>
+          <w:lang w:val="zh_TW" w:bidi="zh_TW"/>
+        </w:rPr>
+        <w:t xml:space="preserve"> （Epiphania，《猶太古史記》1.4.2）。這是希臘人和羅馬人使用的名字。</w:t>
+        <w:br/>
       </w:r>
       <w:r>
         <w:rPr>
           <w:i/>
           <w:lang w:val="zh_TW" w:bidi="zh_TW"/>
         </w:rPr>
+        <w:t>另見</w:t>
+      </w:r>
+      <w:r>
+        <w:rPr>
+          <w:lang w:val="zh_TW" w:bidi="zh_TW"/>
+        </w:rPr>
+        <w:t>哈馬口</w:t>
+      </w:r>
+      <w:r>
+        <w:rPr>
+          <w:lang w:val="zh_TW" w:bidi="zh_TW"/>
+        </w:rPr>
+        <w:t>。</w:t>
+      </w:r>
+    </w:p>
+    <w:p>
+      <w:pPr>
+        <w:pStyle w:val="ListNumber"/>
+        <w:numPr>
+          <w:ilvl w:val="0"/>
+          <w:numId w:val="17"/>
+        </w:numPr>
+        <w:spacing w:line="240" w:lineRule="auto"/>
+        <w:ind w:left="720"/>
+      </w:pPr>
+      <w:r>
+        <w:rPr>
+          <w:lang w:val="zh_TW" w:bidi="zh_TW"/>
+        </w:rPr>
+      </w:r>
+      <w:hyperlink r:id="rId60">
+        <w:r>
+          <w:rPr>
+            <w:lang w:val="zh_TW" w:bidi="zh_TW"/>
+          </w:rPr>
+          <w:rPr>
+            <w:color w:val="0000EE"/>
+            <w:u w:val="single"/>
+          </w:rPr>
+          <w:t>歷代志下八章3節</w:t>
+        </w:r>
+      </w:hyperlink>
+      <w:r>
+        <w:rPr>
+          <w:lang w:val="zh_TW" w:bidi="zh_TW"/>
+        </w:rPr>
+        <w:t>提到哈馬瑣巴，是所羅門征服的城市。有些人認為它與哈馬是同一個城市，其他人則認為它是瑣巴地區的另一個城市。</w:t>
+        <w:br/>
+      </w:r>
+      <w:r>
+        <w:rPr>
+          <w:i/>
+          <w:lang w:val="zh_TW" w:bidi="zh_TW"/>
+        </w:rPr>
+        <w:t>另見</w:t>
+      </w:r>
+      <w:r>
+        <w:rPr>
+          <w:lang w:val="zh_TW" w:bidi="zh_TW"/>
+        </w:rPr>
+        <w:t>哈馬瑣巴</w:t>
+      </w:r>
+      <w:r>
+        <w:rPr>
+          <w:lang w:val="zh_TW" w:bidi="zh_TW"/>
+        </w:rPr>
+        <w:t>。</w:t>
+      </w:r>
+      <w:r>
+        <w:rPr>
+          <w:lang w:val="zh_TW" w:bidi="zh_TW"/>
+        </w:rPr>
+      </w:r>
+      <w:r>
+        <w:rPr>
+          <w:lang w:val="zh_TW" w:bidi="zh_TW"/>
+        </w:rPr>
+      </w:r>
+    </w:p>
+    <w:p>
+      <w:pPr/>
+      <w:r>
+        <w:rPr>
+          <w:lang w:val="zh_TW" w:bidi="zh_TW"/>
+        </w:rPr>
+      </w:r>
+    </w:p>
+    <w:p>
+      <w:pPr>
+        <w:pStyle w:val="Heading2"/>
+      </w:pPr>
+      <w:r>
+        <w:rPr>
+          <w:lang w:val="zh_TW" w:bidi="zh_TW"/>
+        </w:rPr>
+        <w:t>哈馬人</w:t>
+      </w:r>
+      <w:r>
+        <w:rPr>
+          <w:lang w:val="zh_TW" w:bidi="zh_TW"/>
+        </w:rPr>
+      </w:r>
+    </w:p>
+    <w:p>
+      <w:pPr/>
+      <w:r>
+        <w:rPr>
+          <w:lang w:val="zh_TW" w:bidi="zh_TW"/>
+        </w:rPr>
+      </w:r>
+      <w:r>
+        <w:rPr>
+          <w:lang w:val="zh_TW" w:bidi="zh_TW"/>
+        </w:rPr>
+        <w:t>哈馬的居民（</w:t>
+      </w:r>
+      <w:hyperlink r:id="rId42">
+        <w:r>
+          <w:rPr>
+            <w:lang w:val="zh_TW" w:bidi="zh_TW"/>
+          </w:rPr>
+          <w:rPr>
+            <w:color w:val="0000EE"/>
+            <w:u w:val="single"/>
+          </w:rPr>
+          <w:t>創10:18</w:t>
+        </w:r>
+      </w:hyperlink>
+      <w:r>
+        <w:rPr>
+          <w:lang w:val="zh_TW" w:bidi="zh_TW"/>
+        </w:rPr>
+        <w:t>；</w:t>
+      </w:r>
+      <w:hyperlink r:id="rId61">
+        <w:r>
+          <w:rPr>
+            <w:lang w:val="zh_TW" w:bidi="zh_TW"/>
+          </w:rPr>
+          <w:rPr>
+            <w:color w:val="0000EE"/>
+            <w:u w:val="single"/>
+          </w:rPr>
+          <w:t>代上1:16</w:t>
+        </w:r>
+      </w:hyperlink>
+      <w:r>
+        <w:rPr>
+          <w:lang w:val="zh_TW" w:bidi="zh_TW"/>
+        </w:rPr>
+        <w:t>）。</w:t>
+      </w:r>
+      <w:r>
+        <w:rPr>
+          <w:i/>
+          <w:lang w:val="zh_TW" w:bidi="zh_TW"/>
+        </w:rPr>
         <w:t>見</w:t>
       </w:r>
       <w:r>
         <w:rPr>
           <w:lang w:val="zh_TW" w:bidi="zh_TW"/>
         </w:rPr>
-        <w:t xml:space="preserve"> </w:t>
-      </w:r>
-      <w:r>
-        <w:rPr>
-          <w:lang w:val="zh_TW" w:bidi="zh_TW"/>
-        </w:rPr>
-        <w:t>死海，</w:t>
-      </w:r>
-      <w:r>
-        <w:rPr>
-          <w:lang w:val="zh_TW" w:bidi="zh_TW"/>
-        </w:rPr>
-        <w:t>地中海，</w:t>
-      </w:r>
-      <w:r>
-        <w:rPr>
-          <w:lang w:val="zh_TW" w:bidi="zh_TW"/>
-        </w:rPr>
-        <w:t>紅海，</w:t>
-      </w:r>
-      <w:r>
-        <w:rPr>
-          <w:lang w:val="zh_TW" w:bidi="zh_TW"/>
-        </w:rPr>
-        <w:t>加利利海</w:t>
+        <w:t>哈馬 #1</w:t>
       </w:r>
       <w:r>
         <w:rPr>
           <w:lang w:val="zh_TW" w:bidi="zh_TW"/>
         </w:rPr>
         <w:t>。</w:t>
+      </w:r>
+      <w:r>
+        <w:rPr>
+          <w:lang w:val="zh_TW" w:bidi="zh_TW"/>
+        </w:rPr>
+      </w:r>
+      <w:r>
+        <w:rPr>
+          <w:lang w:val="zh_TW" w:bidi="zh_TW"/>
+        </w:rPr>
+      </w:r>
+    </w:p>
+    <w:p>
+      <w:pPr/>
+      <w:r>
+        <w:rPr>
+          <w:lang w:val="zh_TW" w:bidi="zh_TW"/>
+        </w:rPr>
+      </w:r>
+    </w:p>
+    <w:p>
+      <w:pPr>
+        <w:pStyle w:val="Heading2"/>
+      </w:pPr>
+      <w:r>
+        <w:rPr>
+          <w:lang w:val="zh_TW" w:bidi="zh_TW"/>
+        </w:rPr>
+        <w:t>哈麥（地點）</w:t>
+      </w:r>
+      <w:r>
+        <w:rPr>
+          <w:lang w:val="zh_TW" w:bidi="zh_TW"/>
+        </w:rPr>
+      </w:r>
+    </w:p>
+    <w:p>
+      <w:pPr>
+        <w:pStyle w:val="Heading2"/>
+      </w:pPr>
+      <w:r>
+        <w:rPr>
+          <w:lang w:val="zh_TW" w:bidi="zh_TW"/>
+        </w:rPr>
+        <w:t>哈麥</w:t>
+      </w:r>
+      <w:r>
+        <w:rPr>
+          <w:lang w:val="zh_TW" w:bidi="zh_TW"/>
+        </w:rPr>
+        <w:t>（地點）</w:t>
+      </w:r>
+    </w:p>
+    <w:p>
+      <w:pPr/>
+      <w:r>
+        <w:rPr>
+          <w:lang w:val="zh_TW" w:bidi="zh_TW"/>
+        </w:rPr>
+      </w:r>
+      <w:r>
+        <w:rPr>
+          <w:lang w:val="zh_TW" w:bidi="zh_TW"/>
+        </w:rPr>
+        <w:t>基大老瑪和</w:t>
+      </w:r>
+      <w:r>
+        <w:rPr>
+          <w:lang w:val="zh_TW" w:bidi="zh_TW"/>
+        </w:rPr>
+        <w:t>同盟的王</w:t>
+      </w:r>
+      <w:r>
+        <w:rPr>
+          <w:lang w:val="zh_TW" w:bidi="zh_TW"/>
+        </w:rPr>
+        <w:t>擊敗</w:t>
+      </w:r>
+      <w:r>
+        <w:rPr>
+          <w:lang w:val="zh_TW" w:bidi="zh_TW"/>
+        </w:rPr>
+        <w:t>蘇西</w:t>
+      </w:r>
+      <w:r>
+        <w:rPr>
+          <w:lang w:val="zh_TW" w:bidi="zh_TW"/>
+        </w:rPr>
+        <w:t>人的地方（</w:t>
+      </w:r>
+      <w:hyperlink r:id="rId62">
+        <w:r>
+          <w:rPr>
+            <w:lang w:val="zh_TW" w:bidi="zh_TW"/>
+          </w:rPr>
+          <w:rPr>
+            <w:color w:val="0000EE"/>
+            <w:u w:val="single"/>
+          </w:rPr>
+          <w:t>創14:5</w:t>
+        </w:r>
+      </w:hyperlink>
+      <w:r>
+        <w:rPr>
+          <w:lang w:val="zh_TW" w:bidi="zh_TW"/>
+        </w:rPr>
+        <w:t>）。這個名字可能由現代的瓦迪爾雷吉拉（Wadi er-Rejeilah）附近的哈麥山丘（Tell Ham）存留下來。那裡已經發掘出青銅時代和鐵器時代，人們定居的地方。</w:t>
+      </w:r>
+      <w:r>
+        <w:rPr>
+          <w:lang w:val="zh_TW" w:bidi="zh_TW"/>
+        </w:rPr>
+      </w:r>
+      <w:r>
+        <w:rPr>
+          <w:lang w:val="zh_TW" w:bidi="zh_TW"/>
+        </w:rPr>
+      </w:r>
+    </w:p>
+    <w:p>
+      <w:pPr/>
+      <w:r>
+        <w:rPr>
+          <w:lang w:val="zh_TW" w:bidi="zh_TW"/>
+        </w:rPr>
+      </w:r>
+    </w:p>
+    <w:p>
+      <w:pPr>
+        <w:pStyle w:val="Heading2"/>
+      </w:pPr>
+      <w:r>
+        <w:rPr>
+          <w:lang w:val="zh_TW" w:bidi="zh_TW"/>
+        </w:rPr>
+        <w:t>哈諾</w:t>
+      </w:r>
+      <w:r>
+        <w:rPr>
+          <w:lang w:val="zh_TW" w:bidi="zh_TW"/>
+        </w:rPr>
+      </w:r>
+    </w:p>
+    <w:p>
+      <w:pPr>
+        <w:pStyle w:val="ListNumber"/>
+        <w:numPr>
+          <w:ilvl w:val="0"/>
+          <w:numId w:val="18"/>
+        </w:numPr>
+        <w:spacing w:line="240" w:lineRule="auto"/>
+        <w:ind w:left="720"/>
+      </w:pPr>
+      <w:r>
+        <w:rPr>
+          <w:lang w:val="zh_TW" w:bidi="zh_TW"/>
+        </w:rPr>
+      </w:r>
+      <w:r>
+        <w:rPr>
+          <w:lang w:val="zh_TW" w:bidi="zh_TW"/>
+        </w:rPr>
+        <w:t>米甸的第三個兒子，也是亞伯拉罕與基土拉的後裔（</w:t>
+      </w:r>
+      <w:hyperlink r:id="rId63">
+        <w:r>
+          <w:rPr>
+            <w:lang w:val="zh_TW" w:bidi="zh_TW"/>
+          </w:rPr>
+          <w:rPr>
+            <w:color w:val="0000EE"/>
+            <w:u w:val="single"/>
+          </w:rPr>
+          <w:t>創25:4</w:t>
+        </w:r>
+      </w:hyperlink>
+      <w:r>
+        <w:rPr>
+          <w:lang w:val="zh_TW" w:bidi="zh_TW"/>
+        </w:rPr>
+        <w:t>；</w:t>
+      </w:r>
+      <w:hyperlink r:id="rId64">
+        <w:r>
+          <w:rPr>
+            <w:lang w:val="zh_TW" w:bidi="zh_TW"/>
+          </w:rPr>
+          <w:rPr>
+            <w:color w:val="0000EE"/>
+            <w:u w:val="single"/>
+          </w:rPr>
+          <w:t>代上1:33</w:t>
+        </w:r>
+      </w:hyperlink>
+      <w:r>
+        <w:rPr>
+          <w:lang w:val="zh_TW" w:bidi="zh_TW"/>
+        </w:rPr>
+        <w:t>）。</w:t>
+      </w:r>
+    </w:p>
+    <w:p>
+      <w:pPr>
+        <w:pStyle w:val="ListNumber"/>
+        <w:spacing w:line="240" w:lineRule="auto"/>
+        <w:ind w:left="720"/>
+      </w:pPr>
+      <w:r>
+        <w:rPr>
+          <w:lang w:val="zh_TW" w:bidi="zh_TW"/>
+        </w:rPr>
+      </w:r>
+      <w:r>
+        <w:rPr>
+          <w:lang w:val="zh_TW" w:bidi="zh_TW"/>
+        </w:rPr>
+        <w:t>呂便的長子（</w:t>
+      </w:r>
+      <w:hyperlink r:id="rId65">
+        <w:r>
+          <w:rPr>
+            <w:lang w:val="zh_TW" w:bidi="zh_TW"/>
+          </w:rPr>
+          <w:rPr>
+            <w:color w:val="0000EE"/>
+            <w:u w:val="single"/>
+          </w:rPr>
+          <w:t>創46:9</w:t>
+        </w:r>
+      </w:hyperlink>
+      <w:r>
+        <w:rPr>
+          <w:lang w:val="zh_TW" w:bidi="zh_TW"/>
+        </w:rPr>
+        <w:t>；</w:t>
+      </w:r>
+      <w:hyperlink r:id="rId66">
+        <w:r>
+          <w:rPr>
+            <w:lang w:val="zh_TW" w:bidi="zh_TW"/>
+          </w:rPr>
+          <w:rPr>
+            <w:color w:val="0000EE"/>
+            <w:u w:val="single"/>
+          </w:rPr>
+          <w:t>出6:14</w:t>
+        </w:r>
+      </w:hyperlink>
+      <w:r>
+        <w:rPr>
+          <w:lang w:val="zh_TW" w:bidi="zh_TW"/>
+        </w:rPr>
+        <w:t>；</w:t>
+      </w:r>
+      <w:hyperlink r:id="rId67">
+        <w:r>
+          <w:rPr>
+            <w:lang w:val="zh_TW" w:bidi="zh_TW"/>
+          </w:rPr>
+          <w:rPr>
+            <w:color w:val="0000EE"/>
+            <w:u w:val="single"/>
+          </w:rPr>
+          <w:t>代上5:3</w:t>
+        </w:r>
+      </w:hyperlink>
+      <w:r>
+        <w:rPr>
+          <w:lang w:val="zh_TW" w:bidi="zh_TW"/>
+        </w:rPr>
+        <w:t>）以及哈諾族的祖先（</w:t>
+      </w:r>
+      <w:hyperlink r:id="rId68">
+        <w:r>
+          <w:rPr>
+            <w:lang w:val="zh_TW" w:bidi="zh_TW"/>
+          </w:rPr>
+          <w:rPr>
+            <w:color w:val="0000EE"/>
+            <w:u w:val="single"/>
+          </w:rPr>
+          <w:t>民26:5</w:t>
+        </w:r>
+      </w:hyperlink>
+      <w:r>
+        <w:rPr>
+          <w:lang w:val="zh_TW" w:bidi="zh_TW"/>
+        </w:rPr>
+        <w:t>）。</w:t>
+      </w:r>
+      <w:r>
+        <w:rPr>
+          <w:lang w:val="zh_TW" w:bidi="zh_TW"/>
+        </w:rPr>
+      </w:r>
+      <w:r>
+        <w:rPr>
+          <w:lang w:val="zh_TW" w:bidi="zh_TW"/>
+        </w:rPr>
+      </w:r>
+    </w:p>
+    <w:p>
+      <w:pPr/>
+      <w:r>
+        <w:rPr>
+          <w:lang w:val="zh_TW" w:bidi="zh_TW"/>
+        </w:rPr>
+      </w:r>
+    </w:p>
+    <w:p>
+      <w:pPr>
+        <w:pStyle w:val="Heading2"/>
+      </w:pPr>
+      <w:r>
+        <w:rPr>
+          <w:lang w:val="zh_TW" w:bidi="zh_TW"/>
+        </w:rPr>
+        <w:t>哈薩瑪非</w:t>
+      </w:r>
+      <w:r>
+        <w:rPr>
+          <w:lang w:val="zh_TW" w:bidi="zh_TW"/>
+        </w:rPr>
+      </w:r>
+    </w:p>
+    <w:p>
+      <w:pPr/>
+      <w:r>
+        <w:rPr>
+          <w:lang w:val="zh_TW" w:bidi="zh_TW"/>
+        </w:rPr>
+      </w:r>
+      <w:r>
+        <w:rPr>
+          <w:lang w:val="zh_TW" w:bidi="zh_TW"/>
+        </w:rPr>
+        <w:t>閃的後裔約坍的兒子（</w:t>
+      </w:r>
+      <w:hyperlink r:id="rId69">
+        <w:r>
+          <w:rPr>
+            <w:lang w:val="zh_TW" w:bidi="zh_TW"/>
+          </w:rPr>
+          <w:rPr>
+            <w:color w:val="0000EE"/>
+            <w:u w:val="single"/>
+          </w:rPr>
+          <w:t>創10:26</w:t>
+        </w:r>
+      </w:hyperlink>
+      <w:r>
+        <w:rPr>
+          <w:lang w:val="zh_TW" w:bidi="zh_TW"/>
+        </w:rPr>
+        <w:t>；</w:t>
+      </w:r>
+      <w:hyperlink r:id="rId70">
+        <w:r>
+          <w:rPr>
+            <w:lang w:val="zh_TW" w:bidi="zh_TW"/>
+          </w:rPr>
+          <w:rPr>
+            <w:color w:val="0000EE"/>
+            <w:u w:val="single"/>
+          </w:rPr>
+          <w:t>代上1:20</w:t>
+        </w:r>
+      </w:hyperlink>
+      <w:r>
+        <w:rPr>
+          <w:lang w:val="zh_TW" w:bidi="zh_TW"/>
+        </w:rPr>
+        <w:t>），其後代居住在阿拉伯南部（</w:t>
+      </w:r>
+      <w:hyperlink r:id="rId71">
+        <w:r>
+          <w:rPr>
+            <w:lang w:val="zh_TW" w:bidi="zh_TW"/>
+          </w:rPr>
+          <w:rPr>
+            <w:color w:val="0000EE"/>
+            <w:u w:val="single"/>
+          </w:rPr>
+          <w:t>創10:30</w:t>
+        </w:r>
+      </w:hyperlink>
+      <w:r>
+        <w:rPr>
+          <w:lang w:val="zh_TW" w:bidi="zh_TW"/>
+        </w:rPr>
+        <w:t>）的哈德拉毛谷（Wadi Hadhramaut）。那裡的考古發掘結果顯示，在公元前五世紀，該地區因乳香貿易而經濟繁榮。這種貿易在公元前二世紀復興，使該地區富強且具有影響力。</w:t>
+      </w:r>
+      <w:r>
+        <w:rPr>
+          <w:lang w:val="zh_TW" w:bidi="zh_TW"/>
+        </w:rPr>
+      </w:r>
+      <w:r>
+        <w:rPr>
+          <w:lang w:val="zh_TW" w:bidi="zh_TW"/>
+        </w:rPr>
+      </w:r>
+    </w:p>
+    <w:p>
+      <w:pPr/>
+      <w:r>
+        <w:rPr>
+          <w:lang w:val="zh_TW" w:bidi="zh_TW"/>
+        </w:rPr>
+      </w:r>
+    </w:p>
+    <w:p>
+      <w:pPr>
+        <w:pStyle w:val="Heading2"/>
+      </w:pPr>
+      <w:r>
+        <w:rPr>
+          <w:lang w:val="zh_TW" w:bidi="zh_TW"/>
+        </w:rPr>
+        <w:t>哈瑣</w:t>
+      </w:r>
+      <w:r>
+        <w:rPr>
+          <w:lang w:val="zh_TW" w:bidi="zh_TW"/>
+        </w:rPr>
+      </w:r>
+    </w:p>
+    <w:p>
+      <w:pPr/>
+      <w:r>
+        <w:rPr>
+          <w:lang w:val="zh_TW" w:bidi="zh_TW"/>
+        </w:rPr>
+      </w:r>
+      <w:r>
+        <w:rPr>
+          <w:lang w:val="zh_TW" w:bidi="zh_TW"/>
+        </w:rPr>
+        <w:t>哈瑣是拿鶴的第五個兒子（</w:t>
+      </w:r>
+      <w:hyperlink r:id="rId72">
+        <w:r>
+          <w:rPr>
+            <w:lang w:val="zh_TW" w:bidi="zh_TW"/>
+          </w:rPr>
+          <w:rPr>
+            <w:color w:val="0000EE"/>
+            <w:u w:val="single"/>
+          </w:rPr>
+          <w:t>創22:22</w:t>
+        </w:r>
+      </w:hyperlink>
+      <w:r>
+        <w:rPr>
+          <w:lang w:val="zh_TW" w:bidi="zh_TW"/>
+        </w:rPr>
+        <w:t>）；也很可能用作拿鶴後裔某支族的名稱。它也被識別為名為Hazu的地區，此名稱是指阿拉伯北部一帶的山地地區，該地區出現在一則記載亞述王以撒哈頓對阿拉伯遠征的銘文中。</w:t>
+      </w:r>
+      <w:r>
+        <w:rPr>
+          <w:lang w:val="zh_TW" w:bidi="zh_TW"/>
+        </w:rPr>
+      </w:r>
+      <w:r>
+        <w:rPr>
+          <w:lang w:val="zh_TW" w:bidi="zh_TW"/>
+        </w:rPr>
+      </w:r>
+    </w:p>
+    <w:p>
+      <w:pPr/>
+      <w:r>
+        <w:rPr>
+          <w:lang w:val="zh_TW" w:bidi="zh_TW"/>
+        </w:rPr>
+      </w:r>
+    </w:p>
+    <w:p>
+      <w:pPr>
+        <w:pStyle w:val="Heading2"/>
+      </w:pPr>
+      <w:r>
+        <w:rPr>
+          <w:lang w:val="zh_TW" w:bidi="zh_TW"/>
+        </w:rPr>
+        <w:t>哈洗遜‧他瑪</w:t>
+      </w:r>
+      <w:r>
+        <w:rPr>
+          <w:lang w:val="zh_TW" w:bidi="zh_TW"/>
+        </w:rPr>
+      </w:r>
+    </w:p>
+    <w:p>
+      <w:pPr>
+        <w:pStyle w:val="Heading2"/>
+      </w:pPr>
+      <w:r>
+        <w:rPr>
+          <w:lang w:val="zh_TW" w:bidi="zh_TW"/>
+        </w:rPr>
+        <w:t>哈洗遜</w:t>
+      </w:r>
+      <w:r>
+        <w:rPr>
+          <w:lang w:val="zh_TW" w:bidi="zh_TW"/>
+        </w:rPr>
+        <w:t>‧他瑪</w:t>
+      </w:r>
+      <w:r>
+        <w:rPr>
+          <w:lang w:val="zh_TW" w:bidi="zh_TW"/>
+        </w:rPr>
+        <w:t>*</w:t>
+      </w:r>
+    </w:p>
+    <w:p>
+      <w:pPr/>
+      <w:r>
+        <w:rPr>
+          <w:lang w:val="zh_TW" w:bidi="zh_TW"/>
+        </w:rPr>
+      </w:r>
+      <w:r>
+        <w:rPr>
+          <w:lang w:val="zh_TW" w:bidi="zh_TW"/>
+        </w:rPr>
+        <w:t>有些譯本將</w:t>
+      </w:r>
+      <w:hyperlink r:id="rId73">
+        <w:r>
+          <w:rPr>
+            <w:lang w:val="zh_TW" w:bidi="zh_TW"/>
+          </w:rPr>
+          <w:rPr>
+            <w:color w:val="0000EE"/>
+            <w:u w:val="single"/>
+          </w:rPr>
+          <w:t>創世記十四章7節</w:t>
+        </w:r>
+      </w:hyperlink>
+      <w:r>
+        <w:rPr>
+          <w:lang w:val="zh_TW" w:bidi="zh_TW"/>
+        </w:rPr>
+        <w:t>的哈洗遜‧他瑪拼寫為哈洗遜‧達莫。</w:t>
+      </w:r>
+      <w:r>
+        <w:rPr>
+          <w:i/>
+          <w:lang w:val="zh_TW" w:bidi="zh_TW"/>
+        </w:rPr>
+        <w:t>見</w:t>
+      </w:r>
+      <w:r>
+        <w:rPr>
+          <w:lang w:val="zh_TW" w:bidi="zh_TW"/>
+        </w:rPr>
+        <w:t>哈洗遜‧他瑪</w:t>
+      </w:r>
+      <w:r>
+        <w:rPr>
+          <w:lang w:val="zh_TW" w:bidi="zh_TW"/>
+        </w:rPr>
+        <w:t>。</w:t>
+      </w:r>
+      <w:r>
+        <w:rPr>
+          <w:lang w:val="zh_TW" w:bidi="zh_TW"/>
+        </w:rPr>
+      </w:r>
+      <w:r>
+        <w:rPr>
+          <w:lang w:val="zh_TW" w:bidi="zh_TW"/>
+        </w:rPr>
+      </w:r>
+    </w:p>
+    <w:p>
+      <w:pPr/>
+      <w:r>
+        <w:rPr>
+          <w:lang w:val="zh_TW" w:bidi="zh_TW"/>
+        </w:rPr>
+      </w:r>
+    </w:p>
+    <w:p>
+      <w:pPr>
+        <w:pStyle w:val="Heading2"/>
+      </w:pPr>
+      <w:r>
+        <w:rPr>
+          <w:lang w:val="zh_TW" w:bidi="zh_TW"/>
+        </w:rPr>
+        <w:t>哈洗遜他瑪</w:t>
+      </w:r>
+      <w:r>
+        <w:rPr>
+          <w:lang w:val="zh_TW" w:bidi="zh_TW"/>
+        </w:rPr>
+      </w:r>
+    </w:p>
+    <w:p>
+      <w:pPr/>
+      <w:r>
+        <w:rPr>
+          <w:lang w:val="zh_TW" w:bidi="zh_TW"/>
+        </w:rPr>
+      </w:r>
+      <w:r>
+        <w:rPr>
+          <w:lang w:val="zh_TW" w:bidi="zh_TW"/>
+        </w:rPr>
+        <w:t>即</w:t>
+      </w:r>
+      <w:hyperlink r:id="rId74">
+        <w:r>
+          <w:rPr>
+            <w:lang w:val="zh_TW" w:bidi="zh_TW"/>
+          </w:rPr>
+          <w:rPr>
+            <w:color w:val="0000EE"/>
+            <w:u w:val="single"/>
+          </w:rPr>
+          <w:t>歷代志下二十章2節</w:t>
+        </w:r>
+      </w:hyperlink>
+      <w:r>
+        <w:rPr>
+          <w:lang w:val="zh_TW" w:bidi="zh_TW"/>
+        </w:rPr>
+        <w:t>的隱‧基底。在亞伯拉罕的時代，亞摩利人居住在這裡，他們被基大老瑪征服，當時他和其他東方的王橫掃該地區（</w:t>
+      </w:r>
+      <w:hyperlink r:id="rId73">
+        <w:r>
+          <w:rPr>
+            <w:lang w:val="zh_TW" w:bidi="zh_TW"/>
+          </w:rPr>
+          <w:rPr>
+            <w:color w:val="0000EE"/>
+            <w:u w:val="single"/>
+          </w:rPr>
+          <w:t>創14:7</w:t>
+        </w:r>
+      </w:hyperlink>
+      <w:r>
+        <w:rPr>
+          <w:lang w:val="zh_TW" w:bidi="zh_TW"/>
+        </w:rPr>
+        <w:t>）。有人認為這可能是所羅門加固修築的達莫（</w:t>
+      </w:r>
+      <w:hyperlink r:id="rId75">
+        <w:r>
+          <w:rPr>
+            <w:lang w:val="zh_TW" w:bidi="zh_TW"/>
+          </w:rPr>
+          <w:rPr>
+            <w:color w:val="0000EE"/>
+            <w:u w:val="single"/>
+          </w:rPr>
+          <w:t>王上9:18</w:t>
+        </w:r>
+      </w:hyperlink>
+      <w:r>
+        <w:rPr>
+          <w:lang w:val="zh_TW" w:bidi="zh_TW"/>
+        </w:rPr>
+        <w:t>），是以西結所說在以色列東南方的</w:t>
+      </w:r>
+      <w:r>
+        <w:rPr>
+          <w:lang w:val="zh_TW" w:bidi="zh_TW"/>
+        </w:rPr>
+        <w:t>他瑪</w:t>
+      </w:r>
+      <w:r>
+        <w:rPr>
+          <w:lang w:val="zh_TW" w:bidi="zh_TW"/>
+        </w:rPr>
+        <w:t>（</w:t>
+      </w:r>
+      <w:hyperlink r:id="rId76">
+        <w:r>
+          <w:rPr>
+            <w:lang w:val="zh_TW" w:bidi="zh_TW"/>
+          </w:rPr>
+          <w:rPr>
+            <w:color w:val="0000EE"/>
+            <w:u w:val="single"/>
+          </w:rPr>
+          <w:t>結47:18–19</w:t>
+        </w:r>
+      </w:hyperlink>
+      <w:r>
+        <w:rPr>
+          <w:lang w:val="zh_TW" w:bidi="zh_TW"/>
+        </w:rPr>
+        <w:t>，</w:t>
+      </w:r>
+      <w:hyperlink r:id="rId77">
+        <w:r>
+          <w:rPr>
+            <w:lang w:val="zh_TW" w:bidi="zh_TW"/>
+          </w:rPr>
+          <w:rPr>
+            <w:color w:val="0000EE"/>
+            <w:u w:val="single"/>
+          </w:rPr>
+          <w:t>48:28</w:t>
+        </w:r>
+      </w:hyperlink>
+      <w:r>
+        <w:rPr>
+          <w:lang w:val="zh_TW" w:bidi="zh_TW"/>
+        </w:rPr>
+        <w:t>）。哈薩薩谷（Wadi Hasasa）顯然是以這個古老的地點命名。</w:t>
       </w:r>
       <w:r>
         <w:rPr>
@@ -2622,6 +4641,36 @@
   </w:num>
   <w:num w:numId="13" w16cid:durableId="592781308">
     <w:abstractNumId w:val="11"/>
+  </w:num>
+  <w:num w:numId="14">
+    <w:abstractNumId w:val="3"/>
+    <w:lvlOverride w:ilvl="0">
+      <w:startOverride w:val="1"/>
+    </w:lvlOverride>
+  </w:num>
+  <w:num w:numId="15">
+    <w:abstractNumId w:val="3"/>
+    <w:lvlOverride w:ilvl="0">
+      <w:startOverride w:val="1"/>
+    </w:lvlOverride>
+  </w:num>
+  <w:num w:numId="16">
+    <w:abstractNumId w:val="3"/>
+    <w:lvlOverride w:ilvl="0">
+      <w:startOverride w:val="1"/>
+    </w:lvlOverride>
+  </w:num>
+  <w:num w:numId="17">
+    <w:abstractNumId w:val="3"/>
+    <w:lvlOverride w:ilvl="0">
+      <w:startOverride w:val="1"/>
+    </w:lvlOverride>
+  </w:num>
+  <w:num w:numId="18">
+    <w:abstractNumId w:val="3"/>
+    <w:lvlOverride w:ilvl="0">
+      <w:startOverride w:val="1"/>
+    </w:lvlOverride>
   </w:num>
   <w:numIdMacAtCleanup w:val="10"/>
 </w:numbering>

--- a/zht/docx/053.content.docx
+++ b/zht/docx/053.content.docx
@@ -19,7 +19,7 @@
         <w:rPr>
           <w:lang w:val="zh_TW" w:bidi="zh_TW"/>
         </w:rPr>
-        <w:t>Resource: Tyndale Open Bible Dictionary</w:t>
+        <w:t>Resource: Aquifer Open Bible Dictionary</w:t>
       </w:r>
       <w:r>
         <w:rPr>
@@ -112,7 +112,7 @@
         <w:rPr>
           <w:lang w:val="zh_TW" w:bidi="zh_TW"/>
         </w:rPr>
-        <w:t>Tyndale Open Bible Dictionary</w:t>
+        <w:t>Aquifer Open Bible Dictionary</w:t>
       </w:r>
     </w:p>
     <w:p>
@@ -1046,7 +1046,7 @@
         <w:rPr>
           <w:lang w:val="zh_TW" w:bidi="zh_TW"/>
         </w:rPr>
-        <w:t>哈蘭（地點）</w:t>
+        <w:t>哈基</w:t>
       </w:r>
       <w:r>
         <w:rPr>
@@ -1065,7 +1065,7 @@
         <w:rPr>
           <w:lang w:val="zh_TW" w:bidi="zh_TW"/>
         </w:rPr>
-        <w:t>北美索不達米亞的城市，首次出現</w:t>
+        <w:t>迦得的兒子，也是哈基族的祖先（</w:t>
       </w:r>
       <w:hyperlink r:id="rId30">
         <w:r>
@@ -1076,14 +1076,14 @@
             <w:color w:val="0000EE"/>
             <w:u w:val="single"/>
           </w:rPr>
-          <w:t>創世記十一章31節</w:t>
+          <w:t>創46:16</w:t>
         </w:r>
       </w:hyperlink>
       <w:r>
         <w:rPr>
           <w:lang w:val="zh_TW" w:bidi="zh_TW"/>
         </w:rPr>
-        <w:t>，是亞伯拉罕的父親他拉從迦勒底的吾珥遷移的目的地，他拉在此居住直到去世。亞伯拉罕75歲時，神命令他遷移到為他預備的土地（</w:t>
+        <w:t>；</w:t>
       </w:r>
       <w:hyperlink r:id="rId31">
         <w:r>
@@ -1094,14 +1094,62 @@
             <w:color w:val="0000EE"/>
             <w:u w:val="single"/>
           </w:rPr>
-          <w:t>創12:1–4</w:t>
+          <w:t>民26:15</w:t>
         </w:r>
       </w:hyperlink>
       <w:r>
         <w:rPr>
           <w:lang w:val="zh_TW" w:bidi="zh_TW"/>
         </w:rPr>
-        <w:t>）。然而，亞伯拉罕有一些親人留在哈蘭，亞伯拉罕的孫子雅各因害怕以掃而逃往那裡（</w:t>
+        <w:t>）。</w:t>
+      </w:r>
+      <w:r>
+        <w:rPr>
+          <w:lang w:val="zh_TW" w:bidi="zh_TW"/>
+        </w:rPr>
+      </w:r>
+      <w:r>
+        <w:rPr>
+          <w:lang w:val="zh_TW" w:bidi="zh_TW"/>
+        </w:rPr>
+      </w:r>
+    </w:p>
+    <w:p>
+      <w:pPr/>
+      <w:r>
+        <w:rPr>
+          <w:lang w:val="zh_TW" w:bidi="zh_TW"/>
+        </w:rPr>
+      </w:r>
+    </w:p>
+    <w:p>
+      <w:pPr>
+        <w:pStyle w:val="Heading2"/>
+      </w:pPr>
+      <w:r>
+        <w:rPr>
+          <w:lang w:val="zh_TW" w:bidi="zh_TW"/>
+        </w:rPr>
+        <w:t>哈蘭（地點）</w:t>
+      </w:r>
+      <w:r>
+        <w:rPr>
+          <w:lang w:val="zh_TW" w:bidi="zh_TW"/>
+        </w:rPr>
+      </w:r>
+    </w:p>
+    <w:p>
+      <w:pPr/>
+      <w:r>
+        <w:rPr>
+          <w:lang w:val="zh_TW" w:bidi="zh_TW"/>
+        </w:rPr>
+      </w:r>
+      <w:r>
+        <w:rPr>
+          <w:lang w:val="zh_TW" w:bidi="zh_TW"/>
+        </w:rPr>
+        <w:t>北美索不達米亞的城市，首次出現</w:t>
       </w:r>
       <w:hyperlink r:id="rId32">
         <w:r>
@@ -1112,14 +1160,14 @@
             <w:color w:val="0000EE"/>
             <w:u w:val="single"/>
           </w:rPr>
-          <w:t>創27:42–43</w:t>
+          <w:t>創世記十一章31節</w:t>
         </w:r>
       </w:hyperlink>
       <w:r>
         <w:rPr>
           <w:lang w:val="zh_TW" w:bidi="zh_TW"/>
         </w:rPr>
-        <w:t>）。雅各在哈蘭住了多年，為他的舅舅拉班作工，並娶了利亞和拉結為妻，還獲得了許多綿羊和山羊、僕人、駱駝和驢子（</w:t>
+        <w:t>，是亞伯拉罕的父親他拉從迦勒底的吾珥遷移的目的地，他拉在此居住直到去世。亞伯拉罕75歲時，神命令他遷移到為他預備的土地（</w:t>
       </w:r>
       <w:hyperlink r:id="rId33">
         <w:r>
@@ -1130,28 +1178,14 @@
             <w:color w:val="0000EE"/>
             <w:u w:val="single"/>
           </w:rPr>
-          <w:t>創30:43</w:t>
+          <w:t>創12:1–4</w:t>
         </w:r>
       </w:hyperlink>
       <w:r>
         <w:rPr>
           <w:lang w:val="zh_TW" w:bidi="zh_TW"/>
         </w:rPr>
-        <w:t>）。</w:t>
-      </w:r>
-    </w:p>
-    <w:p>
-      <w:pPr/>
-      <w:r>
-        <w:rPr>
-          <w:lang w:val="zh_TW" w:bidi="zh_TW"/>
-        </w:rPr>
-      </w:r>
-      <w:r>
-        <w:rPr>
-          <w:lang w:val="zh_TW" w:bidi="zh_TW"/>
-        </w:rPr>
-        <w:t>這座「拿鶴的城」（</w:t>
+        <w:t>）。然而，亞伯拉罕有一些親人留在哈蘭，亞伯拉罕的孫子雅各因害怕以掃而逃往那裡（</w:t>
       </w:r>
       <w:hyperlink r:id="rId34">
         <w:r>
@@ -1162,14 +1196,14 @@
             <w:color w:val="0000EE"/>
             <w:u w:val="single"/>
           </w:rPr>
-          <w:t>創11:27–29</w:t>
+          <w:t>創27:42–43</w:t>
         </w:r>
       </w:hyperlink>
       <w:r>
         <w:rPr>
           <w:lang w:val="zh_TW" w:bidi="zh_TW"/>
         </w:rPr>
-        <w:t>，</w:t>
+        <w:t>）。雅各在哈蘭住了多年，為他的舅舅拉班作工，並娶了利亞和拉結為妻，還獲得了許多綿羊和山羊、僕人、駱駝和驢子（</w:t>
       </w:r>
       <w:hyperlink r:id="rId35">
         <w:r>
@@ -1180,14 +1214,28 @@
             <w:color w:val="0000EE"/>
             <w:u w:val="single"/>
           </w:rPr>
-          <w:t>24:10</w:t>
+          <w:t>創30:43</w:t>
         </w:r>
       </w:hyperlink>
       <w:r>
         <w:rPr>
           <w:lang w:val="zh_TW" w:bidi="zh_TW"/>
         </w:rPr>
-        <w:t>，</w:t>
+        <w:t>）。</w:t>
+      </w:r>
+    </w:p>
+    <w:p>
+      <w:pPr/>
+      <w:r>
+        <w:rPr>
+          <w:lang w:val="zh_TW" w:bidi="zh_TW"/>
+        </w:rPr>
+      </w:r>
+      <w:r>
+        <w:rPr>
+          <w:lang w:val="zh_TW" w:bidi="zh_TW"/>
+        </w:rPr>
+        <w:t>這座「拿鶴的城」（</w:t>
       </w:r>
       <w:hyperlink r:id="rId36">
         <w:r>
@@ -1198,14 +1246,14 @@
             <w:color w:val="0000EE"/>
             <w:u w:val="single"/>
           </w:rPr>
-          <w:t>27:43</w:t>
+          <w:t>創11:27–29</w:t>
         </w:r>
       </w:hyperlink>
       <w:r>
         <w:rPr>
           <w:lang w:val="zh_TW" w:bidi="zh_TW"/>
         </w:rPr>
-        <w:t>） 建於公元前三千年，位於幼發拉底河的一條支流上，很快成為一個重要的商業中心。也許連接大馬士革、尼尼微和迦基米施的古代貿易路線，就經過哈蘭。以西結提到哈蘭和泰爾之間的貿易（</w:t>
+        <w:t>，</w:t>
       </w:r>
       <w:hyperlink r:id="rId37">
         <w:r>
@@ -1216,14 +1264,14 @@
             <w:color w:val="0000EE"/>
             <w:u w:val="single"/>
           </w:rPr>
-          <w:t>結27:23</w:t>
+          <w:t>24:10</w:t>
         </w:r>
       </w:hyperlink>
       <w:r>
         <w:rPr>
           <w:lang w:val="zh_TW" w:bidi="zh_TW"/>
         </w:rPr>
-        <w:t>）。哈蘭是一座亞蘭人的城市，以其對月神欣（Sin）和尼卡爾神（Nikkal）的崇拜而聞名。這個系統是蘇美人在吾珥的宗教體系的分支。欣和配偶尼卡爾不僅在這裡受到尊崇，還在迦南甚至埃及受到尊崇。這個崇拜持續到新約時代，其聖殿最終在公元13世紀被蒙古人摧毀。難怪神命令亞伯拉罕離開這個偶像崇拜的中心。現代的哈蘭保留了這個名字的古代楔形文字拼寫（有英文譯本為「Charran」，</w:t>
+        <w:t>，</w:t>
       </w:r>
       <w:hyperlink r:id="rId38">
         <w:r>
@@ -1234,62 +1282,14 @@
             <w:color w:val="0000EE"/>
             <w:u w:val="single"/>
           </w:rPr>
-          <w:t>徒7:2、4</w:t>
+          <w:t>27:43</w:t>
         </w:r>
       </w:hyperlink>
       <w:r>
         <w:rPr>
           <w:lang w:val="zh_TW" w:bidi="zh_TW"/>
         </w:rPr>
-        <w:t>）。</w:t>
-      </w:r>
-      <w:r>
-        <w:rPr>
-          <w:lang w:val="zh_TW" w:bidi="zh_TW"/>
-        </w:rPr>
-      </w:r>
-      <w:r>
-        <w:rPr>
-          <w:lang w:val="zh_TW" w:bidi="zh_TW"/>
-        </w:rPr>
-      </w:r>
-    </w:p>
-    <w:p>
-      <w:pPr/>
-      <w:r>
-        <w:rPr>
-          <w:lang w:val="zh_TW" w:bidi="zh_TW"/>
-        </w:rPr>
-      </w:r>
-    </w:p>
-    <w:p>
-      <w:pPr>
-        <w:pStyle w:val="Heading2"/>
-      </w:pPr>
-      <w:r>
-        <w:rPr>
-          <w:lang w:val="zh_TW" w:bidi="zh_TW"/>
-        </w:rPr>
-        <w:t>哈蘭（人物）</w:t>
-      </w:r>
-      <w:r>
-        <w:rPr>
-          <w:lang w:val="zh_TW" w:bidi="zh_TW"/>
-        </w:rPr>
-      </w:r>
-    </w:p>
-    <w:p>
-      <w:pPr/>
-      <w:r>
-        <w:rPr>
-          <w:lang w:val="zh_TW" w:bidi="zh_TW"/>
-        </w:rPr>
-      </w:r>
-      <w:r>
-        <w:rPr>
-          <w:lang w:val="zh_TW" w:bidi="zh_TW"/>
-        </w:rPr>
-        <w:t>1. 他拉的兒子、亞伯拉罕的兄弟、羅得的父親（</w:t>
+        <w:t>） 建於公元前三千年，位於幼發拉底河的一條支流上，很快成為一個重要的商業中心。也許連接大馬士革、尼尼微和迦基米施的古代貿易路線，就經過哈蘭。以西結提到哈蘭和泰爾之間的貿易（</w:t>
       </w:r>
       <w:hyperlink r:id="rId39">
         <w:r>
@@ -1300,40 +1300,14 @@
             <w:color w:val="0000EE"/>
             <w:u w:val="single"/>
           </w:rPr>
-          <w:t>創11:26–31</w:t>
+          <w:t>結27:23</w:t>
         </w:r>
       </w:hyperlink>
       <w:r>
         <w:rPr>
           <w:lang w:val="zh_TW" w:bidi="zh_TW"/>
         </w:rPr>
-        <w:t>）。</w:t>
-      </w:r>
-    </w:p>
-    <w:p>
-      <w:pPr/>
-      <w:r>
-        <w:rPr>
-          <w:lang w:val="zh_TW" w:bidi="zh_TW"/>
-        </w:rPr>
-      </w:r>
-      <w:r>
-        <w:rPr>
-          <w:lang w:val="zh_TW" w:bidi="zh_TW"/>
-        </w:rPr>
-        <w:t>2. 迦勒的妾以法所生的兒子，屬於猶大支派，是</w:t>
-      </w:r>
-      <w:r>
-        <w:rPr>
-          <w:lang w:val="zh_TW" w:bidi="zh_TW"/>
-        </w:rPr>
-        <w:t>迦卸</w:t>
-      </w:r>
-      <w:r>
-        <w:rPr>
-          <w:lang w:val="zh_TW" w:bidi="zh_TW"/>
-        </w:rPr>
-        <w:t>的父親（</w:t>
+        <w:t>）。哈蘭是一座亞蘭人的城市，以其對月神欣（Sin）和尼卡爾神（Nikkal）的崇拜而聞名。這個系統是蘇美人在吾珥的宗教體系的分支。欣和配偶尼卡爾不僅在這裡受到尊崇，還在迦南甚至埃及受到尊崇。這個崇拜持續到新約時代，其聖殿最終在公元13世紀被蒙古人摧毀。難怪神命令亞伯拉罕離開這個偶像崇拜的中心。現代的哈蘭保留了這個名字的古代楔形文字拼寫（有英文譯本為「Charran」，</w:t>
       </w:r>
       <w:hyperlink r:id="rId40">
         <w:r>
@@ -1344,6 +1318,116 @@
             <w:color w:val="0000EE"/>
             <w:u w:val="single"/>
           </w:rPr>
+          <w:t>徒7:2、4</w:t>
+        </w:r>
+      </w:hyperlink>
+      <w:r>
+        <w:rPr>
+          <w:lang w:val="zh_TW" w:bidi="zh_TW"/>
+        </w:rPr>
+        <w:t>）。</w:t>
+      </w:r>
+      <w:r>
+        <w:rPr>
+          <w:lang w:val="zh_TW" w:bidi="zh_TW"/>
+        </w:rPr>
+      </w:r>
+      <w:r>
+        <w:rPr>
+          <w:lang w:val="zh_TW" w:bidi="zh_TW"/>
+        </w:rPr>
+      </w:r>
+    </w:p>
+    <w:p>
+      <w:pPr/>
+      <w:r>
+        <w:rPr>
+          <w:lang w:val="zh_TW" w:bidi="zh_TW"/>
+        </w:rPr>
+      </w:r>
+    </w:p>
+    <w:p>
+      <w:pPr>
+        <w:pStyle w:val="Heading2"/>
+      </w:pPr>
+      <w:r>
+        <w:rPr>
+          <w:lang w:val="zh_TW" w:bidi="zh_TW"/>
+        </w:rPr>
+        <w:t>哈蘭（人物）</w:t>
+      </w:r>
+      <w:r>
+        <w:rPr>
+          <w:lang w:val="zh_TW" w:bidi="zh_TW"/>
+        </w:rPr>
+      </w:r>
+    </w:p>
+    <w:p>
+      <w:pPr/>
+      <w:r>
+        <w:rPr>
+          <w:lang w:val="zh_TW" w:bidi="zh_TW"/>
+        </w:rPr>
+      </w:r>
+      <w:r>
+        <w:rPr>
+          <w:lang w:val="zh_TW" w:bidi="zh_TW"/>
+        </w:rPr>
+        <w:t>1. 他拉的兒子、亞伯拉罕的兄弟、羅得的父親（</w:t>
+      </w:r>
+      <w:hyperlink r:id="rId41">
+        <w:r>
+          <w:rPr>
+            <w:lang w:val="zh_TW" w:bidi="zh_TW"/>
+          </w:rPr>
+          <w:rPr>
+            <w:color w:val="0000EE"/>
+            <w:u w:val="single"/>
+          </w:rPr>
+          <w:t>創11:26–31</w:t>
+        </w:r>
+      </w:hyperlink>
+      <w:r>
+        <w:rPr>
+          <w:lang w:val="zh_TW" w:bidi="zh_TW"/>
+        </w:rPr>
+        <w:t>）。</w:t>
+      </w:r>
+    </w:p>
+    <w:p>
+      <w:pPr/>
+      <w:r>
+        <w:rPr>
+          <w:lang w:val="zh_TW" w:bidi="zh_TW"/>
+        </w:rPr>
+      </w:r>
+      <w:r>
+        <w:rPr>
+          <w:lang w:val="zh_TW" w:bidi="zh_TW"/>
+        </w:rPr>
+        <w:t>2. 迦勒的妾以法所生的兒子，屬於猶大支派，是</w:t>
+      </w:r>
+      <w:r>
+        <w:rPr>
+          <w:lang w:val="zh_TW" w:bidi="zh_TW"/>
+        </w:rPr>
+        <w:t>迦卸</w:t>
+      </w:r>
+      <w:r>
+        <w:rPr>
+          <w:lang w:val="zh_TW" w:bidi="zh_TW"/>
+        </w:rPr>
+        <w:t>的父親（</w:t>
+      </w:r>
+      <w:hyperlink r:id="rId42">
+        <w:r>
+          <w:rPr>
+            <w:lang w:val="zh_TW" w:bidi="zh_TW"/>
+          </w:rPr>
+          <w:rPr>
+            <w:color w:val="0000EE"/>
+            <w:u w:val="single"/>
+          </w:rPr>
           <w:t>代上2:46</w:t>
         </w:r>
       </w:hyperlink>
@@ -1367,7 +1451,7 @@
         </w:rPr>
         <w:t>3. 示每的兒子，屬於利未支派的革順族 （</w:t>
       </w:r>
-      <w:hyperlink r:id="rId41">
+      <w:hyperlink r:id="rId43">
         <w:r>
           <w:rPr>
             <w:lang w:val="zh_TW" w:bidi="zh_TW"/>
@@ -1448,7 +1532,7 @@
         </w:rPr>
         <w:t>起初，住在哈馬的人是來自迦南的民族（</w:t>
       </w:r>
-      <w:hyperlink r:id="rId42">
+      <w:hyperlink r:id="rId44">
         <w:r>
           <w:rPr>
             <w:lang w:val="zh_TW" w:bidi="zh_TW"/>
@@ -1466,7 +1550,7 @@
         </w:rPr>
         <w:t>）。後來，閃族人（包括以色列人、亞蘭人等）住在那裡。聖經有時稱該地區為「哈馬口」（</w:t>
       </w:r>
-      <w:hyperlink r:id="rId43">
+      <w:hyperlink r:id="rId45">
         <w:r>
           <w:rPr>
             <w:lang w:val="zh_TW" w:bidi="zh_TW"/>
@@ -1484,7 +1568,7 @@
         </w:rPr>
         <w:t>；</w:t>
       </w:r>
-      <w:hyperlink r:id="rId44">
+      <w:hyperlink r:id="rId46">
         <w:r>
           <w:rPr>
             <w:lang w:val="zh_TW" w:bidi="zh_TW"/>
@@ -1533,7 +1617,7 @@
         </w:rPr>
         <w:t>大衛與瑣巴王哈大底謝爭戰並擊敗了他。隨後，哈馬王陀以派他的兒子去祝賀大衛（</w:t>
       </w:r>
-      <w:hyperlink r:id="rId45">
+      <w:hyperlink r:id="rId47">
         <w:r>
           <w:rPr>
             <w:lang w:val="zh_TW" w:bidi="zh_TW"/>
@@ -1563,7 +1647,7 @@
         </w:rPr>
         <w:t>（</w:t>
       </w:r>
-      <w:hyperlink r:id="rId46">
+      <w:hyperlink r:id="rId48">
         <w:r>
           <w:rPr>
             <w:lang w:val="zh_TW" w:bidi="zh_TW"/>
@@ -1595,7 +1679,7 @@
         </w:rPr>
         <w:t>在公元前 730 年，哈馬王埃尼·伊盧斯（Eni-Ilus）向亞述國王提革拉毗列色三世進貢。大約10年後，在公元前 720 年，亞述國王撒珥根二世強迫 4300 名亞述人居住在哈馬。他還將許多人從哈馬和其他地方遷移到撒馬利亞（</w:t>
       </w:r>
-      <w:hyperlink r:id="rId47">
+      <w:hyperlink r:id="rId49">
         <w:r>
           <w:rPr>
             <w:lang w:val="zh_TW" w:bidi="zh_TW"/>
@@ -1613,7 +1697,7 @@
         </w:rPr>
         <w:t>）。一些以色列人可能也被送往哈馬居住（</w:t>
       </w:r>
-      <w:hyperlink r:id="rId48">
+      <w:hyperlink r:id="rId50">
         <w:r>
           <w:rPr>
             <w:lang w:val="zh_TW" w:bidi="zh_TW"/>
@@ -1631,7 +1715,7 @@
         </w:rPr>
         <w:t>）。其他提到亞述控制哈馬的舊約聖經經文包括</w:t>
       </w:r>
-      <w:hyperlink r:id="rId49">
+      <w:hyperlink r:id="rId51">
         <w:r>
           <w:rPr>
             <w:lang w:val="zh_TW" w:bidi="zh_TW"/>
@@ -1649,7 +1733,7 @@
         </w:rPr>
         <w:t>，</w:t>
       </w:r>
-      <w:hyperlink r:id="rId50">
+      <w:hyperlink r:id="rId52">
         <w:r>
           <w:rPr>
             <w:lang w:val="zh_TW" w:bidi="zh_TW"/>
@@ -1667,7 +1751,7 @@
         </w:rPr>
         <w:t>；</w:t>
       </w:r>
-      <w:hyperlink r:id="rId51">
+      <w:hyperlink r:id="rId53">
         <w:r>
           <w:rPr>
             <w:lang w:val="zh_TW" w:bidi="zh_TW"/>
@@ -1685,7 +1769,7 @@
         </w:rPr>
         <w:t>，</w:t>
       </w:r>
-      <w:hyperlink r:id="rId52">
+      <w:hyperlink r:id="rId54">
         <w:r>
           <w:rPr>
             <w:lang w:val="zh_TW" w:bidi="zh_TW"/>
@@ -1703,7 +1787,7 @@
         </w:rPr>
         <w:t>，</w:t>
       </w:r>
-      <w:hyperlink r:id="rId53">
+      <w:hyperlink r:id="rId55">
         <w:r>
           <w:rPr>
             <w:lang w:val="zh_TW" w:bidi="zh_TW"/>
@@ -1721,7 +1805,7 @@
         </w:rPr>
         <w:t>和</w:t>
       </w:r>
-      <w:hyperlink r:id="rId54">
+      <w:hyperlink r:id="rId56">
         <w:r>
           <w:rPr>
             <w:lang w:val="zh_TW" w:bidi="zh_TW"/>
@@ -1746,7 +1830,7 @@
         </w:rPr>
         <w:t>後來，哈馬似乎被大馬士革控制 （</w:t>
       </w:r>
-      <w:hyperlink r:id="rId55">
+      <w:hyperlink r:id="rId57">
         <w:r>
           <w:rPr>
             <w:lang w:val="zh_TW" w:bidi="zh_TW"/>
@@ -1764,7 +1848,7 @@
         </w:rPr>
         <w:t>）。一些先知預言，說以色列有天會再次將邊界擴展到哈馬 （</w:t>
       </w:r>
-      <w:hyperlink r:id="rId56">
+      <w:hyperlink r:id="rId58">
         <w:r>
           <w:rPr>
             <w:lang w:val="zh_TW" w:bidi="zh_TW"/>
@@ -1782,7 +1866,7 @@
         </w:rPr>
         <w:t>，</w:t>
       </w:r>
-      <w:hyperlink r:id="rId57">
+      <w:hyperlink r:id="rId59">
         <w:r>
           <w:rPr>
             <w:lang w:val="zh_TW" w:bidi="zh_TW"/>
@@ -1794,7 +1878,7 @@
           <w:t>48:1</w:t>
         </w:r>
       </w:hyperlink>
-      <w:hyperlink r:id="rId58">
+      <w:hyperlink r:id="rId60">
         <w:r>
           <w:rPr>
             <w:lang w:val="zh_TW" w:bidi="zh_TW"/>
@@ -1819,7 +1903,7 @@
         </w:rPr>
         <w:t>在馬加比時期，約拿單·馬加比和他的軍隊在哈馬遭遇底米丟王（Demetrius）的軍隊 （</w:t>
       </w:r>
-      <w:hyperlink r:id="rId59">
+      <w:hyperlink r:id="rId61">
         <w:r>
           <w:rPr>
             <w:lang w:val="zh_TW" w:bidi="zh_TW"/>
@@ -1885,7 +1969,7 @@
           <w:lang w:val="zh_TW" w:bidi="zh_TW"/>
         </w:rPr>
       </w:r>
-      <w:hyperlink r:id="rId60">
+      <w:hyperlink r:id="rId62">
         <w:r>
           <w:rPr>
             <w:lang w:val="zh_TW" w:bidi="zh_TW"/>
@@ -1971,7 +2055,7 @@
         </w:rPr>
         <w:t>哈馬的居民（</w:t>
       </w:r>
-      <w:hyperlink r:id="rId42">
+      <w:hyperlink r:id="rId44">
         <w:r>
           <w:rPr>
             <w:lang w:val="zh_TW" w:bidi="zh_TW"/>
@@ -1989,7 +2073,7 @@
         </w:rPr>
         <w:t>；</w:t>
       </w:r>
-      <w:hyperlink r:id="rId61">
+      <w:hyperlink r:id="rId63">
         <w:r>
           <w:rPr>
             <w:lang w:val="zh_TW" w:bidi="zh_TW"/>
@@ -2115,7 +2199,7 @@
         </w:rPr>
         <w:t>人的地方（</w:t>
       </w:r>
-      <w:hyperlink r:id="rId62">
+      <w:hyperlink r:id="rId64">
         <w:r>
           <w:rPr>
             <w:lang w:val="zh_TW" w:bidi="zh_TW"/>
@@ -2132,6 +2216,108 @@
           <w:lang w:val="zh_TW" w:bidi="zh_TW"/>
         </w:rPr>
         <w:t>）。這個名字可能由現代的瓦迪爾雷吉拉（Wadi er-Rejeilah）附近的哈麥山丘（Tell Ham）存留下來。那裡已經發掘出青銅時代和鐵器時代，人們定居的地方。</w:t>
+      </w:r>
+      <w:r>
+        <w:rPr>
+          <w:lang w:val="zh_TW" w:bidi="zh_TW"/>
+        </w:rPr>
+      </w:r>
+      <w:r>
+        <w:rPr>
+          <w:lang w:val="zh_TW" w:bidi="zh_TW"/>
+        </w:rPr>
+      </w:r>
+    </w:p>
+    <w:p>
+      <w:pPr/>
+      <w:r>
+        <w:rPr>
+          <w:lang w:val="zh_TW" w:bidi="zh_TW"/>
+        </w:rPr>
+      </w:r>
+    </w:p>
+    <w:p>
+      <w:pPr>
+        <w:pStyle w:val="Heading2"/>
+      </w:pPr>
+      <w:r>
+        <w:rPr>
+          <w:lang w:val="zh_TW" w:bidi="zh_TW"/>
+        </w:rPr>
+        <w:t>哈母勒，哈母勒族</w:t>
+      </w:r>
+      <w:r>
+        <w:rPr>
+          <w:lang w:val="zh_TW" w:bidi="zh_TW"/>
+        </w:rPr>
+      </w:r>
+    </w:p>
+    <w:p>
+      <w:pPr/>
+      <w:r>
+        <w:rPr>
+          <w:lang w:val="zh_TW" w:bidi="zh_TW"/>
+        </w:rPr>
+      </w:r>
+      <w:r>
+        <w:rPr>
+          <w:lang w:val="zh_TW" w:bidi="zh_TW"/>
+        </w:rPr>
+        <w:t>法勒斯的小兒子（</w:t>
+      </w:r>
+      <w:hyperlink r:id="rId65">
+        <w:r>
+          <w:rPr>
+            <w:lang w:val="zh_TW" w:bidi="zh_TW"/>
+          </w:rPr>
+          <w:rPr>
+            <w:color w:val="0000EE"/>
+            <w:u w:val="single"/>
+          </w:rPr>
+          <w:t>創46:12</w:t>
+        </w:r>
+      </w:hyperlink>
+      <w:r>
+        <w:rPr>
+          <w:lang w:val="zh_TW" w:bidi="zh_TW"/>
+        </w:rPr>
+        <w:t>；</w:t>
+      </w:r>
+      <w:hyperlink r:id="rId66">
+        <w:r>
+          <w:rPr>
+            <w:lang w:val="zh_TW" w:bidi="zh_TW"/>
+          </w:rPr>
+          <w:rPr>
+            <w:color w:val="0000EE"/>
+            <w:u w:val="single"/>
+          </w:rPr>
+          <w:t>代上2:5</w:t>
+        </w:r>
+      </w:hyperlink>
+      <w:r>
+        <w:rPr>
+          <w:lang w:val="zh_TW" w:bidi="zh_TW"/>
+        </w:rPr>
+        <w:t>），也是哈母勒族的祖先（</w:t>
+      </w:r>
+      <w:hyperlink r:id="rId67">
+        <w:r>
+          <w:rPr>
+            <w:lang w:val="zh_TW" w:bidi="zh_TW"/>
+          </w:rPr>
+          <w:rPr>
+            <w:color w:val="0000EE"/>
+            <w:u w:val="single"/>
+          </w:rPr>
+          <w:t>民26:21</w:t>
+        </w:r>
+      </w:hyperlink>
+      <w:r>
+        <w:rPr>
+          <w:lang w:val="zh_TW" w:bidi="zh_TW"/>
+        </w:rPr>
+        <w:t>）。</w:t>
       </w:r>
       <w:r>
         <w:rPr>
@@ -2189,7 +2375,7 @@
         </w:rPr>
         <w:t>米甸的第三個兒子，也是亞伯拉罕與基土拉的後裔（</w:t>
       </w:r>
-      <w:hyperlink r:id="rId63">
+      <w:hyperlink r:id="rId68">
         <w:r>
           <w:rPr>
             <w:lang w:val="zh_TW" w:bidi="zh_TW"/>
@@ -2207,7 +2393,7 @@
         </w:rPr>
         <w:t>；</w:t>
       </w:r>
-      <w:hyperlink r:id="rId64">
+      <w:hyperlink r:id="rId69">
         <w:r>
           <w:rPr>
             <w:lang w:val="zh_TW" w:bidi="zh_TW"/>
@@ -2243,7 +2429,7 @@
         </w:rPr>
         <w:t>呂便的長子（</w:t>
       </w:r>
-      <w:hyperlink r:id="rId65">
+      <w:hyperlink r:id="rId70">
         <w:r>
           <w:rPr>
             <w:lang w:val="zh_TW" w:bidi="zh_TW"/>
@@ -2261,7 +2447,7 @@
         </w:rPr>
         <w:t>；</w:t>
       </w:r>
-      <w:hyperlink r:id="rId66">
+      <w:hyperlink r:id="rId71">
         <w:r>
           <w:rPr>
             <w:lang w:val="zh_TW" w:bidi="zh_TW"/>
@@ -2279,7 +2465,7 @@
         </w:rPr>
         <w:t>；</w:t>
       </w:r>
-      <w:hyperlink r:id="rId67">
+      <w:hyperlink r:id="rId72">
         <w:r>
           <w:rPr>
             <w:lang w:val="zh_TW" w:bidi="zh_TW"/>
@@ -2297,7 +2483,7 @@
         </w:rPr>
         <w:t>）以及哈諾族的祖先（</w:t>
       </w:r>
-      <w:hyperlink r:id="rId68">
+      <w:hyperlink r:id="rId73">
         <w:r>
           <w:rPr>
             <w:lang w:val="zh_TW" w:bidi="zh_TW"/>
@@ -2363,7 +2549,7 @@
         </w:rPr>
         <w:t>閃的後裔約坍的兒子（</w:t>
       </w:r>
-      <w:hyperlink r:id="rId69">
+      <w:hyperlink r:id="rId74">
         <w:r>
           <w:rPr>
             <w:lang w:val="zh_TW" w:bidi="zh_TW"/>
@@ -2381,7 +2567,7 @@
         </w:rPr>
         <w:t>；</w:t>
       </w:r>
-      <w:hyperlink r:id="rId70">
+      <w:hyperlink r:id="rId75">
         <w:r>
           <w:rPr>
             <w:lang w:val="zh_TW" w:bidi="zh_TW"/>
@@ -2399,7 +2585,7 @@
         </w:rPr>
         <w:t>），其後代居住在阿拉伯南部（</w:t>
       </w:r>
-      <w:hyperlink r:id="rId71">
+      <w:hyperlink r:id="rId76">
         <w:r>
           <w:rPr>
             <w:lang w:val="zh_TW" w:bidi="zh_TW"/>
@@ -2465,7 +2651,7 @@
         </w:rPr>
         <w:t>哈瑣是拿鶴的第五個兒子（</w:t>
       </w:r>
-      <w:hyperlink r:id="rId72">
+      <w:hyperlink r:id="rId77">
         <w:r>
           <w:rPr>
             <w:lang w:val="zh_TW" w:bidi="zh_TW"/>
@@ -2554,7 +2740,7 @@
         </w:rPr>
         <w:t>有些譯本將</w:t>
       </w:r>
-      <w:hyperlink r:id="rId73">
+      <w:hyperlink r:id="rId78">
         <w:r>
           <w:rPr>
             <w:lang w:val="zh_TW" w:bidi="zh_TW"/>
@@ -2639,7 +2825,7 @@
         </w:rPr>
         <w:t>即</w:t>
       </w:r>
-      <w:hyperlink r:id="rId74">
+      <w:hyperlink r:id="rId79">
         <w:r>
           <w:rPr>
             <w:lang w:val="zh_TW" w:bidi="zh_TW"/>
@@ -2657,7 +2843,7 @@
         </w:rPr>
         <w:t>的隱‧基底。在亞伯拉罕的時代，亞摩利人居住在這裡，他們被基大老瑪征服，當時他和其他東方的王橫掃該地區（</w:t>
       </w:r>
-      <w:hyperlink r:id="rId73">
+      <w:hyperlink r:id="rId78">
         <w:r>
           <w:rPr>
             <w:lang w:val="zh_TW" w:bidi="zh_TW"/>
@@ -2675,7 +2861,7 @@
         </w:rPr>
         <w:t>）。有人認為這可能是所羅門加固修築的達莫（</w:t>
       </w:r>
-      <w:hyperlink r:id="rId75">
+      <w:hyperlink r:id="rId80">
         <w:r>
           <w:rPr>
             <w:lang w:val="zh_TW" w:bidi="zh_TW"/>
@@ -2705,7 +2891,7 @@
         </w:rPr>
         <w:t>（</w:t>
       </w:r>
-      <w:hyperlink r:id="rId76">
+      <w:hyperlink r:id="rId81">
         <w:r>
           <w:rPr>
             <w:lang w:val="zh_TW" w:bidi="zh_TW"/>
@@ -2723,7 +2909,7 @@
         </w:rPr>
         <w:t>，</w:t>
       </w:r>
-      <w:hyperlink r:id="rId77">
+      <w:hyperlink r:id="rId82">
         <w:r>
           <w:rPr>
             <w:lang w:val="zh_TW" w:bidi="zh_TW"/>

--- a/zht/docx/053.content.docx
+++ b/zht/docx/053.content.docx
@@ -149,7 +149,7 @@
         <w:rPr>
           <w:lang w:val="zh_TW" w:bidi="zh_TW"/>
         </w:rPr>
-        <w:t>ha</w:t>
+        <w:t>guang</w:t>
       </w:r>
       <w:r>
         <w:rPr>
@@ -212,128 +212,12 @@
         <w:rPr>
           <w:lang w:val="zh_TW" w:bidi="zh_TW"/>
         </w:rPr>
-        <w:t>哈達</w:t>
-      </w:r>
-      <w:r>
-        <w:rPr>
-          <w:lang w:val="zh_TW" w:bidi="zh_TW"/>
-        </w:rPr>
-      </w:r>
-    </w:p>
-    <w:p>
-      <w:pPr>
-        <w:pStyle w:val="ListNumber"/>
-        <w:numPr>
-          <w:ilvl w:val="0"/>
-          <w:numId w:val="14"/>
-        </w:numPr>
-        <w:spacing w:line="240" w:lineRule="auto"/>
-        <w:ind w:left="720"/>
-      </w:pPr>
-      <w:r>
-        <w:rPr>
-          <w:lang w:val="zh_TW" w:bidi="zh_TW"/>
-        </w:rPr>
-      </w:r>
-      <w:r>
-        <w:rPr>
-          <w:lang w:val="zh_TW" w:bidi="zh_TW"/>
-        </w:rPr>
-        <w:t>在</w:t>
-      </w:r>
-      <w:hyperlink r:id="rId13">
-        <w:r>
-          <w:rPr>
-            <w:lang w:val="zh_TW" w:bidi="zh_TW"/>
-          </w:rPr>
-          <w:rPr>
-            <w:color w:val="0000EE"/>
-            <w:u w:val="single"/>
-          </w:rPr>
-          <w:t>創世記二十五章15節</w:t>
-        </w:r>
-      </w:hyperlink>
-      <w:r>
-        <w:rPr>
-          <w:lang w:val="zh_TW" w:bidi="zh_TW"/>
-        </w:rPr>
-        <w:t>中，有些譯本將以實瑪利的兒子哈大（Hadad）拼寫為哈達（Hadar）。</w:t>
-        <w:br/>
-      </w:r>
-      <w:r>
-        <w:rPr>
-          <w:i/>
-          <w:lang w:val="zh_TW" w:bidi="zh_TW"/>
-        </w:rPr>
-        <w:t xml:space="preserve">見 </w:t>
-      </w:r>
-      <w:r>
-        <w:rPr>
-          <w:lang w:val="zh_TW" w:bidi="zh_TW"/>
-        </w:rPr>
-        <w:t>哈大 #1</w:t>
-      </w:r>
-      <w:r>
-        <w:rPr>
-          <w:lang w:val="zh_TW" w:bidi="zh_TW"/>
-        </w:rPr>
-        <w:t>。</w:t>
-      </w:r>
-    </w:p>
-    <w:p>
-      <w:pPr>
-        <w:pStyle w:val="ListNumber"/>
-        <w:spacing w:line="240" w:lineRule="auto"/>
-        <w:ind w:left="720"/>
-      </w:pPr>
-      <w:r>
-        <w:rPr>
-          <w:lang w:val="zh_TW" w:bidi="zh_TW"/>
-        </w:rPr>
-      </w:r>
-      <w:r>
-        <w:rPr>
-          <w:lang w:val="zh_TW" w:bidi="zh_TW"/>
-        </w:rPr>
-        <w:t>在</w:t>
-      </w:r>
-      <w:hyperlink r:id="rId14">
-        <w:r>
-          <w:rPr>
-            <w:lang w:val="zh_TW" w:bidi="zh_TW"/>
-          </w:rPr>
-          <w:rPr>
-            <w:color w:val="0000EE"/>
-            <w:u w:val="single"/>
-          </w:rPr>
-          <w:t>創世記三十六章39節</w:t>
-        </w:r>
-      </w:hyperlink>
-      <w:r>
-        <w:rPr>
-          <w:lang w:val="zh_TW" w:bidi="zh_TW"/>
-        </w:rPr>
-        <w:t>中，哈達（Hadar）是以東王哈大（Hadad）的另一種拼寫形式（譯註：和合本譯為「哈達」）。</w:t>
-        <w:br/>
-      </w:r>
-      <w:r>
-        <w:rPr>
-          <w:i/>
-          <w:lang w:val="zh_TW" w:bidi="zh_TW"/>
-        </w:rPr>
-        <w:t xml:space="preserve">見 </w:t>
-      </w:r>
-      <w:r>
-        <w:rPr>
-          <w:lang w:val="zh_TW" w:bidi="zh_TW"/>
-        </w:rPr>
-        <w:t>哈大 #3</w:t>
-      </w:r>
-      <w:r>
-        <w:rPr>
-          <w:lang w:val="zh_TW" w:bidi="zh_TW"/>
-        </w:rPr>
-        <w:t>。</w:t>
+        <w:t>光</w:t>
+      </w:r>
+      <w:r>
+        <w:rPr>
+          <w:lang w:val="zh_TW" w:bidi="zh_TW"/>
+        </w:rPr>
       </w:r>
     </w:p>
     <w:p>
@@ -347,11 +231,18 @@
         <w:rPr>
           <w:lang w:val="zh_TW" w:bidi="zh_TW"/>
         </w:rPr>
-      </w:r>
-      <w:r>
-        <w:rPr>
-          <w:lang w:val="zh_TW" w:bidi="zh_TW"/>
-        </w:rPr>
+        <w:t>使眼睛得以看見的亮光。</w:t>
+      </w:r>
+    </w:p>
+    <w:p>
+      <w:pPr>
+        <w:pStyle w:val="Heading3"/>
+      </w:pPr>
+      <w:r>
+        <w:rPr>
+          <w:lang w:val="zh_TW" w:bidi="zh_TW"/>
+        </w:rPr>
+        <w:t>舊約聖經中的光</w:t>
       </w:r>
     </w:p>
     <w:p>
@@ -361,43 +252,11 @@
           <w:lang w:val="zh_TW" w:bidi="zh_TW"/>
         </w:rPr>
       </w:r>
-    </w:p>
-    <w:p>
-      <w:pPr>
-        <w:pStyle w:val="Heading2"/>
-      </w:pPr>
-      <w:r>
-        <w:rPr>
-          <w:lang w:val="zh_TW" w:bidi="zh_TW"/>
-        </w:rPr>
-        <w:t>哈大</w:t>
-      </w:r>
-      <w:r>
-        <w:rPr>
-          <w:lang w:val="zh_TW" w:bidi="zh_TW"/>
-        </w:rPr>
-      </w:r>
-    </w:p>
-    <w:p>
-      <w:pPr>
-        <w:pStyle w:val="ListNumber"/>
-        <w:numPr>
-          <w:ilvl w:val="0"/>
-          <w:numId w:val="15"/>
-        </w:numPr>
-        <w:spacing w:line="240" w:lineRule="auto"/>
-        <w:ind w:left="720"/>
-      </w:pPr>
-      <w:r>
-        <w:rPr>
-          <w:lang w:val="zh_TW" w:bidi="zh_TW"/>
-        </w:rPr>
-      </w:r>
-      <w:r>
-        <w:rPr>
-          <w:lang w:val="zh_TW" w:bidi="zh_TW"/>
-        </w:rPr>
-        <w:t>哈大是以實瑪利十二個兒子中的第八位，因此也是亞伯拉罕的子孫（</w:t>
+      <w:r>
+        <w:rPr>
+          <w:lang w:val="zh_TW" w:bidi="zh_TW"/>
+        </w:rPr>
+        <w:t>在舊約聖經裡，「光」有許多不同的意思。它通常是指普通、物質的光，但也象徵屬靈的真理。神創造的第一樣事物就是光 （</w:t>
       </w:r>
       <w:hyperlink r:id="rId13">
         <w:r>
@@ -408,14 +267,32 @@
             <w:color w:val="0000EE"/>
             <w:u w:val="single"/>
           </w:rPr>
-          <w:t>創25:15</w:t>
-        </w:r>
-      </w:hyperlink>
-      <w:r>
-        <w:rPr>
-          <w:lang w:val="zh_TW" w:bidi="zh_TW"/>
-        </w:rPr>
-        <w:t>；</w:t>
+          <w:t>創1:3</w:t>
+        </w:r>
+      </w:hyperlink>
+      <w:r>
+        <w:rPr>
+          <w:lang w:val="zh_TW" w:bidi="zh_TW"/>
+        </w:rPr>
+        <w:t>）。祂也創造了日、月、星辰來發光 （</w:t>
+      </w:r>
+      <w:hyperlink r:id="rId14">
+        <w:r>
+          <w:rPr>
+            <w:lang w:val="zh_TW" w:bidi="zh_TW"/>
+          </w:rPr>
+          <w:rPr>
+            <w:color w:val="0000EE"/>
+            <w:u w:val="single"/>
+          </w:rPr>
+          <w:t>創1:16</w:t>
+        </w:r>
+      </w:hyperlink>
+      <w:r>
+        <w:rPr>
+          <w:lang w:val="zh_TW" w:bidi="zh_TW"/>
+        </w:rPr>
+        <w:t>）。有時候聖經會把光擬人化，例如約伯把光描寫成住在無人能至之處 （</w:t>
       </w:r>
       <w:hyperlink r:id="rId15">
         <w:r>
@@ -426,68 +303,14 @@
             <w:color w:val="0000EE"/>
             <w:u w:val="single"/>
           </w:rPr>
-          <w:t>代上1:30</w:t>
-        </w:r>
-      </w:hyperlink>
-      <w:r>
-        <w:rPr>
-          <w:lang w:val="zh_TW" w:bidi="zh_TW"/>
-        </w:rPr>
-        <w:t>）。在有些聖經譯本中，</w:t>
-      </w:r>
-      <w:hyperlink r:id="rId13">
-        <w:r>
-          <w:rPr>
-            <w:lang w:val="zh_TW" w:bidi="zh_TW"/>
-          </w:rPr>
-          <w:rPr>
-            <w:color w:val="0000EE"/>
-            <w:u w:val="single"/>
-          </w:rPr>
-          <w:t>創世記二十五章15節</w:t>
-        </w:r>
-      </w:hyperlink>
-      <w:r>
-        <w:rPr>
-          <w:lang w:val="zh_TW" w:bidi="zh_TW"/>
-        </w:rPr>
-        <w:t>將其譯為「哈達（Hadar）」（和合本譯為：哈大），而</w:t>
-      </w:r>
-      <w:hyperlink r:id="rId15">
-        <w:r>
-          <w:rPr>
-            <w:lang w:val="zh_TW" w:bidi="zh_TW"/>
-          </w:rPr>
-          <w:rPr>
-            <w:color w:val="0000EE"/>
-            <w:u w:val="single"/>
-          </w:rPr>
-          <w:t>歷代志上一章30節</w:t>
-        </w:r>
-      </w:hyperlink>
-      <w:r>
-        <w:rPr>
-          <w:lang w:val="zh_TW" w:bidi="zh_TW"/>
-        </w:rPr>
-        <w:t>則譯作「哈大（Hadad）」（和合本譯為：哈達）；然而，另外兩個聖經譯本在兩處經文中皆一致譯爲「哈大」。</w:t>
-      </w:r>
-    </w:p>
-    <w:p>
-      <w:pPr>
-        <w:pStyle w:val="ListNumber"/>
-        <w:spacing w:line="240" w:lineRule="auto"/>
-        <w:ind w:left="720"/>
-      </w:pPr>
-      <w:r>
-        <w:rPr>
-          <w:lang w:val="zh_TW" w:bidi="zh_TW"/>
-        </w:rPr>
-      </w:r>
-      <w:r>
-        <w:rPr>
-          <w:lang w:val="zh_TW" w:bidi="zh_TW"/>
-        </w:rPr>
-        <w:t>比達的兒子哈大（和合本譯為：哈達）為以東的一位君王，在希伯來人下到埃及之前統治以東。他曾在摩押平原擊敗米甸人，取得一次重要的軍事勝利（</w:t>
+          <w:t>伯38:19</w:t>
+        </w:r>
+      </w:hyperlink>
+      <w:r>
+        <w:rPr>
+          <w:lang w:val="zh_TW" w:bidi="zh_TW"/>
+        </w:rPr>
+        <w:t>，參</w:t>
       </w:r>
       <w:hyperlink r:id="rId16">
         <w:r>
@@ -498,14 +321,14 @@
             <w:color w:val="0000EE"/>
             <w:u w:val="single"/>
           </w:rPr>
-          <w:t>創36:35–36</w:t>
-        </w:r>
-      </w:hyperlink>
-      <w:r>
-        <w:rPr>
-          <w:lang w:val="zh_TW" w:bidi="zh_TW"/>
-        </w:rPr>
-        <w:t>；</w:t>
+          <w:t>24</w:t>
+        </w:r>
+      </w:hyperlink>
+      <w:r>
+        <w:rPr>
+          <w:lang w:val="zh_TW" w:bidi="zh_TW"/>
+        </w:rPr>
+        <w:t>節）。以色列人在會幕裡也使用人造的光（</w:t>
       </w:r>
       <w:hyperlink r:id="rId17">
         <w:r>
@@ -516,7 +339,7 @@
             <w:color w:val="0000EE"/>
             <w:u w:val="single"/>
           </w:rPr>
-          <w:t>代上1:46–47</w:t>
+          <w:t>出25:37</w:t>
         </w:r>
       </w:hyperlink>
       <w:r>
@@ -524,106 +347,6 @@
           <w:lang w:val="zh_TW" w:bidi="zh_TW"/>
         </w:rPr>
         <w:t>）。</w:t>
-      </w:r>
-    </w:p>
-    <w:p>
-      <w:pPr>
-        <w:pStyle w:val="ListNumber"/>
-        <w:spacing w:line="240" w:lineRule="auto"/>
-        <w:ind w:left="720"/>
-      </w:pPr>
-      <w:r>
-        <w:rPr>
-          <w:lang w:val="zh_TW" w:bidi="zh_TW"/>
-        </w:rPr>
-      </w:r>
-      <w:r>
-        <w:rPr>
-          <w:lang w:val="zh_TW" w:bidi="zh_TW"/>
-        </w:rPr>
-        <w:t>哈大（和合本譯為：哈達）是以東的另一位君王，是少數其妻子名字被記載下來的君王之一；其妻子名叫米希她別。他的首都設於巴烏（</w:t>
-      </w:r>
-      <w:hyperlink r:id="rId14">
-        <w:r>
-          <w:rPr>
-            <w:lang w:val="zh_TW" w:bidi="zh_TW"/>
-          </w:rPr>
-          <w:rPr>
-            <w:color w:val="0000EE"/>
-            <w:u w:val="single"/>
-          </w:rPr>
-          <w:t>創36:39</w:t>
-        </w:r>
-      </w:hyperlink>
-      <w:r>
-        <w:rPr>
-          <w:lang w:val="zh_TW" w:bidi="zh_TW"/>
-        </w:rPr>
-        <w:t>；</w:t>
-      </w:r>
-      <w:hyperlink r:id="rId18">
-        <w:r>
-          <w:rPr>
-            <w:lang w:val="zh_TW" w:bidi="zh_TW"/>
-          </w:rPr>
-          <w:rPr>
-            <w:color w:val="0000EE"/>
-            <w:u w:val="single"/>
-          </w:rPr>
-          <w:t>代上1:50–51</w:t>
-        </w:r>
-      </w:hyperlink>
-      <w:r>
-        <w:rPr>
-          <w:lang w:val="zh_TW" w:bidi="zh_TW"/>
-        </w:rPr>
-        <w:t>）。</w:t>
-      </w:r>
-    </w:p>
-    <w:p>
-      <w:pPr>
-        <w:pStyle w:val="ListNumber"/>
-        <w:spacing w:line="240" w:lineRule="auto"/>
-        <w:ind w:left="720"/>
-      </w:pPr>
-      <w:r>
-        <w:rPr>
-          <w:lang w:val="zh_TW" w:bidi="zh_TW"/>
-        </w:rPr>
-      </w:r>
-      <w:r>
-        <w:rPr>
-          <w:lang w:val="zh_TW" w:bidi="zh_TW"/>
-        </w:rPr>
-        <w:t>哈大（和合本譯為：哈達）為以東王室中的王子。當大衛與約押征服以東、並全面佔領該地時，他逃往埃及、在那裡成長，並深得法老恩待；法老甚至將自己妻子的姐妹嫁給他為妻。大衛去世後，哈大渴望返回以東，並試圖起來反抗所羅門的統治（</w:t>
-      </w:r>
-      <w:hyperlink r:id="rId19">
-        <w:r>
-          <w:rPr>
-            <w:lang w:val="zh_TW" w:bidi="zh_TW"/>
-          </w:rPr>
-          <w:rPr>
-            <w:color w:val="0000EE"/>
-            <w:u w:val="single"/>
-          </w:rPr>
-          <w:t>王上11:14–25</w:t>
-        </w:r>
-      </w:hyperlink>
-      <w:r>
-        <w:rPr>
-          <w:lang w:val="zh_TW" w:bidi="zh_TW"/>
-        </w:rPr>
-        <w:t>）。有學者認為，這位哈大可能與上述第三位所提及的以東王為同一人。</w:t>
-      </w:r>
-      <w:r>
-        <w:rPr>
-          <w:lang w:val="zh_TW" w:bidi="zh_TW"/>
-        </w:rPr>
-      </w:r>
-      <w:r>
-        <w:rPr>
-          <w:lang w:val="zh_TW" w:bidi="zh_TW"/>
-        </w:rPr>
       </w:r>
     </w:p>
     <w:p>
@@ -633,21 +356,149 @@
           <w:lang w:val="zh_TW" w:bidi="zh_TW"/>
         </w:rPr>
       </w:r>
-    </w:p>
-    <w:p>
-      <w:pPr>
-        <w:pStyle w:val="Heading2"/>
-      </w:pPr>
-      <w:r>
-        <w:rPr>
-          <w:lang w:val="zh_TW" w:bidi="zh_TW"/>
-        </w:rPr>
-        <w:t>哈多蘭</w:t>
-      </w:r>
-      <w:r>
-        <w:rPr>
-          <w:lang w:val="zh_TW" w:bidi="zh_TW"/>
-        </w:rPr>
+      <w:r>
+        <w:rPr>
+          <w:lang w:val="zh_TW" w:bidi="zh_TW"/>
+        </w:rPr>
+        <w:t>光是良善、振奮，或與重要人物（尤其是神）相關的象徵。傳道書中的傳道者說：「光本是佳美的」（</w:t>
+      </w:r>
+      <w:hyperlink r:id="rId18">
+        <w:r>
+          <w:rPr>
+            <w:lang w:val="zh_TW" w:bidi="zh_TW"/>
+          </w:rPr>
+          <w:rPr>
+            <w:color w:val="0000EE"/>
+            <w:u w:val="single"/>
+          </w:rPr>
+          <w:t>傳11:7</w:t>
+        </w:r>
+      </w:hyperlink>
+      <w:r>
+        <w:rPr>
+          <w:lang w:val="zh_TW" w:bidi="zh_TW"/>
+        </w:rPr>
+        <w:t>）。在埃及的十災期間，埃及人陷入黑暗，而以色列人卻有光（</w:t>
+      </w:r>
+      <w:hyperlink r:id="rId19">
+        <w:r>
+          <w:rPr>
+            <w:lang w:val="zh_TW" w:bidi="zh_TW"/>
+          </w:rPr>
+          <w:rPr>
+            <w:color w:val="0000EE"/>
+            <w:u w:val="single"/>
+          </w:rPr>
+          <w:t>出10:23</w:t>
+        </w:r>
+      </w:hyperlink>
+      <w:r>
+        <w:rPr>
+          <w:lang w:val="zh_TW" w:bidi="zh_TW"/>
+        </w:rPr>
+        <w:t>）。當以色列人出埃及時，神在白日用雲柱引導他們，又在黑夜用火柱光照他們（</w:t>
+      </w:r>
+      <w:hyperlink r:id="rId20">
+        <w:r>
+          <w:rPr>
+            <w:lang w:val="zh_TW" w:bidi="zh_TW"/>
+          </w:rPr>
+          <w:rPr>
+            <w:color w:val="0000EE"/>
+            <w:u w:val="single"/>
+          </w:rPr>
+          <w:t>出13:21</w:t>
+        </w:r>
+      </w:hyperlink>
+      <w:r>
+        <w:rPr>
+          <w:lang w:val="zh_TW" w:bidi="zh_TW"/>
+        </w:rPr>
+        <w:t>）。這火柱在仇敵處於黑暗時，給以色列人光明（</w:t>
+      </w:r>
+      <w:hyperlink r:id="rId21">
+        <w:r>
+          <w:rPr>
+            <w:lang w:val="zh_TW" w:bidi="zh_TW"/>
+          </w:rPr>
+          <w:rPr>
+            <w:color w:val="0000EE"/>
+            <w:u w:val="single"/>
+          </w:rPr>
+          <w:t>出14:20</w:t>
+        </w:r>
+      </w:hyperlink>
+      <w:r>
+        <w:rPr>
+          <w:lang w:val="zh_TW" w:bidi="zh_TW"/>
+        </w:rPr>
+        <w:t>）。即使以色列犯罪，他們仍記得神沒有丟棄他們。火柱仍然存在，引導他們（</w:t>
+      </w:r>
+      <w:hyperlink r:id="rId22">
+        <w:r>
+          <w:rPr>
+            <w:lang w:val="zh_TW" w:bidi="zh_TW"/>
+          </w:rPr>
+          <w:rPr>
+            <w:color w:val="0000EE"/>
+            <w:u w:val="single"/>
+          </w:rPr>
+          <w:t>尼9:19</w:t>
+        </w:r>
+      </w:hyperlink>
+      <w:r>
+        <w:rPr>
+          <w:lang w:val="zh_TW" w:bidi="zh_TW"/>
+        </w:rPr>
+        <w:t>；參</w:t>
+      </w:r>
+      <w:hyperlink r:id="rId23">
+        <w:r>
+          <w:rPr>
+            <w:lang w:val="zh_TW" w:bidi="zh_TW"/>
+          </w:rPr>
+          <w:rPr>
+            <w:color w:val="0000EE"/>
+            <w:u w:val="single"/>
+          </w:rPr>
+          <w:t>尼9:12</w:t>
+        </w:r>
+      </w:hyperlink>
+      <w:r>
+        <w:rPr>
+          <w:lang w:val="zh_TW" w:bidi="zh_TW"/>
+        </w:rPr>
+        <w:t>；</w:t>
+      </w:r>
+      <w:hyperlink r:id="rId24">
+        <w:r>
+          <w:rPr>
+            <w:lang w:val="zh_TW" w:bidi="zh_TW"/>
+          </w:rPr>
+          <w:rPr>
+            <w:color w:val="0000EE"/>
+            <w:u w:val="single"/>
+          </w:rPr>
+          <w:t>詩78:14，</w:t>
+        </w:r>
+      </w:hyperlink>
+      <w:hyperlink r:id="rId25">
+        <w:r>
+          <w:rPr>
+            <w:lang w:val="zh_TW" w:bidi="zh_TW"/>
+          </w:rPr>
+          <w:rPr>
+            <w:color w:val="0000EE"/>
+            <w:u w:val="single"/>
+          </w:rPr>
+          <w:t>105:39</w:t>
+        </w:r>
+      </w:hyperlink>
+      <w:r>
+        <w:rPr>
+          <w:lang w:val="zh_TW" w:bidi="zh_TW"/>
+        </w:rPr>
+        <w:t>）。</w:t>
       </w:r>
     </w:p>
     <w:p>
@@ -661,36 +512,120 @@
         <w:rPr>
           <w:lang w:val="zh_TW" w:bidi="zh_TW"/>
         </w:rPr>
-        <w:t>1. 約坍的第五子；哈多蘭和他的兄弟是從挪亞開始的第六代（</w:t>
-      </w:r>
-      <w:hyperlink r:id="rId20">
-        <w:r>
-          <w:rPr>
-            <w:lang w:val="zh_TW" w:bidi="zh_TW"/>
-          </w:rPr>
-          <w:rPr>
-            <w:color w:val="0000EE"/>
-            <w:u w:val="single"/>
-          </w:rPr>
-          <w:t>創10:27</w:t>
-        </w:r>
-      </w:hyperlink>
-      <w:r>
-        <w:rPr>
-          <w:lang w:val="zh_TW" w:bidi="zh_TW"/>
-        </w:rPr>
-        <w:t>；</w:t>
-      </w:r>
-      <w:hyperlink r:id="rId21">
-        <w:r>
-          <w:rPr>
-            <w:lang w:val="zh_TW" w:bidi="zh_TW"/>
-          </w:rPr>
-          <w:rPr>
-            <w:color w:val="0000EE"/>
-            <w:u w:val="single"/>
-          </w:rPr>
-          <w:t>代上1:21</w:t>
+        <w:t>在舊約聖經中，光常代表神的祝福。約伯說：「他將深奧的事從黑暗中彰顯， 使死蔭顯為光明」（</w:t>
+      </w:r>
+      <w:hyperlink r:id="rId26">
+        <w:r>
+          <w:rPr>
+            <w:lang w:val="zh_TW" w:bidi="zh_TW"/>
+          </w:rPr>
+          <w:rPr>
+            <w:color w:val="0000EE"/>
+            <w:u w:val="single"/>
+          </w:rPr>
+          <w:t>伯12:22</w:t>
+        </w:r>
+      </w:hyperlink>
+      <w:r>
+        <w:rPr>
+          <w:lang w:val="zh_TW" w:bidi="zh_TW"/>
+        </w:rPr>
+        <w:t>）。當約伯遭遇患難時，他記得從前神光照他的道路，使他覺得安穩（</w:t>
+      </w:r>
+      <w:hyperlink r:id="rId27">
+        <w:r>
+          <w:rPr>
+            <w:lang w:val="zh_TW" w:bidi="zh_TW"/>
+          </w:rPr>
+          <w:rPr>
+            <w:color w:val="0000EE"/>
+            <w:u w:val="single"/>
+          </w:rPr>
+          <w:t>伯29:2–3</w:t>
+        </w:r>
+      </w:hyperlink>
+      <w:r>
+        <w:rPr>
+          <w:lang w:val="zh_TW" w:bidi="zh_TW"/>
+        </w:rPr>
+        <w:t>）。約伯的朋友以利法也說，若約伯聽從他的勸告，「亮光也必照耀你的路」（</w:t>
+      </w:r>
+      <w:hyperlink r:id="rId28">
+        <w:r>
+          <w:rPr>
+            <w:lang w:val="zh_TW" w:bidi="zh_TW"/>
+          </w:rPr>
+          <w:rPr>
+            <w:color w:val="0000EE"/>
+            <w:u w:val="single"/>
+          </w:rPr>
+          <w:t>伯22:28</w:t>
+        </w:r>
+      </w:hyperlink>
+      <w:r>
+        <w:rPr>
+          <w:lang w:val="zh_TW" w:bidi="zh_TW"/>
+        </w:rPr>
+        <w:t>）。詩篇的作者同樣把神點亮他的燈視為賜福（</w:t>
+      </w:r>
+      <w:hyperlink r:id="rId29">
+        <w:r>
+          <w:rPr>
+            <w:lang w:val="zh_TW" w:bidi="zh_TW"/>
+          </w:rPr>
+          <w:rPr>
+            <w:color w:val="0000EE"/>
+            <w:u w:val="single"/>
+          </w:rPr>
+          <w:t>詩18:28，</w:t>
+        </w:r>
+      </w:hyperlink>
+      <w:hyperlink r:id="rId30">
+        <w:r>
+          <w:rPr>
+            <w:lang w:val="zh_TW" w:bidi="zh_TW"/>
+          </w:rPr>
+          <w:rPr>
+            <w:color w:val="0000EE"/>
+            <w:u w:val="single"/>
+          </w:rPr>
+          <w:t>118:27</w:t>
+        </w:r>
+      </w:hyperlink>
+      <w:r>
+        <w:rPr>
+          <w:lang w:val="zh_TW" w:bidi="zh_TW"/>
+        </w:rPr>
+        <w:t>；參</w:t>
+      </w:r>
+      <w:hyperlink r:id="rId31">
+        <w:r>
+          <w:rPr>
+            <w:lang w:val="zh_TW" w:bidi="zh_TW"/>
+          </w:rPr>
+          <w:rPr>
+            <w:color w:val="0000EE"/>
+            <w:u w:val="single"/>
+          </w:rPr>
+          <w:t>97:11</w:t>
+        </w:r>
+      </w:hyperlink>
+      <w:r>
+        <w:rPr>
+          <w:lang w:val="zh_TW" w:bidi="zh_TW"/>
+        </w:rPr>
+        <w:t>，</w:t>
+      </w:r>
+      <w:hyperlink r:id="rId32">
+        <w:r>
+          <w:rPr>
+            <w:lang w:val="zh_TW" w:bidi="zh_TW"/>
+          </w:rPr>
+          <w:rPr>
+            <w:color w:val="0000EE"/>
+            <w:u w:val="single"/>
+          </w:rPr>
+          <w:t>112:4</w:t>
         </w:r>
       </w:hyperlink>
       <w:r>
@@ -711,44 +646,115 @@
         <w:rPr>
           <w:lang w:val="zh_TW" w:bidi="zh_TW"/>
         </w:rPr>
-        <w:t>2. 在</w:t>
-      </w:r>
-      <w:hyperlink r:id="rId22">
-        <w:r>
-          <w:rPr>
-            <w:lang w:val="zh_TW" w:bidi="zh_TW"/>
-          </w:rPr>
-          <w:rPr>
-            <w:color w:val="0000EE"/>
-            <w:u w:val="single"/>
-          </w:rPr>
-          <w:t>歷代志上十八章10節</w:t>
-        </w:r>
-      </w:hyperlink>
-      <w:r>
-        <w:rPr>
-          <w:lang w:val="zh_TW" w:bidi="zh_TW"/>
-        </w:rPr>
-        <w:t>中，是約蘭的另一種拼寫。</w:t>
-      </w:r>
-      <w:r>
-        <w:rPr>
-          <w:i/>
-          <w:lang w:val="zh_TW" w:bidi="zh_TW"/>
-        </w:rPr>
-        <w:t>見</w:t>
-      </w:r>
-      <w:r>
-        <w:rPr>
-          <w:lang w:val="zh_TW" w:bidi="zh_TW"/>
-        </w:rPr>
-        <w:t>約蘭 #1</w:t>
-      </w:r>
-      <w:r>
-        <w:rPr>
-          <w:lang w:val="zh_TW" w:bidi="zh_TW"/>
-        </w:rPr>
-        <w:t>。</w:t>
+        <w:t>光與神密切相連。聖經甚至說神就是光：「耶和華卻要作你永遠的光」（</w:t>
+      </w:r>
+      <w:hyperlink r:id="rId33">
+        <w:r>
+          <w:rPr>
+            <w:lang w:val="zh_TW" w:bidi="zh_TW"/>
+          </w:rPr>
+          <w:rPr>
+            <w:color w:val="0000EE"/>
+            <w:u w:val="single"/>
+          </w:rPr>
+          <w:t>賽60:19–20</w:t>
+        </w:r>
+      </w:hyperlink>
+      <w:r>
+        <w:rPr>
+          <w:lang w:val="zh_TW" w:bidi="zh_TW"/>
+        </w:rPr>
+        <w:t>）。詩人歡欣地說：「耶和華是我的亮光，是我的拯救」（</w:t>
+      </w:r>
+      <w:hyperlink r:id="rId34">
+        <w:r>
+          <w:rPr>
+            <w:lang w:val="zh_TW" w:bidi="zh_TW"/>
+          </w:rPr>
+          <w:rPr>
+            <w:color w:val="0000EE"/>
+            <w:u w:val="single"/>
+          </w:rPr>
+          <w:t>詩27:1</w:t>
+        </w:r>
+      </w:hyperlink>
+      <w:r>
+        <w:rPr>
+          <w:lang w:val="zh_TW" w:bidi="zh_TW"/>
+        </w:rPr>
+        <w:t>）。詩人描述神披上亮光，如披外袍（</w:t>
+      </w:r>
+      <w:hyperlink r:id="rId35">
+        <w:r>
+          <w:rPr>
+            <w:lang w:val="zh_TW" w:bidi="zh_TW"/>
+          </w:rPr>
+          <w:rPr>
+            <w:color w:val="0000EE"/>
+            <w:u w:val="single"/>
+          </w:rPr>
+          <w:t>詩104:2</w:t>
+        </w:r>
+      </w:hyperlink>
+      <w:r>
+        <w:rPr>
+          <w:lang w:val="zh_TW" w:bidi="zh_TW"/>
+        </w:rPr>
+        <w:t>），光明也與祂同居（</w:t>
+      </w:r>
+      <w:hyperlink r:id="rId36">
+        <w:r>
+          <w:rPr>
+            <w:lang w:val="zh_TW" w:bidi="zh_TW"/>
+          </w:rPr>
+          <w:rPr>
+            <w:color w:val="0000EE"/>
+            <w:u w:val="single"/>
+          </w:rPr>
+          <w:t>但2:22</w:t>
+        </w:r>
+      </w:hyperlink>
+      <w:r>
+        <w:rPr>
+          <w:lang w:val="zh_TW" w:bidi="zh_TW"/>
+        </w:rPr>
+        <w:t>）。對神來說，黑暗和光都是一樣的，沒有什麼能向祂隱藏（</w:t>
+      </w:r>
+      <w:hyperlink r:id="rId37">
+        <w:r>
+          <w:rPr>
+            <w:lang w:val="zh_TW" w:bidi="zh_TW"/>
+          </w:rPr>
+          <w:rPr>
+            <w:color w:val="0000EE"/>
+            <w:u w:val="single"/>
+          </w:rPr>
+          <w:t>詩139:12</w:t>
+        </w:r>
+      </w:hyperlink>
+      <w:r>
+        <w:rPr>
+          <w:lang w:val="zh_TW" w:bidi="zh_TW"/>
+        </w:rPr>
+        <w:t>）。先知彌迦也描述神為光，祂要使祂的僕人進入光明（</w:t>
+      </w:r>
+      <w:hyperlink r:id="rId38">
+        <w:r>
+          <w:rPr>
+            <w:lang w:val="zh_TW" w:bidi="zh_TW"/>
+          </w:rPr>
+          <w:rPr>
+            <w:color w:val="0000EE"/>
+            <w:u w:val="single"/>
+          </w:rPr>
+          <w:t>彌7:8–9</w:t>
+        </w:r>
+      </w:hyperlink>
+      <w:r>
+        <w:rPr>
+          <w:lang w:val="zh_TW" w:bidi="zh_TW"/>
+        </w:rPr>
+        <w:t>），顯明神要賜福給祂的百姓，使他們得勝。</w:t>
       </w:r>
     </w:p>
     <w:p>
@@ -762,54 +768,133 @@
         <w:rPr>
           <w:lang w:val="zh_TW" w:bidi="zh_TW"/>
         </w:rPr>
-        <w:t>3. 在</w:t>
-      </w:r>
-      <w:hyperlink r:id="rId23">
-        <w:r>
-          <w:rPr>
-            <w:lang w:val="zh_TW" w:bidi="zh_TW"/>
-          </w:rPr>
-          <w:rPr>
-            <w:color w:val="0000EE"/>
-            <w:u w:val="single"/>
-          </w:rPr>
-          <w:t>歷代志下十章18節</w:t>
-        </w:r>
-      </w:hyperlink>
-      <w:r>
-        <w:rPr>
-          <w:lang w:val="zh_TW" w:bidi="zh_TW"/>
-        </w:rPr>
-        <w:t>中，是亞多尼蘭的另一種拼寫。</w:t>
-      </w:r>
-      <w:r>
-        <w:rPr>
-          <w:i/>
-          <w:lang w:val="zh_TW" w:bidi="zh_TW"/>
-        </w:rPr>
-        <w:t>見</w:t>
-      </w:r>
-      <w:r>
-        <w:rPr>
-          <w:lang w:val="zh_TW" w:bidi="zh_TW"/>
-        </w:rPr>
-        <w:t>亞多尼蘭</w:t>
-      </w:r>
-      <w:r>
-        <w:rPr>
-          <w:lang w:val="zh_TW" w:bidi="zh_TW"/>
-        </w:rPr>
-        <w:t>。</w:t>
-      </w:r>
-      <w:r>
-        <w:rPr>
-          <w:lang w:val="zh_TW" w:bidi="zh_TW"/>
-        </w:rPr>
-      </w:r>
-      <w:r>
-        <w:rPr>
-          <w:lang w:val="zh_TW" w:bidi="zh_TW"/>
-        </w:rPr>
+        <w:t>神的賜福常被形容為「他臉上的光」。在</w:t>
+      </w:r>
+      <w:hyperlink r:id="rId39">
+        <w:r>
+          <w:rPr>
+            <w:lang w:val="zh_TW" w:bidi="zh_TW"/>
+          </w:rPr>
+          <w:rPr>
+            <w:color w:val="0000EE"/>
+            <w:u w:val="single"/>
+          </w:rPr>
+          <w:t>詩篇四篇6節</w:t>
+        </w:r>
+      </w:hyperlink>
+      <w:r>
+        <w:rPr>
+          <w:lang w:val="zh_TW" w:bidi="zh_TW"/>
+        </w:rPr>
+        <w:t>中，詩人說：「耶和華啊，求你仰起臉來，光照我們。」這裡的光就是指神的恩惠。</w:t>
+      </w:r>
+      <w:hyperlink r:id="rId40">
+        <w:r>
+          <w:rPr>
+            <w:lang w:val="zh_TW" w:bidi="zh_TW"/>
+          </w:rPr>
+          <w:rPr>
+            <w:color w:val="0000EE"/>
+            <w:u w:val="single"/>
+          </w:rPr>
+          <w:t>詩篇四十四篇3節</w:t>
+        </w:r>
+      </w:hyperlink>
+      <w:r>
+        <w:rPr>
+          <w:lang w:val="zh_TW" w:bidi="zh_TW"/>
+        </w:rPr>
+        <w:t>表明，神的光、祂的右手和祂的慈愛，使祂的百姓得勝。那些行在神光中的人是有福的（</w:t>
+      </w:r>
+      <w:hyperlink r:id="rId41">
+        <w:r>
+          <w:rPr>
+            <w:lang w:val="zh_TW" w:bidi="zh_TW"/>
+          </w:rPr>
+          <w:rPr>
+            <w:color w:val="0000EE"/>
+            <w:u w:val="single"/>
+          </w:rPr>
+          <w:t>詩89:15</w:t>
+        </w:r>
+      </w:hyperlink>
+      <w:r>
+        <w:rPr>
+          <w:lang w:val="zh_TW" w:bidi="zh_TW"/>
+        </w:rPr>
+        <w:t>），但這光也揭露隱而未現的罪（</w:t>
+      </w:r>
+      <w:hyperlink r:id="rId42">
+        <w:r>
+          <w:rPr>
+            <w:lang w:val="zh_TW" w:bidi="zh_TW"/>
+          </w:rPr>
+          <w:rPr>
+            <w:color w:val="0000EE"/>
+            <w:u w:val="single"/>
+          </w:rPr>
+          <w:t>詩90:8</w:t>
+        </w:r>
+      </w:hyperlink>
+      <w:r>
+        <w:rPr>
+          <w:lang w:val="zh_TW" w:bidi="zh_TW"/>
+        </w:rPr>
+        <w:t>）。沒有人能躲避神的鑒察，但祂的光主要代表祂同在所帶來的賜福。有一次，約伯也用這個詞語來形容來自他人的恩待（</w:t>
+      </w:r>
+      <w:hyperlink r:id="rId43">
+        <w:r>
+          <w:rPr>
+            <w:lang w:val="zh_TW" w:bidi="zh_TW"/>
+          </w:rPr>
+          <w:rPr>
+            <w:color w:val="0000EE"/>
+            <w:u w:val="single"/>
+          </w:rPr>
+          <w:t>約29:24</w:t>
+        </w:r>
+      </w:hyperlink>
+      <w:r>
+        <w:rPr>
+          <w:lang w:val="zh_TW" w:bidi="zh_TW"/>
+        </w:rPr>
+        <w:t>）。神所賜的光，使祂的僕人能與人分享祂的賜福（</w:t>
+      </w:r>
+      <w:hyperlink r:id="rId44">
+        <w:r>
+          <w:rPr>
+            <w:lang w:val="zh_TW" w:bidi="zh_TW"/>
+          </w:rPr>
+          <w:rPr>
+            <w:color w:val="0000EE"/>
+            <w:u w:val="single"/>
+          </w:rPr>
+          <w:t>賽42:6</w:t>
+        </w:r>
+      </w:hyperlink>
+      <w:r>
+        <w:rPr>
+          <w:lang w:val="zh_TW" w:bidi="zh_TW"/>
+        </w:rPr>
+        <w:t>，</w:t>
+      </w:r>
+      <w:hyperlink r:id="rId45">
+        <w:r>
+          <w:rPr>
+            <w:lang w:val="zh_TW" w:bidi="zh_TW"/>
+          </w:rPr>
+          <w:rPr>
+            <w:color w:val="0000EE"/>
+            <w:u w:val="single"/>
+          </w:rPr>
+          <w:t>49:6</w:t>
+        </w:r>
+      </w:hyperlink>
+      <w:r>
+        <w:rPr>
+          <w:lang w:val="zh_TW" w:bidi="zh_TW"/>
+        </w:rPr>
+        <w:t>）。</w:t>
       </w:r>
     </w:p>
     <w:p>
@@ -819,21 +904,47 @@
           <w:lang w:val="zh_TW" w:bidi="zh_TW"/>
         </w:rPr>
       </w:r>
-    </w:p>
-    <w:p>
-      <w:pPr>
-        <w:pStyle w:val="Heading2"/>
-      </w:pPr>
-      <w:r>
-        <w:rPr>
-          <w:lang w:val="zh_TW" w:bidi="zh_TW"/>
-        </w:rPr>
-        <w:t>哈腓拉（地名）</w:t>
-      </w:r>
-      <w:r>
-        <w:rPr>
-          <w:lang w:val="zh_TW" w:bidi="zh_TW"/>
-        </w:rPr>
+      <w:r>
+        <w:rPr>
+          <w:lang w:val="zh_TW" w:bidi="zh_TW"/>
+        </w:rPr>
+        <w:t>神的公義也與光相連。祂說：「我必堅定我的公理為萬民之光」（</w:t>
+      </w:r>
+      <w:hyperlink r:id="rId46">
+        <w:r>
+          <w:rPr>
+            <w:lang w:val="zh_TW" w:bidi="zh_TW"/>
+          </w:rPr>
+          <w:rPr>
+            <w:color w:val="0000EE"/>
+            <w:u w:val="single"/>
+          </w:rPr>
+          <w:t>賽51:4</w:t>
+        </w:r>
+      </w:hyperlink>
+      <w:r>
+        <w:rPr>
+          <w:lang w:val="zh_TW" w:bidi="zh_TW"/>
+        </w:rPr>
+        <w:t>）。在這上下文中，神的光是大有能力的，好像烈火一般。光也與善行有關，正如箴言所說：「但義人的路好像黎明的光」（</w:t>
+      </w:r>
+      <w:hyperlink r:id="rId47">
+        <w:r>
+          <w:rPr>
+            <w:lang w:val="zh_TW" w:bidi="zh_TW"/>
+          </w:rPr>
+          <w:rPr>
+            <w:color w:val="0000EE"/>
+            <w:u w:val="single"/>
+          </w:rPr>
+          <w:t>箴4:18</w:t>
+        </w:r>
+      </w:hyperlink>
+      <w:r>
+        <w:rPr>
+          <w:lang w:val="zh_TW" w:bidi="zh_TW"/>
+        </w:rPr>
+        <w:t>）。</w:t>
       </w:r>
     </w:p>
     <w:p>
@@ -847,53 +958,72 @@
         <w:rPr>
           <w:lang w:val="zh_TW" w:bidi="zh_TW"/>
         </w:rPr>
-        <w:t>哈腓拉（Havilah）是一個位於伊甸附近的地區，現今的確切位置已不可考。聖經說它由比遜河灌溉，境內有豐富的金子、珍珠和紅瑪瑙 （</w:t>
-      </w:r>
-      <w:hyperlink r:id="rId24">
-        <w:r>
-          <w:rPr>
-            <w:lang w:val="zh_TW" w:bidi="zh_TW"/>
-          </w:rPr>
-          <w:rPr>
-            <w:color w:val="0000EE"/>
-            <w:u w:val="single"/>
-          </w:rPr>
-          <w:t>創2:11–12</w:t>
-        </w:r>
-      </w:hyperlink>
-      <w:r>
-        <w:rPr>
-          <w:lang w:val="zh_TW" w:bidi="zh_TW"/>
-        </w:rPr>
-        <w:t>）。關於哈腓拉的地點，歷來爭論甚多。它不可能與</w:t>
-      </w:r>
-      <w:hyperlink r:id="rId25">
-        <w:r>
-          <w:rPr>
-            <w:lang w:val="zh_TW" w:bidi="zh_TW"/>
-          </w:rPr>
-          <w:rPr>
-            <w:color w:val="0000EE"/>
-            <w:u w:val="single"/>
-          </w:rPr>
-          <w:t>撒母耳記上十五章7節</w:t>
-        </w:r>
-      </w:hyperlink>
-      <w:r>
-        <w:rPr>
-          <w:lang w:val="zh_TW" w:bidi="zh_TW"/>
-        </w:rPr>
-        <w:t>中掃羅攻打亞瑪力人的那個哈腓拉有任何關聯，因為伊甸的敘述地點在美索不達米亞，而非巴勒斯坦。基於同樣的理由，若將哈腓拉定位於阿拉伯南部、索馬利蘭（Somaliland）或印度，也是不正確的。所謂的比遜「河」很可能是一條灌溉渠道，因為在亞喀得文（Akkadian）中，河與灌溉渠道並無不同的詞彙，而美索不達米亞的習慣是把主要的灌溉渠稱作河。這或許能解釋為何「比遜」這個名稱能在水渠乾涸後仍被保存下來。比遜是那條從伊甸流出的河所分出的四道支流之一，因此哈腓拉應位於北方，因為這段敘述是從上游的角度來描寫的。哈腓拉很可能位於示拿平原一帶，由一條主要灌溉渠灌溉；如今，無論這片地區或那條水渠，都早已消失無蹤。</w:t>
-      </w:r>
-      <w:r>
-        <w:rPr>
-          <w:lang w:val="zh_TW" w:bidi="zh_TW"/>
-        </w:rPr>
-      </w:r>
-      <w:r>
-        <w:rPr>
-          <w:lang w:val="zh_TW" w:bidi="zh_TW"/>
-        </w:rPr>
+        <w:t>光的缺乏被用來象徵災難。有些人「無光，在黑暗中摸索」（</w:t>
+      </w:r>
+      <w:hyperlink r:id="rId48">
+        <w:r>
+          <w:rPr>
+            <w:lang w:val="zh_TW" w:bidi="zh_TW"/>
+          </w:rPr>
+          <w:rPr>
+            <w:color w:val="0000EE"/>
+            <w:u w:val="single"/>
+          </w:rPr>
+          <w:t>伯12:25</w:t>
+        </w:r>
+      </w:hyperlink>
+      <w:r>
+        <w:rPr>
+          <w:lang w:val="zh_TW" w:bidi="zh_TW"/>
+        </w:rPr>
+        <w:t>）。約伯的朋友比勒達認為惡人的燈必因懲罰而熄滅（</w:t>
+      </w:r>
+      <w:hyperlink r:id="rId49">
+        <w:r>
+          <w:rPr>
+            <w:lang w:val="zh_TW" w:bidi="zh_TW"/>
+          </w:rPr>
+          <w:rPr>
+            <w:color w:val="0000EE"/>
+            <w:u w:val="single"/>
+          </w:rPr>
+          <w:t>伯18:5–17</w:t>
+        </w:r>
+      </w:hyperlink>
+      <w:r>
+        <w:rPr>
+          <w:lang w:val="zh_TW" w:bidi="zh_TW"/>
+        </w:rPr>
+        <w:t>）。巴比倫毀滅耶路撒冷之後，百姓哀歎說：「他引導我，使我行在黑暗中， 不行在光明裡」（</w:t>
+      </w:r>
+      <w:hyperlink r:id="rId50">
+        <w:r>
+          <w:rPr>
+            <w:lang w:val="zh_TW" w:bidi="zh_TW"/>
+          </w:rPr>
+          <w:rPr>
+            <w:color w:val="0000EE"/>
+            <w:u w:val="single"/>
+          </w:rPr>
+          <w:t>哀3:2</w:t>
+        </w:r>
+      </w:hyperlink>
+      <w:r>
+        <w:rPr>
+          <w:lang w:val="zh_TW" w:bidi="zh_TW"/>
+        </w:rPr>
+        <w:t>）。</w:t>
+      </w:r>
+    </w:p>
+    <w:p>
+      <w:pPr>
+        <w:pStyle w:val="Heading3"/>
+      </w:pPr>
+      <w:r>
+        <w:rPr>
+          <w:lang w:val="zh_TW" w:bidi="zh_TW"/>
+        </w:rPr>
+        <w:t>新約聖經中的光</w:t>
       </w:r>
     </w:p>
     <w:p>
@@ -903,21 +1033,119 @@
           <w:lang w:val="zh_TW" w:bidi="zh_TW"/>
         </w:rPr>
       </w:r>
-    </w:p>
-    <w:p>
-      <w:pPr>
-        <w:pStyle w:val="Heading2"/>
-      </w:pPr>
-      <w:r>
-        <w:rPr>
-          <w:lang w:val="zh_TW" w:bidi="zh_TW"/>
-        </w:rPr>
-        <w:t>哈腓拉（人物）</w:t>
-      </w:r>
-      <w:r>
-        <w:rPr>
-          <w:lang w:val="zh_TW" w:bidi="zh_TW"/>
-        </w:rPr>
+      <w:r>
+        <w:rPr>
+          <w:lang w:val="zh_TW" w:bidi="zh_TW"/>
+        </w:rPr>
+        <w:t>新約聖經所提到的光，通常具有象徵意義。例如，大數的掃羅在往大馬士革的路上遇見「從天上發光」（</w:t>
+      </w:r>
+      <w:hyperlink r:id="rId51">
+        <w:r>
+          <w:rPr>
+            <w:lang w:val="zh_TW" w:bidi="zh_TW"/>
+          </w:rPr>
+          <w:rPr>
+            <w:color w:val="0000EE"/>
+            <w:u w:val="single"/>
+          </w:rPr>
+          <w:t>徒9:3</w:t>
+        </w:r>
+      </w:hyperlink>
+      <w:r>
+        <w:rPr>
+          <w:lang w:val="zh_TW" w:bidi="zh_TW"/>
+        </w:rPr>
+        <w:t>；參</w:t>
+      </w:r>
+      <w:hyperlink r:id="rId52">
+        <w:r>
+          <w:rPr>
+            <w:lang w:val="zh_TW" w:bidi="zh_TW"/>
+          </w:rPr>
+          <w:rPr>
+            <w:color w:val="0000EE"/>
+            <w:u w:val="single"/>
+          </w:rPr>
+          <w:t>22:6–11</w:t>
+        </w:r>
+      </w:hyperlink>
+      <w:r>
+        <w:rPr>
+          <w:lang w:val="zh_TW" w:bidi="zh_TW"/>
+        </w:rPr>
+        <w:t>，</w:t>
+      </w:r>
+      <w:hyperlink r:id="rId53">
+        <w:r>
+          <w:rPr>
+            <w:lang w:val="zh_TW" w:bidi="zh_TW"/>
+          </w:rPr>
+          <w:rPr>
+            <w:color w:val="0000EE"/>
+            <w:u w:val="single"/>
+          </w:rPr>
+          <w:t>26:13</w:t>
+        </w:r>
+      </w:hyperlink>
+      <w:r>
+        <w:rPr>
+          <w:lang w:val="zh_TW" w:bidi="zh_TW"/>
+        </w:rPr>
+        <w:t>），那到底是普通的光，還是別的東西，並不明確。同樣，彼得在監獄裡時，「屋裡有光照耀」（</w:t>
+      </w:r>
+      <w:hyperlink r:id="rId54">
+        <w:r>
+          <w:rPr>
+            <w:lang w:val="zh_TW" w:bidi="zh_TW"/>
+          </w:rPr>
+          <w:rPr>
+            <w:color w:val="0000EE"/>
+            <w:u w:val="single"/>
+          </w:rPr>
+          <w:t>徒12:7</w:t>
+        </w:r>
+      </w:hyperlink>
+      <w:r>
+        <w:rPr>
+          <w:lang w:val="zh_TW" w:bidi="zh_TW"/>
+        </w:rPr>
+        <w:t>）。而天上的城不需要物質的光，因為「主神要光照他們」（</w:t>
+      </w:r>
+      <w:hyperlink r:id="rId55">
+        <w:r>
+          <w:rPr>
+            <w:lang w:val="zh_TW" w:bidi="zh_TW"/>
+          </w:rPr>
+          <w:rPr>
+            <w:color w:val="0000EE"/>
+            <w:u w:val="single"/>
+          </w:rPr>
+          <w:t>啟22:5</w:t>
+        </w:r>
+      </w:hyperlink>
+      <w:r>
+        <w:rPr>
+          <w:lang w:val="zh_TW" w:bidi="zh_TW"/>
+        </w:rPr>
+        <w:t>，參</w:t>
+      </w:r>
+      <w:hyperlink r:id="rId56">
+        <w:r>
+          <w:rPr>
+            <w:lang w:val="zh_TW" w:bidi="zh_TW"/>
+          </w:rPr>
+          <w:rPr>
+            <w:color w:val="0000EE"/>
+            <w:u w:val="single"/>
+          </w:rPr>
+          <w:t>21:11、23–24</w:t>
+        </w:r>
+      </w:hyperlink>
+      <w:r>
+        <w:rPr>
+          <w:lang w:val="zh_TW" w:bidi="zh_TW"/>
+        </w:rPr>
+        <w:t>）。</w:t>
       </w:r>
     </w:p>
     <w:p>
@@ -931,18 +1159,198 @@
         <w:rPr>
           <w:lang w:val="zh_TW" w:bidi="zh_TW"/>
         </w:rPr>
-        <w:t>1. 古實的後裔（</w:t>
-      </w:r>
-      <w:hyperlink r:id="rId26">
-        <w:r>
-          <w:rPr>
-            <w:lang w:val="zh_TW" w:bidi="zh_TW"/>
-          </w:rPr>
-          <w:rPr>
-            <w:color w:val="0000EE"/>
-            <w:u w:val="single"/>
-          </w:rPr>
-          <w:t>創10:7</w:t>
+        <w:t>神與光的連繫是新約聖經的常見主題。使徒約翰寫道：「神就是光，在他毫無黑暗」（</w:t>
+      </w:r>
+      <w:hyperlink r:id="rId57">
+        <w:r>
+          <w:rPr>
+            <w:lang w:val="zh_TW" w:bidi="zh_TW"/>
+          </w:rPr>
+          <w:rPr>
+            <w:color w:val="0000EE"/>
+            <w:u w:val="single"/>
+          </w:rPr>
+          <w:t>約一1:5</w:t>
+        </w:r>
+      </w:hyperlink>
+      <w:r>
+        <w:rPr>
+          <w:lang w:val="zh_TW" w:bidi="zh_TW"/>
+        </w:rPr>
+        <w:t>）。雅各書稱神為「眾光之父」（</w:t>
+      </w:r>
+      <w:hyperlink r:id="rId58">
+        <w:r>
+          <w:rPr>
+            <w:lang w:val="zh_TW" w:bidi="zh_TW"/>
+          </w:rPr>
+          <w:rPr>
+            <w:color w:val="0000EE"/>
+            <w:u w:val="single"/>
+          </w:rPr>
+          <w:t>雅1:17</w:t>
+        </w:r>
+      </w:hyperlink>
+      <w:r>
+        <w:rPr>
+          <w:lang w:val="zh_TW" w:bidi="zh_TW"/>
+        </w:rPr>
+        <w:t>）。聖經也形容神住在人不能靠近的光裡（</w:t>
+      </w:r>
+      <w:hyperlink r:id="rId59">
+        <w:r>
+          <w:rPr>
+            <w:lang w:val="zh_TW" w:bidi="zh_TW"/>
+          </w:rPr>
+          <w:rPr>
+            <w:color w:val="0000EE"/>
+            <w:u w:val="single"/>
+          </w:rPr>
+          <w:t>提前6:16</w:t>
+        </w:r>
+      </w:hyperlink>
+      <w:r>
+        <w:rPr>
+          <w:lang w:val="zh_TW" w:bidi="zh_TW"/>
+        </w:rPr>
+        <w:t>；另見</w:t>
+      </w:r>
+      <w:hyperlink r:id="rId60">
+        <w:r>
+          <w:rPr>
+            <w:lang w:val="zh_TW" w:bidi="zh_TW"/>
+          </w:rPr>
+          <w:rPr>
+            <w:color w:val="0000EE"/>
+            <w:u w:val="single"/>
+          </w:rPr>
+          <w:t>約一1:7</w:t>
+        </w:r>
+      </w:hyperlink>
+      <w:r>
+        <w:rPr>
+          <w:lang w:val="zh_TW" w:bidi="zh_TW"/>
+        </w:rPr>
+        <w:t>）。耶穌說：「我是世界的光」（</w:t>
+      </w:r>
+      <w:hyperlink r:id="rId61">
+        <w:r>
+          <w:rPr>
+            <w:lang w:val="zh_TW" w:bidi="zh_TW"/>
+          </w:rPr>
+          <w:rPr>
+            <w:color w:val="0000EE"/>
+            <w:u w:val="single"/>
+          </w:rPr>
+          <w:t>約8:12</w:t>
+        </w:r>
+      </w:hyperlink>
+      <w:r>
+        <w:rPr>
+          <w:lang w:val="zh_TW" w:bidi="zh_TW"/>
+        </w:rPr>
+        <w:t>，另見</w:t>
+      </w:r>
+      <w:hyperlink r:id="rId62">
+        <w:r>
+          <w:rPr>
+            <w:lang w:val="zh_TW" w:bidi="zh_TW"/>
+          </w:rPr>
+          <w:rPr>
+            <w:color w:val="0000EE"/>
+            <w:u w:val="single"/>
+          </w:rPr>
+          <w:t>9:5</w:t>
+        </w:r>
+      </w:hyperlink>
+      <w:r>
+        <w:rPr>
+          <w:lang w:val="zh_TW" w:bidi="zh_TW"/>
+        </w:rPr>
+        <w:t>），並且「我到世上來，乃是光，叫凡信我的，不住在黑暗裡」（</w:t>
+      </w:r>
+      <w:hyperlink r:id="rId63">
+        <w:r>
+          <w:rPr>
+            <w:lang w:val="zh_TW" w:bidi="zh_TW"/>
+          </w:rPr>
+          <w:rPr>
+            <w:color w:val="0000EE"/>
+            <w:u w:val="single"/>
+          </w:rPr>
+          <w:t>約12:46</w:t>
+        </w:r>
+      </w:hyperlink>
+      <w:r>
+        <w:rPr>
+          <w:lang w:val="zh_TW" w:bidi="zh_TW"/>
+        </w:rPr>
+        <w:t>）。使徒約翰說，耶穌自己就是光（</w:t>
+      </w:r>
+      <w:hyperlink r:id="rId64">
+        <w:r>
+          <w:rPr>
+            <w:lang w:val="zh_TW" w:bidi="zh_TW"/>
+          </w:rPr>
+          <w:rPr>
+            <w:color w:val="0000EE"/>
+            <w:u w:val="single"/>
+          </w:rPr>
+          <w:t>約1:1–10</w:t>
+        </w:r>
+      </w:hyperlink>
+      <w:r>
+        <w:rPr>
+          <w:lang w:val="zh_TW" w:bidi="zh_TW"/>
+        </w:rPr>
+        <w:t>）。施洗約翰來為這光作見證，好叫眾人因他可以信（</w:t>
+      </w:r>
+      <w:hyperlink r:id="rId65">
+        <w:r>
+          <w:rPr>
+            <w:lang w:val="zh_TW" w:bidi="zh_TW"/>
+          </w:rPr>
+          <w:rPr>
+            <w:color w:val="0000EE"/>
+            <w:u w:val="single"/>
+          </w:rPr>
+          <w:t>約1:7–8</w:t>
+        </w:r>
+      </w:hyperlink>
+      <w:r>
+        <w:rPr>
+          <w:lang w:val="zh_TW" w:bidi="zh_TW"/>
+        </w:rPr>
+        <w:t>）。凡接受這光的人，就得著權柄，作神的兒女（</w:t>
+      </w:r>
+      <w:hyperlink r:id="rId66">
+        <w:r>
+          <w:rPr>
+            <w:lang w:val="zh_TW" w:bidi="zh_TW"/>
+          </w:rPr>
+          <w:rPr>
+            <w:color w:val="0000EE"/>
+            <w:u w:val="single"/>
+          </w:rPr>
+          <w:t>約1:9–12</w:t>
+        </w:r>
+      </w:hyperlink>
+      <w:r>
+        <w:rPr>
+          <w:lang w:val="zh_TW" w:bidi="zh_TW"/>
+        </w:rPr>
+        <w:t>）。有時，光也用來表示人認識神與祂救恩的啟示（</w:t>
+      </w:r>
+      <w:hyperlink r:id="rId67">
+        <w:r>
+          <w:rPr>
+            <w:lang w:val="zh_TW" w:bidi="zh_TW"/>
+          </w:rPr>
+          <w:rPr>
+            <w:color w:val="0000EE"/>
+            <w:u w:val="single"/>
+          </w:rPr>
+          <w:t>太4:16</w:t>
         </w:r>
       </w:hyperlink>
       <w:r>
@@ -951,16 +1359,46 @@
         </w:rPr>
         <w:t>；</w:t>
       </w:r>
-      <w:hyperlink r:id="rId27">
-        <w:r>
-          <w:rPr>
-            <w:lang w:val="zh_TW" w:bidi="zh_TW"/>
-          </w:rPr>
-          <w:rPr>
-            <w:color w:val="0000EE"/>
-            <w:u w:val="single"/>
-          </w:rPr>
-          <w:t>代上1:9</w:t>
+      <w:hyperlink r:id="rId68">
+        <w:r>
+          <w:rPr>
+            <w:lang w:val="zh_TW" w:bidi="zh_TW"/>
+          </w:rPr>
+          <w:rPr>
+            <w:color w:val="0000EE"/>
+            <w:u w:val="single"/>
+          </w:rPr>
+          <w:t>路2:32</w:t>
+        </w:r>
+      </w:hyperlink>
+      <w:r>
+        <w:rPr>
+          <w:lang w:val="zh_TW" w:bidi="zh_TW"/>
+        </w:rPr>
+        <w:t>；</w:t>
+      </w:r>
+      <w:hyperlink r:id="rId69">
+        <w:r>
+          <w:rPr>
+            <w:lang w:val="zh_TW" w:bidi="zh_TW"/>
+          </w:rPr>
+          <w:rPr>
+            <w:color w:val="0000EE"/>
+            <w:u w:val="single"/>
+          </w:rPr>
+          <w:t>徒13:47，</w:t>
+        </w:r>
+      </w:hyperlink>
+      <w:hyperlink r:id="rId70">
+        <w:r>
+          <w:rPr>
+            <w:lang w:val="zh_TW" w:bidi="zh_TW"/>
+          </w:rPr>
+          <w:rPr>
+            <w:color w:val="0000EE"/>
+            <w:u w:val="single"/>
+          </w:rPr>
+          <w:t>26:18</w:t>
         </w:r>
       </w:hyperlink>
       <w:r>
@@ -981,36 +1419,108 @@
         <w:rPr>
           <w:lang w:val="zh_TW" w:bidi="zh_TW"/>
         </w:rPr>
-        <w:t>2. 閃的後裔約坍的兒子（</w:t>
-      </w:r>
-      <w:hyperlink r:id="rId28">
-        <w:r>
-          <w:rPr>
-            <w:lang w:val="zh_TW" w:bidi="zh_TW"/>
-          </w:rPr>
-          <w:rPr>
-            <w:color w:val="0000EE"/>
-            <w:u w:val="single"/>
-          </w:rPr>
-          <w:t>創10:29</w:t>
-        </w:r>
-      </w:hyperlink>
-      <w:r>
-        <w:rPr>
-          <w:lang w:val="zh_TW" w:bidi="zh_TW"/>
-        </w:rPr>
-        <w:t>；</w:t>
-      </w:r>
-      <w:hyperlink r:id="rId29">
-        <w:r>
-          <w:rPr>
-            <w:lang w:val="zh_TW" w:bidi="zh_TW"/>
-          </w:rPr>
-          <w:rPr>
-            <w:color w:val="0000EE"/>
-            <w:u w:val="single"/>
-          </w:rPr>
-          <w:t>代上1:23</w:t>
+        <w:t>約翰寫道，那光照在黑暗裡，黑暗卻不接受光（</w:t>
+      </w:r>
+      <w:hyperlink r:id="rId71">
+        <w:r>
+          <w:rPr>
+            <w:lang w:val="zh_TW" w:bidi="zh_TW"/>
+          </w:rPr>
+          <w:rPr>
+            <w:color w:val="0000EE"/>
+            <w:u w:val="single"/>
+          </w:rPr>
+          <w:t>約1:5</w:t>
+        </w:r>
+      </w:hyperlink>
+      <w:r>
+        <w:rPr>
+          <w:lang w:val="zh_TW" w:bidi="zh_TW"/>
+        </w:rPr>
+        <w:t>；參</w:t>
+      </w:r>
+      <w:hyperlink r:id="rId72">
+        <w:r>
+          <w:rPr>
+            <w:lang w:val="zh_TW" w:bidi="zh_TW"/>
+          </w:rPr>
+          <w:rPr>
+            <w:color w:val="0000EE"/>
+            <w:u w:val="single"/>
+          </w:rPr>
+          <w:t>約一2:8</w:t>
+        </w:r>
+      </w:hyperlink>
+      <w:r>
+        <w:rPr>
+          <w:lang w:val="zh_TW" w:bidi="zh_TW"/>
+        </w:rPr>
+        <w:t>）。他還說：「光來到世間，世人因自己的行為是惡的，不愛光，倒愛黑暗」（</w:t>
+      </w:r>
+      <w:hyperlink r:id="rId73">
+        <w:r>
+          <w:rPr>
+            <w:lang w:val="zh_TW" w:bidi="zh_TW"/>
+          </w:rPr>
+          <w:rPr>
+            <w:color w:val="0000EE"/>
+            <w:u w:val="single"/>
+          </w:rPr>
+          <w:t>約3:19</w:t>
+        </w:r>
+      </w:hyperlink>
+      <w:r>
+        <w:rPr>
+          <w:lang w:val="zh_TW" w:bidi="zh_TW"/>
+        </w:rPr>
+        <w:t>）。作惡的人避開光，行真理的人卻來就光（</w:t>
+      </w:r>
+      <w:hyperlink r:id="rId74">
+        <w:r>
+          <w:rPr>
+            <w:lang w:val="zh_TW" w:bidi="zh_TW"/>
+          </w:rPr>
+          <w:rPr>
+            <w:color w:val="0000EE"/>
+            <w:u w:val="single"/>
+          </w:rPr>
+          <w:t>約3:20–21</w:t>
+        </w:r>
+      </w:hyperlink>
+      <w:r>
+        <w:rPr>
+          <w:lang w:val="zh_TW" w:bidi="zh_TW"/>
+        </w:rPr>
+        <w:t>）。當約翰記載拉撒路復活時，耶穌說人若在黑夜行走，就必跌倒，因為他沒有光（</w:t>
+      </w:r>
+      <w:hyperlink r:id="rId75">
+        <w:r>
+          <w:rPr>
+            <w:lang w:val="zh_TW" w:bidi="zh_TW"/>
+          </w:rPr>
+          <w:rPr>
+            <w:color w:val="0000EE"/>
+            <w:u w:val="single"/>
+          </w:rPr>
+          <w:t>約11:10</w:t>
+        </w:r>
+      </w:hyperlink>
+      <w:r>
+        <w:rPr>
+          <w:lang w:val="zh_TW" w:bidi="zh_TW"/>
+        </w:rPr>
+        <w:t>）。耶穌說眾人沒有光「在」他們裡面，表明這光是屬靈的（</w:t>
+      </w:r>
+      <w:hyperlink r:id="rId61">
+        <w:r>
+          <w:rPr>
+            <w:lang w:val="zh_TW" w:bidi="zh_TW"/>
+          </w:rPr>
+          <w:rPr>
+            <w:color w:val="0000EE"/>
+            <w:u w:val="single"/>
+          </w:rPr>
+          <w:t>約8:12</w:t>
         </w:r>
       </w:hyperlink>
       <w:r>
@@ -1018,16 +1528,6 @@
           <w:lang w:val="zh_TW" w:bidi="zh_TW"/>
         </w:rPr>
         <w:t>）。</w:t>
-      </w:r>
-      <w:r>
-        <w:rPr>
-          <w:lang w:val="zh_TW" w:bidi="zh_TW"/>
-        </w:rPr>
-      </w:r>
-      <w:r>
-        <w:rPr>
-          <w:lang w:val="zh_TW" w:bidi="zh_TW"/>
-        </w:rPr>
       </w:r>
     </w:p>
     <w:p>
@@ -1037,21 +1537,83 @@
           <w:lang w:val="zh_TW" w:bidi="zh_TW"/>
         </w:rPr>
       </w:r>
-    </w:p>
-    <w:p>
-      <w:pPr>
-        <w:pStyle w:val="Heading2"/>
-      </w:pPr>
-      <w:r>
-        <w:rPr>
-          <w:lang w:val="zh_TW" w:bidi="zh_TW"/>
-        </w:rPr>
-        <w:t>哈基</w:t>
-      </w:r>
-      <w:r>
-        <w:rPr>
-          <w:lang w:val="zh_TW" w:bidi="zh_TW"/>
-        </w:rPr>
+      <w:r>
+        <w:rPr>
+          <w:lang w:val="zh_TW" w:bidi="zh_TW"/>
+        </w:rPr>
+        <w:t>信徒被描述為「光明之子」（</w:t>
+      </w:r>
+      <w:hyperlink r:id="rId76">
+        <w:r>
+          <w:rPr>
+            <w:lang w:val="zh_TW" w:bidi="zh_TW"/>
+          </w:rPr>
+          <w:rPr>
+            <w:color w:val="0000EE"/>
+            <w:u w:val="single"/>
+          </w:rPr>
+          <w:t>約12:36</w:t>
+        </w:r>
+      </w:hyperlink>
+      <w:r>
+        <w:rPr>
+          <w:lang w:val="zh_TW" w:bidi="zh_TW"/>
+        </w:rPr>
+        <w:t>；另見</w:t>
+      </w:r>
+      <w:hyperlink r:id="rId77">
+        <w:r>
+          <w:rPr>
+            <w:lang w:val="zh_TW" w:bidi="zh_TW"/>
+          </w:rPr>
+          <w:rPr>
+            <w:color w:val="0000EE"/>
+            <w:u w:val="single"/>
+          </w:rPr>
+          <w:t>路16:8</w:t>
+        </w:r>
+      </w:hyperlink>
+      <w:r>
+        <w:rPr>
+          <w:lang w:val="zh_TW" w:bidi="zh_TW"/>
+        </w:rPr>
+        <w:t>）。他們的生命因與光的連結而改變。保羅也寫道，基督徒「都是光明之子，都是白晝之子」（</w:t>
+      </w:r>
+      <w:hyperlink r:id="rId78">
+        <w:r>
+          <w:rPr>
+            <w:lang w:val="zh_TW" w:bidi="zh_TW"/>
+          </w:rPr>
+          <w:rPr>
+            <w:color w:val="0000EE"/>
+            <w:u w:val="single"/>
+          </w:rPr>
+          <w:t>帖前5:5</w:t>
+        </w:r>
+      </w:hyperlink>
+      <w:r>
+        <w:rPr>
+          <w:lang w:val="zh_TW" w:bidi="zh_TW"/>
+        </w:rPr>
+        <w:t>）。約翰壹書勸勉基督徒要「在光明中行」（</w:t>
+      </w:r>
+      <w:hyperlink r:id="rId60">
+        <w:r>
+          <w:rPr>
+            <w:lang w:val="zh_TW" w:bidi="zh_TW"/>
+          </w:rPr>
+          <w:rPr>
+            <w:color w:val="0000EE"/>
+            <w:u w:val="single"/>
+          </w:rPr>
+          <w:t>約一1:7</w:t>
+        </w:r>
+      </w:hyperlink>
+      <w:r>
+        <w:rPr>
+          <w:lang w:val="zh_TW" w:bidi="zh_TW"/>
+        </w:rPr>
+        <w:t>），意思是他們應當活出良善和真理的生命。</w:t>
       </w:r>
     </w:p>
     <w:p>
@@ -1065,18 +1627,54 @@
         <w:rPr>
           <w:lang w:val="zh_TW" w:bidi="zh_TW"/>
         </w:rPr>
-        <w:t>迦得的兒子，也是哈基族的祖先（</w:t>
-      </w:r>
-      <w:hyperlink r:id="rId30">
-        <w:r>
-          <w:rPr>
-            <w:lang w:val="zh_TW" w:bidi="zh_TW"/>
-          </w:rPr>
-          <w:rPr>
-            <w:color w:val="0000EE"/>
-            <w:u w:val="single"/>
-          </w:rPr>
-          <w:t>創46:16</w:t>
+        <w:t>耶穌告訴祂的跟隨者：「你們是世上的光」（</w:t>
+      </w:r>
+      <w:hyperlink r:id="rId79">
+        <w:r>
+          <w:rPr>
+            <w:lang w:val="zh_TW" w:bidi="zh_TW"/>
+          </w:rPr>
+          <w:rPr>
+            <w:color w:val="0000EE"/>
+            <w:u w:val="single"/>
+          </w:rPr>
+          <w:t>太5:14</w:t>
+        </w:r>
+      </w:hyperlink>
+      <w:r>
+        <w:rPr>
+          <w:lang w:val="zh_TW" w:bidi="zh_TW"/>
+        </w:rPr>
+        <w:t>）。這句話的意思是，基督徒應當藉著敬虔的生活反映神的光。當耶穌被稱為世上的光時，意思是祂能拯救世人，並顯明真理。而當信徒被稱為世上的光時，並不是說他們能拯救世人，而是他們藉著生命指示世人通往救恩的道路。耶穌吩咐他們要藉著善行讓光照在人前，使人將榮耀歸給神（</w:t>
+      </w:r>
+      <w:hyperlink r:id="rId79">
+        <w:r>
+          <w:rPr>
+            <w:lang w:val="zh_TW" w:bidi="zh_TW"/>
+          </w:rPr>
+          <w:rPr>
+            <w:color w:val="0000EE"/>
+            <w:u w:val="single"/>
+          </w:rPr>
+          <w:t>太5:16</w:t>
+        </w:r>
+      </w:hyperlink>
+      <w:r>
+        <w:rPr>
+          <w:lang w:val="zh_TW" w:bidi="zh_TW"/>
+        </w:rPr>
+        <w:t>）。基督徒必須充分使用他們所得的光，若忽視它而仍活在黑暗中，他們的處境更為可悲，因為他們明白真理卻選擇背棄它（</w:t>
+      </w:r>
+      <w:hyperlink r:id="rId80">
+        <w:r>
+          <w:rPr>
+            <w:lang w:val="zh_TW" w:bidi="zh_TW"/>
+          </w:rPr>
+          <w:rPr>
+            <w:color w:val="0000EE"/>
+            <w:u w:val="single"/>
+          </w:rPr>
+          <w:t>太6:23</w:t>
         </w:r>
       </w:hyperlink>
       <w:r>
@@ -1085,16 +1683,16 @@
         </w:rPr>
         <w:t>；</w:t>
       </w:r>
-      <w:hyperlink r:id="rId31">
-        <w:r>
-          <w:rPr>
-            <w:lang w:val="zh_TW" w:bidi="zh_TW"/>
-          </w:rPr>
-          <w:rPr>
-            <w:color w:val="0000EE"/>
-            <w:u w:val="single"/>
-          </w:rPr>
-          <w:t>民26:15</w:t>
+      <w:hyperlink r:id="rId81">
+        <w:r>
+          <w:rPr>
+            <w:lang w:val="zh_TW" w:bidi="zh_TW"/>
+          </w:rPr>
+          <w:rPr>
+            <w:color w:val="0000EE"/>
+            <w:u w:val="single"/>
+          </w:rPr>
+          <w:t>路11:35</w:t>
         </w:r>
       </w:hyperlink>
       <w:r>
@@ -1102,16 +1700,6 @@
           <w:lang w:val="zh_TW" w:bidi="zh_TW"/>
         </w:rPr>
         <w:t>）。</w:t>
-      </w:r>
-      <w:r>
-        <w:rPr>
-          <w:lang w:val="zh_TW" w:bidi="zh_TW"/>
-        </w:rPr>
-      </w:r>
-      <w:r>
-        <w:rPr>
-          <w:lang w:val="zh_TW" w:bidi="zh_TW"/>
-        </w:rPr>
       </w:r>
     </w:p>
     <w:p>
@@ -1121,21 +1709,11 @@
           <w:lang w:val="zh_TW" w:bidi="zh_TW"/>
         </w:rPr>
       </w:r>
-    </w:p>
-    <w:p>
-      <w:pPr>
-        <w:pStyle w:val="Heading2"/>
-      </w:pPr>
-      <w:r>
-        <w:rPr>
-          <w:lang w:val="zh_TW" w:bidi="zh_TW"/>
-        </w:rPr>
-        <w:t>哈蘭（地點）</w:t>
-      </w:r>
-      <w:r>
-        <w:rPr>
-          <w:lang w:val="zh_TW" w:bidi="zh_TW"/>
-        </w:rPr>
+      <w:r>
+        <w:rPr>
+          <w:lang w:val="zh_TW" w:bidi="zh_TW"/>
+        </w:rPr>
+        <w:t>現代人並不容易接受光的比喻。但聖經教導說，基督的光已經照亮所有基督徒。如果他們忽視這光，仍像活在黑暗裡，那麼他們就仍舊陷在深暗之中。他們比其他人更糟，因為他們知道光是什麼，也知道光對他們的意義，卻轉身離棄它。</w:t>
       </w:r>
     </w:p>
     <w:p>
@@ -1147,1785 +1725,28 @@
       </w:r>
       <w:r>
         <w:rPr>
-          <w:lang w:val="zh_TW" w:bidi="zh_TW"/>
-        </w:rPr>
-        <w:t>北美索不達米亞的城市，首次出現</w:t>
-      </w:r>
-      <w:hyperlink r:id="rId32">
-        <w:r>
-          <w:rPr>
-            <w:lang w:val="zh_TW" w:bidi="zh_TW"/>
-          </w:rPr>
-          <w:rPr>
-            <w:color w:val="0000EE"/>
-            <w:u w:val="single"/>
-          </w:rPr>
-          <w:t>創世記十一章31節</w:t>
-        </w:r>
-      </w:hyperlink>
-      <w:r>
-        <w:rPr>
-          <w:lang w:val="zh_TW" w:bidi="zh_TW"/>
-        </w:rPr>
-        <w:t>，是亞伯拉罕的父親他拉從迦勒底的吾珥遷移的目的地，他拉在此居住直到去世。亞伯拉罕75歲時，神命令他遷移到為他預備的土地（</w:t>
-      </w:r>
-      <w:hyperlink r:id="rId33">
-        <w:r>
-          <w:rPr>
-            <w:lang w:val="zh_TW" w:bidi="zh_TW"/>
-          </w:rPr>
-          <w:rPr>
-            <w:color w:val="0000EE"/>
-            <w:u w:val="single"/>
-          </w:rPr>
-          <w:t>創12:1–4</w:t>
-        </w:r>
-      </w:hyperlink>
-      <w:r>
-        <w:rPr>
-          <w:lang w:val="zh_TW" w:bidi="zh_TW"/>
-        </w:rPr>
-        <w:t>）。然而，亞伯拉罕有一些親人留在哈蘭，亞伯拉罕的孫子雅各因害怕以掃而逃往那裡（</w:t>
-      </w:r>
-      <w:hyperlink r:id="rId34">
-        <w:r>
-          <w:rPr>
-            <w:lang w:val="zh_TW" w:bidi="zh_TW"/>
-          </w:rPr>
-          <w:rPr>
-            <w:color w:val="0000EE"/>
-            <w:u w:val="single"/>
-          </w:rPr>
-          <w:t>創27:42–43</w:t>
-        </w:r>
-      </w:hyperlink>
-      <w:r>
-        <w:rPr>
-          <w:lang w:val="zh_TW" w:bidi="zh_TW"/>
-        </w:rPr>
-        <w:t>）。雅各在哈蘭住了多年，為他的舅舅拉班作工，並娶了利亞和拉結為妻，還獲得了許多綿羊和山羊、僕人、駱駝和驢子（</w:t>
-      </w:r>
-      <w:hyperlink r:id="rId35">
-        <w:r>
-          <w:rPr>
-            <w:lang w:val="zh_TW" w:bidi="zh_TW"/>
-          </w:rPr>
-          <w:rPr>
-            <w:color w:val="0000EE"/>
-            <w:u w:val="single"/>
-          </w:rPr>
-          <w:t>創30:43</w:t>
-        </w:r>
-      </w:hyperlink>
-      <w:r>
-        <w:rPr>
-          <w:lang w:val="zh_TW" w:bidi="zh_TW"/>
-        </w:rPr>
-        <w:t>）。</w:t>
-      </w:r>
-    </w:p>
-    <w:p>
-      <w:pPr/>
-      <w:r>
-        <w:rPr>
-          <w:lang w:val="zh_TW" w:bidi="zh_TW"/>
-        </w:rPr>
-      </w:r>
-      <w:r>
-        <w:rPr>
-          <w:lang w:val="zh_TW" w:bidi="zh_TW"/>
-        </w:rPr>
-        <w:t>這座「拿鶴的城」（</w:t>
-      </w:r>
-      <w:hyperlink r:id="rId36">
-        <w:r>
-          <w:rPr>
-            <w:lang w:val="zh_TW" w:bidi="zh_TW"/>
-          </w:rPr>
-          <w:rPr>
-            <w:color w:val="0000EE"/>
-            <w:u w:val="single"/>
-          </w:rPr>
-          <w:t>創11:27–29</w:t>
-        </w:r>
-      </w:hyperlink>
-      <w:r>
-        <w:rPr>
-          <w:lang w:val="zh_TW" w:bidi="zh_TW"/>
-        </w:rPr>
-        <w:t>，</w:t>
-      </w:r>
-      <w:hyperlink r:id="rId37">
-        <w:r>
-          <w:rPr>
-            <w:lang w:val="zh_TW" w:bidi="zh_TW"/>
-          </w:rPr>
-          <w:rPr>
-            <w:color w:val="0000EE"/>
-            <w:u w:val="single"/>
-          </w:rPr>
-          <w:t>24:10</w:t>
-        </w:r>
-      </w:hyperlink>
-      <w:r>
-        <w:rPr>
-          <w:lang w:val="zh_TW" w:bidi="zh_TW"/>
-        </w:rPr>
-        <w:t>，</w:t>
-      </w:r>
-      <w:hyperlink r:id="rId38">
-        <w:r>
-          <w:rPr>
-            <w:lang w:val="zh_TW" w:bidi="zh_TW"/>
-          </w:rPr>
-          <w:rPr>
-            <w:color w:val="0000EE"/>
-            <w:u w:val="single"/>
-          </w:rPr>
-          <w:t>27:43</w:t>
-        </w:r>
-      </w:hyperlink>
-      <w:r>
-        <w:rPr>
-          <w:lang w:val="zh_TW" w:bidi="zh_TW"/>
-        </w:rPr>
-        <w:t>） 建於公元前三千年，位於幼發拉底河的一條支流上，很快成為一個重要的商業中心。也許連接大馬士革、尼尼微和迦基米施的古代貿易路線，就經過哈蘭。以西結提到哈蘭和泰爾之間的貿易（</w:t>
-      </w:r>
-      <w:hyperlink r:id="rId39">
-        <w:r>
-          <w:rPr>
-            <w:lang w:val="zh_TW" w:bidi="zh_TW"/>
-          </w:rPr>
-          <w:rPr>
-            <w:color w:val="0000EE"/>
-            <w:u w:val="single"/>
-          </w:rPr>
-          <w:t>結27:23</w:t>
-        </w:r>
-      </w:hyperlink>
-      <w:r>
-        <w:rPr>
-          <w:lang w:val="zh_TW" w:bidi="zh_TW"/>
-        </w:rPr>
-        <w:t>）。哈蘭是一座亞蘭人的城市，以其對月神欣（Sin）和尼卡爾神（Nikkal）的崇拜而聞名。這個系統是蘇美人在吾珥的宗教體系的分支。欣和配偶尼卡爾不僅在這裡受到尊崇，還在迦南甚至埃及受到尊崇。這個崇拜持續到新約時代，其聖殿最終在公元13世紀被蒙古人摧毀。難怪神命令亞伯拉罕離開這個偶像崇拜的中心。現代的哈蘭保留了這個名字的古代楔形文字拼寫（有英文譯本為「Charran」，</w:t>
-      </w:r>
-      <w:hyperlink r:id="rId40">
-        <w:r>
-          <w:rPr>
-            <w:lang w:val="zh_TW" w:bidi="zh_TW"/>
-          </w:rPr>
-          <w:rPr>
-            <w:color w:val="0000EE"/>
-            <w:u w:val="single"/>
-          </w:rPr>
-          <w:t>徒7:2、4</w:t>
-        </w:r>
-      </w:hyperlink>
-      <w:r>
-        <w:rPr>
-          <w:lang w:val="zh_TW" w:bidi="zh_TW"/>
-        </w:rPr>
-        <w:t>）。</w:t>
-      </w:r>
-      <w:r>
-        <w:rPr>
-          <w:lang w:val="zh_TW" w:bidi="zh_TW"/>
-        </w:rPr>
-      </w:r>
-      <w:r>
-        <w:rPr>
-          <w:lang w:val="zh_TW" w:bidi="zh_TW"/>
-        </w:rPr>
-      </w:r>
-    </w:p>
-    <w:p>
-      <w:pPr/>
-      <w:r>
-        <w:rPr>
-          <w:lang w:val="zh_TW" w:bidi="zh_TW"/>
-        </w:rPr>
-      </w:r>
-    </w:p>
-    <w:p>
-      <w:pPr>
-        <w:pStyle w:val="Heading2"/>
-      </w:pPr>
-      <w:r>
-        <w:rPr>
-          <w:lang w:val="zh_TW" w:bidi="zh_TW"/>
-        </w:rPr>
-        <w:t>哈蘭（人物）</w:t>
-      </w:r>
-      <w:r>
-        <w:rPr>
-          <w:lang w:val="zh_TW" w:bidi="zh_TW"/>
-        </w:rPr>
-      </w:r>
-    </w:p>
-    <w:p>
-      <w:pPr/>
-      <w:r>
-        <w:rPr>
-          <w:lang w:val="zh_TW" w:bidi="zh_TW"/>
-        </w:rPr>
-      </w:r>
-      <w:r>
-        <w:rPr>
-          <w:lang w:val="zh_TW" w:bidi="zh_TW"/>
-        </w:rPr>
-        <w:t>1. 他拉的兒子、亞伯拉罕的兄弟、羅得的父親（</w:t>
-      </w:r>
-      <w:hyperlink r:id="rId41">
-        <w:r>
-          <w:rPr>
-            <w:lang w:val="zh_TW" w:bidi="zh_TW"/>
-          </w:rPr>
-          <w:rPr>
-            <w:color w:val="0000EE"/>
-            <w:u w:val="single"/>
-          </w:rPr>
-          <w:t>創11:26–31</w:t>
-        </w:r>
-      </w:hyperlink>
-      <w:r>
-        <w:rPr>
-          <w:lang w:val="zh_TW" w:bidi="zh_TW"/>
-        </w:rPr>
-        <w:t>）。</w:t>
-      </w:r>
-    </w:p>
-    <w:p>
-      <w:pPr/>
-      <w:r>
-        <w:rPr>
-          <w:lang w:val="zh_TW" w:bidi="zh_TW"/>
-        </w:rPr>
-      </w:r>
-      <w:r>
-        <w:rPr>
-          <w:lang w:val="zh_TW" w:bidi="zh_TW"/>
-        </w:rPr>
-        <w:t>2. 迦勒的妾以法所生的兒子，屬於猶大支派，是</w:t>
-      </w:r>
-      <w:r>
-        <w:rPr>
-          <w:lang w:val="zh_TW" w:bidi="zh_TW"/>
-        </w:rPr>
-        <w:t>迦卸</w:t>
-      </w:r>
-      <w:r>
-        <w:rPr>
-          <w:lang w:val="zh_TW" w:bidi="zh_TW"/>
-        </w:rPr>
-        <w:t>的父親（</w:t>
-      </w:r>
-      <w:hyperlink r:id="rId42">
-        <w:r>
-          <w:rPr>
-            <w:lang w:val="zh_TW" w:bidi="zh_TW"/>
-          </w:rPr>
-          <w:rPr>
-            <w:color w:val="0000EE"/>
-            <w:u w:val="single"/>
-          </w:rPr>
-          <w:t>代上2:46</w:t>
-        </w:r>
-      </w:hyperlink>
-      <w:r>
-        <w:rPr>
-          <w:lang w:val="zh_TW" w:bidi="zh_TW"/>
-        </w:rPr>
-        <w:t>）。</w:t>
-      </w:r>
-    </w:p>
-    <w:p>
-      <w:pPr/>
-      <w:r>
-        <w:rPr>
-          <w:lang w:val="zh_TW" w:bidi="zh_TW"/>
-        </w:rPr>
-      </w:r>
-      <w:r>
-        <w:rPr>
-          <w:lang w:val="zh_TW" w:bidi="zh_TW"/>
-        </w:rPr>
-        <w:t>3. 示每的兒子，屬於利未支派的革順族 （</w:t>
-      </w:r>
-      <w:hyperlink r:id="rId43">
-        <w:r>
-          <w:rPr>
-            <w:lang w:val="zh_TW" w:bidi="zh_TW"/>
-          </w:rPr>
-          <w:rPr>
-            <w:color w:val="0000EE"/>
-            <w:u w:val="single"/>
-          </w:rPr>
-          <w:t>代上23:9</w:t>
-        </w:r>
-      </w:hyperlink>
-      <w:r>
-        <w:rPr>
-          <w:lang w:val="zh_TW" w:bidi="zh_TW"/>
-        </w:rPr>
-        <w:t>）。</w:t>
-      </w:r>
-      <w:r>
-        <w:rPr>
-          <w:lang w:val="zh_TW" w:bidi="zh_TW"/>
-        </w:rPr>
-      </w:r>
-      <w:r>
-        <w:rPr>
-          <w:lang w:val="zh_TW" w:bidi="zh_TW"/>
-        </w:rPr>
-      </w:r>
-    </w:p>
-    <w:p>
-      <w:pPr/>
-      <w:r>
-        <w:rPr>
-          <w:lang w:val="zh_TW" w:bidi="zh_TW"/>
-        </w:rPr>
-      </w:r>
-    </w:p>
-    <w:p>
-      <w:pPr>
-        <w:pStyle w:val="Heading2"/>
-      </w:pPr>
-      <w:r>
-        <w:rPr>
-          <w:lang w:val="zh_TW" w:bidi="zh_TW"/>
-        </w:rPr>
-        <w:t>哈馬</w:t>
-      </w:r>
-      <w:r>
-        <w:rPr>
-          <w:lang w:val="zh_TW" w:bidi="zh_TW"/>
-        </w:rPr>
-      </w:r>
-    </w:p>
-    <w:p>
-      <w:pPr>
-        <w:pStyle w:val="ListNumber"/>
-        <w:numPr>
-          <w:ilvl w:val="0"/>
-          <w:numId w:val="16"/>
-        </w:numPr>
-        <w:spacing w:line="240" w:lineRule="auto"/>
-        <w:ind w:left="720"/>
-      </w:pPr>
-      <w:r>
-        <w:rPr>
-          <w:lang w:val="zh_TW" w:bidi="zh_TW"/>
-        </w:rPr>
-      </w:r>
-      <w:r>
-        <w:rPr>
-          <w:lang w:val="zh_TW" w:bidi="zh_TW"/>
-        </w:rPr>
-        <w:t>位於現今屬敘利亞的大馬士革以北約201公里（125英里）的城市和地區，坐落在奧龍特斯河（Orontes River）畔。</w:t>
-        <w:br/>
-      </w:r>
-      <w:r>
-        <w:rPr>
-          <w:lang w:val="zh_TW" w:bidi="zh_TW"/>
-        </w:rPr>
-        <w:t>起初，住在哈馬的人是來自迦南的民族（</w:t>
-      </w:r>
-      <w:hyperlink r:id="rId44">
-        <w:r>
-          <w:rPr>
-            <w:lang w:val="zh_TW" w:bidi="zh_TW"/>
-          </w:rPr>
-          <w:rPr>
-            <w:color w:val="0000EE"/>
-            <w:u w:val="single"/>
-          </w:rPr>
-          <w:t>創10:18</w:t>
-        </w:r>
-      </w:hyperlink>
-      <w:r>
-        <w:rPr>
-          <w:lang w:val="zh_TW" w:bidi="zh_TW"/>
-        </w:rPr>
-        <w:t>）。後來，閃族人（包括以色列人、亞蘭人等）住在那裡。聖經有時稱該地區為「哈馬口」（</w:t>
-      </w:r>
-      <w:hyperlink r:id="rId45">
-        <w:r>
-          <w:rPr>
-            <w:lang w:val="zh_TW" w:bidi="zh_TW"/>
-          </w:rPr>
-          <w:rPr>
-            <w:color w:val="0000EE"/>
-            <w:u w:val="single"/>
-          </w:rPr>
-          <w:t>民34:7–8</w:t>
-        </w:r>
-      </w:hyperlink>
-      <w:r>
-        <w:rPr>
-          <w:lang w:val="zh_TW" w:bidi="zh_TW"/>
-        </w:rPr>
-        <w:t>；</w:t>
-      </w:r>
-      <w:hyperlink r:id="rId46">
-        <w:r>
-          <w:rPr>
-            <w:lang w:val="zh_TW" w:bidi="zh_TW"/>
-          </w:rPr>
-          <w:rPr>
-            <w:color w:val="0000EE"/>
-            <w:u w:val="single"/>
-          </w:rPr>
-          <w:t>書13:5</w:t>
-        </w:r>
-      </w:hyperlink>
-      <w:r>
-        <w:rPr>
-          <w:lang w:val="zh_TW" w:bidi="zh_TW"/>
-        </w:rPr>
-        <w:t>）。這個地區標誌著以色列應許之地北部的邊界。在以色列早期王國時期，以及在耶羅波安二世統治期間，從公元前793年到753年，以色列控制了這片土地。</w:t>
-        <w:br/>
-      </w:r>
-      <w:r>
-        <w:rPr>
-          <w:lang w:val="zh_TW" w:bidi="zh_TW"/>
-        </w:rPr>
-        <w:t>名為「哈馬口」（意指「哈馬的入口」）的確切位置尚不確定。一些學者認為它是位於奧龍特斯河畔，一個名為勒布韋（Lebweh）的城市，位於黎巴嫩和外黎巴嫩山脈之間。其他人則認為它位於敘利亞的其他地方。</w:t>
-        <w:br/>
-      </w:r>
-      <w:r>
-        <w:rPr>
-          <w:lang w:val="zh_TW" w:bidi="zh_TW"/>
-        </w:rPr>
-        <w:t>人們最早居住在哈馬是在新石器時代（石器時代的晚期）。約在公元前1750年，該城被摧毀（可能是被稱為希克索斯的群體摧毀）。後來，城市被重建。埃及法老圖特摩斯三世（統治時間為公元前1502年至1448年）控制此處。在埃及統治敘利亞的期間，哈馬成為一個繁榮的城市。在公元前900年之前，哈馬是一個小型赫人王國的首都。人們發現赫人的記錄（稱為銘文），講述這段時期的情況。</w:t>
-      </w:r>
-    </w:p>
-    <w:p>
-      <w:pPr>
-        <w:pStyle w:val="Heading3"/>
-      </w:pPr>
-      <w:r>
-        <w:rPr>
-          <w:lang w:val="zh_TW" w:bidi="zh_TW"/>
-        </w:rPr>
-        <w:t>聖經中的哈馬</w:t>
-      </w:r>
-      <w:r>
-        <w:rPr>
-          <w:lang w:val="zh_TW" w:bidi="zh_TW"/>
-        </w:rPr>
-        <w:t>大衛與瑣巴王哈大底謝爭戰並擊敗了他。隨後，哈馬王陀以派他的兒子去祝賀大衛（</w:t>
-      </w:r>
-      <w:hyperlink r:id="rId47">
-        <w:r>
-          <w:rPr>
-            <w:lang w:val="zh_TW" w:bidi="zh_TW"/>
-          </w:rPr>
-          <w:rPr>
-            <w:color w:val="0000EE"/>
-            <w:u w:val="single"/>
-          </w:rPr>
-          <w:t>撒下8:9–10</w:t>
-        </w:r>
-      </w:hyperlink>
-      <w:r>
-        <w:rPr>
-          <w:lang w:val="zh_TW" w:bidi="zh_TW"/>
-        </w:rPr>
-        <w:t>）。所羅門在哈馬地區建造了</w:t>
-      </w:r>
-      <w:r>
-        <w:rPr>
-          <w:lang w:val="zh_TW" w:bidi="zh_TW"/>
-        </w:rPr>
-        <w:t>積貨城</w:t>
-      </w:r>
-      <w:r>
-        <w:rPr>
-          <w:lang w:val="zh_TW" w:bidi="zh_TW"/>
-        </w:rPr>
-        <w:t>（</w:t>
-      </w:r>
-      <w:hyperlink r:id="rId48">
-        <w:r>
-          <w:rPr>
-            <w:lang w:val="zh_TW" w:bidi="zh_TW"/>
-          </w:rPr>
-          <w:rPr>
-            <w:color w:val="0000EE"/>
-            <w:u w:val="single"/>
-          </w:rPr>
-          <w:t>代下8:4</w:t>
-        </w:r>
-      </w:hyperlink>
-      <w:r>
-        <w:rPr>
-          <w:lang w:val="zh_TW" w:bidi="zh_TW"/>
-        </w:rPr>
-        <w:t>），可能意味著哈馬成為向以色列進貢的國家（定期進貢商品或金錢）。</w:t>
-        <w:br/>
-      </w:r>
-      <w:r>
-        <w:rPr>
-          <w:lang w:val="zh_TW" w:bidi="zh_TW"/>
-        </w:rPr>
-        <w:t>在以色列的亞哈王時期，哈馬的王名叫伊胡利尼（Irhulini）。他與來自大馬士革、以色列和其他12個城市的王聯合起來，對抗亞述王撒縵以色三世（公元前860年至825年在位）。這些人暫時阻止了亞述王。但在公元前846年左右，撒縵以色擊敗了他們，哈馬落入亞述的統治之下。</w:t>
-        <w:br/>
-      </w:r>
-      <w:r>
-        <w:rPr>
-          <w:lang w:val="zh_TW" w:bidi="zh_TW"/>
-        </w:rPr>
-        <w:t>在公元前 730 年，哈馬王埃尼·伊盧斯（Eni-Ilus）向亞述國王提革拉毗列色三世進貢。大約10年後，在公元前 720 年，亞述國王撒珥根二世強迫 4300 名亞述人居住在哈馬。他還將許多人從哈馬和其他地方遷移到撒馬利亞（</w:t>
-      </w:r>
-      <w:hyperlink r:id="rId49">
-        <w:r>
-          <w:rPr>
-            <w:lang w:val="zh_TW" w:bidi="zh_TW"/>
-          </w:rPr>
-          <w:rPr>
-            <w:color w:val="0000EE"/>
-            <w:u w:val="single"/>
-          </w:rPr>
-          <w:t>王下17:24</w:t>
-        </w:r>
-      </w:hyperlink>
-      <w:r>
-        <w:rPr>
-          <w:lang w:val="zh_TW" w:bidi="zh_TW"/>
-        </w:rPr>
-        <w:t>）。一些以色列人可能也被送往哈馬居住（</w:t>
-      </w:r>
-      <w:hyperlink r:id="rId50">
-        <w:r>
-          <w:rPr>
-            <w:lang w:val="zh_TW" w:bidi="zh_TW"/>
-          </w:rPr>
-          <w:rPr>
-            <w:color w:val="0000EE"/>
-            <w:u w:val="single"/>
-          </w:rPr>
-          <w:t>賽11:11</w:t>
-        </w:r>
-      </w:hyperlink>
-      <w:r>
-        <w:rPr>
-          <w:lang w:val="zh_TW" w:bidi="zh_TW"/>
-        </w:rPr>
-        <w:t>）。其他提到亞述控制哈馬的舊約聖經經文包括</w:t>
-      </w:r>
-      <w:hyperlink r:id="rId51">
-        <w:r>
-          <w:rPr>
-            <w:lang w:val="zh_TW" w:bidi="zh_TW"/>
-          </w:rPr>
-          <w:rPr>
-            <w:color w:val="0000EE"/>
-            <w:u w:val="single"/>
-          </w:rPr>
-          <w:t>列王紀下十八章34節</w:t>
-        </w:r>
-      </w:hyperlink>
-      <w:r>
-        <w:rPr>
-          <w:lang w:val="zh_TW" w:bidi="zh_TW"/>
-        </w:rPr>
-        <w:t>，</w:t>
-      </w:r>
-      <w:hyperlink r:id="rId52">
-        <w:r>
-          <w:rPr>
-            <w:lang w:val="zh_TW" w:bidi="zh_TW"/>
-          </w:rPr>
-          <w:rPr>
-            <w:color w:val="0000EE"/>
-            <w:u w:val="single"/>
-          </w:rPr>
-          <w:t>十九章13節</w:t>
-        </w:r>
-      </w:hyperlink>
-      <w:r>
-        <w:rPr>
-          <w:lang w:val="zh_TW" w:bidi="zh_TW"/>
-        </w:rPr>
-        <w:t>；</w:t>
-      </w:r>
-      <w:hyperlink r:id="rId53">
-        <w:r>
-          <w:rPr>
-            <w:lang w:val="zh_TW" w:bidi="zh_TW"/>
-          </w:rPr>
-          <w:rPr>
-            <w:color w:val="0000EE"/>
-            <w:u w:val="single"/>
-          </w:rPr>
-          <w:t>以賽亞書十章9節</w:t>
-        </w:r>
-      </w:hyperlink>
-      <w:r>
-        <w:rPr>
-          <w:lang w:val="zh_TW" w:bidi="zh_TW"/>
-        </w:rPr>
-        <w:t>，</w:t>
-      </w:r>
-      <w:hyperlink r:id="rId54">
-        <w:r>
-          <w:rPr>
-            <w:lang w:val="zh_TW" w:bidi="zh_TW"/>
-          </w:rPr>
-          <w:rPr>
-            <w:color w:val="0000EE"/>
-            <w:u w:val="single"/>
-          </w:rPr>
-          <w:t>三十六章19節</w:t>
-        </w:r>
-      </w:hyperlink>
-      <w:r>
-        <w:rPr>
-          <w:lang w:val="zh_TW" w:bidi="zh_TW"/>
-        </w:rPr>
-        <w:t>，</w:t>
-      </w:r>
-      <w:hyperlink r:id="rId55">
-        <w:r>
-          <w:rPr>
-            <w:lang w:val="zh_TW" w:bidi="zh_TW"/>
-          </w:rPr>
-          <w:rPr>
-            <w:color w:val="0000EE"/>
-            <w:u w:val="single"/>
-          </w:rPr>
-          <w:t>三十七章13節</w:t>
-        </w:r>
-      </w:hyperlink>
-      <w:r>
-        <w:rPr>
-          <w:lang w:val="zh_TW" w:bidi="zh_TW"/>
-        </w:rPr>
-        <w:t>和</w:t>
-      </w:r>
-      <w:hyperlink r:id="rId56">
-        <w:r>
-          <w:rPr>
-            <w:lang w:val="zh_TW" w:bidi="zh_TW"/>
-          </w:rPr>
-          <w:rPr>
-            <w:color w:val="0000EE"/>
-            <w:u w:val="single"/>
-          </w:rPr>
-          <w:t>阿摩司書六章2節</w:t>
-        </w:r>
-      </w:hyperlink>
+          <w:i/>
+          <w:lang w:val="zh_TW" w:bidi="zh_TW"/>
+        </w:rPr>
+        <w:t>另見</w:t>
+      </w:r>
+      <w:r>
+        <w:rPr>
+          <w:lang w:val="zh_TW" w:bidi="zh_TW"/>
+        </w:rPr>
+        <w:t xml:space="preserve"> </w:t>
+      </w:r>
+      <w:r>
+        <w:rPr>
+          <w:lang w:val="zh_TW" w:bidi="zh_TW"/>
+        </w:rPr>
+        <w:t>黑暗</w:t>
+      </w:r>
       <w:r>
         <w:rPr>
           <w:lang w:val="zh_TW" w:bidi="zh_TW"/>
         </w:rPr>
         <w:t>。</w:t>
-        <w:br/>
-      </w:r>
-      <w:r>
-        <w:rPr>
-          <w:lang w:val="zh_TW" w:bidi="zh_TW"/>
-        </w:rPr>
-        <w:t>後來，哈馬似乎被大馬士革控制 （</w:t>
-      </w:r>
-      <w:hyperlink r:id="rId57">
-        <w:r>
-          <w:rPr>
-            <w:lang w:val="zh_TW" w:bidi="zh_TW"/>
-          </w:rPr>
-          <w:rPr>
-            <w:color w:val="0000EE"/>
-            <w:u w:val="single"/>
-          </w:rPr>
-          <w:t>耶49:23</w:t>
-        </w:r>
-      </w:hyperlink>
-      <w:r>
-        <w:rPr>
-          <w:lang w:val="zh_TW" w:bidi="zh_TW"/>
-        </w:rPr>
-        <w:t>）。一些先知預言，說以色列有天會再次將邊界擴展到哈馬 （</w:t>
-      </w:r>
-      <w:hyperlink r:id="rId58">
-        <w:r>
-          <w:rPr>
-            <w:lang w:val="zh_TW" w:bidi="zh_TW"/>
-          </w:rPr>
-          <w:rPr>
-            <w:color w:val="0000EE"/>
-            <w:u w:val="single"/>
-          </w:rPr>
-          <w:t>結47:16–17</w:t>
-        </w:r>
-      </w:hyperlink>
-      <w:r>
-        <w:rPr>
-          <w:lang w:val="zh_TW" w:bidi="zh_TW"/>
-        </w:rPr>
-        <w:t>，</w:t>
-      </w:r>
-      <w:hyperlink r:id="rId59">
-        <w:r>
-          <w:rPr>
-            <w:lang w:val="zh_TW" w:bidi="zh_TW"/>
-          </w:rPr>
-          <w:rPr>
-            <w:color w:val="0000EE"/>
-            <w:u w:val="single"/>
-          </w:rPr>
-          <w:t>48:1</w:t>
-        </w:r>
-      </w:hyperlink>
-      <w:hyperlink r:id="rId60">
-        <w:r>
-          <w:rPr>
-            <w:lang w:val="zh_TW" w:bidi="zh_TW"/>
-          </w:rPr>
-          <w:rPr>
-            <w:color w:val="0000EE"/>
-            <w:u w:val="single"/>
-          </w:rPr>
-          <w:t>；亞9:2</w:t>
-        </w:r>
-      </w:hyperlink>
-      <w:r>
-        <w:rPr>
-          <w:lang w:val="zh_TW" w:bidi="zh_TW"/>
-        </w:rPr>
-        <w:t>）。</w:t>
-        <w:br/>
-      </w:r>
-      <w:r>
-        <w:rPr>
-          <w:lang w:val="zh_TW" w:bidi="zh_TW"/>
-        </w:rPr>
-        <w:t>在馬加比時期，約拿單·馬加比和他的軍隊在哈馬遭遇底米丟王（Demetrius）的軍隊 （</w:t>
-      </w:r>
-      <w:hyperlink r:id="rId61">
-        <w:r>
-          <w:rPr>
-            <w:lang w:val="zh_TW" w:bidi="zh_TW"/>
-          </w:rPr>
-          <w:rPr>
-            <w:color w:val="0000EE"/>
-            <w:u w:val="single"/>
-          </w:rPr>
-          <w:t>馬加比一書12:25</w:t>
-        </w:r>
-      </w:hyperlink>
-      <w:r>
-        <w:rPr>
-          <w:lang w:val="zh_TW" w:bidi="zh_TW"/>
-        </w:rPr>
-        <w:t>）。根據猶太歷史學家約瑟夫的記載，安提阿古·伊皮法尼（安提阿古四世，Antiochus Epiphanes）將這些城市的名字改為</w:t>
-      </w:r>
-      <w:r>
-        <w:rPr>
-          <w:lang w:val="zh_TW" w:bidi="zh_TW"/>
-        </w:rPr>
-        <w:t>伊匹法尼亞</w:t>
-      </w:r>
-      <w:r>
-        <w:rPr>
-          <w:lang w:val="zh_TW" w:bidi="zh_TW"/>
-        </w:rPr>
-        <w:t xml:space="preserve"> （Epiphania，《猶太古史記》1.4.2）。這是希臘人和羅馬人使用的名字。</w:t>
-        <w:br/>
-      </w:r>
-      <w:r>
-        <w:rPr>
-          <w:i/>
-          <w:lang w:val="zh_TW" w:bidi="zh_TW"/>
-        </w:rPr>
-        <w:t>另見</w:t>
-      </w:r>
-      <w:r>
-        <w:rPr>
-          <w:lang w:val="zh_TW" w:bidi="zh_TW"/>
-        </w:rPr>
-        <w:t>哈馬口</w:t>
-      </w:r>
-      <w:r>
-        <w:rPr>
-          <w:lang w:val="zh_TW" w:bidi="zh_TW"/>
-        </w:rPr>
-        <w:t>。</w:t>
-      </w:r>
-    </w:p>
-    <w:p>
-      <w:pPr>
-        <w:pStyle w:val="ListNumber"/>
-        <w:numPr>
-          <w:ilvl w:val="0"/>
-          <w:numId w:val="17"/>
-        </w:numPr>
-        <w:spacing w:line="240" w:lineRule="auto"/>
-        <w:ind w:left="720"/>
-      </w:pPr>
-      <w:r>
-        <w:rPr>
-          <w:lang w:val="zh_TW" w:bidi="zh_TW"/>
-        </w:rPr>
-      </w:r>
-      <w:hyperlink r:id="rId62">
-        <w:r>
-          <w:rPr>
-            <w:lang w:val="zh_TW" w:bidi="zh_TW"/>
-          </w:rPr>
-          <w:rPr>
-            <w:color w:val="0000EE"/>
-            <w:u w:val="single"/>
-          </w:rPr>
-          <w:t>歷代志下八章3節</w:t>
-        </w:r>
-      </w:hyperlink>
-      <w:r>
-        <w:rPr>
-          <w:lang w:val="zh_TW" w:bidi="zh_TW"/>
-        </w:rPr>
-        <w:t>提到哈馬瑣巴，是所羅門征服的城市。有些人認為它與哈馬是同一個城市，其他人則認為它是瑣巴地區的另一個城市。</w:t>
-        <w:br/>
-      </w:r>
-      <w:r>
-        <w:rPr>
-          <w:i/>
-          <w:lang w:val="zh_TW" w:bidi="zh_TW"/>
-        </w:rPr>
-        <w:t>另見</w:t>
-      </w:r>
-      <w:r>
-        <w:rPr>
-          <w:lang w:val="zh_TW" w:bidi="zh_TW"/>
-        </w:rPr>
-        <w:t>哈馬瑣巴</w:t>
-      </w:r>
-      <w:r>
-        <w:rPr>
-          <w:lang w:val="zh_TW" w:bidi="zh_TW"/>
-        </w:rPr>
-        <w:t>。</w:t>
-      </w:r>
-      <w:r>
-        <w:rPr>
-          <w:lang w:val="zh_TW" w:bidi="zh_TW"/>
-        </w:rPr>
-      </w:r>
-      <w:r>
-        <w:rPr>
-          <w:lang w:val="zh_TW" w:bidi="zh_TW"/>
-        </w:rPr>
-      </w:r>
-    </w:p>
-    <w:p>
-      <w:pPr/>
-      <w:r>
-        <w:rPr>
-          <w:lang w:val="zh_TW" w:bidi="zh_TW"/>
-        </w:rPr>
-      </w:r>
-    </w:p>
-    <w:p>
-      <w:pPr>
-        <w:pStyle w:val="Heading2"/>
-      </w:pPr>
-      <w:r>
-        <w:rPr>
-          <w:lang w:val="zh_TW" w:bidi="zh_TW"/>
-        </w:rPr>
-        <w:t>哈馬人</w:t>
-      </w:r>
-      <w:r>
-        <w:rPr>
-          <w:lang w:val="zh_TW" w:bidi="zh_TW"/>
-        </w:rPr>
-      </w:r>
-    </w:p>
-    <w:p>
-      <w:pPr/>
-      <w:r>
-        <w:rPr>
-          <w:lang w:val="zh_TW" w:bidi="zh_TW"/>
-        </w:rPr>
-      </w:r>
-      <w:r>
-        <w:rPr>
-          <w:lang w:val="zh_TW" w:bidi="zh_TW"/>
-        </w:rPr>
-        <w:t>哈馬的居民（</w:t>
-      </w:r>
-      <w:hyperlink r:id="rId44">
-        <w:r>
-          <w:rPr>
-            <w:lang w:val="zh_TW" w:bidi="zh_TW"/>
-          </w:rPr>
-          <w:rPr>
-            <w:color w:val="0000EE"/>
-            <w:u w:val="single"/>
-          </w:rPr>
-          <w:t>創10:18</w:t>
-        </w:r>
-      </w:hyperlink>
-      <w:r>
-        <w:rPr>
-          <w:lang w:val="zh_TW" w:bidi="zh_TW"/>
-        </w:rPr>
-        <w:t>；</w:t>
-      </w:r>
-      <w:hyperlink r:id="rId63">
-        <w:r>
-          <w:rPr>
-            <w:lang w:val="zh_TW" w:bidi="zh_TW"/>
-          </w:rPr>
-          <w:rPr>
-            <w:color w:val="0000EE"/>
-            <w:u w:val="single"/>
-          </w:rPr>
-          <w:t>代上1:16</w:t>
-        </w:r>
-      </w:hyperlink>
-      <w:r>
-        <w:rPr>
-          <w:lang w:val="zh_TW" w:bidi="zh_TW"/>
-        </w:rPr>
-        <w:t>）。</w:t>
-      </w:r>
-      <w:r>
-        <w:rPr>
-          <w:i/>
-          <w:lang w:val="zh_TW" w:bidi="zh_TW"/>
-        </w:rPr>
-        <w:t>見</w:t>
-      </w:r>
-      <w:r>
-        <w:rPr>
-          <w:lang w:val="zh_TW" w:bidi="zh_TW"/>
-        </w:rPr>
-        <w:t>哈馬 #1</w:t>
-      </w:r>
-      <w:r>
-        <w:rPr>
-          <w:lang w:val="zh_TW" w:bidi="zh_TW"/>
-        </w:rPr>
-        <w:t>。</w:t>
-      </w:r>
-      <w:r>
-        <w:rPr>
-          <w:lang w:val="zh_TW" w:bidi="zh_TW"/>
-        </w:rPr>
-      </w:r>
-      <w:r>
-        <w:rPr>
-          <w:lang w:val="zh_TW" w:bidi="zh_TW"/>
-        </w:rPr>
-      </w:r>
-    </w:p>
-    <w:p>
-      <w:pPr/>
-      <w:r>
-        <w:rPr>
-          <w:lang w:val="zh_TW" w:bidi="zh_TW"/>
-        </w:rPr>
-      </w:r>
-    </w:p>
-    <w:p>
-      <w:pPr>
-        <w:pStyle w:val="Heading2"/>
-      </w:pPr>
-      <w:r>
-        <w:rPr>
-          <w:lang w:val="zh_TW" w:bidi="zh_TW"/>
-        </w:rPr>
-        <w:t>哈麥（地點）</w:t>
-      </w:r>
-      <w:r>
-        <w:rPr>
-          <w:lang w:val="zh_TW" w:bidi="zh_TW"/>
-        </w:rPr>
-      </w:r>
-    </w:p>
-    <w:p>
-      <w:pPr>
-        <w:pStyle w:val="Heading2"/>
-      </w:pPr>
-      <w:r>
-        <w:rPr>
-          <w:lang w:val="zh_TW" w:bidi="zh_TW"/>
-        </w:rPr>
-        <w:t>哈麥</w:t>
-      </w:r>
-      <w:r>
-        <w:rPr>
-          <w:lang w:val="zh_TW" w:bidi="zh_TW"/>
-        </w:rPr>
-        <w:t>（地點）</w:t>
-      </w:r>
-    </w:p>
-    <w:p>
-      <w:pPr/>
-      <w:r>
-        <w:rPr>
-          <w:lang w:val="zh_TW" w:bidi="zh_TW"/>
-        </w:rPr>
-      </w:r>
-      <w:r>
-        <w:rPr>
-          <w:lang w:val="zh_TW" w:bidi="zh_TW"/>
-        </w:rPr>
-        <w:t>基大老瑪和</w:t>
-      </w:r>
-      <w:r>
-        <w:rPr>
-          <w:lang w:val="zh_TW" w:bidi="zh_TW"/>
-        </w:rPr>
-        <w:t>同盟的王</w:t>
-      </w:r>
-      <w:r>
-        <w:rPr>
-          <w:lang w:val="zh_TW" w:bidi="zh_TW"/>
-        </w:rPr>
-        <w:t>擊敗</w:t>
-      </w:r>
-      <w:r>
-        <w:rPr>
-          <w:lang w:val="zh_TW" w:bidi="zh_TW"/>
-        </w:rPr>
-        <w:t>蘇西</w:t>
-      </w:r>
-      <w:r>
-        <w:rPr>
-          <w:lang w:val="zh_TW" w:bidi="zh_TW"/>
-        </w:rPr>
-        <w:t>人的地方（</w:t>
-      </w:r>
-      <w:hyperlink r:id="rId64">
-        <w:r>
-          <w:rPr>
-            <w:lang w:val="zh_TW" w:bidi="zh_TW"/>
-          </w:rPr>
-          <w:rPr>
-            <w:color w:val="0000EE"/>
-            <w:u w:val="single"/>
-          </w:rPr>
-          <w:t>創14:5</w:t>
-        </w:r>
-      </w:hyperlink>
-      <w:r>
-        <w:rPr>
-          <w:lang w:val="zh_TW" w:bidi="zh_TW"/>
-        </w:rPr>
-        <w:t>）。這個名字可能由現代的瓦迪爾雷吉拉（Wadi er-Rejeilah）附近的哈麥山丘（Tell Ham）存留下來。那裡已經發掘出青銅時代和鐵器時代，人們定居的地方。</w:t>
-      </w:r>
-      <w:r>
-        <w:rPr>
-          <w:lang w:val="zh_TW" w:bidi="zh_TW"/>
-        </w:rPr>
-      </w:r>
-      <w:r>
-        <w:rPr>
-          <w:lang w:val="zh_TW" w:bidi="zh_TW"/>
-        </w:rPr>
-      </w:r>
-    </w:p>
-    <w:p>
-      <w:pPr/>
-      <w:r>
-        <w:rPr>
-          <w:lang w:val="zh_TW" w:bidi="zh_TW"/>
-        </w:rPr>
-      </w:r>
-    </w:p>
-    <w:p>
-      <w:pPr>
-        <w:pStyle w:val="Heading2"/>
-      </w:pPr>
-      <w:r>
-        <w:rPr>
-          <w:lang w:val="zh_TW" w:bidi="zh_TW"/>
-        </w:rPr>
-        <w:t>哈母勒，哈母勒族</w:t>
-      </w:r>
-      <w:r>
-        <w:rPr>
-          <w:lang w:val="zh_TW" w:bidi="zh_TW"/>
-        </w:rPr>
-      </w:r>
-    </w:p>
-    <w:p>
-      <w:pPr/>
-      <w:r>
-        <w:rPr>
-          <w:lang w:val="zh_TW" w:bidi="zh_TW"/>
-        </w:rPr>
-      </w:r>
-      <w:r>
-        <w:rPr>
-          <w:lang w:val="zh_TW" w:bidi="zh_TW"/>
-        </w:rPr>
-        <w:t>法勒斯的小兒子（</w:t>
-      </w:r>
-      <w:hyperlink r:id="rId65">
-        <w:r>
-          <w:rPr>
-            <w:lang w:val="zh_TW" w:bidi="zh_TW"/>
-          </w:rPr>
-          <w:rPr>
-            <w:color w:val="0000EE"/>
-            <w:u w:val="single"/>
-          </w:rPr>
-          <w:t>創46:12</w:t>
-        </w:r>
-      </w:hyperlink>
-      <w:r>
-        <w:rPr>
-          <w:lang w:val="zh_TW" w:bidi="zh_TW"/>
-        </w:rPr>
-        <w:t>；</w:t>
-      </w:r>
-      <w:hyperlink r:id="rId66">
-        <w:r>
-          <w:rPr>
-            <w:lang w:val="zh_TW" w:bidi="zh_TW"/>
-          </w:rPr>
-          <w:rPr>
-            <w:color w:val="0000EE"/>
-            <w:u w:val="single"/>
-          </w:rPr>
-          <w:t>代上2:5</w:t>
-        </w:r>
-      </w:hyperlink>
-      <w:r>
-        <w:rPr>
-          <w:lang w:val="zh_TW" w:bidi="zh_TW"/>
-        </w:rPr>
-        <w:t>），也是哈母勒族的祖先（</w:t>
-      </w:r>
-      <w:hyperlink r:id="rId67">
-        <w:r>
-          <w:rPr>
-            <w:lang w:val="zh_TW" w:bidi="zh_TW"/>
-          </w:rPr>
-          <w:rPr>
-            <w:color w:val="0000EE"/>
-            <w:u w:val="single"/>
-          </w:rPr>
-          <w:t>民26:21</w:t>
-        </w:r>
-      </w:hyperlink>
-      <w:r>
-        <w:rPr>
-          <w:lang w:val="zh_TW" w:bidi="zh_TW"/>
-        </w:rPr>
-        <w:t>）。</w:t>
-      </w:r>
-      <w:r>
-        <w:rPr>
-          <w:lang w:val="zh_TW" w:bidi="zh_TW"/>
-        </w:rPr>
-      </w:r>
-      <w:r>
-        <w:rPr>
-          <w:lang w:val="zh_TW" w:bidi="zh_TW"/>
-        </w:rPr>
-      </w:r>
-    </w:p>
-    <w:p>
-      <w:pPr/>
-      <w:r>
-        <w:rPr>
-          <w:lang w:val="zh_TW" w:bidi="zh_TW"/>
-        </w:rPr>
-      </w:r>
-    </w:p>
-    <w:p>
-      <w:pPr>
-        <w:pStyle w:val="Heading2"/>
-      </w:pPr>
-      <w:r>
-        <w:rPr>
-          <w:lang w:val="zh_TW" w:bidi="zh_TW"/>
-        </w:rPr>
-        <w:t>哈諾</w:t>
-      </w:r>
-      <w:r>
-        <w:rPr>
-          <w:lang w:val="zh_TW" w:bidi="zh_TW"/>
-        </w:rPr>
-      </w:r>
-    </w:p>
-    <w:p>
-      <w:pPr>
-        <w:pStyle w:val="ListNumber"/>
-        <w:numPr>
-          <w:ilvl w:val="0"/>
-          <w:numId w:val="18"/>
-        </w:numPr>
-        <w:spacing w:line="240" w:lineRule="auto"/>
-        <w:ind w:left="720"/>
-      </w:pPr>
-      <w:r>
-        <w:rPr>
-          <w:lang w:val="zh_TW" w:bidi="zh_TW"/>
-        </w:rPr>
-      </w:r>
-      <w:r>
-        <w:rPr>
-          <w:lang w:val="zh_TW" w:bidi="zh_TW"/>
-        </w:rPr>
-        <w:t>米甸的第三個兒子，也是亞伯拉罕與基土拉的後裔（</w:t>
-      </w:r>
-      <w:hyperlink r:id="rId68">
-        <w:r>
-          <w:rPr>
-            <w:lang w:val="zh_TW" w:bidi="zh_TW"/>
-          </w:rPr>
-          <w:rPr>
-            <w:color w:val="0000EE"/>
-            <w:u w:val="single"/>
-          </w:rPr>
-          <w:t>創25:4</w:t>
-        </w:r>
-      </w:hyperlink>
-      <w:r>
-        <w:rPr>
-          <w:lang w:val="zh_TW" w:bidi="zh_TW"/>
-        </w:rPr>
-        <w:t>；</w:t>
-      </w:r>
-      <w:hyperlink r:id="rId69">
-        <w:r>
-          <w:rPr>
-            <w:lang w:val="zh_TW" w:bidi="zh_TW"/>
-          </w:rPr>
-          <w:rPr>
-            <w:color w:val="0000EE"/>
-            <w:u w:val="single"/>
-          </w:rPr>
-          <w:t>代上1:33</w:t>
-        </w:r>
-      </w:hyperlink>
-      <w:r>
-        <w:rPr>
-          <w:lang w:val="zh_TW" w:bidi="zh_TW"/>
-        </w:rPr>
-        <w:t>）。</w:t>
-      </w:r>
-    </w:p>
-    <w:p>
-      <w:pPr>
-        <w:pStyle w:val="ListNumber"/>
-        <w:spacing w:line="240" w:lineRule="auto"/>
-        <w:ind w:left="720"/>
-      </w:pPr>
-      <w:r>
-        <w:rPr>
-          <w:lang w:val="zh_TW" w:bidi="zh_TW"/>
-        </w:rPr>
-      </w:r>
-      <w:r>
-        <w:rPr>
-          <w:lang w:val="zh_TW" w:bidi="zh_TW"/>
-        </w:rPr>
-        <w:t>呂便的長子（</w:t>
-      </w:r>
-      <w:hyperlink r:id="rId70">
-        <w:r>
-          <w:rPr>
-            <w:lang w:val="zh_TW" w:bidi="zh_TW"/>
-          </w:rPr>
-          <w:rPr>
-            <w:color w:val="0000EE"/>
-            <w:u w:val="single"/>
-          </w:rPr>
-          <w:t>創46:9</w:t>
-        </w:r>
-      </w:hyperlink>
-      <w:r>
-        <w:rPr>
-          <w:lang w:val="zh_TW" w:bidi="zh_TW"/>
-        </w:rPr>
-        <w:t>；</w:t>
-      </w:r>
-      <w:hyperlink r:id="rId71">
-        <w:r>
-          <w:rPr>
-            <w:lang w:val="zh_TW" w:bidi="zh_TW"/>
-          </w:rPr>
-          <w:rPr>
-            <w:color w:val="0000EE"/>
-            <w:u w:val="single"/>
-          </w:rPr>
-          <w:t>出6:14</w:t>
-        </w:r>
-      </w:hyperlink>
-      <w:r>
-        <w:rPr>
-          <w:lang w:val="zh_TW" w:bidi="zh_TW"/>
-        </w:rPr>
-        <w:t>；</w:t>
-      </w:r>
-      <w:hyperlink r:id="rId72">
-        <w:r>
-          <w:rPr>
-            <w:lang w:val="zh_TW" w:bidi="zh_TW"/>
-          </w:rPr>
-          <w:rPr>
-            <w:color w:val="0000EE"/>
-            <w:u w:val="single"/>
-          </w:rPr>
-          <w:t>代上5:3</w:t>
-        </w:r>
-      </w:hyperlink>
-      <w:r>
-        <w:rPr>
-          <w:lang w:val="zh_TW" w:bidi="zh_TW"/>
-        </w:rPr>
-        <w:t>）以及哈諾族的祖先（</w:t>
-      </w:r>
-      <w:hyperlink r:id="rId73">
-        <w:r>
-          <w:rPr>
-            <w:lang w:val="zh_TW" w:bidi="zh_TW"/>
-          </w:rPr>
-          <w:rPr>
-            <w:color w:val="0000EE"/>
-            <w:u w:val="single"/>
-          </w:rPr>
-          <w:t>民26:5</w:t>
-        </w:r>
-      </w:hyperlink>
-      <w:r>
-        <w:rPr>
-          <w:lang w:val="zh_TW" w:bidi="zh_TW"/>
-        </w:rPr>
-        <w:t>）。</w:t>
-      </w:r>
-      <w:r>
-        <w:rPr>
-          <w:lang w:val="zh_TW" w:bidi="zh_TW"/>
-        </w:rPr>
-      </w:r>
-      <w:r>
-        <w:rPr>
-          <w:lang w:val="zh_TW" w:bidi="zh_TW"/>
-        </w:rPr>
-      </w:r>
-    </w:p>
-    <w:p>
-      <w:pPr/>
-      <w:r>
-        <w:rPr>
-          <w:lang w:val="zh_TW" w:bidi="zh_TW"/>
-        </w:rPr>
-      </w:r>
-    </w:p>
-    <w:p>
-      <w:pPr>
-        <w:pStyle w:val="Heading2"/>
-      </w:pPr>
-      <w:r>
-        <w:rPr>
-          <w:lang w:val="zh_TW" w:bidi="zh_TW"/>
-        </w:rPr>
-        <w:t>哈薩瑪非</w:t>
-      </w:r>
-      <w:r>
-        <w:rPr>
-          <w:lang w:val="zh_TW" w:bidi="zh_TW"/>
-        </w:rPr>
-      </w:r>
-    </w:p>
-    <w:p>
-      <w:pPr/>
-      <w:r>
-        <w:rPr>
-          <w:lang w:val="zh_TW" w:bidi="zh_TW"/>
-        </w:rPr>
-      </w:r>
-      <w:r>
-        <w:rPr>
-          <w:lang w:val="zh_TW" w:bidi="zh_TW"/>
-        </w:rPr>
-        <w:t>閃的後裔約坍的兒子（</w:t>
-      </w:r>
-      <w:hyperlink r:id="rId74">
-        <w:r>
-          <w:rPr>
-            <w:lang w:val="zh_TW" w:bidi="zh_TW"/>
-          </w:rPr>
-          <w:rPr>
-            <w:color w:val="0000EE"/>
-            <w:u w:val="single"/>
-          </w:rPr>
-          <w:t>創10:26</w:t>
-        </w:r>
-      </w:hyperlink>
-      <w:r>
-        <w:rPr>
-          <w:lang w:val="zh_TW" w:bidi="zh_TW"/>
-        </w:rPr>
-        <w:t>；</w:t>
-      </w:r>
-      <w:hyperlink r:id="rId75">
-        <w:r>
-          <w:rPr>
-            <w:lang w:val="zh_TW" w:bidi="zh_TW"/>
-          </w:rPr>
-          <w:rPr>
-            <w:color w:val="0000EE"/>
-            <w:u w:val="single"/>
-          </w:rPr>
-          <w:t>代上1:20</w:t>
-        </w:r>
-      </w:hyperlink>
-      <w:r>
-        <w:rPr>
-          <w:lang w:val="zh_TW" w:bidi="zh_TW"/>
-        </w:rPr>
-        <w:t>），其後代居住在阿拉伯南部（</w:t>
-      </w:r>
-      <w:hyperlink r:id="rId76">
-        <w:r>
-          <w:rPr>
-            <w:lang w:val="zh_TW" w:bidi="zh_TW"/>
-          </w:rPr>
-          <w:rPr>
-            <w:color w:val="0000EE"/>
-            <w:u w:val="single"/>
-          </w:rPr>
-          <w:t>創10:30</w:t>
-        </w:r>
-      </w:hyperlink>
-      <w:r>
-        <w:rPr>
-          <w:lang w:val="zh_TW" w:bidi="zh_TW"/>
-        </w:rPr>
-        <w:t>）的哈德拉毛谷（Wadi Hadhramaut）。那裡的考古發掘結果顯示，在公元前五世紀，該地區因乳香貿易而經濟繁榮。這種貿易在公元前二世紀復興，使該地區富強且具有影響力。</w:t>
-      </w:r>
-      <w:r>
-        <w:rPr>
-          <w:lang w:val="zh_TW" w:bidi="zh_TW"/>
-        </w:rPr>
-      </w:r>
-      <w:r>
-        <w:rPr>
-          <w:lang w:val="zh_TW" w:bidi="zh_TW"/>
-        </w:rPr>
-      </w:r>
-    </w:p>
-    <w:p>
-      <w:pPr/>
-      <w:r>
-        <w:rPr>
-          <w:lang w:val="zh_TW" w:bidi="zh_TW"/>
-        </w:rPr>
-      </w:r>
-    </w:p>
-    <w:p>
-      <w:pPr>
-        <w:pStyle w:val="Heading2"/>
-      </w:pPr>
-      <w:r>
-        <w:rPr>
-          <w:lang w:val="zh_TW" w:bidi="zh_TW"/>
-        </w:rPr>
-        <w:t>哈瑣</w:t>
-      </w:r>
-      <w:r>
-        <w:rPr>
-          <w:lang w:val="zh_TW" w:bidi="zh_TW"/>
-        </w:rPr>
-      </w:r>
-    </w:p>
-    <w:p>
-      <w:pPr/>
-      <w:r>
-        <w:rPr>
-          <w:lang w:val="zh_TW" w:bidi="zh_TW"/>
-        </w:rPr>
-      </w:r>
-      <w:r>
-        <w:rPr>
-          <w:lang w:val="zh_TW" w:bidi="zh_TW"/>
-        </w:rPr>
-        <w:t>哈瑣是拿鶴的第五個兒子（</w:t>
-      </w:r>
-      <w:hyperlink r:id="rId77">
-        <w:r>
-          <w:rPr>
-            <w:lang w:val="zh_TW" w:bidi="zh_TW"/>
-          </w:rPr>
-          <w:rPr>
-            <w:color w:val="0000EE"/>
-            <w:u w:val="single"/>
-          </w:rPr>
-          <w:t>創22:22</w:t>
-        </w:r>
-      </w:hyperlink>
-      <w:r>
-        <w:rPr>
-          <w:lang w:val="zh_TW" w:bidi="zh_TW"/>
-        </w:rPr>
-        <w:t>）；也很可能用作拿鶴後裔某支族的名稱。它也被識別為名為Hazu的地區，此名稱是指阿拉伯北部一帶的山地地區，該地區出現在一則記載亞述王以撒哈頓對阿拉伯遠征的銘文中。</w:t>
-      </w:r>
-      <w:r>
-        <w:rPr>
-          <w:lang w:val="zh_TW" w:bidi="zh_TW"/>
-        </w:rPr>
-      </w:r>
-      <w:r>
-        <w:rPr>
-          <w:lang w:val="zh_TW" w:bidi="zh_TW"/>
-        </w:rPr>
-      </w:r>
-    </w:p>
-    <w:p>
-      <w:pPr/>
-      <w:r>
-        <w:rPr>
-          <w:lang w:val="zh_TW" w:bidi="zh_TW"/>
-        </w:rPr>
-      </w:r>
-    </w:p>
-    <w:p>
-      <w:pPr>
-        <w:pStyle w:val="Heading2"/>
-      </w:pPr>
-      <w:r>
-        <w:rPr>
-          <w:lang w:val="zh_TW" w:bidi="zh_TW"/>
-        </w:rPr>
-        <w:t>哈洗遜‧他瑪</w:t>
-      </w:r>
-      <w:r>
-        <w:rPr>
-          <w:lang w:val="zh_TW" w:bidi="zh_TW"/>
-        </w:rPr>
-      </w:r>
-    </w:p>
-    <w:p>
-      <w:pPr>
-        <w:pStyle w:val="Heading2"/>
-      </w:pPr>
-      <w:r>
-        <w:rPr>
-          <w:lang w:val="zh_TW" w:bidi="zh_TW"/>
-        </w:rPr>
-        <w:t>哈洗遜</w:t>
-      </w:r>
-      <w:r>
-        <w:rPr>
-          <w:lang w:val="zh_TW" w:bidi="zh_TW"/>
-        </w:rPr>
-        <w:t>‧他瑪</w:t>
-      </w:r>
-      <w:r>
-        <w:rPr>
-          <w:lang w:val="zh_TW" w:bidi="zh_TW"/>
-        </w:rPr>
-        <w:t>*</w:t>
-      </w:r>
-    </w:p>
-    <w:p>
-      <w:pPr/>
-      <w:r>
-        <w:rPr>
-          <w:lang w:val="zh_TW" w:bidi="zh_TW"/>
-        </w:rPr>
-      </w:r>
-      <w:r>
-        <w:rPr>
-          <w:lang w:val="zh_TW" w:bidi="zh_TW"/>
-        </w:rPr>
-        <w:t>有些譯本將</w:t>
-      </w:r>
-      <w:hyperlink r:id="rId78">
-        <w:r>
-          <w:rPr>
-            <w:lang w:val="zh_TW" w:bidi="zh_TW"/>
-          </w:rPr>
-          <w:rPr>
-            <w:color w:val="0000EE"/>
-            <w:u w:val="single"/>
-          </w:rPr>
-          <w:t>創世記十四章7節</w:t>
-        </w:r>
-      </w:hyperlink>
-      <w:r>
-        <w:rPr>
-          <w:lang w:val="zh_TW" w:bidi="zh_TW"/>
-        </w:rPr>
-        <w:t>的哈洗遜‧他瑪拼寫為哈洗遜‧達莫。</w:t>
-      </w:r>
-      <w:r>
-        <w:rPr>
-          <w:i/>
-          <w:lang w:val="zh_TW" w:bidi="zh_TW"/>
-        </w:rPr>
-        <w:t>見</w:t>
-      </w:r>
-      <w:r>
-        <w:rPr>
-          <w:lang w:val="zh_TW" w:bidi="zh_TW"/>
-        </w:rPr>
-        <w:t>哈洗遜‧他瑪</w:t>
-      </w:r>
-      <w:r>
-        <w:rPr>
-          <w:lang w:val="zh_TW" w:bidi="zh_TW"/>
-        </w:rPr>
-        <w:t>。</w:t>
-      </w:r>
-      <w:r>
-        <w:rPr>
-          <w:lang w:val="zh_TW" w:bidi="zh_TW"/>
-        </w:rPr>
-      </w:r>
-      <w:r>
-        <w:rPr>
-          <w:lang w:val="zh_TW" w:bidi="zh_TW"/>
-        </w:rPr>
-      </w:r>
-    </w:p>
-    <w:p>
-      <w:pPr/>
-      <w:r>
-        <w:rPr>
-          <w:lang w:val="zh_TW" w:bidi="zh_TW"/>
-        </w:rPr>
-      </w:r>
-    </w:p>
-    <w:p>
-      <w:pPr>
-        <w:pStyle w:val="Heading2"/>
-      </w:pPr>
-      <w:r>
-        <w:rPr>
-          <w:lang w:val="zh_TW" w:bidi="zh_TW"/>
-        </w:rPr>
-        <w:t>哈洗遜他瑪</w:t>
-      </w:r>
-      <w:r>
-        <w:rPr>
-          <w:lang w:val="zh_TW" w:bidi="zh_TW"/>
-        </w:rPr>
-      </w:r>
-    </w:p>
-    <w:p>
-      <w:pPr/>
-      <w:r>
-        <w:rPr>
-          <w:lang w:val="zh_TW" w:bidi="zh_TW"/>
-        </w:rPr>
-      </w:r>
-      <w:r>
-        <w:rPr>
-          <w:lang w:val="zh_TW" w:bidi="zh_TW"/>
-        </w:rPr>
-        <w:t>即</w:t>
-      </w:r>
-      <w:hyperlink r:id="rId79">
-        <w:r>
-          <w:rPr>
-            <w:lang w:val="zh_TW" w:bidi="zh_TW"/>
-          </w:rPr>
-          <w:rPr>
-            <w:color w:val="0000EE"/>
-            <w:u w:val="single"/>
-          </w:rPr>
-          <w:t>歷代志下二十章2節</w:t>
-        </w:r>
-      </w:hyperlink>
-      <w:r>
-        <w:rPr>
-          <w:lang w:val="zh_TW" w:bidi="zh_TW"/>
-        </w:rPr>
-        <w:t>的隱‧基底。在亞伯拉罕的時代，亞摩利人居住在這裡，他們被基大老瑪征服，當時他和其他東方的王橫掃該地區（</w:t>
-      </w:r>
-      <w:hyperlink r:id="rId78">
-        <w:r>
-          <w:rPr>
-            <w:lang w:val="zh_TW" w:bidi="zh_TW"/>
-          </w:rPr>
-          <w:rPr>
-            <w:color w:val="0000EE"/>
-            <w:u w:val="single"/>
-          </w:rPr>
-          <w:t>創14:7</w:t>
-        </w:r>
-      </w:hyperlink>
-      <w:r>
-        <w:rPr>
-          <w:lang w:val="zh_TW" w:bidi="zh_TW"/>
-        </w:rPr>
-        <w:t>）。有人認為這可能是所羅門加固修築的達莫（</w:t>
-      </w:r>
-      <w:hyperlink r:id="rId80">
-        <w:r>
-          <w:rPr>
-            <w:lang w:val="zh_TW" w:bidi="zh_TW"/>
-          </w:rPr>
-          <w:rPr>
-            <w:color w:val="0000EE"/>
-            <w:u w:val="single"/>
-          </w:rPr>
-          <w:t>王上9:18</w:t>
-        </w:r>
-      </w:hyperlink>
-      <w:r>
-        <w:rPr>
-          <w:lang w:val="zh_TW" w:bidi="zh_TW"/>
-        </w:rPr>
-        <w:t>），是以西結所說在以色列東南方的</w:t>
-      </w:r>
-      <w:r>
-        <w:rPr>
-          <w:lang w:val="zh_TW" w:bidi="zh_TW"/>
-        </w:rPr>
-        <w:t>他瑪</w:t>
-      </w:r>
-      <w:r>
-        <w:rPr>
-          <w:lang w:val="zh_TW" w:bidi="zh_TW"/>
-        </w:rPr>
-        <w:t>（</w:t>
-      </w:r>
-      <w:hyperlink r:id="rId81">
-        <w:r>
-          <w:rPr>
-            <w:lang w:val="zh_TW" w:bidi="zh_TW"/>
-          </w:rPr>
-          <w:rPr>
-            <w:color w:val="0000EE"/>
-            <w:u w:val="single"/>
-          </w:rPr>
-          <w:t>結47:18–19</w:t>
-        </w:r>
-      </w:hyperlink>
-      <w:r>
-        <w:rPr>
-          <w:lang w:val="zh_TW" w:bidi="zh_TW"/>
-        </w:rPr>
-        <w:t>，</w:t>
-      </w:r>
-      <w:hyperlink r:id="rId82">
-        <w:r>
-          <w:rPr>
-            <w:lang w:val="zh_TW" w:bidi="zh_TW"/>
-          </w:rPr>
-          <w:rPr>
-            <w:color w:val="0000EE"/>
-            <w:u w:val="single"/>
-          </w:rPr>
-          <w:t>48:28</w:t>
-        </w:r>
-      </w:hyperlink>
-      <w:r>
-        <w:rPr>
-          <w:lang w:val="zh_TW" w:bidi="zh_TW"/>
-        </w:rPr>
-        <w:t>）。哈薩薩谷（Wadi Hasasa）顯然是以這個古老的地點命名。</w:t>
       </w:r>
       <w:r>
         <w:rPr>
@@ -4827,36 +3648,6 @@
   </w:num>
   <w:num w:numId="13" w16cid:durableId="592781308">
     <w:abstractNumId w:val="11"/>
-  </w:num>
-  <w:num w:numId="14">
-    <w:abstractNumId w:val="3"/>
-    <w:lvlOverride w:ilvl="0">
-      <w:startOverride w:val="1"/>
-    </w:lvlOverride>
-  </w:num>
-  <w:num w:numId="15">
-    <w:abstractNumId w:val="3"/>
-    <w:lvlOverride w:ilvl="0">
-      <w:startOverride w:val="1"/>
-    </w:lvlOverride>
-  </w:num>
-  <w:num w:numId="16">
-    <w:abstractNumId w:val="3"/>
-    <w:lvlOverride w:ilvl="0">
-      <w:startOverride w:val="1"/>
-    </w:lvlOverride>
-  </w:num>
-  <w:num w:numId="17">
-    <w:abstractNumId w:val="3"/>
-    <w:lvlOverride w:ilvl="0">
-      <w:startOverride w:val="1"/>
-    </w:lvlOverride>
-  </w:num>
-  <w:num w:numId="18">
-    <w:abstractNumId w:val="3"/>
-    <w:lvlOverride w:ilvl="0">
-      <w:startOverride w:val="1"/>
-    </w:lvlOverride>
   </w:num>
   <w:numIdMacAtCleanup w:val="10"/>
 </w:numbering>

--- a/zht/docx/053.content.docx
+++ b/zht/docx/053.content.docx
@@ -149,7 +149,7 @@
         <w:rPr>
           <w:lang w:val="zh_TW" w:bidi="zh_TW"/>
         </w:rPr>
-        <w:t>guang</w:t>
+        <w:t>guan</w:t>
       </w:r>
       <w:r>
         <w:rPr>
@@ -212,7 +212,7 @@
         <w:rPr>
           <w:lang w:val="zh_TW" w:bidi="zh_TW"/>
         </w:rPr>
-        <w:t>光</w:t>
+        <w:t>關於潔淨與不潔淨的條例</w:t>
       </w:r>
       <w:r>
         <w:rPr>
@@ -231,7 +231,153 @@
         <w:rPr>
           <w:lang w:val="zh_TW" w:bidi="zh_TW"/>
         </w:rPr>
-        <w:t>使眼睛得以看見的亮光。</w:t>
+        <w:t>希伯來宗教具有身體、禮儀、道德和屬靈方面的意義。雖然這些潔淨和不潔的概念可以根據其背景來區分，但它們也相互融合並彼此說明；物體與禮儀的背景指向敬拜者的道德狀態，並且反映出神與祂子民之間的屬靈關係。</w:t>
+      </w:r>
+    </w:p>
+    <w:p>
+      <w:pPr/>
+      <w:r>
+        <w:rPr>
+          <w:lang w:val="zh_TW" w:bidi="zh_TW"/>
+        </w:rPr>
+      </w:r>
+      <w:r>
+        <w:rPr>
+          <w:lang w:val="zh_TW" w:bidi="zh_TW"/>
+        </w:rPr>
+        <w:t>舊約中關於人與神之間關係的異象，是以道德與個人為基礎的——神有位格的本性表現在祂賜給摩西的律法上。以色列的主有位格，且具獨特又一致的性格，使祂在道德上與異教文化中的眾多神祇完全不同。迦南人的巴力神不像耶和華，巴力是反覆無常且殘暴的，沒有人期待它們在倫理上具有一致性。而以色列的主則值得信賴，祂會實現祂的應許（透過祂揀選的先知口頭傳達）。沒有人（無論是大祭司還是君王）能超越律法，因為律法不僅表達了神的性格，也表達了祂對個人和國家的主權旨意。神在道德上的一致性也體現在祂神蹟性的介入歷史中來保護祂的子民、審判他們及其敵人，並拯救全人類。</w:t>
+      </w:r>
+    </w:p>
+    <w:p>
+      <w:pPr/>
+      <w:r>
+        <w:rPr>
+          <w:lang w:val="zh_TW" w:bidi="zh_TW"/>
+        </w:rPr>
+      </w:r>
+      <w:r>
+        <w:rPr>
+          <w:lang w:val="zh_TW" w:bidi="zh_TW"/>
+        </w:rPr>
+        <w:t>因此，利未記中定義的潔淨，始終取決於那位賜予律法的、有位格的神的同在。當人們尋求親近耶和華時，他們必須按照祂的條件來行事，因此也要遵循祂所規定的禮儀框架。利未記禮儀的細節旨在說明罪人接近神的道德意涵，以及神為使祂的子民在祂面前成為道德上潔淨之人所提供的途徑。</w:t>
+      </w:r>
+    </w:p>
+    <w:p>
+      <w:pPr/>
+      <w:r>
+        <w:rPr>
+          <w:lang w:val="zh_TW" w:bidi="zh_TW"/>
+        </w:rPr>
+      </w:r>
+      <w:r>
+        <w:rPr>
+          <w:lang w:val="zh_TW" w:bidi="zh_TW"/>
+        </w:rPr>
+        <w:t>詩篇作者清楚地說明了利未制度的意義：「誰能登耶和華的山？ 誰能站在他的聖所？就是手潔心清，不向虛妄，起誓不懷詭詐的人」（</w:t>
+      </w:r>
+      <w:hyperlink r:id="rId13">
+        <w:r>
+          <w:rPr>
+            <w:lang w:val="zh_TW" w:bidi="zh_TW"/>
+          </w:rPr>
+          <w:rPr>
+            <w:color w:val="0000EE"/>
+            <w:u w:val="single"/>
+          </w:rPr>
+          <w:t>詩24:3–4</w:t>
+        </w:r>
+      </w:hyperlink>
+      <w:r>
+        <w:rPr>
+          <w:lang w:val="zh_TW" w:bidi="zh_TW"/>
+        </w:rPr>
+        <w:t>）。一個人的潔淨狀態不僅取決於外在的行為，還取決於與神的內在關係。因此，罪人無法滿足聖潔神的道德要求，導致他或她要完全依靠神，依靠神所提供的途徑來滿足神的要求。這些途徑在律法中詳細列明。</w:t>
+      </w:r>
+    </w:p>
+    <w:p>
+      <w:pPr/>
+      <w:r>
+        <w:rPr>
+          <w:lang w:val="zh_TW" w:bidi="zh_TW"/>
+        </w:rPr>
+      </w:r>
+      <w:r>
+        <w:rPr>
+          <w:lang w:val="zh_TW" w:bidi="zh_TW"/>
+        </w:rPr>
+        <w:t>概述</w:t>
+      </w:r>
+    </w:p>
+    <w:p>
+      <w:pPr>
+        <w:pStyle w:val="ListBullet"/>
+        <w:spacing w:line="240" w:lineRule="auto"/>
+        <w:ind w:left="720"/>
+      </w:pPr>
+      <w:r>
+        <w:rPr>
+          <w:lang w:val="zh_TW" w:bidi="zh_TW"/>
+        </w:rPr>
+      </w:r>
+      <w:r>
+        <w:rPr>
+          <w:lang w:val="zh_TW" w:bidi="zh_TW"/>
+        </w:rPr>
+        <w:t>早期歷史</w:t>
+      </w:r>
+    </w:p>
+    <w:p>
+      <w:pPr>
+        <w:pStyle w:val="ListBullet"/>
+        <w:spacing w:line="240" w:lineRule="auto"/>
+        <w:ind w:left="720"/>
+      </w:pPr>
+      <w:r>
+        <w:rPr>
+          <w:lang w:val="zh_TW" w:bidi="zh_TW"/>
+        </w:rPr>
+      </w:r>
+      <w:r>
+        <w:rPr>
+          <w:lang w:val="zh_TW" w:bidi="zh_TW"/>
+        </w:rPr>
+        <w:t>利未條例</w:t>
+      </w:r>
+    </w:p>
+    <w:p>
+      <w:pPr>
+        <w:pStyle w:val="ListBullet"/>
+        <w:spacing w:line="240" w:lineRule="auto"/>
+        <w:ind w:left="720"/>
+      </w:pPr>
+      <w:r>
+        <w:rPr>
+          <w:lang w:val="zh_TW" w:bidi="zh_TW"/>
+        </w:rPr>
+      </w:r>
+      <w:r>
+        <w:rPr>
+          <w:lang w:val="zh_TW" w:bidi="zh_TW"/>
+        </w:rPr>
+        <w:t>潔淨儀式</w:t>
+      </w:r>
+    </w:p>
+    <w:p>
+      <w:pPr>
+        <w:pStyle w:val="ListBullet"/>
+        <w:spacing w:line="240" w:lineRule="auto"/>
+        <w:ind w:left="720"/>
+      </w:pPr>
+      <w:r>
+        <w:rPr>
+          <w:lang w:val="zh_TW" w:bidi="zh_TW"/>
+        </w:rPr>
+      </w:r>
+      <w:r>
+        <w:rPr>
+          <w:lang w:val="zh_TW" w:bidi="zh_TW"/>
+        </w:rPr>
+        <w:t>新約觀點</w:t>
       </w:r>
     </w:p>
     <w:p>
@@ -242,7 +388,18 @@
         <w:rPr>
           <w:lang w:val="zh_TW" w:bidi="zh_TW"/>
         </w:rPr>
-        <w:t>舊約聖經中的光</w:t>
+        <w:t>早期歷史</w:t>
+      </w:r>
+    </w:p>
+    <w:p>
+      <w:pPr>
+        <w:pStyle w:val="Heading4"/>
+      </w:pPr>
+      <w:r>
+        <w:rPr>
+          <w:lang w:val="zh_TW" w:bidi="zh_TW"/>
+        </w:rPr>
+        <w:t>外邦宗教背景</w:t>
       </w:r>
     </w:p>
     <w:p>
@@ -256,25 +413,57 @@
         <w:rPr>
           <w:lang w:val="zh_TW" w:bidi="zh_TW"/>
         </w:rPr>
-        <w:t>在舊約聖經裡，「光」有許多不同的意思。它通常是指普通、物質的光，但也象徵屬靈的真理。神創造的第一樣事物就是光 （</w:t>
-      </w:r>
-      <w:hyperlink r:id="rId13">
-        <w:r>
-          <w:rPr>
-            <w:lang w:val="zh_TW" w:bidi="zh_TW"/>
-          </w:rPr>
-          <w:rPr>
-            <w:color w:val="0000EE"/>
-            <w:u w:val="single"/>
-          </w:rPr>
-          <w:t>創1:3</w:t>
-        </w:r>
-      </w:hyperlink>
-      <w:r>
-        <w:rPr>
-          <w:lang w:val="zh_TW" w:bidi="zh_TW"/>
-        </w:rPr>
-        <w:t>）。祂也創造了日、月、星辰來發光 （</w:t>
+        <w:t>毫無疑問，外邦人的良知對於人類種族潔淨與不潔觀念的發展具有強烈的影響。無論如何解釋，在每一個偉大的宗教文獻中，這種主觀上對罪的不潔感，都普遍的存在。許多宗教都有以水和洗滌為基礎的潔淨禮儀。希伯來人在禮儀上迴避某些物品，有些是因其聖潔性，有些則是因其不潔，這與許多原始宗教中的禁忌相類似，包括早期希伯來人接觸過的一些宗教。</w:t>
+      </w:r>
+    </w:p>
+    <w:p>
+      <w:pPr/>
+      <w:r>
+        <w:rPr>
+          <w:lang w:val="zh_TW" w:bidi="zh_TW"/>
+        </w:rPr>
+      </w:r>
+      <w:r>
+        <w:rPr>
+          <w:lang w:val="zh_TW" w:bidi="zh_TW"/>
+        </w:rPr>
+        <w:t>希伯來宗教與其他古代宗教之間的相似性，很容易通過表面的比較來建立。如果沒有任何相似性，反而令人驚訝。然而，那些賦予聖經宗教獨特性的差異，則必須加以解釋。</w:t>
+      </w:r>
+    </w:p>
+    <w:p>
+      <w:pPr>
+        <w:pStyle w:val="Heading3"/>
+      </w:pPr>
+      <w:r>
+        <w:rPr>
+          <w:lang w:val="zh_TW" w:bidi="zh_TW"/>
+        </w:rPr>
+        <w:t>利未條例</w:t>
+      </w:r>
+    </w:p>
+    <w:p>
+      <w:pPr>
+        <w:pStyle w:val="Heading4"/>
+      </w:pPr>
+      <w:r>
+        <w:rPr>
+          <w:lang w:val="zh_TW" w:bidi="zh_TW"/>
+        </w:rPr>
+        <w:t>禮儀律法與道德律法</w:t>
+      </w:r>
+    </w:p>
+    <w:p>
+      <w:pPr/>
+      <w:r>
+        <w:rPr>
+          <w:lang w:val="zh_TW" w:bidi="zh_TW"/>
+        </w:rPr>
+      </w:r>
+      <w:r>
+        <w:rPr>
+          <w:lang w:val="zh_TW" w:bidi="zh_TW"/>
+        </w:rPr>
+        <w:t>摩西律法中外在的禮儀細節與其內在的道德要求之間的關係，例如十誡，是舊約神學中的基本問題之一。在整本舊約中，不潔與罪幾乎是同義詞——此事是可以證明的。在許多經文中，罪被描述為不潔的（例如，</w:t>
       </w:r>
       <w:hyperlink r:id="rId14">
         <w:r>
@@ -285,14 +474,14 @@
             <w:color w:val="0000EE"/>
             <w:u w:val="single"/>
           </w:rPr>
-          <w:t>創1:16</w:t>
-        </w:r>
-      </w:hyperlink>
-      <w:r>
-        <w:rPr>
-          <w:lang w:val="zh_TW" w:bidi="zh_TW"/>
-        </w:rPr>
-        <w:t>）。有時候聖經會把光擬人化，例如約伯把光描寫成住在無人能至之處 （</w:t>
+          <w:t>利16:16、30</w:t>
+        </w:r>
+      </w:hyperlink>
+      <w:r>
+        <w:rPr>
+          <w:lang w:val="zh_TW" w:bidi="zh_TW"/>
+        </w:rPr>
+        <w:t>；</w:t>
       </w:r>
       <w:hyperlink r:id="rId15">
         <w:r>
@@ -303,14 +492,14 @@
             <w:color w:val="0000EE"/>
             <w:u w:val="single"/>
           </w:rPr>
-          <w:t>伯38:19</w:t>
-        </w:r>
-      </w:hyperlink>
-      <w:r>
-        <w:rPr>
-          <w:lang w:val="zh_TW" w:bidi="zh_TW"/>
-        </w:rPr>
-        <w:t>，參</w:t>
+          <w:t>民5:11–28</w:t>
+        </w:r>
+      </w:hyperlink>
+      <w:r>
+        <w:rPr>
+          <w:lang w:val="zh_TW" w:bidi="zh_TW"/>
+        </w:rPr>
+        <w:t>中的苦水試驗；</w:t>
       </w:r>
       <w:hyperlink r:id="rId16">
         <w:r>
@@ -321,14 +510,28 @@
             <w:color w:val="0000EE"/>
             <w:u w:val="single"/>
           </w:rPr>
-          <w:t>24</w:t>
-        </w:r>
-      </w:hyperlink>
-      <w:r>
-        <w:rPr>
-          <w:lang w:val="zh_TW" w:bidi="zh_TW"/>
-        </w:rPr>
-        <w:t>節）。以色列人在會幕裡也使用人造的光（</w:t>
+          <w:t>亞13:1</w:t>
+        </w:r>
+      </w:hyperlink>
+      <w:r>
+        <w:rPr>
+          <w:lang w:val="zh_TW" w:bidi="zh_TW"/>
+        </w:rPr>
+        <w:t>）。</w:t>
+      </w:r>
+    </w:p>
+    <w:p>
+      <w:pPr/>
+      <w:r>
+        <w:rPr>
+          <w:lang w:val="zh_TW" w:bidi="zh_TW"/>
+        </w:rPr>
+      </w:r>
+      <w:r>
+        <w:rPr>
+          <w:lang w:val="zh_TW" w:bidi="zh_TW"/>
+        </w:rPr>
+        <w:t>禮儀上的潔淨與道德上的潔淨之間的關係，可以從經文中得到說明，一方面提到「手潔」（</w:t>
       </w:r>
       <w:hyperlink r:id="rId17">
         <w:r>
@@ -339,7 +542,253 @@
             <w:color w:val="0000EE"/>
             <w:u w:val="single"/>
           </w:rPr>
-          <w:t>出25:37</w:t>
+          <w:t>撒下22:21</w:t>
+        </w:r>
+      </w:hyperlink>
+      <w:r>
+        <w:rPr>
+          <w:lang w:val="zh_TW" w:bidi="zh_TW"/>
+        </w:rPr>
+        <w:t>；</w:t>
+      </w:r>
+      <w:hyperlink r:id="rId18">
+        <w:r>
+          <w:rPr>
+            <w:lang w:val="zh_TW" w:bidi="zh_TW"/>
+          </w:rPr>
+          <w:rPr>
+            <w:color w:val="0000EE"/>
+            <w:u w:val="single"/>
+          </w:rPr>
+          <w:t>伯17:9，</w:t>
+        </w:r>
+      </w:hyperlink>
+      <w:hyperlink r:id="rId19">
+        <w:r>
+          <w:rPr>
+            <w:lang w:val="zh_TW" w:bidi="zh_TW"/>
+          </w:rPr>
+          <w:rPr>
+            <w:color w:val="0000EE"/>
+            <w:u w:val="single"/>
+          </w:rPr>
+          <w:t>22:30</w:t>
+        </w:r>
+      </w:hyperlink>
+      <w:r>
+        <w:rPr>
+          <w:lang w:val="zh_TW" w:bidi="zh_TW"/>
+        </w:rPr>
+        <w:t>），另一方面提到「清潔的心」（</w:t>
+      </w:r>
+      <w:hyperlink r:id="rId20">
+        <w:r>
+          <w:rPr>
+            <w:lang w:val="zh_TW" w:bidi="zh_TW"/>
+          </w:rPr>
+          <w:rPr>
+            <w:color w:val="0000EE"/>
+            <w:u w:val="single"/>
+          </w:rPr>
+          <w:t>詩24:4</w:t>
+        </w:r>
+      </w:hyperlink>
+      <w:r>
+        <w:rPr>
+          <w:lang w:val="zh_TW" w:bidi="zh_TW"/>
+        </w:rPr>
+        <w:t>，</w:t>
+      </w:r>
+      <w:hyperlink r:id="rId21">
+        <w:r>
+          <w:rPr>
+            <w:lang w:val="zh_TW" w:bidi="zh_TW"/>
+          </w:rPr>
+          <w:rPr>
+            <w:color w:val="0000EE"/>
+            <w:u w:val="single"/>
+          </w:rPr>
+          <w:t>51:10</w:t>
+        </w:r>
+      </w:hyperlink>
+      <w:r>
+        <w:rPr>
+          <w:lang w:val="zh_TW" w:bidi="zh_TW"/>
+        </w:rPr>
+        <w:t>，</w:t>
+      </w:r>
+      <w:hyperlink r:id="rId22">
+        <w:r>
+          <w:rPr>
+            <w:lang w:val="zh_TW" w:bidi="zh_TW"/>
+          </w:rPr>
+          <w:rPr>
+            <w:color w:val="0000EE"/>
+            <w:u w:val="single"/>
+          </w:rPr>
+          <w:t>73:13</w:t>
+        </w:r>
+      </w:hyperlink>
+      <w:r>
+        <w:rPr>
+          <w:lang w:val="zh_TW" w:bidi="zh_TW"/>
+        </w:rPr>
+        <w:t>；</w:t>
+      </w:r>
+      <w:hyperlink r:id="rId23">
+        <w:r>
+          <w:rPr>
+            <w:lang w:val="zh_TW" w:bidi="zh_TW"/>
+          </w:rPr>
+          <w:rPr>
+            <w:color w:val="0000EE"/>
+            <w:u w:val="single"/>
+          </w:rPr>
+          <w:t>箴20:9</w:t>
+        </w:r>
+      </w:hyperlink>
+      <w:r>
+        <w:rPr>
+          <w:lang w:val="zh_TW" w:bidi="zh_TW"/>
+        </w:rPr>
+        <w:t>）。先知以賽亞在神的面前自覺「嘴唇不潔」，一塊潔淨的炭火（或許代表著赦免與贖罪）潔淨了他（</w:t>
+      </w:r>
+      <w:hyperlink r:id="rId24">
+        <w:r>
+          <w:rPr>
+            <w:lang w:val="zh_TW" w:bidi="zh_TW"/>
+          </w:rPr>
+          <w:rPr>
+            <w:color w:val="0000EE"/>
+            <w:u w:val="single"/>
+          </w:rPr>
+          <w:t>賽6:5–7</w:t>
+        </w:r>
+      </w:hyperlink>
+      <w:r>
+        <w:rPr>
+          <w:lang w:val="zh_TW" w:bidi="zh_TW"/>
+        </w:rPr>
+        <w:t>）。在許多經文中，潔淨代表在神面前的無罪（</w:t>
+      </w:r>
+      <w:hyperlink r:id="rId25">
+        <w:r>
+          <w:rPr>
+            <w:lang w:val="zh_TW" w:bidi="zh_TW"/>
+          </w:rPr>
+          <w:rPr>
+            <w:color w:val="0000EE"/>
+            <w:u w:val="single"/>
+          </w:rPr>
+          <w:t>伯11:4</w:t>
+        </w:r>
+      </w:hyperlink>
+      <w:r>
+        <w:rPr>
+          <w:lang w:val="zh_TW" w:bidi="zh_TW"/>
+        </w:rPr>
+        <w:t>，</w:t>
+      </w:r>
+      <w:hyperlink r:id="rId26">
+        <w:r>
+          <w:rPr>
+            <w:lang w:val="zh_TW" w:bidi="zh_TW"/>
+          </w:rPr>
+          <w:rPr>
+            <w:color w:val="0000EE"/>
+            <w:u w:val="single"/>
+          </w:rPr>
+          <w:t>33:9</w:t>
+        </w:r>
+      </w:hyperlink>
+      <w:r>
+        <w:rPr>
+          <w:lang w:val="zh_TW" w:bidi="zh_TW"/>
+        </w:rPr>
+        <w:t>；</w:t>
+      </w:r>
+      <w:hyperlink r:id="rId27">
+        <w:r>
+          <w:rPr>
+            <w:lang w:val="zh_TW" w:bidi="zh_TW"/>
+          </w:rPr>
+          <w:rPr>
+            <w:color w:val="0000EE"/>
+            <w:u w:val="single"/>
+          </w:rPr>
+          <w:t>詩51:7–10</w:t>
+        </w:r>
+      </w:hyperlink>
+      <w:r>
+        <w:rPr>
+          <w:lang w:val="zh_TW" w:bidi="zh_TW"/>
+        </w:rPr>
+        <w:t>；</w:t>
+      </w:r>
+      <w:hyperlink r:id="rId23">
+        <w:r>
+          <w:rPr>
+            <w:lang w:val="zh_TW" w:bidi="zh_TW"/>
+          </w:rPr>
+          <w:rPr>
+            <w:color w:val="0000EE"/>
+            <w:u w:val="single"/>
+          </w:rPr>
+          <w:t>箴20:9</w:t>
+        </w:r>
+      </w:hyperlink>
+      <w:r>
+        <w:rPr>
+          <w:lang w:val="zh_TW" w:bidi="zh_TW"/>
+        </w:rPr>
+        <w:t>），而不潔則被認為源自罪（</w:t>
+      </w:r>
+      <w:hyperlink r:id="rId28">
+        <w:r>
+          <w:rPr>
+            <w:lang w:val="zh_TW" w:bidi="zh_TW"/>
+          </w:rPr>
+          <w:rPr>
+            <w:color w:val="0000EE"/>
+            <w:u w:val="single"/>
+          </w:rPr>
+          <w:t>詩51:2</w:t>
+        </w:r>
+      </w:hyperlink>
+      <w:r>
+        <w:rPr>
+          <w:lang w:val="zh_TW" w:bidi="zh_TW"/>
+        </w:rPr>
+        <w:t>；</w:t>
+      </w:r>
+      <w:hyperlink r:id="rId29">
+        <w:r>
+          <w:rPr>
+            <w:lang w:val="zh_TW" w:bidi="zh_TW"/>
+          </w:rPr>
+          <w:rPr>
+            <w:color w:val="0000EE"/>
+            <w:u w:val="single"/>
+          </w:rPr>
+          <w:t>賽1:16</w:t>
+        </w:r>
+      </w:hyperlink>
+      <w:r>
+        <w:rPr>
+          <w:lang w:val="zh_TW" w:bidi="zh_TW"/>
+        </w:rPr>
+        <w:t>，</w:t>
+      </w:r>
+      <w:hyperlink r:id="rId30">
+        <w:r>
+          <w:rPr>
+            <w:lang w:val="zh_TW" w:bidi="zh_TW"/>
+          </w:rPr>
+          <w:rPr>
+            <w:color w:val="0000EE"/>
+            <w:u w:val="single"/>
+          </w:rPr>
+          <w:t>64:6</w:t>
         </w:r>
       </w:hyperlink>
       <w:r>
@@ -350,6 +799,17 @@
       </w:r>
     </w:p>
     <w:p>
+      <w:pPr>
+        <w:pStyle w:val="Heading4"/>
+      </w:pPr>
+      <w:r>
+        <w:rPr>
+          <w:lang w:val="zh_TW" w:bidi="zh_TW"/>
+        </w:rPr>
+        <w:t>不潔的原因</w:t>
+      </w:r>
+    </w:p>
+    <w:p>
       <w:pPr/>
       <w:r>
         <w:rPr>
@@ -360,90 +820,454 @@
         <w:rPr>
           <w:lang w:val="zh_TW" w:bidi="zh_TW"/>
         </w:rPr>
-        <w:t>光是良善、振奮，或與重要人物（尤其是神）相關的象徵。傳道書中的傳道者說：「光本是佳美的」（</w:t>
-      </w:r>
-      <w:hyperlink r:id="rId18">
-        <w:r>
-          <w:rPr>
-            <w:lang w:val="zh_TW" w:bidi="zh_TW"/>
-          </w:rPr>
-          <w:rPr>
-            <w:color w:val="0000EE"/>
-            <w:u w:val="single"/>
-          </w:rPr>
-          <w:t>傳11:7</w:t>
-        </w:r>
-      </w:hyperlink>
-      <w:r>
-        <w:rPr>
-          <w:lang w:val="zh_TW" w:bidi="zh_TW"/>
-        </w:rPr>
-        <w:t>）。在埃及的十災期間，埃及人陷入黑暗，而以色列人卻有光（</w:t>
-      </w:r>
-      <w:hyperlink r:id="rId19">
-        <w:r>
-          <w:rPr>
-            <w:lang w:val="zh_TW" w:bidi="zh_TW"/>
-          </w:rPr>
-          <w:rPr>
-            <w:color w:val="0000EE"/>
-            <w:u w:val="single"/>
-          </w:rPr>
-          <w:t>出10:23</w:t>
-        </w:r>
-      </w:hyperlink>
-      <w:r>
-        <w:rPr>
-          <w:lang w:val="zh_TW" w:bidi="zh_TW"/>
-        </w:rPr>
-        <w:t>）。當以色列人出埃及時，神在白日用雲柱引導他們，又在黑夜用火柱光照他們（</w:t>
-      </w:r>
-      <w:hyperlink r:id="rId20">
-        <w:r>
-          <w:rPr>
-            <w:lang w:val="zh_TW" w:bidi="zh_TW"/>
-          </w:rPr>
-          <w:rPr>
-            <w:color w:val="0000EE"/>
-            <w:u w:val="single"/>
-          </w:rPr>
-          <w:t>出13:21</w:t>
-        </w:r>
-      </w:hyperlink>
-      <w:r>
-        <w:rPr>
-          <w:lang w:val="zh_TW" w:bidi="zh_TW"/>
-        </w:rPr>
-        <w:t>）。這火柱在仇敵處於黑暗時，給以色列人光明（</w:t>
-      </w:r>
-      <w:hyperlink r:id="rId21">
-        <w:r>
-          <w:rPr>
-            <w:lang w:val="zh_TW" w:bidi="zh_TW"/>
-          </w:rPr>
-          <w:rPr>
-            <w:color w:val="0000EE"/>
-            <w:u w:val="single"/>
-          </w:rPr>
-          <w:t>出14:20</w:t>
-        </w:r>
-      </w:hyperlink>
-      <w:r>
-        <w:rPr>
-          <w:lang w:val="zh_TW" w:bidi="zh_TW"/>
-        </w:rPr>
-        <w:t>）。即使以色列犯罪，他們仍記得神沒有丟棄他們。火柱仍然存在，引導他們（</w:t>
-      </w:r>
-      <w:hyperlink r:id="rId22">
-        <w:r>
-          <w:rPr>
-            <w:lang w:val="zh_TW" w:bidi="zh_TW"/>
-          </w:rPr>
-          <w:rPr>
-            <w:color w:val="0000EE"/>
-            <w:u w:val="single"/>
-          </w:rPr>
-          <w:t>尼9:19</w:t>
+        <w:t>從摩西律法中可以引申出一些不潔的原因。</w:t>
+      </w:r>
+    </w:p>
+    <w:p>
+      <w:pPr>
+        <w:pStyle w:val="ListNumber"/>
+        <w:numPr>
+          <w:ilvl w:val="0"/>
+          <w:numId w:val="14"/>
+        </w:numPr>
+        <w:spacing w:line="240" w:lineRule="auto"/>
+        <w:ind w:left="720"/>
+      </w:pPr>
+      <w:r>
+        <w:rPr>
+          <w:lang w:val="zh_TW" w:bidi="zh_TW"/>
+        </w:rPr>
+      </w:r>
+      <w:r>
+        <w:rPr>
+          <w:lang w:val="zh_TW" w:bidi="zh_TW"/>
+        </w:rPr>
+        <w:t>某些食物不可食用。各種有關動物的律法，使人能「把潔淨的和不潔淨的，可吃的與不可吃的活物，都分別出來」（</w:t>
+      </w:r>
+      <w:hyperlink r:id="rId31">
+        <w:r>
+          <w:rPr>
+            <w:lang w:val="zh_TW" w:bidi="zh_TW"/>
+          </w:rPr>
+          <w:rPr>
+            <w:color w:val="0000EE"/>
+            <w:u w:val="single"/>
+          </w:rPr>
+          <w:t>利11:47</w:t>
+        </w:r>
+      </w:hyperlink>
+      <w:r>
+        <w:rPr>
+          <w:lang w:val="zh_TW" w:bidi="zh_TW"/>
+        </w:rPr>
+        <w:t>）。被允許食用的食物是神所能接受的（另見</w:t>
+      </w:r>
+      <w:hyperlink r:id="rId32">
+        <w:r>
+          <w:rPr>
+            <w:lang w:val="zh_TW" w:bidi="zh_TW"/>
+          </w:rPr>
+          <w:rPr>
+            <w:color w:val="0000EE"/>
+            <w:u w:val="single"/>
+          </w:rPr>
+          <w:t>申14:3–21</w:t>
+        </w:r>
+      </w:hyperlink>
+      <w:r>
+        <w:rPr>
+          <w:lang w:val="zh_TW" w:bidi="zh_TW"/>
+        </w:rPr>
+        <w:t>；</w:t>
+      </w:r>
+      <w:hyperlink r:id="rId33">
+        <w:r>
+          <w:rPr>
+            <w:lang w:val="zh_TW" w:bidi="zh_TW"/>
+          </w:rPr>
+          <w:rPr>
+            <w:color w:val="0000EE"/>
+            <w:u w:val="single"/>
+          </w:rPr>
+          <w:t>徒15:28–29</w:t>
+        </w:r>
+      </w:hyperlink>
+      <w:r>
+        <w:rPr>
+          <w:lang w:val="zh_TW" w:bidi="zh_TW"/>
+        </w:rPr>
+        <w:t>）。</w:t>
+      </w:r>
+    </w:p>
+    <w:p>
+      <w:pPr>
+        <w:pStyle w:val="ListNumber"/>
+        <w:spacing w:line="240" w:lineRule="auto"/>
+        <w:ind w:left="720"/>
+      </w:pPr>
+      <w:r>
+        <w:rPr>
+          <w:lang w:val="zh_TW" w:bidi="zh_TW"/>
+        </w:rPr>
+      </w:r>
+      <w:r>
+        <w:rPr>
+          <w:lang w:val="zh_TW" w:bidi="zh_TW"/>
+        </w:rPr>
+        <w:t>疾病（尤其是痲瘋病）會導致不潔（</w:t>
+      </w:r>
+      <w:hyperlink r:id="rId34">
+        <w:r>
+          <w:rPr>
+            <w:lang w:val="zh_TW" w:bidi="zh_TW"/>
+          </w:rPr>
+          <w:rPr>
+            <w:color w:val="0000EE"/>
+            <w:u w:val="single"/>
+          </w:rPr>
+          <w:t>利13–14</w:t>
+        </w:r>
+      </w:hyperlink>
+      <w:r>
+        <w:rPr>
+          <w:lang w:val="zh_TW" w:bidi="zh_TW"/>
+        </w:rPr>
+        <w:t>）。乃縵的故事提到痲瘋的不潔（</w:t>
+      </w:r>
+      <w:hyperlink r:id="rId35">
+        <w:r>
+          <w:rPr>
+            <w:lang w:val="zh_TW" w:bidi="zh_TW"/>
+          </w:rPr>
+          <w:rPr>
+            <w:color w:val="0000EE"/>
+            <w:u w:val="single"/>
+          </w:rPr>
+          <w:t>王下5:1–14</w:t>
+        </w:r>
+      </w:hyperlink>
+      <w:r>
+        <w:rPr>
+          <w:lang w:val="zh_TW" w:bidi="zh_TW"/>
+        </w:rPr>
+        <w:t>）。福音書中多次提到痲瘋病人（例如，</w:t>
+      </w:r>
+      <w:hyperlink r:id="rId36">
+        <w:r>
+          <w:rPr>
+            <w:lang w:val="zh_TW" w:bidi="zh_TW"/>
+          </w:rPr>
+          <w:rPr>
+            <w:color w:val="0000EE"/>
+            <w:u w:val="single"/>
+          </w:rPr>
+          <w:t>太8:1–4</w:t>
+        </w:r>
+      </w:hyperlink>
+      <w:r>
+        <w:rPr>
+          <w:lang w:val="zh_TW" w:bidi="zh_TW"/>
+        </w:rPr>
+        <w:t>，</w:t>
+      </w:r>
+      <w:hyperlink r:id="rId37">
+        <w:r>
+          <w:rPr>
+            <w:lang w:val="zh_TW" w:bidi="zh_TW"/>
+          </w:rPr>
+          <w:rPr>
+            <w:color w:val="0000EE"/>
+            <w:u w:val="single"/>
+          </w:rPr>
+          <w:t>10:8</w:t>
+        </w:r>
+      </w:hyperlink>
+      <w:r>
+        <w:rPr>
+          <w:lang w:val="zh_TW" w:bidi="zh_TW"/>
+        </w:rPr>
+        <w:t>，</w:t>
+      </w:r>
+      <w:hyperlink r:id="rId38">
+        <w:r>
+          <w:rPr>
+            <w:lang w:val="zh_TW" w:bidi="zh_TW"/>
+          </w:rPr>
+          <w:rPr>
+            <w:color w:val="0000EE"/>
+            <w:u w:val="single"/>
+          </w:rPr>
+          <w:t>11:5</w:t>
+        </w:r>
+      </w:hyperlink>
+      <w:r>
+        <w:rPr>
+          <w:lang w:val="zh_TW" w:bidi="zh_TW"/>
+        </w:rPr>
+        <w:t>；</w:t>
+      </w:r>
+      <w:hyperlink r:id="rId39">
+        <w:r>
+          <w:rPr>
+            <w:lang w:val="zh_TW" w:bidi="zh_TW"/>
+          </w:rPr>
+          <w:rPr>
+            <w:color w:val="0000EE"/>
+            <w:u w:val="single"/>
+          </w:rPr>
+          <w:t>路4:27</w:t>
+        </w:r>
+      </w:hyperlink>
+      <w:r>
+        <w:rPr>
+          <w:lang w:val="zh_TW" w:bidi="zh_TW"/>
+        </w:rPr>
+        <w:t>）。許多腫脹、潰瘍和皮疹都包括在這一範疇內，包括漢森氏病（Hansen’s disease，現代的痲瘋）。疾病的不潔還包括所有被病人接觸過的東西（</w:t>
+      </w:r>
+      <w:hyperlink r:id="rId40">
+        <w:r>
+          <w:rPr>
+            <w:lang w:val="zh_TW" w:bidi="zh_TW"/>
+          </w:rPr>
+          <w:rPr>
+            <w:color w:val="0000EE"/>
+            <w:u w:val="single"/>
+          </w:rPr>
+          <w:t>利14:33–57</w:t>
+        </w:r>
+      </w:hyperlink>
+      <w:r>
+        <w:rPr>
+          <w:lang w:val="zh_TW" w:bidi="zh_TW"/>
+        </w:rPr>
+        <w:t>）。</w:t>
+      </w:r>
+    </w:p>
+    <w:p>
+      <w:pPr>
+        <w:pStyle w:val="ListNumber"/>
+        <w:spacing w:line="240" w:lineRule="auto"/>
+        <w:ind w:left="720"/>
+      </w:pPr>
+      <w:r>
+        <w:rPr>
+          <w:lang w:val="zh_TW" w:bidi="zh_TW"/>
+        </w:rPr>
+      </w:r>
+      <w:r>
+        <w:rPr>
+          <w:lang w:val="zh_TW" w:bidi="zh_TW"/>
+        </w:rPr>
+        <w:t>身體排泄物是不潔的，接觸它們會使人不潔一段時間。精液的排出會導致不潔，直到晚上，無論是在性交中（</w:t>
+      </w:r>
+      <w:hyperlink r:id="rId41">
+        <w:r>
+          <w:rPr>
+            <w:lang w:val="zh_TW" w:bidi="zh_TW"/>
+          </w:rPr>
+          <w:rPr>
+            <w:color w:val="0000EE"/>
+            <w:u w:val="single"/>
+          </w:rPr>
+          <w:t>利15:16–18</w:t>
+        </w:r>
+      </w:hyperlink>
+      <w:r>
+        <w:rPr>
+          <w:lang w:val="zh_TW" w:bidi="zh_TW"/>
+        </w:rPr>
+        <w:t>）還是在夜間不經意地排出（</w:t>
+      </w:r>
+      <w:hyperlink r:id="rId42">
+        <w:r>
+          <w:rPr>
+            <w:lang w:val="zh_TW" w:bidi="zh_TW"/>
+          </w:rPr>
+          <w:rPr>
+            <w:color w:val="0000EE"/>
+            <w:u w:val="single"/>
+          </w:rPr>
+          <w:t>申23:10</w:t>
+        </w:r>
+      </w:hyperlink>
+      <w:r>
+        <w:rPr>
+          <w:lang w:val="zh_TW" w:bidi="zh_TW"/>
+        </w:rPr>
+        <w:t>）。不正常的排泄物，通常與疾病有關，在排泄停止後七天內使人不潔（</w:t>
+      </w:r>
+      <w:hyperlink r:id="rId43">
+        <w:r>
+          <w:rPr>
+            <w:lang w:val="zh_TW" w:bidi="zh_TW"/>
+          </w:rPr>
+          <w:rPr>
+            <w:color w:val="0000EE"/>
+            <w:u w:val="single"/>
+          </w:rPr>
+          <w:t>利15:1–15</w:t>
+        </w:r>
+      </w:hyperlink>
+      <w:r>
+        <w:rPr>
+          <w:lang w:val="zh_TW" w:bidi="zh_TW"/>
+        </w:rPr>
+        <w:t>）。月經也會導致不潔，並持續七天，直到其停止後（</w:t>
+      </w:r>
+      <w:hyperlink r:id="rId44">
+        <w:r>
+          <w:rPr>
+            <w:lang w:val="zh_TW" w:bidi="zh_TW"/>
+          </w:rPr>
+          <w:rPr>
+            <w:color w:val="0000EE"/>
+            <w:u w:val="single"/>
+          </w:rPr>
+          <w:t>利15:19–24</w:t>
+        </w:r>
+      </w:hyperlink>
+      <w:r>
+        <w:rPr>
+          <w:lang w:val="zh_TW" w:bidi="zh_TW"/>
+        </w:rPr>
+        <w:t>；</w:t>
+      </w:r>
+      <w:hyperlink r:id="rId45">
+        <w:r>
+          <w:rPr>
+            <w:lang w:val="zh_TW" w:bidi="zh_TW"/>
+          </w:rPr>
+          <w:rPr>
+            <w:color w:val="0000EE"/>
+            <w:u w:val="single"/>
+          </w:rPr>
+          <w:t>撒下11:4</w:t>
+        </w:r>
+      </w:hyperlink>
+      <w:r>
+        <w:rPr>
+          <w:lang w:val="zh_TW" w:bidi="zh_TW"/>
+        </w:rPr>
+        <w:t>）。在此期間的性行為使雙方都不潔（</w:t>
+      </w:r>
+      <w:hyperlink r:id="rId44">
+        <w:r>
+          <w:rPr>
+            <w:lang w:val="zh_TW" w:bidi="zh_TW"/>
+          </w:rPr>
+          <w:rPr>
+            <w:color w:val="0000EE"/>
+            <w:u w:val="single"/>
+          </w:rPr>
+          <w:t>利15:19–24</w:t>
+        </w:r>
+      </w:hyperlink>
+      <w:r>
+        <w:rPr>
+          <w:lang w:val="zh_TW" w:bidi="zh_TW"/>
+        </w:rPr>
+        <w:t>，</w:t>
+      </w:r>
+      <w:hyperlink r:id="rId46">
+        <w:r>
+          <w:rPr>
+            <w:lang w:val="zh_TW" w:bidi="zh_TW"/>
+          </w:rPr>
+          <w:rPr>
+            <w:color w:val="0000EE"/>
+            <w:u w:val="single"/>
+          </w:rPr>
+          <w:t>20:18</w:t>
+        </w:r>
+      </w:hyperlink>
+      <w:r>
+        <w:rPr>
+          <w:lang w:val="zh_TW" w:bidi="zh_TW"/>
+        </w:rPr>
+        <w:t>）。接觸不潔之人的唾液會使人不潔一整天（</w:t>
+      </w:r>
+      <w:hyperlink r:id="rId47">
+        <w:r>
+          <w:rPr>
+            <w:lang w:val="zh_TW" w:bidi="zh_TW"/>
+          </w:rPr>
+          <w:rPr>
+            <w:color w:val="0000EE"/>
+            <w:u w:val="single"/>
+          </w:rPr>
+          <w:t>15:8</w:t>
+        </w:r>
+      </w:hyperlink>
+      <w:r>
+        <w:rPr>
+          <w:lang w:val="zh_TW" w:bidi="zh_TW"/>
+        </w:rPr>
+        <w:t>）。</w:t>
+      </w:r>
+    </w:p>
+    <w:p>
+      <w:pPr>
+        <w:pStyle w:val="ListNumber"/>
+        <w:spacing w:line="240" w:lineRule="auto"/>
+        <w:ind w:left="720"/>
+      </w:pPr>
+      <w:r>
+        <w:rPr>
+          <w:lang w:val="zh_TW" w:bidi="zh_TW"/>
+        </w:rPr>
+      </w:r>
+      <w:r>
+        <w:rPr>
+          <w:lang w:val="zh_TW" w:bidi="zh_TW"/>
+        </w:rPr>
+        <w:t>死屍，甚至是屍體的一部分，例如骨頭，都會導致不潔（</w:t>
+      </w:r>
+      <w:hyperlink r:id="rId48">
+        <w:r>
+          <w:rPr>
+            <w:lang w:val="zh_TW" w:bidi="zh_TW"/>
+          </w:rPr>
+          <w:rPr>
+            <w:color w:val="0000EE"/>
+            <w:u w:val="single"/>
+          </w:rPr>
+          <w:t>民19:16</w:t>
+        </w:r>
+      </w:hyperlink>
+      <w:r>
+        <w:rPr>
+          <w:lang w:val="zh_TW" w:bidi="zh_TW"/>
+        </w:rPr>
+        <w:t>）。觸摸死屍的人會不潔一個月，且只能在這段期間結束後，他們才可以守他們自己的逾越節，如果他們錯過了之前的節期（</w:t>
+      </w:r>
+      <w:hyperlink r:id="rId49">
+        <w:r>
+          <w:rPr>
+            <w:lang w:val="zh_TW" w:bidi="zh_TW"/>
+          </w:rPr>
+          <w:rPr>
+            <w:color w:val="0000EE"/>
+            <w:u w:val="single"/>
+          </w:rPr>
+          <w:t>9:6–11</w:t>
+        </w:r>
+      </w:hyperlink>
+      <w:r>
+        <w:rPr>
+          <w:lang w:val="zh_TW" w:bidi="zh_TW"/>
+        </w:rPr>
+        <w:t>）。大祭司因其特殊的禮儀責任，甚至不能埋葬自己的父母（</w:t>
+      </w:r>
+      <w:hyperlink r:id="rId50">
+        <w:r>
+          <w:rPr>
+            <w:lang w:val="zh_TW" w:bidi="zh_TW"/>
+          </w:rPr>
+          <w:rPr>
+            <w:color w:val="0000EE"/>
+            <w:u w:val="single"/>
+          </w:rPr>
+          <w:t>利21:10–11</w:t>
         </w:r>
       </w:hyperlink>
       <w:r>
@@ -452,16 +1276,16 @@
         </w:rPr>
         <w:t>；參</w:t>
       </w:r>
-      <w:hyperlink r:id="rId23">
-        <w:r>
-          <w:rPr>
-            <w:lang w:val="zh_TW" w:bidi="zh_TW"/>
-          </w:rPr>
-          <w:rPr>
-            <w:color w:val="0000EE"/>
-            <w:u w:val="single"/>
-          </w:rPr>
-          <w:t>尼9:12</w:t>
+      <w:hyperlink r:id="rId51">
+        <w:r>
+          <w:rPr>
+            <w:lang w:val="zh_TW" w:bidi="zh_TW"/>
+          </w:rPr>
+          <w:rPr>
+            <w:color w:val="0000EE"/>
+            <w:u w:val="single"/>
+          </w:rPr>
+          <w:t>民6:6–7</w:t>
         </w:r>
       </w:hyperlink>
       <w:r>
@@ -470,28 +1294,34 @@
         </w:rPr>
         <w:t>；</w:t>
       </w:r>
-      <w:hyperlink r:id="rId24">
-        <w:r>
-          <w:rPr>
-            <w:lang w:val="zh_TW" w:bidi="zh_TW"/>
-          </w:rPr>
-          <w:rPr>
-            <w:color w:val="0000EE"/>
-            <w:u w:val="single"/>
-          </w:rPr>
-          <w:t>詩78:14，</w:t>
-        </w:r>
-      </w:hyperlink>
-      <w:hyperlink r:id="rId25">
-        <w:r>
-          <w:rPr>
-            <w:lang w:val="zh_TW" w:bidi="zh_TW"/>
-          </w:rPr>
-          <w:rPr>
-            <w:color w:val="0000EE"/>
-            <w:u w:val="single"/>
-          </w:rPr>
-          <w:t>105:39</w:t>
+      <w:hyperlink r:id="rId52">
+        <w:r>
+          <w:rPr>
+            <w:lang w:val="zh_TW" w:bidi="zh_TW"/>
+          </w:rPr>
+          <w:rPr>
+            <w:color w:val="0000EE"/>
+            <w:u w:val="single"/>
+          </w:rPr>
+          <w:t>該2:13</w:t>
+        </w:r>
+      </w:hyperlink>
+      <w:r>
+        <w:rPr>
+          <w:lang w:val="zh_TW" w:bidi="zh_TW"/>
+        </w:rPr>
+        <w:t>；</w:t>
+      </w:r>
+      <w:hyperlink r:id="rId53">
+        <w:r>
+          <w:rPr>
+            <w:lang w:val="zh_TW" w:bidi="zh_TW"/>
+          </w:rPr>
+          <w:rPr>
+            <w:color w:val="0000EE"/>
+            <w:u w:val="single"/>
+          </w:rPr>
+          <w:t>太23:27</w:t>
         </w:r>
       </w:hyperlink>
       <w:r>
@@ -502,6 +1332,215 @@
       </w:r>
     </w:p>
     <w:p>
+      <w:pPr>
+        <w:pStyle w:val="ListNumber"/>
+        <w:spacing w:line="240" w:lineRule="auto"/>
+        <w:ind w:left="720"/>
+      </w:pPr>
+      <w:r>
+        <w:rPr>
+          <w:lang w:val="zh_TW" w:bidi="zh_TW"/>
+        </w:rPr>
+      </w:r>
+      <w:r>
+        <w:rPr>
+          <w:lang w:val="zh_TW" w:bidi="zh_TW"/>
+        </w:rPr>
+        <w:t>拜偶像是最大屬靈不潔的源頭。以色列全國因拜偶像而污穢（</w:t>
+      </w:r>
+      <w:hyperlink r:id="rId54">
+        <w:r>
+          <w:rPr>
+            <w:lang w:val="zh_TW" w:bidi="zh_TW"/>
+          </w:rPr>
+          <w:rPr>
+            <w:color w:val="0000EE"/>
+            <w:u w:val="single"/>
+          </w:rPr>
+          <w:t>詩106:38</w:t>
+        </w:r>
+      </w:hyperlink>
+      <w:r>
+        <w:rPr>
+          <w:lang w:val="zh_TW" w:bidi="zh_TW"/>
+        </w:rPr>
+        <w:t>；</w:t>
+      </w:r>
+      <w:hyperlink r:id="rId55">
+        <w:r>
+          <w:rPr>
+            <w:lang w:val="zh_TW" w:bidi="zh_TW"/>
+          </w:rPr>
+          <w:rPr>
+            <w:color w:val="0000EE"/>
+            <w:u w:val="single"/>
+          </w:rPr>
+          <w:t>賽30:22</w:t>
+        </w:r>
+      </w:hyperlink>
+      <w:r>
+        <w:rPr>
+          <w:lang w:val="zh_TW" w:bidi="zh_TW"/>
+        </w:rPr>
+        <w:t>；</w:t>
+      </w:r>
+      <w:hyperlink r:id="rId56">
+        <w:r>
+          <w:rPr>
+            <w:lang w:val="zh_TW" w:bidi="zh_TW"/>
+          </w:rPr>
+          <w:rPr>
+            <w:color w:val="0000EE"/>
+            <w:u w:val="single"/>
+          </w:rPr>
+          <w:t>結36:25</w:t>
+        </w:r>
+      </w:hyperlink>
+      <w:r>
+        <w:rPr>
+          <w:lang w:val="zh_TW" w:bidi="zh_TW"/>
+        </w:rPr>
+        <w:t>），外邦人也是如此（</w:t>
+      </w:r>
+      <w:hyperlink r:id="rId57">
+        <w:r>
+          <w:rPr>
+            <w:lang w:val="zh_TW" w:bidi="zh_TW"/>
+          </w:rPr>
+          <w:rPr>
+            <w:color w:val="0000EE"/>
+            <w:u w:val="single"/>
+          </w:rPr>
+          <w:t>耶43:12</w:t>
+        </w:r>
+      </w:hyperlink>
+      <w:r>
+        <w:rPr>
+          <w:lang w:val="zh_TW" w:bidi="zh_TW"/>
+        </w:rPr>
+        <w:t>）。因此，與外邦人接觸被認為會造成不潔。但福音的普世性挑戰了這種信念（例如，</w:t>
+      </w:r>
+      <w:hyperlink r:id="rId58">
+        <w:r>
+          <w:rPr>
+            <w:lang w:val="zh_TW" w:bidi="zh_TW"/>
+          </w:rPr>
+          <w:rPr>
+            <w:color w:val="0000EE"/>
+            <w:u w:val="single"/>
+          </w:rPr>
+          <w:t>約4:9</w:t>
+        </w:r>
+      </w:hyperlink>
+      <w:r>
+        <w:rPr>
+          <w:lang w:val="zh_TW" w:bidi="zh_TW"/>
+        </w:rPr>
+        <w:t>；</w:t>
+      </w:r>
+      <w:hyperlink r:id="rId59">
+        <w:r>
+          <w:rPr>
+            <w:lang w:val="zh_TW" w:bidi="zh_TW"/>
+          </w:rPr>
+          <w:rPr>
+            <w:color w:val="0000EE"/>
+            <w:u w:val="single"/>
+          </w:rPr>
+          <w:t>徒10:28</w:t>
+        </w:r>
+      </w:hyperlink>
+      <w:r>
+        <w:rPr>
+          <w:lang w:val="zh_TW" w:bidi="zh_TW"/>
+        </w:rPr>
+        <w:t>；參</w:t>
+      </w:r>
+      <w:hyperlink r:id="rId60">
+        <w:r>
+          <w:rPr>
+            <w:lang w:val="zh_TW" w:bidi="zh_TW"/>
+          </w:rPr>
+          <w:rPr>
+            <w:color w:val="0000EE"/>
+            <w:u w:val="single"/>
+          </w:rPr>
+          <w:t>加2:11–14</w:t>
+        </w:r>
+      </w:hyperlink>
+      <w:r>
+        <w:rPr>
+          <w:lang w:val="zh_TW" w:bidi="zh_TW"/>
+        </w:rPr>
+        <w:t>）。與偶像崇拜的不潔密切相關的，是由污鬼所引起的不潔（</w:t>
+      </w:r>
+      <w:hyperlink r:id="rId61">
+        <w:r>
+          <w:rPr>
+            <w:lang w:val="zh_TW" w:bidi="zh_TW"/>
+          </w:rPr>
+          <w:rPr>
+            <w:color w:val="0000EE"/>
+            <w:u w:val="single"/>
+          </w:rPr>
+          <w:t>亞13:2</w:t>
+        </w:r>
+      </w:hyperlink>
+      <w:r>
+        <w:rPr>
+          <w:lang w:val="zh_TW" w:bidi="zh_TW"/>
+        </w:rPr>
+        <w:t>；參</w:t>
+      </w:r>
+      <w:hyperlink r:id="rId62">
+        <w:r>
+          <w:rPr>
+            <w:lang w:val="zh_TW" w:bidi="zh_TW"/>
+          </w:rPr>
+          <w:rPr>
+            <w:color w:val="0000EE"/>
+            <w:u w:val="single"/>
+          </w:rPr>
+          <w:t>太10:1</w:t>
+        </w:r>
+      </w:hyperlink>
+      <w:r>
+        <w:rPr>
+          <w:lang w:val="zh_TW" w:bidi="zh_TW"/>
+        </w:rPr>
+        <w:t>；</w:t>
+      </w:r>
+      <w:hyperlink r:id="rId63">
+        <w:r>
+          <w:rPr>
+            <w:lang w:val="zh_TW" w:bidi="zh_TW"/>
+          </w:rPr>
+          <w:rPr>
+            <w:color w:val="0000EE"/>
+            <w:u w:val="single"/>
+          </w:rPr>
+          <w:t>可1:23–27</w:t>
+        </w:r>
+      </w:hyperlink>
+      <w:r>
+        <w:rPr>
+          <w:lang w:val="zh_TW" w:bidi="zh_TW"/>
+        </w:rPr>
+        <w:t>。）</w:t>
+      </w:r>
+    </w:p>
+    <w:p>
+      <w:pPr>
+        <w:pStyle w:val="Heading4"/>
+      </w:pPr>
+      <w:r>
+        <w:rPr>
+          <w:lang w:val="zh_TW" w:bidi="zh_TW"/>
+        </w:rPr>
+        <w:t>關於物品的律法</w:t>
+      </w:r>
+    </w:p>
+    <w:p>
       <w:pPr/>
       <w:r>
         <w:rPr>
@@ -512,84 +1551,2074 @@
         <w:rPr>
           <w:lang w:val="zh_TW" w:bidi="zh_TW"/>
         </w:rPr>
-        <w:t>在舊約聖經中，光常代表神的祝福。約伯說：「他將深奧的事從黑暗中彰顯， 使死蔭顯為光明」（</w:t>
-      </w:r>
-      <w:hyperlink r:id="rId26">
-        <w:r>
-          <w:rPr>
-            <w:lang w:val="zh_TW" w:bidi="zh_TW"/>
-          </w:rPr>
-          <w:rPr>
-            <w:color w:val="0000EE"/>
-            <w:u w:val="single"/>
-          </w:rPr>
-          <w:t>伯12:22</w:t>
-        </w:r>
-      </w:hyperlink>
-      <w:r>
-        <w:rPr>
-          <w:lang w:val="zh_TW" w:bidi="zh_TW"/>
-        </w:rPr>
-        <w:t>）。當約伯遭遇患難時，他記得從前神光照他的道路，使他覺得安穩（</w:t>
-      </w:r>
-      <w:hyperlink r:id="rId27">
-        <w:r>
-          <w:rPr>
-            <w:lang w:val="zh_TW" w:bidi="zh_TW"/>
-          </w:rPr>
-          <w:rPr>
-            <w:color w:val="0000EE"/>
-            <w:u w:val="single"/>
-          </w:rPr>
-          <w:t>伯29:2–3</w:t>
-        </w:r>
-      </w:hyperlink>
-      <w:r>
-        <w:rPr>
-          <w:lang w:val="zh_TW" w:bidi="zh_TW"/>
-        </w:rPr>
-        <w:t>）。約伯的朋友以利法也說，若約伯聽從他的勸告，「亮光也必照耀你的路」（</w:t>
-      </w:r>
-      <w:hyperlink r:id="rId28">
-        <w:r>
-          <w:rPr>
-            <w:lang w:val="zh_TW" w:bidi="zh_TW"/>
-          </w:rPr>
-          <w:rPr>
-            <w:color w:val="0000EE"/>
-            <w:u w:val="single"/>
-          </w:rPr>
-          <w:t>伯22:28</w:t>
-        </w:r>
-      </w:hyperlink>
-      <w:r>
-        <w:rPr>
-          <w:lang w:val="zh_TW" w:bidi="zh_TW"/>
-        </w:rPr>
-        <w:t>）。詩篇的作者同樣把神點亮他的燈視為賜福（</w:t>
-      </w:r>
-      <w:hyperlink r:id="rId29">
-        <w:r>
-          <w:rPr>
-            <w:lang w:val="zh_TW" w:bidi="zh_TW"/>
-          </w:rPr>
-          <w:rPr>
-            <w:color w:val="0000EE"/>
-            <w:u w:val="single"/>
-          </w:rPr>
-          <w:t>詩18:28，</w:t>
-        </w:r>
-      </w:hyperlink>
-      <w:hyperlink r:id="rId30">
-        <w:r>
-          <w:rPr>
-            <w:lang w:val="zh_TW" w:bidi="zh_TW"/>
-          </w:rPr>
-          <w:rPr>
-            <w:color w:val="0000EE"/>
-            <w:u w:val="single"/>
-          </w:rPr>
-          <w:t>118:27</w:t>
+        <w:t>某些律法說明了不潔就像傳染病傳播的原則。死屍會使它們所接觸的東西不潔，死去的昆蟲和某些爬行動物也是如此（</w:t>
+      </w:r>
+      <w:hyperlink r:id="rId64">
+        <w:r>
+          <w:rPr>
+            <w:lang w:val="zh_TW" w:bidi="zh_TW"/>
+          </w:rPr>
+          <w:rPr>
+            <w:color w:val="0000EE"/>
+            <w:u w:val="single"/>
+          </w:rPr>
+          <w:t>利11:29–38</w:t>
+        </w:r>
+      </w:hyperlink>
+      <w:r>
+        <w:rPr>
+          <w:lang w:val="zh_TW" w:bidi="zh_TW"/>
+        </w:rPr>
+        <w:t>）。值得注意的是，乾穀物、流動的泉水和蓄水池中的水都被明確地排除在關於污染的律法之外；否則，這將導致飢餓問題，因為在農業社區中，每天都會在穀物和水中發現死昆蟲和老鼠。不潔的陶器必須打碎，但木製器皿只需清洗（</w:t>
+      </w:r>
+      <w:hyperlink r:id="rId65">
+        <w:r>
+          <w:rPr>
+            <w:lang w:val="zh_TW" w:bidi="zh_TW"/>
+          </w:rPr>
+          <w:rPr>
+            <w:color w:val="0000EE"/>
+            <w:u w:val="single"/>
+          </w:rPr>
+          <w:t>利15:12</w:t>
+        </w:r>
+      </w:hyperlink>
+      <w:r>
+        <w:rPr>
+          <w:lang w:val="zh_TW" w:bidi="zh_TW"/>
+        </w:rPr>
+        <w:t>）。甚至在房屋中有人死亡，未覆蓋的鍋也會變得不潔（</w:t>
+      </w:r>
+      <w:hyperlink r:id="rId66">
+        <w:r>
+          <w:rPr>
+            <w:lang w:val="zh_TW" w:bidi="zh_TW"/>
+          </w:rPr>
+          <w:rPr>
+            <w:color w:val="0000EE"/>
+            <w:u w:val="single"/>
+          </w:rPr>
+          <w:t>民19:15</w:t>
+        </w:r>
+      </w:hyperlink>
+      <w:r>
+        <w:rPr>
+          <w:lang w:val="zh_TW" w:bidi="zh_TW"/>
+        </w:rPr>
+        <w:t>），每個進入房子的人都變得不潔淨。</w:t>
+      </w:r>
+    </w:p>
+    <w:p>
+      <w:pPr/>
+      <w:r>
+        <w:rPr>
+          <w:lang w:val="zh_TW" w:bidi="zh_TW"/>
+        </w:rPr>
+      </w:r>
+      <w:r>
+        <w:rPr>
+          <w:lang w:val="zh_TW" w:bidi="zh_TW"/>
+        </w:rPr>
+        <w:t>由於外邦人的財物與偶像崇拜有關，而被認為是不潔的；因此，戰爭中獲得的戰利品必須用火或水潔淨（</w:t>
+      </w:r>
+      <w:hyperlink r:id="rId67">
+        <w:r>
+          <w:rPr>
+            <w:lang w:val="zh_TW" w:bidi="zh_TW"/>
+          </w:rPr>
+          <w:rPr>
+            <w:color w:val="0000EE"/>
+            <w:u w:val="single"/>
+          </w:rPr>
+          <w:t>民31:21–24</w:t>
+        </w:r>
+      </w:hyperlink>
+      <w:r>
+        <w:rPr>
+          <w:lang w:val="zh_TW" w:bidi="zh_TW"/>
+        </w:rPr>
+        <w:t>）。羊毛、麻布或皮革的衣物也可能會從患病的人身上染上不潔的「痲瘋病」，這些衣物必須經過檢查。如果痲瘋病的斑點（綠色或紅色的斑塊）在檢查期後擴散，這些衣物必須被燒毀（</w:t>
+      </w:r>
+      <w:hyperlink r:id="rId68">
+        <w:r>
+          <w:rPr>
+            <w:lang w:val="zh_TW" w:bidi="zh_TW"/>
+          </w:rPr>
+          <w:rPr>
+            <w:color w:val="0000EE"/>
+            <w:u w:val="single"/>
+          </w:rPr>
+          <w:t>利13:47–59</w:t>
+        </w:r>
+      </w:hyperlink>
+      <w:r>
+        <w:rPr>
+          <w:lang w:val="zh_TW" w:bidi="zh_TW"/>
+        </w:rPr>
+        <w:t>，</w:t>
+      </w:r>
+      <w:hyperlink r:id="rId69">
+        <w:r>
+          <w:rPr>
+            <w:lang w:val="zh_TW" w:bidi="zh_TW"/>
+          </w:rPr>
+          <w:rPr>
+            <w:color w:val="0000EE"/>
+            <w:u w:val="single"/>
+          </w:rPr>
+          <w:t>14:33–53</w:t>
+        </w:r>
+      </w:hyperlink>
+      <w:r>
+        <w:rPr>
+          <w:lang w:val="zh_TW" w:bidi="zh_TW"/>
+        </w:rPr>
+        <w:t>）。</w:t>
+      </w:r>
+    </w:p>
+    <w:p>
+      <w:pPr>
+        <w:pStyle w:val="Heading4"/>
+      </w:pPr>
+      <w:r>
+        <w:rPr>
+          <w:lang w:val="zh_TW" w:bidi="zh_TW"/>
+        </w:rPr>
+        <w:t>關於地方的律法</w:t>
+      </w:r>
+    </w:p>
+    <w:p>
+      <w:pPr/>
+      <w:r>
+        <w:rPr>
+          <w:lang w:val="zh_TW" w:bidi="zh_TW"/>
+        </w:rPr>
+      </w:r>
+      <w:r>
+        <w:rPr>
+          <w:lang w:val="zh_TW" w:bidi="zh_TW"/>
+        </w:rPr>
+        <w:t>以色列的土地和百姓都是聖潔的；他們可能因經濟壓迫或崇拜偶像的不潔而被玷污（</w:t>
+      </w:r>
+      <w:hyperlink r:id="rId70">
+        <w:r>
+          <w:rPr>
+            <w:lang w:val="zh_TW" w:bidi="zh_TW"/>
+          </w:rPr>
+          <w:rPr>
+            <w:color w:val="0000EE"/>
+            <w:u w:val="single"/>
+          </w:rPr>
+          <w:t>書22:17–19</w:t>
+        </w:r>
+      </w:hyperlink>
+      <w:r>
+        <w:rPr>
+          <w:lang w:val="zh_TW" w:bidi="zh_TW"/>
+        </w:rPr>
+        <w:t>；</w:t>
+      </w:r>
+      <w:hyperlink r:id="rId71">
+        <w:r>
+          <w:rPr>
+            <w:lang w:val="zh_TW" w:bidi="zh_TW"/>
+          </w:rPr>
+          <w:rPr>
+            <w:color w:val="0000EE"/>
+            <w:u w:val="single"/>
+          </w:rPr>
+          <w:t>耶13:27</w:t>
+        </w:r>
+      </w:hyperlink>
+      <w:r>
+        <w:rPr>
+          <w:lang w:val="zh_TW" w:bidi="zh_TW"/>
+        </w:rPr>
+        <w:t>）。耶路撒冷是一座聖城，但它可以因其居民的罪而被玷污（</w:t>
+      </w:r>
+      <w:hyperlink r:id="rId72">
+        <w:r>
+          <w:rPr>
+            <w:lang w:val="zh_TW" w:bidi="zh_TW"/>
+          </w:rPr>
+          <w:rPr>
+            <w:color w:val="0000EE"/>
+            <w:u w:val="single"/>
+          </w:rPr>
+          <w:t>結22:2–4</w:t>
+        </w:r>
+      </w:hyperlink>
+      <w:r>
+        <w:rPr>
+          <w:lang w:val="zh_TW" w:bidi="zh_TW"/>
+        </w:rPr>
+        <w:t>；</w:t>
+      </w:r>
+      <w:hyperlink r:id="rId73">
+        <w:r>
+          <w:rPr>
+            <w:lang w:val="zh_TW" w:bidi="zh_TW"/>
+          </w:rPr>
+          <w:rPr>
+            <w:color w:val="0000EE"/>
+            <w:u w:val="single"/>
+          </w:rPr>
+          <w:t>哀1:8</w:t>
+        </w:r>
+      </w:hyperlink>
+      <w:r>
+        <w:rPr>
+          <w:lang w:val="zh_TW" w:bidi="zh_TW"/>
+        </w:rPr>
+        <w:t>）或被屠殺居民的血而被玷污（</w:t>
+      </w:r>
+      <w:hyperlink r:id="rId74">
+        <w:r>
+          <w:rPr>
+            <w:lang w:val="zh_TW" w:bidi="zh_TW"/>
+          </w:rPr>
+          <w:rPr>
+            <w:color w:val="0000EE"/>
+            <w:u w:val="single"/>
+          </w:rPr>
+          <w:t>哀4:15</w:t>
+        </w:r>
+      </w:hyperlink>
+      <w:r>
+        <w:rPr>
+          <w:lang w:val="zh_TW" w:bidi="zh_TW"/>
+        </w:rPr>
+        <w:t>）。</w:t>
+      </w:r>
+    </w:p>
+    <w:p>
+      <w:pPr/>
+      <w:r>
+        <w:rPr>
+          <w:lang w:val="zh_TW" w:bidi="zh_TW"/>
+        </w:rPr>
+      </w:r>
+      <w:r>
+        <w:rPr>
+          <w:lang w:val="zh_TW" w:bidi="zh_TW"/>
+        </w:rPr>
+        <w:t>聖殿可能被不潔的人玷污。在亞哈斯進行偶像崇拜後，希西家必須潔淨聖殿（</w:t>
+      </w:r>
+      <w:hyperlink r:id="rId75">
+        <w:r>
+          <w:rPr>
+            <w:lang w:val="zh_TW" w:bidi="zh_TW"/>
+          </w:rPr>
+          <w:rPr>
+            <w:color w:val="0000EE"/>
+            <w:u w:val="single"/>
+          </w:rPr>
+          <w:t>代下29:15–19</w:t>
+        </w:r>
+      </w:hyperlink>
+      <w:r>
+        <w:rPr>
+          <w:lang w:val="zh_TW" w:bidi="zh_TW"/>
+        </w:rPr>
+        <w:t>）；尼希米則必須潔淨多比雅曾住過的房間（</w:t>
+      </w:r>
+      <w:hyperlink r:id="rId76">
+        <w:r>
+          <w:rPr>
+            <w:lang w:val="zh_TW" w:bidi="zh_TW"/>
+          </w:rPr>
+          <w:rPr>
+            <w:color w:val="0000EE"/>
+            <w:u w:val="single"/>
+          </w:rPr>
+          <w:t>尼13:9</w:t>
+        </w:r>
+      </w:hyperlink>
+      <w:r>
+        <w:rPr>
+          <w:lang w:val="zh_TW" w:bidi="zh_TW"/>
+        </w:rPr>
+        <w:t>）。贖罪日的一個功能，是清除以色列人過去一年中因其所犯的罪，而轉移到聖殿的污穢（</w:t>
+      </w:r>
+      <w:hyperlink r:id="rId77">
+        <w:r>
+          <w:rPr>
+            <w:lang w:val="zh_TW" w:bidi="zh_TW"/>
+          </w:rPr>
+          <w:rPr>
+            <w:color w:val="0000EE"/>
+            <w:u w:val="single"/>
+          </w:rPr>
+          <w:t>利16:16–19</w:t>
+        </w:r>
+      </w:hyperlink>
+      <w:r>
+        <w:rPr>
+          <w:lang w:val="zh_TW" w:bidi="zh_TW"/>
+        </w:rPr>
+        <w:t>、</w:t>
+      </w:r>
+      <w:hyperlink r:id="rId78">
+        <w:r>
+          <w:rPr>
+            <w:lang w:val="zh_TW" w:bidi="zh_TW"/>
+          </w:rPr>
+          <w:rPr>
+            <w:color w:val="0000EE"/>
+            <w:u w:val="single"/>
+          </w:rPr>
+          <w:t>31–33</w:t>
+        </w:r>
+      </w:hyperlink>
+      <w:r>
+        <w:rPr>
+          <w:lang w:val="zh_TW" w:bidi="zh_TW"/>
+        </w:rPr>
+        <w:t>）。</w:t>
+      </w:r>
+    </w:p>
+    <w:p>
+      <w:pPr/>
+      <w:r>
+        <w:rPr>
+          <w:lang w:val="zh_TW" w:bidi="zh_TW"/>
+        </w:rPr>
+      </w:r>
+      <w:r>
+        <w:rPr>
+          <w:lang w:val="zh_TW" w:bidi="zh_TW"/>
+        </w:rPr>
+        <w:t>痲瘋病人的房子拆毀後的碎片會被送到不潔的地方（</w:t>
+      </w:r>
+      <w:hyperlink r:id="rId79">
+        <w:r>
+          <w:rPr>
+            <w:lang w:val="zh_TW" w:bidi="zh_TW"/>
+          </w:rPr>
+          <w:rPr>
+            <w:color w:val="0000EE"/>
+            <w:u w:val="single"/>
+          </w:rPr>
+          <w:t>利14:45</w:t>
+        </w:r>
+      </w:hyperlink>
+      <w:r>
+        <w:rPr>
+          <w:lang w:val="zh_TW" w:bidi="zh_TW"/>
+        </w:rPr>
+        <w:t>）。欣嫩谷在後來的年代成為耶路撒冷的垃圾場，這形成新約末世論中「地獄（Gehenna）」的意象，視為永恆懲罰之地。由於以色列的營地是聖潔的地方，必須謹慎將人類的排泄物埋在營地的外面（</w:t>
+      </w:r>
+      <w:hyperlink r:id="rId80">
+        <w:r>
+          <w:rPr>
+            <w:lang w:val="zh_TW" w:bidi="zh_TW"/>
+          </w:rPr>
+          <w:rPr>
+            <w:color w:val="0000EE"/>
+            <w:u w:val="single"/>
+          </w:rPr>
+          <w:t>申23:12–14</w:t>
+        </w:r>
+      </w:hyperlink>
+      <w:r>
+        <w:rPr>
+          <w:lang w:val="zh_TW" w:bidi="zh_TW"/>
+        </w:rPr>
+        <w:t>）。在軍事行動中，這一簡單措施，尤其在預防疾病方面的重要性，則不容忽視，因為瘟疫是古代軍隊中的一大災難。</w:t>
+      </w:r>
+    </w:p>
+    <w:p>
+      <w:pPr>
+        <w:pStyle w:val="Heading4"/>
+      </w:pPr>
+      <w:r>
+        <w:rPr>
+          <w:lang w:val="zh_TW" w:bidi="zh_TW"/>
+        </w:rPr>
+        <w:t>關於食物的律法</w:t>
+      </w:r>
+    </w:p>
+    <w:p>
+      <w:pPr/>
+      <w:r>
+        <w:rPr>
+          <w:lang w:val="zh_TW" w:bidi="zh_TW"/>
+        </w:rPr>
+      </w:r>
+      <w:r>
+        <w:rPr>
+          <w:lang w:val="zh_TW" w:bidi="zh_TW"/>
+        </w:rPr>
+        <w:t>某些種類的動物是不潔的，因此不能食用（</w:t>
+      </w:r>
+      <w:hyperlink r:id="rId81">
+        <w:r>
+          <w:rPr>
+            <w:lang w:val="zh_TW" w:bidi="zh_TW"/>
+          </w:rPr>
+          <w:rPr>
+            <w:color w:val="0000EE"/>
+            <w:u w:val="single"/>
+          </w:rPr>
+          <w:t>利11章</w:t>
+        </w:r>
+      </w:hyperlink>
+      <w:r>
+        <w:rPr>
+          <w:lang w:val="zh_TW" w:bidi="zh_TW"/>
+        </w:rPr>
+        <w:t>；</w:t>
+      </w:r>
+      <w:hyperlink r:id="rId32">
+        <w:r>
+          <w:rPr>
+            <w:lang w:val="zh_TW" w:bidi="zh_TW"/>
+          </w:rPr>
+          <w:rPr>
+            <w:color w:val="0000EE"/>
+            <w:u w:val="single"/>
+          </w:rPr>
+          <w:t>申14:3–21</w:t>
+        </w:r>
+      </w:hyperlink>
+      <w:r>
+        <w:rPr>
+          <w:lang w:val="zh_TW" w:bidi="zh_TW"/>
+        </w:rPr>
+        <w:t>）。因年老、疾病或受傷而死亡的動物，或被掠食者咬傷的動物，都是不潔的。不反芻或無分蹄的動物是不潔的，這包括豬、駱駝、獾和兔子等。以色列人只能吃有鰭和鱗的魚。猛禽和食腐動物是不潔的。除了會跳的昆蟲（蝗蟲、蚱蜢和蟋蟀）以外，所有有翅膀的昆蟲都是不潔的。一大類的「爬行性動物」也被禁止食用，包括蠕蟲、蜥蜴、蛇、黃鼠狼和老鼠。除此之外，還有古老的禁止吃血的禁令（</w:t>
+      </w:r>
+      <w:hyperlink r:id="rId82">
+        <w:r>
+          <w:rPr>
+            <w:lang w:val="zh_TW" w:bidi="zh_TW"/>
+          </w:rPr>
+          <w:rPr>
+            <w:color w:val="0000EE"/>
+            <w:u w:val="single"/>
+          </w:rPr>
+          <w:t>創9:4</w:t>
+        </w:r>
+      </w:hyperlink>
+      <w:r>
+        <w:rPr>
+          <w:lang w:val="zh_TW" w:bidi="zh_TW"/>
+        </w:rPr>
+        <w:t>；</w:t>
+      </w:r>
+      <w:hyperlink r:id="rId83">
+        <w:r>
+          <w:rPr>
+            <w:lang w:val="zh_TW" w:bidi="zh_TW"/>
+          </w:rPr>
+          <w:rPr>
+            <w:color w:val="0000EE"/>
+            <w:u w:val="single"/>
+          </w:rPr>
+          <w:t>利17:14–15</w:t>
+        </w:r>
+      </w:hyperlink>
+      <w:r>
+        <w:rPr>
+          <w:lang w:val="zh_TW" w:bidi="zh_TW"/>
+        </w:rPr>
+        <w:t>；</w:t>
+      </w:r>
+      <w:hyperlink r:id="rId84">
+        <w:r>
+          <w:rPr>
+            <w:lang w:val="zh_TW" w:bidi="zh_TW"/>
+          </w:rPr>
+          <w:rPr>
+            <w:color w:val="0000EE"/>
+            <w:u w:val="single"/>
+          </w:rPr>
+          <w:t>申12:16–23</w:t>
+        </w:r>
+      </w:hyperlink>
+      <w:r>
+        <w:rPr>
+          <w:lang w:val="zh_TW" w:bidi="zh_TW"/>
+        </w:rPr>
+        <w:t>；</w:t>
+      </w:r>
+      <w:hyperlink r:id="rId33">
+        <w:r>
+          <w:rPr>
+            <w:lang w:val="zh_TW" w:bidi="zh_TW"/>
+          </w:rPr>
+          <w:rPr>
+            <w:color w:val="0000EE"/>
+            <w:u w:val="single"/>
+          </w:rPr>
+          <w:t>徒15:28–29</w:t>
+        </w:r>
+      </w:hyperlink>
+      <w:r>
+        <w:rPr>
+          <w:lang w:val="zh_TW" w:bidi="zh_TW"/>
+        </w:rPr>
+        <w:t>）。</w:t>
+      </w:r>
+    </w:p>
+    <w:p>
+      <w:pPr>
+        <w:pStyle w:val="Heading3"/>
+      </w:pPr>
+      <w:r>
+        <w:rPr>
+          <w:lang w:val="zh_TW" w:bidi="zh_TW"/>
+        </w:rPr>
+        <w:t>潔淨禮儀</w:t>
+      </w:r>
+    </w:p>
+    <w:p>
+      <w:pPr>
+        <w:pStyle w:val="Heading4"/>
+      </w:pPr>
+      <w:r>
+        <w:rPr>
+          <w:lang w:val="zh_TW" w:bidi="zh_TW"/>
+        </w:rPr>
+        <w:t>藉由經過的時間潔淨</w:t>
+      </w:r>
+    </w:p>
+    <w:p>
+      <w:pPr/>
+      <w:r>
+        <w:rPr>
+          <w:lang w:val="zh_TW" w:bidi="zh_TW"/>
+        </w:rPr>
+      </w:r>
+      <w:r>
+        <w:rPr>
+          <w:lang w:val="zh_TW" w:bidi="zh_TW"/>
+        </w:rPr>
+        <w:t>次要的不潔通常可以通過等到晚上消除（</w:t>
+      </w:r>
+      <w:hyperlink r:id="rId85">
+        <w:r>
+          <w:rPr>
+            <w:lang w:val="zh_TW" w:bidi="zh_TW"/>
+          </w:rPr>
+          <w:rPr>
+            <w:color w:val="0000EE"/>
+            <w:u w:val="single"/>
+          </w:rPr>
+          <w:t>利11:24</w:t>
+        </w:r>
+      </w:hyperlink>
+      <w:r>
+        <w:rPr>
+          <w:lang w:val="zh_TW" w:bidi="zh_TW"/>
+        </w:rPr>
+        <w:t>），或等待七天、十四天、四十天或八十天。死屍所接觸的東西會不潔七天（</w:t>
+      </w:r>
+      <w:hyperlink r:id="rId86">
+        <w:r>
+          <w:rPr>
+            <w:lang w:val="zh_TW" w:bidi="zh_TW"/>
+          </w:rPr>
+          <w:rPr>
+            <w:color w:val="0000EE"/>
+            <w:u w:val="single"/>
+          </w:rPr>
+          <w:t>民19:11</w:t>
+        </w:r>
+      </w:hyperlink>
+      <w:r>
+        <w:rPr>
+          <w:lang w:val="zh_TW" w:bidi="zh_TW"/>
+        </w:rPr>
+        <w:t>），月經也是如此（</w:t>
+      </w:r>
+      <w:hyperlink r:id="rId87">
+        <w:r>
+          <w:rPr>
+            <w:lang w:val="zh_TW" w:bidi="zh_TW"/>
+          </w:rPr>
+          <w:rPr>
+            <w:color w:val="0000EE"/>
+            <w:u w:val="single"/>
+          </w:rPr>
+          <w:t>利15:19</w:t>
+        </w:r>
+      </w:hyperlink>
+      <w:r>
+        <w:rPr>
+          <w:lang w:val="zh_TW" w:bidi="zh_TW"/>
+        </w:rPr>
+        <w:t>）。當孩子出生時，對於男嬰而言，母親的不潔狀況會持續七天，對於女嬰則持續十四天。在此之後，母親還需再等三十三天（若生男嬰）或六十六天（若生女嬰）才能接觸任何聖物。</w:t>
+      </w:r>
+    </w:p>
+    <w:p>
+      <w:pPr>
+        <w:pStyle w:val="Heading4"/>
+      </w:pPr>
+      <w:r>
+        <w:rPr>
+          <w:lang w:val="zh_TW" w:bidi="zh_TW"/>
+        </w:rPr>
+        <w:t>用水潔淨</w:t>
+      </w:r>
+    </w:p>
+    <w:p>
+      <w:pPr/>
+      <w:r>
+        <w:rPr>
+          <w:lang w:val="zh_TW" w:bidi="zh_TW"/>
+        </w:rPr>
+      </w:r>
+      <w:r>
+        <w:rPr>
+          <w:lang w:val="zh_TW" w:bidi="zh_TW"/>
+        </w:rPr>
+        <w:t>接觸不潔之物，如身體排泄物，通常需要洗手和洗衣服，這通常需要等待一天的時間（</w:t>
+      </w:r>
+      <w:hyperlink r:id="rId88">
+        <w:r>
+          <w:rPr>
+            <w:lang w:val="zh_TW" w:bidi="zh_TW"/>
+          </w:rPr>
+          <w:rPr>
+            <w:color w:val="0000EE"/>
+            <w:u w:val="single"/>
+          </w:rPr>
+          <w:t>利15:5–11</w:t>
+        </w:r>
+      </w:hyperlink>
+      <w:r>
+        <w:rPr>
+          <w:lang w:val="zh_TW" w:bidi="zh_TW"/>
+        </w:rPr>
+        <w:t>）。</w:t>
+      </w:r>
+    </w:p>
+    <w:p>
+      <w:pPr>
+        <w:pStyle w:val="Heading4"/>
+      </w:pPr>
+      <w:r>
+        <w:rPr>
+          <w:lang w:val="zh_TW" w:bidi="zh_TW"/>
+        </w:rPr>
+        <w:t>用儀式性的物質來潔淨</w:t>
+      </w:r>
+    </w:p>
+    <w:p>
+      <w:pPr/>
+      <w:r>
+        <w:rPr>
+          <w:lang w:val="zh_TW" w:bidi="zh_TW"/>
+        </w:rPr>
+      </w:r>
+      <w:r>
+        <w:rPr>
+          <w:lang w:val="zh_TW" w:bidi="zh_TW"/>
+        </w:rPr>
+        <w:t>潔淨禮儀中使用的儀式性物質包括用水混合的紅母牛的灰（</w:t>
+      </w:r>
+      <w:hyperlink r:id="rId89">
+        <w:r>
+          <w:rPr>
+            <w:lang w:val="zh_TW" w:bidi="zh_TW"/>
+          </w:rPr>
+          <w:rPr>
+            <w:color w:val="0000EE"/>
+            <w:u w:val="single"/>
+          </w:rPr>
+          <w:t>民19:1–10</w:t>
+        </w:r>
+      </w:hyperlink>
+      <w:r>
+        <w:rPr>
+          <w:lang w:val="zh_TW" w:bidi="zh_TW"/>
+        </w:rPr>
+        <w:t>），以及（在痲瘋病的情況下）香柏木、朱紅色線、牛膝草和血（</w:t>
+      </w:r>
+      <w:hyperlink r:id="rId90">
+        <w:r>
+          <w:rPr>
+            <w:lang w:val="zh_TW" w:bidi="zh_TW"/>
+          </w:rPr>
+          <w:rPr>
+            <w:color w:val="0000EE"/>
+            <w:u w:val="single"/>
+          </w:rPr>
+          <w:t>利14:2–9</w:t>
+        </w:r>
+      </w:hyperlink>
+      <w:r>
+        <w:rPr>
+          <w:lang w:val="zh_TW" w:bidi="zh_TW"/>
+        </w:rPr>
+        <w:t>）。當祭壇用於潔淨儀式時，只有血是合適的，因為祭壇是為罪獻祭的地方（</w:t>
+      </w:r>
+      <w:hyperlink r:id="rId91">
+        <w:r>
+          <w:rPr>
+            <w:lang w:val="zh_TW" w:bidi="zh_TW"/>
+          </w:rPr>
+          <w:rPr>
+            <w:color w:val="0000EE"/>
+            <w:u w:val="single"/>
+          </w:rPr>
+          <w:t>利16:18–19</w:t>
+        </w:r>
+      </w:hyperlink>
+      <w:r>
+        <w:rPr>
+          <w:lang w:val="zh_TW" w:bidi="zh_TW"/>
+        </w:rPr>
+        <w:t>；</w:t>
+      </w:r>
+      <w:hyperlink r:id="rId92">
+        <w:r>
+          <w:rPr>
+            <w:lang w:val="zh_TW" w:bidi="zh_TW"/>
+          </w:rPr>
+          <w:rPr>
+            <w:color w:val="0000EE"/>
+            <w:u w:val="single"/>
+          </w:rPr>
+          <w:t>結43:20</w:t>
+        </w:r>
+      </w:hyperlink>
+      <w:r>
+        <w:rPr>
+          <w:lang w:val="zh_TW" w:bidi="zh_TW"/>
+        </w:rPr>
+        <w:t>）。</w:t>
+      </w:r>
+    </w:p>
+    <w:p>
+      <w:pPr>
+        <w:pStyle w:val="Heading4"/>
+      </w:pPr>
+      <w:r>
+        <w:rPr>
+          <w:lang w:val="zh_TW" w:bidi="zh_TW"/>
+        </w:rPr>
+        <w:t>藉獻祭潔淨</w:t>
+      </w:r>
+    </w:p>
+    <w:p>
+      <w:pPr/>
+      <w:r>
+        <w:rPr>
+          <w:lang w:val="zh_TW" w:bidi="zh_TW"/>
+        </w:rPr>
+      </w:r>
+      <w:r>
+        <w:rPr>
+          <w:lang w:val="zh_TW" w:bidi="zh_TW"/>
+        </w:rPr>
+        <w:t>獻祭是儀式和道德潔淨的最終來源。除了性排泄物外，所有的身體排泄物都得通過獻上斑鳩和雛鴿來潔淨（</w:t>
+      </w:r>
+      <w:hyperlink r:id="rId93">
+        <w:r>
+          <w:rPr>
+            <w:lang w:val="zh_TW" w:bidi="zh_TW"/>
+          </w:rPr>
+          <w:rPr>
+            <w:color w:val="0000EE"/>
+            <w:u w:val="single"/>
+          </w:rPr>
+          <w:t>利15:14–15、29–30</w:t>
+        </w:r>
+      </w:hyperlink>
+      <w:r>
+        <w:rPr>
+          <w:lang w:val="zh_TW" w:bidi="zh_TW"/>
+        </w:rPr>
+        <w:t>）。生育孩子則需要獻上一隻羔羊和一隻鳥（</w:t>
+      </w:r>
+      <w:hyperlink r:id="rId94">
+        <w:r>
+          <w:rPr>
+            <w:lang w:val="zh_TW" w:bidi="zh_TW"/>
+          </w:rPr>
+          <w:rPr>
+            <w:color w:val="0000EE"/>
+            <w:u w:val="single"/>
+          </w:rPr>
+          <w:t>12:6</w:t>
+        </w:r>
+      </w:hyperlink>
+      <w:r>
+        <w:rPr>
+          <w:lang w:val="zh_TW" w:bidi="zh_TW"/>
+        </w:rPr>
+        <w:t>）。窮人可以獻鳥代替動物（</w:t>
+      </w:r>
+      <w:hyperlink r:id="rId95">
+        <w:r>
+          <w:rPr>
+            <w:lang w:val="zh_TW" w:bidi="zh_TW"/>
+          </w:rPr>
+          <w:rPr>
+            <w:color w:val="0000EE"/>
+            <w:u w:val="single"/>
+          </w:rPr>
+          <w:t>利12:8</w:t>
+        </w:r>
+      </w:hyperlink>
+      <w:r>
+        <w:rPr>
+          <w:lang w:val="zh_TW" w:bidi="zh_TW"/>
+        </w:rPr>
+        <w:t>，</w:t>
+      </w:r>
+      <w:hyperlink r:id="rId96">
+        <w:r>
+          <w:rPr>
+            <w:lang w:val="zh_TW" w:bidi="zh_TW"/>
+          </w:rPr>
+          <w:rPr>
+            <w:color w:val="0000EE"/>
+            <w:u w:val="single"/>
+          </w:rPr>
+          <w:t>14:21–32</w:t>
+        </w:r>
+      </w:hyperlink>
+      <w:r>
+        <w:rPr>
+          <w:lang w:val="zh_TW" w:bidi="zh_TW"/>
+        </w:rPr>
+        <w:t>；</w:t>
+      </w:r>
+      <w:hyperlink r:id="rId97">
+        <w:r>
+          <w:rPr>
+            <w:lang w:val="zh_TW" w:bidi="zh_TW"/>
+          </w:rPr>
+          <w:rPr>
+            <w:color w:val="0000EE"/>
+            <w:u w:val="single"/>
+          </w:rPr>
+          <w:t>路2:24</w:t>
+        </w:r>
+      </w:hyperlink>
+      <w:r>
+        <w:rPr>
+          <w:lang w:val="zh_TW" w:bidi="zh_TW"/>
+        </w:rPr>
+        <w:t>）。</w:t>
+      </w:r>
+    </w:p>
+    <w:p>
+      <w:pPr/>
+      <w:r>
+        <w:rPr>
+          <w:lang w:val="zh_TW" w:bidi="zh_TW"/>
+        </w:rPr>
+      </w:r>
+      <w:r>
+        <w:rPr>
+          <w:lang w:val="zh_TW" w:bidi="zh_TW"/>
+        </w:rPr>
+        <w:t>在獻祭中，血象徵一個生命的給予，因此也象徵著經歷死亡；疾病或罪的不潔被認為轉移到祭物上，從而除去不潔（</w:t>
+      </w:r>
+      <w:hyperlink r:id="rId98">
+        <w:r>
+          <w:rPr>
+            <w:lang w:val="zh_TW" w:bidi="zh_TW"/>
+          </w:rPr>
+          <w:rPr>
+            <w:color w:val="0000EE"/>
+            <w:u w:val="single"/>
+          </w:rPr>
+          <w:t>利14:7</w:t>
+        </w:r>
+      </w:hyperlink>
+      <w:r>
+        <w:rPr>
+          <w:lang w:val="zh_TW" w:bidi="zh_TW"/>
+        </w:rPr>
+        <w:t>）。因此，獻祭中的死亡總是具有代替性。只有血祭才能提供對罪本身所需的道德潔淨；因此，這種獻祭是所有潔淨的基礎，包括對疾病的潔淨。</w:t>
+      </w:r>
+    </w:p>
+    <w:p>
+      <w:pPr>
+        <w:pStyle w:val="Heading4"/>
+      </w:pPr>
+      <w:r>
+        <w:rPr>
+          <w:lang w:val="zh_TW" w:bidi="zh_TW"/>
+        </w:rPr>
+        <w:t>用火潔淨</w:t>
+      </w:r>
+    </w:p>
+    <w:p>
+      <w:pPr/>
+      <w:r>
+        <w:rPr>
+          <w:lang w:val="zh_TW" w:bidi="zh_TW"/>
+        </w:rPr>
+      </w:r>
+      <w:r>
+        <w:rPr>
+          <w:lang w:val="zh_TW" w:bidi="zh_TW"/>
+        </w:rPr>
+        <w:t>有些污染只能用火來去除，例如金屬鍋的污染（</w:t>
+      </w:r>
+      <w:hyperlink r:id="rId99">
+        <w:r>
+          <w:rPr>
+            <w:lang w:val="zh_TW" w:bidi="zh_TW"/>
+          </w:rPr>
+          <w:rPr>
+            <w:color w:val="0000EE"/>
+            <w:u w:val="single"/>
+          </w:rPr>
+          <w:t>民31:22–23</w:t>
+        </w:r>
+      </w:hyperlink>
+      <w:r>
+        <w:rPr>
+          <w:lang w:val="zh_TW" w:bidi="zh_TW"/>
+        </w:rPr>
+        <w:t>）。亂倫不僅要處以死刑，還要焚燒屍體（</w:t>
+      </w:r>
+      <w:hyperlink r:id="rId100">
+        <w:r>
+          <w:rPr>
+            <w:lang w:val="zh_TW" w:bidi="zh_TW"/>
+          </w:rPr>
+          <w:rPr>
+            <w:color w:val="0000EE"/>
+            <w:u w:val="single"/>
+          </w:rPr>
+          <w:t>利20:14</w:t>
+        </w:r>
+      </w:hyperlink>
+      <w:r>
+        <w:rPr>
+          <w:lang w:val="zh_TW" w:bidi="zh_TW"/>
+        </w:rPr>
+        <w:t>）。偶像崇拜必須通過徹底銷毀物件和焚燒的方式來清除（</w:t>
+      </w:r>
+      <w:hyperlink r:id="rId101">
+        <w:r>
+          <w:rPr>
+            <w:lang w:val="zh_TW" w:bidi="zh_TW"/>
+          </w:rPr>
+          <w:rPr>
+            <w:color w:val="0000EE"/>
+            <w:u w:val="single"/>
+          </w:rPr>
+          <w:t>出32:20</w:t>
+        </w:r>
+      </w:hyperlink>
+      <w:r>
+        <w:rPr>
+          <w:lang w:val="zh_TW" w:bidi="zh_TW"/>
+        </w:rPr>
+        <w:t>）。奉獻給異教神祇的城也必須被焚燒。</w:t>
+      </w:r>
+    </w:p>
+    <w:p>
+      <w:pPr>
+        <w:pStyle w:val="Heading3"/>
+      </w:pPr>
+      <w:r>
+        <w:rPr>
+          <w:lang w:val="zh_TW" w:bidi="zh_TW"/>
+        </w:rPr>
+        <w:t>新約觀點</w:t>
+      </w:r>
+    </w:p>
+    <w:p>
+      <w:pPr/>
+      <w:r>
+        <w:rPr>
+          <w:lang w:val="zh_TW" w:bidi="zh_TW"/>
+        </w:rPr>
+      </w:r>
+      <w:r>
+        <w:rPr>
+          <w:lang w:val="zh_TW" w:bidi="zh_TW"/>
+        </w:rPr>
+        <w:t>新約並未否定舊約關於潔淨與不潔淨的概念，而是在新的背景下重新詮釋。它特別強調這個概念的道德意義，並將不潔與罪聯繫在一起。</w:t>
+      </w:r>
+    </w:p>
+    <w:p>
+      <w:pPr/>
+      <w:r>
+        <w:rPr>
+          <w:lang w:val="zh_TW" w:bidi="zh_TW"/>
+        </w:rPr>
+      </w:r>
+      <w:r>
+        <w:rPr>
+          <w:lang w:val="zh_TW" w:bidi="zh_TW"/>
+        </w:rPr>
+        <w:t>福音書的寫作背景是舊約律法以及法利賽人和撒都該人所添加的規條。耶穌遵守律法，但卻經常與圍繞律法而發展起來的應用上的曲解（系統）相衝突。耶穌教導說，真正的污穢來自罪人的內心，而不是外在的污染（</w:t>
+      </w:r>
+      <w:hyperlink r:id="rId102">
+        <w:r>
+          <w:rPr>
+            <w:lang w:val="zh_TW" w:bidi="zh_TW"/>
+          </w:rPr>
+          <w:rPr>
+            <w:color w:val="0000EE"/>
+            <w:u w:val="single"/>
+          </w:rPr>
+          <w:t>可7:14–23</w:t>
+        </w:r>
+      </w:hyperlink>
+      <w:r>
+        <w:rPr>
+          <w:lang w:val="zh_TW" w:bidi="zh_TW"/>
+        </w:rPr>
+        <w:t>；</w:t>
+      </w:r>
+      <w:hyperlink r:id="rId103">
+        <w:r>
+          <w:rPr>
+            <w:lang w:val="zh_TW" w:bidi="zh_TW"/>
+          </w:rPr>
+          <w:rPr>
+            <w:color w:val="0000EE"/>
+            <w:u w:val="single"/>
+          </w:rPr>
+          <w:t>路11:39–41</w:t>
+        </w:r>
+      </w:hyperlink>
+      <w:r>
+        <w:rPr>
+          <w:lang w:val="zh_TW" w:bidi="zh_TW"/>
+        </w:rPr>
+        <w:t>）。耶穌教導中的一個核心，是攻擊法利賽人的禮儀形式主義。因此，有人說耶穌將律法「內化（internalized）」。更正確的說法是耶穌強調律法對人內心生命的要求。</w:t>
+      </w:r>
+    </w:p>
+    <w:p>
+      <w:pPr/>
+      <w:r>
+        <w:rPr>
+          <w:lang w:val="zh_TW" w:bidi="zh_TW"/>
+        </w:rPr>
+      </w:r>
+      <w:r>
+        <w:rPr>
+          <w:lang w:val="zh_TW" w:bidi="zh_TW"/>
+        </w:rPr>
+        <w:t>福音書中「污鬼」這一稱謂強調鬼本質上的邪惡。事實上，「不潔淨」這個詞在福音書中總是與靈有關，這一細節說明了新約聖經把重點從儀式上的不潔轉移到罪及其罪責上。</w:t>
+      </w:r>
+    </w:p>
+    <w:p>
+      <w:pPr/>
+      <w:r>
+        <w:rPr>
+          <w:lang w:val="zh_TW" w:bidi="zh_TW"/>
+        </w:rPr>
+      </w:r>
+      <w:hyperlink r:id="rId104">
+        <w:r>
+          <w:rPr>
+            <w:lang w:val="zh_TW" w:bidi="zh_TW"/>
+          </w:rPr>
+          <w:rPr>
+            <w:color w:val="0000EE"/>
+            <w:u w:val="single"/>
+          </w:rPr>
+          <w:t>使徒行傳第十章</w:t>
+        </w:r>
+      </w:hyperlink>
+      <w:r>
+        <w:rPr>
+          <w:lang w:val="zh_TW" w:bidi="zh_TW"/>
+        </w:rPr>
+        <w:t>記載了早期教會生活中的一個重要事件，當時神教導使徒彼得，外邦人本身並非不潔，彼得有義務接納他們。這一教導的結果是使哥尼流歸信。</w:t>
+      </w:r>
+    </w:p>
+    <w:p>
+      <w:pPr/>
+      <w:r>
+        <w:rPr>
+          <w:lang w:val="zh_TW" w:bidi="zh_TW"/>
+        </w:rPr>
+      </w:r>
+      <w:r>
+        <w:rPr>
+          <w:lang w:val="zh_TW" w:bidi="zh_TW"/>
+        </w:rPr>
+        <w:t>耶穌主張不潔源自內心，這一教導在使徒保羅提出「基督裏的自由的教義」中結出果子。保羅身為一個可以自稱從未違背外在律法的法利賽人，但他後來明白沒有任何事物本身是不潔的（</w:t>
+      </w:r>
+      <w:hyperlink r:id="rId105">
+        <w:r>
+          <w:rPr>
+            <w:lang w:val="zh_TW" w:bidi="zh_TW"/>
+          </w:rPr>
+          <w:rPr>
+            <w:color w:val="0000EE"/>
+            <w:u w:val="single"/>
+          </w:rPr>
+          <w:t>羅14:14–20</w:t>
+        </w:r>
+      </w:hyperlink>
+      <w:r>
+        <w:rPr>
+          <w:lang w:val="zh_TW" w:bidi="zh_TW"/>
+        </w:rPr>
+        <w:t>）。在他的書信中，保羅表明潔淨是內心順服而來的結果，這是由重生帶來的；它是基於贖罪的潔淨能力（見</w:t>
+      </w:r>
+      <w:hyperlink r:id="rId106">
+        <w:r>
+          <w:rPr>
+            <w:lang w:val="zh_TW" w:bidi="zh_TW"/>
+          </w:rPr>
+          <w:rPr>
+            <w:color w:val="0000EE"/>
+            <w:u w:val="single"/>
+          </w:rPr>
+          <w:t>羅6:19</w:t>
+        </w:r>
+      </w:hyperlink>
+      <w:r>
+        <w:rPr>
+          <w:lang w:val="zh_TW" w:bidi="zh_TW"/>
+        </w:rPr>
+        <w:t>；</w:t>
+      </w:r>
+      <w:hyperlink r:id="rId107">
+        <w:r>
+          <w:rPr>
+            <w:lang w:val="zh_TW" w:bidi="zh_TW"/>
+          </w:rPr>
+          <w:rPr>
+            <w:color w:val="0000EE"/>
+            <w:u w:val="single"/>
+          </w:rPr>
+          <w:t>帖前2:3–4</w:t>
+        </w:r>
+      </w:hyperlink>
+      <w:r>
+        <w:rPr>
+          <w:lang w:val="zh_TW" w:bidi="zh_TW"/>
+        </w:rPr>
+        <w:t>，其中不潔是指道德上的不潔）。</w:t>
+      </w:r>
+    </w:p>
+    <w:p>
+      <w:pPr/>
+      <w:r>
+        <w:rPr>
+          <w:lang w:val="zh_TW" w:bidi="zh_TW"/>
+        </w:rPr>
+      </w:r>
+      <w:r>
+        <w:rPr>
+          <w:lang w:val="zh_TW" w:bidi="zh_TW"/>
+        </w:rPr>
+        <w:t>基督的贖罪是最終為罪及其道德結果所帶來潔淨的方式（</w:t>
+      </w:r>
+      <w:hyperlink r:id="rId108">
+        <w:r>
+          <w:rPr>
+            <w:lang w:val="zh_TW" w:bidi="zh_TW"/>
+          </w:rPr>
+          <w:rPr>
+            <w:color w:val="0000EE"/>
+            <w:u w:val="single"/>
+          </w:rPr>
+          <w:t>來9:14、22</w:t>
+        </w:r>
+      </w:hyperlink>
+      <w:r>
+        <w:rPr>
+          <w:lang w:val="zh_TW" w:bidi="zh_TW"/>
+        </w:rPr>
+        <w:t>；</w:t>
+      </w:r>
+      <w:hyperlink r:id="rId109">
+        <w:r>
+          <w:rPr>
+            <w:lang w:val="zh_TW" w:bidi="zh_TW"/>
+          </w:rPr>
+          <w:rPr>
+            <w:color w:val="0000EE"/>
+            <w:u w:val="single"/>
+          </w:rPr>
+          <w:t>約一1:7</w:t>
+        </w:r>
+      </w:hyperlink>
+      <w:r>
+        <w:rPr>
+          <w:lang w:val="zh_TW" w:bidi="zh_TW"/>
+        </w:rPr>
+        <w:t>），同時也實現了過去公牛和山羊的血所象徵的事。因此，那些被羔羊的血洗淨的人（</w:t>
+      </w:r>
+      <w:hyperlink r:id="rId110">
+        <w:r>
+          <w:rPr>
+            <w:lang w:val="zh_TW" w:bidi="zh_TW"/>
+          </w:rPr>
+          <w:rPr>
+            <w:color w:val="0000EE"/>
+            <w:u w:val="single"/>
+          </w:rPr>
+          <w:t>啟7:14</w:t>
+        </w:r>
+      </w:hyperlink>
+      <w:r>
+        <w:rPr>
+          <w:lang w:val="zh_TW" w:bidi="zh_TW"/>
+        </w:rPr>
+        <w:t>）被看見穿著潔白的袍子（</w:t>
+      </w:r>
+      <w:hyperlink r:id="rId111">
+        <w:r>
+          <w:rPr>
+            <w:lang w:val="zh_TW" w:bidi="zh_TW"/>
+          </w:rPr>
+          <w:rPr>
+            <w:color w:val="0000EE"/>
+            <w:u w:val="single"/>
+          </w:rPr>
+          <w:t>15:6</w:t>
+        </w:r>
+      </w:hyperlink>
+      <w:r>
+        <w:rPr>
+          <w:lang w:val="zh_TW" w:bidi="zh_TW"/>
+        </w:rPr>
+        <w:t>、</w:t>
+      </w:r>
+      <w:hyperlink r:id="rId112">
+        <w:r>
+          <w:rPr>
+            <w:lang w:val="zh_TW" w:bidi="zh_TW"/>
+          </w:rPr>
+          <w:rPr>
+            <w:color w:val="0000EE"/>
+            <w:u w:val="single"/>
+          </w:rPr>
+          <w:t>19:8–14</w:t>
+        </w:r>
+      </w:hyperlink>
+      <w:r>
+        <w:rPr>
+          <w:lang w:val="zh_TW" w:bidi="zh_TW"/>
+        </w:rPr>
+        <w:t>）。祂的血象徵著子按照父的旨意捨命與受死，滿足了有位格的三一神的公義屬性。因為公義父神有位格的屬性得到了辯護，罪人的個人赦免在道德上成為可能。神在歷史中的行為必須與祂永恆的本質一致：祂既是公義的，又是那使信靠基督的人稱義的（</w:t>
+      </w:r>
+      <w:hyperlink r:id="rId113">
+        <w:r>
+          <w:rPr>
+            <w:lang w:val="zh_TW" w:bidi="zh_TW"/>
+          </w:rPr>
+          <w:rPr>
+            <w:color w:val="0000EE"/>
+            <w:u w:val="single"/>
+          </w:rPr>
+          <w:t>羅3:24–26</w:t>
+        </w:r>
+      </w:hyperlink>
+      <w:r>
+        <w:rPr>
+          <w:lang w:val="zh_TW" w:bidi="zh_TW"/>
+        </w:rPr>
+        <w:t>）。</w:t>
+      </w:r>
+    </w:p>
+    <w:p>
+      <w:pPr/>
+      <w:r>
+        <w:rPr>
+          <w:lang w:val="zh_TW" w:bidi="zh_TW"/>
+        </w:rPr>
+      </w:r>
+      <w:r>
+        <w:rPr>
+          <w:i/>
+          <w:lang w:val="zh_TW" w:bidi="zh_TW"/>
+        </w:rPr>
+        <w:t>另見</w:t>
+      </w:r>
+      <w:r>
+        <w:rPr>
+          <w:lang w:val="zh_TW" w:bidi="zh_TW"/>
+        </w:rPr>
+        <w:t>洗禮</w:t>
+      </w:r>
+      <w:r>
+        <w:rPr>
+          <w:lang w:val="zh_TW" w:bidi="zh_TW"/>
+        </w:rPr>
+        <w:t>；</w:t>
+      </w:r>
+      <w:r>
+        <w:rPr>
+          <w:lang w:val="zh_TW" w:bidi="zh_TW"/>
+        </w:rPr>
+        <w:t>割禮</w:t>
+      </w:r>
+      <w:r>
+        <w:rPr>
+          <w:lang w:val="zh_TW" w:bidi="zh_TW"/>
+        </w:rPr>
+        <w:t>；</w:t>
+      </w:r>
+      <w:r>
+        <w:rPr>
+          <w:lang w:val="zh_TW" w:bidi="zh_TW"/>
+        </w:rPr>
+        <w:t>未受割禮</w:t>
+      </w:r>
+      <w:r>
+        <w:rPr>
+          <w:lang w:val="zh_TW" w:bidi="zh_TW"/>
+        </w:rPr>
+        <w:t>；</w:t>
+      </w:r>
+      <w:r>
+        <w:rPr>
+          <w:lang w:val="zh_TW" w:bidi="zh_TW"/>
+        </w:rPr>
+        <w:t>供物和獻祭</w:t>
+      </w:r>
+      <w:r>
+        <w:rPr>
+          <w:lang w:val="zh_TW" w:bidi="zh_TW"/>
+        </w:rPr>
+        <w:t>；</w:t>
+      </w:r>
+      <w:r>
+        <w:rPr>
+          <w:lang w:val="zh_TW" w:bidi="zh_TW"/>
+        </w:rPr>
+        <w:t>聖經中的律法概念</w:t>
+      </w:r>
+      <w:r>
+        <w:rPr>
+          <w:lang w:val="zh_TW" w:bidi="zh_TW"/>
+        </w:rPr>
+        <w:t>；</w:t>
+      </w:r>
+      <w:r>
+        <w:rPr>
+          <w:lang w:val="zh_TW" w:bidi="zh_TW"/>
+        </w:rPr>
+        <w:t>飲食律法</w:t>
+      </w:r>
+      <w:r>
+        <w:rPr>
+          <w:lang w:val="zh_TW" w:bidi="zh_TW"/>
+        </w:rPr>
+        <w:t>。</w:t>
+      </w:r>
+      <w:r>
+        <w:rPr>
+          <w:lang w:val="zh_TW" w:bidi="zh_TW"/>
+        </w:rPr>
+      </w:r>
+      <w:r>
+        <w:rPr>
+          <w:lang w:val="zh_TW" w:bidi="zh_TW"/>
+        </w:rPr>
+      </w:r>
+    </w:p>
+    <w:p>
+      <w:pPr/>
+      <w:r>
+        <w:rPr>
+          <w:lang w:val="zh_TW" w:bidi="zh_TW"/>
+        </w:rPr>
+      </w:r>
+    </w:p>
+    <w:p>
+      <w:pPr>
+        <w:pStyle w:val="Heading2"/>
+      </w:pPr>
+      <w:r>
+        <w:rPr>
+          <w:lang w:val="zh_TW" w:bidi="zh_TW"/>
+        </w:rPr>
+        <w:t>管會堂的</w:t>
+      </w:r>
+      <w:r>
+        <w:rPr>
+          <w:lang w:val="zh_TW" w:bidi="zh_TW"/>
+        </w:rPr>
+      </w:r>
+    </w:p>
+    <w:p>
+      <w:pPr/>
+      <w:r>
+        <w:rPr>
+          <w:lang w:val="zh_TW" w:bidi="zh_TW"/>
+        </w:rPr>
+      </w:r>
+      <w:r>
+        <w:rPr>
+          <w:lang w:val="zh_TW" w:bidi="zh_TW"/>
+        </w:rPr>
+        <w:t>在新約聖經時期，猶太教禮拜場所的主要領袖。每個猶太會堂通常只有一位這樣的領袖。</w:t>
+      </w:r>
+    </w:p>
+    <w:p>
+      <w:pPr/>
+      <w:r>
+        <w:rPr>
+          <w:lang w:val="zh_TW" w:bidi="zh_TW"/>
+        </w:rPr>
+      </w:r>
+      <w:r>
+        <w:rPr>
+          <w:lang w:val="zh_TW" w:bidi="zh_TW"/>
+        </w:rPr>
+        <w:t>管會堂的職責是負責敬拜的實際安排和維護建築物本身。他還可以決定誰將受邀請誦讀律法和先知書或進行禱告。這個職位有時有指定的期間，有時是終身職。</w:t>
+      </w:r>
+    </w:p>
+    <w:p>
+      <w:pPr/>
+      <w:r>
+        <w:rPr>
+          <w:lang w:val="zh_TW" w:bidi="zh_TW"/>
+        </w:rPr>
+      </w:r>
+      <w:r>
+        <w:rPr>
+          <w:lang w:val="zh_TW" w:bidi="zh_TW"/>
+        </w:rPr>
+        <w:t>新約聖經四次提及這種官員。睚魯是迦百農的一位猶太會堂管理者。當他的女兒生病時，他去尋求耶穌幫助，耶穌使她復活了（</w:t>
+      </w:r>
+      <w:hyperlink r:id="rId114">
+        <w:r>
+          <w:rPr>
+            <w:lang w:val="zh_TW" w:bidi="zh_TW"/>
+          </w:rPr>
+          <w:rPr>
+            <w:color w:val="0000EE"/>
+            <w:u w:val="single"/>
+          </w:rPr>
+          <w:t>馬太福音9:18–26</w:t>
+        </w:r>
+      </w:hyperlink>
+      <w:r>
+        <w:rPr>
+          <w:lang w:val="zh_TW" w:bidi="zh_TW"/>
+        </w:rPr>
+        <w:t>；</w:t>
+      </w:r>
+      <w:hyperlink r:id="rId115">
+        <w:r>
+          <w:rPr>
+            <w:lang w:val="zh_TW" w:bidi="zh_TW"/>
+          </w:rPr>
+          <w:rPr>
+            <w:color w:val="0000EE"/>
+            <w:u w:val="single"/>
+          </w:rPr>
+          <w:t>馬可福音5:21–43</w:t>
+        </w:r>
+      </w:hyperlink>
+      <w:r>
+        <w:rPr>
+          <w:lang w:val="zh_TW" w:bidi="zh_TW"/>
+        </w:rPr>
+        <w:t>；</w:t>
+      </w:r>
+      <w:hyperlink r:id="rId116">
+        <w:r>
+          <w:rPr>
+            <w:lang w:val="zh_TW" w:bidi="zh_TW"/>
+          </w:rPr>
+          <w:rPr>
+            <w:color w:val="0000EE"/>
+            <w:u w:val="single"/>
+          </w:rPr>
+          <w:t>路加福音8:41–56</w:t>
+        </w:r>
+      </w:hyperlink>
+      <w:r>
+        <w:rPr>
+          <w:lang w:val="zh_TW" w:bidi="zh_TW"/>
+        </w:rPr>
+        <w:t>）。</w:t>
+      </w:r>
+    </w:p>
+    <w:p>
+      <w:pPr/>
+      <w:r>
+        <w:rPr>
+          <w:lang w:val="zh_TW" w:bidi="zh_TW"/>
+        </w:rPr>
+      </w:r>
+      <w:hyperlink r:id="rId117">
+        <w:r>
+          <w:rPr>
+            <w:lang w:val="zh_TW" w:bidi="zh_TW"/>
+          </w:rPr>
+          <w:rPr>
+            <w:color w:val="0000EE"/>
+            <w:u w:val="single"/>
+          </w:rPr>
+          <w:t>路加福音十三章14節</w:t>
+        </w:r>
+      </w:hyperlink>
+      <w:r>
+        <w:rPr>
+          <w:lang w:val="zh_TW" w:bidi="zh_TW"/>
+        </w:rPr>
+        <w:t>記載了另一位管會堂的故事，他對耶穌懷有極大的敵意。耶穌在會堂教導後，在安息日醫治了一個人，這位管理者反對耶穌。</w:t>
+      </w:r>
+    </w:p>
+    <w:p>
+      <w:pPr/>
+      <w:r>
+        <w:rPr>
+          <w:lang w:val="zh_TW" w:bidi="zh_TW"/>
+        </w:rPr>
+      </w:r>
+      <w:r>
+        <w:rPr>
+          <w:lang w:val="zh_TW" w:bidi="zh_TW"/>
+        </w:rPr>
+        <w:t>在保羅的宣教旅程中，常常在他所到之處，先去猶太會堂，從而開始事工。在彼西底的安提阿（</w:t>
+      </w:r>
+      <w:hyperlink r:id="rId118">
+        <w:r>
+          <w:rPr>
+            <w:lang w:val="zh_TW" w:bidi="zh_TW"/>
+          </w:rPr>
+          <w:rPr>
+            <w:color w:val="0000EE"/>
+            <w:u w:val="single"/>
+          </w:rPr>
+          <w:t>使徒行傳13:15</w:t>
+        </w:r>
+      </w:hyperlink>
+      <w:r>
+        <w:rPr>
+          <w:lang w:val="zh_TW" w:bidi="zh_TW"/>
+        </w:rPr>
+        <w:t>），管會堂的歡迎並鼓勵他傳講福音，並在下個安息日再次回來。基利司布，哥林多猶太會堂的管理者，信了耶穌（</w:t>
+      </w:r>
+      <w:hyperlink r:id="rId119">
+        <w:r>
+          <w:rPr>
+            <w:lang w:val="zh_TW" w:bidi="zh_TW"/>
+          </w:rPr>
+          <w:rPr>
+            <w:color w:val="0000EE"/>
+            <w:u w:val="single"/>
+          </w:rPr>
+          <w:t>18:8</w:t>
+        </w:r>
+      </w:hyperlink>
+      <w:r>
+        <w:rPr>
+          <w:lang w:val="zh_TW" w:bidi="zh_TW"/>
+        </w:rPr>
+        <w:t>）。基利司布的繼任者所提尼在猶太人向亞該亞的巡撫迦流，控告保羅後，被暴民毆打。</w:t>
+      </w:r>
+    </w:p>
+    <w:p>
+      <w:pPr/>
+      <w:r>
+        <w:rPr>
+          <w:lang w:val="zh_TW" w:bidi="zh_TW"/>
+        </w:rPr>
+      </w:r>
+      <w:r>
+        <w:rPr>
+          <w:i/>
+          <w:lang w:val="zh_TW" w:bidi="zh_TW"/>
+        </w:rPr>
+        <w:t>另見</w:t>
+      </w:r>
+      <w:r>
+        <w:rPr>
+          <w:lang w:val="zh_TW" w:bidi="zh_TW"/>
+        </w:rPr>
+        <w:t xml:space="preserve"> </w:t>
+      </w:r>
+      <w:r>
+        <w:rPr>
+          <w:lang w:val="zh_TW" w:bidi="zh_TW"/>
+        </w:rPr>
+        <w:t>猶太會堂</w:t>
+      </w:r>
+      <w:r>
+        <w:rPr>
+          <w:lang w:val="zh_TW" w:bidi="zh_TW"/>
+        </w:rPr>
+        <w:t>。</w:t>
+      </w:r>
+      <w:r>
+        <w:rPr>
+          <w:lang w:val="zh_TW" w:bidi="zh_TW"/>
+        </w:rPr>
+      </w:r>
+      <w:r>
+        <w:rPr>
+          <w:lang w:val="zh_TW" w:bidi="zh_TW"/>
+        </w:rPr>
+      </w:r>
+    </w:p>
+    <w:p>
+      <w:pPr/>
+      <w:r>
+        <w:rPr>
+          <w:lang w:val="zh_TW" w:bidi="zh_TW"/>
+        </w:rPr>
+      </w:r>
+    </w:p>
+    <w:p>
+      <w:pPr>
+        <w:pStyle w:val="Heading2"/>
+      </w:pPr>
+      <w:r>
+        <w:rPr>
+          <w:lang w:val="zh_TW" w:bidi="zh_TW"/>
+        </w:rPr>
+        <w:t>管教</w:t>
+      </w:r>
+      <w:r>
+        <w:rPr>
+          <w:lang w:val="zh_TW" w:bidi="zh_TW"/>
+        </w:rPr>
+      </w:r>
+    </w:p>
+    <w:p>
+      <w:pPr/>
+      <w:r>
+        <w:rPr>
+          <w:lang w:val="zh_TW" w:bidi="zh_TW"/>
+        </w:rPr>
+      </w:r>
+      <w:r>
+        <w:rPr>
+          <w:lang w:val="zh_TW" w:bidi="zh_TW"/>
+        </w:rPr>
+        <w:t>塑造品格和規範行為的學習過程；此詞語源自拉丁文，意為「教導」或「訓練」。要管教人或群體，就是要使他們處於良好秩序狀態，並按照預期的方式運作。雖然許多人誤以為管教必然是嚴厲或苛刻，但其本質卻並非如此。聖經翻譯者選用「門徒（disciple）」一詞，表示透過跟隨別人來學習的人，也是基於這個概念。</w:t>
+      </w:r>
+    </w:p>
+    <w:p>
+      <w:pPr/>
+      <w:r>
+        <w:rPr>
+          <w:lang w:val="zh_TW" w:bidi="zh_TW"/>
+        </w:rPr>
+      </w:r>
+      <w:r>
+        <w:rPr>
+          <w:lang w:val="zh_TW" w:bidi="zh_TW"/>
+        </w:rPr>
+        <w:t>概述</w:t>
+      </w:r>
+    </w:p>
+    <w:p>
+      <w:pPr>
+        <w:pStyle w:val="ListBullet"/>
+        <w:spacing w:line="240" w:lineRule="auto"/>
+        <w:ind w:left="720"/>
+      </w:pPr>
+      <w:r>
+        <w:rPr>
+          <w:lang w:val="zh_TW" w:bidi="zh_TW"/>
+        </w:rPr>
+      </w:r>
+      <w:r>
+        <w:rPr>
+          <w:u w:val="single"/>
+          <w:lang w:val="zh_TW" w:bidi="zh_TW"/>
+        </w:rPr>
+        <w:t>聖經的教導</w:t>
+      </w:r>
+    </w:p>
+    <w:p>
+      <w:pPr>
+        <w:pStyle w:val="ListBullet"/>
+        <w:spacing w:line="240" w:lineRule="auto"/>
+        <w:ind w:left="720"/>
+      </w:pPr>
+      <w:r>
+        <w:rPr>
+          <w:lang w:val="zh_TW" w:bidi="zh_TW"/>
+        </w:rPr>
+      </w:r>
+      <w:r>
+        <w:rPr>
+          <w:u w:val="single"/>
+          <w:lang w:val="zh_TW" w:bidi="zh_TW"/>
+        </w:rPr>
+        <w:t>自我管教</w:t>
+      </w:r>
+    </w:p>
+    <w:p>
+      <w:pPr>
+        <w:pStyle w:val="ListBullet"/>
+        <w:spacing w:line="240" w:lineRule="auto"/>
+        <w:ind w:left="720"/>
+      </w:pPr>
+      <w:r>
+        <w:rPr>
+          <w:lang w:val="zh_TW" w:bidi="zh_TW"/>
+        </w:rPr>
+      </w:r>
+      <w:r>
+        <w:rPr>
+          <w:u w:val="single"/>
+          <w:lang w:val="zh_TW" w:bidi="zh_TW"/>
+        </w:rPr>
+        <w:t>父母的管教</w:t>
+      </w:r>
+    </w:p>
+    <w:p>
+      <w:pPr>
+        <w:pStyle w:val="ListBullet"/>
+        <w:spacing w:line="240" w:lineRule="auto"/>
+        <w:ind w:left="720"/>
+      </w:pPr>
+      <w:r>
+        <w:rPr>
+          <w:lang w:val="zh_TW" w:bidi="zh_TW"/>
+        </w:rPr>
+      </w:r>
+      <w:r>
+        <w:rPr>
+          <w:u w:val="single"/>
+          <w:lang w:val="zh_TW" w:bidi="zh_TW"/>
+        </w:rPr>
+        <w:t>教會的管教</w:t>
+      </w:r>
+    </w:p>
+    <w:p>
+      <w:pPr>
+        <w:pStyle w:val="Heading3"/>
+      </w:pPr>
+      <w:r>
+        <w:rPr>
+          <w:lang w:val="zh_TW" w:bidi="zh_TW"/>
+        </w:rPr>
+        <w:t>聖經的教導</w:t>
+      </w:r>
+    </w:p>
+    <w:p>
+      <w:pPr/>
+      <w:r>
+        <w:rPr>
+          <w:lang w:val="zh_TW" w:bidi="zh_TW"/>
+        </w:rPr>
+      </w:r>
+      <w:r>
+        <w:rPr>
+          <w:lang w:val="zh_TW" w:bidi="zh_TW"/>
+        </w:rPr>
+        <w:t>Discipline（管教）這個詞語在某英文譯本（</w:t>
+      </w:r>
+      <w:hyperlink r:id="rId120">
+        <w:r>
+          <w:rPr>
+            <w:lang w:val="zh_TW" w:bidi="zh_TW"/>
+          </w:rPr>
+          <w:rPr>
+            <w:color w:val="0000EE"/>
+            <w:u w:val="single"/>
+          </w:rPr>
+          <w:t>伯36:10</w:t>
+        </w:r>
+      </w:hyperlink>
+      <w:r>
+        <w:rPr>
+          <w:lang w:val="zh_TW" w:bidi="zh_TW"/>
+        </w:rPr>
+        <w:t>）中只出現一次，但在不少現代譯本裡，這個詞語的名詞與動詞形式卻十分常見。那些被譯為「管教」的希伯來文與希臘文詞語，有時會譯作「責備」、「督責」、「約束」、「歸正」或「責打」。較為正面的同義詞則包括「教養」、「操練」、「吩咐」與「受教」。</w:t>
+      </w:r>
+    </w:p>
+    <w:p>
+      <w:pPr/>
+      <w:r>
+        <w:rPr>
+          <w:lang w:val="zh_TW" w:bidi="zh_TW"/>
+        </w:rPr>
+      </w:r>
+      <w:r>
+        <w:rPr>
+          <w:lang w:val="zh_TW" w:bidi="zh_TW"/>
+        </w:rPr>
+        <w:t>在舊約聖經中，「管教」的用法比新約聖經較具負面色彩，主要因為神在舊約（摩西之約）下，以律法方式對待以色列人。新約聖經所呈現的「新約」關係，使教會中的管教語言更偏向正面。然而，兩個約的目標其實相同，就是公義。從這角度來看，即使舊約聖經著重懲罰，背後仍然有正面的動機，並以建立生命為目標。舊約聖經強調報應，原因是要讓犯罪的人透過所受的後果，看見自己造成的影響，明白自己所犯何罪；替受害者伸冤，也同時彰顯神的公義。申冤是維護神公義的重要方式，報應同樣重要；違背聖約會帶來聖約的咒詛（</w:t>
+      </w:r>
+      <w:hyperlink r:id="rId121">
+        <w:r>
+          <w:rPr>
+            <w:lang w:val="zh_TW" w:bidi="zh_TW"/>
+          </w:rPr>
+          <w:rPr>
+            <w:color w:val="0000EE"/>
+            <w:u w:val="single"/>
+          </w:rPr>
+          <w:t>申27:26</w:t>
+        </w:r>
+      </w:hyperlink>
+      <w:r>
+        <w:rPr>
+          <w:lang w:val="zh_TW" w:bidi="zh_TW"/>
+        </w:rPr>
+        <w:t>），並以懲治性的管教形式臨到。報應重新確立神律法的權柄，也教導人敬畏祂公義的標準。</w:t>
+      </w:r>
+    </w:p>
+    <w:p>
+      <w:pPr/>
+      <w:r>
+        <w:rPr>
+          <w:lang w:val="zh_TW" w:bidi="zh_TW"/>
+        </w:rPr>
+      </w:r>
+      <w:r>
+        <w:rPr>
+          <w:lang w:val="zh_TW" w:bidi="zh_TW"/>
+        </w:rPr>
+        <w:t>正面管教可視為強化的管教，與懲治性的管教相輔相成。神一直在施行管教；祂在必要時以懲治的方式管教，但在可能的情況下則以強化的方式管教。</w:t>
+      </w:r>
+    </w:p>
+    <w:p>
+      <w:pPr/>
+      <w:r>
+        <w:rPr>
+          <w:lang w:val="zh_TW" w:bidi="zh_TW"/>
+        </w:rPr>
+      </w:r>
+      <w:r>
+        <w:rPr>
+          <w:lang w:val="zh_TW" w:bidi="zh_TW"/>
+        </w:rPr>
+        <w:t>聖經常提到神管教以色列人（</w:t>
+      </w:r>
+      <w:hyperlink r:id="rId122">
+        <w:r>
+          <w:rPr>
+            <w:lang w:val="zh_TW" w:bidi="zh_TW"/>
+          </w:rPr>
+          <w:rPr>
+            <w:color w:val="0000EE"/>
+            <w:u w:val="single"/>
+          </w:rPr>
+          <w:t>利26:23</w:t>
+        </w:r>
+      </w:hyperlink>
+      <w:r>
+        <w:rPr>
+          <w:lang w:val="zh_TW" w:bidi="zh_TW"/>
+        </w:rPr>
+        <w:t>；</w:t>
+      </w:r>
+      <w:hyperlink r:id="rId123">
+        <w:r>
+          <w:rPr>
+            <w:lang w:val="zh_TW" w:bidi="zh_TW"/>
+          </w:rPr>
+          <w:rPr>
+            <w:color w:val="0000EE"/>
+            <w:u w:val="single"/>
+          </w:rPr>
+          <w:t>申4:36，</w:t>
+        </w:r>
+      </w:hyperlink>
+      <w:hyperlink r:id="rId124">
+        <w:r>
+          <w:rPr>
+            <w:lang w:val="zh_TW" w:bidi="zh_TW"/>
+          </w:rPr>
+          <w:rPr>
+            <w:color w:val="0000EE"/>
+            <w:u w:val="single"/>
+          </w:rPr>
+          <w:t>8:5</w:t>
+        </w:r>
+      </w:hyperlink>
+      <w:r>
+        <w:rPr>
+          <w:lang w:val="zh_TW" w:bidi="zh_TW"/>
+        </w:rPr>
+        <w:t>；</w:t>
+      </w:r>
+      <w:hyperlink r:id="rId125">
+        <w:r>
+          <w:rPr>
+            <w:lang w:val="zh_TW" w:bidi="zh_TW"/>
+          </w:rPr>
+          <w:rPr>
+            <w:color w:val="0000EE"/>
+            <w:u w:val="single"/>
+          </w:rPr>
+          <w:t>耶31:18</w:t>
+        </w:r>
+      </w:hyperlink>
+      <w:r>
+        <w:rPr>
+          <w:lang w:val="zh_TW" w:bidi="zh_TW"/>
+        </w:rPr>
+        <w:t>）、管教列邦（</w:t>
+      </w:r>
+      <w:hyperlink r:id="rId126">
+        <w:r>
+          <w:rPr>
+            <w:lang w:val="zh_TW" w:bidi="zh_TW"/>
+          </w:rPr>
+          <w:rPr>
+            <w:color w:val="0000EE"/>
+            <w:u w:val="single"/>
+          </w:rPr>
+          <w:t>詩94:10</w:t>
+        </w:r>
+      </w:hyperlink>
+      <w:r>
+        <w:rPr>
+          <w:lang w:val="zh_TW" w:bidi="zh_TW"/>
+        </w:rPr>
+        <w:t>），或管教人（</w:t>
+      </w:r>
+      <w:hyperlink r:id="rId127">
+        <w:r>
+          <w:rPr>
+            <w:lang w:val="zh_TW" w:bidi="zh_TW"/>
+          </w:rPr>
+          <w:rPr>
+            <w:color w:val="0000EE"/>
+            <w:u w:val="single"/>
+          </w:rPr>
+          <w:t>伯5:17</w:t>
+        </w:r>
+      </w:hyperlink>
+      <w:r>
+        <w:rPr>
+          <w:lang w:val="zh_TW" w:bidi="zh_TW"/>
+        </w:rPr>
+        <w:t>；</w:t>
+      </w:r>
+      <w:hyperlink r:id="rId128">
+        <w:r>
+          <w:rPr>
+            <w:lang w:val="zh_TW" w:bidi="zh_TW"/>
+          </w:rPr>
+          <w:rPr>
+            <w:color w:val="0000EE"/>
+            <w:u w:val="single"/>
+          </w:rPr>
+          <w:t>詩94:10、12</w:t>
+        </w:r>
+      </w:hyperlink>
+      <w:r>
+        <w:rPr>
+          <w:lang w:val="zh_TW" w:bidi="zh_TW"/>
+        </w:rPr>
+        <w:t>；</w:t>
+      </w:r>
+      <w:hyperlink r:id="rId129">
+        <w:r>
+          <w:rPr>
+            <w:lang w:val="zh_TW" w:bidi="zh_TW"/>
+          </w:rPr>
+          <w:rPr>
+            <w:color w:val="0000EE"/>
+            <w:u w:val="single"/>
+          </w:rPr>
+          <w:t>來12:5–11</w:t>
+        </w:r>
+      </w:hyperlink>
+      <w:r>
+        <w:rPr>
+          <w:lang w:val="zh_TW" w:bidi="zh_TW"/>
+        </w:rPr>
+        <w:t>；</w:t>
+      </w:r>
+      <w:hyperlink r:id="rId130">
+        <w:r>
+          <w:rPr>
+            <w:lang w:val="zh_TW" w:bidi="zh_TW"/>
+          </w:rPr>
+          <w:rPr>
+            <w:color w:val="0000EE"/>
+            <w:u w:val="single"/>
+          </w:rPr>
+          <w:t>啟3:19</w:t>
+        </w:r>
+      </w:hyperlink>
+      <w:r>
+        <w:rPr>
+          <w:lang w:val="zh_TW" w:bidi="zh_TW"/>
+        </w:rPr>
+        <w:t>）。以色列的父母必須認真承擔管教兒女的責任（</w:t>
+      </w:r>
+      <w:hyperlink r:id="rId131">
+        <w:r>
+          <w:rPr>
+            <w:lang w:val="zh_TW" w:bidi="zh_TW"/>
+          </w:rPr>
+          <w:rPr>
+            <w:color w:val="0000EE"/>
+            <w:u w:val="single"/>
+          </w:rPr>
+          <w:t>申21:18</w:t>
+        </w:r>
+      </w:hyperlink>
+      <w:r>
+        <w:rPr>
+          <w:lang w:val="zh_TW" w:bidi="zh_TW"/>
+        </w:rPr>
+        <w:t>）。神嚴肅吩咐父親要管教兒子（</w:t>
+      </w:r>
+      <w:hyperlink r:id="rId132">
+        <w:r>
+          <w:rPr>
+            <w:lang w:val="zh_TW" w:bidi="zh_TW"/>
+          </w:rPr>
+          <w:rPr>
+            <w:color w:val="0000EE"/>
+            <w:u w:val="single"/>
+          </w:rPr>
+          <w:t>箴13:24，</w:t>
+        </w:r>
+      </w:hyperlink>
+      <w:hyperlink r:id="rId133">
+        <w:r>
+          <w:rPr>
+            <w:lang w:val="zh_TW" w:bidi="zh_TW"/>
+          </w:rPr>
+          <w:rPr>
+            <w:color w:val="0000EE"/>
+            <w:u w:val="single"/>
+          </w:rPr>
+          <w:t>19:18，</w:t>
+        </w:r>
+      </w:hyperlink>
+      <w:hyperlink r:id="rId134">
+        <w:r>
+          <w:rPr>
+            <w:lang w:val="zh_TW" w:bidi="zh_TW"/>
+          </w:rPr>
+          <w:rPr>
+            <w:color w:val="0000EE"/>
+            <w:u w:val="single"/>
+          </w:rPr>
+          <w:t>22:15，</w:t>
+        </w:r>
+      </w:hyperlink>
+      <w:hyperlink r:id="rId135">
+        <w:r>
+          <w:rPr>
+            <w:lang w:val="zh_TW" w:bidi="zh_TW"/>
+          </w:rPr>
+          <w:rPr>
+            <w:color w:val="0000EE"/>
+            <w:u w:val="single"/>
+          </w:rPr>
+          <w:t>23:13，</w:t>
+        </w:r>
+      </w:hyperlink>
+      <w:hyperlink r:id="rId136">
+        <w:r>
+          <w:rPr>
+            <w:lang w:val="zh_TW" w:bidi="zh_TW"/>
+          </w:rPr>
+          <w:rPr>
+            <w:color w:val="0000EE"/>
+            <w:u w:val="single"/>
+          </w:rPr>
+          <w:t>29:17</w:t>
         </w:r>
       </w:hyperlink>
       <w:r>
@@ -598,16 +3627,1073 @@
         </w:rPr>
         <w:t>；參</w:t>
       </w:r>
-      <w:hyperlink r:id="rId31">
-        <w:r>
-          <w:rPr>
-            <w:lang w:val="zh_TW" w:bidi="zh_TW"/>
-          </w:rPr>
-          <w:rPr>
-            <w:color w:val="0000EE"/>
-            <w:u w:val="single"/>
-          </w:rPr>
-          <w:t>97:11</w:t>
+      <w:hyperlink r:id="rId137">
+        <w:r>
+          <w:rPr>
+            <w:lang w:val="zh_TW" w:bidi="zh_TW"/>
+          </w:rPr>
+          <w:rPr>
+            <w:color w:val="0000EE"/>
+            <w:u w:val="single"/>
+          </w:rPr>
+          <w:t>弗6:4</w:t>
+        </w:r>
+      </w:hyperlink>
+      <w:r>
+        <w:rPr>
+          <w:lang w:val="zh_TW" w:bidi="zh_TW"/>
+        </w:rPr>
+        <w:t>；</w:t>
+      </w:r>
+      <w:hyperlink r:id="rId138">
+        <w:r>
+          <w:rPr>
+            <w:lang w:val="zh_TW" w:bidi="zh_TW"/>
+          </w:rPr>
+          <w:rPr>
+            <w:color w:val="0000EE"/>
+            <w:u w:val="single"/>
+          </w:rPr>
+          <w:t>來12:7–10</w:t>
+        </w:r>
+      </w:hyperlink>
+      <w:r>
+        <w:rPr>
+          <w:lang w:val="zh_TW" w:bidi="zh_TW"/>
+        </w:rPr>
+        <w:t>）。在教會中，管教是牧養者的職責（</w:t>
+      </w:r>
+      <w:hyperlink r:id="rId139">
+        <w:r>
+          <w:rPr>
+            <w:lang w:val="zh_TW" w:bidi="zh_TW"/>
+          </w:rPr>
+          <w:rPr>
+            <w:color w:val="0000EE"/>
+            <w:u w:val="single"/>
+          </w:rPr>
+          <w:t>提後2:25</w:t>
+        </w:r>
+      </w:hyperlink>
+      <w:r>
+        <w:rPr>
+          <w:lang w:val="zh_TW" w:bidi="zh_TW"/>
+        </w:rPr>
+        <w:t>）。</w:t>
+      </w:r>
+    </w:p>
+    <w:p>
+      <w:pPr/>
+      <w:r>
+        <w:rPr>
+          <w:lang w:val="zh_TW" w:bidi="zh_TW"/>
+        </w:rPr>
+      </w:r>
+      <w:r>
+        <w:rPr>
+          <w:lang w:val="zh_TW" w:bidi="zh_TW"/>
+        </w:rPr>
+        <w:t>人害怕從神而來的管教是可以理解的（</w:t>
+      </w:r>
+      <w:hyperlink r:id="rId140">
+        <w:r>
+          <w:rPr>
+            <w:lang w:val="zh_TW" w:bidi="zh_TW"/>
+          </w:rPr>
+          <w:rPr>
+            <w:color w:val="0000EE"/>
+            <w:u w:val="single"/>
+          </w:rPr>
+          <w:t>詩6:1</w:t>
+        </w:r>
+      </w:hyperlink>
+      <w:r>
+        <w:rPr>
+          <w:lang w:val="zh_TW" w:bidi="zh_TW"/>
+        </w:rPr>
+        <w:t>），但人真正該懼怕的是祂的忿怒。祂的忿怒只臨到那些用行為證明自己與神為敵的人（</w:t>
+      </w:r>
+      <w:hyperlink r:id="rId141">
+        <w:r>
+          <w:rPr>
+            <w:lang w:val="zh_TW" w:bidi="zh_TW"/>
+          </w:rPr>
+          <w:rPr>
+            <w:color w:val="0000EE"/>
+            <w:u w:val="single"/>
+          </w:rPr>
+          <w:t>申11:2–3</w:t>
+        </w:r>
+      </w:hyperlink>
+      <w:r>
+        <w:rPr>
+          <w:lang w:val="zh_TW" w:bidi="zh_TW"/>
+        </w:rPr>
+        <w:t>）。神的管教與祂的忿怒不同，人不應輕看管教（</w:t>
+      </w:r>
+      <w:hyperlink r:id="rId142">
+        <w:r>
+          <w:rPr>
+            <w:lang w:val="zh_TW" w:bidi="zh_TW"/>
+          </w:rPr>
+          <w:rPr>
+            <w:color w:val="0000EE"/>
+            <w:u w:val="single"/>
+          </w:rPr>
+          <w:t>箴3:11</w:t>
+        </w:r>
+      </w:hyperlink>
+      <w:r>
+        <w:rPr>
+          <w:lang w:val="zh_TW" w:bidi="zh_TW"/>
+        </w:rPr>
+        <w:t>）或視之為理所當然（</w:t>
+      </w:r>
+      <w:hyperlink r:id="rId143">
+        <w:r>
+          <w:rPr>
+            <w:lang w:val="zh_TW" w:bidi="zh_TW"/>
+          </w:rPr>
+          <w:rPr>
+            <w:color w:val="0000EE"/>
+            <w:u w:val="single"/>
+          </w:rPr>
+          <w:t>來12:5</w:t>
+        </w:r>
+      </w:hyperlink>
+      <w:r>
+        <w:rPr>
+          <w:lang w:val="zh_TW" w:bidi="zh_TW"/>
+        </w:rPr>
+        <w:t>）。只有愚昧人或惡人會憎惡管教（</w:t>
+      </w:r>
+      <w:hyperlink r:id="rId144">
+        <w:r>
+          <w:rPr>
+            <w:lang w:val="zh_TW" w:bidi="zh_TW"/>
+          </w:rPr>
+          <w:rPr>
+            <w:color w:val="0000EE"/>
+            <w:u w:val="single"/>
+          </w:rPr>
+          <w:t>詩50:17</w:t>
+        </w:r>
+      </w:hyperlink>
+      <w:r>
+        <w:rPr>
+          <w:lang w:val="zh_TW" w:bidi="zh_TW"/>
+        </w:rPr>
+        <w:t>；</w:t>
+      </w:r>
+      <w:hyperlink r:id="rId145">
+        <w:r>
+          <w:rPr>
+            <w:lang w:val="zh_TW" w:bidi="zh_TW"/>
+          </w:rPr>
+          <w:rPr>
+            <w:color w:val="0000EE"/>
+            <w:u w:val="single"/>
+          </w:rPr>
+          <w:t>箴5:12</w:t>
+        </w:r>
+      </w:hyperlink>
+      <w:r>
+        <w:rPr>
+          <w:lang w:val="zh_TW" w:bidi="zh_TW"/>
+        </w:rPr>
+        <w:t>；</w:t>
+      </w:r>
+      <w:hyperlink r:id="rId125">
+        <w:r>
+          <w:rPr>
+            <w:lang w:val="zh_TW" w:bidi="zh_TW"/>
+          </w:rPr>
+          <w:rPr>
+            <w:color w:val="0000EE"/>
+            <w:u w:val="single"/>
+          </w:rPr>
+          <w:t>耶31:18</w:t>
+        </w:r>
+      </w:hyperlink>
+      <w:r>
+        <w:rPr>
+          <w:lang w:val="zh_TW" w:bidi="zh_TW"/>
+        </w:rPr>
+        <w:t>）。神管教祂的百姓，就像慈愛的父親管教他所愛的兒子（</w:t>
+      </w:r>
+      <w:hyperlink r:id="rId124">
+        <w:r>
+          <w:rPr>
+            <w:lang w:val="zh_TW" w:bidi="zh_TW"/>
+          </w:rPr>
+          <w:rPr>
+            <w:color w:val="0000EE"/>
+            <w:u w:val="single"/>
+          </w:rPr>
+          <w:t>申8:5</w:t>
+        </w:r>
+      </w:hyperlink>
+      <w:r>
+        <w:rPr>
+          <w:lang w:val="zh_TW" w:bidi="zh_TW"/>
+        </w:rPr>
+        <w:t>；</w:t>
+      </w:r>
+      <w:hyperlink r:id="rId146">
+        <w:r>
+          <w:rPr>
+            <w:lang w:val="zh_TW" w:bidi="zh_TW"/>
+          </w:rPr>
+          <w:rPr>
+            <w:color w:val="0000EE"/>
+            <w:u w:val="single"/>
+          </w:rPr>
+          <w:t>箴3:11–12</w:t>
+        </w:r>
+      </w:hyperlink>
+      <w:r>
+        <w:rPr>
+          <w:lang w:val="zh_TW" w:bidi="zh_TW"/>
+        </w:rPr>
+        <w:t>；</w:t>
+      </w:r>
+      <w:hyperlink r:id="rId147">
+        <w:r>
+          <w:rPr>
+            <w:lang w:val="zh_TW" w:bidi="zh_TW"/>
+          </w:rPr>
+          <w:rPr>
+            <w:color w:val="0000EE"/>
+            <w:u w:val="single"/>
+          </w:rPr>
+          <w:t>來12:5–7</w:t>
+        </w:r>
+      </w:hyperlink>
+      <w:r>
+        <w:rPr>
+          <w:lang w:val="zh_TW" w:bidi="zh_TW"/>
+        </w:rPr>
+        <w:t>）。按照聖經的教導，有智慧的人應當喜愛管教（</w:t>
+      </w:r>
+      <w:hyperlink r:id="rId148">
+        <w:r>
+          <w:rPr>
+            <w:lang w:val="zh_TW" w:bidi="zh_TW"/>
+          </w:rPr>
+          <w:rPr>
+            <w:color w:val="0000EE"/>
+            <w:u w:val="single"/>
+          </w:rPr>
+          <w:t>箴12:1，</w:t>
+        </w:r>
+      </w:hyperlink>
+      <w:hyperlink r:id="rId132">
+        <w:r>
+          <w:rPr>
+            <w:lang w:val="zh_TW" w:bidi="zh_TW"/>
+          </w:rPr>
+          <w:rPr>
+            <w:color w:val="0000EE"/>
+            <w:u w:val="single"/>
+          </w:rPr>
+          <w:t>13:24</w:t>
+        </w:r>
+      </w:hyperlink>
+      <w:r>
+        <w:rPr>
+          <w:lang w:val="zh_TW" w:bidi="zh_TW"/>
+        </w:rPr>
+        <w:t>；</w:t>
+      </w:r>
+      <w:hyperlink r:id="rId149">
+        <w:r>
+          <w:rPr>
+            <w:lang w:val="zh_TW" w:bidi="zh_TW"/>
+          </w:rPr>
+          <w:rPr>
+            <w:color w:val="0000EE"/>
+            <w:u w:val="single"/>
+          </w:rPr>
+          <w:t>提後1:7</w:t>
+        </w:r>
+      </w:hyperlink>
+      <w:r>
+        <w:rPr>
+          <w:lang w:val="zh_TW" w:bidi="zh_TW"/>
+        </w:rPr>
+        <w:t>；</w:t>
+      </w:r>
+      <w:hyperlink r:id="rId150">
+        <w:r>
+          <w:rPr>
+            <w:lang w:val="zh_TW" w:bidi="zh_TW"/>
+          </w:rPr>
+          <w:rPr>
+            <w:color w:val="0000EE"/>
+            <w:u w:val="single"/>
+          </w:rPr>
+          <w:t>來12:5、9</w:t>
+        </w:r>
+      </w:hyperlink>
+      <w:r>
+        <w:rPr>
+          <w:lang w:val="zh_TW" w:bidi="zh_TW"/>
+        </w:rPr>
+        <w:t>）。</w:t>
+      </w:r>
+    </w:p>
+    <w:p>
+      <w:pPr/>
+      <w:r>
+        <w:rPr>
+          <w:lang w:val="zh_TW" w:bidi="zh_TW"/>
+        </w:rPr>
+      </w:r>
+      <w:r>
+        <w:rPr>
+          <w:lang w:val="zh_TW" w:bidi="zh_TW"/>
+        </w:rPr>
+        <w:t>管教所結出的果子是知識（</w:t>
+      </w:r>
+      <w:hyperlink r:id="rId148">
+        <w:r>
+          <w:rPr>
+            <w:lang w:val="zh_TW" w:bidi="zh_TW"/>
+          </w:rPr>
+          <w:rPr>
+            <w:color w:val="0000EE"/>
+            <w:u w:val="single"/>
+          </w:rPr>
+          <w:t>箴12:1</w:t>
+        </w:r>
+      </w:hyperlink>
+      <w:r>
+        <w:rPr>
+          <w:lang w:val="zh_TW" w:bidi="zh_TW"/>
+        </w:rPr>
+        <w:t>）和父母的喜悅（</w:t>
+      </w:r>
+      <w:hyperlink r:id="rId136">
+        <w:r>
+          <w:rPr>
+            <w:lang w:val="zh_TW" w:bidi="zh_TW"/>
+          </w:rPr>
+          <w:rPr>
+            <w:color w:val="0000EE"/>
+            <w:u w:val="single"/>
+          </w:rPr>
+          <w:t>29:17</w:t>
+        </w:r>
+      </w:hyperlink>
+      <w:r>
+        <w:rPr>
+          <w:lang w:val="zh_TW" w:bidi="zh_TW"/>
+        </w:rPr>
+        <w:t>）。接受管教的人可以稱為「有福」（</w:t>
+      </w:r>
+      <w:hyperlink r:id="rId127">
+        <w:r>
+          <w:rPr>
+            <w:lang w:val="zh_TW" w:bidi="zh_TW"/>
+          </w:rPr>
+          <w:rPr>
+            <w:color w:val="0000EE"/>
+            <w:u w:val="single"/>
+          </w:rPr>
+          <w:t>伯5:17</w:t>
+        </w:r>
+      </w:hyperlink>
+      <w:r>
+        <w:rPr>
+          <w:lang w:val="zh_TW" w:bidi="zh_TW"/>
+        </w:rPr>
+        <w:t>；</w:t>
+      </w:r>
+      <w:hyperlink r:id="rId151">
+        <w:r>
+          <w:rPr>
+            <w:lang w:val="zh_TW" w:bidi="zh_TW"/>
+          </w:rPr>
+          <w:rPr>
+            <w:color w:val="0000EE"/>
+            <w:u w:val="single"/>
+          </w:rPr>
+          <w:t>詩94:12</w:t>
+        </w:r>
+      </w:hyperlink>
+      <w:r>
+        <w:rPr>
+          <w:lang w:val="zh_TW" w:bidi="zh_TW"/>
+        </w:rPr>
+        <w:t>）。即使經文沒有明言管教的目的，讀者仍明白管教本身是良善又正直的（</w:t>
+      </w:r>
+      <w:hyperlink r:id="rId123">
+        <w:r>
+          <w:rPr>
+            <w:lang w:val="zh_TW" w:bidi="zh_TW"/>
+          </w:rPr>
+          <w:rPr>
+            <w:color w:val="0000EE"/>
+            <w:u w:val="single"/>
+          </w:rPr>
+          <w:t>申4:36</w:t>
+        </w:r>
+      </w:hyperlink>
+      <w:r>
+        <w:rPr>
+          <w:lang w:val="zh_TW" w:bidi="zh_TW"/>
+        </w:rPr>
+        <w:t>；</w:t>
+      </w:r>
+      <w:hyperlink r:id="rId120">
+        <w:r>
+          <w:rPr>
+            <w:lang w:val="zh_TW" w:bidi="zh_TW"/>
+          </w:rPr>
+          <w:rPr>
+            <w:color w:val="0000EE"/>
+            <w:u w:val="single"/>
+          </w:rPr>
+          <w:t>伯36:10</w:t>
+        </w:r>
+      </w:hyperlink>
+      <w:r>
+        <w:rPr>
+          <w:lang w:val="zh_TW" w:bidi="zh_TW"/>
+        </w:rPr>
+        <w:t>；</w:t>
+      </w:r>
+      <w:hyperlink r:id="rId132">
+        <w:r>
+          <w:rPr>
+            <w:lang w:val="zh_TW" w:bidi="zh_TW"/>
+          </w:rPr>
+          <w:rPr>
+            <w:color w:val="0000EE"/>
+            <w:u w:val="single"/>
+          </w:rPr>
+          <w:t>箴13:24</w:t>
+        </w:r>
+      </w:hyperlink>
+      <w:r>
+        <w:rPr>
+          <w:lang w:val="zh_TW" w:bidi="zh_TW"/>
+        </w:rPr>
+        <w:t>；</w:t>
+      </w:r>
+      <w:hyperlink r:id="rId130">
+        <w:r>
+          <w:rPr>
+            <w:lang w:val="zh_TW" w:bidi="zh_TW"/>
+          </w:rPr>
+          <w:rPr>
+            <w:color w:val="0000EE"/>
+            <w:u w:val="single"/>
+          </w:rPr>
+          <w:t>啟3:19</w:t>
+        </w:r>
+      </w:hyperlink>
+      <w:r>
+        <w:rPr>
+          <w:lang w:val="zh_TW" w:bidi="zh_TW"/>
+        </w:rPr>
+        <w:t>）。聖經特別稱管教為「生命的道」（</w:t>
+      </w:r>
+      <w:hyperlink r:id="rId152">
+        <w:r>
+          <w:rPr>
+            <w:lang w:val="zh_TW" w:bidi="zh_TW"/>
+          </w:rPr>
+          <w:rPr>
+            <w:color w:val="0000EE"/>
+            <w:u w:val="single"/>
+          </w:rPr>
+          <w:t>箴6:23</w:t>
+        </w:r>
+      </w:hyperlink>
+      <w:r>
+        <w:rPr>
+          <w:lang w:val="zh_TW" w:bidi="zh_TW"/>
+        </w:rPr>
+        <w:t>）。管教使人免於滅亡（</w:t>
+      </w:r>
+      <w:hyperlink r:id="rId133">
+        <w:r>
+          <w:rPr>
+            <w:lang w:val="zh_TW" w:bidi="zh_TW"/>
+          </w:rPr>
+          <w:rPr>
+            <w:color w:val="0000EE"/>
+            <w:u w:val="single"/>
+          </w:rPr>
+          <w:t>19:18</w:t>
+        </w:r>
+      </w:hyperlink>
+      <w:r>
+        <w:rPr>
+          <w:lang w:val="zh_TW" w:bidi="zh_TW"/>
+        </w:rPr>
+        <w:t>），並使人避開愚昧（</w:t>
+      </w:r>
+      <w:hyperlink r:id="rId134">
+        <w:r>
+          <w:rPr>
+            <w:lang w:val="zh_TW" w:bidi="zh_TW"/>
+          </w:rPr>
+          <w:rPr>
+            <w:color w:val="0000EE"/>
+            <w:u w:val="single"/>
+          </w:rPr>
+          <w:t>22:15</w:t>
+        </w:r>
+      </w:hyperlink>
+      <w:r>
+        <w:rPr>
+          <w:lang w:val="zh_TW" w:bidi="zh_TW"/>
+        </w:rPr>
+        <w:t>），也使人不至於與世人一同受神的審判（</w:t>
+      </w:r>
+      <w:hyperlink r:id="rId153">
+        <w:r>
+          <w:rPr>
+            <w:lang w:val="zh_TW" w:bidi="zh_TW"/>
+          </w:rPr>
+          <w:rPr>
+            <w:color w:val="0000EE"/>
+            <w:u w:val="single"/>
+          </w:rPr>
+          <w:t>林前11:32</w:t>
+        </w:r>
+      </w:hyperlink>
+      <w:r>
+        <w:rPr>
+          <w:lang w:val="zh_TW" w:bidi="zh_TW"/>
+        </w:rPr>
+        <w:t>）。管教最終使人得以分享神的聖潔（</w:t>
+      </w:r>
+      <w:hyperlink r:id="rId154">
+        <w:r>
+          <w:rPr>
+            <w:lang w:val="zh_TW" w:bidi="zh_TW"/>
+          </w:rPr>
+          <w:rPr>
+            <w:color w:val="0000EE"/>
+            <w:u w:val="single"/>
+          </w:rPr>
+          <w:t>來12:7</w:t>
+        </w:r>
+      </w:hyperlink>
+      <w:r>
+        <w:rPr>
+          <w:lang w:val="zh_TW" w:bidi="zh_TW"/>
+        </w:rPr>
+        <w:t>），並結出「平安的果子，就是義」（</w:t>
+      </w:r>
+      <w:hyperlink r:id="rId155">
+        <w:r>
+          <w:rPr>
+            <w:lang w:val="zh_TW" w:bidi="zh_TW"/>
+          </w:rPr>
+          <w:rPr>
+            <w:color w:val="0000EE"/>
+            <w:u w:val="single"/>
+          </w:rPr>
+          <w:t>11節</w:t>
+        </w:r>
+      </w:hyperlink>
+      <w:r>
+        <w:rPr>
+          <w:lang w:val="zh_TW" w:bidi="zh_TW"/>
+        </w:rPr>
+        <w:t>）。相反，缺乏管教會導致可怕的後果，包括被神丟棄（</w:t>
+      </w:r>
+      <w:hyperlink r:id="rId156">
+        <w:r>
+          <w:rPr>
+            <w:lang w:val="zh_TW" w:bidi="zh_TW"/>
+          </w:rPr>
+          <w:rPr>
+            <w:color w:val="0000EE"/>
+            <w:u w:val="single"/>
+          </w:rPr>
+          <w:t>利26:23–24</w:t>
+        </w:r>
+      </w:hyperlink>
+      <w:r>
+        <w:rPr>
+          <w:lang w:val="zh_TW" w:bidi="zh_TW"/>
+        </w:rPr>
+        <w:t>）、死亡（</w:t>
+      </w:r>
+      <w:hyperlink r:id="rId157">
+        <w:r>
+          <w:rPr>
+            <w:lang w:val="zh_TW" w:bidi="zh_TW"/>
+          </w:rPr>
+          <w:rPr>
+            <w:color w:val="0000EE"/>
+            <w:u w:val="single"/>
+          </w:rPr>
+          <w:t>箴5:23</w:t>
+        </w:r>
+      </w:hyperlink>
+      <w:r>
+        <w:rPr>
+          <w:lang w:val="zh_TW" w:bidi="zh_TW"/>
+        </w:rPr>
+        <w:t>）和毀滅（</w:t>
+      </w:r>
+      <w:hyperlink r:id="rId133">
+        <w:r>
+          <w:rPr>
+            <w:lang w:val="zh_TW" w:bidi="zh_TW"/>
+          </w:rPr>
+          <w:rPr>
+            <w:color w:val="0000EE"/>
+            <w:u w:val="single"/>
+          </w:rPr>
+          <w:t>19:18</w:t>
+        </w:r>
+      </w:hyperlink>
+      <w:r>
+        <w:rPr>
+          <w:lang w:val="zh_TW" w:bidi="zh_TW"/>
+        </w:rPr>
+        <w:t>）。</w:t>
+      </w:r>
+    </w:p>
+    <w:p>
+      <w:pPr/>
+      <w:r>
+        <w:rPr>
+          <w:lang w:val="zh_TW" w:bidi="zh_TW"/>
+        </w:rPr>
+      </w:r>
+      <w:r>
+        <w:rPr>
+          <w:lang w:val="zh_TW" w:bidi="zh_TW"/>
+        </w:rPr>
+        <w:t>箴言提到，管教是避免淫亂所必需的（</w:t>
+      </w:r>
+      <w:hyperlink r:id="rId158">
+        <w:r>
+          <w:rPr>
+            <w:lang w:val="zh_TW" w:bidi="zh_TW"/>
+          </w:rPr>
+          <w:rPr>
+            <w:color w:val="0000EE"/>
+            <w:u w:val="single"/>
+          </w:rPr>
+          <w:t>5:12–23，</w:t>
+        </w:r>
+      </w:hyperlink>
+      <w:hyperlink r:id="rId159">
+        <w:r>
+          <w:rPr>
+            <w:lang w:val="zh_TW" w:bidi="zh_TW"/>
+          </w:rPr>
+          <w:rPr>
+            <w:color w:val="0000EE"/>
+            <w:u w:val="single"/>
+          </w:rPr>
+          <w:t>6:23–24</w:t>
+        </w:r>
+      </w:hyperlink>
+      <w:r>
+        <w:rPr>
+          <w:lang w:val="zh_TW" w:bidi="zh_TW"/>
+        </w:rPr>
+        <w:t>）。經文所說放蕩或邪惡的女子，很可能象徵各類誘惑人心的詭詐情境。要在這些情況下成熟而負責地行事，年輕人必須回應明智又有愛的父母管教，讓自己學會過有節制的生活。如此一來，他們便會憑著「與生俱來的傾向」行善，因為他們的本性已被塑造成追求正道的模樣。即使意外遭遇邪惡，他們也能自然而然地避開。</w:t>
+      </w:r>
+    </w:p>
+    <w:p>
+      <w:pPr/>
+      <w:r>
+        <w:rPr>
+          <w:lang w:val="zh_TW" w:bidi="zh_TW"/>
+        </w:rPr>
+      </w:r>
+      <w:r>
+        <w:rPr>
+          <w:lang w:val="zh_TW" w:bidi="zh_TW"/>
+        </w:rPr>
+        <w:t>希伯來書也勸勉讀者接受管教，而不是抗拒管教。希伯來書指出兩種有害的反應，並指出那正確、有益的回應方式。一方面，人不可輕看主的管教（</w:t>
+      </w:r>
+      <w:hyperlink r:id="rId143">
+        <w:r>
+          <w:rPr>
+            <w:lang w:val="zh_TW" w:bidi="zh_TW"/>
+          </w:rPr>
+          <w:rPr>
+            <w:color w:val="0000EE"/>
+            <w:u w:val="single"/>
+          </w:rPr>
+          <w:t>來12:5</w:t>
+        </w:r>
+      </w:hyperlink>
+      <w:r>
+        <w:rPr>
+          <w:lang w:val="zh_TW" w:bidi="zh_TW"/>
+        </w:rPr>
+        <w:t>），不可把管教視為毫無價值或微不足道。另一方面，人遇見主的責打時也不可灰心；也就是說，不能只專注在管教過程的負面部分，否則會看不見管教的目標，並使受管教的人喪志。凡臨到人的事都有其目的，人應當尋求並明白那目的：「凡管教的事，當時不覺得快樂，反覺得愁苦；後來卻為那經練過的人結出平安的果子，就是義」（</w:t>
+      </w:r>
+      <w:hyperlink r:id="rId155">
+        <w:r>
+          <w:rPr>
+            <w:lang w:val="zh_TW" w:bidi="zh_TW"/>
+          </w:rPr>
+          <w:rPr>
+            <w:color w:val="0000EE"/>
+            <w:u w:val="single"/>
+          </w:rPr>
+          <w:t>來12:11</w:t>
+        </w:r>
+      </w:hyperlink>
+      <w:r>
+        <w:rPr>
+          <w:lang w:val="zh_TW" w:bidi="zh_TW"/>
+        </w:rPr>
+        <w:t>）。勸勉的重點不是拒絕管教，也不是因管教而沮喪，而是要接受管教，並讓管教來教導自己。</w:t>
+      </w:r>
+    </w:p>
+    <w:p>
+      <w:pPr>
+        <w:pStyle w:val="Heading3"/>
+      </w:pPr>
+      <w:r>
+        <w:rPr>
+          <w:lang w:val="zh_TW" w:bidi="zh_TW"/>
+        </w:rPr>
+        <w:t>自我管教</w:t>
+      </w:r>
+    </w:p>
+    <w:p>
+      <w:pPr/>
+      <w:r>
+        <w:rPr>
+          <w:lang w:val="zh_TW" w:bidi="zh_TW"/>
+        </w:rPr>
+      </w:r>
+      <w:r>
+        <w:rPr>
+          <w:lang w:val="zh_TW" w:bidi="zh_TW"/>
+        </w:rPr>
+        <w:t>耶穌關於公義的倫理，既成全也超越了舊約嚴格的律法要求（</w:t>
+      </w:r>
+      <w:hyperlink r:id="rId160">
+        <w:r>
+          <w:rPr>
+            <w:lang w:val="zh_TW" w:bidi="zh_TW"/>
+          </w:rPr>
+          <w:rPr>
+            <w:color w:val="0000EE"/>
+            <w:u w:val="single"/>
+          </w:rPr>
+          <w:t>太5:17–48</w:t>
+        </w:r>
+      </w:hyperlink>
+      <w:r>
+        <w:rPr>
+          <w:lang w:val="zh_TW" w:bidi="zh_TW"/>
+        </w:rPr>
+        <w:t>）。然而，基督徒並不因此比法利賽人更傾向律法主義；因為他們已經從「罪和死的律」得釋放，並且擁有「賜生命聖靈的律」（</w:t>
+      </w:r>
+      <w:hyperlink r:id="rId161">
+        <w:r>
+          <w:rPr>
+            <w:lang w:val="zh_TW" w:bidi="zh_TW"/>
+          </w:rPr>
+          <w:rPr>
+            <w:color w:val="0000EE"/>
+            <w:u w:val="single"/>
+          </w:rPr>
+          <w:t>羅8:1–8</w:t>
+        </w:r>
+      </w:hyperlink>
+      <w:r>
+        <w:rPr>
+          <w:lang w:val="zh_TW" w:bidi="zh_TW"/>
+        </w:rPr>
+        <w:t>），在內裡推動他們行神的旨意。信徒不再只是機械式地遵從律法的字句，而是因著神的靈住在心裡，能做到自我管教。屬靈的轉變發生時，人的心思意念也會一同更新 （</w:t>
+      </w:r>
+      <w:hyperlink r:id="rId162">
+        <w:r>
+          <w:rPr>
+            <w:lang w:val="zh_TW" w:bidi="zh_TW"/>
+          </w:rPr>
+          <w:rPr>
+            <w:color w:val="0000EE"/>
+            <w:u w:val="single"/>
+          </w:rPr>
+          <w:t>羅12:2</w:t>
+        </w:r>
+      </w:hyperlink>
+      <w:r>
+        <w:rPr>
+          <w:lang w:val="zh_TW" w:bidi="zh_TW"/>
+        </w:rPr>
+        <w:t>），以致對自己、自己的動機和態度有新的認識。</w:t>
+      </w:r>
+    </w:p>
+    <w:p>
+      <w:pPr>
+        <w:pStyle w:val="Heading3"/>
+      </w:pPr>
+      <w:r>
+        <w:rPr>
+          <w:lang w:val="zh_TW" w:bidi="zh_TW"/>
+        </w:rPr>
+        <w:t>父母的管教</w:t>
+      </w:r>
+    </w:p>
+    <w:p>
+      <w:pPr/>
+      <w:r>
+        <w:rPr>
+          <w:lang w:val="zh_TW" w:bidi="zh_TW"/>
+        </w:rPr>
+      </w:r>
+      <w:r>
+        <w:rPr>
+          <w:lang w:val="zh_TW" w:bidi="zh_TW"/>
+        </w:rPr>
+        <w:t>家庭是人類社會最基本的單位，父母在這個親密的關係核心裡，領受了引導和糾正兒女的責任（</w:t>
+      </w:r>
+      <w:hyperlink r:id="rId163">
+        <w:r>
+          <w:rPr>
+            <w:lang w:val="zh_TW" w:bidi="zh_TW"/>
+          </w:rPr>
+          <w:rPr>
+            <w:color w:val="0000EE"/>
+            <w:u w:val="single"/>
+          </w:rPr>
+          <w:t>申6:7</w:t>
+        </w:r>
+      </w:hyperlink>
+      <w:r>
+        <w:rPr>
+          <w:lang w:val="zh_TW" w:bidi="zh_TW"/>
+        </w:rPr>
+        <w:t>；</w:t>
+      </w:r>
+      <w:hyperlink r:id="rId164">
+        <w:r>
+          <w:rPr>
+            <w:lang w:val="zh_TW" w:bidi="zh_TW"/>
+          </w:rPr>
+          <w:rPr>
+            <w:color w:val="0000EE"/>
+            <w:u w:val="single"/>
+          </w:rPr>
+          <w:t>箴22:6</w:t>
+        </w:r>
+      </w:hyperlink>
+      <w:r>
+        <w:rPr>
+          <w:lang w:val="zh_TW" w:bidi="zh_TW"/>
+        </w:rPr>
+        <w:t>）。聖經對人的本性基本上持悲觀態度，認為人性本身並不會自動走向完善。因此，父母不可讓孩子任憑自己的本性發展。沒有受過管教的孩子，很容易在以外邦文化為主導的世界裡，被各種強烈的外在影響塑造。父母若要正確履行責任，不只要以教導和糾正來教育兒女，還需要讓自己的價值觀、生活方式和態度成為兒女的榜樣。</w:t>
+      </w:r>
+    </w:p>
+    <w:p>
+      <w:pPr/>
+      <w:r>
+        <w:rPr>
+          <w:lang w:val="zh_TW" w:bidi="zh_TW"/>
+        </w:rPr>
+      </w:r>
+      <w:r>
+        <w:rPr>
+          <w:lang w:val="zh_TW" w:bidi="zh_TW"/>
+        </w:rPr>
+        <w:t>父母教育兒女的工作的最有效方式，是採用正面的手段，例如勸告、勉勵、引導、家庭靈修，以及在教會和主日學中的基督徒訓練。然而，有時也需要負面的做法，例如禁止某些行為或施行管教。當年幼的孩子不理會口頭的提醒時，適當的懲罰會是有效的勸服方式（</w:t>
+      </w:r>
+      <w:hyperlink r:id="rId132">
+        <w:r>
+          <w:rPr>
+            <w:lang w:val="zh_TW" w:bidi="zh_TW"/>
+          </w:rPr>
+          <w:rPr>
+            <w:color w:val="0000EE"/>
+            <w:u w:val="single"/>
+          </w:rPr>
+          <w:t>箴13:24</w:t>
+        </w:r>
+      </w:hyperlink>
+      <w:r>
+        <w:rPr>
+          <w:lang w:val="zh_TW" w:bidi="zh_TW"/>
+        </w:rPr>
+        <w:t>）。不過，體罰必須根據明確、且孩子能理解的原則來進行。基督徒父母要避免因憤怒或個人情緒而懲罰孩子，也不可使孩子受傷。父母應視體罰為最後才採用的方法，並努力在不觸怒孩子的前提下，使管教達到最好的教育效果（</w:t>
+      </w:r>
+      <w:hyperlink r:id="rId137">
+        <w:r>
+          <w:rPr>
+            <w:lang w:val="zh_TW" w:bidi="zh_TW"/>
+          </w:rPr>
+          <w:rPr>
+            <w:color w:val="0000EE"/>
+            <w:u w:val="single"/>
+          </w:rPr>
+          <w:t>弗6:4</w:t>
+        </w:r>
+      </w:hyperlink>
+      <w:r>
+        <w:rPr>
+          <w:lang w:val="zh_TW" w:bidi="zh_TW"/>
+        </w:rPr>
+        <w:t>）。</w:t>
+      </w:r>
+    </w:p>
+    <w:p>
+      <w:pPr/>
+      <w:r>
+        <w:rPr>
+          <w:lang w:val="zh_TW" w:bidi="zh_TW"/>
+        </w:rPr>
+      </w:r>
+      <w:r>
+        <w:rPr>
+          <w:lang w:val="zh_TW" w:bidi="zh_TW"/>
+        </w:rPr>
+        <w:t>人類墮落（</w:t>
+      </w:r>
+      <w:hyperlink r:id="rId165">
+        <w:r>
+          <w:rPr>
+            <w:lang w:val="zh_TW" w:bidi="zh_TW"/>
+          </w:rPr>
+          <w:rPr>
+            <w:color w:val="0000EE"/>
+            <w:u w:val="single"/>
+          </w:rPr>
+          <w:t>創3章</w:t>
+        </w:r>
+      </w:hyperlink>
+      <w:r>
+        <w:rPr>
+          <w:lang w:val="zh_TW" w:bidi="zh_TW"/>
+        </w:rPr>
+        <w:t>）意味著以自我為中心的傾向，使孩子也受到影響（參</w:t>
+      </w:r>
+      <w:hyperlink r:id="rId166">
+        <w:r>
+          <w:rPr>
+            <w:lang w:val="zh_TW" w:bidi="zh_TW"/>
+          </w:rPr>
+          <w:rPr>
+            <w:color w:val="0000EE"/>
+            <w:u w:val="single"/>
+          </w:rPr>
+          <w:t>詩51:5</w:t>
+        </w:r>
+      </w:hyperlink>
+      <w:r>
+        <w:rPr>
+          <w:lang w:val="zh_TW" w:bidi="zh_TW"/>
+        </w:rPr>
+        <w:t>）。孩子必須學會尊重自己，也尊重他人；如果任由他們憑本性發展，再受到敗壞的社會衝擊，他們可能變得悖逆、難以與人相處，在自己與別人的生命裡留下痛苦。父母即使愛兒女，也需要在必要時使用較負面的管教方法。即使父母和孩子都覺得不愉快，但真正的愛或許需要如此。孩子在穩定、堅定、有愛的家庭環境中受到管教和成長，更有可能成為有責任感、懂體諒他人的人。</w:t>
+      </w:r>
+    </w:p>
+    <w:p>
+      <w:pPr>
+        <w:pStyle w:val="Heading3"/>
+      </w:pPr>
+      <w:r>
+        <w:rPr>
+          <w:lang w:val="zh_TW" w:bidi="zh_TW"/>
+        </w:rPr>
+        <w:t>教會的管教</w:t>
+      </w:r>
+    </w:p>
+    <w:p>
+      <w:pPr/>
+      <w:r>
+        <w:rPr>
+          <w:lang w:val="zh_TW" w:bidi="zh_TW"/>
+        </w:rPr>
+      </w:r>
+      <w:r>
+        <w:rPr>
+          <w:lang w:val="zh_TW" w:bidi="zh_TW"/>
+        </w:rPr>
+        <w:t>教會本質上是一個大家庭，每一位信徒都是其中一員。教會要在信仰、敬拜和生活上反映神真實性情，其性質使它與其它群體有所不同。</w:t>
+      </w:r>
+    </w:p>
+    <w:p>
+      <w:pPr/>
+      <w:r>
+        <w:rPr>
+          <w:lang w:val="zh_TW" w:bidi="zh_TW"/>
+        </w:rPr>
+      </w:r>
+      <w:r>
+        <w:rPr>
+          <w:lang w:val="zh_TW" w:bidi="zh_TW"/>
+        </w:rPr>
+        <w:t>同時，教會也蒙召成為向外敞開、關懷他人的群體，以憐憫態度接觸極其需要幫助的人。基督徒的生活方式與外邦人的生活方式明顯不同，而這種差異往往造成隔閡，將「失喪」的人與可以帶來神拯救的人隔絕——這些拯救能使他們脫離孤單、成癮、迷失、破碎的人際關係等困境。教會負有責任，不應在向未信者傳福音的過程中，設置違背聖經的障礙，但在開放與純潔之間取得平衡往往並不容易。若未能好好保持這個平衡，教會很容易變得過度限制，或過度寬鬆；不論是哪個極端，都會削弱教會的見證。</w:t>
+      </w:r>
+    </w:p>
+    <w:p>
+      <w:pPr/>
+      <w:r>
+        <w:rPr>
+          <w:lang w:val="zh_TW" w:bidi="zh_TW"/>
+        </w:rPr>
+      </w:r>
+      <w:r>
+        <w:rPr>
+          <w:lang w:val="zh_TW" w:bidi="zh_TW"/>
+        </w:rPr>
+        <w:t>要化解這種兩難，關鍵在於真正符合聖經的教會管教。聖經為教會提供了充足的指引來訂立行為準則（例：</w:t>
+      </w:r>
+      <w:hyperlink r:id="rId167">
+        <w:r>
+          <w:rPr>
+            <w:lang w:val="zh_TW" w:bidi="zh_TW"/>
+          </w:rPr>
+          <w:rPr>
+            <w:color w:val="0000EE"/>
+            <w:u w:val="single"/>
+          </w:rPr>
+          <w:t>出20:1–17；</w:t>
+        </w:r>
+      </w:hyperlink>
+      <w:hyperlink r:id="rId168">
+        <w:r>
+          <w:rPr>
+            <w:lang w:val="zh_TW" w:bidi="zh_TW"/>
+          </w:rPr>
+          <w:rPr>
+            <w:color w:val="0000EE"/>
+            <w:u w:val="single"/>
+          </w:rPr>
+          <w:t>林前5:11，</w:t>
+        </w:r>
+      </w:hyperlink>
+      <w:hyperlink r:id="rId169">
+        <w:r>
+          <w:rPr>
+            <w:lang w:val="zh_TW" w:bidi="zh_TW"/>
+          </w:rPr>
+          <w:rPr>
+            <w:color w:val="0000EE"/>
+            <w:u w:val="single"/>
+          </w:rPr>
+          <w:t>6:9–11；</w:t>
+        </w:r>
+      </w:hyperlink>
+      <w:hyperlink r:id="rId170">
+        <w:r>
+          <w:rPr>
+            <w:lang w:val="zh_TW" w:bidi="zh_TW"/>
+          </w:rPr>
+          <w:rPr>
+            <w:color w:val="0000EE"/>
+            <w:u w:val="single"/>
+          </w:rPr>
+          <w:t>弗4:25–32</w:t>
         </w:r>
       </w:hyperlink>
       <w:r>
@@ -616,16 +4702,46 @@
         </w:rPr>
         <w:t>，</w:t>
       </w:r>
-      <w:hyperlink r:id="rId32">
-        <w:r>
-          <w:rPr>
-            <w:lang w:val="zh_TW" w:bidi="zh_TW"/>
-          </w:rPr>
-          <w:rPr>
-            <w:color w:val="0000EE"/>
-            <w:u w:val="single"/>
-          </w:rPr>
-          <w:t>112:4</w:t>
+      <w:hyperlink r:id="rId171">
+        <w:r>
+          <w:rPr>
+            <w:lang w:val="zh_TW" w:bidi="zh_TW"/>
+          </w:rPr>
+          <w:rPr>
+            <w:color w:val="0000EE"/>
+            <w:u w:val="single"/>
+          </w:rPr>
+          <w:t>5:1–21；</w:t>
+        </w:r>
+      </w:hyperlink>
+      <w:hyperlink r:id="rId172">
+        <w:r>
+          <w:rPr>
+            <w:lang w:val="zh_TW" w:bidi="zh_TW"/>
+          </w:rPr>
+          <w:rPr>
+            <w:color w:val="0000EE"/>
+            <w:u w:val="single"/>
+          </w:rPr>
+          <w:t>西3:5–11</w:t>
+        </w:r>
+      </w:hyperlink>
+      <w:r>
+        <w:rPr>
+          <w:lang w:val="zh_TW" w:bidi="zh_TW"/>
+        </w:rPr>
+        <w:t>）。不過，教會在說明這些準則時，必須分辨甚麼是聖經的絕對要求，甚麼屬於文化層面的習俗。例如，新約聖經明確禁止醉酒，但並沒有禁止喝酒。有些教會容許信徒喝酒但譴責醉酒，有些教會建議會友完全不喝酒，也有教會規定成為會友必須禁酒。新約聖經承認基督徒的自由與基督徒的責任之間有時會出現張力，並提供解決這類衝突的指引（</w:t>
+      </w:r>
+      <w:hyperlink r:id="rId173">
+        <w:r>
+          <w:rPr>
+            <w:lang w:val="zh_TW" w:bidi="zh_TW"/>
+          </w:rPr>
+          <w:rPr>
+            <w:color w:val="0000EE"/>
+            <w:u w:val="single"/>
+          </w:rPr>
+          <w:t>林前8章</w:t>
         </w:r>
       </w:hyperlink>
       <w:r>
@@ -646,115 +4762,25 @@
         <w:rPr>
           <w:lang w:val="zh_TW" w:bidi="zh_TW"/>
         </w:rPr>
-        <w:t>光與神密切相連。聖經甚至說神就是光：「耶和華卻要作你永遠的光」（</w:t>
-      </w:r>
-      <w:hyperlink r:id="rId33">
-        <w:r>
-          <w:rPr>
-            <w:lang w:val="zh_TW" w:bidi="zh_TW"/>
-          </w:rPr>
-          <w:rPr>
-            <w:color w:val="0000EE"/>
-            <w:u w:val="single"/>
-          </w:rPr>
-          <w:t>賽60:19–20</w:t>
-        </w:r>
-      </w:hyperlink>
-      <w:r>
-        <w:rPr>
-          <w:lang w:val="zh_TW" w:bidi="zh_TW"/>
-        </w:rPr>
-        <w:t>）。詩人歡欣地說：「耶和華是我的亮光，是我的拯救」（</w:t>
-      </w:r>
-      <w:hyperlink r:id="rId34">
-        <w:r>
-          <w:rPr>
-            <w:lang w:val="zh_TW" w:bidi="zh_TW"/>
-          </w:rPr>
-          <w:rPr>
-            <w:color w:val="0000EE"/>
-            <w:u w:val="single"/>
-          </w:rPr>
-          <w:t>詩27:1</w:t>
-        </w:r>
-      </w:hyperlink>
-      <w:r>
-        <w:rPr>
-          <w:lang w:val="zh_TW" w:bidi="zh_TW"/>
-        </w:rPr>
-        <w:t>）。詩人描述神披上亮光，如披外袍（</w:t>
-      </w:r>
-      <w:hyperlink r:id="rId35">
-        <w:r>
-          <w:rPr>
-            <w:lang w:val="zh_TW" w:bidi="zh_TW"/>
-          </w:rPr>
-          <w:rPr>
-            <w:color w:val="0000EE"/>
-            <w:u w:val="single"/>
-          </w:rPr>
-          <w:t>詩104:2</w:t>
-        </w:r>
-      </w:hyperlink>
-      <w:r>
-        <w:rPr>
-          <w:lang w:val="zh_TW" w:bidi="zh_TW"/>
-        </w:rPr>
-        <w:t>），光明也與祂同居（</w:t>
-      </w:r>
-      <w:hyperlink r:id="rId36">
-        <w:r>
-          <w:rPr>
-            <w:lang w:val="zh_TW" w:bidi="zh_TW"/>
-          </w:rPr>
-          <w:rPr>
-            <w:color w:val="0000EE"/>
-            <w:u w:val="single"/>
-          </w:rPr>
-          <w:t>但2:22</w:t>
-        </w:r>
-      </w:hyperlink>
-      <w:r>
-        <w:rPr>
-          <w:lang w:val="zh_TW" w:bidi="zh_TW"/>
-        </w:rPr>
-        <w:t>）。對神來說，黑暗和光都是一樣的，沒有什麼能向祂隱藏（</w:t>
-      </w:r>
-      <w:hyperlink r:id="rId37">
-        <w:r>
-          <w:rPr>
-            <w:lang w:val="zh_TW" w:bidi="zh_TW"/>
-          </w:rPr>
-          <w:rPr>
-            <w:color w:val="0000EE"/>
-            <w:u w:val="single"/>
-          </w:rPr>
-          <w:t>詩139:12</w:t>
-        </w:r>
-      </w:hyperlink>
-      <w:r>
-        <w:rPr>
-          <w:lang w:val="zh_TW" w:bidi="zh_TW"/>
-        </w:rPr>
-        <w:t>）。先知彌迦也描述神為光，祂要使祂的僕人進入光明（</w:t>
-      </w:r>
-      <w:hyperlink r:id="rId38">
-        <w:r>
-          <w:rPr>
-            <w:lang w:val="zh_TW" w:bidi="zh_TW"/>
-          </w:rPr>
-          <w:rPr>
-            <w:color w:val="0000EE"/>
-            <w:u w:val="single"/>
-          </w:rPr>
-          <w:t>彌7:8–9</w:t>
-        </w:r>
-      </w:hyperlink>
-      <w:r>
-        <w:rPr>
-          <w:lang w:val="zh_TW" w:bidi="zh_TW"/>
-        </w:rPr>
-        <w:t>），顯明神要賜福給祂的百姓，使他們得勝。</w:t>
+        <w:t>要保持聖經的一致性和公信力，教會應該以同樣的嚴肅程度，管教態度上的罪與「明顯的大罪」。新約聖經確實譴責淫亂、殺人、醉酒，但新約同時也譴責嫉妒、忌恨、憤怒、自私、發怨言和論斷。這些惡行都會攔阻人進入神的國（</w:t>
+      </w:r>
+      <w:hyperlink r:id="rId174">
+        <w:r>
+          <w:rPr>
+            <w:lang w:val="zh_TW" w:bidi="zh_TW"/>
+          </w:rPr>
+          <w:rPr>
+            <w:color w:val="0000EE"/>
+            <w:u w:val="single"/>
+          </w:rPr>
+          <w:t>加5:19–21</w:t>
+        </w:r>
+      </w:hyperlink>
+      <w:r>
+        <w:rPr>
+          <w:lang w:val="zh_TW" w:bidi="zh_TW"/>
+        </w:rPr>
+        <w:t>）。未信者常因為次要的行為（例如吸煙或喝酒）而在教會裡感到排斥，但教會很少指出搬弄是非、埋怨和自私的行為，也很少對這些行為施行合宜的管教。如能確保更一致的立場，將會促進教會的聖潔，也會使教會的事奉更有力量，能成為一個以基督的愛去支持並接納人的群體。</w:t>
       </w:r>
     </w:p>
     <w:p>
@@ -768,126 +4794,72 @@
         <w:rPr>
           <w:lang w:val="zh_TW" w:bidi="zh_TW"/>
         </w:rPr>
-        <w:t>神的賜福常被形容為「他臉上的光」。在</w:t>
-      </w:r>
-      <w:hyperlink r:id="rId39">
-        <w:r>
-          <w:rPr>
-            <w:lang w:val="zh_TW" w:bidi="zh_TW"/>
-          </w:rPr>
-          <w:rPr>
-            <w:color w:val="0000EE"/>
-            <w:u w:val="single"/>
-          </w:rPr>
-          <w:t>詩篇四篇6節</w:t>
-        </w:r>
-      </w:hyperlink>
-      <w:r>
-        <w:rPr>
-          <w:lang w:val="zh_TW" w:bidi="zh_TW"/>
-        </w:rPr>
-        <w:t>中，詩人說：「耶和華啊，求你仰起臉來，光照我們。」這裡的光就是指神的恩惠。</w:t>
-      </w:r>
-      <w:hyperlink r:id="rId40">
-        <w:r>
-          <w:rPr>
-            <w:lang w:val="zh_TW" w:bidi="zh_TW"/>
-          </w:rPr>
-          <w:rPr>
-            <w:color w:val="0000EE"/>
-            <w:u w:val="single"/>
-          </w:rPr>
-          <w:t>詩篇四十四篇3節</w:t>
-        </w:r>
-      </w:hyperlink>
-      <w:r>
-        <w:rPr>
-          <w:lang w:val="zh_TW" w:bidi="zh_TW"/>
-        </w:rPr>
-        <w:t>表明，神的光、祂的右手和祂的慈愛，使祂的百姓得勝。那些行在神光中的人是有福的（</w:t>
-      </w:r>
-      <w:hyperlink r:id="rId41">
-        <w:r>
-          <w:rPr>
-            <w:lang w:val="zh_TW" w:bidi="zh_TW"/>
-          </w:rPr>
-          <w:rPr>
-            <w:color w:val="0000EE"/>
-            <w:u w:val="single"/>
-          </w:rPr>
-          <w:t>詩89:15</w:t>
-        </w:r>
-      </w:hyperlink>
-      <w:r>
-        <w:rPr>
-          <w:lang w:val="zh_TW" w:bidi="zh_TW"/>
-        </w:rPr>
-        <w:t>），但這光也揭露隱而未現的罪（</w:t>
-      </w:r>
-      <w:hyperlink r:id="rId42">
-        <w:r>
-          <w:rPr>
-            <w:lang w:val="zh_TW" w:bidi="zh_TW"/>
-          </w:rPr>
-          <w:rPr>
-            <w:color w:val="0000EE"/>
-            <w:u w:val="single"/>
-          </w:rPr>
-          <w:t>詩90:8</w:t>
-        </w:r>
-      </w:hyperlink>
-      <w:r>
-        <w:rPr>
-          <w:lang w:val="zh_TW" w:bidi="zh_TW"/>
-        </w:rPr>
-        <w:t>）。沒有人能躲避神的鑒察，但祂的光主要代表祂同在所帶來的賜福。有一次，約伯也用這個詞語來形容來自他人的恩待（</w:t>
-      </w:r>
-      <w:hyperlink r:id="rId43">
-        <w:r>
-          <w:rPr>
-            <w:lang w:val="zh_TW" w:bidi="zh_TW"/>
-          </w:rPr>
-          <w:rPr>
-            <w:color w:val="0000EE"/>
-            <w:u w:val="single"/>
-          </w:rPr>
-          <w:t>約29:24</w:t>
-        </w:r>
-      </w:hyperlink>
-      <w:r>
-        <w:rPr>
-          <w:lang w:val="zh_TW" w:bidi="zh_TW"/>
-        </w:rPr>
-        <w:t>）。神所賜的光，使祂的僕人能與人分享祂的賜福（</w:t>
-      </w:r>
-      <w:hyperlink r:id="rId44">
-        <w:r>
-          <w:rPr>
-            <w:lang w:val="zh_TW" w:bidi="zh_TW"/>
-          </w:rPr>
-          <w:rPr>
-            <w:color w:val="0000EE"/>
-            <w:u w:val="single"/>
-          </w:rPr>
-          <w:t>賽42:6</w:t>
-        </w:r>
-      </w:hyperlink>
-      <w:r>
-        <w:rPr>
-          <w:lang w:val="zh_TW" w:bidi="zh_TW"/>
-        </w:rPr>
-        <w:t>，</w:t>
-      </w:r>
-      <w:hyperlink r:id="rId45">
-        <w:r>
-          <w:rPr>
-            <w:lang w:val="zh_TW" w:bidi="zh_TW"/>
-          </w:rPr>
-          <w:rPr>
-            <w:color w:val="0000EE"/>
-            <w:u w:val="single"/>
-          </w:rPr>
-          <w:t>49:6</w:t>
+        <w:t>新約聖經除了肯定教會內需要管教之外，也清楚說明施行管教的程序（</w:t>
+      </w:r>
+      <w:hyperlink r:id="rId175">
+        <w:r>
+          <w:rPr>
+            <w:lang w:val="zh_TW" w:bidi="zh_TW"/>
+          </w:rPr>
+          <w:rPr>
+            <w:color w:val="0000EE"/>
+            <w:u w:val="single"/>
+          </w:rPr>
+          <w:t>太18:15–18</w:t>
+        </w:r>
+      </w:hyperlink>
+      <w:r>
+        <w:rPr>
+          <w:lang w:val="zh_TW" w:bidi="zh_TW"/>
+        </w:rPr>
+        <w:t>；</w:t>
+      </w:r>
+      <w:hyperlink r:id="rId176">
+        <w:r>
+          <w:rPr>
+            <w:lang w:val="zh_TW" w:bidi="zh_TW"/>
+          </w:rPr>
+          <w:rPr>
+            <w:color w:val="0000EE"/>
+            <w:u w:val="single"/>
+          </w:rPr>
+          <w:t>林前5:3–13</w:t>
+        </w:r>
+      </w:hyperlink>
+      <w:r>
+        <w:rPr>
+          <w:lang w:val="zh_TW" w:bidi="zh_TW"/>
+        </w:rPr>
+        <w:t>；</w:t>
+      </w:r>
+      <w:hyperlink r:id="rId177">
+        <w:r>
+          <w:rPr>
+            <w:lang w:val="zh_TW" w:bidi="zh_TW"/>
+          </w:rPr>
+          <w:rPr>
+            <w:color w:val="0000EE"/>
+            <w:u w:val="single"/>
+          </w:rPr>
+          <w:t>加6:1</w:t>
+        </w:r>
+      </w:hyperlink>
+      <w:r>
+        <w:rPr>
+          <w:lang w:val="zh_TW" w:bidi="zh_TW"/>
+        </w:rPr>
+        <w:t>）。首先需要有人私下提醒和勸誡犯錯的人，如果他們拒絕悔改或改正，就把個案帶到教會領袖面前，必要時再帶到全會眾面前。若他們仍然繼續犯錯，教會要與他們隔離，目的不是報復，而是盼望他悔改並得著恢復（</w:t>
+      </w:r>
+      <w:hyperlink r:id="rId178">
+        <w:r>
+          <w:rPr>
+            <w:lang w:val="zh_TW" w:bidi="zh_TW"/>
+          </w:rPr>
+          <w:rPr>
+            <w:color w:val="0000EE"/>
+            <w:u w:val="single"/>
+          </w:rPr>
+          <w:t>帖後3:14–15</w:t>
         </w:r>
       </w:hyperlink>
       <w:r>
@@ -908,845 +4880,7 @@
         <w:rPr>
           <w:lang w:val="zh_TW" w:bidi="zh_TW"/>
         </w:rPr>
-        <w:t>神的公義也與光相連。祂說：「我必堅定我的公理為萬民之光」（</w:t>
-      </w:r>
-      <w:hyperlink r:id="rId46">
-        <w:r>
-          <w:rPr>
-            <w:lang w:val="zh_TW" w:bidi="zh_TW"/>
-          </w:rPr>
-          <w:rPr>
-            <w:color w:val="0000EE"/>
-            <w:u w:val="single"/>
-          </w:rPr>
-          <w:t>賽51:4</w:t>
-        </w:r>
-      </w:hyperlink>
-      <w:r>
-        <w:rPr>
-          <w:lang w:val="zh_TW" w:bidi="zh_TW"/>
-        </w:rPr>
-        <w:t>）。在這上下文中，神的光是大有能力的，好像烈火一般。光也與善行有關，正如箴言所說：「但義人的路好像黎明的光」（</w:t>
-      </w:r>
-      <w:hyperlink r:id="rId47">
-        <w:r>
-          <w:rPr>
-            <w:lang w:val="zh_TW" w:bidi="zh_TW"/>
-          </w:rPr>
-          <w:rPr>
-            <w:color w:val="0000EE"/>
-            <w:u w:val="single"/>
-          </w:rPr>
-          <w:t>箴4:18</w:t>
-        </w:r>
-      </w:hyperlink>
-      <w:r>
-        <w:rPr>
-          <w:lang w:val="zh_TW" w:bidi="zh_TW"/>
-        </w:rPr>
-        <w:t>）。</w:t>
-      </w:r>
-    </w:p>
-    <w:p>
-      <w:pPr/>
-      <w:r>
-        <w:rPr>
-          <w:lang w:val="zh_TW" w:bidi="zh_TW"/>
-        </w:rPr>
-      </w:r>
-      <w:r>
-        <w:rPr>
-          <w:lang w:val="zh_TW" w:bidi="zh_TW"/>
-        </w:rPr>
-        <w:t>光的缺乏被用來象徵災難。有些人「無光，在黑暗中摸索」（</w:t>
-      </w:r>
-      <w:hyperlink r:id="rId48">
-        <w:r>
-          <w:rPr>
-            <w:lang w:val="zh_TW" w:bidi="zh_TW"/>
-          </w:rPr>
-          <w:rPr>
-            <w:color w:val="0000EE"/>
-            <w:u w:val="single"/>
-          </w:rPr>
-          <w:t>伯12:25</w:t>
-        </w:r>
-      </w:hyperlink>
-      <w:r>
-        <w:rPr>
-          <w:lang w:val="zh_TW" w:bidi="zh_TW"/>
-        </w:rPr>
-        <w:t>）。約伯的朋友比勒達認為惡人的燈必因懲罰而熄滅（</w:t>
-      </w:r>
-      <w:hyperlink r:id="rId49">
-        <w:r>
-          <w:rPr>
-            <w:lang w:val="zh_TW" w:bidi="zh_TW"/>
-          </w:rPr>
-          <w:rPr>
-            <w:color w:val="0000EE"/>
-            <w:u w:val="single"/>
-          </w:rPr>
-          <w:t>伯18:5–17</w:t>
-        </w:r>
-      </w:hyperlink>
-      <w:r>
-        <w:rPr>
-          <w:lang w:val="zh_TW" w:bidi="zh_TW"/>
-        </w:rPr>
-        <w:t>）。巴比倫毀滅耶路撒冷之後，百姓哀歎說：「他引導我，使我行在黑暗中， 不行在光明裡」（</w:t>
-      </w:r>
-      <w:hyperlink r:id="rId50">
-        <w:r>
-          <w:rPr>
-            <w:lang w:val="zh_TW" w:bidi="zh_TW"/>
-          </w:rPr>
-          <w:rPr>
-            <w:color w:val="0000EE"/>
-            <w:u w:val="single"/>
-          </w:rPr>
-          <w:t>哀3:2</w:t>
-        </w:r>
-      </w:hyperlink>
-      <w:r>
-        <w:rPr>
-          <w:lang w:val="zh_TW" w:bidi="zh_TW"/>
-        </w:rPr>
-        <w:t>）。</w:t>
-      </w:r>
-    </w:p>
-    <w:p>
-      <w:pPr>
-        <w:pStyle w:val="Heading3"/>
-      </w:pPr>
-      <w:r>
-        <w:rPr>
-          <w:lang w:val="zh_TW" w:bidi="zh_TW"/>
-        </w:rPr>
-        <w:t>新約聖經中的光</w:t>
-      </w:r>
-    </w:p>
-    <w:p>
-      <w:pPr/>
-      <w:r>
-        <w:rPr>
-          <w:lang w:val="zh_TW" w:bidi="zh_TW"/>
-        </w:rPr>
-      </w:r>
-      <w:r>
-        <w:rPr>
-          <w:lang w:val="zh_TW" w:bidi="zh_TW"/>
-        </w:rPr>
-        <w:t>新約聖經所提到的光，通常具有象徵意義。例如，大數的掃羅在往大馬士革的路上遇見「從天上發光」（</w:t>
-      </w:r>
-      <w:hyperlink r:id="rId51">
-        <w:r>
-          <w:rPr>
-            <w:lang w:val="zh_TW" w:bidi="zh_TW"/>
-          </w:rPr>
-          <w:rPr>
-            <w:color w:val="0000EE"/>
-            <w:u w:val="single"/>
-          </w:rPr>
-          <w:t>徒9:3</w:t>
-        </w:r>
-      </w:hyperlink>
-      <w:r>
-        <w:rPr>
-          <w:lang w:val="zh_TW" w:bidi="zh_TW"/>
-        </w:rPr>
-        <w:t>；參</w:t>
-      </w:r>
-      <w:hyperlink r:id="rId52">
-        <w:r>
-          <w:rPr>
-            <w:lang w:val="zh_TW" w:bidi="zh_TW"/>
-          </w:rPr>
-          <w:rPr>
-            <w:color w:val="0000EE"/>
-            <w:u w:val="single"/>
-          </w:rPr>
-          <w:t>22:6–11</w:t>
-        </w:r>
-      </w:hyperlink>
-      <w:r>
-        <w:rPr>
-          <w:lang w:val="zh_TW" w:bidi="zh_TW"/>
-        </w:rPr>
-        <w:t>，</w:t>
-      </w:r>
-      <w:hyperlink r:id="rId53">
-        <w:r>
-          <w:rPr>
-            <w:lang w:val="zh_TW" w:bidi="zh_TW"/>
-          </w:rPr>
-          <w:rPr>
-            <w:color w:val="0000EE"/>
-            <w:u w:val="single"/>
-          </w:rPr>
-          <w:t>26:13</w:t>
-        </w:r>
-      </w:hyperlink>
-      <w:r>
-        <w:rPr>
-          <w:lang w:val="zh_TW" w:bidi="zh_TW"/>
-        </w:rPr>
-        <w:t>），那到底是普通的光，還是別的東西，並不明確。同樣，彼得在監獄裡時，「屋裡有光照耀」（</w:t>
-      </w:r>
-      <w:hyperlink r:id="rId54">
-        <w:r>
-          <w:rPr>
-            <w:lang w:val="zh_TW" w:bidi="zh_TW"/>
-          </w:rPr>
-          <w:rPr>
-            <w:color w:val="0000EE"/>
-            <w:u w:val="single"/>
-          </w:rPr>
-          <w:t>徒12:7</w:t>
-        </w:r>
-      </w:hyperlink>
-      <w:r>
-        <w:rPr>
-          <w:lang w:val="zh_TW" w:bidi="zh_TW"/>
-        </w:rPr>
-        <w:t>）。而天上的城不需要物質的光，因為「主神要光照他們」（</w:t>
-      </w:r>
-      <w:hyperlink r:id="rId55">
-        <w:r>
-          <w:rPr>
-            <w:lang w:val="zh_TW" w:bidi="zh_TW"/>
-          </w:rPr>
-          <w:rPr>
-            <w:color w:val="0000EE"/>
-            <w:u w:val="single"/>
-          </w:rPr>
-          <w:t>啟22:5</w:t>
-        </w:r>
-      </w:hyperlink>
-      <w:r>
-        <w:rPr>
-          <w:lang w:val="zh_TW" w:bidi="zh_TW"/>
-        </w:rPr>
-        <w:t>，參</w:t>
-      </w:r>
-      <w:hyperlink r:id="rId56">
-        <w:r>
-          <w:rPr>
-            <w:lang w:val="zh_TW" w:bidi="zh_TW"/>
-          </w:rPr>
-          <w:rPr>
-            <w:color w:val="0000EE"/>
-            <w:u w:val="single"/>
-          </w:rPr>
-          <w:t>21:11、23–24</w:t>
-        </w:r>
-      </w:hyperlink>
-      <w:r>
-        <w:rPr>
-          <w:lang w:val="zh_TW" w:bidi="zh_TW"/>
-        </w:rPr>
-        <w:t>）。</w:t>
-      </w:r>
-    </w:p>
-    <w:p>
-      <w:pPr/>
-      <w:r>
-        <w:rPr>
-          <w:lang w:val="zh_TW" w:bidi="zh_TW"/>
-        </w:rPr>
-      </w:r>
-      <w:r>
-        <w:rPr>
-          <w:lang w:val="zh_TW" w:bidi="zh_TW"/>
-        </w:rPr>
-        <w:t>神與光的連繫是新約聖經的常見主題。使徒約翰寫道：「神就是光，在他毫無黑暗」（</w:t>
-      </w:r>
-      <w:hyperlink r:id="rId57">
-        <w:r>
-          <w:rPr>
-            <w:lang w:val="zh_TW" w:bidi="zh_TW"/>
-          </w:rPr>
-          <w:rPr>
-            <w:color w:val="0000EE"/>
-            <w:u w:val="single"/>
-          </w:rPr>
-          <w:t>約一1:5</w:t>
-        </w:r>
-      </w:hyperlink>
-      <w:r>
-        <w:rPr>
-          <w:lang w:val="zh_TW" w:bidi="zh_TW"/>
-        </w:rPr>
-        <w:t>）。雅各書稱神為「眾光之父」（</w:t>
-      </w:r>
-      <w:hyperlink r:id="rId58">
-        <w:r>
-          <w:rPr>
-            <w:lang w:val="zh_TW" w:bidi="zh_TW"/>
-          </w:rPr>
-          <w:rPr>
-            <w:color w:val="0000EE"/>
-            <w:u w:val="single"/>
-          </w:rPr>
-          <w:t>雅1:17</w:t>
-        </w:r>
-      </w:hyperlink>
-      <w:r>
-        <w:rPr>
-          <w:lang w:val="zh_TW" w:bidi="zh_TW"/>
-        </w:rPr>
-        <w:t>）。聖經也形容神住在人不能靠近的光裡（</w:t>
-      </w:r>
-      <w:hyperlink r:id="rId59">
-        <w:r>
-          <w:rPr>
-            <w:lang w:val="zh_TW" w:bidi="zh_TW"/>
-          </w:rPr>
-          <w:rPr>
-            <w:color w:val="0000EE"/>
-            <w:u w:val="single"/>
-          </w:rPr>
-          <w:t>提前6:16</w:t>
-        </w:r>
-      </w:hyperlink>
-      <w:r>
-        <w:rPr>
-          <w:lang w:val="zh_TW" w:bidi="zh_TW"/>
-        </w:rPr>
-        <w:t>；另見</w:t>
-      </w:r>
-      <w:hyperlink r:id="rId60">
-        <w:r>
-          <w:rPr>
-            <w:lang w:val="zh_TW" w:bidi="zh_TW"/>
-          </w:rPr>
-          <w:rPr>
-            <w:color w:val="0000EE"/>
-            <w:u w:val="single"/>
-          </w:rPr>
-          <w:t>約一1:7</w:t>
-        </w:r>
-      </w:hyperlink>
-      <w:r>
-        <w:rPr>
-          <w:lang w:val="zh_TW" w:bidi="zh_TW"/>
-        </w:rPr>
-        <w:t>）。耶穌說：「我是世界的光」（</w:t>
-      </w:r>
-      <w:hyperlink r:id="rId61">
-        <w:r>
-          <w:rPr>
-            <w:lang w:val="zh_TW" w:bidi="zh_TW"/>
-          </w:rPr>
-          <w:rPr>
-            <w:color w:val="0000EE"/>
-            <w:u w:val="single"/>
-          </w:rPr>
-          <w:t>約8:12</w:t>
-        </w:r>
-      </w:hyperlink>
-      <w:r>
-        <w:rPr>
-          <w:lang w:val="zh_TW" w:bidi="zh_TW"/>
-        </w:rPr>
-        <w:t>，另見</w:t>
-      </w:r>
-      <w:hyperlink r:id="rId62">
-        <w:r>
-          <w:rPr>
-            <w:lang w:val="zh_TW" w:bidi="zh_TW"/>
-          </w:rPr>
-          <w:rPr>
-            <w:color w:val="0000EE"/>
-            <w:u w:val="single"/>
-          </w:rPr>
-          <w:t>9:5</w:t>
-        </w:r>
-      </w:hyperlink>
-      <w:r>
-        <w:rPr>
-          <w:lang w:val="zh_TW" w:bidi="zh_TW"/>
-        </w:rPr>
-        <w:t>），並且「我到世上來，乃是光，叫凡信我的，不住在黑暗裡」（</w:t>
-      </w:r>
-      <w:hyperlink r:id="rId63">
-        <w:r>
-          <w:rPr>
-            <w:lang w:val="zh_TW" w:bidi="zh_TW"/>
-          </w:rPr>
-          <w:rPr>
-            <w:color w:val="0000EE"/>
-            <w:u w:val="single"/>
-          </w:rPr>
-          <w:t>約12:46</w:t>
-        </w:r>
-      </w:hyperlink>
-      <w:r>
-        <w:rPr>
-          <w:lang w:val="zh_TW" w:bidi="zh_TW"/>
-        </w:rPr>
-        <w:t>）。使徒約翰說，耶穌自己就是光（</w:t>
-      </w:r>
-      <w:hyperlink r:id="rId64">
-        <w:r>
-          <w:rPr>
-            <w:lang w:val="zh_TW" w:bidi="zh_TW"/>
-          </w:rPr>
-          <w:rPr>
-            <w:color w:val="0000EE"/>
-            <w:u w:val="single"/>
-          </w:rPr>
-          <w:t>約1:1–10</w:t>
-        </w:r>
-      </w:hyperlink>
-      <w:r>
-        <w:rPr>
-          <w:lang w:val="zh_TW" w:bidi="zh_TW"/>
-        </w:rPr>
-        <w:t>）。施洗約翰來為這光作見證，好叫眾人因他可以信（</w:t>
-      </w:r>
-      <w:hyperlink r:id="rId65">
-        <w:r>
-          <w:rPr>
-            <w:lang w:val="zh_TW" w:bidi="zh_TW"/>
-          </w:rPr>
-          <w:rPr>
-            <w:color w:val="0000EE"/>
-            <w:u w:val="single"/>
-          </w:rPr>
-          <w:t>約1:7–8</w:t>
-        </w:r>
-      </w:hyperlink>
-      <w:r>
-        <w:rPr>
-          <w:lang w:val="zh_TW" w:bidi="zh_TW"/>
-        </w:rPr>
-        <w:t>）。凡接受這光的人，就得著權柄，作神的兒女（</w:t>
-      </w:r>
-      <w:hyperlink r:id="rId66">
-        <w:r>
-          <w:rPr>
-            <w:lang w:val="zh_TW" w:bidi="zh_TW"/>
-          </w:rPr>
-          <w:rPr>
-            <w:color w:val="0000EE"/>
-            <w:u w:val="single"/>
-          </w:rPr>
-          <w:t>約1:9–12</w:t>
-        </w:r>
-      </w:hyperlink>
-      <w:r>
-        <w:rPr>
-          <w:lang w:val="zh_TW" w:bidi="zh_TW"/>
-        </w:rPr>
-        <w:t>）。有時，光也用來表示人認識神與祂救恩的啟示（</w:t>
-      </w:r>
-      <w:hyperlink r:id="rId67">
-        <w:r>
-          <w:rPr>
-            <w:lang w:val="zh_TW" w:bidi="zh_TW"/>
-          </w:rPr>
-          <w:rPr>
-            <w:color w:val="0000EE"/>
-            <w:u w:val="single"/>
-          </w:rPr>
-          <w:t>太4:16</w:t>
-        </w:r>
-      </w:hyperlink>
-      <w:r>
-        <w:rPr>
-          <w:lang w:val="zh_TW" w:bidi="zh_TW"/>
-        </w:rPr>
-        <w:t>；</w:t>
-      </w:r>
-      <w:hyperlink r:id="rId68">
-        <w:r>
-          <w:rPr>
-            <w:lang w:val="zh_TW" w:bidi="zh_TW"/>
-          </w:rPr>
-          <w:rPr>
-            <w:color w:val="0000EE"/>
-            <w:u w:val="single"/>
-          </w:rPr>
-          <w:t>路2:32</w:t>
-        </w:r>
-      </w:hyperlink>
-      <w:r>
-        <w:rPr>
-          <w:lang w:val="zh_TW" w:bidi="zh_TW"/>
-        </w:rPr>
-        <w:t>；</w:t>
-      </w:r>
-      <w:hyperlink r:id="rId69">
-        <w:r>
-          <w:rPr>
-            <w:lang w:val="zh_TW" w:bidi="zh_TW"/>
-          </w:rPr>
-          <w:rPr>
-            <w:color w:val="0000EE"/>
-            <w:u w:val="single"/>
-          </w:rPr>
-          <w:t>徒13:47，</w:t>
-        </w:r>
-      </w:hyperlink>
-      <w:hyperlink r:id="rId70">
-        <w:r>
-          <w:rPr>
-            <w:lang w:val="zh_TW" w:bidi="zh_TW"/>
-          </w:rPr>
-          <w:rPr>
-            <w:color w:val="0000EE"/>
-            <w:u w:val="single"/>
-          </w:rPr>
-          <w:t>26:18</w:t>
-        </w:r>
-      </w:hyperlink>
-      <w:r>
-        <w:rPr>
-          <w:lang w:val="zh_TW" w:bidi="zh_TW"/>
-        </w:rPr>
-        <w:t>）。</w:t>
-      </w:r>
-    </w:p>
-    <w:p>
-      <w:pPr/>
-      <w:r>
-        <w:rPr>
-          <w:lang w:val="zh_TW" w:bidi="zh_TW"/>
-        </w:rPr>
-      </w:r>
-      <w:r>
-        <w:rPr>
-          <w:lang w:val="zh_TW" w:bidi="zh_TW"/>
-        </w:rPr>
-        <w:t>約翰寫道，那光照在黑暗裡，黑暗卻不接受光（</w:t>
-      </w:r>
-      <w:hyperlink r:id="rId71">
-        <w:r>
-          <w:rPr>
-            <w:lang w:val="zh_TW" w:bidi="zh_TW"/>
-          </w:rPr>
-          <w:rPr>
-            <w:color w:val="0000EE"/>
-            <w:u w:val="single"/>
-          </w:rPr>
-          <w:t>約1:5</w:t>
-        </w:r>
-      </w:hyperlink>
-      <w:r>
-        <w:rPr>
-          <w:lang w:val="zh_TW" w:bidi="zh_TW"/>
-        </w:rPr>
-        <w:t>；參</w:t>
-      </w:r>
-      <w:hyperlink r:id="rId72">
-        <w:r>
-          <w:rPr>
-            <w:lang w:val="zh_TW" w:bidi="zh_TW"/>
-          </w:rPr>
-          <w:rPr>
-            <w:color w:val="0000EE"/>
-            <w:u w:val="single"/>
-          </w:rPr>
-          <w:t>約一2:8</w:t>
-        </w:r>
-      </w:hyperlink>
-      <w:r>
-        <w:rPr>
-          <w:lang w:val="zh_TW" w:bidi="zh_TW"/>
-        </w:rPr>
-        <w:t>）。他還說：「光來到世間，世人因自己的行為是惡的，不愛光，倒愛黑暗」（</w:t>
-      </w:r>
-      <w:hyperlink r:id="rId73">
-        <w:r>
-          <w:rPr>
-            <w:lang w:val="zh_TW" w:bidi="zh_TW"/>
-          </w:rPr>
-          <w:rPr>
-            <w:color w:val="0000EE"/>
-            <w:u w:val="single"/>
-          </w:rPr>
-          <w:t>約3:19</w:t>
-        </w:r>
-      </w:hyperlink>
-      <w:r>
-        <w:rPr>
-          <w:lang w:val="zh_TW" w:bidi="zh_TW"/>
-        </w:rPr>
-        <w:t>）。作惡的人避開光，行真理的人卻來就光（</w:t>
-      </w:r>
-      <w:hyperlink r:id="rId74">
-        <w:r>
-          <w:rPr>
-            <w:lang w:val="zh_TW" w:bidi="zh_TW"/>
-          </w:rPr>
-          <w:rPr>
-            <w:color w:val="0000EE"/>
-            <w:u w:val="single"/>
-          </w:rPr>
-          <w:t>約3:20–21</w:t>
-        </w:r>
-      </w:hyperlink>
-      <w:r>
-        <w:rPr>
-          <w:lang w:val="zh_TW" w:bidi="zh_TW"/>
-        </w:rPr>
-        <w:t>）。當約翰記載拉撒路復活時，耶穌說人若在黑夜行走，就必跌倒，因為他沒有光（</w:t>
-      </w:r>
-      <w:hyperlink r:id="rId75">
-        <w:r>
-          <w:rPr>
-            <w:lang w:val="zh_TW" w:bidi="zh_TW"/>
-          </w:rPr>
-          <w:rPr>
-            <w:color w:val="0000EE"/>
-            <w:u w:val="single"/>
-          </w:rPr>
-          <w:t>約11:10</w:t>
-        </w:r>
-      </w:hyperlink>
-      <w:r>
-        <w:rPr>
-          <w:lang w:val="zh_TW" w:bidi="zh_TW"/>
-        </w:rPr>
-        <w:t>）。耶穌說眾人沒有光「在」他們裡面，表明這光是屬靈的（</w:t>
-      </w:r>
-      <w:hyperlink r:id="rId61">
-        <w:r>
-          <w:rPr>
-            <w:lang w:val="zh_TW" w:bidi="zh_TW"/>
-          </w:rPr>
-          <w:rPr>
-            <w:color w:val="0000EE"/>
-            <w:u w:val="single"/>
-          </w:rPr>
-          <w:t>約8:12</w:t>
-        </w:r>
-      </w:hyperlink>
-      <w:r>
-        <w:rPr>
-          <w:lang w:val="zh_TW" w:bidi="zh_TW"/>
-        </w:rPr>
-        <w:t>）。</w:t>
-      </w:r>
-    </w:p>
-    <w:p>
-      <w:pPr/>
-      <w:r>
-        <w:rPr>
-          <w:lang w:val="zh_TW" w:bidi="zh_TW"/>
-        </w:rPr>
-      </w:r>
-      <w:r>
-        <w:rPr>
-          <w:lang w:val="zh_TW" w:bidi="zh_TW"/>
-        </w:rPr>
-        <w:t>信徒被描述為「光明之子」（</w:t>
-      </w:r>
-      <w:hyperlink r:id="rId76">
-        <w:r>
-          <w:rPr>
-            <w:lang w:val="zh_TW" w:bidi="zh_TW"/>
-          </w:rPr>
-          <w:rPr>
-            <w:color w:val="0000EE"/>
-            <w:u w:val="single"/>
-          </w:rPr>
-          <w:t>約12:36</w:t>
-        </w:r>
-      </w:hyperlink>
-      <w:r>
-        <w:rPr>
-          <w:lang w:val="zh_TW" w:bidi="zh_TW"/>
-        </w:rPr>
-        <w:t>；另見</w:t>
-      </w:r>
-      <w:hyperlink r:id="rId77">
-        <w:r>
-          <w:rPr>
-            <w:lang w:val="zh_TW" w:bidi="zh_TW"/>
-          </w:rPr>
-          <w:rPr>
-            <w:color w:val="0000EE"/>
-            <w:u w:val="single"/>
-          </w:rPr>
-          <w:t>路16:8</w:t>
-        </w:r>
-      </w:hyperlink>
-      <w:r>
-        <w:rPr>
-          <w:lang w:val="zh_TW" w:bidi="zh_TW"/>
-        </w:rPr>
-        <w:t>）。他們的生命因與光的連結而改變。保羅也寫道，基督徒「都是光明之子，都是白晝之子」（</w:t>
-      </w:r>
-      <w:hyperlink r:id="rId78">
-        <w:r>
-          <w:rPr>
-            <w:lang w:val="zh_TW" w:bidi="zh_TW"/>
-          </w:rPr>
-          <w:rPr>
-            <w:color w:val="0000EE"/>
-            <w:u w:val="single"/>
-          </w:rPr>
-          <w:t>帖前5:5</w:t>
-        </w:r>
-      </w:hyperlink>
-      <w:r>
-        <w:rPr>
-          <w:lang w:val="zh_TW" w:bidi="zh_TW"/>
-        </w:rPr>
-        <w:t>）。約翰壹書勸勉基督徒要「在光明中行」（</w:t>
-      </w:r>
-      <w:hyperlink r:id="rId60">
-        <w:r>
-          <w:rPr>
-            <w:lang w:val="zh_TW" w:bidi="zh_TW"/>
-          </w:rPr>
-          <w:rPr>
-            <w:color w:val="0000EE"/>
-            <w:u w:val="single"/>
-          </w:rPr>
-          <w:t>約一1:7</w:t>
-        </w:r>
-      </w:hyperlink>
-      <w:r>
-        <w:rPr>
-          <w:lang w:val="zh_TW" w:bidi="zh_TW"/>
-        </w:rPr>
-        <w:t>），意思是他們應當活出良善和真理的生命。</w:t>
-      </w:r>
-    </w:p>
-    <w:p>
-      <w:pPr/>
-      <w:r>
-        <w:rPr>
-          <w:lang w:val="zh_TW" w:bidi="zh_TW"/>
-        </w:rPr>
-      </w:r>
-      <w:r>
-        <w:rPr>
-          <w:lang w:val="zh_TW" w:bidi="zh_TW"/>
-        </w:rPr>
-        <w:t>耶穌告訴祂的跟隨者：「你們是世上的光」（</w:t>
-      </w:r>
-      <w:hyperlink r:id="rId79">
-        <w:r>
-          <w:rPr>
-            <w:lang w:val="zh_TW" w:bidi="zh_TW"/>
-          </w:rPr>
-          <w:rPr>
-            <w:color w:val="0000EE"/>
-            <w:u w:val="single"/>
-          </w:rPr>
-          <w:t>太5:14</w:t>
-        </w:r>
-      </w:hyperlink>
-      <w:r>
-        <w:rPr>
-          <w:lang w:val="zh_TW" w:bidi="zh_TW"/>
-        </w:rPr>
-        <w:t>）。這句話的意思是，基督徒應當藉著敬虔的生活反映神的光。當耶穌被稱為世上的光時，意思是祂能拯救世人，並顯明真理。而當信徒被稱為世上的光時，並不是說他們能拯救世人，而是他們藉著生命指示世人通往救恩的道路。耶穌吩咐他們要藉著善行讓光照在人前，使人將榮耀歸給神（</w:t>
-      </w:r>
-      <w:hyperlink r:id="rId79">
-        <w:r>
-          <w:rPr>
-            <w:lang w:val="zh_TW" w:bidi="zh_TW"/>
-          </w:rPr>
-          <w:rPr>
-            <w:color w:val="0000EE"/>
-            <w:u w:val="single"/>
-          </w:rPr>
-          <w:t>太5:16</w:t>
-        </w:r>
-      </w:hyperlink>
-      <w:r>
-        <w:rPr>
-          <w:lang w:val="zh_TW" w:bidi="zh_TW"/>
-        </w:rPr>
-        <w:t>）。基督徒必須充分使用他們所得的光，若忽視它而仍活在黑暗中，他們的處境更為可悲，因為他們明白真理卻選擇背棄它（</w:t>
-      </w:r>
-      <w:hyperlink r:id="rId80">
-        <w:r>
-          <w:rPr>
-            <w:lang w:val="zh_TW" w:bidi="zh_TW"/>
-          </w:rPr>
-          <w:rPr>
-            <w:color w:val="0000EE"/>
-            <w:u w:val="single"/>
-          </w:rPr>
-          <w:t>太6:23</w:t>
-        </w:r>
-      </w:hyperlink>
-      <w:r>
-        <w:rPr>
-          <w:lang w:val="zh_TW" w:bidi="zh_TW"/>
-        </w:rPr>
-        <w:t>；</w:t>
-      </w:r>
-      <w:hyperlink r:id="rId81">
-        <w:r>
-          <w:rPr>
-            <w:lang w:val="zh_TW" w:bidi="zh_TW"/>
-          </w:rPr>
-          <w:rPr>
-            <w:color w:val="0000EE"/>
-            <w:u w:val="single"/>
-          </w:rPr>
-          <w:t>路11:35</w:t>
-        </w:r>
-      </w:hyperlink>
-      <w:r>
-        <w:rPr>
-          <w:lang w:val="zh_TW" w:bidi="zh_TW"/>
-        </w:rPr>
-        <w:t>）。</w:t>
-      </w:r>
-    </w:p>
-    <w:p>
-      <w:pPr/>
-      <w:r>
-        <w:rPr>
-          <w:lang w:val="zh_TW" w:bidi="zh_TW"/>
-        </w:rPr>
-      </w:r>
-      <w:r>
-        <w:rPr>
-          <w:lang w:val="zh_TW" w:bidi="zh_TW"/>
-        </w:rPr>
-        <w:t>現代人並不容易接受光的比喻。但聖經教導說，基督的光已經照亮所有基督徒。如果他們忽視這光，仍像活在黑暗裡，那麼他們就仍舊陷在深暗之中。他們比其他人更糟，因為他們知道光是什麼，也知道光對他們的意義，卻轉身離棄它。</w:t>
-      </w:r>
-    </w:p>
-    <w:p>
-      <w:pPr/>
-      <w:r>
-        <w:rPr>
-          <w:lang w:val="zh_TW" w:bidi="zh_TW"/>
-        </w:rPr>
-      </w:r>
-      <w:r>
-        <w:rPr>
-          <w:i/>
-          <w:lang w:val="zh_TW" w:bidi="zh_TW"/>
-        </w:rPr>
-        <w:t>另見</w:t>
-      </w:r>
-      <w:r>
-        <w:rPr>
-          <w:lang w:val="zh_TW" w:bidi="zh_TW"/>
-        </w:rPr>
-        <w:t xml:space="preserve"> </w:t>
-      </w:r>
-      <w:r>
-        <w:rPr>
-          <w:lang w:val="zh_TW" w:bidi="zh_TW"/>
-        </w:rPr>
-        <w:t>黑暗</w:t>
-      </w:r>
-      <w:r>
-        <w:rPr>
-          <w:lang w:val="zh_TW" w:bidi="zh_TW"/>
-        </w:rPr>
-        <w:t>。</w:t>
+        <w:t>聖經強調必須有自我管教、父母的管教與教會的管教，現代社會各個領域的道德淪喪顯而易見，這點似乎更顯重要。聖經描繪並在耶穌基督身上彰顯的屬神之愛，是要教導世人如何生活。那些拒絕神「正面督促」的人，最終會面對祂管教中負面一面。基督徒若能以充滿愛的方式管教自己、兒女和彼此，就能尊榮基督，展示祂的生活方式，也幫助別人明白神的旨意。</w:t>
       </w:r>
       <w:r>
         <w:rPr>
@@ -3649,6 +6783,12 @@
   <w:num w:numId="13" w16cid:durableId="592781308">
     <w:abstractNumId w:val="11"/>
   </w:num>
+  <w:num w:numId="14">
+    <w:abstractNumId w:val="3"/>
+    <w:lvlOverride w:ilvl="0">
+      <w:startOverride w:val="1"/>
+    </w:lvlOverride>
+  </w:num>
   <w:numIdMacAtCleanup w:val="10"/>
 </w:numbering>
 </file>

--- a/zht/docx/053.content.docx
+++ b/zht/docx/053.content.docx
@@ -149,7 +149,7 @@
         <w:rPr>
           <w:lang w:val="zh_TW" w:bidi="zh_TW"/>
         </w:rPr>
-        <w:t>guan</w:t>
+        <w:t>gu</w:t>
       </w:r>
       <w:r>
         <w:rPr>
@@ -212,615 +212,12 @@
         <w:rPr>
           <w:lang w:val="zh_TW" w:bidi="zh_TW"/>
         </w:rPr>
-        <w:t>關於潔淨與不潔淨的條例</w:t>
-      </w:r>
-      <w:r>
-        <w:rPr>
-          <w:lang w:val="zh_TW" w:bidi="zh_TW"/>
-        </w:rPr>
-      </w:r>
-    </w:p>
-    <w:p>
-      <w:pPr/>
-      <w:r>
-        <w:rPr>
-          <w:lang w:val="zh_TW" w:bidi="zh_TW"/>
-        </w:rPr>
-      </w:r>
-      <w:r>
-        <w:rPr>
-          <w:lang w:val="zh_TW" w:bidi="zh_TW"/>
-        </w:rPr>
-        <w:t>希伯來宗教具有身體、禮儀、道德和屬靈方面的意義。雖然這些潔淨和不潔的概念可以根據其背景來區分，但它們也相互融合並彼此說明；物體與禮儀的背景指向敬拜者的道德狀態，並且反映出神與祂子民之間的屬靈關係。</w:t>
-      </w:r>
-    </w:p>
-    <w:p>
-      <w:pPr/>
-      <w:r>
-        <w:rPr>
-          <w:lang w:val="zh_TW" w:bidi="zh_TW"/>
-        </w:rPr>
-      </w:r>
-      <w:r>
-        <w:rPr>
-          <w:lang w:val="zh_TW" w:bidi="zh_TW"/>
-        </w:rPr>
-        <w:t>舊約中關於人與神之間關係的異象，是以道德與個人為基礎的——神有位格的本性表現在祂賜給摩西的律法上。以色列的主有位格，且具獨特又一致的性格，使祂在道德上與異教文化中的眾多神祇完全不同。迦南人的巴力神不像耶和華，巴力是反覆無常且殘暴的，沒有人期待它們在倫理上具有一致性。而以色列的主則值得信賴，祂會實現祂的應許（透過祂揀選的先知口頭傳達）。沒有人（無論是大祭司還是君王）能超越律法，因為律法不僅表達了神的性格，也表達了祂對個人和國家的主權旨意。神在道德上的一致性也體現在祂神蹟性的介入歷史中來保護祂的子民、審判他們及其敵人，並拯救全人類。</w:t>
-      </w:r>
-    </w:p>
-    <w:p>
-      <w:pPr/>
-      <w:r>
-        <w:rPr>
-          <w:lang w:val="zh_TW" w:bidi="zh_TW"/>
-        </w:rPr>
-      </w:r>
-      <w:r>
-        <w:rPr>
-          <w:lang w:val="zh_TW" w:bidi="zh_TW"/>
-        </w:rPr>
-        <w:t>因此，利未記中定義的潔淨，始終取決於那位賜予律法的、有位格的神的同在。當人們尋求親近耶和華時，他們必須按照祂的條件來行事，因此也要遵循祂所規定的禮儀框架。利未記禮儀的細節旨在說明罪人接近神的道德意涵，以及神為使祂的子民在祂面前成為道德上潔淨之人所提供的途徑。</w:t>
-      </w:r>
-    </w:p>
-    <w:p>
-      <w:pPr/>
-      <w:r>
-        <w:rPr>
-          <w:lang w:val="zh_TW" w:bidi="zh_TW"/>
-        </w:rPr>
-      </w:r>
-      <w:r>
-        <w:rPr>
-          <w:lang w:val="zh_TW" w:bidi="zh_TW"/>
-        </w:rPr>
-        <w:t>詩篇作者清楚地說明了利未制度的意義：「誰能登耶和華的山？ 誰能站在他的聖所？就是手潔心清，不向虛妄，起誓不懷詭詐的人」（</w:t>
-      </w:r>
-      <w:hyperlink r:id="rId13">
-        <w:r>
-          <w:rPr>
-            <w:lang w:val="zh_TW" w:bidi="zh_TW"/>
-          </w:rPr>
-          <w:rPr>
-            <w:color w:val="0000EE"/>
-            <w:u w:val="single"/>
-          </w:rPr>
-          <w:t>詩24:3–4</w:t>
-        </w:r>
-      </w:hyperlink>
-      <w:r>
-        <w:rPr>
-          <w:lang w:val="zh_TW" w:bidi="zh_TW"/>
-        </w:rPr>
-        <w:t>）。一個人的潔淨狀態不僅取決於外在的行為，還取決於與神的內在關係。因此，罪人無法滿足聖潔神的道德要求，導致他或她要完全依靠神，依靠神所提供的途徑來滿足神的要求。這些途徑在律法中詳細列明。</w:t>
-      </w:r>
-    </w:p>
-    <w:p>
-      <w:pPr/>
-      <w:r>
-        <w:rPr>
-          <w:lang w:val="zh_TW" w:bidi="zh_TW"/>
-        </w:rPr>
-      </w:r>
-      <w:r>
-        <w:rPr>
-          <w:lang w:val="zh_TW" w:bidi="zh_TW"/>
-        </w:rPr>
-        <w:t>概述</w:t>
-      </w:r>
-    </w:p>
-    <w:p>
-      <w:pPr>
-        <w:pStyle w:val="ListBullet"/>
-        <w:spacing w:line="240" w:lineRule="auto"/>
-        <w:ind w:left="720"/>
-      </w:pPr>
-      <w:r>
-        <w:rPr>
-          <w:lang w:val="zh_TW" w:bidi="zh_TW"/>
-        </w:rPr>
-      </w:r>
-      <w:r>
-        <w:rPr>
-          <w:lang w:val="zh_TW" w:bidi="zh_TW"/>
-        </w:rPr>
-        <w:t>早期歷史</w:t>
-      </w:r>
-    </w:p>
-    <w:p>
-      <w:pPr>
-        <w:pStyle w:val="ListBullet"/>
-        <w:spacing w:line="240" w:lineRule="auto"/>
-        <w:ind w:left="720"/>
-      </w:pPr>
-      <w:r>
-        <w:rPr>
-          <w:lang w:val="zh_TW" w:bidi="zh_TW"/>
-        </w:rPr>
-      </w:r>
-      <w:r>
-        <w:rPr>
-          <w:lang w:val="zh_TW" w:bidi="zh_TW"/>
-        </w:rPr>
-        <w:t>利未條例</w:t>
-      </w:r>
-    </w:p>
-    <w:p>
-      <w:pPr>
-        <w:pStyle w:val="ListBullet"/>
-        <w:spacing w:line="240" w:lineRule="auto"/>
-        <w:ind w:left="720"/>
-      </w:pPr>
-      <w:r>
-        <w:rPr>
-          <w:lang w:val="zh_TW" w:bidi="zh_TW"/>
-        </w:rPr>
-      </w:r>
-      <w:r>
-        <w:rPr>
-          <w:lang w:val="zh_TW" w:bidi="zh_TW"/>
-        </w:rPr>
-        <w:t>潔淨儀式</w:t>
-      </w:r>
-    </w:p>
-    <w:p>
-      <w:pPr>
-        <w:pStyle w:val="ListBullet"/>
-        <w:spacing w:line="240" w:lineRule="auto"/>
-        <w:ind w:left="720"/>
-      </w:pPr>
-      <w:r>
-        <w:rPr>
-          <w:lang w:val="zh_TW" w:bidi="zh_TW"/>
-        </w:rPr>
-      </w:r>
-      <w:r>
-        <w:rPr>
-          <w:lang w:val="zh_TW" w:bidi="zh_TW"/>
-        </w:rPr>
-        <w:t>新約觀點</w:t>
-      </w:r>
-    </w:p>
-    <w:p>
-      <w:pPr>
-        <w:pStyle w:val="Heading3"/>
-      </w:pPr>
-      <w:r>
-        <w:rPr>
-          <w:lang w:val="zh_TW" w:bidi="zh_TW"/>
-        </w:rPr>
-        <w:t>早期歷史</w:t>
-      </w:r>
-    </w:p>
-    <w:p>
-      <w:pPr>
-        <w:pStyle w:val="Heading4"/>
-      </w:pPr>
-      <w:r>
-        <w:rPr>
-          <w:lang w:val="zh_TW" w:bidi="zh_TW"/>
-        </w:rPr>
-        <w:t>外邦宗教背景</w:t>
-      </w:r>
-    </w:p>
-    <w:p>
-      <w:pPr/>
-      <w:r>
-        <w:rPr>
-          <w:lang w:val="zh_TW" w:bidi="zh_TW"/>
-        </w:rPr>
-      </w:r>
-      <w:r>
-        <w:rPr>
-          <w:lang w:val="zh_TW" w:bidi="zh_TW"/>
-        </w:rPr>
-        <w:t>毫無疑問，外邦人的良知對於人類種族潔淨與不潔觀念的發展具有強烈的影響。無論如何解釋，在每一個偉大的宗教文獻中，這種主觀上對罪的不潔感，都普遍的存在。許多宗教都有以水和洗滌為基礎的潔淨禮儀。希伯來人在禮儀上迴避某些物品，有些是因其聖潔性，有些則是因其不潔，這與許多原始宗教中的禁忌相類似，包括早期希伯來人接觸過的一些宗教。</w:t>
-      </w:r>
-    </w:p>
-    <w:p>
-      <w:pPr/>
-      <w:r>
-        <w:rPr>
-          <w:lang w:val="zh_TW" w:bidi="zh_TW"/>
-        </w:rPr>
-      </w:r>
-      <w:r>
-        <w:rPr>
-          <w:lang w:val="zh_TW" w:bidi="zh_TW"/>
-        </w:rPr>
-        <w:t>希伯來宗教與其他古代宗教之間的相似性，很容易通過表面的比較來建立。如果沒有任何相似性，反而令人驚訝。然而，那些賦予聖經宗教獨特性的差異，則必須加以解釋。</w:t>
-      </w:r>
-    </w:p>
-    <w:p>
-      <w:pPr>
-        <w:pStyle w:val="Heading3"/>
-      </w:pPr>
-      <w:r>
-        <w:rPr>
-          <w:lang w:val="zh_TW" w:bidi="zh_TW"/>
-        </w:rPr>
-        <w:t>利未條例</w:t>
-      </w:r>
-    </w:p>
-    <w:p>
-      <w:pPr>
-        <w:pStyle w:val="Heading4"/>
-      </w:pPr>
-      <w:r>
-        <w:rPr>
-          <w:lang w:val="zh_TW" w:bidi="zh_TW"/>
-        </w:rPr>
-        <w:t>禮儀律法與道德律法</w:t>
-      </w:r>
-    </w:p>
-    <w:p>
-      <w:pPr/>
-      <w:r>
-        <w:rPr>
-          <w:lang w:val="zh_TW" w:bidi="zh_TW"/>
-        </w:rPr>
-      </w:r>
-      <w:r>
-        <w:rPr>
-          <w:lang w:val="zh_TW" w:bidi="zh_TW"/>
-        </w:rPr>
-        <w:t>摩西律法中外在的禮儀細節與其內在的道德要求之間的關係，例如十誡，是舊約神學中的基本問題之一。在整本舊約中，不潔與罪幾乎是同義詞——此事是可以證明的。在許多經文中，罪被描述為不潔的（例如，</w:t>
-      </w:r>
-      <w:hyperlink r:id="rId14">
-        <w:r>
-          <w:rPr>
-            <w:lang w:val="zh_TW" w:bidi="zh_TW"/>
-          </w:rPr>
-          <w:rPr>
-            <w:color w:val="0000EE"/>
-            <w:u w:val="single"/>
-          </w:rPr>
-          <w:t>利16:16、30</w:t>
-        </w:r>
-      </w:hyperlink>
-      <w:r>
-        <w:rPr>
-          <w:lang w:val="zh_TW" w:bidi="zh_TW"/>
-        </w:rPr>
-        <w:t>；</w:t>
-      </w:r>
-      <w:hyperlink r:id="rId15">
-        <w:r>
-          <w:rPr>
-            <w:lang w:val="zh_TW" w:bidi="zh_TW"/>
-          </w:rPr>
-          <w:rPr>
-            <w:color w:val="0000EE"/>
-            <w:u w:val="single"/>
-          </w:rPr>
-          <w:t>民5:11–28</w:t>
-        </w:r>
-      </w:hyperlink>
-      <w:r>
-        <w:rPr>
-          <w:lang w:val="zh_TW" w:bidi="zh_TW"/>
-        </w:rPr>
-        <w:t>中的苦水試驗；</w:t>
-      </w:r>
-      <w:hyperlink r:id="rId16">
-        <w:r>
-          <w:rPr>
-            <w:lang w:val="zh_TW" w:bidi="zh_TW"/>
-          </w:rPr>
-          <w:rPr>
-            <w:color w:val="0000EE"/>
-            <w:u w:val="single"/>
-          </w:rPr>
-          <w:t>亞13:1</w:t>
-        </w:r>
-      </w:hyperlink>
-      <w:r>
-        <w:rPr>
-          <w:lang w:val="zh_TW" w:bidi="zh_TW"/>
-        </w:rPr>
-        <w:t>）。</w:t>
-      </w:r>
-    </w:p>
-    <w:p>
-      <w:pPr/>
-      <w:r>
-        <w:rPr>
-          <w:lang w:val="zh_TW" w:bidi="zh_TW"/>
-        </w:rPr>
-      </w:r>
-      <w:r>
-        <w:rPr>
-          <w:lang w:val="zh_TW" w:bidi="zh_TW"/>
-        </w:rPr>
-        <w:t>禮儀上的潔淨與道德上的潔淨之間的關係，可以從經文中得到說明，一方面提到「手潔」（</w:t>
-      </w:r>
-      <w:hyperlink r:id="rId17">
-        <w:r>
-          <w:rPr>
-            <w:lang w:val="zh_TW" w:bidi="zh_TW"/>
-          </w:rPr>
-          <w:rPr>
-            <w:color w:val="0000EE"/>
-            <w:u w:val="single"/>
-          </w:rPr>
-          <w:t>撒下22:21</w:t>
-        </w:r>
-      </w:hyperlink>
-      <w:r>
-        <w:rPr>
-          <w:lang w:val="zh_TW" w:bidi="zh_TW"/>
-        </w:rPr>
-        <w:t>；</w:t>
-      </w:r>
-      <w:hyperlink r:id="rId18">
-        <w:r>
-          <w:rPr>
-            <w:lang w:val="zh_TW" w:bidi="zh_TW"/>
-          </w:rPr>
-          <w:rPr>
-            <w:color w:val="0000EE"/>
-            <w:u w:val="single"/>
-          </w:rPr>
-          <w:t>伯17:9，</w:t>
-        </w:r>
-      </w:hyperlink>
-      <w:hyperlink r:id="rId19">
-        <w:r>
-          <w:rPr>
-            <w:lang w:val="zh_TW" w:bidi="zh_TW"/>
-          </w:rPr>
-          <w:rPr>
-            <w:color w:val="0000EE"/>
-            <w:u w:val="single"/>
-          </w:rPr>
-          <w:t>22:30</w:t>
-        </w:r>
-      </w:hyperlink>
-      <w:r>
-        <w:rPr>
-          <w:lang w:val="zh_TW" w:bidi="zh_TW"/>
-        </w:rPr>
-        <w:t>），另一方面提到「清潔的心」（</w:t>
-      </w:r>
-      <w:hyperlink r:id="rId20">
-        <w:r>
-          <w:rPr>
-            <w:lang w:val="zh_TW" w:bidi="zh_TW"/>
-          </w:rPr>
-          <w:rPr>
-            <w:color w:val="0000EE"/>
-            <w:u w:val="single"/>
-          </w:rPr>
-          <w:t>詩24:4</w:t>
-        </w:r>
-      </w:hyperlink>
-      <w:r>
-        <w:rPr>
-          <w:lang w:val="zh_TW" w:bidi="zh_TW"/>
-        </w:rPr>
-        <w:t>，</w:t>
-      </w:r>
-      <w:hyperlink r:id="rId21">
-        <w:r>
-          <w:rPr>
-            <w:lang w:val="zh_TW" w:bidi="zh_TW"/>
-          </w:rPr>
-          <w:rPr>
-            <w:color w:val="0000EE"/>
-            <w:u w:val="single"/>
-          </w:rPr>
-          <w:t>51:10</w:t>
-        </w:r>
-      </w:hyperlink>
-      <w:r>
-        <w:rPr>
-          <w:lang w:val="zh_TW" w:bidi="zh_TW"/>
-        </w:rPr>
-        <w:t>，</w:t>
-      </w:r>
-      <w:hyperlink r:id="rId22">
-        <w:r>
-          <w:rPr>
-            <w:lang w:val="zh_TW" w:bidi="zh_TW"/>
-          </w:rPr>
-          <w:rPr>
-            <w:color w:val="0000EE"/>
-            <w:u w:val="single"/>
-          </w:rPr>
-          <w:t>73:13</w:t>
-        </w:r>
-      </w:hyperlink>
-      <w:r>
-        <w:rPr>
-          <w:lang w:val="zh_TW" w:bidi="zh_TW"/>
-        </w:rPr>
-        <w:t>；</w:t>
-      </w:r>
-      <w:hyperlink r:id="rId23">
-        <w:r>
-          <w:rPr>
-            <w:lang w:val="zh_TW" w:bidi="zh_TW"/>
-          </w:rPr>
-          <w:rPr>
-            <w:color w:val="0000EE"/>
-            <w:u w:val="single"/>
-          </w:rPr>
-          <w:t>箴20:9</w:t>
-        </w:r>
-      </w:hyperlink>
-      <w:r>
-        <w:rPr>
-          <w:lang w:val="zh_TW" w:bidi="zh_TW"/>
-        </w:rPr>
-        <w:t>）。先知以賽亞在神的面前自覺「嘴唇不潔」，一塊潔淨的炭火（或許代表著赦免與贖罪）潔淨了他（</w:t>
-      </w:r>
-      <w:hyperlink r:id="rId24">
-        <w:r>
-          <w:rPr>
-            <w:lang w:val="zh_TW" w:bidi="zh_TW"/>
-          </w:rPr>
-          <w:rPr>
-            <w:color w:val="0000EE"/>
-            <w:u w:val="single"/>
-          </w:rPr>
-          <w:t>賽6:5–7</w:t>
-        </w:r>
-      </w:hyperlink>
-      <w:r>
-        <w:rPr>
-          <w:lang w:val="zh_TW" w:bidi="zh_TW"/>
-        </w:rPr>
-        <w:t>）。在許多經文中，潔淨代表在神面前的無罪（</w:t>
-      </w:r>
-      <w:hyperlink r:id="rId25">
-        <w:r>
-          <w:rPr>
-            <w:lang w:val="zh_TW" w:bidi="zh_TW"/>
-          </w:rPr>
-          <w:rPr>
-            <w:color w:val="0000EE"/>
-            <w:u w:val="single"/>
-          </w:rPr>
-          <w:t>伯11:4</w:t>
-        </w:r>
-      </w:hyperlink>
-      <w:r>
-        <w:rPr>
-          <w:lang w:val="zh_TW" w:bidi="zh_TW"/>
-        </w:rPr>
-        <w:t>，</w:t>
-      </w:r>
-      <w:hyperlink r:id="rId26">
-        <w:r>
-          <w:rPr>
-            <w:lang w:val="zh_TW" w:bidi="zh_TW"/>
-          </w:rPr>
-          <w:rPr>
-            <w:color w:val="0000EE"/>
-            <w:u w:val="single"/>
-          </w:rPr>
-          <w:t>33:9</w:t>
-        </w:r>
-      </w:hyperlink>
-      <w:r>
-        <w:rPr>
-          <w:lang w:val="zh_TW" w:bidi="zh_TW"/>
-        </w:rPr>
-        <w:t>；</w:t>
-      </w:r>
-      <w:hyperlink r:id="rId27">
-        <w:r>
-          <w:rPr>
-            <w:lang w:val="zh_TW" w:bidi="zh_TW"/>
-          </w:rPr>
-          <w:rPr>
-            <w:color w:val="0000EE"/>
-            <w:u w:val="single"/>
-          </w:rPr>
-          <w:t>詩51:7–10</w:t>
-        </w:r>
-      </w:hyperlink>
-      <w:r>
-        <w:rPr>
-          <w:lang w:val="zh_TW" w:bidi="zh_TW"/>
-        </w:rPr>
-        <w:t>；</w:t>
-      </w:r>
-      <w:hyperlink r:id="rId23">
-        <w:r>
-          <w:rPr>
-            <w:lang w:val="zh_TW" w:bidi="zh_TW"/>
-          </w:rPr>
-          <w:rPr>
-            <w:color w:val="0000EE"/>
-            <w:u w:val="single"/>
-          </w:rPr>
-          <w:t>箴20:9</w:t>
-        </w:r>
-      </w:hyperlink>
-      <w:r>
-        <w:rPr>
-          <w:lang w:val="zh_TW" w:bidi="zh_TW"/>
-        </w:rPr>
-        <w:t>），而不潔則被認為源自罪（</w:t>
-      </w:r>
-      <w:hyperlink r:id="rId28">
-        <w:r>
-          <w:rPr>
-            <w:lang w:val="zh_TW" w:bidi="zh_TW"/>
-          </w:rPr>
-          <w:rPr>
-            <w:color w:val="0000EE"/>
-            <w:u w:val="single"/>
-          </w:rPr>
-          <w:t>詩51:2</w:t>
-        </w:r>
-      </w:hyperlink>
-      <w:r>
-        <w:rPr>
-          <w:lang w:val="zh_TW" w:bidi="zh_TW"/>
-        </w:rPr>
-        <w:t>；</w:t>
-      </w:r>
-      <w:hyperlink r:id="rId29">
-        <w:r>
-          <w:rPr>
-            <w:lang w:val="zh_TW" w:bidi="zh_TW"/>
-          </w:rPr>
-          <w:rPr>
-            <w:color w:val="0000EE"/>
-            <w:u w:val="single"/>
-          </w:rPr>
-          <w:t>賽1:16</w:t>
-        </w:r>
-      </w:hyperlink>
-      <w:r>
-        <w:rPr>
-          <w:lang w:val="zh_TW" w:bidi="zh_TW"/>
-        </w:rPr>
-        <w:t>，</w:t>
-      </w:r>
-      <w:hyperlink r:id="rId30">
-        <w:r>
-          <w:rPr>
-            <w:lang w:val="zh_TW" w:bidi="zh_TW"/>
-          </w:rPr>
-          <w:rPr>
-            <w:color w:val="0000EE"/>
-            <w:u w:val="single"/>
-          </w:rPr>
-          <w:t>64:6</w:t>
-        </w:r>
-      </w:hyperlink>
-      <w:r>
-        <w:rPr>
-          <w:lang w:val="zh_TW" w:bidi="zh_TW"/>
-        </w:rPr>
-        <w:t>）。</w:t>
-      </w:r>
-    </w:p>
-    <w:p>
-      <w:pPr>
-        <w:pStyle w:val="Heading4"/>
-      </w:pPr>
-      <w:r>
-        <w:rPr>
-          <w:lang w:val="zh_TW" w:bidi="zh_TW"/>
-        </w:rPr>
-        <w:t>不潔的原因</w:t>
-      </w:r>
-    </w:p>
-    <w:p>
-      <w:pPr/>
-      <w:r>
-        <w:rPr>
-          <w:lang w:val="zh_TW" w:bidi="zh_TW"/>
-        </w:rPr>
-      </w:r>
-      <w:r>
-        <w:rPr>
-          <w:lang w:val="zh_TW" w:bidi="zh_TW"/>
-        </w:rPr>
-        <w:t>從摩西律法中可以引申出一些不潔的原因。</w:t>
+        <w:t>沽尼</w:t>
+      </w:r>
+      <w:r>
+        <w:rPr>
+          <w:lang w:val="zh_TW" w:bidi="zh_TW"/>
+        </w:rPr>
       </w:r>
     </w:p>
     <w:p>
@@ -842,9 +239,9 @@
         <w:rPr>
           <w:lang w:val="zh_TW" w:bidi="zh_TW"/>
         </w:rPr>
-        <w:t>某些食物不可食用。各種有關動物的律法，使人能「把潔淨的和不潔淨的，可吃的與不可吃的活物，都分別出來」（</w:t>
-      </w:r>
-      <w:hyperlink r:id="rId31">
+        <w:t>拿弗他利的兒子，也是雅各的孫子（</w:t>
+      </w:r>
+      <w:hyperlink r:id="rId13">
         <w:r>
           <w:rPr>
             <w:lang w:val="zh_TW" w:bidi="zh_TW"/>
@@ -853,16 +250,16 @@
             <w:color w:val="0000EE"/>
             <w:u w:val="single"/>
           </w:rPr>
-          <w:t>利11:47</w:t>
+          <w:t>創46:24</w:t>
         </w:r>
       </w:hyperlink>
       <w:r>
         <w:rPr>
           <w:lang w:val="zh_TW" w:bidi="zh_TW"/>
         </w:rPr>
-        <w:t>）。被允許食用的食物是神所能接受的（另見</w:t>
-      </w:r>
-      <w:hyperlink r:id="rId32">
+        <w:t>；</w:t>
+      </w:r>
+      <w:hyperlink r:id="rId14">
         <w:r>
           <w:rPr>
             <w:lang w:val="zh_TW" w:bidi="zh_TW"/>
@@ -871,25 +268,7 @@
             <w:color w:val="0000EE"/>
             <w:u w:val="single"/>
           </w:rPr>
-          <w:t>申14:3–21</w:t>
-        </w:r>
-      </w:hyperlink>
-      <w:r>
-        <w:rPr>
-          <w:lang w:val="zh_TW" w:bidi="zh_TW"/>
-        </w:rPr>
-        <w:t>；</w:t>
-      </w:r>
-      <w:hyperlink r:id="rId33">
-        <w:r>
-          <w:rPr>
-            <w:lang w:val="zh_TW" w:bidi="zh_TW"/>
-          </w:rPr>
-          <w:rPr>
-            <w:color w:val="0000EE"/>
-            <w:u w:val="single"/>
-          </w:rPr>
-          <w:t>徒15:28–29</w:t>
+          <w:t>代上7:13</w:t>
         </w:r>
       </w:hyperlink>
       <w:r>
@@ -914,9 +293,9 @@
         <w:rPr>
           <w:lang w:val="zh_TW" w:bidi="zh_TW"/>
         </w:rPr>
-        <w:t>疾病（尤其是痲瘋病）會導致不潔（</w:t>
-      </w:r>
-      <w:hyperlink r:id="rId34">
+        <w:t>迦得支派中押比疊的父親（</w:t>
+      </w:r>
+      <w:hyperlink r:id="rId15">
         <w:r>
           <w:rPr>
             <w:lang w:val="zh_TW" w:bidi="zh_TW"/>
@@ -925,16 +304,64 @@
             <w:color w:val="0000EE"/>
             <w:u w:val="single"/>
           </w:rPr>
-          <w:t>利13–14</w:t>
+          <w:t>代上5:15</w:t>
         </w:r>
       </w:hyperlink>
       <w:r>
         <w:rPr>
           <w:lang w:val="zh_TW" w:bidi="zh_TW"/>
         </w:rPr>
-        <w:t>）。乃縵的故事提到痲瘋的不潔（</w:t>
-      </w:r>
-      <w:hyperlink r:id="rId35">
+        <w:t>，譯註：和合本譯為古尼）。</w:t>
+      </w:r>
+      <w:r>
+        <w:rPr>
+          <w:lang w:val="zh_TW" w:bidi="zh_TW"/>
+        </w:rPr>
+      </w:r>
+      <w:r>
+        <w:rPr>
+          <w:lang w:val="zh_TW" w:bidi="zh_TW"/>
+        </w:rPr>
+      </w:r>
+    </w:p>
+    <w:p>
+      <w:pPr/>
+      <w:r>
+        <w:rPr>
+          <w:lang w:val="zh_TW" w:bidi="zh_TW"/>
+        </w:rPr>
+      </w:r>
+    </w:p>
+    <w:p>
+      <w:pPr>
+        <w:pStyle w:val="Heading2"/>
+      </w:pPr>
+      <w:r>
+        <w:rPr>
+          <w:lang w:val="zh_TW" w:bidi="zh_TW"/>
+        </w:rPr>
+        <w:t>古實 (人物)</w:t>
+      </w:r>
+      <w:r>
+        <w:rPr>
+          <w:lang w:val="zh_TW" w:bidi="zh_TW"/>
+        </w:rPr>
+      </w:r>
+    </w:p>
+    <w:p>
+      <w:pPr/>
+      <w:r>
+        <w:rPr>
+          <w:lang w:val="zh_TW" w:bidi="zh_TW"/>
+        </w:rPr>
+      </w:r>
+      <w:r>
+        <w:rPr>
+          <w:lang w:val="zh_TW" w:bidi="zh_TW"/>
+        </w:rPr>
+        <w:t>1. 含的四個兒子中的長子（</w:t>
+      </w:r>
+      <w:hyperlink r:id="rId16">
         <w:r>
           <w:rPr>
             <w:lang w:val="zh_TW" w:bidi="zh_TW"/>
@@ -943,16 +370,16 @@
             <w:color w:val="0000EE"/>
             <w:u w:val="single"/>
           </w:rPr>
-          <w:t>王下5:1–14</w:t>
+          <w:t>創10:6</w:t>
         </w:r>
       </w:hyperlink>
       <w:r>
         <w:rPr>
           <w:lang w:val="zh_TW" w:bidi="zh_TW"/>
         </w:rPr>
-        <w:t>）。福音書中多次提到痲瘋病人（例如，</w:t>
-      </w:r>
-      <w:hyperlink r:id="rId36">
+        <w:t>；</w:t>
+      </w:r>
+      <w:hyperlink r:id="rId17">
         <w:r>
           <w:rPr>
             <w:lang w:val="zh_TW" w:bidi="zh_TW"/>
@@ -961,16 +388,67 @@
             <w:color w:val="0000EE"/>
             <w:u w:val="single"/>
           </w:rPr>
-          <w:t>太8:1–4</w:t>
+          <w:t>代上1:8</w:t>
         </w:r>
       </w:hyperlink>
       <w:r>
         <w:rPr>
           <w:lang w:val="zh_TW" w:bidi="zh_TW"/>
         </w:rPr>
-        <w:t>，</w:t>
-      </w:r>
-      <w:hyperlink r:id="rId37">
+        <w:t>）。因為其他三個名字（埃及、弗和迦南）都是地名，所以古實也很可能是個地名，通常被認為是埃塞俄比亞。</w:t>
+      </w:r>
+      <w:r>
+        <w:rPr>
+          <w:i/>
+          <w:lang w:val="zh_TW" w:bidi="zh_TW"/>
+        </w:rPr>
+        <w:t>見</w:t>
+      </w:r>
+      <w:r>
+        <w:rPr>
+          <w:lang w:val="zh_TW" w:bidi="zh_TW"/>
+        </w:rPr>
+        <w:t xml:space="preserve"> </w:t>
+      </w:r>
+      <w:r>
+        <w:rPr>
+          <w:lang w:val="zh_TW" w:bidi="zh_TW"/>
+        </w:rPr>
+        <w:t>古實（地點）</w:t>
+      </w:r>
+      <w:r>
+        <w:rPr>
+          <w:lang w:val="zh_TW" w:bidi="zh_TW"/>
+        </w:rPr>
+        <w:t>；</w:t>
+      </w:r>
+      <w:r>
+        <w:rPr>
+          <w:lang w:val="zh_TW" w:bidi="zh_TW"/>
+        </w:rPr>
+        <w:t>埃塞俄比亞</w:t>
+      </w:r>
+      <w:r>
+        <w:rPr>
+          <w:lang w:val="zh_TW" w:bidi="zh_TW"/>
+        </w:rPr>
+        <w:t>。</w:t>
+      </w:r>
+    </w:p>
+    <w:p>
+      <w:pPr/>
+      <w:r>
+        <w:rPr>
+          <w:lang w:val="zh_TW" w:bidi="zh_TW"/>
+        </w:rPr>
+      </w:r>
+      <w:r>
+        <w:rPr>
+          <w:lang w:val="zh_TW" w:bidi="zh_TW"/>
+        </w:rPr>
+        <w:t>2. 便雅憫人，可能是大衛的敵人，在</w:t>
+      </w:r>
+      <w:hyperlink r:id="rId18">
         <w:r>
           <w:rPr>
             <w:lang w:val="zh_TW" w:bidi="zh_TW"/>
@@ -979,16 +457,103 @@
             <w:color w:val="0000EE"/>
             <w:u w:val="single"/>
           </w:rPr>
-          <w:t>10:8</w:t>
+          <w:t>詩篇第七篇</w:t>
         </w:r>
       </w:hyperlink>
       <w:r>
         <w:rPr>
           <w:lang w:val="zh_TW" w:bidi="zh_TW"/>
         </w:rPr>
-        <w:t>，</w:t>
-      </w:r>
-      <w:hyperlink r:id="rId38">
+        <w:t>的標題中提及。</w:t>
+      </w:r>
+      <w:r>
+        <w:rPr>
+          <w:lang w:val="zh_TW" w:bidi="zh_TW"/>
+        </w:rPr>
+      </w:r>
+      <w:r>
+        <w:rPr>
+          <w:lang w:val="zh_TW" w:bidi="zh_TW"/>
+        </w:rPr>
+      </w:r>
+    </w:p>
+    <w:p>
+      <w:pPr/>
+      <w:r>
+        <w:rPr>
+          <w:lang w:val="zh_TW" w:bidi="zh_TW"/>
+        </w:rPr>
+      </w:r>
+    </w:p>
+    <w:p>
+      <w:pPr>
+        <w:pStyle w:val="Heading2"/>
+      </w:pPr>
+      <w:r>
+        <w:rPr>
+          <w:lang w:val="zh_TW" w:bidi="zh_TW"/>
+        </w:rPr>
+        <w:t>古實（地名）</w:t>
+      </w:r>
+      <w:r>
+        <w:rPr>
+          <w:lang w:val="zh_TW" w:bidi="zh_TW"/>
+        </w:rPr>
+      </w:r>
+    </w:p>
+    <w:p>
+      <w:pPr/>
+      <w:r>
+        <w:rPr>
+          <w:lang w:val="zh_TW" w:bidi="zh_TW"/>
+        </w:rPr>
+      </w:r>
+      <w:r>
+        <w:rPr>
+          <w:lang w:val="zh_TW" w:bidi="zh_TW"/>
+        </w:rPr>
+        <w:t>古實這名稱出現在埃及文、亞喀得文（Akkadian）及希伯來文的文獻中，是用來指位於埃及以南、尼羅河上游沿岸的諸國。較狹義地說，古實是指尼羅河第二與第四瀑布（大急流）之間的地區，大致相當於現今蘇丹的北部，這一帶在古代也被稱為努比亞（Nubia）。</w:t>
+      </w:r>
+    </w:p>
+    <w:p>
+      <w:pPr/>
+      <w:r>
+        <w:rPr>
+          <w:lang w:val="zh_TW" w:bidi="zh_TW"/>
+        </w:rPr>
+      </w:r>
+      <w:r>
+        <w:rPr>
+          <w:lang w:val="zh_TW" w:bidi="zh_TW"/>
+        </w:rPr>
+        <w:t>舊約聖經一般採用這個較狹義的用法。希臘人稱此地為衣索匹亞，這名稱後來成為今日衣索匹亞之名的由來（現代的衣索匹亞位於更南、更東的地區）。</w:t>
+      </w:r>
+    </w:p>
+    <w:p>
+      <w:pPr>
+        <w:pStyle w:val="Heading3"/>
+      </w:pPr>
+      <w:r>
+        <w:rPr>
+          <w:lang w:val="zh_TW" w:bidi="zh_TW"/>
+        </w:rPr>
+        <w:t>創世記中的古實</w:t>
+      </w:r>
+    </w:p>
+    <w:p>
+      <w:pPr/>
+      <w:r>
+        <w:rPr>
+          <w:lang w:val="zh_TW" w:bidi="zh_TW"/>
+        </w:rPr>
+      </w:r>
+      <w:r>
+        <w:rPr>
+          <w:lang w:val="zh_TW" w:bidi="zh_TW"/>
+        </w:rPr>
+        <w:t>「古實」在創世記中的意思並不十分明確。在伊甸園的記述中，古實似乎位於美索不達米亞（</w:t>
+      </w:r>
+      <w:hyperlink r:id="rId19">
         <w:r>
           <w:rPr>
             <w:lang w:val="zh_TW" w:bidi="zh_TW"/>
@@ -997,16 +562,16 @@
             <w:color w:val="0000EE"/>
             <w:u w:val="single"/>
           </w:rPr>
-          <w:t>11:5</w:t>
+          <w:t>創2:13</w:t>
         </w:r>
       </w:hyperlink>
       <w:r>
         <w:rPr>
           <w:lang w:val="zh_TW" w:bidi="zh_TW"/>
         </w:rPr>
-        <w:t>；</w:t>
-      </w:r>
-      <w:hyperlink r:id="rId39">
+        <w:t>），也就是底格里斯河與幼發拉底河流域（</w:t>
+      </w:r>
+      <w:hyperlink r:id="rId20">
         <w:r>
           <w:rPr>
             <w:lang w:val="zh_TW" w:bidi="zh_TW"/>
@@ -1015,16 +580,30 @@
             <w:color w:val="0000EE"/>
             <w:u w:val="single"/>
           </w:rPr>
-          <w:t>路4:27</w:t>
+          <w:t>14</w:t>
         </w:r>
       </w:hyperlink>
       <w:r>
         <w:rPr>
           <w:lang w:val="zh_TW" w:bidi="zh_TW"/>
         </w:rPr>
-        <w:t>）。許多腫脹、潰瘍和皮疹都包括在這一範疇內，包括漢森氏病（Hansen’s disease，現代的痲瘋）。疾病的不潔還包括所有被病人接觸過的東西（</w:t>
-      </w:r>
-      <w:hyperlink r:id="rId40">
+        <w:t>節）。這裡所說的「古實」可能就是加瑟（Kassite，又稱哥西安〔Cossaean〕），加瑟是公元前十二世紀以前統治美索不達米亞約五百年的巴比倫統治者的名稱。</w:t>
+      </w:r>
+    </w:p>
+    <w:p>
+      <w:pPr/>
+      <w:r>
+        <w:rPr>
+          <w:lang w:val="zh_TW" w:bidi="zh_TW"/>
+        </w:rPr>
+      </w:r>
+      <w:r>
+        <w:rPr>
+          <w:lang w:val="zh_TW" w:bidi="zh_TW"/>
+        </w:rPr>
+        <w:t>因此，</w:t>
+      </w:r>
+      <w:hyperlink r:id="rId21">
         <w:r>
           <w:rPr>
             <w:lang w:val="zh_TW" w:bidi="zh_TW"/>
@@ -1033,14 +612,215 @@
             <w:color w:val="0000EE"/>
             <w:u w:val="single"/>
           </w:rPr>
-          <w:t>利14:33–57</w:t>
+          <w:t>創世記十章6至8節</w:t>
         </w:r>
       </w:hyperlink>
       <w:r>
         <w:rPr>
           <w:lang w:val="zh_TW" w:bidi="zh_TW"/>
         </w:rPr>
-        <w:t>）。</w:t>
+        <w:t>中提到的古實可能是指兩個不同的地區：努比亞（</w:t>
+      </w:r>
+      <w:hyperlink r:id="rId22">
+        <w:r>
+          <w:rPr>
+            <w:lang w:val="zh_TW" w:bidi="zh_TW"/>
+          </w:rPr>
+          <w:rPr>
+            <w:color w:val="0000EE"/>
+            <w:u w:val="single"/>
+          </w:rPr>
+          <w:t>6–7</w:t>
+        </w:r>
+      </w:hyperlink>
+      <w:r>
+        <w:rPr>
+          <w:lang w:val="zh_TW" w:bidi="zh_TW"/>
+        </w:rPr>
+        <w:t>節）和美索不達米亞（</w:t>
+      </w:r>
+      <w:hyperlink r:id="rId23">
+        <w:r>
+          <w:rPr>
+            <w:lang w:val="zh_TW" w:bidi="zh_TW"/>
+          </w:rPr>
+          <w:rPr>
+            <w:color w:val="0000EE"/>
+            <w:u w:val="single"/>
+          </w:rPr>
+          <w:t>9–12</w:t>
+        </w:r>
+      </w:hyperlink>
+      <w:r>
+        <w:rPr>
+          <w:lang w:val="zh_TW" w:bidi="zh_TW"/>
+        </w:rPr>
+        <w:t>節）。另一種可能是，</w:t>
+      </w:r>
+      <w:hyperlink r:id="rId19">
+        <w:r>
+          <w:rPr>
+            <w:lang w:val="zh_TW" w:bidi="zh_TW"/>
+          </w:rPr>
+          <w:rPr>
+            <w:color w:val="0000EE"/>
+            <w:u w:val="single"/>
+          </w:rPr>
+          <w:t>創世記二章13節</w:t>
+        </w:r>
+      </w:hyperlink>
+      <w:r>
+        <w:rPr>
+          <w:lang w:val="zh_TW" w:bidi="zh_TW"/>
+        </w:rPr>
+        <w:t>和</w:t>
+      </w:r>
+      <w:hyperlink r:id="rId24">
+        <w:r>
+          <w:rPr>
+            <w:lang w:val="zh_TW" w:bidi="zh_TW"/>
+          </w:rPr>
+          <w:rPr>
+            <w:color w:val="0000EE"/>
+            <w:u w:val="single"/>
+          </w:rPr>
+          <w:t>十章8節</w:t>
+        </w:r>
+      </w:hyperlink>
+      <w:r>
+        <w:rPr>
+          <w:lang w:val="zh_TW" w:bidi="zh_TW"/>
+        </w:rPr>
+        <w:t>中的古實可能是基士（Kish），這是美索不達米亞的一座城，傳統上視之為洪水之後第一個蘇美王朝的所在地。</w:t>
+      </w:r>
+    </w:p>
+    <w:p>
+      <w:pPr>
+        <w:pStyle w:val="Heading3"/>
+      </w:pPr>
+      <w:r>
+        <w:rPr>
+          <w:lang w:val="zh_TW" w:bidi="zh_TW"/>
+        </w:rPr>
+        <w:t>聖經中的古實人</w:t>
+      </w:r>
+    </w:p>
+    <w:p>
+      <w:pPr/>
+      <w:r>
+        <w:rPr>
+          <w:lang w:val="zh_TW" w:bidi="zh_TW"/>
+        </w:rPr>
+      </w:r>
+      <w:r>
+        <w:rPr>
+          <w:lang w:val="zh_TW" w:bidi="zh_TW"/>
+        </w:rPr>
+        <w:t>關於「古實人」一詞的意義，聖經中較少出現混淆。除了</w:t>
+      </w:r>
+      <w:hyperlink r:id="rId25">
+        <w:r>
+          <w:rPr>
+            <w:lang w:val="zh_TW" w:bidi="zh_TW"/>
+          </w:rPr>
+          <w:rPr>
+            <w:color w:val="0000EE"/>
+            <w:u w:val="single"/>
+          </w:rPr>
+          <w:t>民數記十二章1節</w:t>
+        </w:r>
+      </w:hyperlink>
+      <w:r>
+        <w:rPr>
+          <w:lang w:val="zh_TW" w:bidi="zh_TW"/>
+        </w:rPr>
+        <w:t>可能是一個例外之外，古實人通常指努比亞（非洲的古實）的居民。</w:t>
+      </w:r>
+    </w:p>
+    <w:p>
+      <w:pPr/>
+      <w:r>
+        <w:rPr>
+          <w:lang w:val="zh_TW" w:bidi="zh_TW"/>
+        </w:rPr>
+      </w:r>
+      <w:r>
+        <w:rPr>
+          <w:lang w:val="zh_TW" w:bidi="zh_TW"/>
+        </w:rPr>
+        <w:t>大衛王的元帥約押派去向大衛報告押沙龍戰敗消息的第一位使者，就是一位古實人（</w:t>
+      </w:r>
+      <w:hyperlink r:id="rId26">
+        <w:r>
+          <w:rPr>
+            <w:lang w:val="zh_TW" w:bidi="zh_TW"/>
+          </w:rPr>
+          <w:rPr>
+            <w:color w:val="0000EE"/>
+            <w:u w:val="single"/>
+          </w:rPr>
+          <w:t>撒下18:21–32</w:t>
+        </w:r>
+      </w:hyperlink>
+      <w:r>
+        <w:rPr>
+          <w:lang w:val="zh_TW" w:bidi="zh_TW"/>
+        </w:rPr>
+        <w:t>）。從經文可見，這位使者是外邦人，因為他不知道捷徑，傳遞消息也沒有顧及大衛的感受。有些譯本將這個希伯來字詞譯作人名「古示」（Cushi），但多數學者認為這並不正確。大多數英文聖經在其它地方出現「古實（Cush）」或「古實人（Cushite）」時，都譯為「衣索匹亞（Ethiopia）」或「衣索匹亞人（Ethiopians）」。</w:t>
+      </w:r>
+    </w:p>
+    <w:p>
+      <w:pPr/>
+      <w:r>
+        <w:rPr>
+          <w:lang w:val="zh_TW" w:bidi="zh_TW"/>
+        </w:rPr>
+      </w:r>
+      <w:r>
+        <w:rPr>
+          <w:lang w:val="zh_TW" w:bidi="zh_TW"/>
+        </w:rPr>
+        <w:t>摩西曾娶一位被稱為古實女子的妻子（</w:t>
+      </w:r>
+      <w:hyperlink r:id="rId25">
+        <w:r>
+          <w:rPr>
+            <w:lang w:val="zh_TW" w:bidi="zh_TW"/>
+          </w:rPr>
+          <w:rPr>
+            <w:color w:val="0000EE"/>
+            <w:u w:val="single"/>
+          </w:rPr>
+          <w:t>民12:1</w:t>
+        </w:r>
+      </w:hyperlink>
+      <w:r>
+        <w:rPr>
+          <w:lang w:val="zh_TW" w:bidi="zh_TW"/>
+        </w:rPr>
+        <w:t>）。這個稱呼有幾種可能的理解：</w:t>
+      </w:r>
+    </w:p>
+    <w:p>
+      <w:pPr>
+        <w:pStyle w:val="ListNumber"/>
+        <w:numPr>
+          <w:ilvl w:val="0"/>
+          <w:numId w:val="15"/>
+        </w:numPr>
+        <w:spacing w:line="240" w:lineRule="auto"/>
+        <w:ind w:left="720"/>
+      </w:pPr>
+      <w:r>
+        <w:rPr>
+          <w:lang w:val="zh_TW" w:bidi="zh_TW"/>
+        </w:rPr>
+      </w:r>
+      <w:r>
+        <w:rPr>
+          <w:lang w:val="zh_TW" w:bidi="zh_TW"/>
+        </w:rPr>
+        <w:t>她可能來自努比亞，若是如此，她應是摩西的第二任妻子，並非西坡拉。</w:t>
       </w:r>
     </w:p>
     <w:p>
@@ -1058,151 +838,7 @@
         <w:rPr>
           <w:lang w:val="zh_TW" w:bidi="zh_TW"/>
         </w:rPr>
-        <w:t>身體排泄物是不潔的，接觸它們會使人不潔一段時間。精液的排出會導致不潔，直到晚上，無論是在性交中（</w:t>
-      </w:r>
-      <w:hyperlink r:id="rId41">
-        <w:r>
-          <w:rPr>
-            <w:lang w:val="zh_TW" w:bidi="zh_TW"/>
-          </w:rPr>
-          <w:rPr>
-            <w:color w:val="0000EE"/>
-            <w:u w:val="single"/>
-          </w:rPr>
-          <w:t>利15:16–18</w:t>
-        </w:r>
-      </w:hyperlink>
-      <w:r>
-        <w:rPr>
-          <w:lang w:val="zh_TW" w:bidi="zh_TW"/>
-        </w:rPr>
-        <w:t>）還是在夜間不經意地排出（</w:t>
-      </w:r>
-      <w:hyperlink r:id="rId42">
-        <w:r>
-          <w:rPr>
-            <w:lang w:val="zh_TW" w:bidi="zh_TW"/>
-          </w:rPr>
-          <w:rPr>
-            <w:color w:val="0000EE"/>
-            <w:u w:val="single"/>
-          </w:rPr>
-          <w:t>申23:10</w:t>
-        </w:r>
-      </w:hyperlink>
-      <w:r>
-        <w:rPr>
-          <w:lang w:val="zh_TW" w:bidi="zh_TW"/>
-        </w:rPr>
-        <w:t>）。不正常的排泄物，通常與疾病有關，在排泄停止後七天內使人不潔（</w:t>
-      </w:r>
-      <w:hyperlink r:id="rId43">
-        <w:r>
-          <w:rPr>
-            <w:lang w:val="zh_TW" w:bidi="zh_TW"/>
-          </w:rPr>
-          <w:rPr>
-            <w:color w:val="0000EE"/>
-            <w:u w:val="single"/>
-          </w:rPr>
-          <w:t>利15:1–15</w:t>
-        </w:r>
-      </w:hyperlink>
-      <w:r>
-        <w:rPr>
-          <w:lang w:val="zh_TW" w:bidi="zh_TW"/>
-        </w:rPr>
-        <w:t>）。月經也會導致不潔，並持續七天，直到其停止後（</w:t>
-      </w:r>
-      <w:hyperlink r:id="rId44">
-        <w:r>
-          <w:rPr>
-            <w:lang w:val="zh_TW" w:bidi="zh_TW"/>
-          </w:rPr>
-          <w:rPr>
-            <w:color w:val="0000EE"/>
-            <w:u w:val="single"/>
-          </w:rPr>
-          <w:t>利15:19–24</w:t>
-        </w:r>
-      </w:hyperlink>
-      <w:r>
-        <w:rPr>
-          <w:lang w:val="zh_TW" w:bidi="zh_TW"/>
-        </w:rPr>
-        <w:t>；</w:t>
-      </w:r>
-      <w:hyperlink r:id="rId45">
-        <w:r>
-          <w:rPr>
-            <w:lang w:val="zh_TW" w:bidi="zh_TW"/>
-          </w:rPr>
-          <w:rPr>
-            <w:color w:val="0000EE"/>
-            <w:u w:val="single"/>
-          </w:rPr>
-          <w:t>撒下11:4</w:t>
-        </w:r>
-      </w:hyperlink>
-      <w:r>
-        <w:rPr>
-          <w:lang w:val="zh_TW" w:bidi="zh_TW"/>
-        </w:rPr>
-        <w:t>）。在此期間的性行為使雙方都不潔（</w:t>
-      </w:r>
-      <w:hyperlink r:id="rId44">
-        <w:r>
-          <w:rPr>
-            <w:lang w:val="zh_TW" w:bidi="zh_TW"/>
-          </w:rPr>
-          <w:rPr>
-            <w:color w:val="0000EE"/>
-            <w:u w:val="single"/>
-          </w:rPr>
-          <w:t>利15:19–24</w:t>
-        </w:r>
-      </w:hyperlink>
-      <w:r>
-        <w:rPr>
-          <w:lang w:val="zh_TW" w:bidi="zh_TW"/>
-        </w:rPr>
-        <w:t>，</w:t>
-      </w:r>
-      <w:hyperlink r:id="rId46">
-        <w:r>
-          <w:rPr>
-            <w:lang w:val="zh_TW" w:bidi="zh_TW"/>
-          </w:rPr>
-          <w:rPr>
-            <w:color w:val="0000EE"/>
-            <w:u w:val="single"/>
-          </w:rPr>
-          <w:t>20:18</w:t>
-        </w:r>
-      </w:hyperlink>
-      <w:r>
-        <w:rPr>
-          <w:lang w:val="zh_TW" w:bidi="zh_TW"/>
-        </w:rPr>
-        <w:t>）。接觸不潔之人的唾液會使人不潔一整天（</w:t>
-      </w:r>
-      <w:hyperlink r:id="rId47">
-        <w:r>
-          <w:rPr>
-            <w:lang w:val="zh_TW" w:bidi="zh_TW"/>
-          </w:rPr>
-          <w:rPr>
-            <w:color w:val="0000EE"/>
-            <w:u w:val="single"/>
-          </w:rPr>
-          <w:t>15:8</w:t>
-        </w:r>
-      </w:hyperlink>
-      <w:r>
-        <w:rPr>
-          <w:lang w:val="zh_TW" w:bidi="zh_TW"/>
-        </w:rPr>
-        <w:t>）。</w:t>
+        <w:t>她可能來自古珊，因此可能是米甸女子，也就是西坡拉本人。</w:t>
       </w:r>
     </w:p>
     <w:p>
@@ -1220,324 +856,7 @@
         <w:rPr>
           <w:lang w:val="zh_TW" w:bidi="zh_TW"/>
         </w:rPr>
-        <w:t>死屍，甚至是屍體的一部分，例如骨頭，都會導致不潔（</w:t>
-      </w:r>
-      <w:hyperlink r:id="rId48">
-        <w:r>
-          <w:rPr>
-            <w:lang w:val="zh_TW" w:bidi="zh_TW"/>
-          </w:rPr>
-          <w:rPr>
-            <w:color w:val="0000EE"/>
-            <w:u w:val="single"/>
-          </w:rPr>
-          <w:t>民19:16</w:t>
-        </w:r>
-      </w:hyperlink>
-      <w:r>
-        <w:rPr>
-          <w:lang w:val="zh_TW" w:bidi="zh_TW"/>
-        </w:rPr>
-        <w:t>）。觸摸死屍的人會不潔一個月，且只能在這段期間結束後，他們才可以守他們自己的逾越節，如果他們錯過了之前的節期（</w:t>
-      </w:r>
-      <w:hyperlink r:id="rId49">
-        <w:r>
-          <w:rPr>
-            <w:lang w:val="zh_TW" w:bidi="zh_TW"/>
-          </w:rPr>
-          <w:rPr>
-            <w:color w:val="0000EE"/>
-            <w:u w:val="single"/>
-          </w:rPr>
-          <w:t>9:6–11</w:t>
-        </w:r>
-      </w:hyperlink>
-      <w:r>
-        <w:rPr>
-          <w:lang w:val="zh_TW" w:bidi="zh_TW"/>
-        </w:rPr>
-        <w:t>）。大祭司因其特殊的禮儀責任，甚至不能埋葬自己的父母（</w:t>
-      </w:r>
-      <w:hyperlink r:id="rId50">
-        <w:r>
-          <w:rPr>
-            <w:lang w:val="zh_TW" w:bidi="zh_TW"/>
-          </w:rPr>
-          <w:rPr>
-            <w:color w:val="0000EE"/>
-            <w:u w:val="single"/>
-          </w:rPr>
-          <w:t>利21:10–11</w:t>
-        </w:r>
-      </w:hyperlink>
-      <w:r>
-        <w:rPr>
-          <w:lang w:val="zh_TW" w:bidi="zh_TW"/>
-        </w:rPr>
-        <w:t>；參</w:t>
-      </w:r>
-      <w:hyperlink r:id="rId51">
-        <w:r>
-          <w:rPr>
-            <w:lang w:val="zh_TW" w:bidi="zh_TW"/>
-          </w:rPr>
-          <w:rPr>
-            <w:color w:val="0000EE"/>
-            <w:u w:val="single"/>
-          </w:rPr>
-          <w:t>民6:6–7</w:t>
-        </w:r>
-      </w:hyperlink>
-      <w:r>
-        <w:rPr>
-          <w:lang w:val="zh_TW" w:bidi="zh_TW"/>
-        </w:rPr>
-        <w:t>；</w:t>
-      </w:r>
-      <w:hyperlink r:id="rId52">
-        <w:r>
-          <w:rPr>
-            <w:lang w:val="zh_TW" w:bidi="zh_TW"/>
-          </w:rPr>
-          <w:rPr>
-            <w:color w:val="0000EE"/>
-            <w:u w:val="single"/>
-          </w:rPr>
-          <w:t>該2:13</w:t>
-        </w:r>
-      </w:hyperlink>
-      <w:r>
-        <w:rPr>
-          <w:lang w:val="zh_TW" w:bidi="zh_TW"/>
-        </w:rPr>
-        <w:t>；</w:t>
-      </w:r>
-      <w:hyperlink r:id="rId53">
-        <w:r>
-          <w:rPr>
-            <w:lang w:val="zh_TW" w:bidi="zh_TW"/>
-          </w:rPr>
-          <w:rPr>
-            <w:color w:val="0000EE"/>
-            <w:u w:val="single"/>
-          </w:rPr>
-          <w:t>太23:27</w:t>
-        </w:r>
-      </w:hyperlink>
-      <w:r>
-        <w:rPr>
-          <w:lang w:val="zh_TW" w:bidi="zh_TW"/>
-        </w:rPr>
-        <w:t>）。</w:t>
-      </w:r>
-    </w:p>
-    <w:p>
-      <w:pPr>
-        <w:pStyle w:val="ListNumber"/>
-        <w:spacing w:line="240" w:lineRule="auto"/>
-        <w:ind w:left="720"/>
-      </w:pPr>
-      <w:r>
-        <w:rPr>
-          <w:lang w:val="zh_TW" w:bidi="zh_TW"/>
-        </w:rPr>
-      </w:r>
-      <w:r>
-        <w:rPr>
-          <w:lang w:val="zh_TW" w:bidi="zh_TW"/>
-        </w:rPr>
-        <w:t>拜偶像是最大屬靈不潔的源頭。以色列全國因拜偶像而污穢（</w:t>
-      </w:r>
-      <w:hyperlink r:id="rId54">
-        <w:r>
-          <w:rPr>
-            <w:lang w:val="zh_TW" w:bidi="zh_TW"/>
-          </w:rPr>
-          <w:rPr>
-            <w:color w:val="0000EE"/>
-            <w:u w:val="single"/>
-          </w:rPr>
-          <w:t>詩106:38</w:t>
-        </w:r>
-      </w:hyperlink>
-      <w:r>
-        <w:rPr>
-          <w:lang w:val="zh_TW" w:bidi="zh_TW"/>
-        </w:rPr>
-        <w:t>；</w:t>
-      </w:r>
-      <w:hyperlink r:id="rId55">
-        <w:r>
-          <w:rPr>
-            <w:lang w:val="zh_TW" w:bidi="zh_TW"/>
-          </w:rPr>
-          <w:rPr>
-            <w:color w:val="0000EE"/>
-            <w:u w:val="single"/>
-          </w:rPr>
-          <w:t>賽30:22</w:t>
-        </w:r>
-      </w:hyperlink>
-      <w:r>
-        <w:rPr>
-          <w:lang w:val="zh_TW" w:bidi="zh_TW"/>
-        </w:rPr>
-        <w:t>；</w:t>
-      </w:r>
-      <w:hyperlink r:id="rId56">
-        <w:r>
-          <w:rPr>
-            <w:lang w:val="zh_TW" w:bidi="zh_TW"/>
-          </w:rPr>
-          <w:rPr>
-            <w:color w:val="0000EE"/>
-            <w:u w:val="single"/>
-          </w:rPr>
-          <w:t>結36:25</w:t>
-        </w:r>
-      </w:hyperlink>
-      <w:r>
-        <w:rPr>
-          <w:lang w:val="zh_TW" w:bidi="zh_TW"/>
-        </w:rPr>
-        <w:t>），外邦人也是如此（</w:t>
-      </w:r>
-      <w:hyperlink r:id="rId57">
-        <w:r>
-          <w:rPr>
-            <w:lang w:val="zh_TW" w:bidi="zh_TW"/>
-          </w:rPr>
-          <w:rPr>
-            <w:color w:val="0000EE"/>
-            <w:u w:val="single"/>
-          </w:rPr>
-          <w:t>耶43:12</w:t>
-        </w:r>
-      </w:hyperlink>
-      <w:r>
-        <w:rPr>
-          <w:lang w:val="zh_TW" w:bidi="zh_TW"/>
-        </w:rPr>
-        <w:t>）。因此，與外邦人接觸被認為會造成不潔。但福音的普世性挑戰了這種信念（例如，</w:t>
-      </w:r>
-      <w:hyperlink r:id="rId58">
-        <w:r>
-          <w:rPr>
-            <w:lang w:val="zh_TW" w:bidi="zh_TW"/>
-          </w:rPr>
-          <w:rPr>
-            <w:color w:val="0000EE"/>
-            <w:u w:val="single"/>
-          </w:rPr>
-          <w:t>約4:9</w:t>
-        </w:r>
-      </w:hyperlink>
-      <w:r>
-        <w:rPr>
-          <w:lang w:val="zh_TW" w:bidi="zh_TW"/>
-        </w:rPr>
-        <w:t>；</w:t>
-      </w:r>
-      <w:hyperlink r:id="rId59">
-        <w:r>
-          <w:rPr>
-            <w:lang w:val="zh_TW" w:bidi="zh_TW"/>
-          </w:rPr>
-          <w:rPr>
-            <w:color w:val="0000EE"/>
-            <w:u w:val="single"/>
-          </w:rPr>
-          <w:t>徒10:28</w:t>
-        </w:r>
-      </w:hyperlink>
-      <w:r>
-        <w:rPr>
-          <w:lang w:val="zh_TW" w:bidi="zh_TW"/>
-        </w:rPr>
-        <w:t>；參</w:t>
-      </w:r>
-      <w:hyperlink r:id="rId60">
-        <w:r>
-          <w:rPr>
-            <w:lang w:val="zh_TW" w:bidi="zh_TW"/>
-          </w:rPr>
-          <w:rPr>
-            <w:color w:val="0000EE"/>
-            <w:u w:val="single"/>
-          </w:rPr>
-          <w:t>加2:11–14</w:t>
-        </w:r>
-      </w:hyperlink>
-      <w:r>
-        <w:rPr>
-          <w:lang w:val="zh_TW" w:bidi="zh_TW"/>
-        </w:rPr>
-        <w:t>）。與偶像崇拜的不潔密切相關的，是由污鬼所引起的不潔（</w:t>
-      </w:r>
-      <w:hyperlink r:id="rId61">
-        <w:r>
-          <w:rPr>
-            <w:lang w:val="zh_TW" w:bidi="zh_TW"/>
-          </w:rPr>
-          <w:rPr>
-            <w:color w:val="0000EE"/>
-            <w:u w:val="single"/>
-          </w:rPr>
-          <w:t>亞13:2</w:t>
-        </w:r>
-      </w:hyperlink>
-      <w:r>
-        <w:rPr>
-          <w:lang w:val="zh_TW" w:bidi="zh_TW"/>
-        </w:rPr>
-        <w:t>；參</w:t>
-      </w:r>
-      <w:hyperlink r:id="rId62">
-        <w:r>
-          <w:rPr>
-            <w:lang w:val="zh_TW" w:bidi="zh_TW"/>
-          </w:rPr>
-          <w:rPr>
-            <w:color w:val="0000EE"/>
-            <w:u w:val="single"/>
-          </w:rPr>
-          <w:t>太10:1</w:t>
-        </w:r>
-      </w:hyperlink>
-      <w:r>
-        <w:rPr>
-          <w:lang w:val="zh_TW" w:bidi="zh_TW"/>
-        </w:rPr>
-        <w:t>；</w:t>
-      </w:r>
-      <w:hyperlink r:id="rId63">
-        <w:r>
-          <w:rPr>
-            <w:lang w:val="zh_TW" w:bidi="zh_TW"/>
-          </w:rPr>
-          <w:rPr>
-            <w:color w:val="0000EE"/>
-            <w:u w:val="single"/>
-          </w:rPr>
-          <w:t>可1:23–27</w:t>
-        </w:r>
-      </w:hyperlink>
-      <w:r>
-        <w:rPr>
-          <w:lang w:val="zh_TW" w:bidi="zh_TW"/>
-        </w:rPr>
-        <w:t>。）</w:t>
-      </w:r>
-    </w:p>
-    <w:p>
-      <w:pPr>
-        <w:pStyle w:val="Heading4"/>
-      </w:pPr>
-      <w:r>
-        <w:rPr>
-          <w:lang w:val="zh_TW" w:bidi="zh_TW"/>
-        </w:rPr>
-        <w:t>關於物品的律法</w:t>
+        <w:t>這個稱呼可能只是指她膚色較深、出身外族，不一定特指西坡拉。</w:t>
       </w:r>
     </w:p>
     <w:p>
@@ -1549,63 +868,56 @@
       </w:r>
       <w:r>
         <w:rPr>
-          <w:lang w:val="zh_TW" w:bidi="zh_TW"/>
-        </w:rPr>
-        <w:t>某些律法說明了不潔就像傳染病傳播的原則。死屍會使它們所接觸的東西不潔，死去的昆蟲和某些爬行動物也是如此（</w:t>
-      </w:r>
-      <w:hyperlink r:id="rId64">
-        <w:r>
-          <w:rPr>
-            <w:lang w:val="zh_TW" w:bidi="zh_TW"/>
-          </w:rPr>
-          <w:rPr>
-            <w:color w:val="0000EE"/>
-            <w:u w:val="single"/>
-          </w:rPr>
-          <w:t>利11:29–38</w:t>
-        </w:r>
-      </w:hyperlink>
-      <w:r>
-        <w:rPr>
-          <w:lang w:val="zh_TW" w:bidi="zh_TW"/>
-        </w:rPr>
-        <w:t>）。值得注意的是，乾穀物、流動的泉水和蓄水池中的水都被明確地排除在關於污染的律法之外；否則，這將導致飢餓問題，因為在農業社區中，每天都會在穀物和水中發現死昆蟲和老鼠。不潔的陶器必須打碎，但木製器皿只需清洗（</w:t>
-      </w:r>
-      <w:hyperlink r:id="rId65">
-        <w:r>
-          <w:rPr>
-            <w:lang w:val="zh_TW" w:bidi="zh_TW"/>
-          </w:rPr>
-          <w:rPr>
-            <w:color w:val="0000EE"/>
-            <w:u w:val="single"/>
-          </w:rPr>
-          <w:t>利15:12</w:t>
-        </w:r>
-      </w:hyperlink>
-      <w:r>
-        <w:rPr>
-          <w:lang w:val="zh_TW" w:bidi="zh_TW"/>
-        </w:rPr>
-        <w:t>）。甚至在房屋中有人死亡，未覆蓋的鍋也會變得不潔（</w:t>
-      </w:r>
-      <w:hyperlink r:id="rId66">
-        <w:r>
-          <w:rPr>
-            <w:lang w:val="zh_TW" w:bidi="zh_TW"/>
-          </w:rPr>
-          <w:rPr>
-            <w:color w:val="0000EE"/>
-            <w:u w:val="single"/>
-          </w:rPr>
-          <w:t>民19:15</w:t>
-        </w:r>
-      </w:hyperlink>
-      <w:r>
-        <w:rPr>
-          <w:lang w:val="zh_TW" w:bidi="zh_TW"/>
-        </w:rPr>
-        <w:t>），每個進入房子的人都變得不潔淨。</w:t>
+          <w:i/>
+          <w:lang w:val="zh_TW" w:bidi="zh_TW"/>
+        </w:rPr>
+        <w:t>另見</w:t>
+      </w:r>
+      <w:r>
+        <w:rPr>
+          <w:lang w:val="zh_TW" w:bidi="zh_TW"/>
+        </w:rPr>
+        <w:t>古珊</w:t>
+      </w:r>
+      <w:r>
+        <w:rPr>
+          <w:lang w:val="zh_TW" w:bidi="zh_TW"/>
+        </w:rPr>
+        <w:t>；</w:t>
+      </w:r>
+      <w:r>
+        <w:rPr>
+          <w:lang w:val="zh_TW" w:bidi="zh_TW"/>
+        </w:rPr>
+        <w:t>古示 #1</w:t>
+      </w:r>
+      <w:r>
+        <w:rPr>
+          <w:lang w:val="zh_TW" w:bidi="zh_TW"/>
+        </w:rPr>
+        <w:t>；</w:t>
+      </w:r>
+      <w:r>
+        <w:rPr>
+          <w:lang w:val="zh_TW" w:bidi="zh_TW"/>
+        </w:rPr>
+        <w:t>衣索匹亞</w:t>
+      </w:r>
+      <w:r>
+        <w:rPr>
+          <w:lang w:val="zh_TW" w:bidi="zh_TW"/>
+        </w:rPr>
+        <w:t>。</w:t>
+      </w:r>
+      <w:r>
+        <w:rPr>
+          <w:lang w:val="zh_TW" w:bidi="zh_TW"/>
+        </w:rPr>
+      </w:r>
+      <w:r>
+        <w:rPr>
+          <w:lang w:val="zh_TW" w:bidi="zh_TW"/>
+        </w:rPr>
       </w:r>
     </w:p>
     <w:p>
@@ -1615,76 +927,21 @@
           <w:lang w:val="zh_TW" w:bidi="zh_TW"/>
         </w:rPr>
       </w:r>
-      <w:r>
-        <w:rPr>
-          <w:lang w:val="zh_TW" w:bidi="zh_TW"/>
-        </w:rPr>
-        <w:t>由於外邦人的財物與偶像崇拜有關，而被認為是不潔的；因此，戰爭中獲得的戰利品必須用火或水潔淨（</w:t>
-      </w:r>
-      <w:hyperlink r:id="rId67">
-        <w:r>
-          <w:rPr>
-            <w:lang w:val="zh_TW" w:bidi="zh_TW"/>
-          </w:rPr>
-          <w:rPr>
-            <w:color w:val="0000EE"/>
-            <w:u w:val="single"/>
-          </w:rPr>
-          <w:t>民31:21–24</w:t>
-        </w:r>
-      </w:hyperlink>
-      <w:r>
-        <w:rPr>
-          <w:lang w:val="zh_TW" w:bidi="zh_TW"/>
-        </w:rPr>
-        <w:t>）。羊毛、麻布或皮革的衣物也可能會從患病的人身上染上不潔的「痲瘋病」，這些衣物必須經過檢查。如果痲瘋病的斑點（綠色或紅色的斑塊）在檢查期後擴散，這些衣物必須被燒毀（</w:t>
-      </w:r>
-      <w:hyperlink r:id="rId68">
-        <w:r>
-          <w:rPr>
-            <w:lang w:val="zh_TW" w:bidi="zh_TW"/>
-          </w:rPr>
-          <w:rPr>
-            <w:color w:val="0000EE"/>
-            <w:u w:val="single"/>
-          </w:rPr>
-          <w:t>利13:47–59</w:t>
-        </w:r>
-      </w:hyperlink>
-      <w:r>
-        <w:rPr>
-          <w:lang w:val="zh_TW" w:bidi="zh_TW"/>
-        </w:rPr>
-        <w:t>，</w:t>
-      </w:r>
-      <w:hyperlink r:id="rId69">
-        <w:r>
-          <w:rPr>
-            <w:lang w:val="zh_TW" w:bidi="zh_TW"/>
-          </w:rPr>
-          <w:rPr>
-            <w:color w:val="0000EE"/>
-            <w:u w:val="single"/>
-          </w:rPr>
-          <w:t>14:33–53</w:t>
-        </w:r>
-      </w:hyperlink>
-      <w:r>
-        <w:rPr>
-          <w:lang w:val="zh_TW" w:bidi="zh_TW"/>
-        </w:rPr>
-        <w:t>）。</w:t>
-      </w:r>
     </w:p>
     <w:p>
       <w:pPr>
-        <w:pStyle w:val="Heading4"/>
-      </w:pPr>
-      <w:r>
-        <w:rPr>
-          <w:lang w:val="zh_TW" w:bidi="zh_TW"/>
-        </w:rPr>
-        <w:t>關於地方的律法</w:t>
+        <w:pStyle w:val="Heading2"/>
+      </w:pPr>
+      <w:r>
+        <w:rPr>
+          <w:lang w:val="zh_TW" w:bidi="zh_TW"/>
+        </w:rPr>
+        <w:t>骨頭</w:t>
+      </w:r>
+      <w:r>
+        <w:rPr>
+          <w:lang w:val="zh_TW" w:bidi="zh_TW"/>
+        </w:rPr>
       </w:r>
     </w:p>
     <w:p>
@@ -1698,97 +955,7 @@
         <w:rPr>
           <w:lang w:val="zh_TW" w:bidi="zh_TW"/>
         </w:rPr>
-        <w:t>以色列的土地和百姓都是聖潔的；他們可能因經濟壓迫或崇拜偶像的不潔而被玷污（</w:t>
-      </w:r>
-      <w:hyperlink r:id="rId70">
-        <w:r>
-          <w:rPr>
-            <w:lang w:val="zh_TW" w:bidi="zh_TW"/>
-          </w:rPr>
-          <w:rPr>
-            <w:color w:val="0000EE"/>
-            <w:u w:val="single"/>
-          </w:rPr>
-          <w:t>書22:17–19</w:t>
-        </w:r>
-      </w:hyperlink>
-      <w:r>
-        <w:rPr>
-          <w:lang w:val="zh_TW" w:bidi="zh_TW"/>
-        </w:rPr>
-        <w:t>；</w:t>
-      </w:r>
-      <w:hyperlink r:id="rId71">
-        <w:r>
-          <w:rPr>
-            <w:lang w:val="zh_TW" w:bidi="zh_TW"/>
-          </w:rPr>
-          <w:rPr>
-            <w:color w:val="0000EE"/>
-            <w:u w:val="single"/>
-          </w:rPr>
-          <w:t>耶13:27</w:t>
-        </w:r>
-      </w:hyperlink>
-      <w:r>
-        <w:rPr>
-          <w:lang w:val="zh_TW" w:bidi="zh_TW"/>
-        </w:rPr>
-        <w:t>）。耶路撒冷是一座聖城，但它可以因其居民的罪而被玷污（</w:t>
-      </w:r>
-      <w:hyperlink r:id="rId72">
-        <w:r>
-          <w:rPr>
-            <w:lang w:val="zh_TW" w:bidi="zh_TW"/>
-          </w:rPr>
-          <w:rPr>
-            <w:color w:val="0000EE"/>
-            <w:u w:val="single"/>
-          </w:rPr>
-          <w:t>結22:2–4</w:t>
-        </w:r>
-      </w:hyperlink>
-      <w:r>
-        <w:rPr>
-          <w:lang w:val="zh_TW" w:bidi="zh_TW"/>
-        </w:rPr>
-        <w:t>；</w:t>
-      </w:r>
-      <w:hyperlink r:id="rId73">
-        <w:r>
-          <w:rPr>
-            <w:lang w:val="zh_TW" w:bidi="zh_TW"/>
-          </w:rPr>
-          <w:rPr>
-            <w:color w:val="0000EE"/>
-            <w:u w:val="single"/>
-          </w:rPr>
-          <w:t>哀1:8</w:t>
-        </w:r>
-      </w:hyperlink>
-      <w:r>
-        <w:rPr>
-          <w:lang w:val="zh_TW" w:bidi="zh_TW"/>
-        </w:rPr>
-        <w:t>）或被屠殺居民的血而被玷污（</w:t>
-      </w:r>
-      <w:hyperlink r:id="rId74">
-        <w:r>
-          <w:rPr>
-            <w:lang w:val="zh_TW" w:bidi="zh_TW"/>
-          </w:rPr>
-          <w:rPr>
-            <w:color w:val="0000EE"/>
-            <w:u w:val="single"/>
-          </w:rPr>
-          <w:t>哀4:15</w:t>
-        </w:r>
-      </w:hyperlink>
-      <w:r>
-        <w:rPr>
-          <w:lang w:val="zh_TW" w:bidi="zh_TW"/>
-        </w:rPr>
-        <w:t>）。</w:t>
+        <w:t>骨頭是構成人與動物骨架的堅硬部分。人或動物死後，即使身體的軟組織腐壞，骨頭仍能長久保持原形。因此，人們往往把骨頭與死亡聯想在一起。</w:t>
       </w:r>
     </w:p>
     <w:p>
@@ -1802,9 +969,9 @@
         <w:rPr>
           <w:lang w:val="zh_TW" w:bidi="zh_TW"/>
         </w:rPr>
-        <w:t>聖殿可能被不潔的人玷污。在亞哈斯進行偶像崇拜後，希西家必須潔淨聖殿（</w:t>
-      </w:r>
-      <w:hyperlink r:id="rId75">
+        <w:t>古代以色列人認為，以尊重的方式安葬死者是極為重要的（</w:t>
+      </w:r>
+      <w:hyperlink r:id="rId27">
         <w:r>
           <w:rPr>
             <w:lang w:val="zh_TW" w:bidi="zh_TW"/>
@@ -1813,16 +980,16 @@
             <w:color w:val="0000EE"/>
             <w:u w:val="single"/>
           </w:rPr>
-          <w:t>代下29:15–19</w:t>
+          <w:t>創50:25</w:t>
         </w:r>
       </w:hyperlink>
       <w:r>
         <w:rPr>
           <w:lang w:val="zh_TW" w:bidi="zh_TW"/>
         </w:rPr>
-        <w:t>）；尼希米則必須潔淨多比雅曾住過的房間（</w:t>
-      </w:r>
-      <w:hyperlink r:id="rId76">
+        <w:t>；</w:t>
+      </w:r>
+      <w:hyperlink r:id="rId28">
         <w:r>
           <w:rPr>
             <w:lang w:val="zh_TW" w:bidi="zh_TW"/>
@@ -1831,16 +998,16 @@
             <w:color w:val="0000EE"/>
             <w:u w:val="single"/>
           </w:rPr>
-          <w:t>尼13:9</w:t>
+          <w:t>撒上31:11–13</w:t>
         </w:r>
       </w:hyperlink>
       <w:r>
         <w:rPr>
           <w:lang w:val="zh_TW" w:bidi="zh_TW"/>
         </w:rPr>
-        <w:t>）。贖罪日的一個功能，是清除以色列人過去一年中因其所犯的罪，而轉移到聖殿的污穢（</w:t>
-      </w:r>
-      <w:hyperlink r:id="rId77">
+        <w:t>；</w:t>
+      </w:r>
+      <w:hyperlink r:id="rId29">
         <w:r>
           <w:rPr>
             <w:lang w:val="zh_TW" w:bidi="zh_TW"/>
@@ -1849,16 +1016,16 @@
             <w:color w:val="0000EE"/>
             <w:u w:val="single"/>
           </w:rPr>
-          <w:t>利16:16–19</w:t>
+          <w:t>王下23:14–18</w:t>
         </w:r>
       </w:hyperlink>
       <w:r>
         <w:rPr>
           <w:lang w:val="zh_TW" w:bidi="zh_TW"/>
         </w:rPr>
-        <w:t>、</w:t>
-      </w:r>
-      <w:hyperlink r:id="rId78">
+        <w:t>；</w:t>
+      </w:r>
+      <w:hyperlink r:id="rId30">
         <w:r>
           <w:rPr>
             <w:lang w:val="zh_TW" w:bidi="zh_TW"/>
@@ -1867,7 +1034,25 @@
             <w:color w:val="0000EE"/>
             <w:u w:val="single"/>
           </w:rPr>
-          <w:t>31–33</w:t>
+          <w:t>結39:14–16</w:t>
+        </w:r>
+      </w:hyperlink>
+      <w:r>
+        <w:rPr>
+          <w:lang w:val="zh_TW" w:bidi="zh_TW"/>
+        </w:rPr>
+        <w:t>；</w:t>
+      </w:r>
+      <w:hyperlink r:id="rId31">
+        <w:r>
+          <w:rPr>
+            <w:lang w:val="zh_TW" w:bidi="zh_TW"/>
+          </w:rPr>
+          <w:rPr>
+            <w:color w:val="0000EE"/>
+            <w:u w:val="single"/>
+          </w:rPr>
+          <w:t>摩2:1</w:t>
         </w:r>
       </w:hyperlink>
       <w:r>
@@ -1888,9 +1073,9 @@
         <w:rPr>
           <w:lang w:val="zh_TW" w:bidi="zh_TW"/>
         </w:rPr>
-        <w:t>痲瘋病人的房子拆毀後的碎片會被送到不潔的地方（</w:t>
-      </w:r>
-      <w:hyperlink r:id="rId79">
+        <w:t>在以西結書中，神讓先知看見一個充滿枯骨的平原。這些骨頭代表失去盼望的以色列民，但神應許要賜下祂的靈，使祂的百姓重新得著生命，就像使這些死去的骨頭再生一般（</w:t>
+      </w:r>
+      <w:hyperlink r:id="rId32">
         <w:r>
           <w:rPr>
             <w:lang w:val="zh_TW" w:bidi="zh_TW"/>
@@ -1899,16 +1084,16 @@
             <w:color w:val="0000EE"/>
             <w:u w:val="single"/>
           </w:rPr>
-          <w:t>利14:45</w:t>
+          <w:t>結37:1–14</w:t>
         </w:r>
       </w:hyperlink>
       <w:r>
         <w:rPr>
           <w:lang w:val="zh_TW" w:bidi="zh_TW"/>
         </w:rPr>
-        <w:t>）。欣嫩谷在後來的年代成為耶路撒冷的垃圾場，這形成新約末世論中「地獄（Gehenna）」的意象，視為永恆懲罰之地。由於以色列的營地是聖潔的地方，必須謹慎將人類的排泄物埋在營地的外面（</w:t>
-      </w:r>
-      <w:hyperlink r:id="rId80">
+        <w:t>）。其實，在活著的身體裡，骨頭是有生命的組織。以西結也寫到斷骨可以痊癒（</w:t>
+      </w:r>
+      <w:hyperlink r:id="rId33">
         <w:r>
           <w:rPr>
             <w:lang w:val="zh_TW" w:bidi="zh_TW"/>
@@ -1917,25 +1102,14 @@
             <w:color w:val="0000EE"/>
             <w:u w:val="single"/>
           </w:rPr>
-          <w:t>申23:12–14</w:t>
+          <w:t>結30:21</w:t>
         </w:r>
       </w:hyperlink>
       <w:r>
         <w:rPr>
           <w:lang w:val="zh_TW" w:bidi="zh_TW"/>
         </w:rPr>
-        <w:t>）。在軍事行動中，這一簡單措施，尤其在預防疾病方面的重要性，則不容忽視，因為瘟疫是古代軍隊中的一大災難。</w:t>
-      </w:r>
-    </w:p>
-    <w:p>
-      <w:pPr>
-        <w:pStyle w:val="Heading4"/>
-      </w:pPr>
-      <w:r>
-        <w:rPr>
-          <w:lang w:val="zh_TW" w:bidi="zh_TW"/>
-        </w:rPr>
-        <w:t>關於食物的律法</w:t>
+        <w:t>）。</w:t>
       </w:r>
     </w:p>
     <w:p>
@@ -1949,9 +1123,9 @@
         <w:rPr>
           <w:lang w:val="zh_TW" w:bidi="zh_TW"/>
         </w:rPr>
-        <w:t>某些種類的動物是不潔的，因此不能食用（</w:t>
-      </w:r>
-      <w:hyperlink r:id="rId81">
+        <w:t>以色列人守逾越節時，必須獻上一隻毫無殘疾的羊羔，其中一項要求是羊羔的骨頭一根也不可折斷（</w:t>
+      </w:r>
+      <w:hyperlink r:id="rId34">
         <w:r>
           <w:rPr>
             <w:lang w:val="zh_TW" w:bidi="zh_TW"/>
@@ -1960,7 +1134,7 @@
             <w:color w:val="0000EE"/>
             <w:u w:val="single"/>
           </w:rPr>
-          <w:t>利11章</w:t>
+          <w:t>出12:46</w:t>
         </w:r>
       </w:hyperlink>
       <w:r>
@@ -1969,7 +1143,7 @@
         </w:rPr>
         <w:t>；</w:t>
       </w:r>
-      <w:hyperlink r:id="rId32">
+      <w:hyperlink r:id="rId35">
         <w:r>
           <w:rPr>
             <w:lang w:val="zh_TW" w:bidi="zh_TW"/>
@@ -1978,16 +1152,16 @@
             <w:color w:val="0000EE"/>
             <w:u w:val="single"/>
           </w:rPr>
-          <w:t>申14:3–21</w:t>
+          <w:t>民9:11–12</w:t>
         </w:r>
       </w:hyperlink>
       <w:r>
         <w:rPr>
           <w:lang w:val="zh_TW" w:bidi="zh_TW"/>
         </w:rPr>
-        <w:t>）。因年老、疾病或受傷而死亡的動物，或被掠食者咬傷的動物，都是不潔的。不反芻或無分蹄的動物是不潔的，這包括豬、駱駝、獾和兔子等。以色列人只能吃有鰭和鱗的魚。猛禽和食腐動物是不潔的。除了會跳的昆蟲（蝗蟲、蚱蜢和蟋蟀）以外，所有有翅膀的昆蟲都是不潔的。一大類的「爬行性動物」也被禁止食用，包括蠕蟲、蜥蜴、蛇、黃鼠狼和老鼠。除此之外，還有古老的禁止吃血的禁令（</w:t>
-      </w:r>
-      <w:hyperlink r:id="rId82">
+        <w:t>）。這項律例在新約聖經中具有特別的意義。羅馬兵丁通常會打斷被釘十字架之人的腿，使其更快死亡，但當耶穌被釘十字架時，他們並沒有打斷祂的腿。這正應驗了舊約聖經中關於耶穌的話——祂被稱為「神的羔羊」（</w:t>
+      </w:r>
+      <w:hyperlink r:id="rId36">
         <w:r>
           <w:rPr>
             <w:lang w:val="zh_TW" w:bidi="zh_TW"/>
@@ -1996,7 +1170,7 @@
             <w:color w:val="0000EE"/>
             <w:u w:val="single"/>
           </w:rPr>
-          <w:t>創9:4</w:t>
+          <w:t>詩34:20</w:t>
         </w:r>
       </w:hyperlink>
       <w:r>
@@ -2005,7 +1179,7 @@
         </w:rPr>
         <w:t>；</w:t>
       </w:r>
-      <w:hyperlink r:id="rId83">
+      <w:hyperlink r:id="rId37">
         <w:r>
           <w:rPr>
             <w:lang w:val="zh_TW" w:bidi="zh_TW"/>
@@ -2014,16 +1188,10 @@
             <w:color w:val="0000EE"/>
             <w:u w:val="single"/>
           </w:rPr>
-          <w:t>利17:14–15</w:t>
+          <w:t>約1:36，</w:t>
         </w:r>
       </w:hyperlink>
-      <w:r>
-        <w:rPr>
-          <w:lang w:val="zh_TW" w:bidi="zh_TW"/>
-        </w:rPr>
-        <w:t>；</w:t>
-      </w:r>
-      <w:hyperlink r:id="rId84">
+      <w:hyperlink r:id="rId38">
         <w:r>
           <w:rPr>
             <w:lang w:val="zh_TW" w:bidi="zh_TW"/>
@@ -2032,54 +1200,14 @@
             <w:color w:val="0000EE"/>
             <w:u w:val="single"/>
           </w:rPr>
-          <w:t>申12:16–23</w:t>
+          <w:t>約19:30–37</w:t>
         </w:r>
       </w:hyperlink>
       <w:r>
         <w:rPr>
           <w:lang w:val="zh_TW" w:bidi="zh_TW"/>
         </w:rPr>
-        <w:t>；</w:t>
-      </w:r>
-      <w:hyperlink r:id="rId33">
-        <w:r>
-          <w:rPr>
-            <w:lang w:val="zh_TW" w:bidi="zh_TW"/>
-          </w:rPr>
-          <w:rPr>
-            <w:color w:val="0000EE"/>
-            <w:u w:val="single"/>
-          </w:rPr>
-          <w:t>徒15:28–29</w:t>
-        </w:r>
-      </w:hyperlink>
-      <w:r>
-        <w:rPr>
-          <w:lang w:val="zh_TW" w:bidi="zh_TW"/>
-        </w:rPr>
         <w:t>）。</w:t>
-      </w:r>
-    </w:p>
-    <w:p>
-      <w:pPr>
-        <w:pStyle w:val="Heading3"/>
-      </w:pPr>
-      <w:r>
-        <w:rPr>
-          <w:lang w:val="zh_TW" w:bidi="zh_TW"/>
-        </w:rPr>
-        <w:t>潔淨禮儀</w:t>
-      </w:r>
-    </w:p>
-    <w:p>
-      <w:pPr>
-        <w:pStyle w:val="Heading4"/>
-      </w:pPr>
-      <w:r>
-        <w:rPr>
-          <w:lang w:val="zh_TW" w:bidi="zh_TW"/>
-        </w:rPr>
-        <w:t>藉由經過的時間潔淨</w:t>
       </w:r>
     </w:p>
     <w:p>
@@ -2093,9 +1221,9 @@
         <w:rPr>
           <w:lang w:val="zh_TW" w:bidi="zh_TW"/>
         </w:rPr>
-        <w:t>次要的不潔通常可以通過等到晚上消除（</w:t>
-      </w:r>
-      <w:hyperlink r:id="rId85">
+        <w:t>在聖經的某些地方，人們會以骨頭來表達強烈的情感（</w:t>
+      </w:r>
+      <w:hyperlink r:id="rId39">
         <w:r>
           <w:rPr>
             <w:lang w:val="zh_TW" w:bidi="zh_TW"/>
@@ -2104,16 +1232,16 @@
             <w:color w:val="0000EE"/>
             <w:u w:val="single"/>
           </w:rPr>
-          <w:t>利11:24</w:t>
+          <w:t>伯2:5</w:t>
         </w:r>
       </w:hyperlink>
       <w:r>
         <w:rPr>
           <w:lang w:val="zh_TW" w:bidi="zh_TW"/>
         </w:rPr>
-        <w:t>），或等待七天、十四天、四十天或八十天。死屍所接觸的東西會不潔七天（</w:t>
-      </w:r>
-      <w:hyperlink r:id="rId86">
+        <w:t>，</w:t>
+      </w:r>
+      <w:hyperlink r:id="rId40">
         <w:r>
           <w:rPr>
             <w:lang w:val="zh_TW" w:bidi="zh_TW"/>
@@ -2122,16 +1250,16 @@
             <w:color w:val="0000EE"/>
             <w:u w:val="single"/>
           </w:rPr>
-          <w:t>民19:11</w:t>
+          <w:t>19:20</w:t>
         </w:r>
       </w:hyperlink>
       <w:r>
         <w:rPr>
           <w:lang w:val="zh_TW" w:bidi="zh_TW"/>
         </w:rPr>
-        <w:t>），月經也是如此（</w:t>
-      </w:r>
-      <w:hyperlink r:id="rId87">
+        <w:t>，</w:t>
+      </w:r>
+      <w:hyperlink r:id="rId41">
         <w:r>
           <w:rPr>
             <w:lang w:val="zh_TW" w:bidi="zh_TW"/>
@@ -2140,41 +1268,16 @@
             <w:color w:val="0000EE"/>
             <w:u w:val="single"/>
           </w:rPr>
-          <w:t>利15:19</w:t>
+          <w:t>30:30</w:t>
         </w:r>
       </w:hyperlink>
       <w:r>
         <w:rPr>
           <w:lang w:val="zh_TW" w:bidi="zh_TW"/>
         </w:rPr>
-        <w:t>）。當孩子出生時，對於男嬰而言，母親的不潔狀況會持續七天，對於女嬰則持續十四天。在此之後，母親還需再等三十三天（若生男嬰）或六十六天（若生女嬰）才能接觸任何聖物。</w:t>
-      </w:r>
-    </w:p>
-    <w:p>
-      <w:pPr>
-        <w:pStyle w:val="Heading4"/>
-      </w:pPr>
-      <w:r>
-        <w:rPr>
-          <w:lang w:val="zh_TW" w:bidi="zh_TW"/>
-        </w:rPr>
-        <w:t>用水潔淨</w:t>
-      </w:r>
-    </w:p>
-    <w:p>
-      <w:pPr/>
-      <w:r>
-        <w:rPr>
-          <w:lang w:val="zh_TW" w:bidi="zh_TW"/>
-        </w:rPr>
-      </w:r>
-      <w:r>
-        <w:rPr>
-          <w:lang w:val="zh_TW" w:bidi="zh_TW"/>
-        </w:rPr>
-        <w:t>接觸不潔之物，如身體排泄物，通常需要洗手和洗衣服，這通常需要等待一天的時間（</w:t>
-      </w:r>
-      <w:hyperlink r:id="rId88">
+        <w:t>）。聖經也使用「骨肉」這個片語來表明人之間的親屬關係。當人說某人是自己的「骨肉」時的意思是他是家人，就像今日我們說「血肉之親」一樣（參</w:t>
+      </w:r>
+      <w:hyperlink r:id="rId42">
         <w:r>
           <w:rPr>
             <w:lang w:val="zh_TW" w:bidi="zh_TW"/>
@@ -2183,41 +1286,16 @@
             <w:color w:val="0000EE"/>
             <w:u w:val="single"/>
           </w:rPr>
-          <w:t>利15:5–11</w:t>
+          <w:t>創2:23</w:t>
         </w:r>
       </w:hyperlink>
       <w:r>
         <w:rPr>
           <w:lang w:val="zh_TW" w:bidi="zh_TW"/>
         </w:rPr>
-        <w:t>）。</w:t>
-      </w:r>
-    </w:p>
-    <w:p>
-      <w:pPr>
-        <w:pStyle w:val="Heading4"/>
-      </w:pPr>
-      <w:r>
-        <w:rPr>
-          <w:lang w:val="zh_TW" w:bidi="zh_TW"/>
-        </w:rPr>
-        <w:t>用儀式性的物質來潔淨</w:t>
-      </w:r>
-    </w:p>
-    <w:p>
-      <w:pPr/>
-      <w:r>
-        <w:rPr>
-          <w:lang w:val="zh_TW" w:bidi="zh_TW"/>
-        </w:rPr>
-      </w:r>
-      <w:r>
-        <w:rPr>
-          <w:lang w:val="zh_TW" w:bidi="zh_TW"/>
-        </w:rPr>
-        <w:t>潔淨禮儀中使用的儀式性物質包括用水混合的紅母牛的灰（</w:t>
-      </w:r>
-      <w:hyperlink r:id="rId89">
+        <w:t>，</w:t>
+      </w:r>
+      <w:hyperlink r:id="rId43">
         <w:r>
           <w:rPr>
             <w:lang w:val="zh_TW" w:bidi="zh_TW"/>
@@ -2226,16 +1304,16 @@
             <w:color w:val="0000EE"/>
             <w:u w:val="single"/>
           </w:rPr>
-          <w:t>民19:1–10</w:t>
+          <w:t>29:14</w:t>
         </w:r>
       </w:hyperlink>
       <w:r>
         <w:rPr>
           <w:lang w:val="zh_TW" w:bidi="zh_TW"/>
         </w:rPr>
-        <w:t>），以及（在痲瘋病的情況下）香柏木、朱紅色線、牛膝草和血（</w:t>
-      </w:r>
-      <w:hyperlink r:id="rId90">
+        <w:t>；</w:t>
+      </w:r>
+      <w:hyperlink r:id="rId44">
         <w:r>
           <w:rPr>
             <w:lang w:val="zh_TW" w:bidi="zh_TW"/>
@@ -2244,2643 +1322,14 @@
             <w:color w:val="0000EE"/>
             <w:u w:val="single"/>
           </w:rPr>
-          <w:t>利14:2–9</w:t>
+          <w:t>士9:2</w:t>
         </w:r>
       </w:hyperlink>
       <w:r>
         <w:rPr>
           <w:lang w:val="zh_TW" w:bidi="zh_TW"/>
         </w:rPr>
-        <w:t>）。當祭壇用於潔淨儀式時，只有血是合適的，因為祭壇是為罪獻祭的地方（</w:t>
-      </w:r>
-      <w:hyperlink r:id="rId91">
-        <w:r>
-          <w:rPr>
-            <w:lang w:val="zh_TW" w:bidi="zh_TW"/>
-          </w:rPr>
-          <w:rPr>
-            <w:color w:val="0000EE"/>
-            <w:u w:val="single"/>
-          </w:rPr>
-          <w:t>利16:18–19</w:t>
-        </w:r>
-      </w:hyperlink>
-      <w:r>
-        <w:rPr>
-          <w:lang w:val="zh_TW" w:bidi="zh_TW"/>
-        </w:rPr>
-        <w:t>；</w:t>
-      </w:r>
-      <w:hyperlink r:id="rId92">
-        <w:r>
-          <w:rPr>
-            <w:lang w:val="zh_TW" w:bidi="zh_TW"/>
-          </w:rPr>
-          <w:rPr>
-            <w:color w:val="0000EE"/>
-            <w:u w:val="single"/>
-          </w:rPr>
-          <w:t>結43:20</w:t>
-        </w:r>
-      </w:hyperlink>
-      <w:r>
-        <w:rPr>
-          <w:lang w:val="zh_TW" w:bidi="zh_TW"/>
-        </w:rPr>
         <w:t>）。</w:t>
-      </w:r>
-    </w:p>
-    <w:p>
-      <w:pPr>
-        <w:pStyle w:val="Heading4"/>
-      </w:pPr>
-      <w:r>
-        <w:rPr>
-          <w:lang w:val="zh_TW" w:bidi="zh_TW"/>
-        </w:rPr>
-        <w:t>藉獻祭潔淨</w:t>
-      </w:r>
-    </w:p>
-    <w:p>
-      <w:pPr/>
-      <w:r>
-        <w:rPr>
-          <w:lang w:val="zh_TW" w:bidi="zh_TW"/>
-        </w:rPr>
-      </w:r>
-      <w:r>
-        <w:rPr>
-          <w:lang w:val="zh_TW" w:bidi="zh_TW"/>
-        </w:rPr>
-        <w:t>獻祭是儀式和道德潔淨的最終來源。除了性排泄物外，所有的身體排泄物都得通過獻上斑鳩和雛鴿來潔淨（</w:t>
-      </w:r>
-      <w:hyperlink r:id="rId93">
-        <w:r>
-          <w:rPr>
-            <w:lang w:val="zh_TW" w:bidi="zh_TW"/>
-          </w:rPr>
-          <w:rPr>
-            <w:color w:val="0000EE"/>
-            <w:u w:val="single"/>
-          </w:rPr>
-          <w:t>利15:14–15、29–30</w:t>
-        </w:r>
-      </w:hyperlink>
-      <w:r>
-        <w:rPr>
-          <w:lang w:val="zh_TW" w:bidi="zh_TW"/>
-        </w:rPr>
-        <w:t>）。生育孩子則需要獻上一隻羔羊和一隻鳥（</w:t>
-      </w:r>
-      <w:hyperlink r:id="rId94">
-        <w:r>
-          <w:rPr>
-            <w:lang w:val="zh_TW" w:bidi="zh_TW"/>
-          </w:rPr>
-          <w:rPr>
-            <w:color w:val="0000EE"/>
-            <w:u w:val="single"/>
-          </w:rPr>
-          <w:t>12:6</w:t>
-        </w:r>
-      </w:hyperlink>
-      <w:r>
-        <w:rPr>
-          <w:lang w:val="zh_TW" w:bidi="zh_TW"/>
-        </w:rPr>
-        <w:t>）。窮人可以獻鳥代替動物（</w:t>
-      </w:r>
-      <w:hyperlink r:id="rId95">
-        <w:r>
-          <w:rPr>
-            <w:lang w:val="zh_TW" w:bidi="zh_TW"/>
-          </w:rPr>
-          <w:rPr>
-            <w:color w:val="0000EE"/>
-            <w:u w:val="single"/>
-          </w:rPr>
-          <w:t>利12:8</w:t>
-        </w:r>
-      </w:hyperlink>
-      <w:r>
-        <w:rPr>
-          <w:lang w:val="zh_TW" w:bidi="zh_TW"/>
-        </w:rPr>
-        <w:t>，</w:t>
-      </w:r>
-      <w:hyperlink r:id="rId96">
-        <w:r>
-          <w:rPr>
-            <w:lang w:val="zh_TW" w:bidi="zh_TW"/>
-          </w:rPr>
-          <w:rPr>
-            <w:color w:val="0000EE"/>
-            <w:u w:val="single"/>
-          </w:rPr>
-          <w:t>14:21–32</w:t>
-        </w:r>
-      </w:hyperlink>
-      <w:r>
-        <w:rPr>
-          <w:lang w:val="zh_TW" w:bidi="zh_TW"/>
-        </w:rPr>
-        <w:t>；</w:t>
-      </w:r>
-      <w:hyperlink r:id="rId97">
-        <w:r>
-          <w:rPr>
-            <w:lang w:val="zh_TW" w:bidi="zh_TW"/>
-          </w:rPr>
-          <w:rPr>
-            <w:color w:val="0000EE"/>
-            <w:u w:val="single"/>
-          </w:rPr>
-          <w:t>路2:24</w:t>
-        </w:r>
-      </w:hyperlink>
-      <w:r>
-        <w:rPr>
-          <w:lang w:val="zh_TW" w:bidi="zh_TW"/>
-        </w:rPr>
-        <w:t>）。</w:t>
-      </w:r>
-    </w:p>
-    <w:p>
-      <w:pPr/>
-      <w:r>
-        <w:rPr>
-          <w:lang w:val="zh_TW" w:bidi="zh_TW"/>
-        </w:rPr>
-      </w:r>
-      <w:r>
-        <w:rPr>
-          <w:lang w:val="zh_TW" w:bidi="zh_TW"/>
-        </w:rPr>
-        <w:t>在獻祭中，血象徵一個生命的給予，因此也象徵著經歷死亡；疾病或罪的不潔被認為轉移到祭物上，從而除去不潔（</w:t>
-      </w:r>
-      <w:hyperlink r:id="rId98">
-        <w:r>
-          <w:rPr>
-            <w:lang w:val="zh_TW" w:bidi="zh_TW"/>
-          </w:rPr>
-          <w:rPr>
-            <w:color w:val="0000EE"/>
-            <w:u w:val="single"/>
-          </w:rPr>
-          <w:t>利14:7</w:t>
-        </w:r>
-      </w:hyperlink>
-      <w:r>
-        <w:rPr>
-          <w:lang w:val="zh_TW" w:bidi="zh_TW"/>
-        </w:rPr>
-        <w:t>）。因此，獻祭中的死亡總是具有代替性。只有血祭才能提供對罪本身所需的道德潔淨；因此，這種獻祭是所有潔淨的基礎，包括對疾病的潔淨。</w:t>
-      </w:r>
-    </w:p>
-    <w:p>
-      <w:pPr>
-        <w:pStyle w:val="Heading4"/>
-      </w:pPr>
-      <w:r>
-        <w:rPr>
-          <w:lang w:val="zh_TW" w:bidi="zh_TW"/>
-        </w:rPr>
-        <w:t>用火潔淨</w:t>
-      </w:r>
-    </w:p>
-    <w:p>
-      <w:pPr/>
-      <w:r>
-        <w:rPr>
-          <w:lang w:val="zh_TW" w:bidi="zh_TW"/>
-        </w:rPr>
-      </w:r>
-      <w:r>
-        <w:rPr>
-          <w:lang w:val="zh_TW" w:bidi="zh_TW"/>
-        </w:rPr>
-        <w:t>有些污染只能用火來去除，例如金屬鍋的污染（</w:t>
-      </w:r>
-      <w:hyperlink r:id="rId99">
-        <w:r>
-          <w:rPr>
-            <w:lang w:val="zh_TW" w:bidi="zh_TW"/>
-          </w:rPr>
-          <w:rPr>
-            <w:color w:val="0000EE"/>
-            <w:u w:val="single"/>
-          </w:rPr>
-          <w:t>民31:22–23</w:t>
-        </w:r>
-      </w:hyperlink>
-      <w:r>
-        <w:rPr>
-          <w:lang w:val="zh_TW" w:bidi="zh_TW"/>
-        </w:rPr>
-        <w:t>）。亂倫不僅要處以死刑，還要焚燒屍體（</w:t>
-      </w:r>
-      <w:hyperlink r:id="rId100">
-        <w:r>
-          <w:rPr>
-            <w:lang w:val="zh_TW" w:bidi="zh_TW"/>
-          </w:rPr>
-          <w:rPr>
-            <w:color w:val="0000EE"/>
-            <w:u w:val="single"/>
-          </w:rPr>
-          <w:t>利20:14</w:t>
-        </w:r>
-      </w:hyperlink>
-      <w:r>
-        <w:rPr>
-          <w:lang w:val="zh_TW" w:bidi="zh_TW"/>
-        </w:rPr>
-        <w:t>）。偶像崇拜必須通過徹底銷毀物件和焚燒的方式來清除（</w:t>
-      </w:r>
-      <w:hyperlink r:id="rId101">
-        <w:r>
-          <w:rPr>
-            <w:lang w:val="zh_TW" w:bidi="zh_TW"/>
-          </w:rPr>
-          <w:rPr>
-            <w:color w:val="0000EE"/>
-            <w:u w:val="single"/>
-          </w:rPr>
-          <w:t>出32:20</w:t>
-        </w:r>
-      </w:hyperlink>
-      <w:r>
-        <w:rPr>
-          <w:lang w:val="zh_TW" w:bidi="zh_TW"/>
-        </w:rPr>
-        <w:t>）。奉獻給異教神祇的城也必須被焚燒。</w:t>
-      </w:r>
-    </w:p>
-    <w:p>
-      <w:pPr>
-        <w:pStyle w:val="Heading3"/>
-      </w:pPr>
-      <w:r>
-        <w:rPr>
-          <w:lang w:val="zh_TW" w:bidi="zh_TW"/>
-        </w:rPr>
-        <w:t>新約觀點</w:t>
-      </w:r>
-    </w:p>
-    <w:p>
-      <w:pPr/>
-      <w:r>
-        <w:rPr>
-          <w:lang w:val="zh_TW" w:bidi="zh_TW"/>
-        </w:rPr>
-      </w:r>
-      <w:r>
-        <w:rPr>
-          <w:lang w:val="zh_TW" w:bidi="zh_TW"/>
-        </w:rPr>
-        <w:t>新約並未否定舊約關於潔淨與不潔淨的概念，而是在新的背景下重新詮釋。它特別強調這個概念的道德意義，並將不潔與罪聯繫在一起。</w:t>
-      </w:r>
-    </w:p>
-    <w:p>
-      <w:pPr/>
-      <w:r>
-        <w:rPr>
-          <w:lang w:val="zh_TW" w:bidi="zh_TW"/>
-        </w:rPr>
-      </w:r>
-      <w:r>
-        <w:rPr>
-          <w:lang w:val="zh_TW" w:bidi="zh_TW"/>
-        </w:rPr>
-        <w:t>福音書的寫作背景是舊約律法以及法利賽人和撒都該人所添加的規條。耶穌遵守律法，但卻經常與圍繞律法而發展起來的應用上的曲解（系統）相衝突。耶穌教導說，真正的污穢來自罪人的內心，而不是外在的污染（</w:t>
-      </w:r>
-      <w:hyperlink r:id="rId102">
-        <w:r>
-          <w:rPr>
-            <w:lang w:val="zh_TW" w:bidi="zh_TW"/>
-          </w:rPr>
-          <w:rPr>
-            <w:color w:val="0000EE"/>
-            <w:u w:val="single"/>
-          </w:rPr>
-          <w:t>可7:14–23</w:t>
-        </w:r>
-      </w:hyperlink>
-      <w:r>
-        <w:rPr>
-          <w:lang w:val="zh_TW" w:bidi="zh_TW"/>
-        </w:rPr>
-        <w:t>；</w:t>
-      </w:r>
-      <w:hyperlink r:id="rId103">
-        <w:r>
-          <w:rPr>
-            <w:lang w:val="zh_TW" w:bidi="zh_TW"/>
-          </w:rPr>
-          <w:rPr>
-            <w:color w:val="0000EE"/>
-            <w:u w:val="single"/>
-          </w:rPr>
-          <w:t>路11:39–41</w:t>
-        </w:r>
-      </w:hyperlink>
-      <w:r>
-        <w:rPr>
-          <w:lang w:val="zh_TW" w:bidi="zh_TW"/>
-        </w:rPr>
-        <w:t>）。耶穌教導中的一個核心，是攻擊法利賽人的禮儀形式主義。因此，有人說耶穌將律法「內化（internalized）」。更正確的說法是耶穌強調律法對人內心生命的要求。</w:t>
-      </w:r>
-    </w:p>
-    <w:p>
-      <w:pPr/>
-      <w:r>
-        <w:rPr>
-          <w:lang w:val="zh_TW" w:bidi="zh_TW"/>
-        </w:rPr>
-      </w:r>
-      <w:r>
-        <w:rPr>
-          <w:lang w:val="zh_TW" w:bidi="zh_TW"/>
-        </w:rPr>
-        <w:t>福音書中「污鬼」這一稱謂強調鬼本質上的邪惡。事實上，「不潔淨」這個詞在福音書中總是與靈有關，這一細節說明了新約聖經把重點從儀式上的不潔轉移到罪及其罪責上。</w:t>
-      </w:r>
-    </w:p>
-    <w:p>
-      <w:pPr/>
-      <w:r>
-        <w:rPr>
-          <w:lang w:val="zh_TW" w:bidi="zh_TW"/>
-        </w:rPr>
-      </w:r>
-      <w:hyperlink r:id="rId104">
-        <w:r>
-          <w:rPr>
-            <w:lang w:val="zh_TW" w:bidi="zh_TW"/>
-          </w:rPr>
-          <w:rPr>
-            <w:color w:val="0000EE"/>
-            <w:u w:val="single"/>
-          </w:rPr>
-          <w:t>使徒行傳第十章</w:t>
-        </w:r>
-      </w:hyperlink>
-      <w:r>
-        <w:rPr>
-          <w:lang w:val="zh_TW" w:bidi="zh_TW"/>
-        </w:rPr>
-        <w:t>記載了早期教會生活中的一個重要事件，當時神教導使徒彼得，外邦人本身並非不潔，彼得有義務接納他們。這一教導的結果是使哥尼流歸信。</w:t>
-      </w:r>
-    </w:p>
-    <w:p>
-      <w:pPr/>
-      <w:r>
-        <w:rPr>
-          <w:lang w:val="zh_TW" w:bidi="zh_TW"/>
-        </w:rPr>
-      </w:r>
-      <w:r>
-        <w:rPr>
-          <w:lang w:val="zh_TW" w:bidi="zh_TW"/>
-        </w:rPr>
-        <w:t>耶穌主張不潔源自內心，這一教導在使徒保羅提出「基督裏的自由的教義」中結出果子。保羅身為一個可以自稱從未違背外在律法的法利賽人，但他後來明白沒有任何事物本身是不潔的（</w:t>
-      </w:r>
-      <w:hyperlink r:id="rId105">
-        <w:r>
-          <w:rPr>
-            <w:lang w:val="zh_TW" w:bidi="zh_TW"/>
-          </w:rPr>
-          <w:rPr>
-            <w:color w:val="0000EE"/>
-            <w:u w:val="single"/>
-          </w:rPr>
-          <w:t>羅14:14–20</w:t>
-        </w:r>
-      </w:hyperlink>
-      <w:r>
-        <w:rPr>
-          <w:lang w:val="zh_TW" w:bidi="zh_TW"/>
-        </w:rPr>
-        <w:t>）。在他的書信中，保羅表明潔淨是內心順服而來的結果，這是由重生帶來的；它是基於贖罪的潔淨能力（見</w:t>
-      </w:r>
-      <w:hyperlink r:id="rId106">
-        <w:r>
-          <w:rPr>
-            <w:lang w:val="zh_TW" w:bidi="zh_TW"/>
-          </w:rPr>
-          <w:rPr>
-            <w:color w:val="0000EE"/>
-            <w:u w:val="single"/>
-          </w:rPr>
-          <w:t>羅6:19</w:t>
-        </w:r>
-      </w:hyperlink>
-      <w:r>
-        <w:rPr>
-          <w:lang w:val="zh_TW" w:bidi="zh_TW"/>
-        </w:rPr>
-        <w:t>；</w:t>
-      </w:r>
-      <w:hyperlink r:id="rId107">
-        <w:r>
-          <w:rPr>
-            <w:lang w:val="zh_TW" w:bidi="zh_TW"/>
-          </w:rPr>
-          <w:rPr>
-            <w:color w:val="0000EE"/>
-            <w:u w:val="single"/>
-          </w:rPr>
-          <w:t>帖前2:3–4</w:t>
-        </w:r>
-      </w:hyperlink>
-      <w:r>
-        <w:rPr>
-          <w:lang w:val="zh_TW" w:bidi="zh_TW"/>
-        </w:rPr>
-        <w:t>，其中不潔是指道德上的不潔）。</w:t>
-      </w:r>
-    </w:p>
-    <w:p>
-      <w:pPr/>
-      <w:r>
-        <w:rPr>
-          <w:lang w:val="zh_TW" w:bidi="zh_TW"/>
-        </w:rPr>
-      </w:r>
-      <w:r>
-        <w:rPr>
-          <w:lang w:val="zh_TW" w:bidi="zh_TW"/>
-        </w:rPr>
-        <w:t>基督的贖罪是最終為罪及其道德結果所帶來潔淨的方式（</w:t>
-      </w:r>
-      <w:hyperlink r:id="rId108">
-        <w:r>
-          <w:rPr>
-            <w:lang w:val="zh_TW" w:bidi="zh_TW"/>
-          </w:rPr>
-          <w:rPr>
-            <w:color w:val="0000EE"/>
-            <w:u w:val="single"/>
-          </w:rPr>
-          <w:t>來9:14、22</w:t>
-        </w:r>
-      </w:hyperlink>
-      <w:r>
-        <w:rPr>
-          <w:lang w:val="zh_TW" w:bidi="zh_TW"/>
-        </w:rPr>
-        <w:t>；</w:t>
-      </w:r>
-      <w:hyperlink r:id="rId109">
-        <w:r>
-          <w:rPr>
-            <w:lang w:val="zh_TW" w:bidi="zh_TW"/>
-          </w:rPr>
-          <w:rPr>
-            <w:color w:val="0000EE"/>
-            <w:u w:val="single"/>
-          </w:rPr>
-          <w:t>約一1:7</w:t>
-        </w:r>
-      </w:hyperlink>
-      <w:r>
-        <w:rPr>
-          <w:lang w:val="zh_TW" w:bidi="zh_TW"/>
-        </w:rPr>
-        <w:t>），同時也實現了過去公牛和山羊的血所象徵的事。因此，那些被羔羊的血洗淨的人（</w:t>
-      </w:r>
-      <w:hyperlink r:id="rId110">
-        <w:r>
-          <w:rPr>
-            <w:lang w:val="zh_TW" w:bidi="zh_TW"/>
-          </w:rPr>
-          <w:rPr>
-            <w:color w:val="0000EE"/>
-            <w:u w:val="single"/>
-          </w:rPr>
-          <w:t>啟7:14</w:t>
-        </w:r>
-      </w:hyperlink>
-      <w:r>
-        <w:rPr>
-          <w:lang w:val="zh_TW" w:bidi="zh_TW"/>
-        </w:rPr>
-        <w:t>）被看見穿著潔白的袍子（</w:t>
-      </w:r>
-      <w:hyperlink r:id="rId111">
-        <w:r>
-          <w:rPr>
-            <w:lang w:val="zh_TW" w:bidi="zh_TW"/>
-          </w:rPr>
-          <w:rPr>
-            <w:color w:val="0000EE"/>
-            <w:u w:val="single"/>
-          </w:rPr>
-          <w:t>15:6</w:t>
-        </w:r>
-      </w:hyperlink>
-      <w:r>
-        <w:rPr>
-          <w:lang w:val="zh_TW" w:bidi="zh_TW"/>
-        </w:rPr>
-        <w:t>、</w:t>
-      </w:r>
-      <w:hyperlink r:id="rId112">
-        <w:r>
-          <w:rPr>
-            <w:lang w:val="zh_TW" w:bidi="zh_TW"/>
-          </w:rPr>
-          <w:rPr>
-            <w:color w:val="0000EE"/>
-            <w:u w:val="single"/>
-          </w:rPr>
-          <w:t>19:8–14</w:t>
-        </w:r>
-      </w:hyperlink>
-      <w:r>
-        <w:rPr>
-          <w:lang w:val="zh_TW" w:bidi="zh_TW"/>
-        </w:rPr>
-        <w:t>）。祂的血象徵著子按照父的旨意捨命與受死，滿足了有位格的三一神的公義屬性。因為公義父神有位格的屬性得到了辯護，罪人的個人赦免在道德上成為可能。神在歷史中的行為必須與祂永恆的本質一致：祂既是公義的，又是那使信靠基督的人稱義的（</w:t>
-      </w:r>
-      <w:hyperlink r:id="rId113">
-        <w:r>
-          <w:rPr>
-            <w:lang w:val="zh_TW" w:bidi="zh_TW"/>
-          </w:rPr>
-          <w:rPr>
-            <w:color w:val="0000EE"/>
-            <w:u w:val="single"/>
-          </w:rPr>
-          <w:t>羅3:24–26</w:t>
-        </w:r>
-      </w:hyperlink>
-      <w:r>
-        <w:rPr>
-          <w:lang w:val="zh_TW" w:bidi="zh_TW"/>
-        </w:rPr>
-        <w:t>）。</w:t>
-      </w:r>
-    </w:p>
-    <w:p>
-      <w:pPr/>
-      <w:r>
-        <w:rPr>
-          <w:lang w:val="zh_TW" w:bidi="zh_TW"/>
-        </w:rPr>
-      </w:r>
-      <w:r>
-        <w:rPr>
-          <w:i/>
-          <w:lang w:val="zh_TW" w:bidi="zh_TW"/>
-        </w:rPr>
-        <w:t>另見</w:t>
-      </w:r>
-      <w:r>
-        <w:rPr>
-          <w:lang w:val="zh_TW" w:bidi="zh_TW"/>
-        </w:rPr>
-        <w:t>洗禮</w:t>
-      </w:r>
-      <w:r>
-        <w:rPr>
-          <w:lang w:val="zh_TW" w:bidi="zh_TW"/>
-        </w:rPr>
-        <w:t>；</w:t>
-      </w:r>
-      <w:r>
-        <w:rPr>
-          <w:lang w:val="zh_TW" w:bidi="zh_TW"/>
-        </w:rPr>
-        <w:t>割禮</w:t>
-      </w:r>
-      <w:r>
-        <w:rPr>
-          <w:lang w:val="zh_TW" w:bidi="zh_TW"/>
-        </w:rPr>
-        <w:t>；</w:t>
-      </w:r>
-      <w:r>
-        <w:rPr>
-          <w:lang w:val="zh_TW" w:bidi="zh_TW"/>
-        </w:rPr>
-        <w:t>未受割禮</w:t>
-      </w:r>
-      <w:r>
-        <w:rPr>
-          <w:lang w:val="zh_TW" w:bidi="zh_TW"/>
-        </w:rPr>
-        <w:t>；</w:t>
-      </w:r>
-      <w:r>
-        <w:rPr>
-          <w:lang w:val="zh_TW" w:bidi="zh_TW"/>
-        </w:rPr>
-        <w:t>供物和獻祭</w:t>
-      </w:r>
-      <w:r>
-        <w:rPr>
-          <w:lang w:val="zh_TW" w:bidi="zh_TW"/>
-        </w:rPr>
-        <w:t>；</w:t>
-      </w:r>
-      <w:r>
-        <w:rPr>
-          <w:lang w:val="zh_TW" w:bidi="zh_TW"/>
-        </w:rPr>
-        <w:t>聖經中的律法概念</w:t>
-      </w:r>
-      <w:r>
-        <w:rPr>
-          <w:lang w:val="zh_TW" w:bidi="zh_TW"/>
-        </w:rPr>
-        <w:t>；</w:t>
-      </w:r>
-      <w:r>
-        <w:rPr>
-          <w:lang w:val="zh_TW" w:bidi="zh_TW"/>
-        </w:rPr>
-        <w:t>飲食律法</w:t>
-      </w:r>
-      <w:r>
-        <w:rPr>
-          <w:lang w:val="zh_TW" w:bidi="zh_TW"/>
-        </w:rPr>
-        <w:t>。</w:t>
-      </w:r>
-      <w:r>
-        <w:rPr>
-          <w:lang w:val="zh_TW" w:bidi="zh_TW"/>
-        </w:rPr>
-      </w:r>
-      <w:r>
-        <w:rPr>
-          <w:lang w:val="zh_TW" w:bidi="zh_TW"/>
-        </w:rPr>
-      </w:r>
-    </w:p>
-    <w:p>
-      <w:pPr/>
-      <w:r>
-        <w:rPr>
-          <w:lang w:val="zh_TW" w:bidi="zh_TW"/>
-        </w:rPr>
-      </w:r>
-    </w:p>
-    <w:p>
-      <w:pPr>
-        <w:pStyle w:val="Heading2"/>
-      </w:pPr>
-      <w:r>
-        <w:rPr>
-          <w:lang w:val="zh_TW" w:bidi="zh_TW"/>
-        </w:rPr>
-        <w:t>管會堂的</w:t>
-      </w:r>
-      <w:r>
-        <w:rPr>
-          <w:lang w:val="zh_TW" w:bidi="zh_TW"/>
-        </w:rPr>
-      </w:r>
-    </w:p>
-    <w:p>
-      <w:pPr/>
-      <w:r>
-        <w:rPr>
-          <w:lang w:val="zh_TW" w:bidi="zh_TW"/>
-        </w:rPr>
-      </w:r>
-      <w:r>
-        <w:rPr>
-          <w:lang w:val="zh_TW" w:bidi="zh_TW"/>
-        </w:rPr>
-        <w:t>在新約聖經時期，猶太教禮拜場所的主要領袖。每個猶太會堂通常只有一位這樣的領袖。</w:t>
-      </w:r>
-    </w:p>
-    <w:p>
-      <w:pPr/>
-      <w:r>
-        <w:rPr>
-          <w:lang w:val="zh_TW" w:bidi="zh_TW"/>
-        </w:rPr>
-      </w:r>
-      <w:r>
-        <w:rPr>
-          <w:lang w:val="zh_TW" w:bidi="zh_TW"/>
-        </w:rPr>
-        <w:t>管會堂的職責是負責敬拜的實際安排和維護建築物本身。他還可以決定誰將受邀請誦讀律法和先知書或進行禱告。這個職位有時有指定的期間，有時是終身職。</w:t>
-      </w:r>
-    </w:p>
-    <w:p>
-      <w:pPr/>
-      <w:r>
-        <w:rPr>
-          <w:lang w:val="zh_TW" w:bidi="zh_TW"/>
-        </w:rPr>
-      </w:r>
-      <w:r>
-        <w:rPr>
-          <w:lang w:val="zh_TW" w:bidi="zh_TW"/>
-        </w:rPr>
-        <w:t>新約聖經四次提及這種官員。睚魯是迦百農的一位猶太會堂管理者。當他的女兒生病時，他去尋求耶穌幫助，耶穌使她復活了（</w:t>
-      </w:r>
-      <w:hyperlink r:id="rId114">
-        <w:r>
-          <w:rPr>
-            <w:lang w:val="zh_TW" w:bidi="zh_TW"/>
-          </w:rPr>
-          <w:rPr>
-            <w:color w:val="0000EE"/>
-            <w:u w:val="single"/>
-          </w:rPr>
-          <w:t>馬太福音9:18–26</w:t>
-        </w:r>
-      </w:hyperlink>
-      <w:r>
-        <w:rPr>
-          <w:lang w:val="zh_TW" w:bidi="zh_TW"/>
-        </w:rPr>
-        <w:t>；</w:t>
-      </w:r>
-      <w:hyperlink r:id="rId115">
-        <w:r>
-          <w:rPr>
-            <w:lang w:val="zh_TW" w:bidi="zh_TW"/>
-          </w:rPr>
-          <w:rPr>
-            <w:color w:val="0000EE"/>
-            <w:u w:val="single"/>
-          </w:rPr>
-          <w:t>馬可福音5:21–43</w:t>
-        </w:r>
-      </w:hyperlink>
-      <w:r>
-        <w:rPr>
-          <w:lang w:val="zh_TW" w:bidi="zh_TW"/>
-        </w:rPr>
-        <w:t>；</w:t>
-      </w:r>
-      <w:hyperlink r:id="rId116">
-        <w:r>
-          <w:rPr>
-            <w:lang w:val="zh_TW" w:bidi="zh_TW"/>
-          </w:rPr>
-          <w:rPr>
-            <w:color w:val="0000EE"/>
-            <w:u w:val="single"/>
-          </w:rPr>
-          <w:t>路加福音8:41–56</w:t>
-        </w:r>
-      </w:hyperlink>
-      <w:r>
-        <w:rPr>
-          <w:lang w:val="zh_TW" w:bidi="zh_TW"/>
-        </w:rPr>
-        <w:t>）。</w:t>
-      </w:r>
-    </w:p>
-    <w:p>
-      <w:pPr/>
-      <w:r>
-        <w:rPr>
-          <w:lang w:val="zh_TW" w:bidi="zh_TW"/>
-        </w:rPr>
-      </w:r>
-      <w:hyperlink r:id="rId117">
-        <w:r>
-          <w:rPr>
-            <w:lang w:val="zh_TW" w:bidi="zh_TW"/>
-          </w:rPr>
-          <w:rPr>
-            <w:color w:val="0000EE"/>
-            <w:u w:val="single"/>
-          </w:rPr>
-          <w:t>路加福音十三章14節</w:t>
-        </w:r>
-      </w:hyperlink>
-      <w:r>
-        <w:rPr>
-          <w:lang w:val="zh_TW" w:bidi="zh_TW"/>
-        </w:rPr>
-        <w:t>記載了另一位管會堂的故事，他對耶穌懷有極大的敵意。耶穌在會堂教導後，在安息日醫治了一個人，這位管理者反對耶穌。</w:t>
-      </w:r>
-    </w:p>
-    <w:p>
-      <w:pPr/>
-      <w:r>
-        <w:rPr>
-          <w:lang w:val="zh_TW" w:bidi="zh_TW"/>
-        </w:rPr>
-      </w:r>
-      <w:r>
-        <w:rPr>
-          <w:lang w:val="zh_TW" w:bidi="zh_TW"/>
-        </w:rPr>
-        <w:t>在保羅的宣教旅程中，常常在他所到之處，先去猶太會堂，從而開始事工。在彼西底的安提阿（</w:t>
-      </w:r>
-      <w:hyperlink r:id="rId118">
-        <w:r>
-          <w:rPr>
-            <w:lang w:val="zh_TW" w:bidi="zh_TW"/>
-          </w:rPr>
-          <w:rPr>
-            <w:color w:val="0000EE"/>
-            <w:u w:val="single"/>
-          </w:rPr>
-          <w:t>使徒行傳13:15</w:t>
-        </w:r>
-      </w:hyperlink>
-      <w:r>
-        <w:rPr>
-          <w:lang w:val="zh_TW" w:bidi="zh_TW"/>
-        </w:rPr>
-        <w:t>），管會堂的歡迎並鼓勵他傳講福音，並在下個安息日再次回來。基利司布，哥林多猶太會堂的管理者，信了耶穌（</w:t>
-      </w:r>
-      <w:hyperlink r:id="rId119">
-        <w:r>
-          <w:rPr>
-            <w:lang w:val="zh_TW" w:bidi="zh_TW"/>
-          </w:rPr>
-          <w:rPr>
-            <w:color w:val="0000EE"/>
-            <w:u w:val="single"/>
-          </w:rPr>
-          <w:t>18:8</w:t>
-        </w:r>
-      </w:hyperlink>
-      <w:r>
-        <w:rPr>
-          <w:lang w:val="zh_TW" w:bidi="zh_TW"/>
-        </w:rPr>
-        <w:t>）。基利司布的繼任者所提尼在猶太人向亞該亞的巡撫迦流，控告保羅後，被暴民毆打。</w:t>
-      </w:r>
-    </w:p>
-    <w:p>
-      <w:pPr/>
-      <w:r>
-        <w:rPr>
-          <w:lang w:val="zh_TW" w:bidi="zh_TW"/>
-        </w:rPr>
-      </w:r>
-      <w:r>
-        <w:rPr>
-          <w:i/>
-          <w:lang w:val="zh_TW" w:bidi="zh_TW"/>
-        </w:rPr>
-        <w:t>另見</w:t>
-      </w:r>
-      <w:r>
-        <w:rPr>
-          <w:lang w:val="zh_TW" w:bidi="zh_TW"/>
-        </w:rPr>
-        <w:t xml:space="preserve"> </w:t>
-      </w:r>
-      <w:r>
-        <w:rPr>
-          <w:lang w:val="zh_TW" w:bidi="zh_TW"/>
-        </w:rPr>
-        <w:t>猶太會堂</w:t>
-      </w:r>
-      <w:r>
-        <w:rPr>
-          <w:lang w:val="zh_TW" w:bidi="zh_TW"/>
-        </w:rPr>
-        <w:t>。</w:t>
-      </w:r>
-      <w:r>
-        <w:rPr>
-          <w:lang w:val="zh_TW" w:bidi="zh_TW"/>
-        </w:rPr>
-      </w:r>
-      <w:r>
-        <w:rPr>
-          <w:lang w:val="zh_TW" w:bidi="zh_TW"/>
-        </w:rPr>
-      </w:r>
-    </w:p>
-    <w:p>
-      <w:pPr/>
-      <w:r>
-        <w:rPr>
-          <w:lang w:val="zh_TW" w:bidi="zh_TW"/>
-        </w:rPr>
-      </w:r>
-    </w:p>
-    <w:p>
-      <w:pPr>
-        <w:pStyle w:val="Heading2"/>
-      </w:pPr>
-      <w:r>
-        <w:rPr>
-          <w:lang w:val="zh_TW" w:bidi="zh_TW"/>
-        </w:rPr>
-        <w:t>管教</w:t>
-      </w:r>
-      <w:r>
-        <w:rPr>
-          <w:lang w:val="zh_TW" w:bidi="zh_TW"/>
-        </w:rPr>
-      </w:r>
-    </w:p>
-    <w:p>
-      <w:pPr/>
-      <w:r>
-        <w:rPr>
-          <w:lang w:val="zh_TW" w:bidi="zh_TW"/>
-        </w:rPr>
-      </w:r>
-      <w:r>
-        <w:rPr>
-          <w:lang w:val="zh_TW" w:bidi="zh_TW"/>
-        </w:rPr>
-        <w:t>塑造品格和規範行為的學習過程；此詞語源自拉丁文，意為「教導」或「訓練」。要管教人或群體，就是要使他們處於良好秩序狀態，並按照預期的方式運作。雖然許多人誤以為管教必然是嚴厲或苛刻，但其本質卻並非如此。聖經翻譯者選用「門徒（disciple）」一詞，表示透過跟隨別人來學習的人，也是基於這個概念。</w:t>
-      </w:r>
-    </w:p>
-    <w:p>
-      <w:pPr/>
-      <w:r>
-        <w:rPr>
-          <w:lang w:val="zh_TW" w:bidi="zh_TW"/>
-        </w:rPr>
-      </w:r>
-      <w:r>
-        <w:rPr>
-          <w:lang w:val="zh_TW" w:bidi="zh_TW"/>
-        </w:rPr>
-        <w:t>概述</w:t>
-      </w:r>
-    </w:p>
-    <w:p>
-      <w:pPr>
-        <w:pStyle w:val="ListBullet"/>
-        <w:spacing w:line="240" w:lineRule="auto"/>
-        <w:ind w:left="720"/>
-      </w:pPr>
-      <w:r>
-        <w:rPr>
-          <w:lang w:val="zh_TW" w:bidi="zh_TW"/>
-        </w:rPr>
-      </w:r>
-      <w:r>
-        <w:rPr>
-          <w:u w:val="single"/>
-          <w:lang w:val="zh_TW" w:bidi="zh_TW"/>
-        </w:rPr>
-        <w:t>聖經的教導</w:t>
-      </w:r>
-    </w:p>
-    <w:p>
-      <w:pPr>
-        <w:pStyle w:val="ListBullet"/>
-        <w:spacing w:line="240" w:lineRule="auto"/>
-        <w:ind w:left="720"/>
-      </w:pPr>
-      <w:r>
-        <w:rPr>
-          <w:lang w:val="zh_TW" w:bidi="zh_TW"/>
-        </w:rPr>
-      </w:r>
-      <w:r>
-        <w:rPr>
-          <w:u w:val="single"/>
-          <w:lang w:val="zh_TW" w:bidi="zh_TW"/>
-        </w:rPr>
-        <w:t>自我管教</w:t>
-      </w:r>
-    </w:p>
-    <w:p>
-      <w:pPr>
-        <w:pStyle w:val="ListBullet"/>
-        <w:spacing w:line="240" w:lineRule="auto"/>
-        <w:ind w:left="720"/>
-      </w:pPr>
-      <w:r>
-        <w:rPr>
-          <w:lang w:val="zh_TW" w:bidi="zh_TW"/>
-        </w:rPr>
-      </w:r>
-      <w:r>
-        <w:rPr>
-          <w:u w:val="single"/>
-          <w:lang w:val="zh_TW" w:bidi="zh_TW"/>
-        </w:rPr>
-        <w:t>父母的管教</w:t>
-      </w:r>
-    </w:p>
-    <w:p>
-      <w:pPr>
-        <w:pStyle w:val="ListBullet"/>
-        <w:spacing w:line="240" w:lineRule="auto"/>
-        <w:ind w:left="720"/>
-      </w:pPr>
-      <w:r>
-        <w:rPr>
-          <w:lang w:val="zh_TW" w:bidi="zh_TW"/>
-        </w:rPr>
-      </w:r>
-      <w:r>
-        <w:rPr>
-          <w:u w:val="single"/>
-          <w:lang w:val="zh_TW" w:bidi="zh_TW"/>
-        </w:rPr>
-        <w:t>教會的管教</w:t>
-      </w:r>
-    </w:p>
-    <w:p>
-      <w:pPr>
-        <w:pStyle w:val="Heading3"/>
-      </w:pPr>
-      <w:r>
-        <w:rPr>
-          <w:lang w:val="zh_TW" w:bidi="zh_TW"/>
-        </w:rPr>
-        <w:t>聖經的教導</w:t>
-      </w:r>
-    </w:p>
-    <w:p>
-      <w:pPr/>
-      <w:r>
-        <w:rPr>
-          <w:lang w:val="zh_TW" w:bidi="zh_TW"/>
-        </w:rPr>
-      </w:r>
-      <w:r>
-        <w:rPr>
-          <w:lang w:val="zh_TW" w:bidi="zh_TW"/>
-        </w:rPr>
-        <w:t>Discipline（管教）這個詞語在某英文譯本（</w:t>
-      </w:r>
-      <w:hyperlink r:id="rId120">
-        <w:r>
-          <w:rPr>
-            <w:lang w:val="zh_TW" w:bidi="zh_TW"/>
-          </w:rPr>
-          <w:rPr>
-            <w:color w:val="0000EE"/>
-            <w:u w:val="single"/>
-          </w:rPr>
-          <w:t>伯36:10</w:t>
-        </w:r>
-      </w:hyperlink>
-      <w:r>
-        <w:rPr>
-          <w:lang w:val="zh_TW" w:bidi="zh_TW"/>
-        </w:rPr>
-        <w:t>）中只出現一次，但在不少現代譯本裡，這個詞語的名詞與動詞形式卻十分常見。那些被譯為「管教」的希伯來文與希臘文詞語，有時會譯作「責備」、「督責」、「約束」、「歸正」或「責打」。較為正面的同義詞則包括「教養」、「操練」、「吩咐」與「受教」。</w:t>
-      </w:r>
-    </w:p>
-    <w:p>
-      <w:pPr/>
-      <w:r>
-        <w:rPr>
-          <w:lang w:val="zh_TW" w:bidi="zh_TW"/>
-        </w:rPr>
-      </w:r>
-      <w:r>
-        <w:rPr>
-          <w:lang w:val="zh_TW" w:bidi="zh_TW"/>
-        </w:rPr>
-        <w:t>在舊約聖經中，「管教」的用法比新約聖經較具負面色彩，主要因為神在舊約（摩西之約）下，以律法方式對待以色列人。新約聖經所呈現的「新約」關係，使教會中的管教語言更偏向正面。然而，兩個約的目標其實相同，就是公義。從這角度來看，即使舊約聖經著重懲罰，背後仍然有正面的動機，並以建立生命為目標。舊約聖經強調報應，原因是要讓犯罪的人透過所受的後果，看見自己造成的影響，明白自己所犯何罪；替受害者伸冤，也同時彰顯神的公義。申冤是維護神公義的重要方式，報應同樣重要；違背聖約會帶來聖約的咒詛（</w:t>
-      </w:r>
-      <w:hyperlink r:id="rId121">
-        <w:r>
-          <w:rPr>
-            <w:lang w:val="zh_TW" w:bidi="zh_TW"/>
-          </w:rPr>
-          <w:rPr>
-            <w:color w:val="0000EE"/>
-            <w:u w:val="single"/>
-          </w:rPr>
-          <w:t>申27:26</w:t>
-        </w:r>
-      </w:hyperlink>
-      <w:r>
-        <w:rPr>
-          <w:lang w:val="zh_TW" w:bidi="zh_TW"/>
-        </w:rPr>
-        <w:t>），並以懲治性的管教形式臨到。報應重新確立神律法的權柄，也教導人敬畏祂公義的標準。</w:t>
-      </w:r>
-    </w:p>
-    <w:p>
-      <w:pPr/>
-      <w:r>
-        <w:rPr>
-          <w:lang w:val="zh_TW" w:bidi="zh_TW"/>
-        </w:rPr>
-      </w:r>
-      <w:r>
-        <w:rPr>
-          <w:lang w:val="zh_TW" w:bidi="zh_TW"/>
-        </w:rPr>
-        <w:t>正面管教可視為強化的管教，與懲治性的管教相輔相成。神一直在施行管教；祂在必要時以懲治的方式管教，但在可能的情況下則以強化的方式管教。</w:t>
-      </w:r>
-    </w:p>
-    <w:p>
-      <w:pPr/>
-      <w:r>
-        <w:rPr>
-          <w:lang w:val="zh_TW" w:bidi="zh_TW"/>
-        </w:rPr>
-      </w:r>
-      <w:r>
-        <w:rPr>
-          <w:lang w:val="zh_TW" w:bidi="zh_TW"/>
-        </w:rPr>
-        <w:t>聖經常提到神管教以色列人（</w:t>
-      </w:r>
-      <w:hyperlink r:id="rId122">
-        <w:r>
-          <w:rPr>
-            <w:lang w:val="zh_TW" w:bidi="zh_TW"/>
-          </w:rPr>
-          <w:rPr>
-            <w:color w:val="0000EE"/>
-            <w:u w:val="single"/>
-          </w:rPr>
-          <w:t>利26:23</w:t>
-        </w:r>
-      </w:hyperlink>
-      <w:r>
-        <w:rPr>
-          <w:lang w:val="zh_TW" w:bidi="zh_TW"/>
-        </w:rPr>
-        <w:t>；</w:t>
-      </w:r>
-      <w:hyperlink r:id="rId123">
-        <w:r>
-          <w:rPr>
-            <w:lang w:val="zh_TW" w:bidi="zh_TW"/>
-          </w:rPr>
-          <w:rPr>
-            <w:color w:val="0000EE"/>
-            <w:u w:val="single"/>
-          </w:rPr>
-          <w:t>申4:36，</w:t>
-        </w:r>
-      </w:hyperlink>
-      <w:hyperlink r:id="rId124">
-        <w:r>
-          <w:rPr>
-            <w:lang w:val="zh_TW" w:bidi="zh_TW"/>
-          </w:rPr>
-          <w:rPr>
-            <w:color w:val="0000EE"/>
-            <w:u w:val="single"/>
-          </w:rPr>
-          <w:t>8:5</w:t>
-        </w:r>
-      </w:hyperlink>
-      <w:r>
-        <w:rPr>
-          <w:lang w:val="zh_TW" w:bidi="zh_TW"/>
-        </w:rPr>
-        <w:t>；</w:t>
-      </w:r>
-      <w:hyperlink r:id="rId125">
-        <w:r>
-          <w:rPr>
-            <w:lang w:val="zh_TW" w:bidi="zh_TW"/>
-          </w:rPr>
-          <w:rPr>
-            <w:color w:val="0000EE"/>
-            <w:u w:val="single"/>
-          </w:rPr>
-          <w:t>耶31:18</w:t>
-        </w:r>
-      </w:hyperlink>
-      <w:r>
-        <w:rPr>
-          <w:lang w:val="zh_TW" w:bidi="zh_TW"/>
-        </w:rPr>
-        <w:t>）、管教列邦（</w:t>
-      </w:r>
-      <w:hyperlink r:id="rId126">
-        <w:r>
-          <w:rPr>
-            <w:lang w:val="zh_TW" w:bidi="zh_TW"/>
-          </w:rPr>
-          <w:rPr>
-            <w:color w:val="0000EE"/>
-            <w:u w:val="single"/>
-          </w:rPr>
-          <w:t>詩94:10</w:t>
-        </w:r>
-      </w:hyperlink>
-      <w:r>
-        <w:rPr>
-          <w:lang w:val="zh_TW" w:bidi="zh_TW"/>
-        </w:rPr>
-        <w:t>），或管教人（</w:t>
-      </w:r>
-      <w:hyperlink r:id="rId127">
-        <w:r>
-          <w:rPr>
-            <w:lang w:val="zh_TW" w:bidi="zh_TW"/>
-          </w:rPr>
-          <w:rPr>
-            <w:color w:val="0000EE"/>
-            <w:u w:val="single"/>
-          </w:rPr>
-          <w:t>伯5:17</w:t>
-        </w:r>
-      </w:hyperlink>
-      <w:r>
-        <w:rPr>
-          <w:lang w:val="zh_TW" w:bidi="zh_TW"/>
-        </w:rPr>
-        <w:t>；</w:t>
-      </w:r>
-      <w:hyperlink r:id="rId128">
-        <w:r>
-          <w:rPr>
-            <w:lang w:val="zh_TW" w:bidi="zh_TW"/>
-          </w:rPr>
-          <w:rPr>
-            <w:color w:val="0000EE"/>
-            <w:u w:val="single"/>
-          </w:rPr>
-          <w:t>詩94:10、12</w:t>
-        </w:r>
-      </w:hyperlink>
-      <w:r>
-        <w:rPr>
-          <w:lang w:val="zh_TW" w:bidi="zh_TW"/>
-        </w:rPr>
-        <w:t>；</w:t>
-      </w:r>
-      <w:hyperlink r:id="rId129">
-        <w:r>
-          <w:rPr>
-            <w:lang w:val="zh_TW" w:bidi="zh_TW"/>
-          </w:rPr>
-          <w:rPr>
-            <w:color w:val="0000EE"/>
-            <w:u w:val="single"/>
-          </w:rPr>
-          <w:t>來12:5–11</w:t>
-        </w:r>
-      </w:hyperlink>
-      <w:r>
-        <w:rPr>
-          <w:lang w:val="zh_TW" w:bidi="zh_TW"/>
-        </w:rPr>
-        <w:t>；</w:t>
-      </w:r>
-      <w:hyperlink r:id="rId130">
-        <w:r>
-          <w:rPr>
-            <w:lang w:val="zh_TW" w:bidi="zh_TW"/>
-          </w:rPr>
-          <w:rPr>
-            <w:color w:val="0000EE"/>
-            <w:u w:val="single"/>
-          </w:rPr>
-          <w:t>啟3:19</w:t>
-        </w:r>
-      </w:hyperlink>
-      <w:r>
-        <w:rPr>
-          <w:lang w:val="zh_TW" w:bidi="zh_TW"/>
-        </w:rPr>
-        <w:t>）。以色列的父母必須認真承擔管教兒女的責任（</w:t>
-      </w:r>
-      <w:hyperlink r:id="rId131">
-        <w:r>
-          <w:rPr>
-            <w:lang w:val="zh_TW" w:bidi="zh_TW"/>
-          </w:rPr>
-          <w:rPr>
-            <w:color w:val="0000EE"/>
-            <w:u w:val="single"/>
-          </w:rPr>
-          <w:t>申21:18</w:t>
-        </w:r>
-      </w:hyperlink>
-      <w:r>
-        <w:rPr>
-          <w:lang w:val="zh_TW" w:bidi="zh_TW"/>
-        </w:rPr>
-        <w:t>）。神嚴肅吩咐父親要管教兒子（</w:t>
-      </w:r>
-      <w:hyperlink r:id="rId132">
-        <w:r>
-          <w:rPr>
-            <w:lang w:val="zh_TW" w:bidi="zh_TW"/>
-          </w:rPr>
-          <w:rPr>
-            <w:color w:val="0000EE"/>
-            <w:u w:val="single"/>
-          </w:rPr>
-          <w:t>箴13:24，</w:t>
-        </w:r>
-      </w:hyperlink>
-      <w:hyperlink r:id="rId133">
-        <w:r>
-          <w:rPr>
-            <w:lang w:val="zh_TW" w:bidi="zh_TW"/>
-          </w:rPr>
-          <w:rPr>
-            <w:color w:val="0000EE"/>
-            <w:u w:val="single"/>
-          </w:rPr>
-          <w:t>19:18，</w:t>
-        </w:r>
-      </w:hyperlink>
-      <w:hyperlink r:id="rId134">
-        <w:r>
-          <w:rPr>
-            <w:lang w:val="zh_TW" w:bidi="zh_TW"/>
-          </w:rPr>
-          <w:rPr>
-            <w:color w:val="0000EE"/>
-            <w:u w:val="single"/>
-          </w:rPr>
-          <w:t>22:15，</w:t>
-        </w:r>
-      </w:hyperlink>
-      <w:hyperlink r:id="rId135">
-        <w:r>
-          <w:rPr>
-            <w:lang w:val="zh_TW" w:bidi="zh_TW"/>
-          </w:rPr>
-          <w:rPr>
-            <w:color w:val="0000EE"/>
-            <w:u w:val="single"/>
-          </w:rPr>
-          <w:t>23:13，</w:t>
-        </w:r>
-      </w:hyperlink>
-      <w:hyperlink r:id="rId136">
-        <w:r>
-          <w:rPr>
-            <w:lang w:val="zh_TW" w:bidi="zh_TW"/>
-          </w:rPr>
-          <w:rPr>
-            <w:color w:val="0000EE"/>
-            <w:u w:val="single"/>
-          </w:rPr>
-          <w:t>29:17</w:t>
-        </w:r>
-      </w:hyperlink>
-      <w:r>
-        <w:rPr>
-          <w:lang w:val="zh_TW" w:bidi="zh_TW"/>
-        </w:rPr>
-        <w:t>；參</w:t>
-      </w:r>
-      <w:hyperlink r:id="rId137">
-        <w:r>
-          <w:rPr>
-            <w:lang w:val="zh_TW" w:bidi="zh_TW"/>
-          </w:rPr>
-          <w:rPr>
-            <w:color w:val="0000EE"/>
-            <w:u w:val="single"/>
-          </w:rPr>
-          <w:t>弗6:4</w:t>
-        </w:r>
-      </w:hyperlink>
-      <w:r>
-        <w:rPr>
-          <w:lang w:val="zh_TW" w:bidi="zh_TW"/>
-        </w:rPr>
-        <w:t>；</w:t>
-      </w:r>
-      <w:hyperlink r:id="rId138">
-        <w:r>
-          <w:rPr>
-            <w:lang w:val="zh_TW" w:bidi="zh_TW"/>
-          </w:rPr>
-          <w:rPr>
-            <w:color w:val="0000EE"/>
-            <w:u w:val="single"/>
-          </w:rPr>
-          <w:t>來12:7–10</w:t>
-        </w:r>
-      </w:hyperlink>
-      <w:r>
-        <w:rPr>
-          <w:lang w:val="zh_TW" w:bidi="zh_TW"/>
-        </w:rPr>
-        <w:t>）。在教會中，管教是牧養者的職責（</w:t>
-      </w:r>
-      <w:hyperlink r:id="rId139">
-        <w:r>
-          <w:rPr>
-            <w:lang w:val="zh_TW" w:bidi="zh_TW"/>
-          </w:rPr>
-          <w:rPr>
-            <w:color w:val="0000EE"/>
-            <w:u w:val="single"/>
-          </w:rPr>
-          <w:t>提後2:25</w:t>
-        </w:r>
-      </w:hyperlink>
-      <w:r>
-        <w:rPr>
-          <w:lang w:val="zh_TW" w:bidi="zh_TW"/>
-        </w:rPr>
-        <w:t>）。</w:t>
-      </w:r>
-    </w:p>
-    <w:p>
-      <w:pPr/>
-      <w:r>
-        <w:rPr>
-          <w:lang w:val="zh_TW" w:bidi="zh_TW"/>
-        </w:rPr>
-      </w:r>
-      <w:r>
-        <w:rPr>
-          <w:lang w:val="zh_TW" w:bidi="zh_TW"/>
-        </w:rPr>
-        <w:t>人害怕從神而來的管教是可以理解的（</w:t>
-      </w:r>
-      <w:hyperlink r:id="rId140">
-        <w:r>
-          <w:rPr>
-            <w:lang w:val="zh_TW" w:bidi="zh_TW"/>
-          </w:rPr>
-          <w:rPr>
-            <w:color w:val="0000EE"/>
-            <w:u w:val="single"/>
-          </w:rPr>
-          <w:t>詩6:1</w:t>
-        </w:r>
-      </w:hyperlink>
-      <w:r>
-        <w:rPr>
-          <w:lang w:val="zh_TW" w:bidi="zh_TW"/>
-        </w:rPr>
-        <w:t>），但人真正該懼怕的是祂的忿怒。祂的忿怒只臨到那些用行為證明自己與神為敵的人（</w:t>
-      </w:r>
-      <w:hyperlink r:id="rId141">
-        <w:r>
-          <w:rPr>
-            <w:lang w:val="zh_TW" w:bidi="zh_TW"/>
-          </w:rPr>
-          <w:rPr>
-            <w:color w:val="0000EE"/>
-            <w:u w:val="single"/>
-          </w:rPr>
-          <w:t>申11:2–3</w:t>
-        </w:r>
-      </w:hyperlink>
-      <w:r>
-        <w:rPr>
-          <w:lang w:val="zh_TW" w:bidi="zh_TW"/>
-        </w:rPr>
-        <w:t>）。神的管教與祂的忿怒不同，人不應輕看管教（</w:t>
-      </w:r>
-      <w:hyperlink r:id="rId142">
-        <w:r>
-          <w:rPr>
-            <w:lang w:val="zh_TW" w:bidi="zh_TW"/>
-          </w:rPr>
-          <w:rPr>
-            <w:color w:val="0000EE"/>
-            <w:u w:val="single"/>
-          </w:rPr>
-          <w:t>箴3:11</w:t>
-        </w:r>
-      </w:hyperlink>
-      <w:r>
-        <w:rPr>
-          <w:lang w:val="zh_TW" w:bidi="zh_TW"/>
-        </w:rPr>
-        <w:t>）或視之為理所當然（</w:t>
-      </w:r>
-      <w:hyperlink r:id="rId143">
-        <w:r>
-          <w:rPr>
-            <w:lang w:val="zh_TW" w:bidi="zh_TW"/>
-          </w:rPr>
-          <w:rPr>
-            <w:color w:val="0000EE"/>
-            <w:u w:val="single"/>
-          </w:rPr>
-          <w:t>來12:5</w:t>
-        </w:r>
-      </w:hyperlink>
-      <w:r>
-        <w:rPr>
-          <w:lang w:val="zh_TW" w:bidi="zh_TW"/>
-        </w:rPr>
-        <w:t>）。只有愚昧人或惡人會憎惡管教（</w:t>
-      </w:r>
-      <w:hyperlink r:id="rId144">
-        <w:r>
-          <w:rPr>
-            <w:lang w:val="zh_TW" w:bidi="zh_TW"/>
-          </w:rPr>
-          <w:rPr>
-            <w:color w:val="0000EE"/>
-            <w:u w:val="single"/>
-          </w:rPr>
-          <w:t>詩50:17</w:t>
-        </w:r>
-      </w:hyperlink>
-      <w:r>
-        <w:rPr>
-          <w:lang w:val="zh_TW" w:bidi="zh_TW"/>
-        </w:rPr>
-        <w:t>；</w:t>
-      </w:r>
-      <w:hyperlink r:id="rId145">
-        <w:r>
-          <w:rPr>
-            <w:lang w:val="zh_TW" w:bidi="zh_TW"/>
-          </w:rPr>
-          <w:rPr>
-            <w:color w:val="0000EE"/>
-            <w:u w:val="single"/>
-          </w:rPr>
-          <w:t>箴5:12</w:t>
-        </w:r>
-      </w:hyperlink>
-      <w:r>
-        <w:rPr>
-          <w:lang w:val="zh_TW" w:bidi="zh_TW"/>
-        </w:rPr>
-        <w:t>；</w:t>
-      </w:r>
-      <w:hyperlink r:id="rId125">
-        <w:r>
-          <w:rPr>
-            <w:lang w:val="zh_TW" w:bidi="zh_TW"/>
-          </w:rPr>
-          <w:rPr>
-            <w:color w:val="0000EE"/>
-            <w:u w:val="single"/>
-          </w:rPr>
-          <w:t>耶31:18</w:t>
-        </w:r>
-      </w:hyperlink>
-      <w:r>
-        <w:rPr>
-          <w:lang w:val="zh_TW" w:bidi="zh_TW"/>
-        </w:rPr>
-        <w:t>）。神管教祂的百姓，就像慈愛的父親管教他所愛的兒子（</w:t>
-      </w:r>
-      <w:hyperlink r:id="rId124">
-        <w:r>
-          <w:rPr>
-            <w:lang w:val="zh_TW" w:bidi="zh_TW"/>
-          </w:rPr>
-          <w:rPr>
-            <w:color w:val="0000EE"/>
-            <w:u w:val="single"/>
-          </w:rPr>
-          <w:t>申8:5</w:t>
-        </w:r>
-      </w:hyperlink>
-      <w:r>
-        <w:rPr>
-          <w:lang w:val="zh_TW" w:bidi="zh_TW"/>
-        </w:rPr>
-        <w:t>；</w:t>
-      </w:r>
-      <w:hyperlink r:id="rId146">
-        <w:r>
-          <w:rPr>
-            <w:lang w:val="zh_TW" w:bidi="zh_TW"/>
-          </w:rPr>
-          <w:rPr>
-            <w:color w:val="0000EE"/>
-            <w:u w:val="single"/>
-          </w:rPr>
-          <w:t>箴3:11–12</w:t>
-        </w:r>
-      </w:hyperlink>
-      <w:r>
-        <w:rPr>
-          <w:lang w:val="zh_TW" w:bidi="zh_TW"/>
-        </w:rPr>
-        <w:t>；</w:t>
-      </w:r>
-      <w:hyperlink r:id="rId147">
-        <w:r>
-          <w:rPr>
-            <w:lang w:val="zh_TW" w:bidi="zh_TW"/>
-          </w:rPr>
-          <w:rPr>
-            <w:color w:val="0000EE"/>
-            <w:u w:val="single"/>
-          </w:rPr>
-          <w:t>來12:5–7</w:t>
-        </w:r>
-      </w:hyperlink>
-      <w:r>
-        <w:rPr>
-          <w:lang w:val="zh_TW" w:bidi="zh_TW"/>
-        </w:rPr>
-        <w:t>）。按照聖經的教導，有智慧的人應當喜愛管教（</w:t>
-      </w:r>
-      <w:hyperlink r:id="rId148">
-        <w:r>
-          <w:rPr>
-            <w:lang w:val="zh_TW" w:bidi="zh_TW"/>
-          </w:rPr>
-          <w:rPr>
-            <w:color w:val="0000EE"/>
-            <w:u w:val="single"/>
-          </w:rPr>
-          <w:t>箴12:1，</w:t>
-        </w:r>
-      </w:hyperlink>
-      <w:hyperlink r:id="rId132">
-        <w:r>
-          <w:rPr>
-            <w:lang w:val="zh_TW" w:bidi="zh_TW"/>
-          </w:rPr>
-          <w:rPr>
-            <w:color w:val="0000EE"/>
-            <w:u w:val="single"/>
-          </w:rPr>
-          <w:t>13:24</w:t>
-        </w:r>
-      </w:hyperlink>
-      <w:r>
-        <w:rPr>
-          <w:lang w:val="zh_TW" w:bidi="zh_TW"/>
-        </w:rPr>
-        <w:t>；</w:t>
-      </w:r>
-      <w:hyperlink r:id="rId149">
-        <w:r>
-          <w:rPr>
-            <w:lang w:val="zh_TW" w:bidi="zh_TW"/>
-          </w:rPr>
-          <w:rPr>
-            <w:color w:val="0000EE"/>
-            <w:u w:val="single"/>
-          </w:rPr>
-          <w:t>提後1:7</w:t>
-        </w:r>
-      </w:hyperlink>
-      <w:r>
-        <w:rPr>
-          <w:lang w:val="zh_TW" w:bidi="zh_TW"/>
-        </w:rPr>
-        <w:t>；</w:t>
-      </w:r>
-      <w:hyperlink r:id="rId150">
-        <w:r>
-          <w:rPr>
-            <w:lang w:val="zh_TW" w:bidi="zh_TW"/>
-          </w:rPr>
-          <w:rPr>
-            <w:color w:val="0000EE"/>
-            <w:u w:val="single"/>
-          </w:rPr>
-          <w:t>來12:5、9</w:t>
-        </w:r>
-      </w:hyperlink>
-      <w:r>
-        <w:rPr>
-          <w:lang w:val="zh_TW" w:bidi="zh_TW"/>
-        </w:rPr>
-        <w:t>）。</w:t>
-      </w:r>
-    </w:p>
-    <w:p>
-      <w:pPr/>
-      <w:r>
-        <w:rPr>
-          <w:lang w:val="zh_TW" w:bidi="zh_TW"/>
-        </w:rPr>
-      </w:r>
-      <w:r>
-        <w:rPr>
-          <w:lang w:val="zh_TW" w:bidi="zh_TW"/>
-        </w:rPr>
-        <w:t>管教所結出的果子是知識（</w:t>
-      </w:r>
-      <w:hyperlink r:id="rId148">
-        <w:r>
-          <w:rPr>
-            <w:lang w:val="zh_TW" w:bidi="zh_TW"/>
-          </w:rPr>
-          <w:rPr>
-            <w:color w:val="0000EE"/>
-            <w:u w:val="single"/>
-          </w:rPr>
-          <w:t>箴12:1</w:t>
-        </w:r>
-      </w:hyperlink>
-      <w:r>
-        <w:rPr>
-          <w:lang w:val="zh_TW" w:bidi="zh_TW"/>
-        </w:rPr>
-        <w:t>）和父母的喜悅（</w:t>
-      </w:r>
-      <w:hyperlink r:id="rId136">
-        <w:r>
-          <w:rPr>
-            <w:lang w:val="zh_TW" w:bidi="zh_TW"/>
-          </w:rPr>
-          <w:rPr>
-            <w:color w:val="0000EE"/>
-            <w:u w:val="single"/>
-          </w:rPr>
-          <w:t>29:17</w:t>
-        </w:r>
-      </w:hyperlink>
-      <w:r>
-        <w:rPr>
-          <w:lang w:val="zh_TW" w:bidi="zh_TW"/>
-        </w:rPr>
-        <w:t>）。接受管教的人可以稱為「有福」（</w:t>
-      </w:r>
-      <w:hyperlink r:id="rId127">
-        <w:r>
-          <w:rPr>
-            <w:lang w:val="zh_TW" w:bidi="zh_TW"/>
-          </w:rPr>
-          <w:rPr>
-            <w:color w:val="0000EE"/>
-            <w:u w:val="single"/>
-          </w:rPr>
-          <w:t>伯5:17</w:t>
-        </w:r>
-      </w:hyperlink>
-      <w:r>
-        <w:rPr>
-          <w:lang w:val="zh_TW" w:bidi="zh_TW"/>
-        </w:rPr>
-        <w:t>；</w:t>
-      </w:r>
-      <w:hyperlink r:id="rId151">
-        <w:r>
-          <w:rPr>
-            <w:lang w:val="zh_TW" w:bidi="zh_TW"/>
-          </w:rPr>
-          <w:rPr>
-            <w:color w:val="0000EE"/>
-            <w:u w:val="single"/>
-          </w:rPr>
-          <w:t>詩94:12</w:t>
-        </w:r>
-      </w:hyperlink>
-      <w:r>
-        <w:rPr>
-          <w:lang w:val="zh_TW" w:bidi="zh_TW"/>
-        </w:rPr>
-        <w:t>）。即使經文沒有明言管教的目的，讀者仍明白管教本身是良善又正直的（</w:t>
-      </w:r>
-      <w:hyperlink r:id="rId123">
-        <w:r>
-          <w:rPr>
-            <w:lang w:val="zh_TW" w:bidi="zh_TW"/>
-          </w:rPr>
-          <w:rPr>
-            <w:color w:val="0000EE"/>
-            <w:u w:val="single"/>
-          </w:rPr>
-          <w:t>申4:36</w:t>
-        </w:r>
-      </w:hyperlink>
-      <w:r>
-        <w:rPr>
-          <w:lang w:val="zh_TW" w:bidi="zh_TW"/>
-        </w:rPr>
-        <w:t>；</w:t>
-      </w:r>
-      <w:hyperlink r:id="rId120">
-        <w:r>
-          <w:rPr>
-            <w:lang w:val="zh_TW" w:bidi="zh_TW"/>
-          </w:rPr>
-          <w:rPr>
-            <w:color w:val="0000EE"/>
-            <w:u w:val="single"/>
-          </w:rPr>
-          <w:t>伯36:10</w:t>
-        </w:r>
-      </w:hyperlink>
-      <w:r>
-        <w:rPr>
-          <w:lang w:val="zh_TW" w:bidi="zh_TW"/>
-        </w:rPr>
-        <w:t>；</w:t>
-      </w:r>
-      <w:hyperlink r:id="rId132">
-        <w:r>
-          <w:rPr>
-            <w:lang w:val="zh_TW" w:bidi="zh_TW"/>
-          </w:rPr>
-          <w:rPr>
-            <w:color w:val="0000EE"/>
-            <w:u w:val="single"/>
-          </w:rPr>
-          <w:t>箴13:24</w:t>
-        </w:r>
-      </w:hyperlink>
-      <w:r>
-        <w:rPr>
-          <w:lang w:val="zh_TW" w:bidi="zh_TW"/>
-        </w:rPr>
-        <w:t>；</w:t>
-      </w:r>
-      <w:hyperlink r:id="rId130">
-        <w:r>
-          <w:rPr>
-            <w:lang w:val="zh_TW" w:bidi="zh_TW"/>
-          </w:rPr>
-          <w:rPr>
-            <w:color w:val="0000EE"/>
-            <w:u w:val="single"/>
-          </w:rPr>
-          <w:t>啟3:19</w:t>
-        </w:r>
-      </w:hyperlink>
-      <w:r>
-        <w:rPr>
-          <w:lang w:val="zh_TW" w:bidi="zh_TW"/>
-        </w:rPr>
-        <w:t>）。聖經特別稱管教為「生命的道」（</w:t>
-      </w:r>
-      <w:hyperlink r:id="rId152">
-        <w:r>
-          <w:rPr>
-            <w:lang w:val="zh_TW" w:bidi="zh_TW"/>
-          </w:rPr>
-          <w:rPr>
-            <w:color w:val="0000EE"/>
-            <w:u w:val="single"/>
-          </w:rPr>
-          <w:t>箴6:23</w:t>
-        </w:r>
-      </w:hyperlink>
-      <w:r>
-        <w:rPr>
-          <w:lang w:val="zh_TW" w:bidi="zh_TW"/>
-        </w:rPr>
-        <w:t>）。管教使人免於滅亡（</w:t>
-      </w:r>
-      <w:hyperlink r:id="rId133">
-        <w:r>
-          <w:rPr>
-            <w:lang w:val="zh_TW" w:bidi="zh_TW"/>
-          </w:rPr>
-          <w:rPr>
-            <w:color w:val="0000EE"/>
-            <w:u w:val="single"/>
-          </w:rPr>
-          <w:t>19:18</w:t>
-        </w:r>
-      </w:hyperlink>
-      <w:r>
-        <w:rPr>
-          <w:lang w:val="zh_TW" w:bidi="zh_TW"/>
-        </w:rPr>
-        <w:t>），並使人避開愚昧（</w:t>
-      </w:r>
-      <w:hyperlink r:id="rId134">
-        <w:r>
-          <w:rPr>
-            <w:lang w:val="zh_TW" w:bidi="zh_TW"/>
-          </w:rPr>
-          <w:rPr>
-            <w:color w:val="0000EE"/>
-            <w:u w:val="single"/>
-          </w:rPr>
-          <w:t>22:15</w:t>
-        </w:r>
-      </w:hyperlink>
-      <w:r>
-        <w:rPr>
-          <w:lang w:val="zh_TW" w:bidi="zh_TW"/>
-        </w:rPr>
-        <w:t>），也使人不至於與世人一同受神的審判（</w:t>
-      </w:r>
-      <w:hyperlink r:id="rId153">
-        <w:r>
-          <w:rPr>
-            <w:lang w:val="zh_TW" w:bidi="zh_TW"/>
-          </w:rPr>
-          <w:rPr>
-            <w:color w:val="0000EE"/>
-            <w:u w:val="single"/>
-          </w:rPr>
-          <w:t>林前11:32</w:t>
-        </w:r>
-      </w:hyperlink>
-      <w:r>
-        <w:rPr>
-          <w:lang w:val="zh_TW" w:bidi="zh_TW"/>
-        </w:rPr>
-        <w:t>）。管教最終使人得以分享神的聖潔（</w:t>
-      </w:r>
-      <w:hyperlink r:id="rId154">
-        <w:r>
-          <w:rPr>
-            <w:lang w:val="zh_TW" w:bidi="zh_TW"/>
-          </w:rPr>
-          <w:rPr>
-            <w:color w:val="0000EE"/>
-            <w:u w:val="single"/>
-          </w:rPr>
-          <w:t>來12:7</w:t>
-        </w:r>
-      </w:hyperlink>
-      <w:r>
-        <w:rPr>
-          <w:lang w:val="zh_TW" w:bidi="zh_TW"/>
-        </w:rPr>
-        <w:t>），並結出「平安的果子，就是義」（</w:t>
-      </w:r>
-      <w:hyperlink r:id="rId155">
-        <w:r>
-          <w:rPr>
-            <w:lang w:val="zh_TW" w:bidi="zh_TW"/>
-          </w:rPr>
-          <w:rPr>
-            <w:color w:val="0000EE"/>
-            <w:u w:val="single"/>
-          </w:rPr>
-          <w:t>11節</w:t>
-        </w:r>
-      </w:hyperlink>
-      <w:r>
-        <w:rPr>
-          <w:lang w:val="zh_TW" w:bidi="zh_TW"/>
-        </w:rPr>
-        <w:t>）。相反，缺乏管教會導致可怕的後果，包括被神丟棄（</w:t>
-      </w:r>
-      <w:hyperlink r:id="rId156">
-        <w:r>
-          <w:rPr>
-            <w:lang w:val="zh_TW" w:bidi="zh_TW"/>
-          </w:rPr>
-          <w:rPr>
-            <w:color w:val="0000EE"/>
-            <w:u w:val="single"/>
-          </w:rPr>
-          <w:t>利26:23–24</w:t>
-        </w:r>
-      </w:hyperlink>
-      <w:r>
-        <w:rPr>
-          <w:lang w:val="zh_TW" w:bidi="zh_TW"/>
-        </w:rPr>
-        <w:t>）、死亡（</w:t>
-      </w:r>
-      <w:hyperlink r:id="rId157">
-        <w:r>
-          <w:rPr>
-            <w:lang w:val="zh_TW" w:bidi="zh_TW"/>
-          </w:rPr>
-          <w:rPr>
-            <w:color w:val="0000EE"/>
-            <w:u w:val="single"/>
-          </w:rPr>
-          <w:t>箴5:23</w:t>
-        </w:r>
-      </w:hyperlink>
-      <w:r>
-        <w:rPr>
-          <w:lang w:val="zh_TW" w:bidi="zh_TW"/>
-        </w:rPr>
-        <w:t>）和毀滅（</w:t>
-      </w:r>
-      <w:hyperlink r:id="rId133">
-        <w:r>
-          <w:rPr>
-            <w:lang w:val="zh_TW" w:bidi="zh_TW"/>
-          </w:rPr>
-          <w:rPr>
-            <w:color w:val="0000EE"/>
-            <w:u w:val="single"/>
-          </w:rPr>
-          <w:t>19:18</w:t>
-        </w:r>
-      </w:hyperlink>
-      <w:r>
-        <w:rPr>
-          <w:lang w:val="zh_TW" w:bidi="zh_TW"/>
-        </w:rPr>
-        <w:t>）。</w:t>
-      </w:r>
-    </w:p>
-    <w:p>
-      <w:pPr/>
-      <w:r>
-        <w:rPr>
-          <w:lang w:val="zh_TW" w:bidi="zh_TW"/>
-        </w:rPr>
-      </w:r>
-      <w:r>
-        <w:rPr>
-          <w:lang w:val="zh_TW" w:bidi="zh_TW"/>
-        </w:rPr>
-        <w:t>箴言提到，管教是避免淫亂所必需的（</w:t>
-      </w:r>
-      <w:hyperlink r:id="rId158">
-        <w:r>
-          <w:rPr>
-            <w:lang w:val="zh_TW" w:bidi="zh_TW"/>
-          </w:rPr>
-          <w:rPr>
-            <w:color w:val="0000EE"/>
-            <w:u w:val="single"/>
-          </w:rPr>
-          <w:t>5:12–23，</w:t>
-        </w:r>
-      </w:hyperlink>
-      <w:hyperlink r:id="rId159">
-        <w:r>
-          <w:rPr>
-            <w:lang w:val="zh_TW" w:bidi="zh_TW"/>
-          </w:rPr>
-          <w:rPr>
-            <w:color w:val="0000EE"/>
-            <w:u w:val="single"/>
-          </w:rPr>
-          <w:t>6:23–24</w:t>
-        </w:r>
-      </w:hyperlink>
-      <w:r>
-        <w:rPr>
-          <w:lang w:val="zh_TW" w:bidi="zh_TW"/>
-        </w:rPr>
-        <w:t>）。經文所說放蕩或邪惡的女子，很可能象徵各類誘惑人心的詭詐情境。要在這些情況下成熟而負責地行事，年輕人必須回應明智又有愛的父母管教，讓自己學會過有節制的生活。如此一來，他們便會憑著「與生俱來的傾向」行善，因為他們的本性已被塑造成追求正道的模樣。即使意外遭遇邪惡，他們也能自然而然地避開。</w:t>
-      </w:r>
-    </w:p>
-    <w:p>
-      <w:pPr/>
-      <w:r>
-        <w:rPr>
-          <w:lang w:val="zh_TW" w:bidi="zh_TW"/>
-        </w:rPr>
-      </w:r>
-      <w:r>
-        <w:rPr>
-          <w:lang w:val="zh_TW" w:bidi="zh_TW"/>
-        </w:rPr>
-        <w:t>希伯來書也勸勉讀者接受管教，而不是抗拒管教。希伯來書指出兩種有害的反應，並指出那正確、有益的回應方式。一方面，人不可輕看主的管教（</w:t>
-      </w:r>
-      <w:hyperlink r:id="rId143">
-        <w:r>
-          <w:rPr>
-            <w:lang w:val="zh_TW" w:bidi="zh_TW"/>
-          </w:rPr>
-          <w:rPr>
-            <w:color w:val="0000EE"/>
-            <w:u w:val="single"/>
-          </w:rPr>
-          <w:t>來12:5</w:t>
-        </w:r>
-      </w:hyperlink>
-      <w:r>
-        <w:rPr>
-          <w:lang w:val="zh_TW" w:bidi="zh_TW"/>
-        </w:rPr>
-        <w:t>），不可把管教視為毫無價值或微不足道。另一方面，人遇見主的責打時也不可灰心；也就是說，不能只專注在管教過程的負面部分，否則會看不見管教的目標，並使受管教的人喪志。凡臨到人的事都有其目的，人應當尋求並明白那目的：「凡管教的事，當時不覺得快樂，反覺得愁苦；後來卻為那經練過的人結出平安的果子，就是義」（</w:t>
-      </w:r>
-      <w:hyperlink r:id="rId155">
-        <w:r>
-          <w:rPr>
-            <w:lang w:val="zh_TW" w:bidi="zh_TW"/>
-          </w:rPr>
-          <w:rPr>
-            <w:color w:val="0000EE"/>
-            <w:u w:val="single"/>
-          </w:rPr>
-          <w:t>來12:11</w:t>
-        </w:r>
-      </w:hyperlink>
-      <w:r>
-        <w:rPr>
-          <w:lang w:val="zh_TW" w:bidi="zh_TW"/>
-        </w:rPr>
-        <w:t>）。勸勉的重點不是拒絕管教，也不是因管教而沮喪，而是要接受管教，並讓管教來教導自己。</w:t>
-      </w:r>
-    </w:p>
-    <w:p>
-      <w:pPr>
-        <w:pStyle w:val="Heading3"/>
-      </w:pPr>
-      <w:r>
-        <w:rPr>
-          <w:lang w:val="zh_TW" w:bidi="zh_TW"/>
-        </w:rPr>
-        <w:t>自我管教</w:t>
-      </w:r>
-    </w:p>
-    <w:p>
-      <w:pPr/>
-      <w:r>
-        <w:rPr>
-          <w:lang w:val="zh_TW" w:bidi="zh_TW"/>
-        </w:rPr>
-      </w:r>
-      <w:r>
-        <w:rPr>
-          <w:lang w:val="zh_TW" w:bidi="zh_TW"/>
-        </w:rPr>
-        <w:t>耶穌關於公義的倫理，既成全也超越了舊約嚴格的律法要求（</w:t>
-      </w:r>
-      <w:hyperlink r:id="rId160">
-        <w:r>
-          <w:rPr>
-            <w:lang w:val="zh_TW" w:bidi="zh_TW"/>
-          </w:rPr>
-          <w:rPr>
-            <w:color w:val="0000EE"/>
-            <w:u w:val="single"/>
-          </w:rPr>
-          <w:t>太5:17–48</w:t>
-        </w:r>
-      </w:hyperlink>
-      <w:r>
-        <w:rPr>
-          <w:lang w:val="zh_TW" w:bidi="zh_TW"/>
-        </w:rPr>
-        <w:t>）。然而，基督徒並不因此比法利賽人更傾向律法主義；因為他們已經從「罪和死的律」得釋放，並且擁有「賜生命聖靈的律」（</w:t>
-      </w:r>
-      <w:hyperlink r:id="rId161">
-        <w:r>
-          <w:rPr>
-            <w:lang w:val="zh_TW" w:bidi="zh_TW"/>
-          </w:rPr>
-          <w:rPr>
-            <w:color w:val="0000EE"/>
-            <w:u w:val="single"/>
-          </w:rPr>
-          <w:t>羅8:1–8</w:t>
-        </w:r>
-      </w:hyperlink>
-      <w:r>
-        <w:rPr>
-          <w:lang w:val="zh_TW" w:bidi="zh_TW"/>
-        </w:rPr>
-        <w:t>），在內裡推動他們行神的旨意。信徒不再只是機械式地遵從律法的字句，而是因著神的靈住在心裡，能做到自我管教。屬靈的轉變發生時，人的心思意念也會一同更新 （</w:t>
-      </w:r>
-      <w:hyperlink r:id="rId162">
-        <w:r>
-          <w:rPr>
-            <w:lang w:val="zh_TW" w:bidi="zh_TW"/>
-          </w:rPr>
-          <w:rPr>
-            <w:color w:val="0000EE"/>
-            <w:u w:val="single"/>
-          </w:rPr>
-          <w:t>羅12:2</w:t>
-        </w:r>
-      </w:hyperlink>
-      <w:r>
-        <w:rPr>
-          <w:lang w:val="zh_TW" w:bidi="zh_TW"/>
-        </w:rPr>
-        <w:t>），以致對自己、自己的動機和態度有新的認識。</w:t>
-      </w:r>
-    </w:p>
-    <w:p>
-      <w:pPr>
-        <w:pStyle w:val="Heading3"/>
-      </w:pPr>
-      <w:r>
-        <w:rPr>
-          <w:lang w:val="zh_TW" w:bidi="zh_TW"/>
-        </w:rPr>
-        <w:t>父母的管教</w:t>
-      </w:r>
-    </w:p>
-    <w:p>
-      <w:pPr/>
-      <w:r>
-        <w:rPr>
-          <w:lang w:val="zh_TW" w:bidi="zh_TW"/>
-        </w:rPr>
-      </w:r>
-      <w:r>
-        <w:rPr>
-          <w:lang w:val="zh_TW" w:bidi="zh_TW"/>
-        </w:rPr>
-        <w:t>家庭是人類社會最基本的單位，父母在這個親密的關係核心裡，領受了引導和糾正兒女的責任（</w:t>
-      </w:r>
-      <w:hyperlink r:id="rId163">
-        <w:r>
-          <w:rPr>
-            <w:lang w:val="zh_TW" w:bidi="zh_TW"/>
-          </w:rPr>
-          <w:rPr>
-            <w:color w:val="0000EE"/>
-            <w:u w:val="single"/>
-          </w:rPr>
-          <w:t>申6:7</w:t>
-        </w:r>
-      </w:hyperlink>
-      <w:r>
-        <w:rPr>
-          <w:lang w:val="zh_TW" w:bidi="zh_TW"/>
-        </w:rPr>
-        <w:t>；</w:t>
-      </w:r>
-      <w:hyperlink r:id="rId164">
-        <w:r>
-          <w:rPr>
-            <w:lang w:val="zh_TW" w:bidi="zh_TW"/>
-          </w:rPr>
-          <w:rPr>
-            <w:color w:val="0000EE"/>
-            <w:u w:val="single"/>
-          </w:rPr>
-          <w:t>箴22:6</w:t>
-        </w:r>
-      </w:hyperlink>
-      <w:r>
-        <w:rPr>
-          <w:lang w:val="zh_TW" w:bidi="zh_TW"/>
-        </w:rPr>
-        <w:t>）。聖經對人的本性基本上持悲觀態度，認為人性本身並不會自動走向完善。因此，父母不可讓孩子任憑自己的本性發展。沒有受過管教的孩子，很容易在以外邦文化為主導的世界裡，被各種強烈的外在影響塑造。父母若要正確履行責任，不只要以教導和糾正來教育兒女，還需要讓自己的價值觀、生活方式和態度成為兒女的榜樣。</w:t>
-      </w:r>
-    </w:p>
-    <w:p>
-      <w:pPr/>
-      <w:r>
-        <w:rPr>
-          <w:lang w:val="zh_TW" w:bidi="zh_TW"/>
-        </w:rPr>
-      </w:r>
-      <w:r>
-        <w:rPr>
-          <w:lang w:val="zh_TW" w:bidi="zh_TW"/>
-        </w:rPr>
-        <w:t>父母教育兒女的工作的最有效方式，是採用正面的手段，例如勸告、勉勵、引導、家庭靈修，以及在教會和主日學中的基督徒訓練。然而，有時也需要負面的做法，例如禁止某些行為或施行管教。當年幼的孩子不理會口頭的提醒時，適當的懲罰會是有效的勸服方式（</w:t>
-      </w:r>
-      <w:hyperlink r:id="rId132">
-        <w:r>
-          <w:rPr>
-            <w:lang w:val="zh_TW" w:bidi="zh_TW"/>
-          </w:rPr>
-          <w:rPr>
-            <w:color w:val="0000EE"/>
-            <w:u w:val="single"/>
-          </w:rPr>
-          <w:t>箴13:24</w:t>
-        </w:r>
-      </w:hyperlink>
-      <w:r>
-        <w:rPr>
-          <w:lang w:val="zh_TW" w:bidi="zh_TW"/>
-        </w:rPr>
-        <w:t>）。不過，體罰必須根據明確、且孩子能理解的原則來進行。基督徒父母要避免因憤怒或個人情緒而懲罰孩子，也不可使孩子受傷。父母應視體罰為最後才採用的方法，並努力在不觸怒孩子的前提下，使管教達到最好的教育效果（</w:t>
-      </w:r>
-      <w:hyperlink r:id="rId137">
-        <w:r>
-          <w:rPr>
-            <w:lang w:val="zh_TW" w:bidi="zh_TW"/>
-          </w:rPr>
-          <w:rPr>
-            <w:color w:val="0000EE"/>
-            <w:u w:val="single"/>
-          </w:rPr>
-          <w:t>弗6:4</w:t>
-        </w:r>
-      </w:hyperlink>
-      <w:r>
-        <w:rPr>
-          <w:lang w:val="zh_TW" w:bidi="zh_TW"/>
-        </w:rPr>
-        <w:t>）。</w:t>
-      </w:r>
-    </w:p>
-    <w:p>
-      <w:pPr/>
-      <w:r>
-        <w:rPr>
-          <w:lang w:val="zh_TW" w:bidi="zh_TW"/>
-        </w:rPr>
-      </w:r>
-      <w:r>
-        <w:rPr>
-          <w:lang w:val="zh_TW" w:bidi="zh_TW"/>
-        </w:rPr>
-        <w:t>人類墮落（</w:t>
-      </w:r>
-      <w:hyperlink r:id="rId165">
-        <w:r>
-          <w:rPr>
-            <w:lang w:val="zh_TW" w:bidi="zh_TW"/>
-          </w:rPr>
-          <w:rPr>
-            <w:color w:val="0000EE"/>
-            <w:u w:val="single"/>
-          </w:rPr>
-          <w:t>創3章</w:t>
-        </w:r>
-      </w:hyperlink>
-      <w:r>
-        <w:rPr>
-          <w:lang w:val="zh_TW" w:bidi="zh_TW"/>
-        </w:rPr>
-        <w:t>）意味著以自我為中心的傾向，使孩子也受到影響（參</w:t>
-      </w:r>
-      <w:hyperlink r:id="rId166">
-        <w:r>
-          <w:rPr>
-            <w:lang w:val="zh_TW" w:bidi="zh_TW"/>
-          </w:rPr>
-          <w:rPr>
-            <w:color w:val="0000EE"/>
-            <w:u w:val="single"/>
-          </w:rPr>
-          <w:t>詩51:5</w:t>
-        </w:r>
-      </w:hyperlink>
-      <w:r>
-        <w:rPr>
-          <w:lang w:val="zh_TW" w:bidi="zh_TW"/>
-        </w:rPr>
-        <w:t>）。孩子必須學會尊重自己，也尊重他人；如果任由他們憑本性發展，再受到敗壞的社會衝擊，他們可能變得悖逆、難以與人相處，在自己與別人的生命裡留下痛苦。父母即使愛兒女，也需要在必要時使用較負面的管教方法。即使父母和孩子都覺得不愉快，但真正的愛或許需要如此。孩子在穩定、堅定、有愛的家庭環境中受到管教和成長，更有可能成為有責任感、懂體諒他人的人。</w:t>
-      </w:r>
-    </w:p>
-    <w:p>
-      <w:pPr>
-        <w:pStyle w:val="Heading3"/>
-      </w:pPr>
-      <w:r>
-        <w:rPr>
-          <w:lang w:val="zh_TW" w:bidi="zh_TW"/>
-        </w:rPr>
-        <w:t>教會的管教</w:t>
-      </w:r>
-    </w:p>
-    <w:p>
-      <w:pPr/>
-      <w:r>
-        <w:rPr>
-          <w:lang w:val="zh_TW" w:bidi="zh_TW"/>
-        </w:rPr>
-      </w:r>
-      <w:r>
-        <w:rPr>
-          <w:lang w:val="zh_TW" w:bidi="zh_TW"/>
-        </w:rPr>
-        <w:t>教會本質上是一個大家庭，每一位信徒都是其中一員。教會要在信仰、敬拜和生活上反映神真實性情，其性質使它與其它群體有所不同。</w:t>
-      </w:r>
-    </w:p>
-    <w:p>
-      <w:pPr/>
-      <w:r>
-        <w:rPr>
-          <w:lang w:val="zh_TW" w:bidi="zh_TW"/>
-        </w:rPr>
-      </w:r>
-      <w:r>
-        <w:rPr>
-          <w:lang w:val="zh_TW" w:bidi="zh_TW"/>
-        </w:rPr>
-        <w:t>同時，教會也蒙召成為向外敞開、關懷他人的群體，以憐憫態度接觸極其需要幫助的人。基督徒的生活方式與外邦人的生活方式明顯不同，而這種差異往往造成隔閡，將「失喪」的人與可以帶來神拯救的人隔絕——這些拯救能使他們脫離孤單、成癮、迷失、破碎的人際關係等困境。教會負有責任，不應在向未信者傳福音的過程中，設置違背聖經的障礙，但在開放與純潔之間取得平衡往往並不容易。若未能好好保持這個平衡，教會很容易變得過度限制，或過度寬鬆；不論是哪個極端，都會削弱教會的見證。</w:t>
-      </w:r>
-    </w:p>
-    <w:p>
-      <w:pPr/>
-      <w:r>
-        <w:rPr>
-          <w:lang w:val="zh_TW" w:bidi="zh_TW"/>
-        </w:rPr>
-      </w:r>
-      <w:r>
-        <w:rPr>
-          <w:lang w:val="zh_TW" w:bidi="zh_TW"/>
-        </w:rPr>
-        <w:t>要化解這種兩難，關鍵在於真正符合聖經的教會管教。聖經為教會提供了充足的指引來訂立行為準則（例：</w:t>
-      </w:r>
-      <w:hyperlink r:id="rId167">
-        <w:r>
-          <w:rPr>
-            <w:lang w:val="zh_TW" w:bidi="zh_TW"/>
-          </w:rPr>
-          <w:rPr>
-            <w:color w:val="0000EE"/>
-            <w:u w:val="single"/>
-          </w:rPr>
-          <w:t>出20:1–17；</w:t>
-        </w:r>
-      </w:hyperlink>
-      <w:hyperlink r:id="rId168">
-        <w:r>
-          <w:rPr>
-            <w:lang w:val="zh_TW" w:bidi="zh_TW"/>
-          </w:rPr>
-          <w:rPr>
-            <w:color w:val="0000EE"/>
-            <w:u w:val="single"/>
-          </w:rPr>
-          <w:t>林前5:11，</w:t>
-        </w:r>
-      </w:hyperlink>
-      <w:hyperlink r:id="rId169">
-        <w:r>
-          <w:rPr>
-            <w:lang w:val="zh_TW" w:bidi="zh_TW"/>
-          </w:rPr>
-          <w:rPr>
-            <w:color w:val="0000EE"/>
-            <w:u w:val="single"/>
-          </w:rPr>
-          <w:t>6:9–11；</w:t>
-        </w:r>
-      </w:hyperlink>
-      <w:hyperlink r:id="rId170">
-        <w:r>
-          <w:rPr>
-            <w:lang w:val="zh_TW" w:bidi="zh_TW"/>
-          </w:rPr>
-          <w:rPr>
-            <w:color w:val="0000EE"/>
-            <w:u w:val="single"/>
-          </w:rPr>
-          <w:t>弗4:25–32</w:t>
-        </w:r>
-      </w:hyperlink>
-      <w:r>
-        <w:rPr>
-          <w:lang w:val="zh_TW" w:bidi="zh_TW"/>
-        </w:rPr>
-        <w:t>，</w:t>
-      </w:r>
-      <w:hyperlink r:id="rId171">
-        <w:r>
-          <w:rPr>
-            <w:lang w:val="zh_TW" w:bidi="zh_TW"/>
-          </w:rPr>
-          <w:rPr>
-            <w:color w:val="0000EE"/>
-            <w:u w:val="single"/>
-          </w:rPr>
-          <w:t>5:1–21；</w:t>
-        </w:r>
-      </w:hyperlink>
-      <w:hyperlink r:id="rId172">
-        <w:r>
-          <w:rPr>
-            <w:lang w:val="zh_TW" w:bidi="zh_TW"/>
-          </w:rPr>
-          <w:rPr>
-            <w:color w:val="0000EE"/>
-            <w:u w:val="single"/>
-          </w:rPr>
-          <w:t>西3:5–11</w:t>
-        </w:r>
-      </w:hyperlink>
-      <w:r>
-        <w:rPr>
-          <w:lang w:val="zh_TW" w:bidi="zh_TW"/>
-        </w:rPr>
-        <w:t>）。不過，教會在說明這些準則時，必須分辨甚麼是聖經的絕對要求，甚麼屬於文化層面的習俗。例如，新約聖經明確禁止醉酒，但並沒有禁止喝酒。有些教會容許信徒喝酒但譴責醉酒，有些教會建議會友完全不喝酒，也有教會規定成為會友必須禁酒。新約聖經承認基督徒的自由與基督徒的責任之間有時會出現張力，並提供解決這類衝突的指引（</w:t>
-      </w:r>
-      <w:hyperlink r:id="rId173">
-        <w:r>
-          <w:rPr>
-            <w:lang w:val="zh_TW" w:bidi="zh_TW"/>
-          </w:rPr>
-          <w:rPr>
-            <w:color w:val="0000EE"/>
-            <w:u w:val="single"/>
-          </w:rPr>
-          <w:t>林前8章</w:t>
-        </w:r>
-      </w:hyperlink>
-      <w:r>
-        <w:rPr>
-          <w:lang w:val="zh_TW" w:bidi="zh_TW"/>
-        </w:rPr>
-        <w:t>）。</w:t>
-      </w:r>
-    </w:p>
-    <w:p>
-      <w:pPr/>
-      <w:r>
-        <w:rPr>
-          <w:lang w:val="zh_TW" w:bidi="zh_TW"/>
-        </w:rPr>
-      </w:r>
-      <w:r>
-        <w:rPr>
-          <w:lang w:val="zh_TW" w:bidi="zh_TW"/>
-        </w:rPr>
-        <w:t>要保持聖經的一致性和公信力，教會應該以同樣的嚴肅程度，管教態度上的罪與「明顯的大罪」。新約聖經確實譴責淫亂、殺人、醉酒，但新約同時也譴責嫉妒、忌恨、憤怒、自私、發怨言和論斷。這些惡行都會攔阻人進入神的國（</w:t>
-      </w:r>
-      <w:hyperlink r:id="rId174">
-        <w:r>
-          <w:rPr>
-            <w:lang w:val="zh_TW" w:bidi="zh_TW"/>
-          </w:rPr>
-          <w:rPr>
-            <w:color w:val="0000EE"/>
-            <w:u w:val="single"/>
-          </w:rPr>
-          <w:t>加5:19–21</w:t>
-        </w:r>
-      </w:hyperlink>
-      <w:r>
-        <w:rPr>
-          <w:lang w:val="zh_TW" w:bidi="zh_TW"/>
-        </w:rPr>
-        <w:t>）。未信者常因為次要的行為（例如吸煙或喝酒）而在教會裡感到排斥，但教會很少指出搬弄是非、埋怨和自私的行為，也很少對這些行為施行合宜的管教。如能確保更一致的立場，將會促進教會的聖潔，也會使教會的事奉更有力量，能成為一個以基督的愛去支持並接納人的群體。</w:t>
-      </w:r>
-    </w:p>
-    <w:p>
-      <w:pPr/>
-      <w:r>
-        <w:rPr>
-          <w:lang w:val="zh_TW" w:bidi="zh_TW"/>
-        </w:rPr>
-      </w:r>
-      <w:r>
-        <w:rPr>
-          <w:lang w:val="zh_TW" w:bidi="zh_TW"/>
-        </w:rPr>
-        <w:t>新約聖經除了肯定教會內需要管教之外，也清楚說明施行管教的程序（</w:t>
-      </w:r>
-      <w:hyperlink r:id="rId175">
-        <w:r>
-          <w:rPr>
-            <w:lang w:val="zh_TW" w:bidi="zh_TW"/>
-          </w:rPr>
-          <w:rPr>
-            <w:color w:val="0000EE"/>
-            <w:u w:val="single"/>
-          </w:rPr>
-          <w:t>太18:15–18</w:t>
-        </w:r>
-      </w:hyperlink>
-      <w:r>
-        <w:rPr>
-          <w:lang w:val="zh_TW" w:bidi="zh_TW"/>
-        </w:rPr>
-        <w:t>；</w:t>
-      </w:r>
-      <w:hyperlink r:id="rId176">
-        <w:r>
-          <w:rPr>
-            <w:lang w:val="zh_TW" w:bidi="zh_TW"/>
-          </w:rPr>
-          <w:rPr>
-            <w:color w:val="0000EE"/>
-            <w:u w:val="single"/>
-          </w:rPr>
-          <w:t>林前5:3–13</w:t>
-        </w:r>
-      </w:hyperlink>
-      <w:r>
-        <w:rPr>
-          <w:lang w:val="zh_TW" w:bidi="zh_TW"/>
-        </w:rPr>
-        <w:t>；</w:t>
-      </w:r>
-      <w:hyperlink r:id="rId177">
-        <w:r>
-          <w:rPr>
-            <w:lang w:val="zh_TW" w:bidi="zh_TW"/>
-          </w:rPr>
-          <w:rPr>
-            <w:color w:val="0000EE"/>
-            <w:u w:val="single"/>
-          </w:rPr>
-          <w:t>加6:1</w:t>
-        </w:r>
-      </w:hyperlink>
-      <w:r>
-        <w:rPr>
-          <w:lang w:val="zh_TW" w:bidi="zh_TW"/>
-        </w:rPr>
-        <w:t>）。首先需要有人私下提醒和勸誡犯錯的人，如果他們拒絕悔改或改正，就把個案帶到教會領袖面前，必要時再帶到全會眾面前。若他們仍然繼續犯錯，教會要與他們隔離，目的不是報復，而是盼望他悔改並得著恢復（</w:t>
-      </w:r>
-      <w:hyperlink r:id="rId178">
-        <w:r>
-          <w:rPr>
-            <w:lang w:val="zh_TW" w:bidi="zh_TW"/>
-          </w:rPr>
-          <w:rPr>
-            <w:color w:val="0000EE"/>
-            <w:u w:val="single"/>
-          </w:rPr>
-          <w:t>帖後3:14–15</w:t>
-        </w:r>
-      </w:hyperlink>
-      <w:r>
-        <w:rPr>
-          <w:lang w:val="zh_TW" w:bidi="zh_TW"/>
-        </w:rPr>
-        <w:t>）。</w:t>
-      </w:r>
-    </w:p>
-    <w:p>
-      <w:pPr/>
-      <w:r>
-        <w:rPr>
-          <w:lang w:val="zh_TW" w:bidi="zh_TW"/>
-        </w:rPr>
-      </w:r>
-      <w:r>
-        <w:rPr>
-          <w:lang w:val="zh_TW" w:bidi="zh_TW"/>
-        </w:rPr>
-        <w:t>聖經強調必須有自我管教、父母的管教與教會的管教，現代社會各個領域的道德淪喪顯而易見，這點似乎更顯重要。聖經描繪並在耶穌基督身上彰顯的屬神之愛，是要教導世人如何生活。那些拒絕神「正面督促」的人，最終會面對祂管教中負面一面。基督徒若能以充滿愛的方式管教自己、兒女和彼此，就能尊榮基督，展示祂的生活方式，也幫助別人明白神的旨意。</w:t>
       </w:r>
       <w:r>
         <w:rPr>
@@ -6784,6 +3233,12 @@
     <w:abstractNumId w:val="11"/>
   </w:num>
   <w:num w:numId="14">
+    <w:abstractNumId w:val="3"/>
+    <w:lvlOverride w:ilvl="0">
+      <w:startOverride w:val="1"/>
+    </w:lvlOverride>
+  </w:num>
+  <w:num w:numId="15">
     <w:abstractNumId w:val="3"/>
     <w:lvlOverride w:ilvl="0">
       <w:startOverride w:val="1"/>

--- a/zht/docx/053.content.docx
+++ b/zht/docx/053.content.docx
@@ -241,36 +241,24 @@
         </w:rPr>
         <w:t>拿弗他利的兒子，也是雅各的孫子（</w:t>
       </w:r>
-      <w:hyperlink r:id="rId13">
-        <w:r>
-          <w:rPr>
-            <w:lang w:val="zh_TW" w:bidi="zh_TW"/>
-          </w:rPr>
-          <w:rPr>
-            <w:color w:val="0000EE"/>
-            <w:u w:val="single"/>
-          </w:rPr>
-          <w:t>創46:24</w:t>
-        </w:r>
-      </w:hyperlink>
+      <w:r>
+        <w:rPr>
+          <w:lang w:val="zh_TW" w:bidi="zh_TW"/>
+        </w:rPr>
+        <w:t>創46:24</w:t>
+      </w:r>
       <w:r>
         <w:rPr>
           <w:lang w:val="zh_TW" w:bidi="zh_TW"/>
         </w:rPr>
         <w:t>；</w:t>
       </w:r>
-      <w:hyperlink r:id="rId14">
-        <w:r>
-          <w:rPr>
-            <w:lang w:val="zh_TW" w:bidi="zh_TW"/>
-          </w:rPr>
-          <w:rPr>
-            <w:color w:val="0000EE"/>
-            <w:u w:val="single"/>
-          </w:rPr>
-          <w:t>代上7:13</w:t>
-        </w:r>
-      </w:hyperlink>
+      <w:r>
+        <w:rPr>
+          <w:lang w:val="zh_TW" w:bidi="zh_TW"/>
+        </w:rPr>
+        <w:t>代上7:13</w:t>
+      </w:r>
       <w:r>
         <w:rPr>
           <w:lang w:val="zh_TW" w:bidi="zh_TW"/>
@@ -295,18 +283,12 @@
         </w:rPr>
         <w:t>迦得支派中押比疊的父親（</w:t>
       </w:r>
-      <w:hyperlink r:id="rId15">
-        <w:r>
-          <w:rPr>
-            <w:lang w:val="zh_TW" w:bidi="zh_TW"/>
-          </w:rPr>
-          <w:rPr>
-            <w:color w:val="0000EE"/>
-            <w:u w:val="single"/>
-          </w:rPr>
-          <w:t>代上5:15</w:t>
-        </w:r>
-      </w:hyperlink>
+      <w:r>
+        <w:rPr>
+          <w:lang w:val="zh_TW" w:bidi="zh_TW"/>
+        </w:rPr>
+        <w:t>代上5:15</w:t>
+      </w:r>
       <w:r>
         <w:rPr>
           <w:lang w:val="zh_TW" w:bidi="zh_TW"/>
@@ -361,36 +343,24 @@
         </w:rPr>
         <w:t>1. 含的四個兒子中的長子（</w:t>
       </w:r>
-      <w:hyperlink r:id="rId16">
-        <w:r>
-          <w:rPr>
-            <w:lang w:val="zh_TW" w:bidi="zh_TW"/>
-          </w:rPr>
-          <w:rPr>
-            <w:color w:val="0000EE"/>
-            <w:u w:val="single"/>
-          </w:rPr>
-          <w:t>創10:6</w:t>
-        </w:r>
-      </w:hyperlink>
+      <w:r>
+        <w:rPr>
+          <w:lang w:val="zh_TW" w:bidi="zh_TW"/>
+        </w:rPr>
+        <w:t>創10:6</w:t>
+      </w:r>
       <w:r>
         <w:rPr>
           <w:lang w:val="zh_TW" w:bidi="zh_TW"/>
         </w:rPr>
         <w:t>；</w:t>
       </w:r>
-      <w:hyperlink r:id="rId17">
-        <w:r>
-          <w:rPr>
-            <w:lang w:val="zh_TW" w:bidi="zh_TW"/>
-          </w:rPr>
-          <w:rPr>
-            <w:color w:val="0000EE"/>
-            <w:u w:val="single"/>
-          </w:rPr>
-          <w:t>代上1:8</w:t>
-        </w:r>
-      </w:hyperlink>
+      <w:r>
+        <w:rPr>
+          <w:lang w:val="zh_TW" w:bidi="zh_TW"/>
+        </w:rPr>
+        <w:t>代上1:8</w:t>
+      </w:r>
       <w:r>
         <w:rPr>
           <w:lang w:val="zh_TW" w:bidi="zh_TW"/>
@@ -448,18 +418,12 @@
         </w:rPr>
         <w:t>2. 便雅憫人，可能是大衛的敵人，在</w:t>
       </w:r>
-      <w:hyperlink r:id="rId18">
-        <w:r>
-          <w:rPr>
-            <w:lang w:val="zh_TW" w:bidi="zh_TW"/>
-          </w:rPr>
-          <w:rPr>
-            <w:color w:val="0000EE"/>
-            <w:u w:val="single"/>
-          </w:rPr>
-          <w:t>詩篇第七篇</w:t>
-        </w:r>
-      </w:hyperlink>
+      <w:r>
+        <w:rPr>
+          <w:lang w:val="zh_TW" w:bidi="zh_TW"/>
+        </w:rPr>
+        <w:t>詩篇第七篇</w:t>
+      </w:r>
       <w:r>
         <w:rPr>
           <w:lang w:val="zh_TW" w:bidi="zh_TW"/>
@@ -553,36 +517,24 @@
         </w:rPr>
         <w:t>「古實」在創世記中的意思並不十分明確。在伊甸園的記述中，古實似乎位於美索不達米亞（</w:t>
       </w:r>
-      <w:hyperlink r:id="rId19">
-        <w:r>
-          <w:rPr>
-            <w:lang w:val="zh_TW" w:bidi="zh_TW"/>
-          </w:rPr>
-          <w:rPr>
-            <w:color w:val="0000EE"/>
-            <w:u w:val="single"/>
-          </w:rPr>
-          <w:t>創2:13</w:t>
-        </w:r>
-      </w:hyperlink>
+      <w:r>
+        <w:rPr>
+          <w:lang w:val="zh_TW" w:bidi="zh_TW"/>
+        </w:rPr>
+        <w:t>創2:13</w:t>
+      </w:r>
       <w:r>
         <w:rPr>
           <w:lang w:val="zh_TW" w:bidi="zh_TW"/>
         </w:rPr>
         <w:t>），也就是底格里斯河與幼發拉底河流域（</w:t>
       </w:r>
-      <w:hyperlink r:id="rId20">
-        <w:r>
-          <w:rPr>
-            <w:lang w:val="zh_TW" w:bidi="zh_TW"/>
-          </w:rPr>
-          <w:rPr>
-            <w:color w:val="0000EE"/>
-            <w:u w:val="single"/>
-          </w:rPr>
-          <w:t>14</w:t>
-        </w:r>
-      </w:hyperlink>
+      <w:r>
+        <w:rPr>
+          <w:lang w:val="zh_TW" w:bidi="zh_TW"/>
+        </w:rPr>
+        <w:t>14</w:t>
+      </w:r>
       <w:r>
         <w:rPr>
           <w:lang w:val="zh_TW" w:bidi="zh_TW"/>
@@ -603,90 +555,60 @@
         </w:rPr>
         <w:t>因此，</w:t>
       </w:r>
-      <w:hyperlink r:id="rId21">
-        <w:r>
-          <w:rPr>
-            <w:lang w:val="zh_TW" w:bidi="zh_TW"/>
-          </w:rPr>
-          <w:rPr>
-            <w:color w:val="0000EE"/>
-            <w:u w:val="single"/>
-          </w:rPr>
-          <w:t>創世記十章6至8節</w:t>
-        </w:r>
-      </w:hyperlink>
+      <w:r>
+        <w:rPr>
+          <w:lang w:val="zh_TW" w:bidi="zh_TW"/>
+        </w:rPr>
+        <w:t>創世記十章6至8節</w:t>
+      </w:r>
       <w:r>
         <w:rPr>
           <w:lang w:val="zh_TW" w:bidi="zh_TW"/>
         </w:rPr>
         <w:t>中提到的古實可能是指兩個不同的地區：努比亞（</w:t>
       </w:r>
-      <w:hyperlink r:id="rId22">
-        <w:r>
-          <w:rPr>
-            <w:lang w:val="zh_TW" w:bidi="zh_TW"/>
-          </w:rPr>
-          <w:rPr>
-            <w:color w:val="0000EE"/>
-            <w:u w:val="single"/>
-          </w:rPr>
-          <w:t>6–7</w:t>
-        </w:r>
-      </w:hyperlink>
+      <w:r>
+        <w:rPr>
+          <w:lang w:val="zh_TW" w:bidi="zh_TW"/>
+        </w:rPr>
+        <w:t>6–7</w:t>
+      </w:r>
       <w:r>
         <w:rPr>
           <w:lang w:val="zh_TW" w:bidi="zh_TW"/>
         </w:rPr>
         <w:t>節）和美索不達米亞（</w:t>
       </w:r>
-      <w:hyperlink r:id="rId23">
-        <w:r>
-          <w:rPr>
-            <w:lang w:val="zh_TW" w:bidi="zh_TW"/>
-          </w:rPr>
-          <w:rPr>
-            <w:color w:val="0000EE"/>
-            <w:u w:val="single"/>
-          </w:rPr>
-          <w:t>9–12</w:t>
-        </w:r>
-      </w:hyperlink>
+      <w:r>
+        <w:rPr>
+          <w:lang w:val="zh_TW" w:bidi="zh_TW"/>
+        </w:rPr>
+        <w:t>9–12</w:t>
+      </w:r>
       <w:r>
         <w:rPr>
           <w:lang w:val="zh_TW" w:bidi="zh_TW"/>
         </w:rPr>
         <w:t>節）。另一種可能是，</w:t>
       </w:r>
-      <w:hyperlink r:id="rId19">
-        <w:r>
-          <w:rPr>
-            <w:lang w:val="zh_TW" w:bidi="zh_TW"/>
-          </w:rPr>
-          <w:rPr>
-            <w:color w:val="0000EE"/>
-            <w:u w:val="single"/>
-          </w:rPr>
-          <w:t>創世記二章13節</w:t>
-        </w:r>
-      </w:hyperlink>
+      <w:r>
+        <w:rPr>
+          <w:lang w:val="zh_TW" w:bidi="zh_TW"/>
+        </w:rPr>
+        <w:t>創世記二章13節</w:t>
+      </w:r>
       <w:r>
         <w:rPr>
           <w:lang w:val="zh_TW" w:bidi="zh_TW"/>
         </w:rPr>
         <w:t>和</w:t>
       </w:r>
-      <w:hyperlink r:id="rId24">
-        <w:r>
-          <w:rPr>
-            <w:lang w:val="zh_TW" w:bidi="zh_TW"/>
-          </w:rPr>
-          <w:rPr>
-            <w:color w:val="0000EE"/>
-            <w:u w:val="single"/>
-          </w:rPr>
-          <w:t>十章8節</w:t>
-        </w:r>
-      </w:hyperlink>
+      <w:r>
+        <w:rPr>
+          <w:lang w:val="zh_TW" w:bidi="zh_TW"/>
+        </w:rPr>
+        <w:t>十章8節</w:t>
+      </w:r>
       <w:r>
         <w:rPr>
           <w:lang w:val="zh_TW" w:bidi="zh_TW"/>
@@ -718,18 +640,12 @@
         </w:rPr>
         <w:t>關於「古實人」一詞的意義，聖經中較少出現混淆。除了</w:t>
       </w:r>
-      <w:hyperlink r:id="rId25">
-        <w:r>
-          <w:rPr>
-            <w:lang w:val="zh_TW" w:bidi="zh_TW"/>
-          </w:rPr>
-          <w:rPr>
-            <w:color w:val="0000EE"/>
-            <w:u w:val="single"/>
-          </w:rPr>
-          <w:t>民數記十二章1節</w:t>
-        </w:r>
-      </w:hyperlink>
+      <w:r>
+        <w:rPr>
+          <w:lang w:val="zh_TW" w:bidi="zh_TW"/>
+        </w:rPr>
+        <w:t>民數記十二章1節</w:t>
+      </w:r>
       <w:r>
         <w:rPr>
           <w:lang w:val="zh_TW" w:bidi="zh_TW"/>
@@ -750,18 +666,12 @@
         </w:rPr>
         <w:t>大衛王的元帥約押派去向大衛報告押沙龍戰敗消息的第一位使者，就是一位古實人（</w:t>
       </w:r>
-      <w:hyperlink r:id="rId26">
-        <w:r>
-          <w:rPr>
-            <w:lang w:val="zh_TW" w:bidi="zh_TW"/>
-          </w:rPr>
-          <w:rPr>
-            <w:color w:val="0000EE"/>
-            <w:u w:val="single"/>
-          </w:rPr>
-          <w:t>撒下18:21–32</w:t>
-        </w:r>
-      </w:hyperlink>
+      <w:r>
+        <w:rPr>
+          <w:lang w:val="zh_TW" w:bidi="zh_TW"/>
+        </w:rPr>
+        <w:t>撒下18:21–32</w:t>
+      </w:r>
       <w:r>
         <w:rPr>
           <w:lang w:val="zh_TW" w:bidi="zh_TW"/>
@@ -782,18 +692,12 @@
         </w:rPr>
         <w:t>摩西曾娶一位被稱為古實女子的妻子（</w:t>
       </w:r>
-      <w:hyperlink r:id="rId25">
-        <w:r>
-          <w:rPr>
-            <w:lang w:val="zh_TW" w:bidi="zh_TW"/>
-          </w:rPr>
-          <w:rPr>
-            <w:color w:val="0000EE"/>
-            <w:u w:val="single"/>
-          </w:rPr>
-          <w:t>民12:1</w:t>
-        </w:r>
-      </w:hyperlink>
+      <w:r>
+        <w:rPr>
+          <w:lang w:val="zh_TW" w:bidi="zh_TW"/>
+        </w:rPr>
+        <w:t>民12:1</w:t>
+      </w:r>
       <w:r>
         <w:rPr>
           <w:lang w:val="zh_TW" w:bidi="zh_TW"/>
@@ -971,90 +875,60 @@
         </w:rPr>
         <w:t>古代以色列人認為，以尊重的方式安葬死者是極為重要的（</w:t>
       </w:r>
-      <w:hyperlink r:id="rId27">
-        <w:r>
-          <w:rPr>
-            <w:lang w:val="zh_TW" w:bidi="zh_TW"/>
-          </w:rPr>
-          <w:rPr>
-            <w:color w:val="0000EE"/>
-            <w:u w:val="single"/>
-          </w:rPr>
-          <w:t>創50:25</w:t>
-        </w:r>
-      </w:hyperlink>
+      <w:r>
+        <w:rPr>
+          <w:lang w:val="zh_TW" w:bidi="zh_TW"/>
+        </w:rPr>
+        <w:t>創50:25</w:t>
+      </w:r>
       <w:r>
         <w:rPr>
           <w:lang w:val="zh_TW" w:bidi="zh_TW"/>
         </w:rPr>
         <w:t>；</w:t>
       </w:r>
-      <w:hyperlink r:id="rId28">
-        <w:r>
-          <w:rPr>
-            <w:lang w:val="zh_TW" w:bidi="zh_TW"/>
-          </w:rPr>
-          <w:rPr>
-            <w:color w:val="0000EE"/>
-            <w:u w:val="single"/>
-          </w:rPr>
-          <w:t>撒上31:11–13</w:t>
-        </w:r>
-      </w:hyperlink>
+      <w:r>
+        <w:rPr>
+          <w:lang w:val="zh_TW" w:bidi="zh_TW"/>
+        </w:rPr>
+        <w:t>撒上31:11–13</w:t>
+      </w:r>
       <w:r>
         <w:rPr>
           <w:lang w:val="zh_TW" w:bidi="zh_TW"/>
         </w:rPr>
         <w:t>；</w:t>
       </w:r>
-      <w:hyperlink r:id="rId29">
-        <w:r>
-          <w:rPr>
-            <w:lang w:val="zh_TW" w:bidi="zh_TW"/>
-          </w:rPr>
-          <w:rPr>
-            <w:color w:val="0000EE"/>
-            <w:u w:val="single"/>
-          </w:rPr>
-          <w:t>王下23:14–18</w:t>
-        </w:r>
-      </w:hyperlink>
+      <w:r>
+        <w:rPr>
+          <w:lang w:val="zh_TW" w:bidi="zh_TW"/>
+        </w:rPr>
+        <w:t>王下23:14–18</w:t>
+      </w:r>
       <w:r>
         <w:rPr>
           <w:lang w:val="zh_TW" w:bidi="zh_TW"/>
         </w:rPr>
         <w:t>；</w:t>
       </w:r>
-      <w:hyperlink r:id="rId30">
-        <w:r>
-          <w:rPr>
-            <w:lang w:val="zh_TW" w:bidi="zh_TW"/>
-          </w:rPr>
-          <w:rPr>
-            <w:color w:val="0000EE"/>
-            <w:u w:val="single"/>
-          </w:rPr>
-          <w:t>結39:14–16</w:t>
-        </w:r>
-      </w:hyperlink>
+      <w:r>
+        <w:rPr>
+          <w:lang w:val="zh_TW" w:bidi="zh_TW"/>
+        </w:rPr>
+        <w:t>結39:14–16</w:t>
+      </w:r>
       <w:r>
         <w:rPr>
           <w:lang w:val="zh_TW" w:bidi="zh_TW"/>
         </w:rPr>
         <w:t>；</w:t>
       </w:r>
-      <w:hyperlink r:id="rId31">
-        <w:r>
-          <w:rPr>
-            <w:lang w:val="zh_TW" w:bidi="zh_TW"/>
-          </w:rPr>
-          <w:rPr>
-            <w:color w:val="0000EE"/>
-            <w:u w:val="single"/>
-          </w:rPr>
-          <w:t>摩2:1</w:t>
-        </w:r>
-      </w:hyperlink>
+      <w:r>
+        <w:rPr>
+          <w:lang w:val="zh_TW" w:bidi="zh_TW"/>
+        </w:rPr>
+        <w:t>摩2:1</w:t>
+      </w:r>
       <w:r>
         <w:rPr>
           <w:lang w:val="zh_TW" w:bidi="zh_TW"/>
@@ -1075,36 +949,24 @@
         </w:rPr>
         <w:t>在以西結書中，神讓先知看見一個充滿枯骨的平原。這些骨頭代表失去盼望的以色列民，但神應許要賜下祂的靈，使祂的百姓重新得著生命，就像使這些死去的骨頭再生一般（</w:t>
       </w:r>
-      <w:hyperlink r:id="rId32">
-        <w:r>
-          <w:rPr>
-            <w:lang w:val="zh_TW" w:bidi="zh_TW"/>
-          </w:rPr>
-          <w:rPr>
-            <w:color w:val="0000EE"/>
-            <w:u w:val="single"/>
-          </w:rPr>
-          <w:t>結37:1–14</w:t>
-        </w:r>
-      </w:hyperlink>
+      <w:r>
+        <w:rPr>
+          <w:lang w:val="zh_TW" w:bidi="zh_TW"/>
+        </w:rPr>
+        <w:t>結37:1–14</w:t>
+      </w:r>
       <w:r>
         <w:rPr>
           <w:lang w:val="zh_TW" w:bidi="zh_TW"/>
         </w:rPr>
         <w:t>）。其實，在活著的身體裡，骨頭是有生命的組織。以西結也寫到斷骨可以痊癒（</w:t>
       </w:r>
-      <w:hyperlink r:id="rId33">
-        <w:r>
-          <w:rPr>
-            <w:lang w:val="zh_TW" w:bidi="zh_TW"/>
-          </w:rPr>
-          <w:rPr>
-            <w:color w:val="0000EE"/>
-            <w:u w:val="single"/>
-          </w:rPr>
-          <w:t>結30:21</w:t>
-        </w:r>
-      </w:hyperlink>
+      <w:r>
+        <w:rPr>
+          <w:lang w:val="zh_TW" w:bidi="zh_TW"/>
+        </w:rPr>
+        <w:t>結30:21</w:t>
+      </w:r>
       <w:r>
         <w:rPr>
           <w:lang w:val="zh_TW" w:bidi="zh_TW"/>
@@ -1125,84 +987,54 @@
         </w:rPr>
         <w:t>以色列人守逾越節時，必須獻上一隻毫無殘疾的羊羔，其中一項要求是羊羔的骨頭一根也不可折斷（</w:t>
       </w:r>
-      <w:hyperlink r:id="rId34">
-        <w:r>
-          <w:rPr>
-            <w:lang w:val="zh_TW" w:bidi="zh_TW"/>
-          </w:rPr>
-          <w:rPr>
-            <w:color w:val="0000EE"/>
-            <w:u w:val="single"/>
-          </w:rPr>
-          <w:t>出12:46</w:t>
-        </w:r>
-      </w:hyperlink>
+      <w:r>
+        <w:rPr>
+          <w:lang w:val="zh_TW" w:bidi="zh_TW"/>
+        </w:rPr>
+        <w:t>出12:46</w:t>
+      </w:r>
       <w:r>
         <w:rPr>
           <w:lang w:val="zh_TW" w:bidi="zh_TW"/>
         </w:rPr>
         <w:t>；</w:t>
       </w:r>
-      <w:hyperlink r:id="rId35">
-        <w:r>
-          <w:rPr>
-            <w:lang w:val="zh_TW" w:bidi="zh_TW"/>
-          </w:rPr>
-          <w:rPr>
-            <w:color w:val="0000EE"/>
-            <w:u w:val="single"/>
-          </w:rPr>
-          <w:t>民9:11–12</w:t>
-        </w:r>
-      </w:hyperlink>
+      <w:r>
+        <w:rPr>
+          <w:lang w:val="zh_TW" w:bidi="zh_TW"/>
+        </w:rPr>
+        <w:t>民9:11–12</w:t>
+      </w:r>
       <w:r>
         <w:rPr>
           <w:lang w:val="zh_TW" w:bidi="zh_TW"/>
         </w:rPr>
         <w:t>）。這項律例在新約聖經中具有特別的意義。羅馬兵丁通常會打斷被釘十字架之人的腿，使其更快死亡，但當耶穌被釘十字架時，他們並沒有打斷祂的腿。這正應驗了舊約聖經中關於耶穌的話——祂被稱為「神的羔羊」（</w:t>
       </w:r>
-      <w:hyperlink r:id="rId36">
-        <w:r>
-          <w:rPr>
-            <w:lang w:val="zh_TW" w:bidi="zh_TW"/>
-          </w:rPr>
-          <w:rPr>
-            <w:color w:val="0000EE"/>
-            <w:u w:val="single"/>
-          </w:rPr>
-          <w:t>詩34:20</w:t>
-        </w:r>
-      </w:hyperlink>
+      <w:r>
+        <w:rPr>
+          <w:lang w:val="zh_TW" w:bidi="zh_TW"/>
+        </w:rPr>
+        <w:t>詩34:20</w:t>
+      </w:r>
       <w:r>
         <w:rPr>
           <w:lang w:val="zh_TW" w:bidi="zh_TW"/>
         </w:rPr>
         <w:t>；</w:t>
       </w:r>
-      <w:hyperlink r:id="rId37">
-        <w:r>
-          <w:rPr>
-            <w:lang w:val="zh_TW" w:bidi="zh_TW"/>
-          </w:rPr>
-          <w:rPr>
-            <w:color w:val="0000EE"/>
-            <w:u w:val="single"/>
-          </w:rPr>
-          <w:t>約1:36，</w:t>
-        </w:r>
-      </w:hyperlink>
-      <w:hyperlink r:id="rId38">
-        <w:r>
-          <w:rPr>
-            <w:lang w:val="zh_TW" w:bidi="zh_TW"/>
-          </w:rPr>
-          <w:rPr>
-            <w:color w:val="0000EE"/>
-            <w:u w:val="single"/>
-          </w:rPr>
-          <w:t>約19:30–37</w:t>
-        </w:r>
-      </w:hyperlink>
+      <w:r>
+        <w:rPr>
+          <w:lang w:val="zh_TW" w:bidi="zh_TW"/>
+        </w:rPr>
+        <w:t>約1:36，</w:t>
+      </w:r>
+      <w:r>
+        <w:rPr>
+          <w:lang w:val="zh_TW" w:bidi="zh_TW"/>
+        </w:rPr>
+        <w:t>約19:30–37</w:t>
+      </w:r>
       <w:r>
         <w:rPr>
           <w:lang w:val="zh_TW" w:bidi="zh_TW"/>
@@ -1223,108 +1055,72 @@
         </w:rPr>
         <w:t>在聖經的某些地方，人們會以骨頭來表達強烈的情感（</w:t>
       </w:r>
-      <w:hyperlink r:id="rId39">
-        <w:r>
-          <w:rPr>
-            <w:lang w:val="zh_TW" w:bidi="zh_TW"/>
-          </w:rPr>
-          <w:rPr>
-            <w:color w:val="0000EE"/>
-            <w:u w:val="single"/>
-          </w:rPr>
-          <w:t>伯2:5</w:t>
-        </w:r>
-      </w:hyperlink>
+      <w:r>
+        <w:rPr>
+          <w:lang w:val="zh_TW" w:bidi="zh_TW"/>
+        </w:rPr>
+        <w:t>伯2:5</w:t>
+      </w:r>
       <w:r>
         <w:rPr>
           <w:lang w:val="zh_TW" w:bidi="zh_TW"/>
         </w:rPr>
         <w:t>，</w:t>
       </w:r>
-      <w:hyperlink r:id="rId40">
-        <w:r>
-          <w:rPr>
-            <w:lang w:val="zh_TW" w:bidi="zh_TW"/>
-          </w:rPr>
-          <w:rPr>
-            <w:color w:val="0000EE"/>
-            <w:u w:val="single"/>
-          </w:rPr>
-          <w:t>19:20</w:t>
-        </w:r>
-      </w:hyperlink>
+      <w:r>
+        <w:rPr>
+          <w:lang w:val="zh_TW" w:bidi="zh_TW"/>
+        </w:rPr>
+        <w:t>19:20</w:t>
+      </w:r>
       <w:r>
         <w:rPr>
           <w:lang w:val="zh_TW" w:bidi="zh_TW"/>
         </w:rPr>
         <w:t>，</w:t>
       </w:r>
-      <w:hyperlink r:id="rId41">
-        <w:r>
-          <w:rPr>
-            <w:lang w:val="zh_TW" w:bidi="zh_TW"/>
-          </w:rPr>
-          <w:rPr>
-            <w:color w:val="0000EE"/>
-            <w:u w:val="single"/>
-          </w:rPr>
-          <w:t>30:30</w:t>
-        </w:r>
-      </w:hyperlink>
+      <w:r>
+        <w:rPr>
+          <w:lang w:val="zh_TW" w:bidi="zh_TW"/>
+        </w:rPr>
+        <w:t>30:30</w:t>
+      </w:r>
       <w:r>
         <w:rPr>
           <w:lang w:val="zh_TW" w:bidi="zh_TW"/>
         </w:rPr>
         <w:t>）。聖經也使用「骨肉」這個片語來表明人之間的親屬關係。當人說某人是自己的「骨肉」時的意思是他是家人，就像今日我們說「血肉之親」一樣（參</w:t>
       </w:r>
-      <w:hyperlink r:id="rId42">
-        <w:r>
-          <w:rPr>
-            <w:lang w:val="zh_TW" w:bidi="zh_TW"/>
-          </w:rPr>
-          <w:rPr>
-            <w:color w:val="0000EE"/>
-            <w:u w:val="single"/>
-          </w:rPr>
-          <w:t>創2:23</w:t>
-        </w:r>
-      </w:hyperlink>
+      <w:r>
+        <w:rPr>
+          <w:lang w:val="zh_TW" w:bidi="zh_TW"/>
+        </w:rPr>
+        <w:t>創2:23</w:t>
+      </w:r>
       <w:r>
         <w:rPr>
           <w:lang w:val="zh_TW" w:bidi="zh_TW"/>
         </w:rPr>
         <w:t>，</w:t>
       </w:r>
-      <w:hyperlink r:id="rId43">
-        <w:r>
-          <w:rPr>
-            <w:lang w:val="zh_TW" w:bidi="zh_TW"/>
-          </w:rPr>
-          <w:rPr>
-            <w:color w:val="0000EE"/>
-            <w:u w:val="single"/>
-          </w:rPr>
-          <w:t>29:14</w:t>
-        </w:r>
-      </w:hyperlink>
+      <w:r>
+        <w:rPr>
+          <w:lang w:val="zh_TW" w:bidi="zh_TW"/>
+        </w:rPr>
+        <w:t>29:14</w:t>
+      </w:r>
       <w:r>
         <w:rPr>
           <w:lang w:val="zh_TW" w:bidi="zh_TW"/>
         </w:rPr>
         <w:t>；</w:t>
       </w:r>
-      <w:hyperlink r:id="rId44">
-        <w:r>
-          <w:rPr>
-            <w:lang w:val="zh_TW" w:bidi="zh_TW"/>
-          </w:rPr>
-          <w:rPr>
-            <w:color w:val="0000EE"/>
-            <w:u w:val="single"/>
-          </w:rPr>
-          <w:t>士9:2</w:t>
-        </w:r>
-      </w:hyperlink>
+      <w:r>
+        <w:rPr>
+          <w:lang w:val="zh_TW" w:bidi="zh_TW"/>
+        </w:rPr>
+        <w:t>士9:2</w:t>
+      </w:r>
       <w:r>
         <w:rPr>
           <w:lang w:val="zh_TW" w:bidi="zh_TW"/>
